--- a/docx/09-ospf/09-ospf.docx
+++ b/docx/09-ospf/09-ospf.docx
@@ -28,7 +28,7 @@
         </w:p>
       </w:sdtContent>
     </w:sdt>
-    <w:bookmarkStart w:id="27" w:name="enrutamiento-dinámico-con-ospf"/>
+    <w:bookmarkStart w:id="38" w:name="enrutamiento-dinámico-con-ospf"/>
     <w:p>
       <w:pPr>
         <w:pStyle w:val="Heading1"/>
@@ -114,7 +114,7 @@
       <w:r>
         <w:t xml:space="preserve"> </w:t>
       </w:r>
-      <w:hyperlink r:id="rId9">
+      <w:hyperlink r:id="rId20">
         <w:r>
           <w:rPr>
             <w:rStyle w:val="Hyperlink"/>
@@ -157,7 +157,7 @@
         </w:pict>
       </w:r>
     </w:p>
-    <w:bookmarkStart w:id="10" w:name="objetivo-de-la-unidad"/>
+    <w:bookmarkStart w:id="21" w:name="objetivo-de-la-unidad"/>
     <w:p>
       <w:pPr>
         <w:pStyle w:val="Heading2"/>
@@ -328,8 +328,8 @@
         </w:pict>
       </w:r>
     </w:p>
-    <w:bookmarkEnd w:id="10"/>
-    <w:bookmarkStart w:id="20" w:name="mapa-de-la-unidad"/>
+    <w:bookmarkEnd w:id="21"/>
+    <w:bookmarkStart w:id="31" w:name="mapa-de-la-unidad"/>
     <w:p>
       <w:pPr>
         <w:pStyle w:val="Heading2"/>
@@ -342,6 +342,7 @@
       <w:tblPr>
         <w:tblStyle w:val="Table"/>
         <w:tblW w:type="pct" w:w="5000"/>
+        <w:jc w:val="left"/>
         <w:tblLayout w:type="fixed"/>
         <w:tblLook w:firstRow="1" w:lastRow="0" w:firstColumn="0" w:lastColumn="0" w:noHBand="0" w:noVBand="0" w:val="0020"/>
       </w:tblPr>
@@ -359,6 +360,7 @@
           <w:p>
             <w:pPr>
               <w:pStyle w:val="Compact"/>
+              <w:jc w:val="left"/>
             </w:pPr>
             <w:r>
               <w:t xml:space="preserve">Punto</w:t>
@@ -370,6 +372,7 @@
           <w:p>
             <w:pPr>
               <w:pStyle w:val="Compact"/>
+              <w:jc w:val="left"/>
             </w:pPr>
             <w:r>
               <w:t xml:space="preserve">Qué aprenderás</w:t>
@@ -381,6 +384,7 @@
           <w:p>
             <w:pPr>
               <w:pStyle w:val="Compact"/>
+              <w:jc w:val="left"/>
             </w:pPr>
             <w:r>
               <w:t xml:space="preserve">Nivel</w:t>
@@ -394,8 +398,9 @@
           <w:p>
             <w:pPr>
               <w:pStyle w:val="Compact"/>
-            </w:pPr>
-            <w:hyperlink r:id="rId11">
+              <w:jc w:val="left"/>
+            </w:pPr>
+            <w:hyperlink r:id="rId22">
               <w:r>
                 <w:rPr>
                   <w:rStyle w:val="Hyperlink"/>
@@ -410,6 +415,7 @@
           <w:p>
             <w:pPr>
               <w:pStyle w:val="Compact"/>
+              <w:jc w:val="left"/>
             </w:pPr>
             <w:r>
               <w:t xml:space="preserve">Por qué existe el routing dinámico</w:t>
@@ -421,6 +427,7 @@
           <w:p>
             <w:pPr>
               <w:pStyle w:val="Compact"/>
+              <w:jc w:val="left"/>
             </w:pPr>
             <w:r>
               <w:t xml:space="preserve">Todos</w:t>
@@ -434,8 +441,9 @@
           <w:p>
             <w:pPr>
               <w:pStyle w:val="Compact"/>
-            </w:pPr>
-            <w:hyperlink r:id="rId12">
+              <w:jc w:val="left"/>
+            </w:pPr>
+            <w:hyperlink r:id="rId23">
               <w:r>
                 <w:rPr>
                   <w:rStyle w:val="Hyperlink"/>
@@ -450,6 +458,7 @@
           <w:p>
             <w:pPr>
               <w:pStyle w:val="Compact"/>
+              <w:jc w:val="left"/>
             </w:pPr>
             <w:r>
               <w:t xml:space="preserve">La familia de protocolos y sus clases</w:t>
@@ -461,6 +470,7 @@
           <w:p>
             <w:pPr>
               <w:pStyle w:val="Compact"/>
+              <w:jc w:val="left"/>
             </w:pPr>
             <w:r>
               <w:t xml:space="preserve">Todos</w:t>
@@ -474,8 +484,9 @@
           <w:p>
             <w:pPr>
               <w:pStyle w:val="Compact"/>
-            </w:pPr>
-            <w:hyperlink r:id="rId13">
+              <w:jc w:val="left"/>
+            </w:pPr>
+            <w:hyperlink r:id="rId24">
               <w:r>
                 <w:rPr>
                   <w:rStyle w:val="Hyperlink"/>
@@ -490,6 +501,7 @@
           <w:p>
             <w:pPr>
               <w:pStyle w:val="Compact"/>
+              <w:jc w:val="left"/>
             </w:pPr>
             <w:r>
               <w:t xml:space="preserve">Vecinos, LSDB, SPF: el motor</w:t>
@@ -501,6 +513,7 @@
           <w:p>
             <w:pPr>
               <w:pStyle w:val="Compact"/>
+              <w:jc w:val="left"/>
             </w:pPr>
             <w:r>
               <w:t xml:space="preserve">Clave</w:t>
@@ -514,8 +527,9 @@
           <w:p>
             <w:pPr>
               <w:pStyle w:val="Compact"/>
-            </w:pPr>
-            <w:hyperlink r:id="rId14">
+              <w:jc w:val="left"/>
+            </w:pPr>
+            <w:hyperlink r:id="rId25">
               <w:r>
                 <w:rPr>
                   <w:rStyle w:val="Hyperlink"/>
@@ -530,6 +544,7 @@
           <w:p>
             <w:pPr>
               <w:pStyle w:val="Compact"/>
+              <w:jc w:val="left"/>
             </w:pPr>
             <w:r>
               <w:t xml:space="preserve">Backbone, ABR, ASBR y escalado</w:t>
@@ -541,6 +556,7 @@
           <w:p>
             <w:pPr>
               <w:pStyle w:val="Compact"/>
+              <w:jc w:val="left"/>
             </w:pPr>
             <w:r>
               <w:t xml:space="preserve">Todos</w:t>
@@ -554,8 +570,9 @@
           <w:p>
             <w:pPr>
               <w:pStyle w:val="Compact"/>
-            </w:pPr>
-            <w:hyperlink r:id="rId15">
+              <w:jc w:val="left"/>
+            </w:pPr>
+            <w:hyperlink r:id="rId26">
               <w:r>
                 <w:rPr>
                   <w:rStyle w:val="Hyperlink"/>
@@ -570,6 +587,7 @@
           <w:p>
             <w:pPr>
               <w:pStyle w:val="Compact"/>
+              <w:jc w:val="left"/>
             </w:pPr>
             <w:r>
               <w:t xml:space="preserve">La elección en redes multiacceso</w:t>
@@ -581,6 +599,7 @@
           <w:p>
             <w:pPr>
               <w:pStyle w:val="Compact"/>
+              <w:jc w:val="left"/>
             </w:pPr>
             <w:r>
               <w:t xml:space="preserve">Todos</w:t>
@@ -594,8 +613,9 @@
           <w:p>
             <w:pPr>
               <w:pStyle w:val="Compact"/>
-            </w:pPr>
-            <w:hyperlink r:id="rId16">
+              <w:jc w:val="left"/>
+            </w:pPr>
+            <w:hyperlink r:id="rId27">
               <w:r>
                 <w:rPr>
                   <w:rStyle w:val="Hyperlink"/>
@@ -610,6 +630,7 @@
           <w:p>
             <w:pPr>
               <w:pStyle w:val="Compact"/>
+              <w:jc w:val="left"/>
             </w:pPr>
             <w:r>
               <w:t xml:space="preserve">Cómo se eligen los caminos</w:t>
@@ -621,6 +642,7 @@
           <w:p>
             <w:pPr>
               <w:pStyle w:val="Compact"/>
+              <w:jc w:val="left"/>
             </w:pPr>
             <w:r>
               <w:t xml:space="preserve">Clave</w:t>
@@ -634,8 +656,9 @@
           <w:p>
             <w:pPr>
               <w:pStyle w:val="Compact"/>
-            </w:pPr>
-            <w:hyperlink r:id="rId17">
+              <w:jc w:val="left"/>
+            </w:pPr>
+            <w:hyperlink r:id="rId28">
               <w:r>
                 <w:rPr>
                   <w:rStyle w:val="Hyperlink"/>
@@ -650,6 +673,7 @@
           <w:p>
             <w:pPr>
               <w:pStyle w:val="Compact"/>
+              <w:jc w:val="left"/>
             </w:pPr>
             <w:r>
               <w:rPr>
@@ -679,6 +703,7 @@
           <w:p>
             <w:pPr>
               <w:pStyle w:val="Compact"/>
+              <w:jc w:val="left"/>
             </w:pPr>
             <w:r>
               <w:t xml:space="preserve">Práctico</w:t>
@@ -692,8 +717,9 @@
           <w:p>
             <w:pPr>
               <w:pStyle w:val="Compact"/>
-            </w:pPr>
-            <w:hyperlink r:id="rId18">
+              <w:jc w:val="left"/>
+            </w:pPr>
+            <w:hyperlink r:id="rId29">
               <w:r>
                 <w:rPr>
                   <w:rStyle w:val="Hyperlink"/>
@@ -708,6 +734,7 @@
           <w:p>
             <w:pPr>
               <w:pStyle w:val="Compact"/>
+              <w:jc w:val="left"/>
             </w:pPr>
             <w:r>
               <w:t xml:space="preserve">default-information originate y show</w:t>
@@ -719,6 +746,7 @@
           <w:p>
             <w:pPr>
               <w:pStyle w:val="Compact"/>
+              <w:jc w:val="left"/>
             </w:pPr>
             <w:r>
               <w:t xml:space="preserve">Avanzado</w:t>
@@ -732,8 +760,9 @@
           <w:p>
             <w:pPr>
               <w:pStyle w:val="Compact"/>
-            </w:pPr>
-            <w:hyperlink r:id="rId19">
+              <w:jc w:val="left"/>
+            </w:pPr>
+            <w:hyperlink r:id="rId30">
               <w:r>
                 <w:rPr>
                   <w:rStyle w:val="Hyperlink"/>
@@ -748,6 +777,7 @@
           <w:p>
             <w:pPr>
               <w:pStyle w:val="Compact"/>
+              <w:jc w:val="left"/>
             </w:pPr>
             <w:r>
               <w:t xml:space="preserve">Sé el Router OSPF, Fireside, Laboratorio, Crucigrama…</w:t>
@@ -759,6 +789,7 @@
           <w:p>
             <w:pPr>
               <w:pStyle w:val="Compact"/>
+              <w:jc w:val="left"/>
             </w:pPr>
             <w:r>
               <w:t xml:space="preserve">Todos</w:t>
@@ -798,8 +829,8 @@
         </w:pict>
       </w:r>
     </w:p>
-    <w:bookmarkEnd w:id="20"/>
-    <w:bookmarkStart w:id="21" w:name="boletines-de-la-unidad"/>
+    <w:bookmarkEnd w:id="31"/>
+    <w:bookmarkStart w:id="32" w:name="boletines-de-la-unidad"/>
     <w:p>
       <w:pPr>
         <w:pStyle w:val="Heading2"/>
@@ -849,8 +880,8 @@
         </w:pict>
       </w:r>
     </w:p>
-    <w:bookmarkEnd w:id="21"/>
-    <w:bookmarkStart w:id="22" w:name="criterios-de-evaluación-cubiertos-ra6"/>
+    <w:bookmarkEnd w:id="32"/>
+    <w:bookmarkStart w:id="33" w:name="criterios-de-evaluación-cubiertos-ra6"/>
     <w:p>
       <w:pPr>
         <w:pStyle w:val="Heading2"/>
@@ -875,6 +906,7 @@
       <w:tblPr>
         <w:tblStyle w:val="Table"/>
         <w:tblW w:type="pct" w:w="5000"/>
+        <w:jc w:val="left"/>
         <w:tblLayout w:type="fixed"/>
         <w:tblLook w:firstRow="1" w:lastRow="0" w:firstColumn="0" w:lastColumn="0" w:noHBand="0" w:noVBand="0" w:val="0020"/>
       </w:tblPr>
@@ -892,6 +924,7 @@
           <w:p>
             <w:pPr>
               <w:pStyle w:val="Compact"/>
+              <w:jc w:val="left"/>
             </w:pPr>
             <w:r>
               <w:t xml:space="preserve">CE</w:t>
@@ -903,6 +936,7 @@
           <w:p>
             <w:pPr>
               <w:pStyle w:val="Compact"/>
+              <w:jc w:val="left"/>
             </w:pPr>
             <w:r>
               <w:t xml:space="preserve">Criterio</w:t>
@@ -914,6 +948,7 @@
           <w:p>
             <w:pPr>
               <w:pStyle w:val="Compact"/>
+              <w:jc w:val="left"/>
             </w:pPr>
             <w:r>
               <w:t xml:space="preserve">Dónde se cubre</w:t>
@@ -927,6 +962,7 @@
           <w:p>
             <w:pPr>
               <w:pStyle w:val="Compact"/>
+              <w:jc w:val="left"/>
             </w:pPr>
             <w:r>
               <w:t xml:space="preserve">g)</w:t>
@@ -938,6 +974,7 @@
           <w:p>
             <w:pPr>
               <w:pStyle w:val="Compact"/>
+              <w:jc w:val="left"/>
             </w:pPr>
             <w:r>
               <w:t xml:space="preserve">Se ha habilitado y configurado OSPF en un «router»</w:t>
@@ -949,6 +986,7 @@
           <w:p>
             <w:pPr>
               <w:pStyle w:val="Compact"/>
+              <w:jc w:val="left"/>
             </w:pPr>
             <w:r>
               <w:t xml:space="preserve">✅ Puntos 6-7 + ⚡ Laboratorio (punto 9)</w:t>
@@ -962,6 +1000,7 @@
           <w:p>
             <w:pPr>
               <w:pStyle w:val="Compact"/>
+              <w:jc w:val="left"/>
             </w:pPr>
             <w:r>
               <w:t xml:space="preserve">h)</w:t>
@@ -973,6 +1012,7 @@
           <w:p>
             <w:pPr>
               <w:pStyle w:val="Compact"/>
+              <w:jc w:val="left"/>
             </w:pPr>
             <w:r>
               <w:t xml:space="preserve">Se ha establecido y propagado una ruta por defecto usando OSPF</w:t>
@@ -984,6 +1024,7 @@
           <w:p>
             <w:pPr>
               <w:pStyle w:val="Compact"/>
+              <w:jc w:val="left"/>
             </w:pPr>
             <w:r>
               <w:t xml:space="preserve">✅ Punto 8 + ⚡ Laboratorio (punto 9)</w:t>
@@ -1023,8 +1064,8 @@
         </w:pict>
       </w:r>
     </w:p>
-    <w:bookmarkEnd w:id="22"/>
-    <w:bookmarkStart w:id="26" w:name="por-dónde-empiezo"/>
+    <w:bookmarkEnd w:id="33"/>
+    <w:bookmarkStart w:id="37" w:name="por-dónde-empiezo"/>
     <w:p>
       <w:pPr>
         <w:pStyle w:val="Heading2"/>
@@ -1059,7 +1100,7 @@
       <w:r>
         <w:t xml:space="preserve"> </w:t>
       </w:r>
-      <w:hyperlink r:id="rId23">
+      <w:hyperlink r:id="rId34">
         <w:r>
           <w:rPr>
             <w:rStyle w:val="Hyperlink"/>
@@ -1076,7 +1117,7 @@
       <w:r>
         <w:t xml:space="preserve"> </w:t>
       </w:r>
-      <w:hyperlink r:id="rId24">
+      <w:hyperlink r:id="rId35">
         <w:r>
           <w:rPr>
             <w:rStyle w:val="Hyperlink"/>
@@ -1102,7 +1143,7 @@
       <w:r>
         <w:t xml:space="preserve"> </w:t>
       </w:r>
-      <w:hyperlink r:id="rId17">
+      <w:hyperlink r:id="rId28">
         <w:r>
           <w:rPr>
             <w:rStyle w:val="Hyperlink"/>
@@ -1119,7 +1160,7 @@
       <w:r>
         <w:t xml:space="preserve"> </w:t>
       </w:r>
-      <w:hyperlink r:id="rId18">
+      <w:hyperlink r:id="rId29">
         <w:r>
           <w:rPr>
             <w:rStyle w:val="Hyperlink"/>
@@ -1145,7 +1186,7 @@
       <w:r>
         <w:t xml:space="preserve"> </w:t>
       </w:r>
-      <w:hyperlink r:id="rId11">
+      <w:hyperlink r:id="rId22">
         <w:r>
           <w:rPr>
             <w:rStyle w:val="Hyperlink"/>
@@ -1170,7 +1211,7 @@
         </w:rPr>
         <w:t xml:space="preserve"> </w:t>
       </w:r>
-      <w:hyperlink r:id="rId25">
+      <w:hyperlink r:id="rId36">
         <w:r>
           <w:rPr>
             <w:rStyle w:val="Hyperlink"/>
@@ -1188,9 +1229,9 @@
         <w:t xml:space="preserve">.</w:t>
       </w:r>
     </w:p>
-    <w:bookmarkEnd w:id="26"/>
-    <w:bookmarkEnd w:id="27"/>
-    <w:bookmarkStart w:id="37" w:name="de-estático-a-dinámico"/>
+    <w:bookmarkEnd w:id="37"/>
+    <w:bookmarkEnd w:id="38"/>
+    <w:bookmarkStart w:id="48" w:name="de-estático-a-dinámico"/>
     <w:p>
       <w:pPr>
         <w:pStyle w:val="Heading1"/>
@@ -1254,7 +1295,7 @@
         </w:pict>
       </w:r>
     </w:p>
-    <w:bookmarkStart w:id="28" w:name="la-idea-en-una-frase"/>
+    <w:bookmarkStart w:id="39" w:name="la-idea-en-una-frase"/>
     <w:p>
       <w:pPr>
         <w:pStyle w:val="Heading2"/>
@@ -1313,7 +1354,7 @@
       <w:r>
         <w:t xml:space="preserve"> </w:t>
       </w:r>
-      <w:hyperlink r:id="rId9">
+      <w:hyperlink r:id="rId20">
         <w:r>
           <w:rPr>
             <w:rStyle w:val="Hyperlink"/>
@@ -1350,8 +1391,8 @@
         </w:pict>
       </w:r>
     </w:p>
-    <w:bookmarkEnd w:id="28"/>
-    <w:bookmarkStart w:id="29" w:name="estático-vs-dinámico-el-duelo"/>
+    <w:bookmarkEnd w:id="39"/>
+    <w:bookmarkStart w:id="40" w:name="estático-vs-dinámico-el-duelo"/>
     <w:p>
       <w:pPr>
         <w:pStyle w:val="Heading2"/>
@@ -1364,6 +1405,7 @@
       <w:tblPr>
         <w:tblStyle w:val="Table"/>
         <w:tblW w:type="pct" w:w="5000"/>
+        <w:jc w:val="left"/>
         <w:tblLayout w:type="fixed"/>
         <w:tblLook w:firstRow="1" w:lastRow="0" w:firstColumn="0" w:lastColumn="0" w:noHBand="0" w:noVBand="0" w:val="0020"/>
       </w:tblPr>
@@ -1381,6 +1423,7 @@
           <w:p>
             <w:pPr>
               <w:pStyle w:val="Compact"/>
+              <w:jc w:val="left"/>
             </w:pPr>
             <w:r>
               <w:t xml:space="preserve">Aspecto</w:t>
@@ -1392,6 +1435,7 @@
           <w:p>
             <w:pPr>
               <w:pStyle w:val="Compact"/>
+              <w:jc w:val="left"/>
             </w:pPr>
             <w:r>
               <w:t xml:space="preserve">Estático</w:t>
@@ -1403,6 +1447,7 @@
           <w:p>
             <w:pPr>
               <w:pStyle w:val="Compact"/>
+              <w:jc w:val="left"/>
             </w:pPr>
             <w:r>
               <w:t xml:space="preserve">Dinámico</w:t>
@@ -1416,6 +1461,7 @@
           <w:p>
             <w:pPr>
               <w:pStyle w:val="Compact"/>
+              <w:jc w:val="left"/>
             </w:pPr>
             <w:r>
               <w:t xml:space="preserve">Quién escribe la ruta</w:t>
@@ -1427,6 +1473,7 @@
           <w:p>
             <w:pPr>
               <w:pStyle w:val="Compact"/>
+              <w:jc w:val="left"/>
             </w:pPr>
             <w:r>
               <w:t xml:space="preserve">El administrador, a mano</w:t>
@@ -1438,6 +1485,7 @@
           <w:p>
             <w:pPr>
               <w:pStyle w:val="Compact"/>
+              <w:jc w:val="left"/>
             </w:pPr>
             <w:r>
               <w:t xml:space="preserve">El propio router, por sí solo</w:t>
@@ -1451,6 +1499,7 @@
           <w:p>
             <w:pPr>
               <w:pStyle w:val="Compact"/>
+              <w:jc w:val="left"/>
             </w:pPr>
             <w:r>
               <w:t xml:space="preserve">Conocimiento de la red</w:t>
@@ -1462,6 +1511,7 @@
           <w:p>
             <w:pPr>
               <w:pStyle w:val="Compact"/>
+              <w:jc w:val="left"/>
             </w:pPr>
             <w:r>
               <w:t xml:space="preserve">Solo lo que tú declares</w:t>
@@ -1473,6 +1523,7 @@
           <w:p>
             <w:pPr>
               <w:pStyle w:val="Compact"/>
+              <w:jc w:val="left"/>
             </w:pPr>
             <w:r>
               <w:t xml:space="preserve">La topología completa</w:t>
@@ -1486,6 +1537,7 @@
           <w:p>
             <w:pPr>
               <w:pStyle w:val="Compact"/>
+              <w:jc w:val="left"/>
             </w:pPr>
             <w:r>
               <w:t xml:space="preserve">Reacción a caídas</w:t>
@@ -1497,6 +1549,7 @@
           <w:p>
             <w:pPr>
               <w:pStyle w:val="Compact"/>
+              <w:jc w:val="left"/>
             </w:pPr>
             <w:r>
               <w:t xml:space="preserve">Ninguna (hasta que intervienes)</w:t>
@@ -1508,6 +1561,7 @@
           <w:p>
             <w:pPr>
               <w:pStyle w:val="Compact"/>
+              <w:jc w:val="left"/>
             </w:pPr>
             <w:r>
               <w:t xml:space="preserve">Automática y en segundos</w:t>
@@ -1521,6 +1575,7 @@
           <w:p>
             <w:pPr>
               <w:pStyle w:val="Compact"/>
+              <w:jc w:val="left"/>
             </w:pPr>
             <w:r>
               <w:t xml:space="preserve">Escalabilidad</w:t>
@@ -1532,6 +1587,7 @@
           <w:p>
             <w:pPr>
               <w:pStyle w:val="Compact"/>
+              <w:jc w:val="left"/>
             </w:pPr>
             <w:r>
               <w:t xml:space="preserve">Redes pequeñas (2-5 routers)</w:t>
@@ -1543,6 +1599,7 @@
           <w:p>
             <w:pPr>
               <w:pStyle w:val="Compact"/>
+              <w:jc w:val="left"/>
             </w:pPr>
             <w:r>
               <w:t xml:space="preserve">Redes grandes (decenas o miles)</w:t>
@@ -1556,6 +1613,7 @@
           <w:p>
             <w:pPr>
               <w:pStyle w:val="Compact"/>
+              <w:jc w:val="left"/>
             </w:pPr>
             <w:r>
               <w:t xml:space="preserve">Seguridad</w:t>
@@ -1567,6 +1625,7 @@
           <w:p>
             <w:pPr>
               <w:pStyle w:val="Compact"/>
+              <w:jc w:val="left"/>
             </w:pPr>
             <w:r>
               <w:t xml:space="preserve">Muy predecible (tú mandas)</w:t>
@@ -1578,6 +1637,7 @@
           <w:p>
             <w:pPr>
               <w:pStyle w:val="Compact"/>
+              <w:jc w:val="left"/>
             </w:pPr>
             <w:r>
               <w:t xml:space="preserve">Menos predecible (el protocolo decide)</w:t>
@@ -1591,6 +1651,7 @@
           <w:p>
             <w:pPr>
               <w:pStyle w:val="Compact"/>
+              <w:jc w:val="left"/>
             </w:pPr>
             <w:r>
               <w:t xml:space="preserve">Consumo de recursos</w:t>
@@ -1602,6 +1663,7 @@
           <w:p>
             <w:pPr>
               <w:pStyle w:val="Compact"/>
+              <w:jc w:val="left"/>
             </w:pPr>
             <w:r>
               <w:t xml:space="preserve">Cero</w:t>
@@ -1613,6 +1675,7 @@
           <w:p>
             <w:pPr>
               <w:pStyle w:val="Compact"/>
+              <w:jc w:val="left"/>
             </w:pPr>
             <w:r>
               <w:t xml:space="preserve">CPU, memoria y ancho de banda (poco)</w:t>
@@ -1626,6 +1689,7 @@
           <w:p>
             <w:pPr>
               <w:pStyle w:val="Compact"/>
+              <w:jc w:val="left"/>
             </w:pPr>
             <w:r>
               <w:t xml:space="preserve">Error humano</w:t>
@@ -1637,6 +1701,7 @@
           <w:p>
             <w:pPr>
               <w:pStyle w:val="Compact"/>
+              <w:jc w:val="left"/>
             </w:pPr>
             <w:r>
               <w:t xml:space="preserve">Alto (rutas mal escritas)</w:t>
@@ -1648,6 +1713,7 @@
           <w:p>
             <w:pPr>
               <w:pStyle w:val="Compact"/>
+              <w:jc w:val="left"/>
             </w:pPr>
             <w:r>
               <w:t xml:space="preserve">Bajo (la red se autoaprende)</w:t>
@@ -1677,7 +1743,13 @@
         <w:t xml:space="preserve"> </w:t>
       </w:r>
       <w:r>
-        <w:t xml:space="preserve">“recalcular”</w:t>
+        <w:t xml:space="preserve">“</w:t>
+      </w:r>
+      <w:r>
+        <w:t xml:space="preserve">recalcular</w:t>
+      </w:r>
+      <w:r>
+        <w:t xml:space="preserve">”</w:t>
       </w:r>
       <w:r>
         <w:t xml:space="preserve">: detecta el atasco y te reencamina al momento. Precisamente esa</w:t>
@@ -1686,7 +1758,13 @@
         <w:t xml:space="preserve"> </w:t>
       </w:r>
       <w:r>
-        <w:t xml:space="preserve">“recalculación”</w:t>
+        <w:t xml:space="preserve">“</w:t>
+      </w:r>
+      <w:r>
+        <w:t xml:space="preserve">recalculación</w:t>
+      </w:r>
+      <w:r>
+        <w:t xml:space="preserve">”</w:t>
       </w:r>
       <w:r>
         <w:t xml:space="preserve"> </w:t>
@@ -1710,7 +1788,7 @@
       <w:r>
         <w:t xml:space="preserve"> </w:t>
       </w:r>
-      <w:hyperlink r:id="rId12">
+      <w:hyperlink r:id="rId23">
         <w:r>
           <w:rPr>
             <w:rStyle w:val="Hyperlink"/>
@@ -1729,8 +1807,8 @@
         </w:pict>
       </w:r>
     </w:p>
-    <w:bookmarkEnd w:id="29"/>
-    <w:bookmarkStart w:id="30" w:name="tres-ventajas-del-routing-dinámico"/>
+    <w:bookmarkEnd w:id="40"/>
+    <w:bookmarkStart w:id="41" w:name="tres-ventajas-del-routing-dinámico"/>
     <w:p>
       <w:pPr>
         <w:pStyle w:val="Heading2"/>
@@ -1844,7 +1922,13 @@
         <w:t xml:space="preserve"> </w:t>
       </w:r>
       <w:r>
-        <w:t xml:space="preserve">“ruta de emergencia”</w:t>
+        <w:t xml:space="preserve">“</w:t>
+      </w:r>
+      <w:r>
+        <w:t xml:space="preserve">ruta de emergencia</w:t>
+      </w:r>
+      <w:r>
+        <w:t xml:space="preserve">”</w:t>
       </w:r>
       <w:r>
         <w:t xml:space="preserve"> </w:t>
@@ -1869,8 +1953,8 @@
         </w:pict>
       </w:r>
     </w:p>
-    <w:bookmarkEnd w:id="30"/>
-    <w:bookmarkStart w:id="31" w:name="el-punto-de-inflexión-cuándo-cambias"/>
+    <w:bookmarkEnd w:id="41"/>
+    <w:bookmarkStart w:id="42" w:name="el-punto-de-inflexión-cuándo-cambias"/>
     <w:p>
       <w:pPr>
         <w:pStyle w:val="Heading2"/>
@@ -1941,6 +2025,7 @@
       <w:tblPr>
         <w:tblStyle w:val="Table"/>
         <w:tblW w:type="pct" w:w="5000"/>
+        <w:jc w:val="left"/>
         <w:tblLayout w:type="fixed"/>
         <w:tblLook w:firstRow="1" w:lastRow="0" w:firstColumn="0" w:lastColumn="0" w:noHBand="0" w:noVBand="0" w:val="0020"/>
       </w:tblPr>
@@ -1959,6 +2044,7 @@
           <w:p>
             <w:pPr>
               <w:pStyle w:val="Compact"/>
+              <w:jc w:val="left"/>
             </w:pPr>
             <w:r>
               <w:t xml:space="preserve">Red</w:t>
@@ -1970,6 +2056,7 @@
           <w:p>
             <w:pPr>
               <w:pStyle w:val="Compact"/>
+              <w:jc w:val="left"/>
             </w:pPr>
             <w:r>
               <w:t xml:space="preserve">Routers</w:t>
@@ -1981,6 +2068,7 @@
           <w:p>
             <w:pPr>
               <w:pStyle w:val="Compact"/>
+              <w:jc w:val="left"/>
             </w:pPr>
             <w:r>
               <w:t xml:space="preserve">Estático</w:t>
@@ -1992,6 +2080,7 @@
           <w:p>
             <w:pPr>
               <w:pStyle w:val="Compact"/>
+              <w:jc w:val="left"/>
             </w:pPr>
             <w:r>
               <w:t xml:space="preserve">Dinámico</w:t>
@@ -2005,6 +2094,7 @@
           <w:p>
             <w:pPr>
               <w:pStyle w:val="Compact"/>
+              <w:jc w:val="left"/>
             </w:pPr>
             <w:r>
               <w:t xml:space="preserve">Casa / oficina pequeña</w:t>
@@ -2016,6 +2106,7 @@
           <w:p>
             <w:pPr>
               <w:pStyle w:val="Compact"/>
+              <w:jc w:val="left"/>
             </w:pPr>
             <w:r>
               <w:t xml:space="preserve">1-2</w:t>
@@ -2027,6 +2118,7 @@
           <w:p>
             <w:pPr>
               <w:pStyle w:val="Compact"/>
+              <w:jc w:val="left"/>
             </w:pPr>
             <w:r>
               <w:t xml:space="preserve">✔ Ideal (cero líneas de sobra)</w:t>
@@ -2038,6 +2130,7 @@
           <w:p>
             <w:pPr>
               <w:pStyle w:val="Compact"/>
+              <w:jc w:val="left"/>
             </w:pPr>
             <w:r>
               <w:t xml:space="preserve">Innecesario</w:t>
@@ -2051,6 +2144,7 @@
           <w:p>
             <w:pPr>
               <w:pStyle w:val="Compact"/>
+              <w:jc w:val="left"/>
             </w:pPr>
             <w:r>
               <w:t xml:space="preserve">Instituto / PYME</w:t>
@@ -2062,6 +2156,7 @@
           <w:p>
             <w:pPr>
               <w:pStyle w:val="Compact"/>
+              <w:jc w:val="left"/>
             </w:pPr>
             <w:r>
               <w:t xml:space="preserve">3-10</w:t>
@@ -2073,6 +2168,7 @@
           <w:p>
             <w:pPr>
               <w:pStyle w:val="Compact"/>
+              <w:jc w:val="left"/>
             </w:pPr>
             <w:r>
               <w:t xml:space="preserve">Sufrible, pero cada cambio es faena</w:t>
@@ -2084,6 +2180,7 @@
           <w:p>
             <w:pPr>
               <w:pStyle w:val="Compact"/>
+              <w:jc w:val="left"/>
             </w:pPr>
             <w:r>
               <w:t xml:space="preserve">✔ Empieza a merecer la pena</w:t>
@@ -2097,6 +2194,7 @@
           <w:p>
             <w:pPr>
               <w:pStyle w:val="Compact"/>
+              <w:jc w:val="left"/>
             </w:pPr>
             <w:r>
               <w:t xml:space="preserve">Empresa media</w:t>
@@ -2108,6 +2206,7 @@
           <w:p>
             <w:pPr>
               <w:pStyle w:val="Compact"/>
+              <w:jc w:val="left"/>
             </w:pPr>
             <w:r>
               <w:t xml:space="preserve">10-50</w:t>
@@ -2119,6 +2218,7 @@
           <w:p>
             <w:pPr>
               <w:pStyle w:val="Compact"/>
+              <w:jc w:val="left"/>
             </w:pPr>
             <w:r>
               <w:t xml:space="preserve">❌ Imposible de mantener</w:t>
@@ -2130,6 +2230,7 @@
           <w:p>
             <w:pPr>
               <w:pStyle w:val="Compact"/>
+              <w:jc w:val="left"/>
             </w:pPr>
             <w:r>
               <w:t xml:space="preserve">✔ Imprescindible</w:t>
@@ -2143,6 +2244,7 @@
           <w:p>
             <w:pPr>
               <w:pStyle w:val="Compact"/>
+              <w:jc w:val="left"/>
             </w:pPr>
             <w:r>
               <w:t xml:space="preserve">Operador / ISP</w:t>
@@ -2154,6 +2256,7 @@
           <w:p>
             <w:pPr>
               <w:pStyle w:val="Compact"/>
+              <w:jc w:val="left"/>
             </w:pPr>
             <w:r>
               <w:t xml:space="preserve">cientos</w:t>
@@ -2165,6 +2268,7 @@
           <w:p>
             <w:pPr>
               <w:pStyle w:val="Compact"/>
+              <w:jc w:val="left"/>
             </w:pPr>
             <w:r>
               <w:t xml:space="preserve">❌ Inviable</w:t>
@@ -2176,6 +2280,7 @@
           <w:p>
             <w:pPr>
               <w:pStyle w:val="Compact"/>
+              <w:jc w:val="left"/>
             </w:pPr>
             <w:r>
               <w:t xml:space="preserve">✔ OSPF + BGP</w:t>
@@ -2207,7 +2312,21 @@
           <w:b/>
           <w:bCs/>
         </w:rPr>
-        <w:t xml:space="preserve">“salto”</w:t>
+        <w:t xml:space="preserve">“</w:t>
+      </w:r>
+      <w:r>
+        <w:rPr>
+          <w:b/>
+          <w:bCs/>
+        </w:rPr>
+        <w:t xml:space="preserve">salto</w:t>
+      </w:r>
+      <w:r>
+        <w:rPr>
+          <w:b/>
+          <w:bCs/>
+        </w:rPr>
+        <w:t xml:space="preserve">”</w:t>
       </w:r>
       <w:r>
         <w:rPr>
@@ -2237,8 +2356,8 @@
         </w:pict>
       </w:r>
     </w:p>
-    <w:bookmarkEnd w:id="31"/>
-    <w:bookmarkStart w:id="32" w:name="el-estático-también-tiene-trucos"/>
+    <w:bookmarkEnd w:id="42"/>
+    <w:bookmarkStart w:id="43" w:name="el-estático-también-tiene-trucos"/>
     <w:p>
       <w:pPr>
         <w:pStyle w:val="Heading2"/>
@@ -2368,7 +2487,7 @@
       <w:r>
         <w:t xml:space="preserve"> </w:t>
       </w:r>
-      <w:hyperlink r:id="rId18">
+      <w:hyperlink r:id="rId29">
         <w:r>
           <w:rPr>
             <w:rStyle w:val="Hyperlink"/>
@@ -2423,8 +2542,8 @@
         </w:pict>
       </w:r>
     </w:p>
-    <w:bookmarkEnd w:id="32"/>
-    <w:bookmarkStart w:id="33" w:name="mini-chequeo"/>
+    <w:bookmarkEnd w:id="43"/>
+    <w:bookmarkStart w:id="44" w:name="mini-chequeo"/>
     <w:p>
       <w:pPr>
         <w:pStyle w:val="Heading2"/>
@@ -2476,7 +2595,13 @@
         <w:t xml:space="preserve"> </w:t>
       </w:r>
       <w:r>
-        <w:t xml:space="preserve">“converja”</w:t>
+        <w:t xml:space="preserve">“</w:t>
+      </w:r>
+      <w:r>
+        <w:t xml:space="preserve">converja</w:t>
+      </w:r>
+      <w:r>
+        <w:t xml:space="preserve">”</w:t>
       </w:r>
       <w:r>
         <w:t xml:space="preserve">?</w:t>
@@ -2613,8 +2738,8 @@
         </w:pict>
       </w:r>
     </w:p>
-    <w:bookmarkEnd w:id="33"/>
-    <w:bookmarkStart w:id="34" w:name="resumen-en-3-frases"/>
+    <w:bookmarkEnd w:id="44"/>
+    <w:bookmarkStart w:id="45" w:name="resumen-en-3-frases"/>
     <w:p>
       <w:pPr>
         <w:pStyle w:val="Heading2"/>
@@ -2678,7 +2803,13 @@
         <w:t xml:space="preserve"> </w:t>
       </w:r>
       <w:r>
-        <w:t xml:space="preserve">“se pone de acuerdo”</w:t>
+        <w:t xml:space="preserve">“</w:t>
+      </w:r>
+      <w:r>
+        <w:t xml:space="preserve">se pone de acuerdo</w:t>
+      </w:r>
+      <w:r>
+        <w:t xml:space="preserve">”</w:t>
       </w:r>
       <w:r>
         <w:t xml:space="preserve"> </w:t>
@@ -2687,8 +2818,8 @@
         <w:t xml:space="preserve">tras un cambio, y es la métrica que separa a los buenos protocolos de los malos.</w:t>
       </w:r>
     </w:p>
-    <w:bookmarkEnd w:id="34"/>
-    <w:bookmarkStart w:id="36" w:name="vocabulario-rápido"/>
+    <w:bookmarkEnd w:id="45"/>
+    <w:bookmarkStart w:id="47" w:name="vocabulario-rápido"/>
     <w:p>
       <w:pPr>
         <w:pStyle w:val="Heading2"/>
@@ -2701,6 +2832,7 @@
       <w:tblPr>
         <w:tblStyle w:val="Table"/>
         <w:tblW w:type="pct" w:w="5000"/>
+        <w:jc w:val="left"/>
         <w:tblLayout w:type="fixed"/>
         <w:tblLook w:firstRow="1" w:lastRow="0" w:firstColumn="0" w:lastColumn="0" w:noHBand="0" w:noVBand="0" w:val="0020"/>
       </w:tblPr>
@@ -2717,6 +2849,7 @@
           <w:p>
             <w:pPr>
               <w:pStyle w:val="Compact"/>
+              <w:jc w:val="left"/>
             </w:pPr>
             <w:r>
               <w:t xml:space="preserve">Término</w:t>
@@ -2728,6 +2861,7 @@
           <w:p>
             <w:pPr>
               <w:pStyle w:val="Compact"/>
+              <w:jc w:val="left"/>
             </w:pPr>
             <w:r>
               <w:t xml:space="preserve">Idea general</w:t>
@@ -2741,6 +2875,7 @@
           <w:p>
             <w:pPr>
               <w:pStyle w:val="Compact"/>
+              <w:jc w:val="left"/>
             </w:pPr>
             <w:r>
               <w:t xml:space="preserve">Ruta estática</w:t>
@@ -2752,6 +2887,7 @@
           <w:p>
             <w:pPr>
               <w:pStyle w:val="Compact"/>
+              <w:jc w:val="left"/>
             </w:pPr>
             <w:r>
               <w:t xml:space="preserve">Ruta escrita a mano con</w:t>
@@ -2774,6 +2910,7 @@
           <w:p>
             <w:pPr>
               <w:pStyle w:val="Compact"/>
+              <w:jc w:val="left"/>
             </w:pPr>
             <w:r>
               <w:t xml:space="preserve">Ruta dinámica</w:t>
@@ -2785,6 +2922,7 @@
           <w:p>
             <w:pPr>
               <w:pStyle w:val="Compact"/>
+              <w:jc w:val="left"/>
             </w:pPr>
             <w:r>
               <w:t xml:space="preserve">Ruta aprendida por un protocolo de routing</w:t>
@@ -2798,6 +2936,7 @@
           <w:p>
             <w:pPr>
               <w:pStyle w:val="Compact"/>
+              <w:jc w:val="left"/>
             </w:pPr>
             <w:r>
               <w:t xml:space="preserve">Convergencia</w:t>
@@ -2809,6 +2948,7 @@
           <w:p>
             <w:pPr>
               <w:pStyle w:val="Compact"/>
+              <w:jc w:val="left"/>
             </w:pPr>
             <w:r>
               <w:t xml:space="preserve">Estado estable tras un cambio en la red</w:t>
@@ -2822,6 +2962,7 @@
           <w:p>
             <w:pPr>
               <w:pStyle w:val="Compact"/>
+              <w:jc w:val="left"/>
             </w:pPr>
             <w:r>
               <w:t xml:space="preserve">Enlace stub</w:t>
@@ -2833,6 +2974,7 @@
           <w:p>
             <w:pPr>
               <w:pStyle w:val="Compact"/>
+              <w:jc w:val="left"/>
             </w:pPr>
             <w:r>
               <w:t xml:space="preserve">Enlace con una única salida (solo un camino posible)</w:t>
@@ -2846,6 +2988,7 @@
           <w:p>
             <w:pPr>
               <w:pStyle w:val="Compact"/>
+              <w:jc w:val="left"/>
             </w:pPr>
             <w:r>
               <w:t xml:space="preserve">Floating static</w:t>
@@ -2857,6 +3000,7 @@
           <w:p>
             <w:pPr>
               <w:pStyle w:val="Compact"/>
+              <w:jc w:val="left"/>
             </w:pPr>
             <w:r>
               <w:t xml:space="preserve">Ruta estática de respaldo, activa solo si falla la principal</w:t>
@@ -2882,7 +3026,7 @@
       <w:r>
         <w:t xml:space="preserve"> </w:t>
       </w:r>
-      <w:hyperlink r:id="rId35">
+      <w:hyperlink r:id="rId46">
         <w:r>
           <w:rPr>
             <w:rStyle w:val="Hyperlink"/>
@@ -2909,7 +3053,7 @@
       <w:r>
         <w:t xml:space="preserve"> </w:t>
       </w:r>
-      <w:hyperlink r:id="rId35">
+      <w:hyperlink r:id="rId46">
         <w:r>
           <w:rPr>
             <w:rStyle w:val="Hyperlink"/>
@@ -2936,7 +3080,7 @@
       <w:r>
         <w:t xml:space="preserve"> </w:t>
       </w:r>
-      <w:hyperlink r:id="rId12">
+      <w:hyperlink r:id="rId23">
         <w:r>
           <w:rPr>
             <w:rStyle w:val="Hyperlink"/>
@@ -2945,9 +3089,9 @@
         </w:r>
       </w:hyperlink>
     </w:p>
-    <w:bookmarkEnd w:id="36"/>
-    <w:bookmarkEnd w:id="37"/>
-    <w:bookmarkStart w:id="45" w:name="igp-vs-egp-y-rip-vs-ospf"/>
+    <w:bookmarkEnd w:id="47"/>
+    <w:bookmarkEnd w:id="48"/>
+    <w:bookmarkStart w:id="56" w:name="igp-vs-egp-y-rip-vs-ospf"/>
     <w:p>
       <w:pPr>
         <w:pStyle w:val="Heading1"/>
@@ -3011,7 +3155,7 @@
         </w:pict>
       </w:r>
     </w:p>
-    <w:bookmarkStart w:id="38" w:name="la-idea-en-una-frase-1"/>
+    <w:bookmarkStart w:id="49" w:name="la-idea-en-una-frase-1"/>
     <w:p>
       <w:pPr>
         <w:pStyle w:val="Heading2"/>
@@ -3120,8 +3264,8 @@
         </w:pict>
       </w:r>
     </w:p>
-    <w:bookmarkEnd w:id="38"/>
-    <w:bookmarkStart w:id="39" w:name="el-sistema-autónomo-as"/>
+    <w:bookmarkEnd w:id="49"/>
+    <w:bookmarkStart w:id="50" w:name="el-sistema-autónomo-as"/>
     <w:p>
       <w:pPr>
         <w:pStyle w:val="Heading2"/>
@@ -3332,7 +3476,13 @@
         <w:t xml:space="preserve"> </w:t>
       </w:r>
       <w:r>
-        <w:t xml:space="preserve">“los otros”</w:t>
+        <w:t xml:space="preserve">“</w:t>
+      </w:r>
+      <w:r>
+        <w:t xml:space="preserve">los otros</w:t>
+      </w:r>
+      <w:r>
+        <w:t xml:space="preserve">”</w:t>
       </w:r>
       <w:r>
         <w:t xml:space="preserve">. El único EGP relevante es</w:t>
@@ -3355,6 +3505,7 @@
       <w:tblPr>
         <w:tblStyle w:val="Table"/>
         <w:tblW w:type="pct" w:w="5000"/>
+        <w:jc w:val="left"/>
         <w:tblLayout w:type="fixed"/>
         <w:tblLook w:firstRow="1" w:lastRow="0" w:firstColumn="0" w:lastColumn="0" w:noHBand="0" w:noVBand="0" w:val="0020"/>
       </w:tblPr>
@@ -3372,6 +3523,7 @@
           <w:p>
             <w:pPr>
               <w:pStyle w:val="Compact"/>
+              <w:jc w:val="left"/>
             </w:pPr>
             <w:r>
               <w:t xml:space="preserve">Tipo</w:t>
@@ -3383,6 +3535,7 @@
           <w:p>
             <w:pPr>
               <w:pStyle w:val="Compact"/>
+              <w:jc w:val="left"/>
             </w:pPr>
             <w:r>
               <w:t xml:space="preserve">Ámbito</w:t>
@@ -3394,6 +3547,7 @@
           <w:p>
             <w:pPr>
               <w:pStyle w:val="Compact"/>
+              <w:jc w:val="left"/>
             </w:pPr>
             <w:r>
               <w:t xml:space="preserve">Ejemplos</w:t>
@@ -3407,6 +3561,7 @@
           <w:p>
             <w:pPr>
               <w:pStyle w:val="Compact"/>
+              <w:jc w:val="left"/>
             </w:pPr>
             <w:r>
               <w:rPr>
@@ -3428,6 +3583,7 @@
           <w:p>
             <w:pPr>
               <w:pStyle w:val="Compact"/>
+              <w:jc w:val="left"/>
             </w:pPr>
             <w:r>
               <w:t xml:space="preserve">Dentro de un AS</w:t>
@@ -3439,6 +3595,7 @@
           <w:p>
             <w:pPr>
               <w:pStyle w:val="Compact"/>
+              <w:jc w:val="left"/>
             </w:pPr>
             <w:r>
               <w:t xml:space="preserve">OSPF, RIP, EIGRP</w:t>
@@ -3452,6 +3609,7 @@
           <w:p>
             <w:pPr>
               <w:pStyle w:val="Compact"/>
+              <w:jc w:val="left"/>
             </w:pPr>
             <w:r>
               <w:rPr>
@@ -3473,6 +3631,7 @@
           <w:p>
             <w:pPr>
               <w:pStyle w:val="Compact"/>
+              <w:jc w:val="left"/>
             </w:pPr>
             <w:r>
               <w:t xml:space="preserve">Entre AS distintos</w:t>
@@ -3484,6 +3643,7 @@
           <w:p>
             <w:pPr>
               <w:pStyle w:val="Compact"/>
+              <w:jc w:val="left"/>
             </w:pPr>
             <w:r>
               <w:rPr>
@@ -3529,7 +3689,13 @@
         <w:t xml:space="preserve"> </w:t>
       </w:r>
       <w:r>
-        <w:t xml:space="preserve">“la ruta más corta y barata”</w:t>
+        <w:t xml:space="preserve">“</w:t>
+      </w:r>
+      <w:r>
+        <w:t xml:space="preserve">la ruta más corta y barata</w:t>
+      </w:r>
+      <w:r>
+        <w:t xml:space="preserve">”</w:t>
       </w:r>
       <w:r>
         <w:t xml:space="preserve"> </w:t>
@@ -3541,7 +3707,13 @@
         <w:t xml:space="preserve"> </w:t>
       </w:r>
       <w:r>
-        <w:t xml:space="preserve">“la política”</w:t>
+        <w:t xml:space="preserve">“</w:t>
+      </w:r>
+      <w:r>
+        <w:t xml:space="preserve">la política</w:t>
+      </w:r>
+      <w:r>
+        <w:t xml:space="preserve">”</w:t>
       </w:r>
       <w:r>
         <w:t xml:space="preserve"> </w:t>
@@ -3557,8 +3729,8 @@
         </w:pict>
       </w:r>
     </w:p>
-    <w:bookmarkEnd w:id="39"/>
-    <w:bookmarkStart w:id="40" w:name="rip-vs-ospf-vs-eigrp-la-comparativa"/>
+    <w:bookmarkEnd w:id="50"/>
+    <w:bookmarkStart w:id="51" w:name="rip-vs-ospf-vs-eigrp-la-comparativa"/>
     <w:p>
       <w:pPr>
         <w:pStyle w:val="Heading2"/>
@@ -3611,6 +3783,7 @@
       <w:tblPr>
         <w:tblStyle w:val="Table"/>
         <w:tblW w:type="pct" w:w="5000"/>
+        <w:jc w:val="left"/>
         <w:tblLayout w:type="fixed"/>
         <w:tblLook w:firstRow="1" w:lastRow="0" w:firstColumn="0" w:lastColumn="0" w:noHBand="0" w:noVBand="0" w:val="0020"/>
       </w:tblPr>
@@ -3629,6 +3802,7 @@
           <w:p>
             <w:pPr>
               <w:pStyle w:val="Compact"/>
+              <w:jc w:val="left"/>
             </w:pPr>
             <w:r>
               <w:t xml:space="preserve">Característica</w:t>
@@ -3640,6 +3814,7 @@
           <w:p>
             <w:pPr>
               <w:pStyle w:val="Compact"/>
+              <w:jc w:val="left"/>
             </w:pPr>
             <w:r>
               <w:t xml:space="preserve">RIP</w:t>
@@ -3651,6 +3826,7 @@
           <w:p>
             <w:pPr>
               <w:pStyle w:val="Compact"/>
+              <w:jc w:val="left"/>
             </w:pPr>
             <w:r>
               <w:t xml:space="preserve">OSPF</w:t>
@@ -3662,6 +3838,7 @@
           <w:p>
             <w:pPr>
               <w:pStyle w:val="Compact"/>
+              <w:jc w:val="left"/>
             </w:pPr>
             <w:r>
               <w:t xml:space="preserve">EIGRP (Cisco)</w:t>
@@ -3675,6 +3852,7 @@
           <w:p>
             <w:pPr>
               <w:pStyle w:val="Compact"/>
+              <w:jc w:val="left"/>
             </w:pPr>
             <w:r>
               <w:t xml:space="preserve">Tipo</w:t>
@@ -3686,6 +3864,7 @@
           <w:p>
             <w:pPr>
               <w:pStyle w:val="Compact"/>
+              <w:jc w:val="left"/>
             </w:pPr>
             <w:r>
               <w:t xml:space="preserve">Vector distancia</w:t>
@@ -3697,6 +3876,7 @@
           <w:p>
             <w:pPr>
               <w:pStyle w:val="Compact"/>
+              <w:jc w:val="left"/>
             </w:pPr>
             <w:r>
               <w:t xml:space="preserve">Estado de enlace</w:t>
@@ -3708,6 +3888,7 @@
           <w:p>
             <w:pPr>
               <w:pStyle w:val="Compact"/>
+              <w:jc w:val="left"/>
             </w:pPr>
             <w:r>
               <w:t xml:space="preserve">Vector distancia avanzado</w:t>
@@ -3721,6 +3902,7 @@
           <w:p>
             <w:pPr>
               <w:pStyle w:val="Compact"/>
+              <w:jc w:val="left"/>
             </w:pPr>
             <w:r>
               <w:t xml:space="preserve">Métrica</w:t>
@@ -3732,6 +3914,7 @@
           <w:p>
             <w:pPr>
               <w:pStyle w:val="Compact"/>
+              <w:jc w:val="left"/>
             </w:pPr>
             <w:r>
               <w:t xml:space="preserve">Saltos (máx 15)</w:t>
@@ -3743,6 +3926,7 @@
           <w:p>
             <w:pPr>
               <w:pStyle w:val="Compact"/>
+              <w:jc w:val="left"/>
             </w:pPr>
             <w:r>
               <w:t xml:space="preserve">Coste (ancho de banda)</w:t>
@@ -3754,6 +3938,7 @@
           <w:p>
             <w:pPr>
               <w:pStyle w:val="Compact"/>
+              <w:jc w:val="left"/>
             </w:pPr>
             <w:r>
               <w:t xml:space="preserve">Compuesta (ancho de banda, retardo, carga, fiabilidad)</w:t>
@@ -3767,6 +3952,7 @@
           <w:p>
             <w:pPr>
               <w:pStyle w:val="Compact"/>
+              <w:jc w:val="left"/>
             </w:pPr>
             <w:r>
               <w:t xml:space="preserve">Convergencia</w:t>
@@ -3778,6 +3964,7 @@
           <w:p>
             <w:pPr>
               <w:pStyle w:val="Compact"/>
+              <w:jc w:val="left"/>
             </w:pPr>
             <w:r>
               <w:t xml:space="preserve">Lenta (~3 min)</w:t>
@@ -3789,6 +3976,7 @@
           <w:p>
             <w:pPr>
               <w:pStyle w:val="Compact"/>
+              <w:jc w:val="left"/>
             </w:pPr>
             <w:r>
               <w:t xml:space="preserve">Rápida (&lt; 10s)</w:t>
@@ -3800,6 +3988,7 @@
           <w:p>
             <w:pPr>
               <w:pStyle w:val="Compact"/>
+              <w:jc w:val="left"/>
             </w:pPr>
             <w:r>
               <w:t xml:space="preserve">Muy rápida</w:t>
@@ -3813,6 +4002,7 @@
           <w:p>
             <w:pPr>
               <w:pStyle w:val="Compact"/>
+              <w:jc w:val="left"/>
             </w:pPr>
             <w:r>
               <w:t xml:space="preserve">Escalabilidad</w:t>
@@ -3824,6 +4014,7 @@
           <w:p>
             <w:pPr>
               <w:pStyle w:val="Compact"/>
+              <w:jc w:val="left"/>
             </w:pPr>
             <w:r>
               <w:t xml:space="preserve">Pequeña (&lt; 15 routers)</w:t>
@@ -3835,6 +4026,7 @@
           <w:p>
             <w:pPr>
               <w:pStyle w:val="Compact"/>
+              <w:jc w:val="left"/>
             </w:pPr>
             <w:r>
               <w:t xml:space="preserve">Grande (miles)</w:t>
@@ -3846,6 +4038,7 @@
           <w:p>
             <w:pPr>
               <w:pStyle w:val="Compact"/>
+              <w:jc w:val="left"/>
             </w:pPr>
             <w:r>
               <w:t xml:space="preserve">Grande</w:t>
@@ -3859,6 +4052,7 @@
           <w:p>
             <w:pPr>
               <w:pStyle w:val="Compact"/>
+              <w:jc w:val="left"/>
             </w:pPr>
             <w:r>
               <w:t xml:space="preserve">Actualizaciones</w:t>
@@ -3870,6 +4064,7 @@
           <w:p>
             <w:pPr>
               <w:pStyle w:val="Compact"/>
+              <w:jc w:val="left"/>
             </w:pPr>
             <w:r>
               <w:t xml:space="preserve">Cada 30s (completas)</w:t>
@@ -3881,6 +4076,7 @@
           <w:p>
             <w:pPr>
               <w:pStyle w:val="Compact"/>
+              <w:jc w:val="left"/>
             </w:pPr>
             <w:r>
               <w:t xml:space="preserve">Solo cambios (parciales)</w:t>
@@ -3892,6 +4088,7 @@
           <w:p>
             <w:pPr>
               <w:pStyle w:val="Compact"/>
+              <w:jc w:val="left"/>
             </w:pPr>
             <w:r>
               <w:t xml:space="preserve">Solo cambios</w:t>
@@ -3905,6 +4102,7 @@
           <w:p>
             <w:pPr>
               <w:pStyle w:val="Compact"/>
+              <w:jc w:val="left"/>
             </w:pPr>
             <w:r>
               <w:t xml:space="preserve">Estándar</w:t>
@@ -3916,6 +4114,7 @@
           <w:p>
             <w:pPr>
               <w:pStyle w:val="Compact"/>
+              <w:jc w:val="left"/>
             </w:pPr>
             <w:r>
               <w:t xml:space="preserve">Abierto</w:t>
@@ -3927,6 +4126,7 @@
           <w:p>
             <w:pPr>
               <w:pStyle w:val="Compact"/>
+              <w:jc w:val="left"/>
             </w:pPr>
             <w:r>
               <w:t xml:space="preserve">Abierto (RFC)</w:t>
@@ -3938,6 +4138,7 @@
           <w:p>
             <w:pPr>
               <w:pStyle w:val="Compact"/>
+              <w:jc w:val="left"/>
             </w:pPr>
             <w:r>
               <w:t xml:space="preserve">Propietario Cisco</w:t>
@@ -3983,7 +4184,13 @@
         <w:t xml:space="preserve"> </w:t>
       </w:r>
       <w:r>
-        <w:t xml:space="preserve">“inalcanzable”</w:t>
+        <w:t xml:space="preserve">“</w:t>
+      </w:r>
+      <w:r>
+        <w:t xml:space="preserve">inalcanzable</w:t>
+      </w:r>
+      <w:r>
+        <w:t xml:space="preserve">”</w:t>
       </w:r>
       <w:r>
         <w:t xml:space="preserve">. Su convergencia puede tardar minutos porque sus vecinos se van avisando uno a uno.</w:t>
@@ -4029,7 +4236,7 @@
       <w:r>
         <w:t xml:space="preserve"> </w:t>
       </w:r>
-      <w:hyperlink r:id="rId16">
+      <w:hyperlink r:id="rId27">
         <w:r>
           <w:rPr>
             <w:rStyle w:val="Hyperlink"/>
@@ -4048,8 +4255,8 @@
         </w:pict>
       </w:r>
     </w:p>
-    <w:bookmarkEnd w:id="40"/>
-    <w:bookmarkStart w:id="41" w:name="cuál-elijo-la-guía-rápida"/>
+    <w:bookmarkEnd w:id="51"/>
+    <w:bookmarkStart w:id="52" w:name="cuál-elijo-la-guía-rápida"/>
     <w:p>
       <w:pPr>
         <w:pStyle w:val="Heading2"/>
@@ -4069,7 +4276,13 @@
         <w:t xml:space="preserve"> </w:t>
       </w:r>
       <w:r>
-        <w:t xml:space="preserve">“¿qué protocolo pongo?”</w:t>
+        <w:t xml:space="preserve">“</w:t>
+      </w:r>
+      <w:r>
+        <w:t xml:space="preserve">¿qué protocolo pongo?</w:t>
+      </w:r>
+      <w:r>
+        <w:t xml:space="preserve">”</w:t>
       </w:r>
       <w:r>
         <w:t xml:space="preserve">, la respuesta no es siempre OSPF. Sigue este árbol:</w:t>
@@ -4079,6 +4292,7 @@
       <w:tblPr>
         <w:tblStyle w:val="Table"/>
         <w:tblW w:type="pct" w:w="5000"/>
+        <w:jc w:val="left"/>
         <w:tblLayout w:type="fixed"/>
         <w:tblLook w:firstRow="1" w:lastRow="0" w:firstColumn="0" w:lastColumn="0" w:noHBand="0" w:noVBand="0" w:val="0020"/>
       </w:tblPr>
@@ -4096,6 +4310,7 @@
           <w:p>
             <w:pPr>
               <w:pStyle w:val="Compact"/>
+              <w:jc w:val="left"/>
             </w:pPr>
             <w:r>
               <w:t xml:space="preserve">Situación</w:t>
@@ -4107,6 +4322,7 @@
           <w:p>
             <w:pPr>
               <w:pStyle w:val="Compact"/>
+              <w:jc w:val="left"/>
             </w:pPr>
             <w:r>
               <w:t xml:space="preserve">Elección</w:t>
@@ -4118,6 +4334,7 @@
           <w:p>
             <w:pPr>
               <w:pStyle w:val="Compact"/>
+              <w:jc w:val="left"/>
             </w:pPr>
             <w:r>
               <w:t xml:space="preserve">Motivo</w:t>
@@ -4131,6 +4348,7 @@
           <w:p>
             <w:pPr>
               <w:pStyle w:val="Compact"/>
+              <w:jc w:val="left"/>
             </w:pPr>
             <w:r>
               <w:t xml:space="preserve">Red de empresa multi-router</w:t>
@@ -4142,6 +4360,7 @@
           <w:p>
             <w:pPr>
               <w:pStyle w:val="Compact"/>
+              <w:jc w:val="left"/>
             </w:pPr>
             <w:r>
               <w:rPr>
@@ -4157,6 +4376,7 @@
           <w:p>
             <w:pPr>
               <w:pStyle w:val="Compact"/>
+              <w:jc w:val="left"/>
             </w:pPr>
             <w:r>
               <w:t xml:space="preserve">Escala, converge rápido, estándar abierto</w:t>
@@ -4170,6 +4390,7 @@
           <w:p>
             <w:pPr>
               <w:pStyle w:val="Compact"/>
+              <w:jc w:val="left"/>
             </w:pPr>
             <w:r>
               <w:t xml:space="preserve">Red de 3-5 routers, todo en un edificio</w:t>
@@ -4181,6 +4402,7 @@
           <w:p>
             <w:pPr>
               <w:pStyle w:val="Compact"/>
+              <w:jc w:val="left"/>
             </w:pPr>
             <w:r>
               <w:rPr>
@@ -4202,6 +4424,7 @@
           <w:p>
             <w:pPr>
               <w:pStyle w:val="Compact"/>
+              <w:jc w:val="left"/>
             </w:pPr>
             <w:r>
               <w:t xml:space="preserve">Suficiente y trivial de configurar</w:t>
@@ -4215,6 +4438,7 @@
           <w:p>
             <w:pPr>
               <w:pStyle w:val="Compact"/>
+              <w:jc w:val="left"/>
             </w:pPr>
             <w:r>
               <w:t xml:space="preserve">Solo equipo Cisco</w:t>
@@ -4226,6 +4450,7 @@
           <w:p>
             <w:pPr>
               <w:pStyle w:val="Compact"/>
+              <w:jc w:val="left"/>
             </w:pPr>
             <w:r>
               <w:rPr>
@@ -4247,6 +4472,7 @@
           <w:p>
             <w:pPr>
               <w:pStyle w:val="Compact"/>
+              <w:jc w:val="left"/>
             </w:pPr>
             <w:r>
               <w:t xml:space="preserve">Convergencia muy rápida, pero propietario</w:t>
@@ -4260,6 +4486,7 @@
           <w:p>
             <w:pPr>
               <w:pStyle w:val="Compact"/>
+              <w:jc w:val="left"/>
             </w:pPr>
             <w:r>
               <w:t xml:space="preserve">Conexión con otro operador / Internet</w:t>
@@ -4271,6 +4498,7 @@
           <w:p>
             <w:pPr>
               <w:pStyle w:val="Compact"/>
+              <w:jc w:val="left"/>
             </w:pPr>
             <w:r>
               <w:rPr>
@@ -4286,6 +4514,7 @@
           <w:p>
             <w:pPr>
               <w:pStyle w:val="Compact"/>
+              <w:jc w:val="left"/>
             </w:pPr>
             <w:r>
               <w:t xml:space="preserve">Es el único EGP real</w:t>
@@ -4299,6 +4528,7 @@
           <w:p>
             <w:pPr>
               <w:pStyle w:val="Compact"/>
+              <w:jc w:val="left"/>
             </w:pPr>
             <w:r>
               <w:t xml:space="preserve">Red con un solo camino de salida</w:t>
@@ -4310,6 +4540,7 @@
           <w:p>
             <w:pPr>
               <w:pStyle w:val="Compact"/>
+              <w:jc w:val="left"/>
             </w:pPr>
             <w:r>
               <w:rPr>
@@ -4325,6 +4556,7 @@
           <w:p>
             <w:pPr>
               <w:pStyle w:val="Compact"/>
+              <w:jc w:val="left"/>
             </w:pPr>
             <w:r>
               <w:t xml:space="preserve">No pagas protocolo por una ruta</w:t>
@@ -4354,7 +4586,13 @@
         <w:t xml:space="preserve"> </w:t>
       </w:r>
       <w:r>
-        <w:t xml:space="preserve">“¿OSPF o RIP?”</w:t>
+        <w:t xml:space="preserve">“</w:t>
+      </w:r>
+      <w:r>
+        <w:t xml:space="preserve">¿OSPF o RIP?</w:t>
+      </w:r>
+      <w:r>
+        <w:t xml:space="preserve">”</w:t>
       </w:r>
       <w:r>
         <w:t xml:space="preserve"> </w:t>
@@ -4381,7 +4619,7 @@
       <w:r>
         <w:t xml:space="preserve"> </w:t>
       </w:r>
-      <w:hyperlink r:id="rId11">
+      <w:hyperlink r:id="rId22">
         <w:r>
           <w:rPr>
             <w:rStyle w:val="Hyperlink"/>
@@ -4400,8 +4638,8 @@
         </w:pict>
       </w:r>
     </w:p>
-    <w:bookmarkEnd w:id="41"/>
-    <w:bookmarkStart w:id="42" w:name="mini-chequeo-1"/>
+    <w:bookmarkEnd w:id="52"/>
+    <w:bookmarkStart w:id="53" w:name="mini-chequeo-1"/>
     <w:p>
       <w:pPr>
         <w:pStyle w:val="Heading2"/>
@@ -4552,8 +4790,8 @@
         </w:pict>
       </w:r>
     </w:p>
-    <w:bookmarkEnd w:id="42"/>
-    <w:bookmarkStart w:id="43" w:name="resumen-en-3-frases-1"/>
+    <w:bookmarkEnd w:id="53"/>
+    <w:bookmarkStart w:id="54" w:name="resumen-en-3-frases-1"/>
     <w:p>
       <w:pPr>
         <w:pStyle w:val="Heading2"/>
@@ -4598,8 +4836,8 @@
         <w:t xml:space="preserve">OSPF es estado de enlace, mira el ancho de banda y converge en segundos: por eso domina las redes de empresa.</w:t>
       </w:r>
     </w:p>
-    <w:bookmarkEnd w:id="43"/>
-    <w:bookmarkStart w:id="44" w:name="vocabulario-rápido-1"/>
+    <w:bookmarkEnd w:id="54"/>
+    <w:bookmarkStart w:id="55" w:name="vocabulario-rápido-1"/>
     <w:p>
       <w:pPr>
         <w:pStyle w:val="Heading2"/>
@@ -4612,6 +4850,7 @@
       <w:tblPr>
         <w:tblStyle w:val="Table"/>
         <w:tblW w:type="pct" w:w="5000"/>
+        <w:jc w:val="left"/>
         <w:tblLayout w:type="fixed"/>
         <w:tblLook w:firstRow="1" w:lastRow="0" w:firstColumn="0" w:lastColumn="0" w:noHBand="0" w:noVBand="0" w:val="0020"/>
       </w:tblPr>
@@ -4628,6 +4867,7 @@
           <w:p>
             <w:pPr>
               <w:pStyle w:val="Compact"/>
+              <w:jc w:val="left"/>
             </w:pPr>
             <w:r>
               <w:t xml:space="preserve">Término</w:t>
@@ -4639,6 +4879,7 @@
           <w:p>
             <w:pPr>
               <w:pStyle w:val="Compact"/>
+              <w:jc w:val="left"/>
             </w:pPr>
             <w:r>
               <w:t xml:space="preserve">Idea general</w:t>
@@ -4652,6 +4893,7 @@
           <w:p>
             <w:pPr>
               <w:pStyle w:val="Compact"/>
+              <w:jc w:val="left"/>
             </w:pPr>
             <w:r>
               <w:t xml:space="preserve">AS</w:t>
@@ -4663,6 +4905,7 @@
           <w:p>
             <w:pPr>
               <w:pStyle w:val="Compact"/>
+              <w:jc w:val="left"/>
             </w:pPr>
             <w:r>
               <w:t xml:space="preserve">Sistema autónomo: redes bajo una sola administración</w:t>
@@ -4676,6 +4919,7 @@
           <w:p>
             <w:pPr>
               <w:pStyle w:val="Compact"/>
+              <w:jc w:val="left"/>
             </w:pPr>
             <w:r>
               <w:t xml:space="preserve">IGP</w:t>
@@ -4687,6 +4931,7 @@
           <w:p>
             <w:pPr>
               <w:pStyle w:val="Compact"/>
+              <w:jc w:val="left"/>
             </w:pPr>
             <w:r>
               <w:t xml:space="preserve">Protocolo de routing interior (dentro del AS)</w:t>
@@ -4700,6 +4945,7 @@
           <w:p>
             <w:pPr>
               <w:pStyle w:val="Compact"/>
+              <w:jc w:val="left"/>
             </w:pPr>
             <w:r>
               <w:t xml:space="preserve">EGP</w:t>
@@ -4711,6 +4957,7 @@
           <w:p>
             <w:pPr>
               <w:pStyle w:val="Compact"/>
+              <w:jc w:val="left"/>
             </w:pPr>
             <w:r>
               <w:t xml:space="preserve">Protocolo de routing exterior (entre AS)</w:t>
@@ -4724,6 +4971,7 @@
           <w:p>
             <w:pPr>
               <w:pStyle w:val="Compact"/>
+              <w:jc w:val="left"/>
             </w:pPr>
             <w:r>
               <w:t xml:space="preserve">Vector distancia</w:t>
@@ -4735,6 +4983,7 @@
           <w:p>
             <w:pPr>
               <w:pStyle w:val="Compact"/>
+              <w:jc w:val="left"/>
             </w:pPr>
             <w:r>
               <w:t xml:space="preserve">Cada router solo conoce</w:t>
@@ -4743,7 +4992,13 @@
               <w:t xml:space="preserve"> </w:t>
             </w:r>
             <w:r>
-              <w:t xml:space="preserve">“la dirección y distancia”</w:t>
+              <w:t xml:space="preserve">“</w:t>
+            </w:r>
+            <w:r>
+              <w:t xml:space="preserve">la dirección y distancia</w:t>
+            </w:r>
+            <w:r>
+              <w:t xml:space="preserve">”</w:t>
             </w:r>
             <w:r>
               <w:t xml:space="preserve"> </w:t>
@@ -4760,6 +5015,7 @@
           <w:p>
             <w:pPr>
               <w:pStyle w:val="Compact"/>
+              <w:jc w:val="left"/>
             </w:pPr>
             <w:r>
               <w:t xml:space="preserve">Estado de enlace</w:t>
@@ -4771,6 +5027,7 @@
           <w:p>
             <w:pPr>
               <w:pStyle w:val="Compact"/>
+              <w:jc w:val="left"/>
             </w:pPr>
             <w:r>
               <w:t xml:space="preserve">Cada router conoce la topología completa de su área</w:t>
@@ -4784,6 +5041,7 @@
           <w:p>
             <w:pPr>
               <w:pStyle w:val="Compact"/>
+              <w:jc w:val="left"/>
             </w:pPr>
             <w:r>
               <w:t xml:space="preserve">BGP</w:t>
@@ -4795,6 +5053,7 @@
           <w:p>
             <w:pPr>
               <w:pStyle w:val="Compact"/>
+              <w:jc w:val="left"/>
             </w:pPr>
             <w:r>
               <w:t xml:space="preserve">El EGP de Internet, basado en políticas</w:t>
@@ -4820,7 +5079,7 @@
       <w:r>
         <w:t xml:space="preserve"> </w:t>
       </w:r>
-      <w:hyperlink r:id="rId35">
+      <w:hyperlink r:id="rId46">
         <w:r>
           <w:rPr>
             <w:rStyle w:val="Hyperlink"/>
@@ -4847,7 +5106,7 @@
       <w:r>
         <w:t xml:space="preserve"> </w:t>
       </w:r>
-      <w:hyperlink r:id="rId11">
+      <w:hyperlink r:id="rId22">
         <w:r>
           <w:rPr>
             <w:rStyle w:val="Hyperlink"/>
@@ -4874,7 +5133,7 @@
       <w:r>
         <w:t xml:space="preserve"> </w:t>
       </w:r>
-      <w:hyperlink r:id="rId13">
+      <w:hyperlink r:id="rId24">
         <w:r>
           <w:rPr>
             <w:rStyle w:val="Hyperlink"/>
@@ -4883,9 +5142,9 @@
         </w:r>
       </w:hyperlink>
     </w:p>
-    <w:bookmarkEnd w:id="44"/>
-    <w:bookmarkEnd w:id="45"/>
-    <w:bookmarkStart w:id="54" w:name="conceptos-ospf"/>
+    <w:bookmarkEnd w:id="55"/>
+    <w:bookmarkEnd w:id="56"/>
+    <w:bookmarkStart w:id="65" w:name="conceptos-ospf"/>
     <w:p>
       <w:pPr>
         <w:pStyle w:val="Heading1"/>
@@ -4949,7 +5208,7 @@
         </w:pict>
       </w:r>
     </w:p>
-    <w:bookmarkStart w:id="46" w:name="la-idea-en-una-frase-2"/>
+    <w:bookmarkStart w:id="57" w:name="la-idea-en-una-frase-2"/>
     <w:p>
       <w:pPr>
         <w:pStyle w:val="Heading2"/>
@@ -5029,7 +5288,13 @@
         <w:t xml:space="preserve"> </w:t>
       </w:r>
       <w:r>
-        <w:t xml:space="preserve">“hacia dónde y a cuántos saltos”</w:t>
+        <w:t xml:space="preserve">“</w:t>
+      </w:r>
+      <w:r>
+        <w:t xml:space="preserve">hacia dónde y a cuántos saltos</w:t>
+      </w:r>
+      <w:r>
+        <w:t xml:space="preserve">”</w:t>
       </w:r>
       <w:r>
         <w:t xml:space="preserve">, OSPF quiere saber</w:t>
@@ -5055,8 +5320,8 @@
         </w:pict>
       </w:r>
     </w:p>
-    <w:bookmarkEnd w:id="46"/>
-    <w:bookmarkStart w:id="47" w:name="las-piezas-de-la-maquinaria"/>
+    <w:bookmarkEnd w:id="57"/>
+    <w:bookmarkStart w:id="58" w:name="las-piezas-de-la-maquinaria"/>
     <w:p>
       <w:pPr>
         <w:pStyle w:val="Heading2"/>
@@ -5069,6 +5334,7 @@
       <w:tblPr>
         <w:tblStyle w:val="Table"/>
         <w:tblW w:type="pct" w:w="5000"/>
+        <w:jc w:val="left"/>
         <w:tblLayout w:type="fixed"/>
         <w:tblLook w:firstRow="1" w:lastRow="0" w:firstColumn="0" w:lastColumn="0" w:noHBand="0" w:noVBand="0" w:val="0020"/>
       </w:tblPr>
@@ -5085,6 +5351,7 @@
           <w:p>
             <w:pPr>
               <w:pStyle w:val="Compact"/>
+              <w:jc w:val="left"/>
             </w:pPr>
             <w:r>
               <w:t xml:space="preserve">Término</w:t>
@@ -5096,6 +5363,7 @@
           <w:p>
             <w:pPr>
               <w:pStyle w:val="Compact"/>
+              <w:jc w:val="left"/>
             </w:pPr>
             <w:r>
               <w:t xml:space="preserve">Descripción</w:t>
@@ -5109,6 +5377,7 @@
           <w:p>
             <w:pPr>
               <w:pStyle w:val="Compact"/>
+              <w:jc w:val="left"/>
             </w:pPr>
             <w:r>
               <w:rPr>
@@ -5130,12 +5399,19 @@
           <w:p>
             <w:pPr>
               <w:pStyle w:val="Compact"/>
+              <w:jc w:val="left"/>
             </w:pPr>
             <w:r>
               <w:t xml:space="preserve">Anuncio que cada router genera sobre sus enlaces (</w:t>
             </w:r>
             <w:r>
-              <w:t xml:space="preserve">“tengo la red X conectada por Y”</w:t>
+              <w:t xml:space="preserve">“</w:t>
+            </w:r>
+            <w:r>
+              <w:t xml:space="preserve">tengo la red X conectada por Y</w:t>
+            </w:r>
+            <w:r>
+              <w:t xml:space="preserve">”</w:t>
             </w:r>
             <w:r>
               <w:t xml:space="preserve">)</w:t>
@@ -5149,6 +5425,7 @@
           <w:p>
             <w:pPr>
               <w:pStyle w:val="Compact"/>
+              <w:jc w:val="left"/>
             </w:pPr>
             <w:r>
               <w:rPr>
@@ -5170,6 +5447,7 @@
           <w:p>
             <w:pPr>
               <w:pStyle w:val="Compact"/>
+              <w:jc w:val="left"/>
             </w:pPr>
             <w:r>
               <w:t xml:space="preserve">Base de datos con todos los LSAs del área: el mapa completo</w:t>
@@ -5183,6 +5461,7 @@
           <w:p>
             <w:pPr>
               <w:pStyle w:val="Compact"/>
+              <w:jc w:val="left"/>
             </w:pPr>
             <w:r>
               <w:rPr>
@@ -5204,6 +5483,7 @@
           <w:p>
             <w:pPr>
               <w:pStyle w:val="Compact"/>
+              <w:jc w:val="left"/>
             </w:pPr>
             <w:r>
               <w:t xml:space="preserve">Algoritmo (Dijkstra) que calcula la ruta más corta desde la LSDB</w:t>
@@ -5217,6 +5497,7 @@
           <w:p>
             <w:pPr>
               <w:pStyle w:val="Compact"/>
+              <w:jc w:val="left"/>
             </w:pPr>
             <w:r>
               <w:rPr>
@@ -5232,6 +5513,7 @@
           <w:p>
             <w:pPr>
               <w:pStyle w:val="Compact"/>
+              <w:jc w:val="left"/>
             </w:pPr>
             <w:r>
               <w:t xml:space="preserve">Subdivisión lógica para escalar (lo verás en el</w:t>
@@ -5239,7 +5521,7 @@
             <w:r>
               <w:t xml:space="preserve"> </w:t>
             </w:r>
-            <w:hyperlink r:id="rId14">
+            <w:hyperlink r:id="rId25">
               <w:r>
                 <w:rPr>
                   <w:rStyle w:val="Hyperlink"/>
@@ -5259,6 +5541,7 @@
           <w:p>
             <w:pPr>
               <w:pStyle w:val="Compact"/>
+              <w:jc w:val="left"/>
             </w:pPr>
             <w:r>
               <w:rPr>
@@ -5274,6 +5557,7 @@
           <w:p>
             <w:pPr>
               <w:pStyle w:val="Compact"/>
+              <w:jc w:val="left"/>
             </w:pPr>
             <w:r>
               <w:t xml:space="preserve">Identificador único del router (IP más alta de loopback o interfaces)</w:t>
@@ -5287,6 +5571,7 @@
           <w:p>
             <w:pPr>
               <w:pStyle w:val="Compact"/>
+              <w:jc w:val="left"/>
             </w:pPr>
             <w:r>
               <w:rPr>
@@ -5302,6 +5587,7 @@
           <w:p>
             <w:pPr>
               <w:pStyle w:val="Compact"/>
+              <w:jc w:val="left"/>
             </w:pPr>
             <w:r>
               <w:t xml:space="preserve">Paquete OSPF para descubrir y mantener vecinos</w:t>
@@ -5396,7 +5682,13 @@
         <w:t xml:space="preserve"> </w:t>
       </w:r>
       <w:r>
-        <w:t xml:space="preserve">“las calles que yo conozco”</w:t>
+        <w:t xml:space="preserve">“</w:t>
+      </w:r>
+      <w:r>
+        <w:t xml:space="preserve">las calles que yo conozco</w:t>
+      </w:r>
+      <w:r>
+        <w:t xml:space="preserve">”</w:t>
       </w:r>
       <w:r>
         <w:t xml:space="preserve">. Todos comparten sus fichas (LSAs), cada uno pega todas en su tablero (LSDB) y, con el tablero completo, cada uno traza su propia ruta más corta al trabajo (SPF). Si alguien descubre que una calle se ha cortado, lo anuncia y todos recalculan.</w:t>
@@ -5409,8 +5701,8 @@
         </w:pict>
       </w:r>
     </w:p>
-    <w:bookmarkEnd w:id="47"/>
-    <w:bookmarkStart w:id="48" w:name="el-algoritmo-spf-dijkstra"/>
+    <w:bookmarkEnd w:id="58"/>
+    <w:bookmarkStart w:id="59" w:name="el-algoritmo-spf-dijkstra"/>
     <w:p>
       <w:pPr>
         <w:pStyle w:val="Heading2"/>
@@ -5516,7 +5808,7 @@
       <w:r>
         <w:t xml:space="preserve"> </w:t>
       </w:r>
-      <w:hyperlink r:id="rId16">
+      <w:hyperlink r:id="rId27">
         <w:r>
           <w:rPr>
             <w:rStyle w:val="Hyperlink"/>
@@ -5535,8 +5827,8 @@
         </w:pict>
       </w:r>
     </w:p>
-    <w:bookmarkEnd w:id="48"/>
-    <w:bookmarkStart w:id="49" w:name="el-router-id"/>
+    <w:bookmarkEnd w:id="59"/>
+    <w:bookmarkStart w:id="60" w:name="el-router-id"/>
     <w:p>
       <w:pPr>
         <w:pStyle w:val="Heading2"/>
@@ -5702,7 +5994,13 @@
         <w:t xml:space="preserve"> </w:t>
       </w:r>
       <w:r>
-        <w:t xml:space="preserve">“caen”</w:t>
+        <w:t xml:space="preserve">“</w:t>
+      </w:r>
+      <w:r>
+        <w:t xml:space="preserve">caen</w:t>
+      </w:r>
+      <w:r>
+        <w:t xml:space="preserve">”</w:t>
       </w:r>
       <w:r>
         <w:t xml:space="preserve">. Por eso en producción se configura a mano (habitualmente un</w:t>
@@ -5782,8 +6080,8 @@
         </w:pict>
       </w:r>
     </w:p>
-    <w:bookmarkEnd w:id="49"/>
-    <w:bookmarkStart w:id="50" w:name="el-paquete-hello"/>
+    <w:bookmarkEnd w:id="60"/>
+    <w:bookmarkStart w:id="61" w:name="el-paquete-hello"/>
     <w:p>
       <w:pPr>
         <w:pStyle w:val="Heading2"/>
@@ -5803,7 +6101,13 @@
         <w:t xml:space="preserve"> </w:t>
       </w:r>
       <w:r>
-        <w:t xml:space="preserve">“¿hay alguien ahí?”</w:t>
+        <w:t xml:space="preserve">“</w:t>
+      </w:r>
+      <w:r>
+        <w:t xml:space="preserve">¿hay alguien ahí?</w:t>
+      </w:r>
+      <w:r>
+        <w:t xml:space="preserve">”</w:t>
       </w:r>
       <w:r>
         <w:t xml:space="preserve"> </w:t>
@@ -5899,7 +6203,13 @@
         <w:t xml:space="preserve"> </w:t>
       </w:r>
       <w:r>
-        <w:t xml:space="preserve">“OSPF no levanta”</w:t>
+        <w:t xml:space="preserve">“</w:t>
+      </w:r>
+      <w:r>
+        <w:t xml:space="preserve">OSPF no levanta</w:t>
+      </w:r>
+      <w:r>
+        <w:t xml:space="preserve">”</w:t>
       </w:r>
       <w:r>
         <w:t xml:space="preserve"> </w:t>
@@ -5910,7 +6220,7 @@
       <w:r>
         <w:t xml:space="preserve"> </w:t>
       </w:r>
-      <w:hyperlink r:id="rId18">
+      <w:hyperlink r:id="rId29">
         <w:r>
           <w:rPr>
             <w:rStyle w:val="Hyperlink"/>
@@ -5927,7 +6237,7 @@
       <w:r>
         <w:t xml:space="preserve"> </w:t>
       </w:r>
-      <w:hyperlink r:id="rId19">
+      <w:hyperlink r:id="rId30">
         <w:r>
           <w:rPr>
             <w:rStyle w:val="Hyperlink"/>
@@ -5946,8 +6256,8 @@
         </w:pict>
       </w:r>
     </w:p>
-    <w:bookmarkEnd w:id="50"/>
-    <w:bookmarkStart w:id="51" w:name="mini-chequeo-2"/>
+    <w:bookmarkEnd w:id="61"/>
+    <w:bookmarkStart w:id="62" w:name="mini-chequeo-2"/>
     <w:p>
       <w:pPr>
         <w:pStyle w:val="Heading2"/>
@@ -6028,7 +6338,13 @@
         <w:t xml:space="preserve">es el anuncio individual (</w:t>
       </w:r>
       <w:r>
-        <w:t xml:space="preserve">“yo tengo la red X”</w:t>
+        <w:t xml:space="preserve">“</w:t>
+      </w:r>
+      <w:r>
+        <w:t xml:space="preserve">yo tengo la red X</w:t>
+      </w:r>
+      <w:r>
+        <w:t xml:space="preserve">”</w:t>
       </w:r>
       <w:r>
         <w:t xml:space="preserve">); la</w:t>
@@ -6101,8 +6417,8 @@
         </w:pict>
       </w:r>
     </w:p>
-    <w:bookmarkEnd w:id="51"/>
-    <w:bookmarkStart w:id="52" w:name="resumen-en-3-frases-2"/>
+    <w:bookmarkEnd w:id="62"/>
+    <w:bookmarkStart w:id="63" w:name="resumen-en-3-frases-2"/>
     <w:p>
       <w:pPr>
         <w:pStyle w:val="Heading2"/>
@@ -6227,8 +6543,8 @@
         <w:t xml:space="preserve">debe ser único y, a ser posible, configurado a mano.</w:t>
       </w:r>
     </w:p>
-    <w:bookmarkEnd w:id="52"/>
-    <w:bookmarkStart w:id="53" w:name="vocabulario-rápido-2"/>
+    <w:bookmarkEnd w:id="63"/>
+    <w:bookmarkStart w:id="64" w:name="vocabulario-rápido-2"/>
     <w:p>
       <w:pPr>
         <w:pStyle w:val="Heading2"/>
@@ -6241,6 +6557,7 @@
       <w:tblPr>
         <w:tblStyle w:val="Table"/>
         <w:tblW w:type="auto" w:w="0"/>
+        <w:jc w:val="left"/>
         <w:tblLook w:firstRow="1" w:lastRow="0" w:firstColumn="0" w:lastColumn="0" w:noHBand="0" w:noVBand="0" w:val="0020"/>
       </w:tblPr>
       <w:tblGrid>
@@ -6256,6 +6573,7 @@
           <w:p>
             <w:pPr>
               <w:pStyle w:val="Compact"/>
+              <w:jc w:val="left"/>
             </w:pPr>
             <w:r>
               <w:t xml:space="preserve">Término</w:t>
@@ -6267,6 +6585,7 @@
           <w:p>
             <w:pPr>
               <w:pStyle w:val="Compact"/>
+              <w:jc w:val="left"/>
             </w:pPr>
             <w:r>
               <w:t xml:space="preserve">Idea general</w:t>
@@ -6280,6 +6599,7 @@
           <w:p>
             <w:pPr>
               <w:pStyle w:val="Compact"/>
+              <w:jc w:val="left"/>
             </w:pPr>
             <w:r>
               <w:t xml:space="preserve">OSPF</w:t>
@@ -6291,6 +6611,7 @@
           <w:p>
             <w:pPr>
               <w:pStyle w:val="Compact"/>
+              <w:jc w:val="left"/>
             </w:pPr>
             <w:r>
               <w:t xml:space="preserve">Protocolo IGP de estado de enlace (RFC)</w:t>
@@ -6304,6 +6625,7 @@
           <w:p>
             <w:pPr>
               <w:pStyle w:val="Compact"/>
+              <w:jc w:val="left"/>
             </w:pPr>
             <w:r>
               <w:t xml:space="preserve">LSA</w:t>
@@ -6315,6 +6637,7 @@
           <w:p>
             <w:pPr>
               <w:pStyle w:val="Compact"/>
+              <w:jc w:val="left"/>
             </w:pPr>
             <w:r>
               <w:t xml:space="preserve">Anuncio de estado de un enlace</w:t>
@@ -6328,6 +6651,7 @@
           <w:p>
             <w:pPr>
               <w:pStyle w:val="Compact"/>
+              <w:jc w:val="left"/>
             </w:pPr>
             <w:r>
               <w:t xml:space="preserve">LSDB</w:t>
@@ -6339,6 +6663,7 @@
           <w:p>
             <w:pPr>
               <w:pStyle w:val="Compact"/>
+              <w:jc w:val="left"/>
             </w:pPr>
             <w:r>
               <w:t xml:space="preserve">Base de datos con todos los LSAs del área</w:t>
@@ -6352,6 +6677,7 @@
           <w:p>
             <w:pPr>
               <w:pStyle w:val="Compact"/>
+              <w:jc w:val="left"/>
             </w:pPr>
             <w:r>
               <w:t xml:space="preserve">SPF / Dijkstra</w:t>
@@ -6363,6 +6689,7 @@
           <w:p>
             <w:pPr>
               <w:pStyle w:val="Compact"/>
+              <w:jc w:val="left"/>
             </w:pPr>
             <w:r>
               <w:t xml:space="preserve">Algoritmo del camino de menor coste</w:t>
@@ -6376,6 +6703,7 @@
           <w:p>
             <w:pPr>
               <w:pStyle w:val="Compact"/>
+              <w:jc w:val="left"/>
             </w:pPr>
             <w:r>
               <w:t xml:space="preserve">Router ID</w:t>
@@ -6387,6 +6715,7 @@
           <w:p>
             <w:pPr>
               <w:pStyle w:val="Compact"/>
+              <w:jc w:val="left"/>
             </w:pPr>
             <w:r>
               <w:t xml:space="preserve">Identificador único del router OSPF</w:t>
@@ -6400,6 +6729,7 @@
           <w:p>
             <w:pPr>
               <w:pStyle w:val="Compact"/>
+              <w:jc w:val="left"/>
             </w:pPr>
             <w:r>
               <w:t xml:space="preserve">Hello</w:t>
@@ -6411,6 +6741,7 @@
           <w:p>
             <w:pPr>
               <w:pStyle w:val="Compact"/>
+              <w:jc w:val="left"/>
             </w:pPr>
             <w:r>
               <w:t xml:space="preserve">Paquete de descubrimiento y mantenimiento de vecinos</w:t>
@@ -6436,7 +6767,7 @@
       <w:r>
         <w:t xml:space="preserve"> </w:t>
       </w:r>
-      <w:hyperlink r:id="rId35">
+      <w:hyperlink r:id="rId46">
         <w:r>
           <w:rPr>
             <w:rStyle w:val="Hyperlink"/>
@@ -6463,7 +6794,7 @@
       <w:r>
         <w:t xml:space="preserve"> </w:t>
       </w:r>
-      <w:hyperlink r:id="rId12">
+      <w:hyperlink r:id="rId23">
         <w:r>
           <w:rPr>
             <w:rStyle w:val="Hyperlink"/>
@@ -6490,7 +6821,7 @@
       <w:r>
         <w:t xml:space="preserve"> </w:t>
       </w:r>
-      <w:hyperlink r:id="rId14">
+      <w:hyperlink r:id="rId25">
         <w:r>
           <w:rPr>
             <w:rStyle w:val="Hyperlink"/>
@@ -6499,9 +6830,9 @@
         </w:r>
       </w:hyperlink>
     </w:p>
-    <w:bookmarkEnd w:id="53"/>
-    <w:bookmarkEnd w:id="54"/>
-    <w:bookmarkStart w:id="62" w:name="áreas-y-tipos-de-routers"/>
+    <w:bookmarkEnd w:id="64"/>
+    <w:bookmarkEnd w:id="65"/>
+    <w:bookmarkStart w:id="73" w:name="áreas-y-tipos-de-routers"/>
     <w:p>
       <w:pPr>
         <w:pStyle w:val="Heading1"/>
@@ -6565,7 +6896,7 @@
         </w:pict>
       </w:r>
     </w:p>
-    <w:bookmarkStart w:id="55" w:name="la-idea-en-una-frase-3"/>
+    <w:bookmarkStart w:id="66" w:name="la-idea-en-una-frase-3"/>
     <w:p>
       <w:pPr>
         <w:pStyle w:val="Heading2"/>
@@ -6638,7 +6969,13 @@
         <w:t xml:space="preserve"> </w:t>
       </w:r>
       <w:r>
-        <w:t xml:space="preserve">“resumidas”</w:t>
+        <w:t xml:space="preserve">“</w:t>
+      </w:r>
+      <w:r>
+        <w:t xml:space="preserve">resumidas</w:t>
+      </w:r>
+      <w:r>
+        <w:t xml:space="preserve">”</w:t>
       </w:r>
       <w:r>
         <w:t xml:space="preserve">.</w:t>
@@ -6651,8 +6988,8 @@
         </w:pict>
       </w:r>
     </w:p>
-    <w:bookmarkEnd w:id="55"/>
-    <w:bookmarkStart w:id="56" w:name="por-qué-existen-las-áreas"/>
+    <w:bookmarkEnd w:id="66"/>
+    <w:bookmarkStart w:id="67" w:name="por-qué-existen-las-áreas"/>
     <w:p>
       <w:pPr>
         <w:pStyle w:val="Heading2"/>
@@ -6835,8 +7172,8 @@
         </w:pict>
       </w:r>
     </w:p>
-    <w:bookmarkEnd w:id="56"/>
-    <w:bookmarkStart w:id="57" w:name="el-área-0-backbone"/>
+    <w:bookmarkEnd w:id="67"/>
+    <w:bookmarkStart w:id="68" w:name="el-área-0-backbone"/>
     <w:p>
       <w:pPr>
         <w:pStyle w:val="Heading2"/>
@@ -6919,7 +7256,13 @@
         <w:t xml:space="preserve"> </w:t>
       </w:r>
       <w:r>
-        <w:t xml:space="preserve">“a través”</w:t>
+        <w:t xml:space="preserve">“</w:t>
+      </w:r>
+      <w:r>
+        <w:t xml:space="preserve">a través</w:t>
+      </w:r>
+      <w:r>
+        <w:t xml:space="preserve">”</w:t>
       </w:r>
       <w:r>
         <w:t xml:space="preserve"> </w:t>
@@ -7024,7 +7367,13 @@
         <w:t xml:space="preserve"> </w:t>
       </w:r>
       <w:r>
-        <w:t xml:space="preserve">“todas las rutas pasan por el centro”</w:t>
+        <w:t xml:space="preserve">“</w:t>
+      </w:r>
+      <w:r>
+        <w:t xml:space="preserve">todas las rutas pasan por el centro</w:t>
+      </w:r>
+      <w:r>
+        <w:t xml:space="preserve">”</w:t>
       </w:r>
       <w:r>
         <w:t xml:space="preserve">: con un único punto de entrada/salida, no hay caminos cruzados que se pisen. El fallo intencionado del</w:t>
@@ -7032,7 +7381,7 @@
       <w:r>
         <w:t xml:space="preserve"> </w:t>
       </w:r>
-      <w:hyperlink r:id="rId19">
+      <w:hyperlink r:id="rId30">
         <w:r>
           <w:rPr>
             <w:rStyle w:val="Hyperlink"/>
@@ -7067,8 +7416,8 @@
         </w:pict>
       </w:r>
     </w:p>
-    <w:bookmarkEnd w:id="57"/>
-    <w:bookmarkStart w:id="58" w:name="tipos-de-routers-ospf"/>
+    <w:bookmarkEnd w:id="68"/>
+    <w:bookmarkStart w:id="69" w:name="tipos-de-routers-ospf"/>
     <w:p>
       <w:pPr>
         <w:pStyle w:val="Heading2"/>
@@ -7081,6 +7430,7 @@
       <w:tblPr>
         <w:tblStyle w:val="Table"/>
         <w:tblW w:type="pct" w:w="5000"/>
+        <w:jc w:val="left"/>
         <w:tblLayout w:type="fixed"/>
         <w:tblLook w:firstRow="1" w:lastRow="0" w:firstColumn="0" w:lastColumn="0" w:noHBand="0" w:noVBand="0" w:val="0020"/>
       </w:tblPr>
@@ -7097,6 +7447,7 @@
           <w:p>
             <w:pPr>
               <w:pStyle w:val="Compact"/>
+              <w:jc w:val="left"/>
             </w:pPr>
             <w:r>
               <w:t xml:space="preserve">Tipo</w:t>
@@ -7108,6 +7459,7 @@
           <w:p>
             <w:pPr>
               <w:pStyle w:val="Compact"/>
+              <w:jc w:val="left"/>
             </w:pPr>
             <w:r>
               <w:t xml:space="preserve">Función</w:t>
@@ -7121,6 +7473,7 @@
           <w:p>
             <w:pPr>
               <w:pStyle w:val="Compact"/>
+              <w:jc w:val="left"/>
             </w:pPr>
             <w:r>
               <w:rPr>
@@ -7136,6 +7489,7 @@
           <w:p>
             <w:pPr>
               <w:pStyle w:val="Compact"/>
+              <w:jc w:val="left"/>
             </w:pPr>
             <w:r>
               <w:t xml:space="preserve">Todas sus interfaces en la misma área</w:t>
@@ -7149,6 +7503,7 @@
           <w:p>
             <w:pPr>
               <w:pStyle w:val="Compact"/>
+              <w:jc w:val="left"/>
             </w:pPr>
             <w:r>
               <w:rPr>
@@ -7170,6 +7525,7 @@
           <w:p>
             <w:pPr>
               <w:pStyle w:val="Compact"/>
+              <w:jc w:val="left"/>
             </w:pPr>
             <w:r>
               <w:t xml:space="preserve">Conecta el Área 0 con otras áreas</w:t>
@@ -7183,6 +7539,7 @@
           <w:p>
             <w:pPr>
               <w:pStyle w:val="Compact"/>
+              <w:jc w:val="left"/>
             </w:pPr>
             <w:r>
               <w:rPr>
@@ -7198,6 +7555,7 @@
           <w:p>
             <w:pPr>
               <w:pStyle w:val="Compact"/>
+              <w:jc w:val="left"/>
             </w:pPr>
             <w:r>
               <w:t xml:space="preserve">Router en el Área 0 (sea o no ABR)</w:t>
@@ -7211,6 +7569,7 @@
           <w:p>
             <w:pPr>
               <w:pStyle w:val="Compact"/>
+              <w:jc w:val="left"/>
             </w:pPr>
             <w:r>
               <w:rPr>
@@ -7232,6 +7591,7 @@
           <w:p>
             <w:pPr>
               <w:pStyle w:val="Compact"/>
+              <w:jc w:val="left"/>
             </w:pPr>
             <w:r>
               <w:t xml:space="preserve">Introduce rutas externas a OSPF (redistribución)</w:t>
@@ -7522,8 +7882,8 @@
         </w:pict>
       </w:r>
     </w:p>
-    <w:bookmarkEnd w:id="58"/>
-    <w:bookmarkStart w:id="59" w:name="mini-chequeo-3"/>
+    <w:bookmarkEnd w:id="69"/>
+    <w:bookmarkStart w:id="70" w:name="mini-chequeo-3"/>
     <w:p>
       <w:pPr>
         <w:pStyle w:val="Heading2"/>
@@ -7652,8 +8012,8 @@
         </w:pict>
       </w:r>
     </w:p>
-    <w:bookmarkEnd w:id="59"/>
-    <w:bookmarkStart w:id="60" w:name="resumen-en-3-frases-3"/>
+    <w:bookmarkEnd w:id="70"/>
+    <w:bookmarkStart w:id="71" w:name="resumen-en-3-frases-3"/>
     <w:p>
       <w:pPr>
         <w:pStyle w:val="Heading2"/>
@@ -7766,8 +8126,8 @@
         <w:t xml:space="preserve">son los cuatro roles, y un router puede ejercer varios a la vez.</w:t>
       </w:r>
     </w:p>
-    <w:bookmarkEnd w:id="60"/>
-    <w:bookmarkStart w:id="61" w:name="vocabulario-rápido-3"/>
+    <w:bookmarkEnd w:id="71"/>
+    <w:bookmarkStart w:id="72" w:name="vocabulario-rápido-3"/>
     <w:p>
       <w:pPr>
         <w:pStyle w:val="Heading2"/>
@@ -7780,6 +8140,7 @@
       <w:tblPr>
         <w:tblStyle w:val="Table"/>
         <w:tblW w:type="pct" w:w="5000"/>
+        <w:jc w:val="left"/>
         <w:tblLayout w:type="fixed"/>
         <w:tblLook w:firstRow="1" w:lastRow="0" w:firstColumn="0" w:lastColumn="0" w:noHBand="0" w:noVBand="0" w:val="0020"/>
       </w:tblPr>
@@ -7796,6 +8157,7 @@
           <w:p>
             <w:pPr>
               <w:pStyle w:val="Compact"/>
+              <w:jc w:val="left"/>
             </w:pPr>
             <w:r>
               <w:t xml:space="preserve">Término</w:t>
@@ -7807,6 +8169,7 @@
           <w:p>
             <w:pPr>
               <w:pStyle w:val="Compact"/>
+              <w:jc w:val="left"/>
             </w:pPr>
             <w:r>
               <w:t xml:space="preserve">Idea general</w:t>
@@ -7820,6 +8183,7 @@
           <w:p>
             <w:pPr>
               <w:pStyle w:val="Compact"/>
+              <w:jc w:val="left"/>
             </w:pPr>
             <w:r>
               <w:t xml:space="preserve">Área OSPF</w:t>
@@ -7831,6 +8195,7 @@
           <w:p>
             <w:pPr>
               <w:pStyle w:val="Compact"/>
+              <w:jc w:val="left"/>
             </w:pPr>
             <w:r>
               <w:t xml:space="preserve">Subdivisión lógica de la red para escalar</w:t>
@@ -7844,6 +8209,7 @@
           <w:p>
             <w:pPr>
               <w:pStyle w:val="Compact"/>
+              <w:jc w:val="left"/>
             </w:pPr>
             <w:r>
               <w:t xml:space="preserve">Área 0</w:t>
@@ -7855,6 +8221,7 @@
           <w:p>
             <w:pPr>
               <w:pStyle w:val="Compact"/>
+              <w:jc w:val="left"/>
             </w:pPr>
             <w:r>
               <w:t xml:space="preserve">El backbone: corazón del routing OSPF</w:t>
@@ -7868,6 +8235,7 @@
           <w:p>
             <w:pPr>
               <w:pStyle w:val="Compact"/>
+              <w:jc w:val="left"/>
             </w:pPr>
             <w:r>
               <w:t xml:space="preserve">Internal Router</w:t>
@@ -7879,6 +8247,7 @@
           <w:p>
             <w:pPr>
               <w:pStyle w:val="Compact"/>
+              <w:jc w:val="left"/>
             </w:pPr>
             <w:r>
               <w:t xml:space="preserve">Todas sus interfaces en la misma área</w:t>
@@ -7892,6 +8261,7 @@
           <w:p>
             <w:pPr>
               <w:pStyle w:val="Compact"/>
+              <w:jc w:val="left"/>
             </w:pPr>
             <w:r>
               <w:t xml:space="preserve">ABR</w:t>
@@ -7903,6 +8273,7 @@
           <w:p>
             <w:pPr>
               <w:pStyle w:val="Compact"/>
+              <w:jc w:val="left"/>
             </w:pPr>
             <w:r>
               <w:t xml:space="preserve">Router que conecta el Área 0 con otras áreas</w:t>
@@ -7916,6 +8287,7 @@
           <w:p>
             <w:pPr>
               <w:pStyle w:val="Compact"/>
+              <w:jc w:val="left"/>
             </w:pPr>
             <w:r>
               <w:t xml:space="preserve">Backbone Router</w:t>
@@ -7927,6 +8299,7 @@
           <w:p>
             <w:pPr>
               <w:pStyle w:val="Compact"/>
+              <w:jc w:val="left"/>
             </w:pPr>
             <w:r>
               <w:t xml:space="preserve">Router dentro del Área 0</w:t>
@@ -7940,6 +8313,7 @@
           <w:p>
             <w:pPr>
               <w:pStyle w:val="Compact"/>
+              <w:jc w:val="left"/>
             </w:pPr>
             <w:r>
               <w:t xml:space="preserve">ASBR</w:t>
@@ -7951,6 +8325,7 @@
           <w:p>
             <w:pPr>
               <w:pStyle w:val="Compact"/>
+              <w:jc w:val="left"/>
             </w:pPr>
             <w:r>
               <w:t xml:space="preserve">Router que redistribuye rutas externas a OSPF</w:t>
@@ -7964,6 +8339,7 @@
           <w:p>
             <w:pPr>
               <w:pStyle w:val="Compact"/>
+              <w:jc w:val="left"/>
             </w:pPr>
             <w:r>
               <w:t xml:space="preserve">Túnel virtual</w:t>
@@ -7975,6 +8351,7 @@
           <w:p>
             <w:pPr>
               <w:pStyle w:val="Compact"/>
+              <w:jc w:val="left"/>
             </w:pPr>
             <w:r>
               <w:t xml:space="preserve">Unión lógica de un área con el Área 0 sin enlace físico</w:t>
@@ -8000,7 +8377,7 @@
       <w:r>
         <w:t xml:space="preserve"> </w:t>
       </w:r>
-      <w:hyperlink r:id="rId35">
+      <w:hyperlink r:id="rId46">
         <w:r>
           <w:rPr>
             <w:rStyle w:val="Hyperlink"/>
@@ -8027,7 +8404,7 @@
       <w:r>
         <w:t xml:space="preserve"> </w:t>
       </w:r>
-      <w:hyperlink r:id="rId13">
+      <w:hyperlink r:id="rId24">
         <w:r>
           <w:rPr>
             <w:rStyle w:val="Hyperlink"/>
@@ -8054,7 +8431,7 @@
       <w:r>
         <w:t xml:space="preserve"> </w:t>
       </w:r>
-      <w:hyperlink r:id="rId15">
+      <w:hyperlink r:id="rId26">
         <w:r>
           <w:rPr>
             <w:rStyle w:val="Hyperlink"/>
@@ -8063,9 +8440,9 @@
         </w:r>
       </w:hyperlink>
     </w:p>
-    <w:bookmarkEnd w:id="61"/>
-    <w:bookmarkEnd w:id="62"/>
-    <w:bookmarkStart w:id="70" w:name="dr-y-bdr"/>
+    <w:bookmarkEnd w:id="72"/>
+    <w:bookmarkEnd w:id="73"/>
+    <w:bookmarkStart w:id="81" w:name="dr-y-bdr"/>
     <w:p>
       <w:pPr>
         <w:pStyle w:val="Heading1"/>
@@ -8129,7 +8506,7 @@
         </w:pict>
       </w:r>
     </w:p>
-    <w:bookmarkStart w:id="63" w:name="la-idea-en-una-frase-4"/>
+    <w:bookmarkStart w:id="74" w:name="la-idea-en-una-frase-4"/>
     <w:p>
       <w:pPr>
         <w:pStyle w:val="Heading2"/>
@@ -8206,8 +8583,8 @@
         </w:pict>
       </w:r>
     </w:p>
-    <w:bookmarkEnd w:id="63"/>
-    <w:bookmarkStart w:id="64" w:name="el-problema-de-las-redes-multiacceso"/>
+    <w:bookmarkEnd w:id="74"/>
+    <w:bookmarkStart w:id="75" w:name="el-problema-de-las-redes-multiacceso"/>
     <w:p>
       <w:pPr>
         <w:pStyle w:val="Heading2"/>
@@ -8394,7 +8771,13 @@
         <w:t xml:space="preserve"> </w:t>
       </w:r>
       <w:r>
-        <w:t xml:space="preserve">“de a pie”</w:t>
+        <w:t xml:space="preserve">“</w:t>
+      </w:r>
+      <w:r>
+        <w:t xml:space="preserve">de a pie</w:t>
+      </w:r>
+      <w:r>
+        <w:t xml:space="preserve">”</w:t>
       </w:r>
       <w:r>
         <w:t xml:space="preserve"> </w:t>
@@ -8479,8 +8862,8 @@
         </w:pict>
       </w:r>
     </w:p>
-    <w:bookmarkEnd w:id="64"/>
-    <w:bookmarkStart w:id="65" w:name="la-elección-del-dr-y-el-bdr"/>
+    <w:bookmarkEnd w:id="75"/>
+    <w:bookmarkStart w:id="76" w:name="la-elección-del-dr-y-el-bdr"/>
     <w:p>
       <w:pPr>
         <w:pStyle w:val="Heading2"/>
@@ -8769,8 +9152,8 @@
         </w:pict>
       </w:r>
     </w:p>
-    <w:bookmarkEnd w:id="65"/>
-    <w:bookmarkStart w:id="66" w:name="estados-de-vecindad-full-vs-2way"/>
+    <w:bookmarkEnd w:id="76"/>
+    <w:bookmarkStart w:id="77" w:name="estados-de-vecindad-full-vs-2way"/>
     <w:p>
       <w:pPr>
         <w:pStyle w:val="Heading2"/>
@@ -8804,7 +9187,7 @@
       <w:r>
         <w:t xml:space="preserve"> </w:t>
       </w:r>
-      <w:hyperlink r:id="rId17">
+      <w:hyperlink r:id="rId28">
         <w:r>
           <w:rPr>
             <w:rStyle w:val="Hyperlink"/>
@@ -8823,6 +9206,7 @@
       <w:tblPr>
         <w:tblStyle w:val="Table"/>
         <w:tblW w:type="pct" w:w="5000"/>
+        <w:jc w:val="left"/>
         <w:tblLayout w:type="fixed"/>
         <w:tblLook w:firstRow="1" w:lastRow="0" w:firstColumn="0" w:lastColumn="0" w:noHBand="0" w:noVBand="0" w:val="0020"/>
       </w:tblPr>
@@ -8840,6 +9224,7 @@
           <w:p>
             <w:pPr>
               <w:pStyle w:val="Compact"/>
+              <w:jc w:val="left"/>
             </w:pPr>
             <w:r>
               <w:t xml:space="preserve">Estado</w:t>
@@ -8851,6 +9236,7 @@
           <w:p>
             <w:pPr>
               <w:pStyle w:val="Compact"/>
+              <w:jc w:val="left"/>
             </w:pPr>
             <w:r>
               <w:t xml:space="preserve">Significado</w:t>
@@ -8862,6 +9248,7 @@
           <w:p>
             <w:pPr>
               <w:pStyle w:val="Compact"/>
+              <w:jc w:val="left"/>
             </w:pPr>
             <w:r>
               <w:t xml:space="preserve">Con quién ocurre</w:t>
@@ -8875,6 +9262,7 @@
           <w:p>
             <w:pPr>
               <w:pStyle w:val="Compact"/>
+              <w:jc w:val="left"/>
             </w:pPr>
             <w:r>
               <w:rPr>
@@ -8890,6 +9278,7 @@
           <w:p>
             <w:pPr>
               <w:pStyle w:val="Compact"/>
+              <w:jc w:val="left"/>
             </w:pPr>
             <w:r>
               <w:t xml:space="preserve">Adyacencia completa: intercambio de LSAs y LSDB sincronizada</w:t>
@@ -8901,6 +9290,7 @@
           <w:p>
             <w:pPr>
               <w:pStyle w:val="Compact"/>
+              <w:jc w:val="left"/>
             </w:pPr>
             <w:r>
               <w:t xml:space="preserve">Con el DR y el BDR</w:t>
@@ -8914,6 +9304,7 @@
           <w:p>
             <w:pPr>
               <w:pStyle w:val="Compact"/>
+              <w:jc w:val="left"/>
             </w:pPr>
             <w:r>
               <w:rPr>
@@ -8929,6 +9320,7 @@
           <w:p>
             <w:pPr>
               <w:pStyle w:val="Compact"/>
+              <w:jc w:val="left"/>
             </w:pPr>
             <w:r>
               <w:t xml:space="preserve">Se ven y se saludan, pero no intercambian LSDB</w:t>
@@ -8940,6 +9332,7 @@
           <w:p>
             <w:pPr>
               <w:pStyle w:val="Compact"/>
+              <w:jc w:val="left"/>
             </w:pPr>
             <w:r>
               <w:t xml:space="preserve">Entre DROTHERs</w:t>
@@ -8953,6 +9346,7 @@
           <w:p>
             <w:pPr>
               <w:pStyle w:val="Compact"/>
+              <w:jc w:val="left"/>
             </w:pPr>
             <w:r>
               <w:rPr>
@@ -8968,6 +9362,7 @@
           <w:p>
             <w:pPr>
               <w:pStyle w:val="Compact"/>
+              <w:jc w:val="left"/>
             </w:pPr>
             <w:r>
               <w:t xml:space="preserve">Rol de</w:t>
@@ -8976,7 +9371,13 @@
               <w:t xml:space="preserve"> </w:t>
             </w:r>
             <w:r>
-              <w:t xml:space="preserve">“router de a pie”</w:t>
+              <w:t xml:space="preserve">“</w:t>
+            </w:r>
+            <w:r>
+              <w:t xml:space="preserve">router de a pie</w:t>
+            </w:r>
+            <w:r>
+              <w:t xml:space="preserve">”</w:t>
             </w:r>
             <w:r>
               <w:t xml:space="preserve"> </w:t>
@@ -8991,6 +9392,7 @@
           <w:p>
             <w:pPr>
               <w:pStyle w:val="Compact"/>
+              <w:jc w:val="left"/>
             </w:pPr>
             <w:r>
               <w:t xml:space="preserve">Todos los no elegidos</w:t>
@@ -9024,7 +9426,21 @@
           <w:i/>
           <w:iCs/>
         </w:rPr>
-        <w:t xml:space="preserve">“Veo vecinos en 2WAY/DROTHER, ¿hay un fallo?”</w:t>
+        <w:t xml:space="preserve">“</w:t>
+      </w:r>
+      <w:r>
+        <w:rPr>
+          <w:i/>
+          <w:iCs/>
+        </w:rPr>
+        <w:t xml:space="preserve">Veo vecinos en 2WAY/DROTHER, ¿hay un fallo?</w:t>
+      </w:r>
+      <w:r>
+        <w:rPr>
+          <w:i/>
+          <w:iCs/>
+        </w:rPr>
+        <w:t xml:space="preserve">”</w:t>
       </w:r>
       <w:r>
         <w:t xml:space="preserve"> </w:t>
@@ -9191,8 +9607,8 @@
         </w:pict>
       </w:r>
     </w:p>
-    <w:bookmarkEnd w:id="66"/>
-    <w:bookmarkStart w:id="67" w:name="mini-chequeo-4"/>
+    <w:bookmarkEnd w:id="77"/>
+    <w:bookmarkStart w:id="78" w:name="mini-chequeo-4"/>
     <w:p>
       <w:pPr>
         <w:pStyle w:val="Heading2"/>
@@ -9321,8 +9737,8 @@
         </w:pict>
       </w:r>
     </w:p>
-    <w:bookmarkEnd w:id="67"/>
-    <w:bookmarkStart w:id="68" w:name="resumen-en-3-frases-4"/>
+    <w:bookmarkEnd w:id="78"/>
+    <w:bookmarkStart w:id="79" w:name="resumen-en-3-frases-4"/>
     <w:p>
       <w:pPr>
         <w:pStyle w:val="Heading2"/>
@@ -9460,8 +9876,8 @@
         <w:t xml:space="preserve">y solo al inicio o reinicio: cambiar prioridades no derriba al DR ya elegido.</w:t>
       </w:r>
     </w:p>
-    <w:bookmarkEnd w:id="68"/>
-    <w:bookmarkStart w:id="69" w:name="vocabulario-rápido-4"/>
+    <w:bookmarkEnd w:id="79"/>
+    <w:bookmarkStart w:id="80" w:name="vocabulario-rápido-4"/>
     <w:p>
       <w:pPr>
         <w:pStyle w:val="Heading2"/>
@@ -9474,6 +9890,7 @@
       <w:tblPr>
         <w:tblStyle w:val="Table"/>
         <w:tblW w:type="pct" w:w="5000"/>
+        <w:jc w:val="left"/>
         <w:tblLayout w:type="fixed"/>
         <w:tblLook w:firstRow="1" w:lastRow="0" w:firstColumn="0" w:lastColumn="0" w:noHBand="0" w:noVBand="0" w:val="0020"/>
       </w:tblPr>
@@ -9490,6 +9907,7 @@
           <w:p>
             <w:pPr>
               <w:pStyle w:val="Compact"/>
+              <w:jc w:val="left"/>
             </w:pPr>
             <w:r>
               <w:t xml:space="preserve">Término</w:t>
@@ -9501,6 +9919,7 @@
           <w:p>
             <w:pPr>
               <w:pStyle w:val="Compact"/>
+              <w:jc w:val="left"/>
             </w:pPr>
             <w:r>
               <w:t xml:space="preserve">Idea general</w:t>
@@ -9514,6 +9933,7 @@
           <w:p>
             <w:pPr>
               <w:pStyle w:val="Compact"/>
+              <w:jc w:val="left"/>
             </w:pPr>
             <w:r>
               <w:t xml:space="preserve">Red multiacceso</w:t>
@@ -9525,6 +9945,7 @@
           <w:p>
             <w:pPr>
               <w:pStyle w:val="Compact"/>
+              <w:jc w:val="left"/>
             </w:pPr>
             <w:r>
               <w:t xml:space="preserve">Segmento con varios routers (Ethernet, por ejemplo)</w:t>
@@ -9538,6 +9959,7 @@
           <w:p>
             <w:pPr>
               <w:pStyle w:val="Compact"/>
+              <w:jc w:val="left"/>
             </w:pPr>
             <w:r>
               <w:t xml:space="preserve">DR</w:t>
@@ -9549,6 +9971,7 @@
           <w:p>
             <w:pPr>
               <w:pStyle w:val="Compact"/>
+              <w:jc w:val="left"/>
             </w:pPr>
             <w:r>
               <w:t xml:space="preserve">Designated Router: portavoz del segmento</w:t>
@@ -9562,6 +9985,7 @@
           <w:p>
             <w:pPr>
               <w:pStyle w:val="Compact"/>
+              <w:jc w:val="left"/>
             </w:pPr>
             <w:r>
               <w:t xml:space="preserve">BDR</w:t>
@@ -9573,6 +9997,7 @@
           <w:p>
             <w:pPr>
               <w:pStyle w:val="Compact"/>
+              <w:jc w:val="left"/>
             </w:pPr>
             <w:r>
               <w:t xml:space="preserve">Backup DR: asume si el DR falla</w:t>
@@ -9586,6 +10011,7 @@
           <w:p>
             <w:pPr>
               <w:pStyle w:val="Compact"/>
+              <w:jc w:val="left"/>
             </w:pPr>
             <w:r>
               <w:t xml:space="preserve">DROTHER</w:t>
@@ -9597,6 +10023,7 @@
           <w:p>
             <w:pPr>
               <w:pStyle w:val="Compact"/>
+              <w:jc w:val="left"/>
             </w:pPr>
             <w:r>
               <w:t xml:space="preserve">Router que no es ni DR ni BDR</w:t>
@@ -9610,6 +10037,7 @@
           <w:p>
             <w:pPr>
               <w:pStyle w:val="Compact"/>
+              <w:jc w:val="left"/>
             </w:pPr>
             <w:r>
               <w:t xml:space="preserve">2WAY</w:t>
@@ -9621,6 +10049,7 @@
           <w:p>
             <w:pPr>
               <w:pStyle w:val="Compact"/>
+              <w:jc w:val="left"/>
             </w:pPr>
             <w:r>
               <w:t xml:space="preserve">Estado entre DROTHERs: se ven pero no sincronizan LSDB</w:t>
@@ -9634,6 +10063,7 @@
           <w:p>
             <w:pPr>
               <w:pStyle w:val="Compact"/>
+              <w:jc w:val="left"/>
             </w:pPr>
             <w:r>
               <w:t xml:space="preserve">Prioridad OSPF</w:t>
@@ -9645,6 +10075,7 @@
           <w:p>
             <w:pPr>
               <w:pStyle w:val="Compact"/>
+              <w:jc w:val="left"/>
             </w:pPr>
             <w:r>
               <w:t xml:space="preserve">Valor (0-255) que decide la elección; 0 = no participa</w:t>
@@ -9670,7 +10101,7 @@
       <w:r>
         <w:t xml:space="preserve"> </w:t>
       </w:r>
-      <w:hyperlink r:id="rId35">
+      <w:hyperlink r:id="rId46">
         <w:r>
           <w:rPr>
             <w:rStyle w:val="Hyperlink"/>
@@ -9697,7 +10128,7 @@
       <w:r>
         <w:t xml:space="preserve"> </w:t>
       </w:r>
-      <w:hyperlink r:id="rId14">
+      <w:hyperlink r:id="rId25">
         <w:r>
           <w:rPr>
             <w:rStyle w:val="Hyperlink"/>
@@ -9724,7 +10155,7 @@
       <w:r>
         <w:t xml:space="preserve"> </w:t>
       </w:r>
-      <w:hyperlink r:id="rId16">
+      <w:hyperlink r:id="rId27">
         <w:r>
           <w:rPr>
             <w:rStyle w:val="Hyperlink"/>
@@ -9733,9 +10164,9 @@
         </w:r>
       </w:hyperlink>
     </w:p>
-    <w:bookmarkEnd w:id="69"/>
-    <w:bookmarkEnd w:id="70"/>
-    <w:bookmarkStart w:id="78" w:name="el-coste-ospf"/>
+    <w:bookmarkEnd w:id="80"/>
+    <w:bookmarkEnd w:id="81"/>
+    <w:bookmarkStart w:id="89" w:name="el-coste-ospf"/>
     <w:p>
       <w:pPr>
         <w:pStyle w:val="Heading1"/>
@@ -9799,7 +10230,7 @@
         </w:pict>
       </w:r>
     </w:p>
-    <w:bookmarkStart w:id="71" w:name="la-idea-en-una-frase-5"/>
+    <w:bookmarkStart w:id="82" w:name="la-idea-en-una-frase-5"/>
     <w:p>
       <w:pPr>
         <w:pStyle w:val="Heading2"/>
@@ -9868,7 +10299,13 @@
         <w:t xml:space="preserve"> </w:t>
       </w:r>
       <w:r>
-        <w:t xml:space="preserve">“menos routers”</w:t>
+        <w:t xml:space="preserve">“</w:t>
+      </w:r>
+      <w:r>
+        <w:t xml:space="preserve">menos routers</w:t>
+      </w:r>
+      <w:r>
+        <w:t xml:space="preserve">”</w:t>
       </w:r>
       <w:r>
         <w:t xml:space="preserve">; OSPF decide por</w:t>
@@ -9877,7 +10314,13 @@
         <w:t xml:space="preserve"> </w:t>
       </w:r>
       <w:r>
-        <w:t xml:space="preserve">“menos coste”</w:t>
+        <w:t xml:space="preserve">“</w:t>
+      </w:r>
+      <w:r>
+        <w:t xml:space="preserve">menos coste</w:t>
+      </w:r>
+      <w:r>
+        <w:t xml:space="preserve">”</w:t>
       </w:r>
       <w:r>
         <w:t xml:space="preserve">. Un enlace de fibra vale menos que uno de cobre, aunque meta más saltos. De ahí la gracia de Dijkstra (visto en el</w:t>
@@ -9885,7 +10328,7 @@
       <w:r>
         <w:t xml:space="preserve"> </w:t>
       </w:r>
-      <w:hyperlink r:id="rId13">
+      <w:hyperlink r:id="rId24">
         <w:r>
           <w:rPr>
             <w:rStyle w:val="Hyperlink"/>
@@ -9904,8 +10347,8 @@
         </w:pict>
       </w:r>
     </w:p>
-    <w:bookmarkEnd w:id="71"/>
-    <w:bookmarkStart w:id="72" w:name="la-fórmula"/>
+    <w:bookmarkEnd w:id="82"/>
+    <w:bookmarkStart w:id="83" w:name="la-fórmula"/>
     <w:p>
       <w:pPr>
         <w:pStyle w:val="Heading2"/>
@@ -9952,7 +10395,13 @@
         <w:t xml:space="preserve"> </w:t>
       </w:r>
       <w:r>
-        <w:t xml:space="preserve">“coste 1”</w:t>
+        <w:t xml:space="preserve">“</w:t>
+      </w:r>
+      <w:r>
+        <w:t xml:space="preserve">coste 1</w:t>
+      </w:r>
+      <w:r>
+        <w:t xml:space="preserve">”</w:t>
       </w:r>
       <w:r>
         <w:t xml:space="preserve"> </w:t>
@@ -9965,6 +10414,7 @@
       <w:tblPr>
         <w:tblStyle w:val="Table"/>
         <w:tblW w:type="auto" w:w="0"/>
+        <w:jc w:val="left"/>
         <w:tblLook w:firstRow="1" w:lastRow="0" w:firstColumn="0" w:lastColumn="0" w:noHBand="0" w:noVBand="0" w:val="0020"/>
       </w:tblPr>
       <w:tblGrid>
@@ -9981,6 +10431,7 @@
           <w:p>
             <w:pPr>
               <w:pStyle w:val="Compact"/>
+              <w:jc w:val="left"/>
             </w:pPr>
             <w:r>
               <w:t xml:space="preserve">Velocidad</w:t>
@@ -9992,6 +10443,7 @@
           <w:p>
             <w:pPr>
               <w:pStyle w:val="Compact"/>
+              <w:jc w:val="left"/>
             </w:pPr>
             <w:r>
               <w:t xml:space="preserve">Cálculo</w:t>
@@ -10003,6 +10455,7 @@
           <w:p>
             <w:pPr>
               <w:pStyle w:val="Compact"/>
+              <w:jc w:val="left"/>
             </w:pPr>
             <w:r>
               <w:t xml:space="preserve">Coste por defecto</w:t>
@@ -10016,6 +10469,7 @@
           <w:p>
             <w:pPr>
               <w:pStyle w:val="Compact"/>
+              <w:jc w:val="left"/>
             </w:pPr>
             <w:r>
               <w:t xml:space="preserve">10 Mbps</w:t>
@@ -10027,6 +10481,7 @@
           <w:p>
             <w:pPr>
               <w:pStyle w:val="Compact"/>
+              <w:jc w:val="left"/>
             </w:pPr>
             <w:r>
               <w:t xml:space="preserve">10⁸ / 10⁷</w:t>
@@ -10038,6 +10493,7 @@
           <w:p>
             <w:pPr>
               <w:pStyle w:val="Compact"/>
+              <w:jc w:val="left"/>
             </w:pPr>
             <w:r>
               <w:rPr>
@@ -10055,6 +10511,7 @@
           <w:p>
             <w:pPr>
               <w:pStyle w:val="Compact"/>
+              <w:jc w:val="left"/>
             </w:pPr>
             <w:r>
               <w:t xml:space="preserve">100 Mbps</w:t>
@@ -10066,6 +10523,7 @@
           <w:p>
             <w:pPr>
               <w:pStyle w:val="Compact"/>
+              <w:jc w:val="left"/>
             </w:pPr>
             <w:r>
               <w:t xml:space="preserve">10⁸ / 10⁸</w:t>
@@ -10077,6 +10535,7 @@
           <w:p>
             <w:pPr>
               <w:pStyle w:val="Compact"/>
+              <w:jc w:val="left"/>
             </w:pPr>
             <w:r>
               <w:rPr>
@@ -10094,6 +10553,7 @@
           <w:p>
             <w:pPr>
               <w:pStyle w:val="Compact"/>
+              <w:jc w:val="left"/>
             </w:pPr>
             <w:r>
               <w:t xml:space="preserve">1 Gbps</w:t>
@@ -10105,6 +10565,7 @@
           <w:p>
             <w:pPr>
               <w:pStyle w:val="Compact"/>
+              <w:jc w:val="left"/>
             </w:pPr>
             <w:r>
               <w:t xml:space="preserve">10⁸ / 10⁹ = 0,1</w:t>
@@ -10116,6 +10577,7 @@
           <w:p>
             <w:pPr>
               <w:pStyle w:val="Compact"/>
+              <w:jc w:val="left"/>
             </w:pPr>
             <w:r>
               <w:rPr>
@@ -10139,6 +10601,7 @@
           <w:p>
             <w:pPr>
               <w:pStyle w:val="Compact"/>
+              <w:jc w:val="left"/>
             </w:pPr>
             <w:r>
               <w:t xml:space="preserve">10 Gbps</w:t>
@@ -10150,6 +10613,7 @@
           <w:p>
             <w:pPr>
               <w:pStyle w:val="Compact"/>
+              <w:jc w:val="left"/>
             </w:pPr>
             <w:r>
               <w:t xml:space="preserve">10⁸ / 10¹⁰ = 0,01</w:t>
@@ -10161,6 +10625,7 @@
           <w:p>
             <w:pPr>
               <w:pStyle w:val="Compact"/>
+              <w:jc w:val="left"/>
             </w:pPr>
             <w:r>
               <w:rPr>
@@ -10184,6 +10649,7 @@
           <w:p>
             <w:pPr>
               <w:pStyle w:val="Compact"/>
+              <w:jc w:val="left"/>
             </w:pPr>
             <w:r>
               <w:t xml:space="preserve">1.544 Mbps (T1)</w:t>
@@ -10195,6 +10661,7 @@
           <w:p>
             <w:pPr>
               <w:pStyle w:val="Compact"/>
+              <w:jc w:val="left"/>
             </w:pPr>
             <w:r>
               <w:t xml:space="preserve">10⁸ / 1.544.000 ≈ 64,8</w:t>
@@ -10206,6 +10673,7 @@
           <w:p>
             <w:pPr>
               <w:pStyle w:val="Compact"/>
+              <w:jc w:val="left"/>
             </w:pPr>
             <w:r>
               <w:rPr>
@@ -10258,7 +10726,13 @@
         <w:t xml:space="preserve"> </w:t>
       </w:r>
       <w:r>
-        <w:t xml:space="preserve">“mejor”</w:t>
+        <w:t xml:space="preserve">“</w:t>
+      </w:r>
+      <w:r>
+        <w:t xml:space="preserve">mejor</w:t>
+      </w:r>
+      <w:r>
+        <w:t xml:space="preserve">”</w:t>
       </w:r>
       <w:r>
         <w:t xml:space="preserve"> </w:t>
@@ -10279,7 +10753,13 @@
         <w:t xml:space="preserve"> </w:t>
       </w:r>
       <w:r>
-        <w:t xml:space="preserve">“ver”</w:t>
+        <w:t xml:space="preserve">“</w:t>
+      </w:r>
+      <w:r>
+        <w:t xml:space="preserve">ver</w:t>
+      </w:r>
+      <w:r>
+        <w:t xml:space="preserve">”</w:t>
       </w:r>
       <w:r>
         <w:t xml:space="preserve"> </w:t>
@@ -10308,7 +10788,7 @@
       <w:r>
         <w:t xml:space="preserve"> </w:t>
       </w:r>
-      <w:hyperlink r:id="rId13">
+      <w:hyperlink r:id="rId24">
         <w:r>
           <w:rPr>
             <w:rStyle w:val="Hyperlink"/>
@@ -10424,8 +10904,8 @@
         </w:pict>
       </w:r>
     </w:p>
-    <w:bookmarkEnd w:id="72"/>
-    <w:bookmarkStart w:id="73" w:name="controlar-el-coste-a-mano"/>
+    <w:bookmarkEnd w:id="83"/>
+    <w:bookmarkStart w:id="84" w:name="controlar-el-coste-a-mano"/>
     <w:p>
       <w:pPr>
         <w:pStyle w:val="Heading2"/>
@@ -10617,8 +11097,8 @@
         </w:pict>
       </w:r>
     </w:p>
-    <w:bookmarkEnd w:id="73"/>
-    <w:bookmarkStart w:id="74" w:name="un-caso-completo-de-extremo-a-extremo"/>
+    <w:bookmarkEnd w:id="84"/>
+    <w:bookmarkStart w:id="85" w:name="un-caso-completo-de-extremo-a-extremo"/>
     <w:p>
       <w:pPr>
         <w:pStyle w:val="Heading2"/>
@@ -10888,7 +11368,7 @@
       <w:r>
         <w:t xml:space="preserve"> </w:t>
       </w:r>
-      <w:hyperlink r:id="rId19">
+      <w:hyperlink r:id="rId30">
         <w:r>
           <w:rPr>
             <w:rStyle w:val="Hyperlink"/>
@@ -10906,7 +11386,13 @@
         <w:t xml:space="preserve"> </w:t>
       </w:r>
       <w:r>
-        <w:t xml:space="preserve">“forzar una ruta alternativa”</w:t>
+        <w:t xml:space="preserve">“</w:t>
+      </w:r>
+      <w:r>
+        <w:t xml:space="preserve">forzar una ruta alternativa</w:t>
+      </w:r>
+      <w:r>
+        <w:t xml:space="preserve">”</w:t>
       </w:r>
       <w:r>
         <w:t xml:space="preserve">.</w:t>
@@ -10919,8 +11405,8 @@
         </w:pict>
       </w:r>
     </w:p>
-    <w:bookmarkEnd w:id="74"/>
-    <w:bookmarkStart w:id="75" w:name="mini-chequeo-5"/>
+    <w:bookmarkEnd w:id="85"/>
+    <w:bookmarkStart w:id="86" w:name="mini-chequeo-5"/>
     <w:p>
       <w:pPr>
         <w:pStyle w:val="Heading2"/>
@@ -11141,8 +11627,8 @@
         </w:pict>
       </w:r>
     </w:p>
-    <w:bookmarkEnd w:id="75"/>
-    <w:bookmarkStart w:id="76" w:name="resumen-en-3-frases-5"/>
+    <w:bookmarkEnd w:id="86"/>
+    <w:bookmarkStart w:id="87" w:name="resumen-en-3-frases-5"/>
     <w:p>
       <w:pPr>
         <w:pStyle w:val="Heading2"/>
@@ -11242,8 +11728,8 @@
         <w:t xml:space="preserve">.</w:t>
       </w:r>
     </w:p>
-    <w:bookmarkEnd w:id="76"/>
-    <w:bookmarkStart w:id="77" w:name="vocabulario-rápido-5"/>
+    <w:bookmarkEnd w:id="87"/>
+    <w:bookmarkStart w:id="88" w:name="vocabulario-rápido-5"/>
     <w:p>
       <w:pPr>
         <w:pStyle w:val="Heading2"/>
@@ -11256,6 +11742,7 @@
       <w:tblPr>
         <w:tblStyle w:val="Table"/>
         <w:tblW w:type="pct" w:w="5000"/>
+        <w:jc w:val="left"/>
         <w:tblLayout w:type="fixed"/>
         <w:tblLook w:firstRow="1" w:lastRow="0" w:firstColumn="0" w:lastColumn="0" w:noHBand="0" w:noVBand="0" w:val="0020"/>
       </w:tblPr>
@@ -11272,6 +11759,7 @@
           <w:p>
             <w:pPr>
               <w:pStyle w:val="Compact"/>
+              <w:jc w:val="left"/>
             </w:pPr>
             <w:r>
               <w:t xml:space="preserve">Término</w:t>
@@ -11283,6 +11771,7 @@
           <w:p>
             <w:pPr>
               <w:pStyle w:val="Compact"/>
+              <w:jc w:val="left"/>
             </w:pPr>
             <w:r>
               <w:t xml:space="preserve">Idea general</w:t>
@@ -11296,6 +11785,7 @@
           <w:p>
             <w:pPr>
               <w:pStyle w:val="Compact"/>
+              <w:jc w:val="left"/>
             </w:pPr>
             <w:r>
               <w:t xml:space="preserve">Coste OSPF</w:t>
@@ -11307,6 +11797,7 @@
           <w:p>
             <w:pPr>
               <w:pStyle w:val="Compact"/>
+              <w:jc w:val="left"/>
             </w:pPr>
             <w:r>
               <w:t xml:space="preserve">Métrica del enlace (10⁸ / ancho de banda)</w:t>
@@ -11320,6 +11811,7 @@
           <w:p>
             <w:pPr>
               <w:pStyle w:val="Compact"/>
+              <w:jc w:val="left"/>
             </w:pPr>
             <w:r>
               <w:t xml:space="preserve">Coste acumulado</w:t>
@@ -11331,6 +11823,7 @@
           <w:p>
             <w:pPr>
               <w:pStyle w:val="Compact"/>
+              <w:jc w:val="left"/>
             </w:pPr>
             <w:r>
               <w:t xml:space="preserve">Suma de costes de todos los enlaces del camino</w:t>
@@ -11344,6 +11837,7 @@
           <w:p>
             <w:pPr>
               <w:pStyle w:val="Compact"/>
+              <w:jc w:val="left"/>
             </w:pPr>
             <w:r>
               <w:t xml:space="preserve">ip ospf cost</w:t>
@@ -11355,6 +11849,7 @@
           <w:p>
             <w:pPr>
               <w:pStyle w:val="Compact"/>
+              <w:jc w:val="left"/>
             </w:pPr>
             <w:r>
               <w:t xml:space="preserve">Comando para fijar el coste de una interfaz</w:t>
@@ -11368,6 +11863,7 @@
           <w:p>
             <w:pPr>
               <w:pStyle w:val="Compact"/>
+              <w:jc w:val="left"/>
             </w:pPr>
             <w:r>
               <w:t xml:space="preserve">auto-cost reference-bandwidth</w:t>
@@ -11379,6 +11875,7 @@
           <w:p>
             <w:pPr>
               <w:pStyle w:val="Compact"/>
+              <w:jc w:val="left"/>
             </w:pPr>
             <w:r>
               <w:t xml:space="preserve">Ancho de banda de referencia para calcular costes</w:t>
@@ -11392,6 +11889,7 @@
           <w:p>
             <w:pPr>
               <w:pStyle w:val="Compact"/>
+              <w:jc w:val="left"/>
             </w:pPr>
             <w:r>
               <w:t xml:space="preserve">Ancho de banda de referencia</w:t>
@@ -11403,6 +11901,7 @@
           <w:p>
             <w:pPr>
               <w:pStyle w:val="Compact"/>
+              <w:jc w:val="left"/>
             </w:pPr>
             <w:r>
               <w:t xml:space="preserve">Velocidad a la que OSPF le asigna coste 1 (10⁸ bps)</w:t>
@@ -11428,7 +11927,7 @@
       <w:r>
         <w:t xml:space="preserve"> </w:t>
       </w:r>
-      <w:hyperlink r:id="rId35">
+      <w:hyperlink r:id="rId46">
         <w:r>
           <w:rPr>
             <w:rStyle w:val="Hyperlink"/>
@@ -11455,7 +11954,7 @@
       <w:r>
         <w:t xml:space="preserve"> </w:t>
       </w:r>
-      <w:hyperlink r:id="rId15">
+      <w:hyperlink r:id="rId26">
         <w:r>
           <w:rPr>
             <w:rStyle w:val="Hyperlink"/>
@@ -11482,7 +11981,7 @@
       <w:r>
         <w:t xml:space="preserve"> </w:t>
       </w:r>
-      <w:hyperlink r:id="rId17">
+      <w:hyperlink r:id="rId28">
         <w:r>
           <w:rPr>
             <w:rStyle w:val="Hyperlink"/>
@@ -11491,9 +11990,9 @@
         </w:r>
       </w:hyperlink>
     </w:p>
-    <w:bookmarkEnd w:id="77"/>
-    <w:bookmarkEnd w:id="78"/>
-    <w:bookmarkStart w:id="86" w:name="configuración-ospf"/>
+    <w:bookmarkEnd w:id="88"/>
+    <w:bookmarkEnd w:id="89"/>
+    <w:bookmarkStart w:id="97" w:name="configuración-ospf"/>
     <w:p>
       <w:pPr>
         <w:pStyle w:val="Heading1"/>
@@ -11557,7 +12056,7 @@
         </w:pict>
       </w:r>
     </w:p>
-    <w:bookmarkStart w:id="79" w:name="la-idea-en-una-frase-6"/>
+    <w:bookmarkStart w:id="90" w:name="la-idea-en-una-frase-6"/>
     <w:p>
       <w:pPr>
         <w:pStyle w:val="Heading2"/>
@@ -11596,7 +12095,7 @@
       <w:r>
         <w:t xml:space="preserve"> </w:t>
       </w:r>
-      <w:hyperlink r:id="rId18">
+      <w:hyperlink r:id="rId29">
         <w:r>
           <w:rPr>
             <w:rStyle w:val="Hyperlink"/>
@@ -11615,8 +12114,8 @@
         </w:pict>
       </w:r>
     </w:p>
-    <w:bookmarkEnd w:id="79"/>
-    <w:bookmarkStart w:id="80" w:name="configuración-mínima"/>
+    <w:bookmarkEnd w:id="90"/>
+    <w:bookmarkStart w:id="91" w:name="configuración-mínima"/>
     <w:p>
       <w:pPr>
         <w:pStyle w:val="Heading2"/>
@@ -11840,7 +12339,7 @@
       <w:r>
         <w:t xml:space="preserve"> </w:t>
       </w:r>
-      <w:hyperlink r:id="rId13">
+      <w:hyperlink r:id="rId24">
         <w:r>
           <w:rPr>
             <w:rStyle w:val="Hyperlink"/>
@@ -11983,7 +12482,13 @@
         <w:t xml:space="preserve"> </w:t>
       </w:r>
       <w:r>
-        <w:t xml:space="preserve">“no levanta vecindad”</w:t>
+        <w:t xml:space="preserve">“</w:t>
+      </w:r>
+      <w:r>
+        <w:t xml:space="preserve">no levanta vecindad</w:t>
+      </w:r>
+      <w:r>
+        <w:t xml:space="preserve">”</w:t>
       </w:r>
       <w:r>
         <w:t xml:space="preserve">.</w:t>
@@ -11996,8 +12501,8 @@
         </w:pict>
       </w:r>
     </w:p>
-    <w:bookmarkEnd w:id="80"/>
-    <w:bookmarkStart w:id="81" w:name="configuración-multiárea"/>
+    <w:bookmarkEnd w:id="91"/>
+    <w:bookmarkStart w:id="92" w:name="configuración-multiárea"/>
     <w:p>
       <w:pPr>
         <w:pStyle w:val="Heading2"/>
@@ -12032,7 +12537,7 @@
       <w:r>
         <w:t xml:space="preserve"> </w:t>
       </w:r>
-      <w:hyperlink r:id="rId14">
+      <w:hyperlink r:id="rId25">
         <w:r>
           <w:rPr>
             <w:rStyle w:val="Hyperlink"/>
@@ -12305,7 +12810,7 @@
       <w:r>
         <w:t xml:space="preserve"> </w:t>
       </w:r>
-      <w:hyperlink r:id="rId14">
+      <w:hyperlink r:id="rId25">
         <w:r>
           <w:rPr>
             <w:rStyle w:val="Hyperlink"/>
@@ -12327,8 +12832,8 @@
         </w:pict>
       </w:r>
     </w:p>
-    <w:bookmarkEnd w:id="81"/>
-    <w:bookmarkStart w:id="82" w:name="verificación-inicial"/>
+    <w:bookmarkEnd w:id="92"/>
+    <w:bookmarkStart w:id="93" w:name="verificación-inicial"/>
     <w:p>
       <w:pPr>
         <w:pStyle w:val="Heading2"/>
@@ -12533,7 +13038,7 @@
       <w:r>
         <w:t xml:space="preserve"> </w:t>
       </w:r>
-      <w:hyperlink r:id="rId15">
+      <w:hyperlink r:id="rId26">
         <w:r>
           <w:rPr>
             <w:rStyle w:val="Hyperlink"/>
@@ -12608,7 +13113,7 @@
       <w:r>
         <w:t xml:space="preserve"> </w:t>
       </w:r>
-      <w:hyperlink r:id="rId18">
+      <w:hyperlink r:id="rId29">
         <w:r>
           <w:rPr>
             <w:rStyle w:val="Hyperlink"/>
@@ -12627,8 +13132,8 @@
         </w:pict>
       </w:r>
     </w:p>
-    <w:bookmarkEnd w:id="82"/>
-    <w:bookmarkStart w:id="83" w:name="mini-chequeo-6"/>
+    <w:bookmarkEnd w:id="93"/>
+    <w:bookmarkStart w:id="94" w:name="mini-chequeo-6"/>
     <w:p>
       <w:pPr>
         <w:pStyle w:val="Heading2"/>
@@ -12727,7 +13232,13 @@
         <w:t xml:space="preserve"> </w:t>
       </w:r>
       <w:r>
-        <w:t xml:space="preserve">“grupo”</w:t>
+        <w:t xml:space="preserve">“</w:t>
+      </w:r>
+      <w:r>
+        <w:t xml:space="preserve">grupo</w:t>
+      </w:r>
+      <w:r>
+        <w:t xml:space="preserve">”</w:t>
       </w:r>
       <w:r>
         <w:t xml:space="preserve"> </w:t>
@@ -12787,8 +13298,8 @@
         </w:pict>
       </w:r>
     </w:p>
-    <w:bookmarkEnd w:id="83"/>
-    <w:bookmarkStart w:id="84" w:name="resumen-en-3-frases-6"/>
+    <w:bookmarkEnd w:id="94"/>
+    <w:bookmarkStart w:id="95" w:name="resumen-en-3-frases-6"/>
     <w:p>
       <w:pPr>
         <w:pStyle w:val="Heading2"/>
@@ -12930,8 +13441,8 @@
         <w:t xml:space="preserve">.</w:t>
       </w:r>
     </w:p>
-    <w:bookmarkEnd w:id="84"/>
-    <w:bookmarkStart w:id="85" w:name="vocabulario-rápido-6"/>
+    <w:bookmarkEnd w:id="95"/>
+    <w:bookmarkStart w:id="96" w:name="vocabulario-rápido-6"/>
     <w:p>
       <w:pPr>
         <w:pStyle w:val="Heading2"/>
@@ -12944,6 +13455,7 @@
       <w:tblPr>
         <w:tblStyle w:val="Table"/>
         <w:tblW w:type="pct" w:w="5000"/>
+        <w:jc w:val="left"/>
         <w:tblLayout w:type="fixed"/>
         <w:tblLook w:firstRow="1" w:lastRow="0" w:firstColumn="0" w:lastColumn="0" w:noHBand="0" w:noVBand="0" w:val="0020"/>
       </w:tblPr>
@@ -12960,6 +13472,7 @@
           <w:p>
             <w:pPr>
               <w:pStyle w:val="Compact"/>
+              <w:jc w:val="left"/>
             </w:pPr>
             <w:r>
               <w:t xml:space="preserve">Término</w:t>
@@ -12971,6 +13484,7 @@
           <w:p>
             <w:pPr>
               <w:pStyle w:val="Compact"/>
+              <w:jc w:val="left"/>
             </w:pPr>
             <w:r>
               <w:t xml:space="preserve">Idea general</w:t>
@@ -12984,6 +13498,7 @@
           <w:p>
             <w:pPr>
               <w:pStyle w:val="Compact"/>
+              <w:jc w:val="left"/>
             </w:pPr>
             <w:r>
               <w:t xml:space="preserve">Process ID</w:t>
@@ -12995,6 +13510,7 @@
           <w:p>
             <w:pPr>
               <w:pStyle w:val="Compact"/>
+              <w:jc w:val="left"/>
             </w:pPr>
             <w:r>
               <w:t xml:space="preserve">Número del proceso OSPF (local al router)</w:t>
@@ -13008,6 +13524,7 @@
           <w:p>
             <w:pPr>
               <w:pStyle w:val="Compact"/>
+              <w:jc w:val="left"/>
             </w:pPr>
             <w:r>
               <w:t xml:space="preserve">Wildcard</w:t>
@@ -13019,6 +13536,7 @@
           <w:p>
             <w:pPr>
               <w:pStyle w:val="Compact"/>
+              <w:jc w:val="left"/>
             </w:pPr>
             <w:r>
               <w:t xml:space="preserve">Máscara invertida para</w:t>
@@ -13047,6 +13565,7 @@
           <w:p>
             <w:pPr>
               <w:pStyle w:val="Compact"/>
+              <w:jc w:val="left"/>
             </w:pPr>
             <w:r>
               <w:t xml:space="preserve">ABR</w:t>
@@ -13058,6 +13577,7 @@
           <w:p>
             <w:pPr>
               <w:pStyle w:val="Compact"/>
+              <w:jc w:val="left"/>
             </w:pPr>
             <w:r>
               <w:t xml:space="preserve">Router con interfaces en Área 0 y otra área</w:t>
@@ -13071,6 +13591,7 @@
           <w:p>
             <w:pPr>
               <w:pStyle w:val="Compact"/>
+              <w:jc w:val="left"/>
             </w:pPr>
             <w:r>
               <w:t xml:space="preserve">show ip ospf neighbor</w:t>
@@ -13082,6 +13603,7 @@
           <w:p>
             <w:pPr>
               <w:pStyle w:val="Compact"/>
+              <w:jc w:val="left"/>
             </w:pPr>
             <w:r>
               <w:t xml:space="preserve">Comando para ver vecinos y estados de adyacencia</w:t>
@@ -13095,6 +13617,7 @@
           <w:p>
             <w:pPr>
               <w:pStyle w:val="Compact"/>
+              <w:jc w:val="left"/>
             </w:pPr>
             <w:r>
               <w:t xml:space="preserve">Estado FULL</w:t>
@@ -13106,6 +13629,7 @@
           <w:p>
             <w:pPr>
               <w:pStyle w:val="Compact"/>
+              <w:jc w:val="left"/>
             </w:pPr>
             <w:r>
               <w:t xml:space="preserve">Adyacencia completa con intercambio de LSAs</w:t>
@@ -13131,7 +13655,7 @@
       <w:r>
         <w:t xml:space="preserve"> </w:t>
       </w:r>
-      <w:hyperlink r:id="rId35">
+      <w:hyperlink r:id="rId46">
         <w:r>
           <w:rPr>
             <w:rStyle w:val="Hyperlink"/>
@@ -13158,7 +13682,7 @@
       <w:r>
         <w:t xml:space="preserve"> </w:t>
       </w:r>
-      <w:hyperlink r:id="rId16">
+      <w:hyperlink r:id="rId27">
         <w:r>
           <w:rPr>
             <w:rStyle w:val="Hyperlink"/>
@@ -13185,7 +13709,7 @@
       <w:r>
         <w:t xml:space="preserve"> </w:t>
       </w:r>
-      <w:hyperlink r:id="rId18">
+      <w:hyperlink r:id="rId29">
         <w:r>
           <w:rPr>
             <w:rStyle w:val="Hyperlink"/>
@@ -13194,9 +13718,9 @@
         </w:r>
       </w:hyperlink>
     </w:p>
-    <w:bookmarkEnd w:id="85"/>
-    <w:bookmarkEnd w:id="86"/>
-    <w:bookmarkStart w:id="95" w:name="ruta-por-defecto-y-diagnóstico"/>
+    <w:bookmarkEnd w:id="96"/>
+    <w:bookmarkEnd w:id="97"/>
+    <w:bookmarkStart w:id="106" w:name="ruta-por-defecto-y-diagnóstico"/>
     <w:p>
       <w:pPr>
         <w:pStyle w:val="Heading1"/>
@@ -13260,7 +13784,7 @@
         </w:pict>
       </w:r>
     </w:p>
-    <w:bookmarkStart w:id="87" w:name="la-idea-en-una-frase-7"/>
+    <w:bookmarkStart w:id="98" w:name="la-idea-en-una-frase-7"/>
     <w:p>
       <w:pPr>
         <w:pStyle w:val="Heading2"/>
@@ -13336,7 +13860,21 @@
           <w:i/>
           <w:iCs/>
         </w:rPr>
-        <w:t xml:space="preserve">“OSPF no levanta”</w:t>
+        <w:t xml:space="preserve">“</w:t>
+      </w:r>
+      <w:r>
+        <w:rPr>
+          <w:i/>
+          <w:iCs/>
+        </w:rPr>
+        <w:t xml:space="preserve">OSPF no levanta</w:t>
+      </w:r>
+      <w:r>
+        <w:rPr>
+          <w:i/>
+          <w:iCs/>
+        </w:rPr>
+        <w:t xml:space="preserve">”</w:t>
       </w:r>
       <w:r>
         <w:t xml:space="preserve">.</w:t>
@@ -13349,8 +13887,8 @@
         </w:pict>
       </w:r>
     </w:p>
-    <w:bookmarkEnd w:id="87"/>
-    <w:bookmarkStart w:id="88" w:name="propagar-la-ruta-por-defecto"/>
+    <w:bookmarkEnd w:id="98"/>
+    <w:bookmarkStart w:id="99" w:name="propagar-la-ruta-por-defecto"/>
     <w:p>
       <w:pPr>
         <w:pStyle w:val="Heading2"/>
@@ -13369,7 +13907,7 @@
       <w:r>
         <w:t xml:space="preserve"> </w:t>
       </w:r>
-      <w:hyperlink r:id="rId9">
+      <w:hyperlink r:id="rId20">
         <w:r>
           <w:rPr>
             <w:rStyle w:val="Hyperlink"/>
@@ -13531,7 +14069,13 @@
         <w:t xml:space="preserve"> </w:t>
       </w:r>
       <w:r>
-        <w:t xml:space="preserve">“para salir a Internet, ve hacia el ASBR”</w:t>
+        <w:t xml:space="preserve">“</w:t>
+      </w:r>
+      <w:r>
+        <w:t xml:space="preserve">para salir a Internet, ve hacia el ASBR</w:t>
+      </w:r>
+      <w:r>
+        <w:t xml:space="preserve">”</w:t>
       </w:r>
       <w:r>
         <w:t xml:space="preserve">. Es la diferencia entre configurar 20 routers a mano y configurar uno.</w:t>
@@ -13629,8 +14173,8 @@
         </w:pict>
       </w:r>
     </w:p>
-    <w:bookmarkEnd w:id="88"/>
-    <w:bookmarkStart w:id="89" w:name="escalera-de-diagnóstico"/>
+    <w:bookmarkEnd w:id="99"/>
+    <w:bookmarkStart w:id="100" w:name="escalera-de-diagnóstico"/>
     <w:p>
       <w:pPr>
         <w:pStyle w:val="Heading2"/>
@@ -13730,7 +14274,21 @@
           <w:b/>
           <w:bCs/>
         </w:rPr>
-        <w:t xml:space="preserve">“no forma vecindad”</w:t>
+        <w:t xml:space="preserve">“</w:t>
+      </w:r>
+      <w:r>
+        <w:rPr>
+          <w:b/>
+          <w:bCs/>
+        </w:rPr>
+        <w:t xml:space="preserve">no forma vecindad</w:t>
+      </w:r>
+      <w:r>
+        <w:rPr>
+          <w:b/>
+          <w:bCs/>
+        </w:rPr>
+        <w:t xml:space="preserve">”</w:t>
       </w:r>
       <w:r>
         <w:t xml:space="preserve"> </w:t>
@@ -13743,6 +14301,7 @@
       <w:tblPr>
         <w:tblStyle w:val="Table"/>
         <w:tblW w:type="pct" w:w="5000"/>
+        <w:jc w:val="left"/>
         <w:tblLayout w:type="fixed"/>
         <w:tblLook w:firstRow="1" w:lastRow="0" w:firstColumn="0" w:lastColumn="0" w:noHBand="0" w:noVBand="0" w:val="0020"/>
       </w:tblPr>
@@ -13759,6 +14318,7 @@
           <w:p>
             <w:pPr>
               <w:pStyle w:val="Compact"/>
+              <w:jc w:val="left"/>
             </w:pPr>
             <w:r>
               <w:t xml:space="preserve">Causa</w:t>
@@ -13770,6 +14330,7 @@
           <w:p>
             <w:pPr>
               <w:pStyle w:val="Compact"/>
+              <w:jc w:val="left"/>
             </w:pPr>
             <w:r>
               <w:t xml:space="preserve">Comando que lo delata</w:t>
@@ -13783,6 +14344,7 @@
           <w:p>
             <w:pPr>
               <w:pStyle w:val="Compact"/>
+              <w:jc w:val="left"/>
             </w:pPr>
             <w:r>
               <w:t xml:space="preserve">Las IPs no hacen ping (capa 3 rota)</w:t>
@@ -13794,6 +14356,7 @@
           <w:p>
             <w:pPr>
               <w:pStyle w:val="Compact"/>
+              <w:jc w:val="left"/>
             </w:pPr>
             <w:r>
               <w:rPr>
@@ -13816,6 +14379,7 @@
           <w:p>
             <w:pPr>
               <w:pStyle w:val="Compact"/>
+              <w:jc w:val="left"/>
             </w:pPr>
             <w:r>
               <w:t xml:space="preserve">El área no coincide entre vecinos</w:t>
@@ -13827,6 +14391,7 @@
           <w:p>
             <w:pPr>
               <w:pStyle w:val="Compact"/>
+              <w:jc w:val="left"/>
             </w:pPr>
             <w:r>
               <w:rPr>
@@ -13858,6 +14423,7 @@
           <w:p>
             <w:pPr>
               <w:pStyle w:val="Compact"/>
+              <w:jc w:val="left"/>
             </w:pPr>
             <w:r>
               <w:t xml:space="preserve">Router ID duplicado</w:t>
@@ -13869,6 +14435,7 @@
           <w:p>
             <w:pPr>
               <w:pStyle w:val="Compact"/>
+              <w:jc w:val="left"/>
             </w:pPr>
             <w:r>
               <w:t xml:space="preserve">Vecinos que aparecen y desaparecen</w:t>
@@ -13882,6 +14449,7 @@
           <w:p>
             <w:pPr>
               <w:pStyle w:val="Compact"/>
+              <w:jc w:val="left"/>
             </w:pPr>
             <w:r>
               <w:t xml:space="preserve">ACL bloqueando OSPF (protocolo 89)</w:t>
@@ -13893,6 +14461,7 @@
           <w:p>
             <w:pPr>
               <w:pStyle w:val="Compact"/>
+              <w:jc w:val="left"/>
             </w:pPr>
             <w:r>
               <w:rPr>
@@ -13915,6 +14484,7 @@
           <w:p>
             <w:pPr>
               <w:pStyle w:val="Compact"/>
+              <w:jc w:val="left"/>
             </w:pPr>
             <w:r>
               <w:t xml:space="preserve">Red no declarada con</w:t>
@@ -13941,6 +14511,7 @@
           <w:p>
             <w:pPr>
               <w:pStyle w:val="Compact"/>
+              <w:jc w:val="left"/>
             </w:pPr>
             <w:r>
               <w:rPr>
@@ -13963,6 +14534,7 @@
           <w:p>
             <w:pPr>
               <w:pStyle w:val="Compact"/>
+              <w:jc w:val="left"/>
             </w:pPr>
             <w:r>
               <w:t xml:space="preserve">Hello/Dead timers distintos</w:t>
@@ -13974,6 +14546,7 @@
           <w:p>
             <w:pPr>
               <w:pStyle w:val="Compact"/>
+              <w:jc w:val="left"/>
             </w:pPr>
             <w:r>
               <w:rPr>
@@ -14123,8 +14696,8 @@
         </w:pict>
       </w:r>
     </w:p>
-    <w:bookmarkEnd w:id="89"/>
-    <w:bookmarkStart w:id="90" w:name="comandos-de-verificación-completos"/>
+    <w:bookmarkEnd w:id="100"/>
+    <w:bookmarkStart w:id="101" w:name="comandos-de-verificación-completos"/>
     <w:p>
       <w:pPr>
         <w:pStyle w:val="Heading2"/>
@@ -14348,7 +14921,7 @@
       <w:r>
         <w:t xml:space="preserve"> </w:t>
       </w:r>
-      <w:hyperlink r:id="rId19">
+      <w:hyperlink r:id="rId30">
         <w:r>
           <w:rPr>
             <w:rStyle w:val="Hyperlink"/>
@@ -14370,8 +14943,8 @@
         </w:pict>
       </w:r>
     </w:p>
-    <w:bookmarkEnd w:id="90"/>
-    <w:bookmarkStart w:id="91" w:name="leer-la-tabla-de-rutas-ospf"/>
+    <w:bookmarkEnd w:id="101"/>
+    <w:bookmarkStart w:id="102" w:name="leer-la-tabla-de-rutas-ospf"/>
     <w:p>
       <w:pPr>
         <w:pStyle w:val="Heading2"/>
@@ -14404,6 +14977,7 @@
       <w:tblPr>
         <w:tblStyle w:val="Table"/>
         <w:tblW w:type="pct" w:w="5000"/>
+        <w:jc w:val="left"/>
         <w:tblLayout w:type="fixed"/>
         <w:tblLook w:firstRow="1" w:lastRow="0" w:firstColumn="0" w:lastColumn="0" w:noHBand="0" w:noVBand="0" w:val="0020"/>
       </w:tblPr>
@@ -14420,6 +14994,7 @@
           <w:p>
             <w:pPr>
               <w:pStyle w:val="Compact"/>
+              <w:jc w:val="left"/>
             </w:pPr>
             <w:r>
               <w:t xml:space="preserve">Prefijo</w:t>
@@ -14431,6 +15006,7 @@
           <w:p>
             <w:pPr>
               <w:pStyle w:val="Compact"/>
+              <w:jc w:val="left"/>
             </w:pPr>
             <w:r>
               <w:t xml:space="preserve">Significado</w:t>
@@ -14444,6 +15020,7 @@
           <w:p>
             <w:pPr>
               <w:pStyle w:val="Compact"/>
+              <w:jc w:val="left"/>
             </w:pPr>
             <w:r>
               <w:rPr>
@@ -14458,6 +15035,7 @@
           <w:p>
             <w:pPr>
               <w:pStyle w:val="Compact"/>
+              <w:jc w:val="left"/>
             </w:pPr>
             <w:r>
               <w:t xml:space="preserve">Ruta</w:t>
@@ -14487,6 +15065,7 @@
           <w:p>
             <w:pPr>
               <w:pStyle w:val="Compact"/>
+              <w:jc w:val="left"/>
             </w:pPr>
             <w:r>
               <w:rPr>
@@ -14501,6 +15080,7 @@
           <w:p>
             <w:pPr>
               <w:pStyle w:val="Compact"/>
+              <w:jc w:val="left"/>
             </w:pPr>
             <w:r>
               <w:t xml:space="preserve">Ruta</w:t>
@@ -14530,6 +15110,7 @@
           <w:p>
             <w:pPr>
               <w:pStyle w:val="Compact"/>
+              <w:jc w:val="left"/>
             </w:pPr>
             <w:r>
               <w:rPr>
@@ -14544,6 +15125,7 @@
           <w:p>
             <w:pPr>
               <w:pStyle w:val="Compact"/>
+              <w:jc w:val="left"/>
             </w:pPr>
             <w:r>
               <w:t xml:space="preserve">Ruta externa con</w:t>
@@ -14588,6 +15170,7 @@
           <w:p>
             <w:pPr>
               <w:pStyle w:val="Compact"/>
+              <w:jc w:val="left"/>
             </w:pPr>
             <w:r>
               <w:rPr>
@@ -14617,6 +15200,7 @@
           <w:p>
             <w:pPr>
               <w:pStyle w:val="Compact"/>
+              <w:jc w:val="left"/>
             </w:pPr>
             <w:r>
               <w:t xml:space="preserve">Ruta externa redistribuida (E1 suma el coste interno; E2 no)</w:t>
@@ -14794,7 +15378,7 @@
       <w:r>
         <w:t xml:space="preserve"> </w:t>
       </w:r>
-      <w:hyperlink r:id="rId16">
+      <w:hyperlink r:id="rId27">
         <w:r>
           <w:rPr>
             <w:rStyle w:val="Hyperlink"/>
@@ -14847,8 +15431,8 @@
         </w:pict>
       </w:r>
     </w:p>
-    <w:bookmarkEnd w:id="91"/>
-    <w:bookmarkStart w:id="92" w:name="mini-chequeo-7"/>
+    <w:bookmarkEnd w:id="102"/>
+    <w:bookmarkStart w:id="103" w:name="mini-chequeo-7"/>
     <w:p>
       <w:pPr>
         <w:pStyle w:val="Heading2"/>
@@ -14872,7 +15456,13 @@
         <w:t xml:space="preserve"> </w:t>
       </w:r>
       <w:r>
-        <w:t xml:space="preserve">“emisor”</w:t>
+        <w:t xml:space="preserve">“</w:t>
+      </w:r>
+      <w:r>
+        <w:t xml:space="preserve">emisor</w:t>
+      </w:r>
+      <w:r>
+        <w:t xml:space="preserve">”</w:t>
       </w:r>
       <w:r>
         <w:t xml:space="preserve"> </w:t>
@@ -15084,8 +15674,8 @@
         </w:pict>
       </w:r>
     </w:p>
-    <w:bookmarkEnd w:id="92"/>
-    <w:bookmarkStart w:id="93" w:name="resumen-en-3-frases-7"/>
+    <w:bookmarkEnd w:id="103"/>
+    <w:bookmarkStart w:id="104" w:name="resumen-en-3-frases-7"/>
     <w:p>
       <w:pPr>
         <w:pStyle w:val="Heading2"/>
@@ -15183,14 +15773,20 @@
         <w:t xml:space="preserve"> </w:t>
       </w:r>
       <w:r>
-        <w:t xml:space="preserve">“no coincide”</w:t>
+        <w:t xml:space="preserve">“</w:t>
+      </w:r>
+      <w:r>
+        <w:t xml:space="preserve">no coincide</w:t>
+      </w:r>
+      <w:r>
+        <w:t xml:space="preserve">”</w:t>
       </w:r>
       <w:r>
         <w:t xml:space="preserve">… no es el problema: mira área, timers y ACLs (la wildcard es local).</w:t>
       </w:r>
     </w:p>
-    <w:bookmarkEnd w:id="93"/>
-    <w:bookmarkStart w:id="94" w:name="vocabulario-rápido-7"/>
+    <w:bookmarkEnd w:id="104"/>
+    <w:bookmarkStart w:id="105" w:name="vocabulario-rápido-7"/>
     <w:p>
       <w:pPr>
         <w:pStyle w:val="Heading2"/>
@@ -15203,6 +15799,7 @@
       <w:tblPr>
         <w:tblStyle w:val="Table"/>
         <w:tblW w:type="auto" w:w="0"/>
+        <w:jc w:val="left"/>
         <w:tblLook w:firstRow="1" w:lastRow="0" w:firstColumn="0" w:lastColumn="0" w:noHBand="0" w:noVBand="0" w:val="0020"/>
       </w:tblPr>
       <w:tblGrid>
@@ -15218,6 +15815,7 @@
           <w:p>
             <w:pPr>
               <w:pStyle w:val="Compact"/>
+              <w:jc w:val="left"/>
             </w:pPr>
             <w:r>
               <w:t xml:space="preserve">Término</w:t>
@@ -15229,6 +15827,7 @@
           <w:p>
             <w:pPr>
               <w:pStyle w:val="Compact"/>
+              <w:jc w:val="left"/>
             </w:pPr>
             <w:r>
               <w:t xml:space="preserve">Idea general</w:t>
@@ -15242,6 +15841,7 @@
           <w:p>
             <w:pPr>
               <w:pStyle w:val="Compact"/>
+              <w:jc w:val="left"/>
             </w:pPr>
             <w:r>
               <w:t xml:space="preserve">default-information originate</w:t>
@@ -15253,6 +15853,7 @@
           <w:p>
             <w:pPr>
               <w:pStyle w:val="Compact"/>
+              <w:jc w:val="left"/>
             </w:pPr>
             <w:r>
               <w:t xml:space="preserve">Anuncia la ruta por defecto a OSPF</w:t>
@@ -15266,6 +15867,7 @@
           <w:p>
             <w:pPr>
               <w:pStyle w:val="Compact"/>
+              <w:jc w:val="left"/>
             </w:pPr>
             <w:r>
               <w:t xml:space="preserve">always</w:t>
@@ -15277,6 +15879,7 @@
           <w:p>
             <w:pPr>
               <w:pStyle w:val="Compact"/>
+              <w:jc w:val="left"/>
             </w:pPr>
             <w:r>
               <w:t xml:space="preserve">Fuerza el anuncio aunque no exista la ruta local</w:t>
@@ -15290,6 +15893,7 @@
           <w:p>
             <w:pPr>
               <w:pStyle w:val="Compact"/>
+              <w:jc w:val="left"/>
             </w:pPr>
             <w:r>
               <w:t xml:space="preserve">Protocolo 89</w:t>
@@ -15301,6 +15905,7 @@
           <w:p>
             <w:pPr>
               <w:pStyle w:val="Compact"/>
+              <w:jc w:val="left"/>
             </w:pPr>
             <w:r>
               <w:t xml:space="preserve">Número de protocolo IP de OSPF</w:t>
@@ -15314,6 +15919,7 @@
           <w:p>
             <w:pPr>
               <w:pStyle w:val="Compact"/>
+              <w:jc w:val="left"/>
             </w:pPr>
             <w:r>
               <w:t xml:space="preserve">AD</w:t>
@@ -15325,6 +15931,7 @@
           <w:p>
             <w:pPr>
               <w:pStyle w:val="Compact"/>
+              <w:jc w:val="left"/>
             </w:pPr>
             <w:r>
               <w:t xml:space="preserve">Administrative Distance (110 para OSPF)</w:t>
@@ -15338,6 +15945,7 @@
           <w:p>
             <w:pPr>
               <w:pStyle w:val="Compact"/>
+              <w:jc w:val="left"/>
             </w:pPr>
             <w:r>
               <w:t xml:space="preserve">Prefijo O</w:t>
@@ -15349,6 +15957,7 @@
           <w:p>
             <w:pPr>
               <w:pStyle w:val="Compact"/>
+              <w:jc w:val="left"/>
             </w:pPr>
             <w:r>
               <w:t xml:space="preserve">Rutas internas OSPF en</w:t>
@@ -15371,6 +15980,7 @@
           <w:p>
             <w:pPr>
               <w:pStyle w:val="Compact"/>
+              <w:jc w:val="left"/>
             </w:pPr>
             <w:r>
               <w:t xml:space="preserve">debug ip ospf events</w:t>
@@ -15382,6 +15992,7 @@
           <w:p>
             <w:pPr>
               <w:pStyle w:val="Compact"/>
+              <w:jc w:val="left"/>
             </w:pPr>
             <w:r>
               <w:t xml:space="preserve">Traza en tiempo real de los eventos OSPF</w:t>
@@ -15407,7 +16018,7 @@
       <w:r>
         <w:t xml:space="preserve"> </w:t>
       </w:r>
-      <w:hyperlink r:id="rId35">
+      <w:hyperlink r:id="rId46">
         <w:r>
           <w:rPr>
             <w:rStyle w:val="Hyperlink"/>
@@ -15434,7 +16045,7 @@
       <w:r>
         <w:t xml:space="preserve"> </w:t>
       </w:r>
-      <w:hyperlink r:id="rId17">
+      <w:hyperlink r:id="rId28">
         <w:r>
           <w:rPr>
             <w:rStyle w:val="Hyperlink"/>
@@ -15461,7 +16072,7 @@
       <w:r>
         <w:t xml:space="preserve"> </w:t>
       </w:r>
-      <w:hyperlink r:id="rId19">
+      <w:hyperlink r:id="rId30">
         <w:r>
           <w:rPr>
             <w:rStyle w:val="Hyperlink"/>
@@ -15470,9 +16081,9 @@
         </w:r>
       </w:hyperlink>
     </w:p>
-    <w:bookmarkEnd w:id="94"/>
-    <w:bookmarkEnd w:id="95"/>
-    <w:bookmarkStart w:id="108" w:name="cierre-consolida-lo-aprendido"/>
+    <w:bookmarkEnd w:id="105"/>
+    <w:bookmarkEnd w:id="106"/>
+    <w:bookmarkStart w:id="119" w:name="cierre-consolida-lo-aprendido"/>
     <w:p>
       <w:pPr>
         <w:pStyle w:val="Heading1"/>
@@ -15546,7 +16157,7 @@
       <w:r>
         <w:t xml:space="preserve"> </w:t>
       </w:r>
-      <w:hyperlink r:id="rId18">
+      <w:hyperlink r:id="rId29">
         <w:r>
           <w:rPr>
             <w:rStyle w:val="Hyperlink"/>
@@ -15568,7 +16179,7 @@
         </w:pict>
       </w:r>
     </w:p>
-    <w:bookmarkStart w:id="96" w:name="sé-el-router-ospf"/>
+    <w:bookmarkStart w:id="107" w:name="sé-el-router-ospf"/>
     <w:p>
       <w:pPr>
         <w:pStyle w:val="Heading2"/>
@@ -15773,7 +16384,7 @@
       <w:r>
         <w:t xml:space="preserve"> </w:t>
       </w:r>
-      <w:hyperlink r:id="rId11">
+      <w:hyperlink r:id="rId22">
         <w:r>
           <w:rPr>
             <w:rStyle w:val="Hyperlink"/>
@@ -15792,8 +16403,8 @@
         </w:pict>
       </w:r>
     </w:p>
-    <w:bookmarkEnd w:id="96"/>
-    <w:bookmarkStart w:id="97" w:name="fireside-chat-rip-vs-ospf"/>
+    <w:bookmarkEnd w:id="107"/>
+    <w:bookmarkStart w:id="108" w:name="fireside-chat-rip-vs-ospf"/>
     <w:p>
       <w:pPr>
         <w:pStyle w:val="Heading2"/>
@@ -15825,7 +16436,21 @@
           <w:i/>
           <w:iCs/>
         </w:rPr>
-        <w:t xml:space="preserve">“quién encuentra la ruta más rápido”</w:t>
+        <w:t xml:space="preserve">“</w:t>
+      </w:r>
+      <w:r>
+        <w:rPr>
+          <w:i/>
+          <w:iCs/>
+        </w:rPr>
+        <w:t xml:space="preserve">quién encuentra la ruta más rápido</w:t>
+      </w:r>
+      <w:r>
+        <w:rPr>
+          <w:i/>
+          <w:iCs/>
+        </w:rPr>
+        <w:t xml:space="preserve">”</w:t>
       </w:r>
       <w:r>
         <w:rPr>
@@ -16017,8 +16642,8 @@
         </w:pict>
       </w:r>
     </w:p>
-    <w:bookmarkEnd w:id="97"/>
-    <w:bookmarkStart w:id="98" w:name="quién-soy"/>
+    <w:bookmarkEnd w:id="108"/>
+    <w:bookmarkStart w:id="109" w:name="quién-soy"/>
     <w:p>
       <w:pPr>
         <w:pStyle w:val="Heading2"/>
@@ -16246,8 +16871,8 @@
         </w:pict>
       </w:r>
     </w:p>
-    <w:bookmarkEnd w:id="98"/>
-    <w:bookmarkStart w:id="99" w:name="Xe2120df83048d93d405a10d0d2629ab29d8d5b8"/>
+    <w:bookmarkEnd w:id="109"/>
+    <w:bookmarkStart w:id="110" w:name="Xe2120df83048d93d405a10d0d2629ab29d8d5b8"/>
     <w:p>
       <w:pPr>
         <w:pStyle w:val="Heading2"/>
@@ -16259,7 +16884,13 @@
         <w:t xml:space="preserve"> </w:t>
       </w:r>
       <w:r>
-        <w:t xml:space="preserve">“OSPF no forma vecindad”</w:t>
+        <w:t xml:space="preserve">“</w:t>
+      </w:r>
+      <w:r>
+        <w:t xml:space="preserve">OSPF no forma vecindad</w:t>
+      </w:r>
+      <w:r>
+        <w:t xml:space="preserve">”</w:t>
       </w:r>
     </w:p>
     <w:p>
@@ -16283,7 +16914,10 @@
         <w:t xml:space="preserve"> </w:t>
       </w:r>
       <w:r>
-        <w:t xml:space="preserve">“Clásico: configuras OSPF y los vecinos no aparecen. Razones: 1) Las IPs no hacen ping (capa 3 rota). 2) El área no coincide. 3) El Router ID está duplicado. 4) Hay una ACL bloqueando OSPF (protocolo 89). 5) La subred no está declarada con</w:t>
+        <w:t xml:space="preserve">“</w:t>
+      </w:r>
+      <w:r>
+        <w:t xml:space="preserve">Clásico: configuras OSPF y los vecinos no aparecen. Razones: 1) Las IPs no hacen ping (capa 3 rota). 2) El área no coincide. 3) El Router ID está duplicado. 4) Hay una ACL bloqueando OSPF (protocolo 89). 5) La subred no está declarada con</w:t>
       </w:r>
       <w:r>
         <w:t xml:space="preserve"> </w:t>
@@ -16295,7 +16929,10 @@
         <w:t xml:space="preserve">network</w:t>
       </w:r>
       <w:r>
-        <w:t xml:space="preserve">. 6) El Hello timer no coincide (por defecto 10s en broadcast).”</w:t>
+        <w:t xml:space="preserve">. 6) El Hello timer no coincide (por defecto 10s en broadcast).</w:t>
+      </w:r>
+      <w:r>
+        <w:t xml:space="preserve">”</w:t>
       </w:r>
     </w:p>
     <w:p>
@@ -16319,7 +16956,10 @@
         <w:t xml:space="preserve"> </w:t>
       </w:r>
       <w:r>
-        <w:t xml:space="preserve">“Y lo mejor:</w:t>
+        <w:t xml:space="preserve">“</w:t>
+      </w:r>
+      <w:r>
+        <w:t xml:space="preserve">Y lo mejor:</w:t>
       </w:r>
       <w:r>
         <w:t xml:space="preserve"> </w:t>
@@ -16335,7 +16975,10 @@
         <w:t xml:space="preserve"> </w:t>
       </w:r>
       <w:r>
-        <w:t xml:space="preserve">en los dos routers y no se ven. ¡Pues claro! El process ID no tiene que coincidir. Es local. Lo que tiene que coincidir es el área, la máscara de red, y que no haya firewall de por medio.”</w:t>
+        <w:t xml:space="preserve">en los dos routers y no se ven. ¡Pues claro! El process ID no tiene que coincidir. Es local. Lo que tiene que coincidir es el área, la máscara de red, y que no haya firewall de por medio.</w:t>
+      </w:r>
+      <w:r>
+        <w:t xml:space="preserve">”</w:t>
       </w:r>
     </w:p>
     <w:p>
@@ -16359,7 +17002,10 @@
         <w:t xml:space="preserve"> </w:t>
       </w:r>
       <w:r>
-        <w:t xml:space="preserve">“Y no me vengas con</w:t>
+        <w:t xml:space="preserve">“</w:t>
+      </w:r>
+      <w:r>
+        <w:t xml:space="preserve">Y no me vengas con</w:t>
       </w:r>
       <w:r>
         <w:t xml:space="preserve"> </w:t>
@@ -16369,7 +17015,21 @@
           <w:i/>
           <w:iCs/>
         </w:rPr>
-        <w:t xml:space="preserve">‘¿será que OSPF tarda en arrancar?’</w:t>
+        <w:t xml:space="preserve">‘</w:t>
+      </w:r>
+      <w:r>
+        <w:rPr>
+          <w:i/>
+          <w:iCs/>
+        </w:rPr>
+        <w:t xml:space="preserve">¿será que OSPF tarda en arrancar?</w:t>
+      </w:r>
+      <w:r>
+        <w:rPr>
+          <w:i/>
+          <w:iCs/>
+        </w:rPr>
+        <w:t xml:space="preserve">’</w:t>
       </w:r>
       <w:r>
         <w:t xml:space="preserve">. Con</w:t>
@@ -16387,7 +17047,10 @@
         <w:t xml:space="preserve"> </w:t>
       </w:r>
       <w:r>
-        <w:t xml:space="preserve">vacío y el ping OK, ya tienes la respuesta: el problema está en el plano OSPF, no en la red. A diagnosticar.”</w:t>
+        <w:t xml:space="preserve">vacío y el ping OK, ya tienes la respuesta: el problema está en el plano OSPF, no en la red. A diagnosticar.</w:t>
+      </w:r>
+      <w:r>
+        <w:t xml:space="preserve">”</w:t>
       </w:r>
     </w:p>
     <w:p>
@@ -16397,8 +17060,8 @@
         </w:pict>
       </w:r>
     </w:p>
-    <w:bookmarkEnd w:id="99"/>
-    <w:bookmarkStart w:id="100" w:name="laboratorio-de-tortura-ospf-multisede"/>
+    <w:bookmarkEnd w:id="110"/>
+    <w:bookmarkStart w:id="111" w:name="laboratorio-de-tortura-ospf-multisede"/>
     <w:p>
       <w:pPr>
         <w:pStyle w:val="Heading2"/>
@@ -16893,7 +17556,13 @@
         <w:t xml:space="preserve"> </w:t>
       </w:r>
       <w:r>
-        <w:t xml:space="preserve">“arreglarlo”</w:t>
+        <w:t xml:space="preserve">“</w:t>
+      </w:r>
+      <w:r>
+        <w:t xml:space="preserve">arreglarlo</w:t>
+      </w:r>
+      <w:r>
+        <w:t xml:space="preserve">”</w:t>
       </w:r>
       <w:r>
         <w:t xml:space="preserve"> </w:t>
@@ -16934,7 +17603,7 @@
       <w:r>
         <w:t xml:space="preserve"> </w:t>
       </w:r>
-      <w:hyperlink r:id="rId14">
+      <w:hyperlink r:id="rId25">
         <w:r>
           <w:rPr>
             <w:rStyle w:val="Hyperlink"/>
@@ -16966,7 +17635,7 @@
       <w:r>
         <w:t xml:space="preserve"> </w:t>
       </w:r>
-      <w:hyperlink r:id="rId18">
+      <w:hyperlink r:id="rId29">
         <w:r>
           <w:rPr>
             <w:rStyle w:val="Hyperlink"/>
@@ -17042,8 +17711,8 @@
         </w:pict>
       </w:r>
     </w:p>
-    <w:bookmarkEnd w:id="100"/>
-    <w:bookmarkStart w:id="101" w:name="logros-de-esta-unidad"/>
+    <w:bookmarkEnd w:id="111"/>
+    <w:bookmarkStart w:id="112" w:name="logros-de-esta-unidad"/>
     <w:p>
       <w:pPr>
         <w:pStyle w:val="Heading2"/>
@@ -17056,6 +17725,7 @@
       <w:tblPr>
         <w:tblStyle w:val="Table"/>
         <w:tblW w:type="pct" w:w="5000"/>
+        <w:jc w:val="left"/>
         <w:tblLayout w:type="fixed"/>
         <w:tblLook w:firstRow="1" w:lastRow="0" w:firstColumn="0" w:lastColumn="0" w:noHBand="0" w:noVBand="0" w:val="0020"/>
       </w:tblPr>
@@ -17072,6 +17742,7 @@
           <w:p>
             <w:pPr>
               <w:pStyle w:val="Compact"/>
+              <w:jc w:val="left"/>
             </w:pPr>
             <w:r>
               <w:t xml:space="preserve">Logro</w:t>
@@ -17083,6 +17754,7 @@
           <w:p>
             <w:pPr>
               <w:pStyle w:val="Compact"/>
+              <w:jc w:val="left"/>
             </w:pPr>
             <w:r>
               <w:t xml:space="preserve">Cómo conseguirlo</w:t>
@@ -17096,6 +17768,7 @@
           <w:p>
             <w:pPr>
               <w:pStyle w:val="Compact"/>
+              <w:jc w:val="left"/>
             </w:pPr>
             <w:r>
               <w:t xml:space="preserve">🏅</w:t>
@@ -17117,6 +17790,7 @@
           <w:p>
             <w:pPr>
               <w:pStyle w:val="Compact"/>
+              <w:jc w:val="left"/>
             </w:pPr>
             <w:r>
               <w:t xml:space="preserve">Configurar 3 routers OSPF y verificar adyacencias con</w:t>
@@ -17139,6 +17813,7 @@
           <w:p>
             <w:pPr>
               <w:pStyle w:val="Compact"/>
+              <w:jc w:val="left"/>
             </w:pPr>
             <w:r>
               <w:t xml:space="preserve">🏅</w:t>
@@ -17160,6 +17835,7 @@
           <w:p>
             <w:pPr>
               <w:pStyle w:val="Compact"/>
+              <w:jc w:val="left"/>
             </w:pPr>
             <w:r>
               <w:t xml:space="preserve">Configurar OSPF multiárea con ABR entre áreas 0, 1 y 2</w:t>
@@ -17173,6 +17849,7 @@
           <w:p>
             <w:pPr>
               <w:pStyle w:val="Compact"/>
+              <w:jc w:val="left"/>
             </w:pPr>
             <w:r>
               <w:t xml:space="preserve">🏅</w:t>
@@ -17194,6 +17871,7 @@
           <w:p>
             <w:pPr>
               <w:pStyle w:val="Compact"/>
+              <w:jc w:val="left"/>
             </w:pPr>
             <w:r>
               <w:t xml:space="preserve">Propagar una ruta por defecto por OSPF usando</w:t>
@@ -17216,6 +17894,7 @@
           <w:p>
             <w:pPr>
               <w:pStyle w:val="Compact"/>
+              <w:jc w:val="left"/>
             </w:pPr>
             <w:r>
               <w:t xml:space="preserve">🏅</w:t>
@@ -17237,6 +17916,7 @@
           <w:p>
             <w:pPr>
               <w:pStyle w:val="Compact"/>
+              <w:jc w:val="left"/>
             </w:pPr>
             <w:r>
               <w:t xml:space="preserve">Explicar el algoritmo de Dijkstra y cómo OSPF calcula la mejor ruta</w:t>
@@ -17252,8 +17932,8 @@
         </w:pict>
       </w:r>
     </w:p>
-    <w:bookmarkEnd w:id="101"/>
-    <w:bookmarkStart w:id="102" w:name="atrévete-a-pensar"/>
+    <w:bookmarkEnd w:id="112"/>
+    <w:bookmarkStart w:id="113" w:name="atrévete-a-pensar"/>
     <w:p>
       <w:pPr>
         <w:pStyle w:val="Heading2"/>
@@ -17474,8 +18154,8 @@
         </w:pict>
       </w:r>
     </w:p>
-    <w:bookmarkEnd w:id="102"/>
-    <w:bookmarkStart w:id="103" w:name="crucigrama-de-bits"/>
+    <w:bookmarkEnd w:id="113"/>
+    <w:bookmarkStart w:id="114" w:name="crucigrama-de-bits"/>
     <w:p>
       <w:pPr>
         <w:pStyle w:val="Heading2"/>
@@ -17628,8 +18308,8 @@
         </w:pict>
       </w:r>
     </w:p>
-    <w:bookmarkEnd w:id="103"/>
-    <w:bookmarkStart w:id="104" w:name="entrevista-de-trabajo"/>
+    <w:bookmarkEnd w:id="114"/>
+    <w:bookmarkStart w:id="115" w:name="entrevista-de-trabajo"/>
     <w:p>
       <w:pPr>
         <w:pStyle w:val="Heading2"/>
@@ -17651,7 +18331,21 @@
           <w:b/>
           <w:bCs/>
         </w:rPr>
-        <w:t xml:space="preserve">“¿Qué es OSPF? Explica cómo funciona.”</w:t>
+        <w:t xml:space="preserve">“</w:t>
+      </w:r>
+      <w:r>
+        <w:rPr>
+          <w:b/>
+          <w:bCs/>
+        </w:rPr>
+        <w:t xml:space="preserve">¿Qué es OSPF? Explica cómo funciona.</w:t>
+      </w:r>
+      <w:r>
+        <w:rPr>
+          <w:b/>
+          <w:bCs/>
+        </w:rPr>
+        <w:t xml:space="preserve">”</w:t>
       </w:r>
     </w:p>
     <w:p>
@@ -17667,7 +18361,21 @@
           <w:b/>
           <w:bCs/>
         </w:rPr>
-        <w:t xml:space="preserve">“Diferencias entre RIP y OSPF. ¿Cuándo usarías cada uno?”</w:t>
+        <w:t xml:space="preserve">“</w:t>
+      </w:r>
+      <w:r>
+        <w:rPr>
+          <w:b/>
+          <w:bCs/>
+        </w:rPr>
+        <w:t xml:space="preserve">Diferencias entre RIP y OSPF. ¿Cuándo usarías cada uno?</w:t>
+      </w:r>
+      <w:r>
+        <w:rPr>
+          <w:b/>
+          <w:bCs/>
+        </w:rPr>
+        <w:t xml:space="preserve">”</w:t>
       </w:r>
     </w:p>
     <w:p>
@@ -17683,7 +18391,21 @@
           <w:b/>
           <w:bCs/>
         </w:rPr>
-        <w:t xml:space="preserve">“¿Qué es el área 0? ¿Por qué es obligatoria?”</w:t>
+        <w:t xml:space="preserve">“</w:t>
+      </w:r>
+      <w:r>
+        <w:rPr>
+          <w:b/>
+          <w:bCs/>
+        </w:rPr>
+        <w:t xml:space="preserve">¿Qué es el área 0? ¿Por qué es obligatoria?</w:t>
+      </w:r>
+      <w:r>
+        <w:rPr>
+          <w:b/>
+          <w:bCs/>
+        </w:rPr>
+        <w:t xml:space="preserve">”</w:t>
       </w:r>
     </w:p>
     <w:p>
@@ -17699,7 +18421,21 @@
           <w:b/>
           <w:bCs/>
         </w:rPr>
-        <w:t xml:space="preserve">“Configura OSPF en 3 routers con 2 áreas.”</w:t>
+        <w:t xml:space="preserve">“</w:t>
+      </w:r>
+      <w:r>
+        <w:rPr>
+          <w:b/>
+          <w:bCs/>
+        </w:rPr>
+        <w:t xml:space="preserve">Configura OSPF en 3 routers con 2 áreas.</w:t>
+      </w:r>
+      <w:r>
+        <w:rPr>
+          <w:b/>
+          <w:bCs/>
+        </w:rPr>
+        <w:t xml:space="preserve">”</w:t>
       </w:r>
     </w:p>
     <w:p>
@@ -17715,7 +18451,21 @@
           <w:b/>
           <w:bCs/>
         </w:rPr>
-        <w:t xml:space="preserve">“¿Cómo propagas una ruta por defecto en OSPF?”</w:t>
+        <w:t xml:space="preserve">“</w:t>
+      </w:r>
+      <w:r>
+        <w:rPr>
+          <w:b/>
+          <w:bCs/>
+        </w:rPr>
+        <w:t xml:space="preserve">¿Cómo propagas una ruta por defecto en OSPF?</w:t>
+      </w:r>
+      <w:r>
+        <w:rPr>
+          <w:b/>
+          <w:bCs/>
+        </w:rPr>
+        <w:t xml:space="preserve">”</w:t>
       </w:r>
     </w:p>
     <w:p>
@@ -17745,7 +18495,13 @@
         <w:t xml:space="preserve"> </w:t>
       </w:r>
       <w:r>
-        <w:t xml:space="preserve">“preguntas reina”</w:t>
+        <w:t xml:space="preserve">“</w:t>
+      </w:r>
+      <w:r>
+        <w:t xml:space="preserve">preguntas reina</w:t>
+      </w:r>
+      <w:r>
+        <w:t xml:space="preserve">”</w:t>
       </w:r>
       <w:r>
         <w:t xml:space="preserve">. Para la 1, recorre la cadena de montaje del</w:t>
@@ -17753,7 +18509,7 @@
       <w:r>
         <w:t xml:space="preserve"> </w:t>
       </w:r>
-      <w:hyperlink r:id="rId13">
+      <w:hyperlink r:id="rId24">
         <w:r>
           <w:rPr>
             <w:rStyle w:val="Hyperlink"/>
@@ -17767,7 +18523,7 @@
       <w:r>
         <w:t xml:space="preserve"> </w:t>
       </w:r>
-      <w:hyperlink r:id="rId17">
+      <w:hyperlink r:id="rId28">
         <w:r>
           <w:rPr>
             <w:rStyle w:val="Hyperlink"/>
@@ -17786,8 +18542,8 @@
         </w:pict>
       </w:r>
     </w:p>
-    <w:bookmarkEnd w:id="104"/>
-    <w:bookmarkStart w:id="105" w:name="no-hay-preguntas-tontas"/>
+    <w:bookmarkEnd w:id="115"/>
+    <w:bookmarkStart w:id="116" w:name="no-hay-preguntas-tontas"/>
     <w:p>
       <w:pPr>
         <w:pStyle w:val="Heading2"/>
@@ -17840,7 +18596,7 @@
       <w:r>
         <w:t xml:space="preserve"> </w:t>
       </w:r>
-      <w:hyperlink r:id="rId12">
+      <w:hyperlink r:id="rId23">
         <w:r>
           <w:rPr>
             <w:rStyle w:val="Hyperlink"/>
@@ -17967,7 +18723,7 @@
       <w:r>
         <w:t xml:space="preserve"> </w:t>
       </w:r>
-      <w:hyperlink r:id="rId15">
+      <w:hyperlink r:id="rId26">
         <w:r>
           <w:rPr>
             <w:rStyle w:val="Hyperlink"/>
@@ -17986,8 +18742,8 @@
         </w:pict>
       </w:r>
     </w:p>
-    <w:bookmarkEnd w:id="105"/>
-    <w:bookmarkStart w:id="106" w:name="poscréditos"/>
+    <w:bookmarkEnd w:id="116"/>
+    <w:bookmarkStart w:id="117" w:name="poscréditos"/>
     <w:p>
       <w:pPr>
         <w:pStyle w:val="Heading2"/>
@@ -18061,8 +18817,8 @@
         </w:pict>
       </w:r>
     </w:p>
-    <w:bookmarkEnd w:id="106"/>
-    <w:bookmarkStart w:id="107" w:name="criterios-de-evaluación-cubiertos-ra6-1"/>
+    <w:bookmarkEnd w:id="117"/>
+    <w:bookmarkStart w:id="118" w:name="criterios-de-evaluación-cubiertos-ra6-1"/>
     <w:p>
       <w:pPr>
         <w:pStyle w:val="Heading2"/>
@@ -18087,6 +18843,7 @@
       <w:tblPr>
         <w:tblStyle w:val="Table"/>
         <w:tblW w:type="pct" w:w="5000"/>
+        <w:jc w:val="left"/>
         <w:tblLayout w:type="fixed"/>
         <w:tblLook w:firstRow="1" w:lastRow="0" w:firstColumn="0" w:lastColumn="0" w:noHBand="0" w:noVBand="0" w:val="0020"/>
       </w:tblPr>
@@ -18104,6 +18861,7 @@
           <w:p>
             <w:pPr>
               <w:pStyle w:val="Compact"/>
+              <w:jc w:val="left"/>
             </w:pPr>
             <w:r>
               <w:t xml:space="preserve">CE</w:t>
@@ -18115,6 +18873,7 @@
           <w:p>
             <w:pPr>
               <w:pStyle w:val="Compact"/>
+              <w:jc w:val="left"/>
             </w:pPr>
             <w:r>
               <w:t xml:space="preserve">Criterio</w:t>
@@ -18126,6 +18885,7 @@
           <w:p>
             <w:pPr>
               <w:pStyle w:val="Compact"/>
+              <w:jc w:val="left"/>
             </w:pPr>
             <w:r>
               <w:t xml:space="preserve">Cubierto</w:t>
@@ -18139,6 +18899,7 @@
           <w:p>
             <w:pPr>
               <w:pStyle w:val="Compact"/>
+              <w:jc w:val="left"/>
             </w:pPr>
             <w:r>
               <w:t xml:space="preserve">g)</w:t>
@@ -18150,6 +18911,7 @@
           <w:p>
             <w:pPr>
               <w:pStyle w:val="Compact"/>
+              <w:jc w:val="left"/>
             </w:pPr>
             <w:r>
               <w:t xml:space="preserve">Se ha habilitado y configurado OSPF en un «router»</w:t>
@@ -18161,6 +18923,7 @@
           <w:p>
             <w:pPr>
               <w:pStyle w:val="Compact"/>
+              <w:jc w:val="left"/>
             </w:pPr>
             <w:r>
               <w:t xml:space="preserve">✅ Configuración OSPF (puntos 6-7) + ⚡ Laboratorio</w:t>
@@ -18174,6 +18937,7 @@
           <w:p>
             <w:pPr>
               <w:pStyle w:val="Compact"/>
+              <w:jc w:val="left"/>
             </w:pPr>
             <w:r>
               <w:t xml:space="preserve">h)</w:t>
@@ -18185,6 +18949,7 @@
           <w:p>
             <w:pPr>
               <w:pStyle w:val="Compact"/>
+              <w:jc w:val="left"/>
             </w:pPr>
             <w:r>
               <w:t xml:space="preserve">Se ha establecido y propagado una ruta por defecto usando OSPF</w:t>
@@ -18196,6 +18961,7 @@
           <w:p>
             <w:pPr>
               <w:pStyle w:val="Compact"/>
+              <w:jc w:val="left"/>
             </w:pPr>
             <w:r>
               <w:t xml:space="preserve">✅ Propagación con</w:t>
@@ -18260,7 +19026,7 @@
       <w:r>
         <w:t xml:space="preserve"> </w:t>
       </w:r>
-      <w:hyperlink r:id="rId35">
+      <w:hyperlink r:id="rId46">
         <w:r>
           <w:rPr>
             <w:rStyle w:val="Hyperlink"/>
@@ -18287,7 +19053,7 @@
       <w:r>
         <w:t xml:space="preserve"> </w:t>
       </w:r>
-      <w:hyperlink r:id="rId18">
+      <w:hyperlink r:id="rId29">
         <w:r>
           <w:rPr>
             <w:rStyle w:val="Hyperlink"/>
@@ -18314,7 +19080,7 @@
       <w:r>
         <w:t xml:space="preserve"> </w:t>
       </w:r>
-      <w:hyperlink r:id="rId25">
+      <w:hyperlink r:id="rId36">
         <w:r>
           <w:rPr>
             <w:rStyle w:val="Hyperlink"/>
@@ -18323,13 +19089,9 @@
         </w:r>
       </w:hyperlink>
     </w:p>
-    <w:bookmarkEnd w:id="107"/>
-    <w:bookmarkEnd w:id="108"/>
-    <w:sectPr>
-      <w:footnotePr>
-        <w:numRestart w:val="eachSect"/>
-      </w:footnotePr>
-    </w:sectPr>
+    <w:bookmarkEnd w:id="118"/>
+    <w:bookmarkEnd w:id="119"/>
+    <w:sectPr/>
   </w:body>
 </w:document>
 </file>
@@ -18367,7 +19129,7 @@
       <w:lvlText w:val=" "/>
       <w:lvlJc w:val="left"/>
       <w:pPr>
-        <w:ind w:left="720" w:hanging="360"/>
+        <w:ind w:left="720" w:hanging="480"/>
       </w:pPr>
     </w:lvl>
     <w:lvl w:ilvl="1">
@@ -18375,7 +19137,7 @@
       <w:lvlText w:val=" "/>
       <w:lvlJc w:val="left"/>
       <w:pPr>
-        <w:ind w:left="1440" w:hanging="360"/>
+        <w:ind w:left="1440" w:hanging="480"/>
       </w:pPr>
     </w:lvl>
     <w:lvl w:ilvl="2">
@@ -18383,7 +19145,7 @@
       <w:lvlText w:val=" "/>
       <w:lvlJc w:val="left"/>
       <w:pPr>
-        <w:ind w:left="2160" w:hanging="360"/>
+        <w:ind w:left="2160" w:hanging="480"/>
       </w:pPr>
     </w:lvl>
     <w:lvl w:ilvl="3">
@@ -18391,7 +19153,7 @@
       <w:lvlText w:val=" "/>
       <w:lvlJc w:val="left"/>
       <w:pPr>
-        <w:ind w:left="2880" w:hanging="360"/>
+        <w:ind w:left="2880" w:hanging="480"/>
       </w:pPr>
     </w:lvl>
     <w:lvl w:ilvl="4">
@@ -18399,7 +19161,7 @@
       <w:lvlText w:val=" "/>
       <w:lvlJc w:val="left"/>
       <w:pPr>
-        <w:ind w:left="3600" w:hanging="360"/>
+        <w:ind w:left="3600" w:hanging="480"/>
       </w:pPr>
     </w:lvl>
     <w:lvl w:ilvl="5">
@@ -18407,7 +19169,7 @@
       <w:lvlText w:val=" "/>
       <w:lvlJc w:val="left"/>
       <w:pPr>
-        <w:ind w:left="4320" w:hanging="360"/>
+        <w:ind w:left="4320" w:hanging="480"/>
       </w:pPr>
     </w:lvl>
     <w:lvl w:ilvl="6">
@@ -18415,7 +19177,7 @@
       <w:lvlText w:val=" "/>
       <w:lvlJc w:val="left"/>
       <w:pPr>
-        <w:ind w:left="5040" w:hanging="360"/>
+        <w:ind w:left="5040" w:hanging="480"/>
       </w:pPr>
     </w:lvl>
     <w:lvl w:ilvl="7">
@@ -18423,7 +19185,7 @@
       <w:lvlText w:val=" "/>
       <w:lvlJc w:val="left"/>
       <w:pPr>
-        <w:ind w:left="5760" w:hanging="360"/>
+        <w:ind w:left="5760" w:hanging="480"/>
       </w:pPr>
     </w:lvl>
     <w:lvl w:ilvl="8">
@@ -18431,7 +19193,7 @@
       <w:lvlText w:val=" "/>
       <w:lvlJc w:val="left"/>
       <w:pPr>
-        <w:ind w:left="6480" w:hanging="360"/>
+        <w:ind w:left="6480" w:hanging="480"/>
       </w:pPr>
     </w:lvl>
   </w:abstractNum>
@@ -18440,102 +19202,75 @@
     <w:multiLevelType w:val="multilevel"/>
     <w:lvl w:ilvl="0">
       <w:numFmt w:val="bullet"/>
-      <w:lvlText w:val=""/>
+      <w:lvlText w:val="•"/>
       <w:lvlJc w:val="left"/>
       <w:pPr>
-        <w:ind w:left="720" w:hanging="360"/>
-      </w:pPr>
-      <w:rPr>
-        <w:rFonts w:ascii="Symbol" w:hAnsi="Symbol" w:cs="Symbol" w:hint="default"/>
-      </w:rPr>
+        <w:ind w:left="720" w:hanging="480"/>
+      </w:pPr>
     </w:lvl>
     <w:lvl w:ilvl="1">
       <w:numFmt w:val="bullet"/>
-      <w:lvlText w:val="o"/>
+      <w:lvlText w:val="–"/>
       <w:lvlJc w:val="left"/>
       <w:pPr>
-        <w:ind w:left="1440" w:hanging="360"/>
-      </w:pPr>
-      <w:rPr>
-        <w:rFonts w:ascii="Courier New" w:hAnsi="Courier New" w:cs="Courier New" w:hint="default"/>
-      </w:rPr>
+        <w:ind w:left="1440" w:hanging="480"/>
+      </w:pPr>
     </w:lvl>
     <w:lvl w:ilvl="2">
       <w:numFmt w:val="bullet"/>
-      <w:lvlText w:val=""/>
+      <w:lvlText w:val="•"/>
       <w:lvlJc w:val="left"/>
       <w:pPr>
-        <w:ind w:left="2160" w:hanging="360"/>
-      </w:pPr>
-      <w:rPr>
-        <w:rFonts w:ascii="Wingdings" w:hAnsi="Wingdings" w:cs="Wingdings" w:hint="default"/>
-      </w:rPr>
+        <w:ind w:left="2160" w:hanging="480"/>
+      </w:pPr>
     </w:lvl>
     <w:lvl w:ilvl="3">
       <w:numFmt w:val="bullet"/>
-      <w:lvlText w:val=""/>
+      <w:lvlText w:val="–"/>
       <w:lvlJc w:val="left"/>
       <w:pPr>
-        <w:ind w:left="2880" w:hanging="360"/>
-      </w:pPr>
-      <w:rPr>
-        <w:rFonts w:ascii="Symbol" w:hAnsi="Symbol" w:cs="Symbol" w:hint="default"/>
-      </w:rPr>
+        <w:ind w:left="2880" w:hanging="480"/>
+      </w:pPr>
     </w:lvl>
     <w:lvl w:ilvl="4">
       <w:numFmt w:val="bullet"/>
-      <w:lvlText w:val="o"/>
+      <w:lvlText w:val="•"/>
       <w:lvlJc w:val="left"/>
       <w:pPr>
-        <w:ind w:left="3600" w:hanging="360"/>
-      </w:pPr>
-      <w:rPr>
-        <w:rFonts w:ascii="Courier New" w:hAnsi="Courier New" w:cs="Courier New" w:hint="default"/>
-      </w:rPr>
+        <w:ind w:left="3600" w:hanging="480"/>
+      </w:pPr>
     </w:lvl>
     <w:lvl w:ilvl="5">
       <w:numFmt w:val="bullet"/>
-      <w:lvlText w:val=""/>
+      <w:lvlText w:val="–"/>
       <w:lvlJc w:val="left"/>
       <w:pPr>
-        <w:ind w:left="4320" w:hanging="360"/>
-      </w:pPr>
-      <w:rPr>
-        <w:rFonts w:ascii="Wingdings" w:hAnsi="Wingdings" w:cs="Wingdings" w:hint="default"/>
-      </w:rPr>
+        <w:ind w:left="4320" w:hanging="480"/>
+      </w:pPr>
     </w:lvl>
     <w:lvl w:ilvl="6">
       <w:numFmt w:val="bullet"/>
-      <w:lvlText w:val=""/>
+      <w:lvlText w:val="•"/>
       <w:lvlJc w:val="left"/>
       <w:pPr>
-        <w:ind w:left="5040" w:hanging="360"/>
-      </w:pPr>
-      <w:rPr>
-        <w:rFonts w:ascii="Symbol" w:hAnsi="Symbol" w:cs="Symbol" w:hint="default"/>
-      </w:rPr>
+        <w:ind w:left="5040" w:hanging="480"/>
+      </w:pPr>
     </w:lvl>
     <w:lvl w:ilvl="7">
       <w:numFmt w:val="bullet"/>
-      <w:lvlText w:val="o"/>
+      <w:lvlText w:val="–"/>
       <w:lvlJc w:val="left"/>
       <w:pPr>
-        <w:ind w:left="5760" w:hanging="360"/>
-      </w:pPr>
-      <w:rPr>
-        <w:rFonts w:ascii="Courier New" w:hAnsi="Courier New" w:cs="Courier New" w:hint="default"/>
-      </w:rPr>
+        <w:ind w:left="5760" w:hanging="480"/>
+      </w:pPr>
     </w:lvl>
     <w:lvl w:ilvl="8">
       <w:numFmt w:val="bullet"/>
-      <w:lvlText w:val=""/>
+      <w:lvlText w:val="•"/>
       <w:lvlJc w:val="left"/>
       <w:pPr>
-        <w:ind w:left="6480" w:hanging="360"/>
-      </w:pPr>
-      <w:rPr>
-        <w:rFonts w:ascii="Wingdings" w:hAnsi="Wingdings" w:cs="Wingdings" w:hint="default"/>
-      </w:rPr>
+        <w:ind w:left="6480" w:hanging="480"/>
+      </w:pPr>
     </w:lvl>
   </w:abstractNum>
   <w:abstractNum w:abstractNumId="99411">
@@ -18547,7 +19282,7 @@
       <w:lvlText w:val="%1."/>
       <w:lvlJc w:val="left"/>
       <w:pPr>
-        <w:ind w:left="720" w:hanging="360"/>
+        <w:ind w:left="720" w:hanging="480"/>
       </w:pPr>
     </w:lvl>
     <w:lvl w:ilvl="1">
@@ -18556,7 +19291,7 @@
       <w:lvlText w:val="%2."/>
       <w:lvlJc w:val="left"/>
       <w:pPr>
-        <w:ind w:left="1440" w:hanging="360"/>
+        <w:ind w:left="1440" w:hanging="480"/>
       </w:pPr>
     </w:lvl>
     <w:lvl w:ilvl="2">
@@ -18565,7 +19300,7 @@
       <w:lvlText w:val="%3."/>
       <w:lvlJc w:val="left"/>
       <w:pPr>
-        <w:ind w:left="2160" w:hanging="360"/>
+        <w:ind w:left="2160" w:hanging="480"/>
       </w:pPr>
     </w:lvl>
     <w:lvl w:ilvl="3">
@@ -18574,7 +19309,7 @@
       <w:lvlText w:val="%4."/>
       <w:lvlJc w:val="left"/>
       <w:pPr>
-        <w:ind w:left="2880" w:hanging="360"/>
+        <w:ind w:left="2880" w:hanging="480"/>
       </w:pPr>
     </w:lvl>
     <w:lvl w:ilvl="4">
@@ -18583,7 +19318,7 @@
       <w:lvlText w:val="%5."/>
       <w:lvlJc w:val="left"/>
       <w:pPr>
-        <w:ind w:left="3600" w:hanging="360"/>
+        <w:ind w:left="3600" w:hanging="480"/>
       </w:pPr>
     </w:lvl>
     <w:lvl w:ilvl="5">
@@ -18592,7 +19327,7 @@
       <w:lvlText w:val="%6."/>
       <w:lvlJc w:val="left"/>
       <w:pPr>
-        <w:ind w:left="4320" w:hanging="360"/>
+        <w:ind w:left="4320" w:hanging="480"/>
       </w:pPr>
     </w:lvl>
     <w:lvl w:ilvl="6">
@@ -18601,7 +19336,7 @@
       <w:lvlText w:val="%7."/>
       <w:lvlJc w:val="left"/>
       <w:pPr>
-        <w:ind w:left="5040" w:hanging="360"/>
+        <w:ind w:left="5040" w:hanging="480"/>
       </w:pPr>
     </w:lvl>
     <w:lvl w:ilvl="7">
@@ -18610,7 +19345,7 @@
       <w:lvlText w:val="%8."/>
       <w:lvlJc w:val="left"/>
       <w:pPr>
-        <w:ind w:left="5760" w:hanging="360"/>
+        <w:ind w:left="5760" w:hanging="480"/>
       </w:pPr>
     </w:lvl>
     <w:lvl w:ilvl="8">
@@ -18619,7 +19354,7 @@
       <w:lvlText w:val="%9."/>
       <w:lvlJc w:val="left"/>
       <w:pPr>
-        <w:ind w:left="6480" w:hanging="360"/>
+        <w:ind w:left="6480" w:hanging="480"/>
       </w:pPr>
     </w:lvl>
   </w:abstractNum>
@@ -19510,10 +20245,10 @@
   <w:docDefaults>
     <w:rPrDefault>
       <w:rPr>
-        <w:rFonts w:asciiTheme="minorHAnsi" w:cstheme="minorBidi" w:eastAsiaTheme="minorEastAsia" w:hAnsiTheme="minorHAnsi"/>
+        <w:rFonts w:asciiTheme="minorHAnsi" w:cstheme="minorBidi" w:eastAsiaTheme="minorHAnsi" w:hAnsiTheme="minorHAnsi"/>
         <w:sz w:val="24"/>
         <w:szCs w:val="24"/>
-        <w:lang w:bidi="ar-SA" w:eastAsia="zh-CN" w:val="es-ES"/>
+        <w:lang w:bidi="ar-SA" w:eastAsia="en-US" w:val="es-ES"/>
       </w:rPr>
     </w:rPrDefault>
     <w:pPrDefault>
@@ -19554,94 +20289,57 @@
     <w:name w:val="Title"/>
     <w:basedOn w:val="Normal"/>
     <w:next w:val="BodyText"/>
-    <w:link w:val="TitleChar"/>
-    <w:uiPriority w:val="10"/>
     <w:qFormat/>
-    <w:rsid w:val="00A10FD9"/>
     <w:pPr>
-      <w:spacing w:after="80" w:line="240" w:lineRule="auto"/>
-      <w:contextualSpacing/>
+      <w:keepNext/>
+      <w:keepLines/>
+      <w:spacing w:after="240" w:before="480"/>
       <w:jc w:val="center"/>
     </w:pPr>
     <w:rPr>
       <w:rFonts w:asciiTheme="majorHAnsi" w:cstheme="majorBidi" w:eastAsiaTheme="majorEastAsia" w:hAnsiTheme="majorHAnsi"/>
-      <w:sz w:val="56"/>
-      <w:szCs w:val="56"/>
-    </w:rPr>
-  </w:style>
-  <w:style w:customStyle="1" w:styleId="TitleChar" w:type="character">
-    <w:name w:val="Title Char"/>
-    <w:basedOn w:val="DefaultParagraphFont"/>
-    <w:link w:val="Title"/>
-    <w:uiPriority w:val="10"/>
-    <w:rsid w:val="00A10FD9"/>
-    <w:rPr>
-      <w:rFonts w:asciiTheme="majorHAnsi" w:cstheme="majorBidi" w:eastAsiaTheme="majorEastAsia" w:hAnsiTheme="majorHAnsi"/>
-      <w:sz w:val="56"/>
-      <w:szCs w:val="56"/>
+      <w:b/>
+      <w:bCs/>
+      <w:color w:themeColor="accent1" w:themeShade="B5" w:val="345A8A"/>
+      <w:sz w:val="36"/>
+      <w:szCs w:val="36"/>
     </w:rPr>
   </w:style>
   <w:style w:styleId="Subtitle" w:type="paragraph">
     <w:name w:val="Subtitle"/>
     <w:basedOn w:val="Title"/>
     <w:next w:val="BodyText"/>
-    <w:link w:val="SubtitleChar"/>
-    <w:uiPriority w:val="11"/>
     <w:qFormat/>
-    <w:rsid w:val="00A10FD9"/>
     <w:pPr>
-      <w:numPr>
-        <w:ilvl w:val="1"/>
-      </w:numPr>
+      <w:keepNext/>
+      <w:keepLines/>
+      <w:spacing w:after="240" w:before="240"/>
+      <w:jc w:val="center"/>
     </w:pPr>
     <w:rPr>
-      <w:rFonts w:cstheme="majorBidi" w:eastAsiaTheme="majorEastAsia"/>
-      <w:spacing w:val="15"/>
-      <w:sz w:val="28"/>
-      <w:szCs w:val="28"/>
-    </w:rPr>
-  </w:style>
-  <w:style w:customStyle="1" w:styleId="SubtitleChar" w:type="character">
-    <w:name w:val="Subtitle Char"/>
-    <w:basedOn w:val="DefaultParagraphFont"/>
-    <w:link w:val="Subtitle"/>
-    <w:uiPriority w:val="11"/>
-    <w:rsid w:val="00A10FD9"/>
-    <w:rPr>
-      <w:rFonts w:cstheme="majorBidi" w:eastAsiaTheme="majorEastAsia"/>
-      <w:color w:themeColor="text1" w:themeTint="A6" w:val="595959"/>
-      <w:spacing w:val="15"/>
-      <w:sz w:val="28"/>
-      <w:szCs w:val="28"/>
+      <w:sz w:val="30"/>
+      <w:szCs w:val="30"/>
     </w:rPr>
   </w:style>
   <w:style w:customStyle="1" w:styleId="Author" w:type="paragraph">
     <w:name w:val="Author"/>
-    <w:basedOn w:val="Title"/>
     <w:next w:val="BodyText"/>
     <w:qFormat/>
     <w:pPr>
       <w:keepNext/>
       <w:keepLines/>
+      <w:jc w:val="center"/>
     </w:pPr>
-    <w:rPr>
-      <w:sz w:val="24"/>
-      <w:szCs w:val="24"/>
-    </w:rPr>
   </w:style>
   <w:style w:styleId="Date" w:type="paragraph">
     <w:name w:val="Date"/>
-    <w:basedOn w:val="Title"/>
     <w:next w:val="BodyText"/>
     <w:qFormat/>
     <w:pPr>
       <w:keepNext/>
       <w:keepLines/>
+      <w:jc w:val="center"/>
     </w:pPr>
-    <w:rPr>
-      <w:sz w:val="24"/>
-      <w:szCs w:val="24"/>
-    </w:rPr>
   </w:style>
   <w:style w:customStyle="1" w:styleId="AbstractTitle" w:type="paragraph">
     <w:name w:val="Abstract Title"/>
@@ -19656,6 +20354,7 @@
     </w:pPr>
     <w:rPr>
       <w:b/>
+      <w:color w:val="345A8A"/>
       <w:sz w:val="20"/>
       <w:szCs w:val="20"/>
     </w:rPr>
@@ -19684,321 +20383,191 @@
     <w:rPr/>
   </w:style>
   <w:style w:styleId="Heading1" w:type="paragraph">
-    <w:name w:val="heading 1"/>
+    <w:name w:val="Heading 1"/>
     <w:basedOn w:val="Normal"/>
     <w:next w:val="BodyText"/>
-    <w:link w:val="Heading1Char"/>
     <w:uiPriority w:val="9"/>
     <w:qFormat/>
-    <w:rsid w:val="00A10FD9"/>
     <w:pPr>
       <w:keepNext/>
       <w:keepLines/>
-      <w:spacing w:after="80" w:before="360"/>
+      <w:spacing w:after="0" w:before="480"/>
       <w:outlineLvl w:val="0"/>
     </w:pPr>
     <w:rPr>
       <w:rFonts w:asciiTheme="majorHAnsi" w:cstheme="majorBidi" w:eastAsiaTheme="majorEastAsia" w:hAnsiTheme="majorHAnsi"/>
-      <w:color w:themeColor="accent1" w:themeShade="BF" w:val="0F4761"/>
-      <w:sz w:val="40"/>
-      <w:szCs w:val="40"/>
+      <w:b/>
+      <w:bCs/>
+      <w:color w:themeColor="accent1" w:val="4F81BD"/>
+      <w:sz w:val="32"/>
+      <w:szCs w:val="32"/>
     </w:rPr>
   </w:style>
   <w:style w:styleId="Heading2" w:type="paragraph">
-    <w:name w:val="heading 2"/>
+    <w:name w:val="Heading 2"/>
     <w:basedOn w:val="Normal"/>
     <w:next w:val="BodyText"/>
-    <w:link w:val="Heading2Char"/>
     <w:uiPriority w:val="9"/>
-    <w:semiHidden/>
     <w:unhideWhenUsed/>
     <w:qFormat/>
-    <w:rsid w:val="00A10FD9"/>
     <w:pPr>
       <w:keepNext/>
       <w:keepLines/>
-      <w:spacing w:after="80" w:before="160"/>
+      <w:spacing w:after="0" w:before="200"/>
       <w:outlineLvl w:val="1"/>
     </w:pPr>
     <w:rPr>
       <w:rFonts w:asciiTheme="majorHAnsi" w:cstheme="majorBidi" w:eastAsiaTheme="majorEastAsia" w:hAnsiTheme="majorHAnsi"/>
-      <w:color w:themeColor="accent1" w:themeShade="BF" w:val="0F4761"/>
-      <w:sz w:val="32"/>
-      <w:szCs w:val="32"/>
-    </w:rPr>
-  </w:style>
-  <w:style w:styleId="Heading3" w:type="paragraph">
-    <w:name w:val="heading 3"/>
-    <w:basedOn w:val="Normal"/>
-    <w:next w:val="BodyText"/>
-    <w:link w:val="Heading3Char"/>
-    <w:uiPriority w:val="9"/>
-    <w:semiHidden/>
-    <w:unhideWhenUsed/>
-    <w:qFormat/>
-    <w:rsid w:val="00A10FD9"/>
-    <w:pPr>
-      <w:keepNext/>
-      <w:keepLines/>
-      <w:spacing w:after="80" w:before="160"/>
-      <w:outlineLvl w:val="2"/>
-    </w:pPr>
-    <w:rPr>
-      <w:rFonts w:cstheme="majorBidi" w:eastAsiaTheme="majorEastAsia"/>
-      <w:color w:themeColor="accent1" w:themeShade="BF" w:val="0F4761"/>
+      <w:b/>
+      <w:bCs/>
+      <w:color w:themeColor="accent1" w:val="4F81BD"/>
       <w:sz w:val="28"/>
       <w:szCs w:val="28"/>
     </w:rPr>
   </w:style>
-  <w:style w:styleId="Heading4" w:type="paragraph">
-    <w:name w:val="heading 4"/>
+  <w:style w:styleId="Heading3" w:type="paragraph">
+    <w:name w:val="Heading 3"/>
     <w:basedOn w:val="Normal"/>
     <w:next w:val="BodyText"/>
-    <w:link w:val="Heading4Char"/>
     <w:uiPriority w:val="9"/>
-    <w:semiHidden/>
     <w:unhideWhenUsed/>
     <w:qFormat/>
-    <w:rsid w:val="00A10FD9"/>
     <w:pPr>
       <w:keepNext/>
       <w:keepLines/>
-      <w:spacing w:after="40" w:before="80"/>
+      <w:spacing w:after="0" w:before="200"/>
+      <w:outlineLvl w:val="2"/>
+    </w:pPr>
+    <w:rPr>
+      <w:rFonts w:asciiTheme="majorHAnsi" w:cstheme="majorBidi" w:eastAsiaTheme="majorEastAsia" w:hAnsiTheme="majorHAnsi"/>
+      <w:b/>
+      <w:bCs/>
+      <w:color w:themeColor="accent1" w:val="4F81BD"/>
+      <w:sz w:val="24"/>
+      <w:szCs w:val="24"/>
+    </w:rPr>
+  </w:style>
+  <w:style w:styleId="Heading4" w:type="paragraph">
+    <w:name w:val="Heading 4"/>
+    <w:basedOn w:val="Normal"/>
+    <w:next w:val="BodyText"/>
+    <w:uiPriority w:val="9"/>
+    <w:unhideWhenUsed/>
+    <w:qFormat/>
+    <w:pPr>
+      <w:keepNext/>
+      <w:keepLines/>
+      <w:spacing w:after="0" w:before="200"/>
       <w:outlineLvl w:val="3"/>
     </w:pPr>
     <w:rPr>
-      <w:rFonts w:cstheme="majorBidi" w:eastAsiaTheme="majorEastAsia"/>
+      <w:rFonts w:asciiTheme="majorHAnsi" w:cstheme="majorBidi" w:eastAsiaTheme="majorEastAsia" w:hAnsiTheme="majorHAnsi"/>
+      <w:bCs/>
       <w:i/>
-      <w:iCs/>
-      <w:color w:themeColor="accent1" w:themeShade="BF" w:val="0F4761"/>
+      <w:color w:themeColor="accent1" w:val="4F81BD"/>
+      <w:sz w:val="24"/>
+      <w:szCs w:val="24"/>
     </w:rPr>
   </w:style>
   <w:style w:styleId="Heading5" w:type="paragraph">
-    <w:name w:val="heading 5"/>
+    <w:name w:val="Heading 5"/>
     <w:basedOn w:val="Normal"/>
     <w:next w:val="BodyText"/>
-    <w:link w:val="Heading5Char"/>
     <w:uiPriority w:val="9"/>
-    <w:semiHidden/>
     <w:unhideWhenUsed/>
     <w:qFormat/>
-    <w:rsid w:val="00A10FD9"/>
     <w:pPr>
       <w:keepNext/>
       <w:keepLines/>
-      <w:spacing w:after="40" w:before="80"/>
+      <w:spacing w:after="0" w:before="200"/>
       <w:outlineLvl w:val="4"/>
     </w:pPr>
     <w:rPr>
-      <w:rFonts w:cstheme="majorBidi" w:eastAsiaTheme="majorEastAsia"/>
-      <w:color w:themeColor="accent1" w:themeShade="BF" w:val="0F4761"/>
+      <w:rFonts w:asciiTheme="majorHAnsi" w:cstheme="majorBidi" w:eastAsiaTheme="majorEastAsia" w:hAnsiTheme="majorHAnsi"/>
+      <w:iCs/>
+      <w:color w:themeColor="accent1" w:val="4F81BD"/>
+      <w:sz w:val="24"/>
+      <w:szCs w:val="24"/>
     </w:rPr>
   </w:style>
   <w:style w:styleId="Heading6" w:type="paragraph">
-    <w:name w:val="heading 6"/>
+    <w:name w:val="Heading 6"/>
     <w:basedOn w:val="Normal"/>
     <w:next w:val="BodyText"/>
-    <w:link w:val="Heading6Char"/>
     <w:uiPriority w:val="9"/>
-    <w:semiHidden/>
     <w:unhideWhenUsed/>
     <w:qFormat/>
-    <w:rsid w:val="00A10FD9"/>
     <w:pPr>
       <w:keepNext/>
       <w:keepLines/>
-      <w:spacing w:after="0" w:before="40"/>
+      <w:spacing w:after="0" w:before="200"/>
       <w:outlineLvl w:val="5"/>
     </w:pPr>
     <w:rPr>
-      <w:rFonts w:cstheme="majorBidi" w:eastAsiaTheme="majorEastAsia"/>
-      <w:i/>
-      <w:iCs/>
-      <w:color w:themeColor="text1" w:themeTint="A6" w:val="595959"/>
+      <w:rFonts w:asciiTheme="majorHAnsi" w:cstheme="majorBidi" w:eastAsiaTheme="majorEastAsia" w:hAnsiTheme="majorHAnsi"/>
+      <w:color w:themeColor="accent1" w:val="4F81BD"/>
+      <w:sz w:val="24"/>
+      <w:szCs w:val="24"/>
     </w:rPr>
   </w:style>
   <w:style w:styleId="Heading7" w:type="paragraph">
-    <w:name w:val="heading 7"/>
+    <w:name w:val="Heading 7"/>
     <w:basedOn w:val="Normal"/>
     <w:next w:val="BodyText"/>
-    <w:link w:val="Heading7Char"/>
     <w:uiPriority w:val="9"/>
-    <w:semiHidden/>
     <w:unhideWhenUsed/>
     <w:qFormat/>
-    <w:rsid w:val="00A10FD9"/>
     <w:pPr>
       <w:keepNext/>
       <w:keepLines/>
-      <w:spacing w:after="0" w:before="40"/>
+      <w:spacing w:after="0" w:before="200"/>
       <w:outlineLvl w:val="6"/>
     </w:pPr>
     <w:rPr>
-      <w:rFonts w:cstheme="majorBidi" w:eastAsiaTheme="majorEastAsia"/>
-      <w:color w:themeColor="text1" w:themeTint="A6" w:val="595959"/>
+      <w:rFonts w:asciiTheme="majorHAnsi" w:cstheme="majorBidi" w:eastAsiaTheme="majorEastAsia" w:hAnsiTheme="majorHAnsi"/>
+      <w:color w:themeColor="accent1" w:val="4F81BD"/>
+      <w:sz w:val="24"/>
+      <w:szCs w:val="24"/>
     </w:rPr>
   </w:style>
   <w:style w:styleId="Heading8" w:type="paragraph">
-    <w:name w:val="heading 8"/>
+    <w:name w:val="Heading 8"/>
     <w:basedOn w:val="Normal"/>
     <w:next w:val="BodyText"/>
-    <w:link w:val="Heading8Char"/>
     <w:uiPriority w:val="9"/>
-    <w:semiHidden/>
     <w:unhideWhenUsed/>
     <w:qFormat/>
-    <w:rsid w:val="00A10FD9"/>
     <w:pPr>
       <w:keepNext/>
       <w:keepLines/>
-      <w:spacing w:after="0"/>
+      <w:spacing w:after="0" w:before="200"/>
       <w:outlineLvl w:val="7"/>
     </w:pPr>
     <w:rPr>
-      <w:rFonts w:cstheme="majorBidi" w:eastAsiaTheme="majorEastAsia"/>
-      <w:i/>
-      <w:iCs/>
-      <w:color w:themeColor="text1" w:themeTint="D8" w:val="272727"/>
+      <w:rFonts w:asciiTheme="majorHAnsi" w:cstheme="majorBidi" w:eastAsiaTheme="majorEastAsia" w:hAnsiTheme="majorHAnsi"/>
+      <w:color w:themeColor="accent1" w:val="4F81BD"/>
+      <w:sz w:val="24"/>
+      <w:szCs w:val="24"/>
     </w:rPr>
   </w:style>
   <w:style w:styleId="Heading9" w:type="paragraph">
-    <w:name w:val="heading 9"/>
+    <w:name w:val="Heading 9"/>
     <w:basedOn w:val="Normal"/>
     <w:next w:val="BodyText"/>
-    <w:link w:val="Heading9Char"/>
     <w:uiPriority w:val="9"/>
-    <w:semiHidden/>
     <w:unhideWhenUsed/>
     <w:qFormat/>
-    <w:rsid w:val="00A10FD9"/>
     <w:pPr>
       <w:keepNext/>
       <w:keepLines/>
-      <w:spacing w:after="0"/>
+      <w:spacing w:after="0" w:before="200"/>
       <w:outlineLvl w:val="8"/>
     </w:pPr>
     <w:rPr>
-      <w:rFonts w:cstheme="majorBidi" w:eastAsiaTheme="majorEastAsia"/>
-      <w:color w:themeColor="text1" w:themeTint="D8" w:val="272727"/>
-    </w:rPr>
-  </w:style>
-  <w:style w:customStyle="1" w:styleId="Heading1Char" w:type="character">
-    <w:name w:val="Heading 1 Char"/>
-    <w:basedOn w:val="DefaultParagraphFont"/>
-    <w:link w:val="Heading1"/>
-    <w:uiPriority w:val="9"/>
-    <w:rsid w:val="00A10FD9"/>
-    <w:rPr>
       <w:rFonts w:asciiTheme="majorHAnsi" w:cstheme="majorBidi" w:eastAsiaTheme="majorEastAsia" w:hAnsiTheme="majorHAnsi"/>
-      <w:color w:themeColor="accent1" w:themeShade="BF" w:val="0F4761"/>
-      <w:sz w:val="40"/>
-      <w:szCs w:val="40"/>
-    </w:rPr>
-  </w:style>
-  <w:style w:customStyle="1" w:styleId="Heading2Char" w:type="character">
-    <w:name w:val="Heading 2 Char"/>
-    <w:basedOn w:val="DefaultParagraphFont"/>
-    <w:link w:val="Heading2"/>
-    <w:uiPriority w:val="9"/>
-    <w:semiHidden/>
-    <w:rsid w:val="00A10FD9"/>
-    <w:rPr>
-      <w:rFonts w:asciiTheme="majorHAnsi" w:cstheme="majorBidi" w:eastAsiaTheme="majorEastAsia" w:hAnsiTheme="majorHAnsi"/>
-      <w:color w:themeColor="accent1" w:themeShade="BF" w:val="0F4761"/>
-      <w:sz w:val="32"/>
-      <w:szCs w:val="32"/>
-    </w:rPr>
-  </w:style>
-  <w:style w:customStyle="1" w:styleId="Heading3Char" w:type="character">
-    <w:name w:val="Heading 3 Char"/>
-    <w:basedOn w:val="DefaultParagraphFont"/>
-    <w:link w:val="Heading3"/>
-    <w:uiPriority w:val="9"/>
-    <w:semiHidden/>
-    <w:rsid w:val="00A10FD9"/>
-    <w:rPr>
-      <w:rFonts w:cstheme="majorBidi" w:eastAsiaTheme="majorEastAsia"/>
-      <w:color w:themeColor="accent1" w:themeShade="BF" w:val="0F4761"/>
-      <w:sz w:val="28"/>
-      <w:szCs w:val="28"/>
-    </w:rPr>
-  </w:style>
-  <w:style w:customStyle="1" w:styleId="Heading4Char" w:type="character">
-    <w:name w:val="Heading 4 Char"/>
-    <w:basedOn w:val="DefaultParagraphFont"/>
-    <w:link w:val="Heading4"/>
-    <w:uiPriority w:val="9"/>
-    <w:semiHidden/>
-    <w:rsid w:val="00A10FD9"/>
-    <w:rPr>
-      <w:rFonts w:cstheme="majorBidi" w:eastAsiaTheme="majorEastAsia"/>
-      <w:i/>
-      <w:iCs/>
-      <w:color w:themeColor="accent1" w:themeShade="BF" w:val="0F4761"/>
-    </w:rPr>
-  </w:style>
-  <w:style w:customStyle="1" w:styleId="Heading5Char" w:type="character">
-    <w:name w:val="Heading 5 Char"/>
-    <w:basedOn w:val="DefaultParagraphFont"/>
-    <w:link w:val="Heading5"/>
-    <w:uiPriority w:val="9"/>
-    <w:semiHidden/>
-    <w:rsid w:val="00A10FD9"/>
-    <w:rPr>
-      <w:rFonts w:cstheme="majorBidi" w:eastAsiaTheme="majorEastAsia"/>
-      <w:color w:themeColor="accent1" w:themeShade="BF" w:val="0F4761"/>
-    </w:rPr>
-  </w:style>
-  <w:style w:customStyle="1" w:styleId="Heading6Char" w:type="character">
-    <w:name w:val="Heading 6 Char"/>
-    <w:basedOn w:val="DefaultParagraphFont"/>
-    <w:link w:val="Heading6"/>
-    <w:uiPriority w:val="9"/>
-    <w:semiHidden/>
-    <w:rsid w:val="00A10FD9"/>
-    <w:rPr>
-      <w:rFonts w:cstheme="majorBidi" w:eastAsiaTheme="majorEastAsia"/>
-      <w:i/>
-      <w:iCs/>
-      <w:color w:themeColor="text1" w:themeTint="A6" w:val="595959"/>
-    </w:rPr>
-  </w:style>
-  <w:style w:customStyle="1" w:styleId="Heading7Char" w:type="character">
-    <w:name w:val="Heading 7 Char"/>
-    <w:basedOn w:val="DefaultParagraphFont"/>
-    <w:link w:val="Heading7"/>
-    <w:uiPriority w:val="9"/>
-    <w:semiHidden/>
-    <w:rsid w:val="00A10FD9"/>
-    <w:rPr>
-      <w:rFonts w:cstheme="majorBidi" w:eastAsiaTheme="majorEastAsia"/>
-      <w:color w:themeColor="text1" w:themeTint="A6" w:val="595959"/>
-    </w:rPr>
-  </w:style>
-  <w:style w:customStyle="1" w:styleId="Heading8Char" w:type="character">
-    <w:name w:val="Heading 8 Char"/>
-    <w:basedOn w:val="DefaultParagraphFont"/>
-    <w:link w:val="Heading8"/>
-    <w:uiPriority w:val="9"/>
-    <w:semiHidden/>
-    <w:rsid w:val="00A10FD9"/>
-    <w:rPr>
-      <w:rFonts w:cstheme="majorBidi" w:eastAsiaTheme="majorEastAsia"/>
-      <w:i/>
-      <w:iCs/>
-      <w:color w:themeColor="text1" w:themeTint="D8" w:val="272727"/>
-    </w:rPr>
-  </w:style>
-  <w:style w:customStyle="1" w:styleId="Heading9Char" w:type="character">
-    <w:name w:val="Heading 9 Char"/>
-    <w:basedOn w:val="DefaultParagraphFont"/>
-    <w:link w:val="Heading9"/>
-    <w:uiPriority w:val="9"/>
-    <w:semiHidden/>
-    <w:rsid w:val="00A10FD9"/>
-    <w:rPr>
-      <w:rFonts w:cstheme="majorBidi" w:eastAsiaTheme="majorEastAsia"/>
-      <w:color w:themeColor="text1" w:themeTint="D8" w:val="272727"/>
+      <w:color w:themeColor="accent1" w:val="4F81BD"/>
+      <w:sz w:val="24"/>
+      <w:szCs w:val="24"/>
     </w:rPr>
   </w:style>
   <w:style w:styleId="BlockText" w:type="paragraph">
@@ -20023,8 +20592,8 @@
   </w:style>
   <w:style w:styleId="FootnoteBlockText" w:type="paragraph">
     <w:name w:val="Footnote Block Text"/>
-    <w:basedOn w:val="FootnoteText"/>
-    <w:next w:val="FootnoteText"/>
+    <w:basedOn w:val="Footnote Text"/>
+    <w:next w:val="Footnote Text"/>
     <w:uiPriority w:val="9"/>
     <w:unhideWhenUsed/>
     <w:qFormat/>
@@ -20054,6 +20623,13 @@
       </w:tblCellMar>
     </w:tblPr>
     <w:tblStylePr w:type="firstRow">
+      <w:tblPr>
+        <w:jc w:val="left"/>
+        <w:tblInd w:type="dxa" w:w="0"/>
+      </w:tblPr>
+      <w:trPr>
+        <w:jc w:val="left"/>
+      </w:trPr>
       <w:tcPr>
         <w:tcBorders>
           <w:bottom w:val="single"/>
@@ -20409,44 +20985,44 @@
         <a:sysClr val="window" lastClr="FFFFFF"/>
       </a:lt1>
       <a:dk2>
-        <a:srgbClr val="0E2841"/>
+        <a:srgbClr val="1F497D"/>
       </a:dk2>
       <a:lt2>
-        <a:srgbClr val="E8E8E8"/>
+        <a:srgbClr val="EEECE1"/>
       </a:lt2>
       <a:accent1>
-        <a:srgbClr val="156082"/>
+        <a:srgbClr val="4F81BD"/>
       </a:accent1>
       <a:accent2>
-        <a:srgbClr val="E97132"/>
+        <a:srgbClr val="C0504D"/>
       </a:accent2>
       <a:accent3>
-        <a:srgbClr val="196B24"/>
+        <a:srgbClr val="9BBB59"/>
       </a:accent3>
       <a:accent4>
-        <a:srgbClr val="0F9ED5"/>
+        <a:srgbClr val="8064A2"/>
       </a:accent4>
       <a:accent5>
-        <a:srgbClr val="A02B93"/>
+        <a:srgbClr val="4BACC6"/>
       </a:accent5>
       <a:accent6>
-        <a:srgbClr val="4EA72E"/>
+        <a:srgbClr val="F79646"/>
       </a:accent6>
       <a:hlink>
-        <a:srgbClr val="467886"/>
+        <a:srgbClr val="0000FF"/>
       </a:hlink>
       <a:folHlink>
-        <a:srgbClr val="96607D"/>
+        <a:srgbClr val="800080"/>
       </a:folHlink>
     </a:clrScheme>
     <a:fontScheme name="Office">
       <a:majorFont>
-        <a:latin typeface="Aptos Display" panose="02110004020202020204"/>
+        <a:latin typeface="Calibri"/>
         <a:ea typeface=""/>
         <a:cs typeface=""/>
-        <a:font script="Jpan" typeface="游ゴシック Light"/>
+        <a:font script="Jpan" typeface="ＭＳ ゴシック"/>
         <a:font script="Hang" typeface="맑은 고딕"/>
-        <a:font script="Hans" typeface="等线 Light"/>
+        <a:font script="Hans" typeface="宋体"/>
         <a:font script="Hant" typeface="新細明體"/>
         <a:font script="Arab" typeface="Times New Roman"/>
         <a:font script="Hebr" typeface="Times New Roman"/>
@@ -20473,32 +21049,14 @@
         <a:font script="Mong" typeface="Mongolian Baiti"/>
         <a:font script="Viet" typeface="Times New Roman"/>
         <a:font script="Uigh" typeface="Microsoft Uighur"/>
-        <a:font script="Geor" typeface="Sylfaen"/>
-        <a:font script="Armn" typeface="Arial"/>
-        <a:font script="Bugi" typeface="Leelawadee UI"/>
-        <a:font script="Bopo" typeface="Microsoft JhengHei"/>
-        <a:font script="Java" typeface="Javanese Text"/>
-        <a:font script="Lisu" typeface="Segoe UI"/>
-        <a:font script="Mymr" typeface="Myanmar Text"/>
-        <a:font script="Nkoo" typeface="Ebrima"/>
-        <a:font script="Olck" typeface="Nirmala UI"/>
-        <a:font script="Osma" typeface="Ebrima"/>
-        <a:font script="Phag" typeface="Phagspa"/>
-        <a:font script="Syrn" typeface="Estrangelo Edessa"/>
-        <a:font script="Syrj" typeface="Estrangelo Edessa"/>
-        <a:font script="Syre" typeface="Estrangelo Edessa"/>
-        <a:font script="Sora" typeface="Nirmala UI"/>
-        <a:font script="Tale" typeface="Microsoft Tai Le"/>
-        <a:font script="Talu" typeface="Microsoft New Tai Lue"/>
-        <a:font script="Tfng" typeface="Ebrima"/>
       </a:majorFont>
       <a:minorFont>
-        <a:latin typeface="Aptos" panose="02110004020202020204"/>
+        <a:latin typeface="Cambria"/>
         <a:ea typeface=""/>
         <a:cs typeface=""/>
-        <a:font script="Jpan" typeface="游明朝"/>
+        <a:font script="Jpan" typeface="ＭＳ 明朝"/>
         <a:font script="Hang" typeface="맑은 고딕"/>
-        <a:font script="Hans" typeface="等线"/>
+        <a:font script="Hans" typeface="宋体"/>
         <a:font script="Hant" typeface="新細明體"/>
         <a:font script="Arab" typeface="Arial"/>
         <a:font script="Hebr" typeface="Arial"/>
@@ -20525,24 +21083,6 @@
         <a:font script="Mong" typeface="Mongolian Baiti"/>
         <a:font script="Viet" typeface="Arial"/>
         <a:font script="Uigh" typeface="Microsoft Uighur"/>
-        <a:font script="Geor" typeface="Sylfaen"/>
-        <a:font script="Armn" typeface="Arial"/>
-        <a:font script="Bugi" typeface="Leelawadee UI"/>
-        <a:font script="Bopo" typeface="Microsoft JhengHei"/>
-        <a:font script="Java" typeface="Javanese Text"/>
-        <a:font script="Lisu" typeface="Segoe UI"/>
-        <a:font script="Mymr" typeface="Myanmar Text"/>
-        <a:font script="Nkoo" typeface="Ebrima"/>
-        <a:font script="Olck" typeface="Nirmala UI"/>
-        <a:font script="Osma" typeface="Ebrima"/>
-        <a:font script="Phag" typeface="Phagspa"/>
-        <a:font script="Syrn" typeface="Estrangelo Edessa"/>
-        <a:font script="Syrj" typeface="Estrangelo Edessa"/>
-        <a:font script="Syre" typeface="Estrangelo Edessa"/>
-        <a:font script="Sora" typeface="Nirmala UI"/>
-        <a:font script="Tale" typeface="Microsoft Tai Le"/>
-        <a:font script="Talu" typeface="Microsoft New Tai Lue"/>
-        <a:font script="Tfng" typeface="Ebrima"/>
       </a:minorFont>
     </a:fontScheme>
     <a:fmtScheme name="Office">
@@ -20554,141 +21094,200 @@
           <a:gsLst>
             <a:gs pos="0">
               <a:schemeClr val="phClr">
-                <a:lumMod val="110000"/>
-                <a:satMod val="105000"/>
-                <a:tint val="67000"/>
+                <a:tint val="50000"/>
+                <a:satMod val="300000"/>
               </a:schemeClr>
             </a:gs>
-            <a:gs pos="50000">
+            <a:gs pos="35000">
               <a:schemeClr val="phClr">
-                <a:lumMod val="105000"/>
-                <a:satMod val="103000"/>
-                <a:tint val="73000"/>
+                <a:tint val="37000"/>
+                <a:satMod val="300000"/>
               </a:schemeClr>
             </a:gs>
             <a:gs pos="100000">
               <a:schemeClr val="phClr">
-                <a:lumMod val="105000"/>
-                <a:satMod val="109000"/>
-                <a:tint val="81000"/>
+                <a:tint val="15000"/>
+                <a:satMod val="350000"/>
               </a:schemeClr>
             </a:gs>
           </a:gsLst>
-          <a:lin ang="5400000" scaled="0"/>
+          <a:lin ang="16200000" scaled="1"/>
         </a:gradFill>
         <a:gradFill rotWithShape="1">
           <a:gsLst>
             <a:gs pos="0">
               <a:schemeClr val="phClr">
-                <a:satMod val="103000"/>
-                <a:lumMod val="102000"/>
-                <a:tint val="94000"/>
-              </a:schemeClr>
-            </a:gs>
-            <a:gs pos="50000">
-              <a:schemeClr val="phClr">
-                <a:satMod val="110000"/>
-                <a:lumMod val="100000"/>
+                <a:tint val="100000"/>
                 <a:shade val="100000"/>
+                <a:satMod val="130000"/>
               </a:schemeClr>
             </a:gs>
             <a:gs pos="100000">
               <a:schemeClr val="phClr">
-                <a:lumMod val="99000"/>
-                <a:satMod val="120000"/>
-                <a:shade val="78000"/>
+                <a:tint val="50000"/>
+                <a:shade val="100000"/>
+                <a:satMod val="350000"/>
               </a:schemeClr>
             </a:gs>
           </a:gsLst>
-          <a:lin ang="5400000" scaled="0"/>
+          <a:lin ang="16200000" scaled="0"/>
         </a:gradFill>
       </a:fillStyleLst>
       <a:lnStyleLst>
-        <a:ln w="6350" cap="flat" cmpd="sng" algn="ctr">
+        <a:ln w="9525" cap="flat" cmpd="sng" algn="ctr">
+          <a:solidFill>
+            <a:schemeClr val="phClr">
+              <a:shade val="95000"/>
+              <a:satMod val="105000"/>
+            </a:schemeClr>
+          </a:solidFill>
+          <a:prstDash val="solid"/>
+        </a:ln>
+        <a:ln w="25400" cap="flat" cmpd="sng" algn="ctr">
           <a:solidFill>
             <a:schemeClr val="phClr"/>
           </a:solidFill>
           <a:prstDash val="solid"/>
-          <a:miter lim="800000"/>
         </a:ln>
-        <a:ln w="12700" cap="flat" cmpd="sng" algn="ctr">
+        <a:ln w="38100" cap="flat" cmpd="sng" algn="ctr">
           <a:solidFill>
             <a:schemeClr val="phClr"/>
           </a:solidFill>
           <a:prstDash val="solid"/>
-          <a:miter lim="800000"/>
-        </a:ln>
-        <a:ln w="19050" cap="flat" cmpd="sng" algn="ctr">
-          <a:solidFill>
-            <a:schemeClr val="phClr"/>
-          </a:solidFill>
-          <a:prstDash val="solid"/>
-          <a:miter lim="800000"/>
         </a:ln>
       </a:lnStyleLst>
       <a:effectStyleLst>
         <a:effectStyle>
-          <a:effectLst/>
-        </a:effectStyle>
-        <a:effectStyle>
-          <a:effectLst/>
+          <a:effectLst>
+            <a:outerShdw blurRad="40000" dist="20000" dir="5400000" rotWithShape="0">
+              <a:srgbClr val="000000">
+                <a:alpha val="38000"/>
+              </a:srgbClr>
+            </a:outerShdw>
+          </a:effectLst>
         </a:effectStyle>
         <a:effectStyle>
           <a:effectLst>
-            <a:outerShdw blurRad="57150" dist="19050" dir="5400000" algn="ctr" rotWithShape="0">
+            <a:outerShdw blurRad="40000" dist="23000" dir="5400000" rotWithShape="0">
               <a:srgbClr val="000000">
-                <a:alpha val="63000"/>
+                <a:alpha val="35000"/>
               </a:srgbClr>
             </a:outerShdw>
           </a:effectLst>
+        </a:effectStyle>
+        <a:effectStyle>
+          <a:effectLst>
+            <a:outerShdw blurRad="40000" dist="23000" dir="5400000" rotWithShape="0">
+              <a:srgbClr val="000000">
+                <a:alpha val="35000"/>
+              </a:srgbClr>
+            </a:outerShdw>
+          </a:effectLst>
+          <a:scene3d>
+            <a:camera prst="orthographicFront">
+              <a:rot lat="0" lon="0" rev="0"/>
+            </a:camera>
+            <a:lightRig rig="threePt" dir="t">
+              <a:rot lat="0" lon="0" rev="1200000"/>
+            </a:lightRig>
+          </a:scene3d>
+          <a:sp3d>
+            <a:bevelT w="63500" h="25400"/>
+          </a:sp3d>
         </a:effectStyle>
       </a:effectStyleLst>
       <a:bgFillStyleLst>
         <a:solidFill>
           <a:schemeClr val="phClr"/>
         </a:solidFill>
-        <a:solidFill>
-          <a:schemeClr val="phClr">
-            <a:tint val="95000"/>
-            <a:satMod val="170000"/>
-          </a:schemeClr>
-        </a:solidFill>
         <a:gradFill rotWithShape="1">
           <a:gsLst>
             <a:gs pos="0">
               <a:schemeClr val="phClr">
-                <a:tint val="93000"/>
-                <a:satMod val="150000"/>
-                <a:shade val="98000"/>
-                <a:lumMod val="102000"/>
+                <a:tint val="40000"/>
+                <a:satMod val="350000"/>
               </a:schemeClr>
             </a:gs>
-            <a:gs pos="50000">
+            <a:gs pos="40000">
               <a:schemeClr val="phClr">
-                <a:tint val="98000"/>
-                <a:satMod val="130000"/>
-                <a:shade val="90000"/>
-                <a:lumMod val="103000"/>
+                <a:tint val="45000"/>
+                <a:shade val="99000"/>
+                <a:satMod val="350000"/>
               </a:schemeClr>
             </a:gs>
             <a:gs pos="100000">
               <a:schemeClr val="phClr">
-                <a:shade val="63000"/>
-                <a:satMod val="120000"/>
+                <a:shade val="20000"/>
+                <a:satMod val="255000"/>
               </a:schemeClr>
             </a:gs>
           </a:gsLst>
-          <a:lin ang="5400000" scaled="0"/>
+          <a:path path="circle">
+            <a:fillToRect l="50000" t="-80000" r="50000" b="180000"/>
+          </a:path>
+        </a:gradFill>
+        <a:gradFill rotWithShape="1">
+          <a:gsLst>
+            <a:gs pos="0">
+              <a:schemeClr val="phClr">
+                <a:tint val="80000"/>
+                <a:satMod val="300000"/>
+              </a:schemeClr>
+            </a:gs>
+            <a:gs pos="100000">
+              <a:schemeClr val="phClr">
+                <a:shade val="30000"/>
+                <a:satMod val="200000"/>
+              </a:schemeClr>
+            </a:gs>
+          </a:gsLst>
+          <a:path path="circle">
+            <a:fillToRect l="50000" t="50000" r="50000" b="50000"/>
+          </a:path>
         </a:gradFill>
       </a:bgFillStyleLst>
     </a:fmtScheme>
   </a:themeElements>
-  <a:objectDefaults/>
+  <a:objectDefaults>
+    <a:spDef>
+      <a:spPr/>
+      <a:bodyPr/>
+      <a:lstStyle/>
+      <a:style>
+        <a:lnRef idx="1">
+          <a:schemeClr val="accent1"/>
+        </a:lnRef>
+        <a:fillRef idx="3">
+          <a:schemeClr val="accent1"/>
+        </a:fillRef>
+        <a:effectRef idx="2">
+          <a:schemeClr val="accent1"/>
+        </a:effectRef>
+        <a:fontRef idx="minor">
+          <a:schemeClr val="lt1"/>
+        </a:fontRef>
+      </a:style>
+    </a:spDef>
+    <a:lnDef>
+      <a:spPr/>
+      <a:bodyPr/>
+      <a:lstStyle/>
+      <a:style>
+        <a:lnRef idx="2">
+          <a:schemeClr val="accent1"/>
+        </a:lnRef>
+        <a:fillRef idx="0">
+          <a:schemeClr val="accent1"/>
+        </a:fillRef>
+        <a:effectRef idx="1">
+          <a:schemeClr val="accent1"/>
+        </a:effectRef>
+        <a:fontRef idx="minor">
+          <a:schemeClr val="tx1"/>
+        </a:fontRef>
+      </a:style>
+    </a:lnDef>
+  </a:objectDefaults>
   <a:extraClrSchemeLst/>
-  <a:extLst>
-    <a:ext uri="{05A4C25C-085E-4340-85A3-A5531E510DB2}">
-      <thm15:themeFamily xmlns:thm15="http://schemas.microsoft.com/office/thememl/2012/main" name="Office Theme" id="{2E142A2C-CD16-42D6-873A-C26D2A0506FA}" vid="{1BDDFF52-6CD6-40A5-AB3C-68EB2F1E4D0A}"/>
-    </a:ext>
-  </a:extLst>
 </a:theme>
 </file>
--- a/docx/09-ospf/09-ospf.docx
+++ b/docx/09-ospf/09-ospf.docx
@@ -28,7 +28,7 @@
         </w:p>
       </w:sdtContent>
     </w:sdt>
-    <w:bookmarkStart w:id="38" w:name="enrutamiento-dinámico-con-ospf"/>
+    <w:bookmarkStart w:id="27" w:name="enrutamiento-dinámico-con-ospf"/>
     <w:p>
       <w:pPr>
         <w:pStyle w:val="Heading1"/>
@@ -114,7 +114,7 @@
       <w:r>
         <w:t xml:space="preserve"> </w:t>
       </w:r>
-      <w:hyperlink r:id="rId20">
+      <w:hyperlink r:id="rId9">
         <w:r>
           <w:rPr>
             <w:rStyle w:val="Hyperlink"/>
@@ -157,7 +157,7 @@
         </w:pict>
       </w:r>
     </w:p>
-    <w:bookmarkStart w:id="21" w:name="objetivo-de-la-unidad"/>
+    <w:bookmarkStart w:id="10" w:name="objetivo-de-la-unidad"/>
     <w:p>
       <w:pPr>
         <w:pStyle w:val="Heading2"/>
@@ -328,8 +328,8 @@
         </w:pict>
       </w:r>
     </w:p>
-    <w:bookmarkEnd w:id="21"/>
-    <w:bookmarkStart w:id="31" w:name="mapa-de-la-unidad"/>
+    <w:bookmarkEnd w:id="10"/>
+    <w:bookmarkStart w:id="20" w:name="mapa-de-la-unidad"/>
     <w:p>
       <w:pPr>
         <w:pStyle w:val="Heading2"/>
@@ -342,7 +342,6 @@
       <w:tblPr>
         <w:tblStyle w:val="Table"/>
         <w:tblW w:type="pct" w:w="5000"/>
-        <w:jc w:val="left"/>
         <w:tblLayout w:type="fixed"/>
         <w:tblLook w:firstRow="1" w:lastRow="0" w:firstColumn="0" w:lastColumn="0" w:noHBand="0" w:noVBand="0" w:val="0020"/>
       </w:tblPr>
@@ -360,7 +359,6 @@
           <w:p>
             <w:pPr>
               <w:pStyle w:val="Compact"/>
-              <w:jc w:val="left"/>
             </w:pPr>
             <w:r>
               <w:t xml:space="preserve">Punto</w:t>
@@ -372,7 +370,6 @@
           <w:p>
             <w:pPr>
               <w:pStyle w:val="Compact"/>
-              <w:jc w:val="left"/>
             </w:pPr>
             <w:r>
               <w:t xml:space="preserve">Qué aprenderás</w:t>
@@ -384,7 +381,6 @@
           <w:p>
             <w:pPr>
               <w:pStyle w:val="Compact"/>
-              <w:jc w:val="left"/>
             </w:pPr>
             <w:r>
               <w:t xml:space="preserve">Nivel</w:t>
@@ -398,9 +394,8 @@
           <w:p>
             <w:pPr>
               <w:pStyle w:val="Compact"/>
-              <w:jc w:val="left"/>
-            </w:pPr>
-            <w:hyperlink r:id="rId22">
+            </w:pPr>
+            <w:hyperlink r:id="rId11">
               <w:r>
                 <w:rPr>
                   <w:rStyle w:val="Hyperlink"/>
@@ -415,7 +410,6 @@
           <w:p>
             <w:pPr>
               <w:pStyle w:val="Compact"/>
-              <w:jc w:val="left"/>
             </w:pPr>
             <w:r>
               <w:t xml:space="preserve">Por qué existe el routing dinámico</w:t>
@@ -427,7 +421,6 @@
           <w:p>
             <w:pPr>
               <w:pStyle w:val="Compact"/>
-              <w:jc w:val="left"/>
             </w:pPr>
             <w:r>
               <w:t xml:space="preserve">Todos</w:t>
@@ -441,9 +434,8 @@
           <w:p>
             <w:pPr>
               <w:pStyle w:val="Compact"/>
-              <w:jc w:val="left"/>
-            </w:pPr>
-            <w:hyperlink r:id="rId23">
+            </w:pPr>
+            <w:hyperlink r:id="rId12">
               <w:r>
                 <w:rPr>
                   <w:rStyle w:val="Hyperlink"/>
@@ -458,7 +450,6 @@
           <w:p>
             <w:pPr>
               <w:pStyle w:val="Compact"/>
-              <w:jc w:val="left"/>
             </w:pPr>
             <w:r>
               <w:t xml:space="preserve">La familia de protocolos y sus clases</w:t>
@@ -470,7 +461,6 @@
           <w:p>
             <w:pPr>
               <w:pStyle w:val="Compact"/>
-              <w:jc w:val="left"/>
             </w:pPr>
             <w:r>
               <w:t xml:space="preserve">Todos</w:t>
@@ -484,9 +474,8 @@
           <w:p>
             <w:pPr>
               <w:pStyle w:val="Compact"/>
-              <w:jc w:val="left"/>
-            </w:pPr>
-            <w:hyperlink r:id="rId24">
+            </w:pPr>
+            <w:hyperlink r:id="rId13">
               <w:r>
                 <w:rPr>
                   <w:rStyle w:val="Hyperlink"/>
@@ -501,7 +490,6 @@
           <w:p>
             <w:pPr>
               <w:pStyle w:val="Compact"/>
-              <w:jc w:val="left"/>
             </w:pPr>
             <w:r>
               <w:t xml:space="preserve">Vecinos, LSDB, SPF: el motor</w:t>
@@ -513,7 +501,6 @@
           <w:p>
             <w:pPr>
               <w:pStyle w:val="Compact"/>
-              <w:jc w:val="left"/>
             </w:pPr>
             <w:r>
               <w:t xml:space="preserve">Clave</w:t>
@@ -527,9 +514,8 @@
           <w:p>
             <w:pPr>
               <w:pStyle w:val="Compact"/>
-              <w:jc w:val="left"/>
-            </w:pPr>
-            <w:hyperlink r:id="rId25">
+            </w:pPr>
+            <w:hyperlink r:id="rId14">
               <w:r>
                 <w:rPr>
                   <w:rStyle w:val="Hyperlink"/>
@@ -544,7 +530,6 @@
           <w:p>
             <w:pPr>
               <w:pStyle w:val="Compact"/>
-              <w:jc w:val="left"/>
             </w:pPr>
             <w:r>
               <w:t xml:space="preserve">Backbone, ABR, ASBR y escalado</w:t>
@@ -556,7 +541,6 @@
           <w:p>
             <w:pPr>
               <w:pStyle w:val="Compact"/>
-              <w:jc w:val="left"/>
             </w:pPr>
             <w:r>
               <w:t xml:space="preserve">Todos</w:t>
@@ -570,9 +554,8 @@
           <w:p>
             <w:pPr>
               <w:pStyle w:val="Compact"/>
-              <w:jc w:val="left"/>
-            </w:pPr>
-            <w:hyperlink r:id="rId26">
+            </w:pPr>
+            <w:hyperlink r:id="rId15">
               <w:r>
                 <w:rPr>
                   <w:rStyle w:val="Hyperlink"/>
@@ -587,7 +570,6 @@
           <w:p>
             <w:pPr>
               <w:pStyle w:val="Compact"/>
-              <w:jc w:val="left"/>
             </w:pPr>
             <w:r>
               <w:t xml:space="preserve">La elección en redes multiacceso</w:t>
@@ -599,7 +581,6 @@
           <w:p>
             <w:pPr>
               <w:pStyle w:val="Compact"/>
-              <w:jc w:val="left"/>
             </w:pPr>
             <w:r>
               <w:t xml:space="preserve">Todos</w:t>
@@ -613,9 +594,8 @@
           <w:p>
             <w:pPr>
               <w:pStyle w:val="Compact"/>
-              <w:jc w:val="left"/>
-            </w:pPr>
-            <w:hyperlink r:id="rId27">
+            </w:pPr>
+            <w:hyperlink r:id="rId16">
               <w:r>
                 <w:rPr>
                   <w:rStyle w:val="Hyperlink"/>
@@ -630,7 +610,6 @@
           <w:p>
             <w:pPr>
               <w:pStyle w:val="Compact"/>
-              <w:jc w:val="left"/>
             </w:pPr>
             <w:r>
               <w:t xml:space="preserve">Cómo se eligen los caminos</w:t>
@@ -642,7 +621,6 @@
           <w:p>
             <w:pPr>
               <w:pStyle w:val="Compact"/>
-              <w:jc w:val="left"/>
             </w:pPr>
             <w:r>
               <w:t xml:space="preserve">Clave</w:t>
@@ -656,9 +634,8 @@
           <w:p>
             <w:pPr>
               <w:pStyle w:val="Compact"/>
-              <w:jc w:val="left"/>
-            </w:pPr>
-            <w:hyperlink r:id="rId28">
+            </w:pPr>
+            <w:hyperlink r:id="rId17">
               <w:r>
                 <w:rPr>
                   <w:rStyle w:val="Hyperlink"/>
@@ -673,7 +650,6 @@
           <w:p>
             <w:pPr>
               <w:pStyle w:val="Compact"/>
-              <w:jc w:val="left"/>
             </w:pPr>
             <w:r>
               <w:rPr>
@@ -703,7 +679,6 @@
           <w:p>
             <w:pPr>
               <w:pStyle w:val="Compact"/>
-              <w:jc w:val="left"/>
             </w:pPr>
             <w:r>
               <w:t xml:space="preserve">Práctico</w:t>
@@ -717,9 +692,8 @@
           <w:p>
             <w:pPr>
               <w:pStyle w:val="Compact"/>
-              <w:jc w:val="left"/>
-            </w:pPr>
-            <w:hyperlink r:id="rId29">
+            </w:pPr>
+            <w:hyperlink r:id="rId18">
               <w:r>
                 <w:rPr>
                   <w:rStyle w:val="Hyperlink"/>
@@ -734,7 +708,6 @@
           <w:p>
             <w:pPr>
               <w:pStyle w:val="Compact"/>
-              <w:jc w:val="left"/>
             </w:pPr>
             <w:r>
               <w:t xml:space="preserve">default-information originate y show</w:t>
@@ -746,7 +719,6 @@
           <w:p>
             <w:pPr>
               <w:pStyle w:val="Compact"/>
-              <w:jc w:val="left"/>
             </w:pPr>
             <w:r>
               <w:t xml:space="preserve">Avanzado</w:t>
@@ -760,9 +732,8 @@
           <w:p>
             <w:pPr>
               <w:pStyle w:val="Compact"/>
-              <w:jc w:val="left"/>
-            </w:pPr>
-            <w:hyperlink r:id="rId30">
+            </w:pPr>
+            <w:hyperlink r:id="rId19">
               <w:r>
                 <w:rPr>
                   <w:rStyle w:val="Hyperlink"/>
@@ -777,7 +748,6 @@
           <w:p>
             <w:pPr>
               <w:pStyle w:val="Compact"/>
-              <w:jc w:val="left"/>
             </w:pPr>
             <w:r>
               <w:t xml:space="preserve">Sé el Router OSPF, Fireside, Laboratorio, Crucigrama…</w:t>
@@ -789,7 +759,6 @@
           <w:p>
             <w:pPr>
               <w:pStyle w:val="Compact"/>
-              <w:jc w:val="left"/>
             </w:pPr>
             <w:r>
               <w:t xml:space="preserve">Todos</w:t>
@@ -829,8 +798,8 @@
         </w:pict>
       </w:r>
     </w:p>
-    <w:bookmarkEnd w:id="31"/>
-    <w:bookmarkStart w:id="32" w:name="boletines-de-la-unidad"/>
+    <w:bookmarkEnd w:id="20"/>
+    <w:bookmarkStart w:id="21" w:name="boletines-de-la-unidad"/>
     <w:p>
       <w:pPr>
         <w:pStyle w:val="Heading2"/>
@@ -880,8 +849,8 @@
         </w:pict>
       </w:r>
     </w:p>
-    <w:bookmarkEnd w:id="32"/>
-    <w:bookmarkStart w:id="33" w:name="criterios-de-evaluación-cubiertos-ra6"/>
+    <w:bookmarkEnd w:id="21"/>
+    <w:bookmarkStart w:id="22" w:name="criterios-de-evaluación-cubiertos-ra6"/>
     <w:p>
       <w:pPr>
         <w:pStyle w:val="Heading2"/>
@@ -906,7 +875,6 @@
       <w:tblPr>
         <w:tblStyle w:val="Table"/>
         <w:tblW w:type="pct" w:w="5000"/>
-        <w:jc w:val="left"/>
         <w:tblLayout w:type="fixed"/>
         <w:tblLook w:firstRow="1" w:lastRow="0" w:firstColumn="0" w:lastColumn="0" w:noHBand="0" w:noVBand="0" w:val="0020"/>
       </w:tblPr>
@@ -924,7 +892,6 @@
           <w:p>
             <w:pPr>
               <w:pStyle w:val="Compact"/>
-              <w:jc w:val="left"/>
             </w:pPr>
             <w:r>
               <w:t xml:space="preserve">CE</w:t>
@@ -936,7 +903,6 @@
           <w:p>
             <w:pPr>
               <w:pStyle w:val="Compact"/>
-              <w:jc w:val="left"/>
             </w:pPr>
             <w:r>
               <w:t xml:space="preserve">Criterio</w:t>
@@ -948,7 +914,6 @@
           <w:p>
             <w:pPr>
               <w:pStyle w:val="Compact"/>
-              <w:jc w:val="left"/>
             </w:pPr>
             <w:r>
               <w:t xml:space="preserve">Dónde se cubre</w:t>
@@ -962,7 +927,6 @@
           <w:p>
             <w:pPr>
               <w:pStyle w:val="Compact"/>
-              <w:jc w:val="left"/>
             </w:pPr>
             <w:r>
               <w:t xml:space="preserve">g)</w:t>
@@ -974,7 +938,6 @@
           <w:p>
             <w:pPr>
               <w:pStyle w:val="Compact"/>
-              <w:jc w:val="left"/>
             </w:pPr>
             <w:r>
               <w:t xml:space="preserve">Se ha habilitado y configurado OSPF en un «router»</w:t>
@@ -986,7 +949,6 @@
           <w:p>
             <w:pPr>
               <w:pStyle w:val="Compact"/>
-              <w:jc w:val="left"/>
             </w:pPr>
             <w:r>
               <w:t xml:space="preserve">✅ Puntos 6-7 + ⚡ Laboratorio (punto 9)</w:t>
@@ -1000,7 +962,6 @@
           <w:p>
             <w:pPr>
               <w:pStyle w:val="Compact"/>
-              <w:jc w:val="left"/>
             </w:pPr>
             <w:r>
               <w:t xml:space="preserve">h)</w:t>
@@ -1012,7 +973,6 @@
           <w:p>
             <w:pPr>
               <w:pStyle w:val="Compact"/>
-              <w:jc w:val="left"/>
             </w:pPr>
             <w:r>
               <w:t xml:space="preserve">Se ha establecido y propagado una ruta por defecto usando OSPF</w:t>
@@ -1024,7 +984,6 @@
           <w:p>
             <w:pPr>
               <w:pStyle w:val="Compact"/>
-              <w:jc w:val="left"/>
             </w:pPr>
             <w:r>
               <w:t xml:space="preserve">✅ Punto 8 + ⚡ Laboratorio (punto 9)</w:t>
@@ -1064,8 +1023,8 @@
         </w:pict>
       </w:r>
     </w:p>
-    <w:bookmarkEnd w:id="33"/>
-    <w:bookmarkStart w:id="37" w:name="por-dónde-empiezo"/>
+    <w:bookmarkEnd w:id="22"/>
+    <w:bookmarkStart w:id="26" w:name="por-dónde-empiezo"/>
     <w:p>
       <w:pPr>
         <w:pStyle w:val="Heading2"/>
@@ -1100,7 +1059,7 @@
       <w:r>
         <w:t xml:space="preserve"> </w:t>
       </w:r>
-      <w:hyperlink r:id="rId34">
+      <w:hyperlink r:id="rId23">
         <w:r>
           <w:rPr>
             <w:rStyle w:val="Hyperlink"/>
@@ -1117,7 +1076,7 @@
       <w:r>
         <w:t xml:space="preserve"> </w:t>
       </w:r>
-      <w:hyperlink r:id="rId35">
+      <w:hyperlink r:id="rId24">
         <w:r>
           <w:rPr>
             <w:rStyle w:val="Hyperlink"/>
@@ -1143,7 +1102,7 @@
       <w:r>
         <w:t xml:space="preserve"> </w:t>
       </w:r>
-      <w:hyperlink r:id="rId28">
+      <w:hyperlink r:id="rId17">
         <w:r>
           <w:rPr>
             <w:rStyle w:val="Hyperlink"/>
@@ -1160,7 +1119,7 @@
       <w:r>
         <w:t xml:space="preserve"> </w:t>
       </w:r>
-      <w:hyperlink r:id="rId29">
+      <w:hyperlink r:id="rId18">
         <w:r>
           <w:rPr>
             <w:rStyle w:val="Hyperlink"/>
@@ -1186,7 +1145,7 @@
       <w:r>
         <w:t xml:space="preserve"> </w:t>
       </w:r>
-      <w:hyperlink r:id="rId22">
+      <w:hyperlink r:id="rId11">
         <w:r>
           <w:rPr>
             <w:rStyle w:val="Hyperlink"/>
@@ -1211,7 +1170,7 @@
         </w:rPr>
         <w:t xml:space="preserve"> </w:t>
       </w:r>
-      <w:hyperlink r:id="rId36">
+      <w:hyperlink r:id="rId25">
         <w:r>
           <w:rPr>
             <w:rStyle w:val="Hyperlink"/>
@@ -1229,9 +1188,9 @@
         <w:t xml:space="preserve">.</w:t>
       </w:r>
     </w:p>
-    <w:bookmarkEnd w:id="37"/>
-    <w:bookmarkEnd w:id="38"/>
-    <w:bookmarkStart w:id="48" w:name="de-estático-a-dinámico"/>
+    <w:bookmarkEnd w:id="26"/>
+    <w:bookmarkEnd w:id="27"/>
+    <w:bookmarkStart w:id="37" w:name="de-estático-a-dinámico"/>
     <w:p>
       <w:pPr>
         <w:pStyle w:val="Heading1"/>
@@ -1295,7 +1254,7 @@
         </w:pict>
       </w:r>
     </w:p>
-    <w:bookmarkStart w:id="39" w:name="la-idea-en-una-frase"/>
+    <w:bookmarkStart w:id="28" w:name="la-idea-en-una-frase"/>
     <w:p>
       <w:pPr>
         <w:pStyle w:val="Heading2"/>
@@ -1354,7 +1313,7 @@
       <w:r>
         <w:t xml:space="preserve"> </w:t>
       </w:r>
-      <w:hyperlink r:id="rId20">
+      <w:hyperlink r:id="rId9">
         <w:r>
           <w:rPr>
             <w:rStyle w:val="Hyperlink"/>
@@ -1391,8 +1350,8 @@
         </w:pict>
       </w:r>
     </w:p>
-    <w:bookmarkEnd w:id="39"/>
-    <w:bookmarkStart w:id="40" w:name="estático-vs-dinámico-el-duelo"/>
+    <w:bookmarkEnd w:id="28"/>
+    <w:bookmarkStart w:id="29" w:name="estático-vs-dinámico-el-duelo"/>
     <w:p>
       <w:pPr>
         <w:pStyle w:val="Heading2"/>
@@ -1405,7 +1364,6 @@
       <w:tblPr>
         <w:tblStyle w:val="Table"/>
         <w:tblW w:type="pct" w:w="5000"/>
-        <w:jc w:val="left"/>
         <w:tblLayout w:type="fixed"/>
         <w:tblLook w:firstRow="1" w:lastRow="0" w:firstColumn="0" w:lastColumn="0" w:noHBand="0" w:noVBand="0" w:val="0020"/>
       </w:tblPr>
@@ -1423,7 +1381,6 @@
           <w:p>
             <w:pPr>
               <w:pStyle w:val="Compact"/>
-              <w:jc w:val="left"/>
             </w:pPr>
             <w:r>
               <w:t xml:space="preserve">Aspecto</w:t>
@@ -1435,7 +1392,6 @@
           <w:p>
             <w:pPr>
               <w:pStyle w:val="Compact"/>
-              <w:jc w:val="left"/>
             </w:pPr>
             <w:r>
               <w:t xml:space="preserve">Estático</w:t>
@@ -1447,7 +1403,6 @@
           <w:p>
             <w:pPr>
               <w:pStyle w:val="Compact"/>
-              <w:jc w:val="left"/>
             </w:pPr>
             <w:r>
               <w:t xml:space="preserve">Dinámico</w:t>
@@ -1461,7 +1416,6 @@
           <w:p>
             <w:pPr>
               <w:pStyle w:val="Compact"/>
-              <w:jc w:val="left"/>
             </w:pPr>
             <w:r>
               <w:t xml:space="preserve">Quién escribe la ruta</w:t>
@@ -1473,7 +1427,6 @@
           <w:p>
             <w:pPr>
               <w:pStyle w:val="Compact"/>
-              <w:jc w:val="left"/>
             </w:pPr>
             <w:r>
               <w:t xml:space="preserve">El administrador, a mano</w:t>
@@ -1485,7 +1438,6 @@
           <w:p>
             <w:pPr>
               <w:pStyle w:val="Compact"/>
-              <w:jc w:val="left"/>
             </w:pPr>
             <w:r>
               <w:t xml:space="preserve">El propio router, por sí solo</w:t>
@@ -1499,7 +1451,6 @@
           <w:p>
             <w:pPr>
               <w:pStyle w:val="Compact"/>
-              <w:jc w:val="left"/>
             </w:pPr>
             <w:r>
               <w:t xml:space="preserve">Conocimiento de la red</w:t>
@@ -1511,7 +1462,6 @@
           <w:p>
             <w:pPr>
               <w:pStyle w:val="Compact"/>
-              <w:jc w:val="left"/>
             </w:pPr>
             <w:r>
               <w:t xml:space="preserve">Solo lo que tú declares</w:t>
@@ -1523,7 +1473,6 @@
           <w:p>
             <w:pPr>
               <w:pStyle w:val="Compact"/>
-              <w:jc w:val="left"/>
             </w:pPr>
             <w:r>
               <w:t xml:space="preserve">La topología completa</w:t>
@@ -1537,7 +1486,6 @@
           <w:p>
             <w:pPr>
               <w:pStyle w:val="Compact"/>
-              <w:jc w:val="left"/>
             </w:pPr>
             <w:r>
               <w:t xml:space="preserve">Reacción a caídas</w:t>
@@ -1549,7 +1497,6 @@
           <w:p>
             <w:pPr>
               <w:pStyle w:val="Compact"/>
-              <w:jc w:val="left"/>
             </w:pPr>
             <w:r>
               <w:t xml:space="preserve">Ninguna (hasta que intervienes)</w:t>
@@ -1561,7 +1508,6 @@
           <w:p>
             <w:pPr>
               <w:pStyle w:val="Compact"/>
-              <w:jc w:val="left"/>
             </w:pPr>
             <w:r>
               <w:t xml:space="preserve">Automática y en segundos</w:t>
@@ -1575,7 +1521,6 @@
           <w:p>
             <w:pPr>
               <w:pStyle w:val="Compact"/>
-              <w:jc w:val="left"/>
             </w:pPr>
             <w:r>
               <w:t xml:space="preserve">Escalabilidad</w:t>
@@ -1587,7 +1532,6 @@
           <w:p>
             <w:pPr>
               <w:pStyle w:val="Compact"/>
-              <w:jc w:val="left"/>
             </w:pPr>
             <w:r>
               <w:t xml:space="preserve">Redes pequeñas (2-5 routers)</w:t>
@@ -1599,7 +1543,6 @@
           <w:p>
             <w:pPr>
               <w:pStyle w:val="Compact"/>
-              <w:jc w:val="left"/>
             </w:pPr>
             <w:r>
               <w:t xml:space="preserve">Redes grandes (decenas o miles)</w:t>
@@ -1613,7 +1556,6 @@
           <w:p>
             <w:pPr>
               <w:pStyle w:val="Compact"/>
-              <w:jc w:val="left"/>
             </w:pPr>
             <w:r>
               <w:t xml:space="preserve">Seguridad</w:t>
@@ -1625,7 +1567,6 @@
           <w:p>
             <w:pPr>
               <w:pStyle w:val="Compact"/>
-              <w:jc w:val="left"/>
             </w:pPr>
             <w:r>
               <w:t xml:space="preserve">Muy predecible (tú mandas)</w:t>
@@ -1637,7 +1578,6 @@
           <w:p>
             <w:pPr>
               <w:pStyle w:val="Compact"/>
-              <w:jc w:val="left"/>
             </w:pPr>
             <w:r>
               <w:t xml:space="preserve">Menos predecible (el protocolo decide)</w:t>
@@ -1651,7 +1591,6 @@
           <w:p>
             <w:pPr>
               <w:pStyle w:val="Compact"/>
-              <w:jc w:val="left"/>
             </w:pPr>
             <w:r>
               <w:t xml:space="preserve">Consumo de recursos</w:t>
@@ -1663,7 +1602,6 @@
           <w:p>
             <w:pPr>
               <w:pStyle w:val="Compact"/>
-              <w:jc w:val="left"/>
             </w:pPr>
             <w:r>
               <w:t xml:space="preserve">Cero</w:t>
@@ -1675,7 +1613,6 @@
           <w:p>
             <w:pPr>
               <w:pStyle w:val="Compact"/>
-              <w:jc w:val="left"/>
             </w:pPr>
             <w:r>
               <w:t xml:space="preserve">CPU, memoria y ancho de banda (poco)</w:t>
@@ -1689,7 +1626,6 @@
           <w:p>
             <w:pPr>
               <w:pStyle w:val="Compact"/>
-              <w:jc w:val="left"/>
             </w:pPr>
             <w:r>
               <w:t xml:space="preserve">Error humano</w:t>
@@ -1701,7 +1637,6 @@
           <w:p>
             <w:pPr>
               <w:pStyle w:val="Compact"/>
-              <w:jc w:val="left"/>
             </w:pPr>
             <w:r>
               <w:t xml:space="preserve">Alto (rutas mal escritas)</w:t>
@@ -1713,7 +1648,6 @@
           <w:p>
             <w:pPr>
               <w:pStyle w:val="Compact"/>
-              <w:jc w:val="left"/>
             </w:pPr>
             <w:r>
               <w:t xml:space="preserve">Bajo (la red se autoaprende)</w:t>
@@ -1743,13 +1677,7 @@
         <w:t xml:space="preserve"> </w:t>
       </w:r>
       <w:r>
-        <w:t xml:space="preserve">“</w:t>
-      </w:r>
-      <w:r>
-        <w:t xml:space="preserve">recalcular</w:t>
-      </w:r>
-      <w:r>
-        <w:t xml:space="preserve">”</w:t>
+        <w:t xml:space="preserve">“recalcular”</w:t>
       </w:r>
       <w:r>
         <w:t xml:space="preserve">: detecta el atasco y te reencamina al momento. Precisamente esa</w:t>
@@ -1758,13 +1686,7 @@
         <w:t xml:space="preserve"> </w:t>
       </w:r>
       <w:r>
-        <w:t xml:space="preserve">“</w:t>
-      </w:r>
-      <w:r>
-        <w:t xml:space="preserve">recalculación</w:t>
-      </w:r>
-      <w:r>
-        <w:t xml:space="preserve">”</w:t>
+        <w:t xml:space="preserve">“recalculación”</w:t>
       </w:r>
       <w:r>
         <w:t xml:space="preserve"> </w:t>
@@ -1788,7 +1710,7 @@
       <w:r>
         <w:t xml:space="preserve"> </w:t>
       </w:r>
-      <w:hyperlink r:id="rId23">
+      <w:hyperlink r:id="rId12">
         <w:r>
           <w:rPr>
             <w:rStyle w:val="Hyperlink"/>
@@ -1807,8 +1729,8 @@
         </w:pict>
       </w:r>
     </w:p>
-    <w:bookmarkEnd w:id="40"/>
-    <w:bookmarkStart w:id="41" w:name="tres-ventajas-del-routing-dinámico"/>
+    <w:bookmarkEnd w:id="29"/>
+    <w:bookmarkStart w:id="30" w:name="tres-ventajas-del-routing-dinámico"/>
     <w:p>
       <w:pPr>
         <w:pStyle w:val="Heading2"/>
@@ -1922,13 +1844,7 @@
         <w:t xml:space="preserve"> </w:t>
       </w:r>
       <w:r>
-        <w:t xml:space="preserve">“</w:t>
-      </w:r>
-      <w:r>
-        <w:t xml:space="preserve">ruta de emergencia</w:t>
-      </w:r>
-      <w:r>
-        <w:t xml:space="preserve">”</w:t>
+        <w:t xml:space="preserve">“ruta de emergencia”</w:t>
       </w:r>
       <w:r>
         <w:t xml:space="preserve"> </w:t>
@@ -1953,8 +1869,8 @@
         </w:pict>
       </w:r>
     </w:p>
-    <w:bookmarkEnd w:id="41"/>
-    <w:bookmarkStart w:id="42" w:name="el-punto-de-inflexión-cuándo-cambias"/>
+    <w:bookmarkEnd w:id="30"/>
+    <w:bookmarkStart w:id="31" w:name="el-punto-de-inflexión-cuándo-cambias"/>
     <w:p>
       <w:pPr>
         <w:pStyle w:val="Heading2"/>
@@ -2025,7 +1941,6 @@
       <w:tblPr>
         <w:tblStyle w:val="Table"/>
         <w:tblW w:type="pct" w:w="5000"/>
-        <w:jc w:val="left"/>
         <w:tblLayout w:type="fixed"/>
         <w:tblLook w:firstRow="1" w:lastRow="0" w:firstColumn="0" w:lastColumn="0" w:noHBand="0" w:noVBand="0" w:val="0020"/>
       </w:tblPr>
@@ -2044,7 +1959,6 @@
           <w:p>
             <w:pPr>
               <w:pStyle w:val="Compact"/>
-              <w:jc w:val="left"/>
             </w:pPr>
             <w:r>
               <w:t xml:space="preserve">Red</w:t>
@@ -2056,7 +1970,6 @@
           <w:p>
             <w:pPr>
               <w:pStyle w:val="Compact"/>
-              <w:jc w:val="left"/>
             </w:pPr>
             <w:r>
               <w:t xml:space="preserve">Routers</w:t>
@@ -2068,7 +1981,6 @@
           <w:p>
             <w:pPr>
               <w:pStyle w:val="Compact"/>
-              <w:jc w:val="left"/>
             </w:pPr>
             <w:r>
               <w:t xml:space="preserve">Estático</w:t>
@@ -2080,7 +1992,6 @@
           <w:p>
             <w:pPr>
               <w:pStyle w:val="Compact"/>
-              <w:jc w:val="left"/>
             </w:pPr>
             <w:r>
               <w:t xml:space="preserve">Dinámico</w:t>
@@ -2094,7 +2005,6 @@
           <w:p>
             <w:pPr>
               <w:pStyle w:val="Compact"/>
-              <w:jc w:val="left"/>
             </w:pPr>
             <w:r>
               <w:t xml:space="preserve">Casa / oficina pequeña</w:t>
@@ -2106,7 +2016,6 @@
           <w:p>
             <w:pPr>
               <w:pStyle w:val="Compact"/>
-              <w:jc w:val="left"/>
             </w:pPr>
             <w:r>
               <w:t xml:space="preserve">1-2</w:t>
@@ -2118,7 +2027,6 @@
           <w:p>
             <w:pPr>
               <w:pStyle w:val="Compact"/>
-              <w:jc w:val="left"/>
             </w:pPr>
             <w:r>
               <w:t xml:space="preserve">✔ Ideal (cero líneas de sobra)</w:t>
@@ -2130,7 +2038,6 @@
           <w:p>
             <w:pPr>
               <w:pStyle w:val="Compact"/>
-              <w:jc w:val="left"/>
             </w:pPr>
             <w:r>
               <w:t xml:space="preserve">Innecesario</w:t>
@@ -2144,7 +2051,6 @@
           <w:p>
             <w:pPr>
               <w:pStyle w:val="Compact"/>
-              <w:jc w:val="left"/>
             </w:pPr>
             <w:r>
               <w:t xml:space="preserve">Instituto / PYME</w:t>
@@ -2156,7 +2062,6 @@
           <w:p>
             <w:pPr>
               <w:pStyle w:val="Compact"/>
-              <w:jc w:val="left"/>
             </w:pPr>
             <w:r>
               <w:t xml:space="preserve">3-10</w:t>
@@ -2168,7 +2073,6 @@
           <w:p>
             <w:pPr>
               <w:pStyle w:val="Compact"/>
-              <w:jc w:val="left"/>
             </w:pPr>
             <w:r>
               <w:t xml:space="preserve">Sufrible, pero cada cambio es faena</w:t>
@@ -2180,7 +2084,6 @@
           <w:p>
             <w:pPr>
               <w:pStyle w:val="Compact"/>
-              <w:jc w:val="left"/>
             </w:pPr>
             <w:r>
               <w:t xml:space="preserve">✔ Empieza a merecer la pena</w:t>
@@ -2194,7 +2097,6 @@
           <w:p>
             <w:pPr>
               <w:pStyle w:val="Compact"/>
-              <w:jc w:val="left"/>
             </w:pPr>
             <w:r>
               <w:t xml:space="preserve">Empresa media</w:t>
@@ -2206,7 +2108,6 @@
           <w:p>
             <w:pPr>
               <w:pStyle w:val="Compact"/>
-              <w:jc w:val="left"/>
             </w:pPr>
             <w:r>
               <w:t xml:space="preserve">10-50</w:t>
@@ -2218,7 +2119,6 @@
           <w:p>
             <w:pPr>
               <w:pStyle w:val="Compact"/>
-              <w:jc w:val="left"/>
             </w:pPr>
             <w:r>
               <w:t xml:space="preserve">❌ Imposible de mantener</w:t>
@@ -2230,7 +2130,6 @@
           <w:p>
             <w:pPr>
               <w:pStyle w:val="Compact"/>
-              <w:jc w:val="left"/>
             </w:pPr>
             <w:r>
               <w:t xml:space="preserve">✔ Imprescindible</w:t>
@@ -2244,7 +2143,6 @@
           <w:p>
             <w:pPr>
               <w:pStyle w:val="Compact"/>
-              <w:jc w:val="left"/>
             </w:pPr>
             <w:r>
               <w:t xml:space="preserve">Operador / ISP</w:t>
@@ -2256,7 +2154,6 @@
           <w:p>
             <w:pPr>
               <w:pStyle w:val="Compact"/>
-              <w:jc w:val="left"/>
             </w:pPr>
             <w:r>
               <w:t xml:space="preserve">cientos</w:t>
@@ -2268,7 +2165,6 @@
           <w:p>
             <w:pPr>
               <w:pStyle w:val="Compact"/>
-              <w:jc w:val="left"/>
             </w:pPr>
             <w:r>
               <w:t xml:space="preserve">❌ Inviable</w:t>
@@ -2280,7 +2176,6 @@
           <w:p>
             <w:pPr>
               <w:pStyle w:val="Compact"/>
-              <w:jc w:val="left"/>
             </w:pPr>
             <w:r>
               <w:t xml:space="preserve">✔ OSPF + BGP</w:t>
@@ -2312,21 +2207,7 @@
           <w:b/>
           <w:bCs/>
         </w:rPr>
-        <w:t xml:space="preserve">“</w:t>
-      </w:r>
-      <w:r>
-        <w:rPr>
-          <w:b/>
-          <w:bCs/>
-        </w:rPr>
-        <w:t xml:space="preserve">salto</w:t>
-      </w:r>
-      <w:r>
-        <w:rPr>
-          <w:b/>
-          <w:bCs/>
-        </w:rPr>
-        <w:t xml:space="preserve">”</w:t>
+        <w:t xml:space="preserve">“salto”</w:t>
       </w:r>
       <w:r>
         <w:rPr>
@@ -2356,8 +2237,8 @@
         </w:pict>
       </w:r>
     </w:p>
-    <w:bookmarkEnd w:id="42"/>
-    <w:bookmarkStart w:id="43" w:name="el-estático-también-tiene-trucos"/>
+    <w:bookmarkEnd w:id="31"/>
+    <w:bookmarkStart w:id="32" w:name="el-estático-también-tiene-trucos"/>
     <w:p>
       <w:pPr>
         <w:pStyle w:val="Heading2"/>
@@ -2487,7 +2368,7 @@
       <w:r>
         <w:t xml:space="preserve"> </w:t>
       </w:r>
-      <w:hyperlink r:id="rId29">
+      <w:hyperlink r:id="rId18">
         <w:r>
           <w:rPr>
             <w:rStyle w:val="Hyperlink"/>
@@ -2542,8 +2423,8 @@
         </w:pict>
       </w:r>
     </w:p>
-    <w:bookmarkEnd w:id="43"/>
-    <w:bookmarkStart w:id="44" w:name="mini-chequeo"/>
+    <w:bookmarkEnd w:id="32"/>
+    <w:bookmarkStart w:id="33" w:name="mini-chequeo"/>
     <w:p>
       <w:pPr>
         <w:pStyle w:val="Heading2"/>
@@ -2595,13 +2476,7 @@
         <w:t xml:space="preserve"> </w:t>
       </w:r>
       <w:r>
-        <w:t xml:space="preserve">“</w:t>
-      </w:r>
-      <w:r>
-        <w:t xml:space="preserve">converja</w:t>
-      </w:r>
-      <w:r>
-        <w:t xml:space="preserve">”</w:t>
+        <w:t xml:space="preserve">“converja”</w:t>
       </w:r>
       <w:r>
         <w:t xml:space="preserve">?</w:t>
@@ -2738,8 +2613,8 @@
         </w:pict>
       </w:r>
     </w:p>
-    <w:bookmarkEnd w:id="44"/>
-    <w:bookmarkStart w:id="45" w:name="resumen-en-3-frases"/>
+    <w:bookmarkEnd w:id="33"/>
+    <w:bookmarkStart w:id="34" w:name="resumen-en-3-frases"/>
     <w:p>
       <w:pPr>
         <w:pStyle w:val="Heading2"/>
@@ -2803,13 +2678,7 @@
         <w:t xml:space="preserve"> </w:t>
       </w:r>
       <w:r>
-        <w:t xml:space="preserve">“</w:t>
-      </w:r>
-      <w:r>
-        <w:t xml:space="preserve">se pone de acuerdo</w:t>
-      </w:r>
-      <w:r>
-        <w:t xml:space="preserve">”</w:t>
+        <w:t xml:space="preserve">“se pone de acuerdo”</w:t>
       </w:r>
       <w:r>
         <w:t xml:space="preserve"> </w:t>
@@ -2818,8 +2687,8 @@
         <w:t xml:space="preserve">tras un cambio, y es la métrica que separa a los buenos protocolos de los malos.</w:t>
       </w:r>
     </w:p>
-    <w:bookmarkEnd w:id="45"/>
-    <w:bookmarkStart w:id="47" w:name="vocabulario-rápido"/>
+    <w:bookmarkEnd w:id="34"/>
+    <w:bookmarkStart w:id="36" w:name="vocabulario-rápido"/>
     <w:p>
       <w:pPr>
         <w:pStyle w:val="Heading2"/>
@@ -2832,7 +2701,6 @@
       <w:tblPr>
         <w:tblStyle w:val="Table"/>
         <w:tblW w:type="pct" w:w="5000"/>
-        <w:jc w:val="left"/>
         <w:tblLayout w:type="fixed"/>
         <w:tblLook w:firstRow="1" w:lastRow="0" w:firstColumn="0" w:lastColumn="0" w:noHBand="0" w:noVBand="0" w:val="0020"/>
       </w:tblPr>
@@ -2849,7 +2717,6 @@
           <w:p>
             <w:pPr>
               <w:pStyle w:val="Compact"/>
-              <w:jc w:val="left"/>
             </w:pPr>
             <w:r>
               <w:t xml:space="preserve">Término</w:t>
@@ -2861,7 +2728,6 @@
           <w:p>
             <w:pPr>
               <w:pStyle w:val="Compact"/>
-              <w:jc w:val="left"/>
             </w:pPr>
             <w:r>
               <w:t xml:space="preserve">Idea general</w:t>
@@ -2875,7 +2741,6 @@
           <w:p>
             <w:pPr>
               <w:pStyle w:val="Compact"/>
-              <w:jc w:val="left"/>
             </w:pPr>
             <w:r>
               <w:t xml:space="preserve">Ruta estática</w:t>
@@ -2887,7 +2752,6 @@
           <w:p>
             <w:pPr>
               <w:pStyle w:val="Compact"/>
-              <w:jc w:val="left"/>
             </w:pPr>
             <w:r>
               <w:t xml:space="preserve">Ruta escrita a mano con</w:t>
@@ -2910,7 +2774,6 @@
           <w:p>
             <w:pPr>
               <w:pStyle w:val="Compact"/>
-              <w:jc w:val="left"/>
             </w:pPr>
             <w:r>
               <w:t xml:space="preserve">Ruta dinámica</w:t>
@@ -2922,7 +2785,6 @@
           <w:p>
             <w:pPr>
               <w:pStyle w:val="Compact"/>
-              <w:jc w:val="left"/>
             </w:pPr>
             <w:r>
               <w:t xml:space="preserve">Ruta aprendida por un protocolo de routing</w:t>
@@ -2936,7 +2798,6 @@
           <w:p>
             <w:pPr>
               <w:pStyle w:val="Compact"/>
-              <w:jc w:val="left"/>
             </w:pPr>
             <w:r>
               <w:t xml:space="preserve">Convergencia</w:t>
@@ -2948,7 +2809,6 @@
           <w:p>
             <w:pPr>
               <w:pStyle w:val="Compact"/>
-              <w:jc w:val="left"/>
             </w:pPr>
             <w:r>
               <w:t xml:space="preserve">Estado estable tras un cambio en la red</w:t>
@@ -2962,7 +2822,6 @@
           <w:p>
             <w:pPr>
               <w:pStyle w:val="Compact"/>
-              <w:jc w:val="left"/>
             </w:pPr>
             <w:r>
               <w:t xml:space="preserve">Enlace stub</w:t>
@@ -2974,7 +2833,6 @@
           <w:p>
             <w:pPr>
               <w:pStyle w:val="Compact"/>
-              <w:jc w:val="left"/>
             </w:pPr>
             <w:r>
               <w:t xml:space="preserve">Enlace con una única salida (solo un camino posible)</w:t>
@@ -2988,7 +2846,6 @@
           <w:p>
             <w:pPr>
               <w:pStyle w:val="Compact"/>
-              <w:jc w:val="left"/>
             </w:pPr>
             <w:r>
               <w:t xml:space="preserve">Floating static</w:t>
@@ -3000,7 +2857,6 @@
           <w:p>
             <w:pPr>
               <w:pStyle w:val="Compact"/>
-              <w:jc w:val="left"/>
             </w:pPr>
             <w:r>
               <w:t xml:space="preserve">Ruta estática de respaldo, activa solo si falla la principal</w:t>
@@ -3026,7 +2882,7 @@
       <w:r>
         <w:t xml:space="preserve"> </w:t>
       </w:r>
-      <w:hyperlink r:id="rId46">
+      <w:hyperlink r:id="rId35">
         <w:r>
           <w:rPr>
             <w:rStyle w:val="Hyperlink"/>
@@ -3053,7 +2909,7 @@
       <w:r>
         <w:t xml:space="preserve"> </w:t>
       </w:r>
-      <w:hyperlink r:id="rId46">
+      <w:hyperlink r:id="rId35">
         <w:r>
           <w:rPr>
             <w:rStyle w:val="Hyperlink"/>
@@ -3080,7 +2936,7 @@
       <w:r>
         <w:t xml:space="preserve"> </w:t>
       </w:r>
-      <w:hyperlink r:id="rId23">
+      <w:hyperlink r:id="rId12">
         <w:r>
           <w:rPr>
             <w:rStyle w:val="Hyperlink"/>
@@ -3089,9 +2945,9 @@
         </w:r>
       </w:hyperlink>
     </w:p>
-    <w:bookmarkEnd w:id="47"/>
-    <w:bookmarkEnd w:id="48"/>
-    <w:bookmarkStart w:id="56" w:name="igp-vs-egp-y-rip-vs-ospf"/>
+    <w:bookmarkEnd w:id="36"/>
+    <w:bookmarkEnd w:id="37"/>
+    <w:bookmarkStart w:id="48" w:name="igp-vs-egp-y-rip-vs-ospf"/>
     <w:p>
       <w:pPr>
         <w:pStyle w:val="Heading1"/>
@@ -3155,7 +3011,7 @@
         </w:pict>
       </w:r>
     </w:p>
-    <w:bookmarkStart w:id="49" w:name="la-idea-en-una-frase-1"/>
+    <w:bookmarkStart w:id="38" w:name="la-idea-en-una-frase-1"/>
     <w:p>
       <w:pPr>
         <w:pStyle w:val="Heading2"/>
@@ -3264,8 +3120,8 @@
         </w:pict>
       </w:r>
     </w:p>
-    <w:bookmarkEnd w:id="49"/>
-    <w:bookmarkStart w:id="50" w:name="el-sistema-autónomo-as"/>
+    <w:bookmarkEnd w:id="38"/>
+    <w:bookmarkStart w:id="42" w:name="el-sistema-autónomo-as"/>
     <w:p>
       <w:pPr>
         <w:pStyle w:val="Heading2"/>
@@ -3313,94 +3169,66 @@
     </w:p>
     <w:p>
       <w:pPr>
-        <w:pStyle w:val="SourceCode"/>
-      </w:pPr>
-      <w:r>
-        <w:rPr>
-          <w:rStyle w:val="VerbatimChar"/>
-        </w:rPr>
-        <w:t xml:space="preserve">            AS 65001 (tu empresa)</w:t>
-      </w:r>
-      <w:r>
-        <w:br/>
-      </w:r>
-      <w:r>
-        <w:rPr>
-          <w:rStyle w:val="VerbatimChar"/>
-        </w:rPr>
-        <w:t xml:space="preserve">   ┌──────────────────────────────┐</w:t>
-      </w:r>
-      <w:r>
-        <w:br/>
-      </w:r>
-      <w:r>
-        <w:rPr>
-          <w:rStyle w:val="VerbatimChar"/>
-        </w:rPr>
-        <w:t xml:space="preserve">   │   R1 ── R2 ── R3             │  ← aquí dentro → IGP (OSPF/RIP/EIGRP)</w:t>
-      </w:r>
-      <w:r>
-        <w:br/>
-      </w:r>
-      <w:r>
-        <w:rPr>
-          <w:rStyle w:val="VerbatimChar"/>
-        </w:rPr>
-        <w:t xml:space="preserve">   │   │         │                │</w:t>
-      </w:r>
-      <w:r>
-        <w:br/>
-      </w:r>
-      <w:r>
-        <w:rPr>
-          <w:rStyle w:val="VerbatimChar"/>
-        </w:rPr>
-        <w:t xml:space="preserve">   │   └─── LAN1 └──── LAN2       │</w:t>
-      </w:r>
-      <w:r>
-        <w:br/>
-      </w:r>
-      <w:r>
-        <w:rPr>
-          <w:rStyle w:val="VerbatimChar"/>
-        </w:rPr>
-        <w:t xml:space="preserve">   └──────────┬───────────────────┘</w:t>
-      </w:r>
-      <w:r>
-        <w:br/>
-      </w:r>
-      <w:r>
-        <w:rPr>
-          <w:rStyle w:val="VerbatimChar"/>
-        </w:rPr>
-        <w:t xml:space="preserve">              │ ← aquí entre AS → EGP (BGP)</w:t>
-      </w:r>
-      <w:r>
-        <w:br/>
-      </w:r>
-      <w:r>
-        <w:rPr>
-          <w:rStyle w:val="VerbatimChar"/>
-        </w:rPr>
-        <w:t xml:space="preserve">   ┌──────────┴───────────────────┐</w:t>
-      </w:r>
-      <w:r>
-        <w:br/>
-      </w:r>
-      <w:r>
-        <w:rPr>
-          <w:rStyle w:val="VerbatimChar"/>
-        </w:rPr>
-        <w:t xml:space="preserve">   │         AS del operador      │</w:t>
-      </w:r>
-      <w:r>
-        <w:br/>
-      </w:r>
-      <w:r>
-        <w:rPr>
-          <w:rStyle w:val="VerbatimChar"/>
-        </w:rPr>
-        <w:t xml:space="preserve">   └──────────────────────────────┘</w:t>
+        <w:pStyle w:val="CaptionedFigure"/>
+      </w:pPr>
+      <w:r>
+        <w:drawing>
+          <wp:inline>
+            <wp:extent cx="5334000" cy="2069224"/>
+            <wp:effectExtent b="0" l="0" r="0" t="0"/>
+            <wp:docPr descr="Dos sistemas autónomos: IGP dentro de cada AS y EGP (BGP) entre AS" title="" id="40" name="Picture"/>
+            <a:graphic>
+              <a:graphicData uri="http://schemas.openxmlformats.org/drawingml/2006/picture">
+                <pic:pic>
+                  <pic:nvPicPr>
+                    <pic:cNvPr descr="public/diagrams/u09-igp-egp.svg" id="41" name="Picture"/>
+                    <pic:cNvPicPr>
+                      <a:picLocks noChangeArrowheads="1" noChangeAspect="1"/>
+                    </pic:cNvPicPr>
+                  </pic:nvPicPr>
+                  <pic:blipFill>
+                    <a:blip>
+                      <a:extLst>
+                        <a:ext uri="{28A0092B-C50C-407E-A947-70E740481C1C}">
+                          <a14:useLocalDpi xmlns:a14="http://schemas.microsoft.com/office/drawing/2010/main" val="0"/>
+                        </a:ext>
+                        <a:ext uri="{96DAC541-7B7A-43D3-8B79-37D633B846F1}">
+                          <asvg:svgBlip xmlns:asvg="http://schemas.microsoft.com/office/drawing/2016/SVG/main" r:embed="rId39"/>
+                        </a:ext>
+                      </a:extLst>
+                    </a:blip>
+                    <a:stretch>
+                      <a:fillRect/>
+                    </a:stretch>
+                  </pic:blipFill>
+                  <pic:spPr bwMode="auto">
+                    <a:xfrm>
+                      <a:off x="0" y="0"/>
+                      <a:ext cx="5334000" cy="2069224"/>
+                    </a:xfrm>
+                    <a:prstGeom prst="rect">
+                      <a:avLst/>
+                    </a:prstGeom>
+                    <a:noFill/>
+                    <a:ln w="9525">
+                      <a:noFill/>
+                      <a:headEnd/>
+                      <a:tailEnd/>
+                    </a:ln>
+                  </pic:spPr>
+                </pic:pic>
+              </a:graphicData>
+            </a:graphic>
+          </wp:inline>
+        </w:drawing>
+      </w:r>
+    </w:p>
+    <w:p>
+      <w:pPr>
+        <w:pStyle w:val="ImageCaption"/>
+      </w:pPr>
+      <w:r>
+        <w:t xml:space="preserve">Dos sistemas autónomos: IGP dentro de cada AS y EGP (BGP) entre AS</w:t>
       </w:r>
     </w:p>
     <w:p>
@@ -3476,13 +3304,7 @@
         <w:t xml:space="preserve"> </w:t>
       </w:r>
       <w:r>
-        <w:t xml:space="preserve">“</w:t>
-      </w:r>
-      <w:r>
-        <w:t xml:space="preserve">los otros</w:t>
-      </w:r>
-      <w:r>
-        <w:t xml:space="preserve">”</w:t>
+        <w:t xml:space="preserve">“los otros”</w:t>
       </w:r>
       <w:r>
         <w:t xml:space="preserve">. El único EGP relevante es</w:t>
@@ -3505,7 +3327,6 @@
       <w:tblPr>
         <w:tblStyle w:val="Table"/>
         <w:tblW w:type="pct" w:w="5000"/>
-        <w:jc w:val="left"/>
         <w:tblLayout w:type="fixed"/>
         <w:tblLook w:firstRow="1" w:lastRow="0" w:firstColumn="0" w:lastColumn="0" w:noHBand="0" w:noVBand="0" w:val="0020"/>
       </w:tblPr>
@@ -3523,7 +3344,6 @@
           <w:p>
             <w:pPr>
               <w:pStyle w:val="Compact"/>
-              <w:jc w:val="left"/>
             </w:pPr>
             <w:r>
               <w:t xml:space="preserve">Tipo</w:t>
@@ -3535,7 +3355,6 @@
           <w:p>
             <w:pPr>
               <w:pStyle w:val="Compact"/>
-              <w:jc w:val="left"/>
             </w:pPr>
             <w:r>
               <w:t xml:space="preserve">Ámbito</w:t>
@@ -3547,7 +3366,6 @@
           <w:p>
             <w:pPr>
               <w:pStyle w:val="Compact"/>
-              <w:jc w:val="left"/>
             </w:pPr>
             <w:r>
               <w:t xml:space="preserve">Ejemplos</w:t>
@@ -3561,7 +3379,6 @@
           <w:p>
             <w:pPr>
               <w:pStyle w:val="Compact"/>
-              <w:jc w:val="left"/>
             </w:pPr>
             <w:r>
               <w:rPr>
@@ -3583,7 +3400,6 @@
           <w:p>
             <w:pPr>
               <w:pStyle w:val="Compact"/>
-              <w:jc w:val="left"/>
             </w:pPr>
             <w:r>
               <w:t xml:space="preserve">Dentro de un AS</w:t>
@@ -3595,7 +3411,6 @@
           <w:p>
             <w:pPr>
               <w:pStyle w:val="Compact"/>
-              <w:jc w:val="left"/>
             </w:pPr>
             <w:r>
               <w:t xml:space="preserve">OSPF, RIP, EIGRP</w:t>
@@ -3609,7 +3424,6 @@
           <w:p>
             <w:pPr>
               <w:pStyle w:val="Compact"/>
-              <w:jc w:val="left"/>
             </w:pPr>
             <w:r>
               <w:rPr>
@@ -3631,7 +3445,6 @@
           <w:p>
             <w:pPr>
               <w:pStyle w:val="Compact"/>
-              <w:jc w:val="left"/>
             </w:pPr>
             <w:r>
               <w:t xml:space="preserve">Entre AS distintos</w:t>
@@ -3643,7 +3456,6 @@
           <w:p>
             <w:pPr>
               <w:pStyle w:val="Compact"/>
-              <w:jc w:val="left"/>
             </w:pPr>
             <w:r>
               <w:rPr>
@@ -3689,13 +3501,7 @@
         <w:t xml:space="preserve"> </w:t>
       </w:r>
       <w:r>
-        <w:t xml:space="preserve">“</w:t>
-      </w:r>
-      <w:r>
-        <w:t xml:space="preserve">la ruta más corta y barata</w:t>
-      </w:r>
-      <w:r>
-        <w:t xml:space="preserve">”</w:t>
+        <w:t xml:space="preserve">“la ruta más corta y barata”</w:t>
       </w:r>
       <w:r>
         <w:t xml:space="preserve"> </w:t>
@@ -3707,13 +3513,7 @@
         <w:t xml:space="preserve"> </w:t>
       </w:r>
       <w:r>
-        <w:t xml:space="preserve">“</w:t>
-      </w:r>
-      <w:r>
-        <w:t xml:space="preserve">la política</w:t>
-      </w:r>
-      <w:r>
-        <w:t xml:space="preserve">”</w:t>
+        <w:t xml:space="preserve">“la política”</w:t>
       </w:r>
       <w:r>
         <w:t xml:space="preserve"> </w:t>
@@ -3729,8 +3529,8 @@
         </w:pict>
       </w:r>
     </w:p>
-    <w:bookmarkEnd w:id="50"/>
-    <w:bookmarkStart w:id="51" w:name="rip-vs-ospf-vs-eigrp-la-comparativa"/>
+    <w:bookmarkEnd w:id="42"/>
+    <w:bookmarkStart w:id="43" w:name="rip-vs-ospf-vs-eigrp-la-comparativa"/>
     <w:p>
       <w:pPr>
         <w:pStyle w:val="Heading2"/>
@@ -3783,7 +3583,6 @@
       <w:tblPr>
         <w:tblStyle w:val="Table"/>
         <w:tblW w:type="pct" w:w="5000"/>
-        <w:jc w:val="left"/>
         <w:tblLayout w:type="fixed"/>
         <w:tblLook w:firstRow="1" w:lastRow="0" w:firstColumn="0" w:lastColumn="0" w:noHBand="0" w:noVBand="0" w:val="0020"/>
       </w:tblPr>
@@ -3802,7 +3601,6 @@
           <w:p>
             <w:pPr>
               <w:pStyle w:val="Compact"/>
-              <w:jc w:val="left"/>
             </w:pPr>
             <w:r>
               <w:t xml:space="preserve">Característica</w:t>
@@ -3814,7 +3612,6 @@
           <w:p>
             <w:pPr>
               <w:pStyle w:val="Compact"/>
-              <w:jc w:val="left"/>
             </w:pPr>
             <w:r>
               <w:t xml:space="preserve">RIP</w:t>
@@ -3826,7 +3623,6 @@
           <w:p>
             <w:pPr>
               <w:pStyle w:val="Compact"/>
-              <w:jc w:val="left"/>
             </w:pPr>
             <w:r>
               <w:t xml:space="preserve">OSPF</w:t>
@@ -3838,7 +3634,6 @@
           <w:p>
             <w:pPr>
               <w:pStyle w:val="Compact"/>
-              <w:jc w:val="left"/>
             </w:pPr>
             <w:r>
               <w:t xml:space="preserve">EIGRP (Cisco)</w:t>
@@ -3852,7 +3647,6 @@
           <w:p>
             <w:pPr>
               <w:pStyle w:val="Compact"/>
-              <w:jc w:val="left"/>
             </w:pPr>
             <w:r>
               <w:t xml:space="preserve">Tipo</w:t>
@@ -3864,7 +3658,6 @@
           <w:p>
             <w:pPr>
               <w:pStyle w:val="Compact"/>
-              <w:jc w:val="left"/>
             </w:pPr>
             <w:r>
               <w:t xml:space="preserve">Vector distancia</w:t>
@@ -3876,7 +3669,6 @@
           <w:p>
             <w:pPr>
               <w:pStyle w:val="Compact"/>
-              <w:jc w:val="left"/>
             </w:pPr>
             <w:r>
               <w:t xml:space="preserve">Estado de enlace</w:t>
@@ -3888,7 +3680,6 @@
           <w:p>
             <w:pPr>
               <w:pStyle w:val="Compact"/>
-              <w:jc w:val="left"/>
             </w:pPr>
             <w:r>
               <w:t xml:space="preserve">Vector distancia avanzado</w:t>
@@ -3902,7 +3693,6 @@
           <w:p>
             <w:pPr>
               <w:pStyle w:val="Compact"/>
-              <w:jc w:val="left"/>
             </w:pPr>
             <w:r>
               <w:t xml:space="preserve">Métrica</w:t>
@@ -3914,7 +3704,6 @@
           <w:p>
             <w:pPr>
               <w:pStyle w:val="Compact"/>
-              <w:jc w:val="left"/>
             </w:pPr>
             <w:r>
               <w:t xml:space="preserve">Saltos (máx 15)</w:t>
@@ -3926,7 +3715,6 @@
           <w:p>
             <w:pPr>
               <w:pStyle w:val="Compact"/>
-              <w:jc w:val="left"/>
             </w:pPr>
             <w:r>
               <w:t xml:space="preserve">Coste (ancho de banda)</w:t>
@@ -3938,7 +3726,6 @@
           <w:p>
             <w:pPr>
               <w:pStyle w:val="Compact"/>
-              <w:jc w:val="left"/>
             </w:pPr>
             <w:r>
               <w:t xml:space="preserve">Compuesta (ancho de banda, retardo, carga, fiabilidad)</w:t>
@@ -3952,7 +3739,6 @@
           <w:p>
             <w:pPr>
               <w:pStyle w:val="Compact"/>
-              <w:jc w:val="left"/>
             </w:pPr>
             <w:r>
               <w:t xml:space="preserve">Convergencia</w:t>
@@ -3964,7 +3750,6 @@
           <w:p>
             <w:pPr>
               <w:pStyle w:val="Compact"/>
-              <w:jc w:val="left"/>
             </w:pPr>
             <w:r>
               <w:t xml:space="preserve">Lenta (~3 min)</w:t>
@@ -3976,7 +3761,6 @@
           <w:p>
             <w:pPr>
               <w:pStyle w:val="Compact"/>
-              <w:jc w:val="left"/>
             </w:pPr>
             <w:r>
               <w:t xml:space="preserve">Rápida (&lt; 10s)</w:t>
@@ -3988,7 +3772,6 @@
           <w:p>
             <w:pPr>
               <w:pStyle w:val="Compact"/>
-              <w:jc w:val="left"/>
             </w:pPr>
             <w:r>
               <w:t xml:space="preserve">Muy rápida</w:t>
@@ -4002,7 +3785,6 @@
           <w:p>
             <w:pPr>
               <w:pStyle w:val="Compact"/>
-              <w:jc w:val="left"/>
             </w:pPr>
             <w:r>
               <w:t xml:space="preserve">Escalabilidad</w:t>
@@ -4014,7 +3796,6 @@
           <w:p>
             <w:pPr>
               <w:pStyle w:val="Compact"/>
-              <w:jc w:val="left"/>
             </w:pPr>
             <w:r>
               <w:t xml:space="preserve">Pequeña (&lt; 15 routers)</w:t>
@@ -4026,7 +3807,6 @@
           <w:p>
             <w:pPr>
               <w:pStyle w:val="Compact"/>
-              <w:jc w:val="left"/>
             </w:pPr>
             <w:r>
               <w:t xml:space="preserve">Grande (miles)</w:t>
@@ -4038,7 +3818,6 @@
           <w:p>
             <w:pPr>
               <w:pStyle w:val="Compact"/>
-              <w:jc w:val="left"/>
             </w:pPr>
             <w:r>
               <w:t xml:space="preserve">Grande</w:t>
@@ -4052,7 +3831,6 @@
           <w:p>
             <w:pPr>
               <w:pStyle w:val="Compact"/>
-              <w:jc w:val="left"/>
             </w:pPr>
             <w:r>
               <w:t xml:space="preserve">Actualizaciones</w:t>
@@ -4064,7 +3842,6 @@
           <w:p>
             <w:pPr>
               <w:pStyle w:val="Compact"/>
-              <w:jc w:val="left"/>
             </w:pPr>
             <w:r>
               <w:t xml:space="preserve">Cada 30s (completas)</w:t>
@@ -4076,7 +3853,6 @@
           <w:p>
             <w:pPr>
               <w:pStyle w:val="Compact"/>
-              <w:jc w:val="left"/>
             </w:pPr>
             <w:r>
               <w:t xml:space="preserve">Solo cambios (parciales)</w:t>
@@ -4088,7 +3864,6 @@
           <w:p>
             <w:pPr>
               <w:pStyle w:val="Compact"/>
-              <w:jc w:val="left"/>
             </w:pPr>
             <w:r>
               <w:t xml:space="preserve">Solo cambios</w:t>
@@ -4102,7 +3877,6 @@
           <w:p>
             <w:pPr>
               <w:pStyle w:val="Compact"/>
-              <w:jc w:val="left"/>
             </w:pPr>
             <w:r>
               <w:t xml:space="preserve">Estándar</w:t>
@@ -4114,7 +3888,6 @@
           <w:p>
             <w:pPr>
               <w:pStyle w:val="Compact"/>
-              <w:jc w:val="left"/>
             </w:pPr>
             <w:r>
               <w:t xml:space="preserve">Abierto</w:t>
@@ -4126,7 +3899,6 @@
           <w:p>
             <w:pPr>
               <w:pStyle w:val="Compact"/>
-              <w:jc w:val="left"/>
             </w:pPr>
             <w:r>
               <w:t xml:space="preserve">Abierto (RFC)</w:t>
@@ -4138,7 +3910,6 @@
           <w:p>
             <w:pPr>
               <w:pStyle w:val="Compact"/>
-              <w:jc w:val="left"/>
             </w:pPr>
             <w:r>
               <w:t xml:space="preserve">Propietario Cisco</w:t>
@@ -4184,13 +3955,7 @@
         <w:t xml:space="preserve"> </w:t>
       </w:r>
       <w:r>
-        <w:t xml:space="preserve">“</w:t>
-      </w:r>
-      <w:r>
-        <w:t xml:space="preserve">inalcanzable</w:t>
-      </w:r>
-      <w:r>
-        <w:t xml:space="preserve">”</w:t>
+        <w:t xml:space="preserve">“inalcanzable”</w:t>
       </w:r>
       <w:r>
         <w:t xml:space="preserve">. Su convergencia puede tardar minutos porque sus vecinos se van avisando uno a uno.</w:t>
@@ -4236,7 +4001,7 @@
       <w:r>
         <w:t xml:space="preserve"> </w:t>
       </w:r>
-      <w:hyperlink r:id="rId27">
+      <w:hyperlink r:id="rId16">
         <w:r>
           <w:rPr>
             <w:rStyle w:val="Hyperlink"/>
@@ -4255,8 +4020,8 @@
         </w:pict>
       </w:r>
     </w:p>
-    <w:bookmarkEnd w:id="51"/>
-    <w:bookmarkStart w:id="52" w:name="cuál-elijo-la-guía-rápida"/>
+    <w:bookmarkEnd w:id="43"/>
+    <w:bookmarkStart w:id="44" w:name="cuál-elijo-la-guía-rápida"/>
     <w:p>
       <w:pPr>
         <w:pStyle w:val="Heading2"/>
@@ -4276,13 +4041,7 @@
         <w:t xml:space="preserve"> </w:t>
       </w:r>
       <w:r>
-        <w:t xml:space="preserve">“</w:t>
-      </w:r>
-      <w:r>
-        <w:t xml:space="preserve">¿qué protocolo pongo?</w:t>
-      </w:r>
-      <w:r>
-        <w:t xml:space="preserve">”</w:t>
+        <w:t xml:space="preserve">“¿qué protocolo pongo?”</w:t>
       </w:r>
       <w:r>
         <w:t xml:space="preserve">, la respuesta no es siempre OSPF. Sigue este árbol:</w:t>
@@ -4292,7 +4051,6 @@
       <w:tblPr>
         <w:tblStyle w:val="Table"/>
         <w:tblW w:type="pct" w:w="5000"/>
-        <w:jc w:val="left"/>
         <w:tblLayout w:type="fixed"/>
         <w:tblLook w:firstRow="1" w:lastRow="0" w:firstColumn="0" w:lastColumn="0" w:noHBand="0" w:noVBand="0" w:val="0020"/>
       </w:tblPr>
@@ -4310,7 +4068,6 @@
           <w:p>
             <w:pPr>
               <w:pStyle w:val="Compact"/>
-              <w:jc w:val="left"/>
             </w:pPr>
             <w:r>
               <w:t xml:space="preserve">Situación</w:t>
@@ -4322,7 +4079,6 @@
           <w:p>
             <w:pPr>
               <w:pStyle w:val="Compact"/>
-              <w:jc w:val="left"/>
             </w:pPr>
             <w:r>
               <w:t xml:space="preserve">Elección</w:t>
@@ -4334,7 +4090,6 @@
           <w:p>
             <w:pPr>
               <w:pStyle w:val="Compact"/>
-              <w:jc w:val="left"/>
             </w:pPr>
             <w:r>
               <w:t xml:space="preserve">Motivo</w:t>
@@ -4348,7 +4103,6 @@
           <w:p>
             <w:pPr>
               <w:pStyle w:val="Compact"/>
-              <w:jc w:val="left"/>
             </w:pPr>
             <w:r>
               <w:t xml:space="preserve">Red de empresa multi-router</w:t>
@@ -4360,7 +4114,6 @@
           <w:p>
             <w:pPr>
               <w:pStyle w:val="Compact"/>
-              <w:jc w:val="left"/>
             </w:pPr>
             <w:r>
               <w:rPr>
@@ -4376,7 +4129,6 @@
           <w:p>
             <w:pPr>
               <w:pStyle w:val="Compact"/>
-              <w:jc w:val="left"/>
             </w:pPr>
             <w:r>
               <w:t xml:space="preserve">Escala, converge rápido, estándar abierto</w:t>
@@ -4390,7 +4142,6 @@
           <w:p>
             <w:pPr>
               <w:pStyle w:val="Compact"/>
-              <w:jc w:val="left"/>
             </w:pPr>
             <w:r>
               <w:t xml:space="preserve">Red de 3-5 routers, todo en un edificio</w:t>
@@ -4402,7 +4153,6 @@
           <w:p>
             <w:pPr>
               <w:pStyle w:val="Compact"/>
-              <w:jc w:val="left"/>
             </w:pPr>
             <w:r>
               <w:rPr>
@@ -4424,7 +4174,6 @@
           <w:p>
             <w:pPr>
               <w:pStyle w:val="Compact"/>
-              <w:jc w:val="left"/>
             </w:pPr>
             <w:r>
               <w:t xml:space="preserve">Suficiente y trivial de configurar</w:t>
@@ -4438,7 +4187,6 @@
           <w:p>
             <w:pPr>
               <w:pStyle w:val="Compact"/>
-              <w:jc w:val="left"/>
             </w:pPr>
             <w:r>
               <w:t xml:space="preserve">Solo equipo Cisco</w:t>
@@ -4450,7 +4198,6 @@
           <w:p>
             <w:pPr>
               <w:pStyle w:val="Compact"/>
-              <w:jc w:val="left"/>
             </w:pPr>
             <w:r>
               <w:rPr>
@@ -4472,7 +4219,6 @@
           <w:p>
             <w:pPr>
               <w:pStyle w:val="Compact"/>
-              <w:jc w:val="left"/>
             </w:pPr>
             <w:r>
               <w:t xml:space="preserve">Convergencia muy rápida, pero propietario</w:t>
@@ -4486,7 +4232,6 @@
           <w:p>
             <w:pPr>
               <w:pStyle w:val="Compact"/>
-              <w:jc w:val="left"/>
             </w:pPr>
             <w:r>
               <w:t xml:space="preserve">Conexión con otro operador / Internet</w:t>
@@ -4498,7 +4243,6 @@
           <w:p>
             <w:pPr>
               <w:pStyle w:val="Compact"/>
-              <w:jc w:val="left"/>
             </w:pPr>
             <w:r>
               <w:rPr>
@@ -4514,7 +4258,6 @@
           <w:p>
             <w:pPr>
               <w:pStyle w:val="Compact"/>
-              <w:jc w:val="left"/>
             </w:pPr>
             <w:r>
               <w:t xml:space="preserve">Es el único EGP real</w:t>
@@ -4528,7 +4271,6 @@
           <w:p>
             <w:pPr>
               <w:pStyle w:val="Compact"/>
-              <w:jc w:val="left"/>
             </w:pPr>
             <w:r>
               <w:t xml:space="preserve">Red con un solo camino de salida</w:t>
@@ -4540,7 +4282,6 @@
           <w:p>
             <w:pPr>
               <w:pStyle w:val="Compact"/>
-              <w:jc w:val="left"/>
             </w:pPr>
             <w:r>
               <w:rPr>
@@ -4556,7 +4297,6 @@
           <w:p>
             <w:pPr>
               <w:pStyle w:val="Compact"/>
-              <w:jc w:val="left"/>
             </w:pPr>
             <w:r>
               <w:t xml:space="preserve">No pagas protocolo por una ruta</w:t>
@@ -4586,13 +4326,7 @@
         <w:t xml:space="preserve"> </w:t>
       </w:r>
       <w:r>
-        <w:t xml:space="preserve">“</w:t>
-      </w:r>
-      <w:r>
-        <w:t xml:space="preserve">¿OSPF o RIP?</w:t>
-      </w:r>
-      <w:r>
-        <w:t xml:space="preserve">”</w:t>
+        <w:t xml:space="preserve">“¿OSPF o RIP?”</w:t>
       </w:r>
       <w:r>
         <w:t xml:space="preserve"> </w:t>
@@ -4619,7 +4353,7 @@
       <w:r>
         <w:t xml:space="preserve"> </w:t>
       </w:r>
-      <w:hyperlink r:id="rId22">
+      <w:hyperlink r:id="rId11">
         <w:r>
           <w:rPr>
             <w:rStyle w:val="Hyperlink"/>
@@ -4638,8 +4372,8 @@
         </w:pict>
       </w:r>
     </w:p>
-    <w:bookmarkEnd w:id="52"/>
-    <w:bookmarkStart w:id="53" w:name="mini-chequeo-1"/>
+    <w:bookmarkEnd w:id="44"/>
+    <w:bookmarkStart w:id="45" w:name="mini-chequeo-1"/>
     <w:p>
       <w:pPr>
         <w:pStyle w:val="Heading2"/>
@@ -4790,8 +4524,8 @@
         </w:pict>
       </w:r>
     </w:p>
-    <w:bookmarkEnd w:id="53"/>
-    <w:bookmarkStart w:id="54" w:name="resumen-en-3-frases-1"/>
+    <w:bookmarkEnd w:id="45"/>
+    <w:bookmarkStart w:id="46" w:name="resumen-en-3-frases-1"/>
     <w:p>
       <w:pPr>
         <w:pStyle w:val="Heading2"/>
@@ -4836,8 +4570,8 @@
         <w:t xml:space="preserve">OSPF es estado de enlace, mira el ancho de banda y converge en segundos: por eso domina las redes de empresa.</w:t>
       </w:r>
     </w:p>
-    <w:bookmarkEnd w:id="54"/>
-    <w:bookmarkStart w:id="55" w:name="vocabulario-rápido-1"/>
+    <w:bookmarkEnd w:id="46"/>
+    <w:bookmarkStart w:id="47" w:name="vocabulario-rápido-1"/>
     <w:p>
       <w:pPr>
         <w:pStyle w:val="Heading2"/>
@@ -4850,7 +4584,6 @@
       <w:tblPr>
         <w:tblStyle w:val="Table"/>
         <w:tblW w:type="pct" w:w="5000"/>
-        <w:jc w:val="left"/>
         <w:tblLayout w:type="fixed"/>
         <w:tblLook w:firstRow="1" w:lastRow="0" w:firstColumn="0" w:lastColumn="0" w:noHBand="0" w:noVBand="0" w:val="0020"/>
       </w:tblPr>
@@ -4867,7 +4600,6 @@
           <w:p>
             <w:pPr>
               <w:pStyle w:val="Compact"/>
-              <w:jc w:val="left"/>
             </w:pPr>
             <w:r>
               <w:t xml:space="preserve">Término</w:t>
@@ -4879,7 +4611,6 @@
           <w:p>
             <w:pPr>
               <w:pStyle w:val="Compact"/>
-              <w:jc w:val="left"/>
             </w:pPr>
             <w:r>
               <w:t xml:space="preserve">Idea general</w:t>
@@ -4893,7 +4624,6 @@
           <w:p>
             <w:pPr>
               <w:pStyle w:val="Compact"/>
-              <w:jc w:val="left"/>
             </w:pPr>
             <w:r>
               <w:t xml:space="preserve">AS</w:t>
@@ -4905,7 +4635,6 @@
           <w:p>
             <w:pPr>
               <w:pStyle w:val="Compact"/>
-              <w:jc w:val="left"/>
             </w:pPr>
             <w:r>
               <w:t xml:space="preserve">Sistema autónomo: redes bajo una sola administración</w:t>
@@ -4919,7 +4648,6 @@
           <w:p>
             <w:pPr>
               <w:pStyle w:val="Compact"/>
-              <w:jc w:val="left"/>
             </w:pPr>
             <w:r>
               <w:t xml:space="preserve">IGP</w:t>
@@ -4931,7 +4659,6 @@
           <w:p>
             <w:pPr>
               <w:pStyle w:val="Compact"/>
-              <w:jc w:val="left"/>
             </w:pPr>
             <w:r>
               <w:t xml:space="preserve">Protocolo de routing interior (dentro del AS)</w:t>
@@ -4945,7 +4672,6 @@
           <w:p>
             <w:pPr>
               <w:pStyle w:val="Compact"/>
-              <w:jc w:val="left"/>
             </w:pPr>
             <w:r>
               <w:t xml:space="preserve">EGP</w:t>
@@ -4957,7 +4683,6 @@
           <w:p>
             <w:pPr>
               <w:pStyle w:val="Compact"/>
-              <w:jc w:val="left"/>
             </w:pPr>
             <w:r>
               <w:t xml:space="preserve">Protocolo de routing exterior (entre AS)</w:t>
@@ -4971,7 +4696,6 @@
           <w:p>
             <w:pPr>
               <w:pStyle w:val="Compact"/>
-              <w:jc w:val="left"/>
             </w:pPr>
             <w:r>
               <w:t xml:space="preserve">Vector distancia</w:t>
@@ -4983,7 +4707,6 @@
           <w:p>
             <w:pPr>
               <w:pStyle w:val="Compact"/>
-              <w:jc w:val="left"/>
             </w:pPr>
             <w:r>
               <w:t xml:space="preserve">Cada router solo conoce</w:t>
@@ -4992,13 +4715,7 @@
               <w:t xml:space="preserve"> </w:t>
             </w:r>
             <w:r>
-              <w:t xml:space="preserve">“</w:t>
-            </w:r>
-            <w:r>
-              <w:t xml:space="preserve">la dirección y distancia</w:t>
-            </w:r>
-            <w:r>
-              <w:t xml:space="preserve">”</w:t>
+              <w:t xml:space="preserve">“la dirección y distancia”</w:t>
             </w:r>
             <w:r>
               <w:t xml:space="preserve"> </w:t>
@@ -5015,7 +4732,6 @@
           <w:p>
             <w:pPr>
               <w:pStyle w:val="Compact"/>
-              <w:jc w:val="left"/>
             </w:pPr>
             <w:r>
               <w:t xml:space="preserve">Estado de enlace</w:t>
@@ -5027,7 +4743,6 @@
           <w:p>
             <w:pPr>
               <w:pStyle w:val="Compact"/>
-              <w:jc w:val="left"/>
             </w:pPr>
             <w:r>
               <w:t xml:space="preserve">Cada router conoce la topología completa de su área</w:t>
@@ -5041,7 +4756,6 @@
           <w:p>
             <w:pPr>
               <w:pStyle w:val="Compact"/>
-              <w:jc w:val="left"/>
             </w:pPr>
             <w:r>
               <w:t xml:space="preserve">BGP</w:t>
@@ -5053,7 +4767,6 @@
           <w:p>
             <w:pPr>
               <w:pStyle w:val="Compact"/>
-              <w:jc w:val="left"/>
             </w:pPr>
             <w:r>
               <w:t xml:space="preserve">El EGP de Internet, basado en políticas</w:t>
@@ -5079,7 +4792,7 @@
       <w:r>
         <w:t xml:space="preserve"> </w:t>
       </w:r>
-      <w:hyperlink r:id="rId46">
+      <w:hyperlink r:id="rId35">
         <w:r>
           <w:rPr>
             <w:rStyle w:val="Hyperlink"/>
@@ -5106,7 +4819,7 @@
       <w:r>
         <w:t xml:space="preserve"> </w:t>
       </w:r>
-      <w:hyperlink r:id="rId22">
+      <w:hyperlink r:id="rId11">
         <w:r>
           <w:rPr>
             <w:rStyle w:val="Hyperlink"/>
@@ -5133,7 +4846,7 @@
       <w:r>
         <w:t xml:space="preserve"> </w:t>
       </w:r>
-      <w:hyperlink r:id="rId24">
+      <w:hyperlink r:id="rId13">
         <w:r>
           <w:rPr>
             <w:rStyle w:val="Hyperlink"/>
@@ -5142,9 +4855,9 @@
         </w:r>
       </w:hyperlink>
     </w:p>
-    <w:bookmarkEnd w:id="55"/>
-    <w:bookmarkEnd w:id="56"/>
-    <w:bookmarkStart w:id="65" w:name="conceptos-ospf"/>
+    <w:bookmarkEnd w:id="47"/>
+    <w:bookmarkEnd w:id="48"/>
+    <w:bookmarkStart w:id="60" w:name="conceptos-ospf"/>
     <w:p>
       <w:pPr>
         <w:pStyle w:val="Heading1"/>
@@ -5208,7 +4921,7 @@
         </w:pict>
       </w:r>
     </w:p>
-    <w:bookmarkStart w:id="57" w:name="la-idea-en-una-frase-2"/>
+    <w:bookmarkStart w:id="49" w:name="la-idea-en-una-frase-2"/>
     <w:p>
       <w:pPr>
         <w:pStyle w:val="Heading2"/>
@@ -5288,13 +5001,7 @@
         <w:t xml:space="preserve"> </w:t>
       </w:r>
       <w:r>
-        <w:t xml:space="preserve">“</w:t>
-      </w:r>
-      <w:r>
-        <w:t xml:space="preserve">hacia dónde y a cuántos saltos</w:t>
-      </w:r>
-      <w:r>
-        <w:t xml:space="preserve">”</w:t>
+        <w:t xml:space="preserve">“hacia dónde y a cuántos saltos”</w:t>
       </w:r>
       <w:r>
         <w:t xml:space="preserve">, OSPF quiere saber</w:t>
@@ -5320,8 +5027,8 @@
         </w:pict>
       </w:r>
     </w:p>
-    <w:bookmarkEnd w:id="57"/>
-    <w:bookmarkStart w:id="58" w:name="las-piezas-de-la-maquinaria"/>
+    <w:bookmarkEnd w:id="49"/>
+    <w:bookmarkStart w:id="50" w:name="las-piezas-de-la-maquinaria"/>
     <w:p>
       <w:pPr>
         <w:pStyle w:val="Heading2"/>
@@ -5334,7 +5041,6 @@
       <w:tblPr>
         <w:tblStyle w:val="Table"/>
         <w:tblW w:type="pct" w:w="5000"/>
-        <w:jc w:val="left"/>
         <w:tblLayout w:type="fixed"/>
         <w:tblLook w:firstRow="1" w:lastRow="0" w:firstColumn="0" w:lastColumn="0" w:noHBand="0" w:noVBand="0" w:val="0020"/>
       </w:tblPr>
@@ -5351,7 +5057,6 @@
           <w:p>
             <w:pPr>
               <w:pStyle w:val="Compact"/>
-              <w:jc w:val="left"/>
             </w:pPr>
             <w:r>
               <w:t xml:space="preserve">Término</w:t>
@@ -5363,7 +5068,6 @@
           <w:p>
             <w:pPr>
               <w:pStyle w:val="Compact"/>
-              <w:jc w:val="left"/>
             </w:pPr>
             <w:r>
               <w:t xml:space="preserve">Descripción</w:t>
@@ -5377,7 +5081,6 @@
           <w:p>
             <w:pPr>
               <w:pStyle w:val="Compact"/>
-              <w:jc w:val="left"/>
             </w:pPr>
             <w:r>
               <w:rPr>
@@ -5399,19 +5102,12 @@
           <w:p>
             <w:pPr>
               <w:pStyle w:val="Compact"/>
-              <w:jc w:val="left"/>
             </w:pPr>
             <w:r>
               <w:t xml:space="preserve">Anuncio que cada router genera sobre sus enlaces (</w:t>
             </w:r>
             <w:r>
-              <w:t xml:space="preserve">“</w:t>
-            </w:r>
-            <w:r>
-              <w:t xml:space="preserve">tengo la red X conectada por Y</w:t>
-            </w:r>
-            <w:r>
-              <w:t xml:space="preserve">”</w:t>
+              <w:t xml:space="preserve">“tengo la red X conectada por Y”</w:t>
             </w:r>
             <w:r>
               <w:t xml:space="preserve">)</w:t>
@@ -5425,7 +5121,6 @@
           <w:p>
             <w:pPr>
               <w:pStyle w:val="Compact"/>
-              <w:jc w:val="left"/>
             </w:pPr>
             <w:r>
               <w:rPr>
@@ -5447,7 +5142,6 @@
           <w:p>
             <w:pPr>
               <w:pStyle w:val="Compact"/>
-              <w:jc w:val="left"/>
             </w:pPr>
             <w:r>
               <w:t xml:space="preserve">Base de datos con todos los LSAs del área: el mapa completo</w:t>
@@ -5461,7 +5155,6 @@
           <w:p>
             <w:pPr>
               <w:pStyle w:val="Compact"/>
-              <w:jc w:val="left"/>
             </w:pPr>
             <w:r>
               <w:rPr>
@@ -5483,7 +5176,6 @@
           <w:p>
             <w:pPr>
               <w:pStyle w:val="Compact"/>
-              <w:jc w:val="left"/>
             </w:pPr>
             <w:r>
               <w:t xml:space="preserve">Algoritmo (Dijkstra) que calcula la ruta más corta desde la LSDB</w:t>
@@ -5497,7 +5189,6 @@
           <w:p>
             <w:pPr>
               <w:pStyle w:val="Compact"/>
-              <w:jc w:val="left"/>
             </w:pPr>
             <w:r>
               <w:rPr>
@@ -5513,7 +5204,6 @@
           <w:p>
             <w:pPr>
               <w:pStyle w:val="Compact"/>
-              <w:jc w:val="left"/>
             </w:pPr>
             <w:r>
               <w:t xml:space="preserve">Subdivisión lógica para escalar (lo verás en el</w:t>
@@ -5521,7 +5211,7 @@
             <w:r>
               <w:t xml:space="preserve"> </w:t>
             </w:r>
-            <w:hyperlink r:id="rId25">
+            <w:hyperlink r:id="rId14">
               <w:r>
                 <w:rPr>
                   <w:rStyle w:val="Hyperlink"/>
@@ -5541,7 +5231,6 @@
           <w:p>
             <w:pPr>
               <w:pStyle w:val="Compact"/>
-              <w:jc w:val="left"/>
             </w:pPr>
             <w:r>
               <w:rPr>
@@ -5557,7 +5246,6 @@
           <w:p>
             <w:pPr>
               <w:pStyle w:val="Compact"/>
-              <w:jc w:val="left"/>
             </w:pPr>
             <w:r>
               <w:t xml:space="preserve">Identificador único del router (IP más alta de loopback o interfaces)</w:t>
@@ -5571,7 +5259,6 @@
           <w:p>
             <w:pPr>
               <w:pStyle w:val="Compact"/>
-              <w:jc w:val="left"/>
             </w:pPr>
             <w:r>
               <w:rPr>
@@ -5587,7 +5274,6 @@
           <w:p>
             <w:pPr>
               <w:pStyle w:val="Compact"/>
-              <w:jc w:val="left"/>
             </w:pPr>
             <w:r>
               <w:t xml:space="preserve">Paquete OSPF para descubrir y mantener vecinos</w:t>
@@ -5682,13 +5368,7 @@
         <w:t xml:space="preserve"> </w:t>
       </w:r>
       <w:r>
-        <w:t xml:space="preserve">“</w:t>
-      </w:r>
-      <w:r>
-        <w:t xml:space="preserve">las calles que yo conozco</w:t>
-      </w:r>
-      <w:r>
-        <w:t xml:space="preserve">”</w:t>
+        <w:t xml:space="preserve">“las calles que yo conozco”</w:t>
       </w:r>
       <w:r>
         <w:t xml:space="preserve">. Todos comparten sus fichas (LSAs), cada uno pega todas en su tablero (LSDB) y, con el tablero completo, cada uno traza su propia ruta más corta al trabajo (SPF). Si alguien descubre que una calle se ha cortado, lo anuncia y todos recalculan.</w:t>
@@ -5701,8 +5381,8 @@
         </w:pict>
       </w:r>
     </w:p>
-    <w:bookmarkEnd w:id="58"/>
-    <w:bookmarkStart w:id="59" w:name="el-algoritmo-spf-dijkstra"/>
+    <w:bookmarkEnd w:id="50"/>
+    <w:bookmarkStart w:id="54" w:name="el-algoritmo-spf-dijkstra"/>
     <w:p>
       <w:pPr>
         <w:pStyle w:val="Heading2"/>
@@ -5737,54 +5417,71 @@
     </w:p>
     <w:p>
       <w:pPr>
-        <w:pStyle w:val="SourceCode"/>
-      </w:pPr>
-      <w:r>
-        <w:rPr>
-          <w:rStyle w:val="VerbatimChar"/>
-        </w:rPr>
-        <w:t xml:space="preserve">        A ───── B</w:t>
-      </w:r>
-      <w:r>
-        <w:br/>
-      </w:r>
-      <w:r>
-        <w:rPr>
-          <w:rStyle w:val="VerbatimChar"/>
-        </w:rPr>
-        <w:t xml:space="preserve">        │ 5     │ 2</w:t>
-      </w:r>
-      <w:r>
-        <w:br/>
-      </w:r>
-      <w:r>
-        <w:rPr>
-          <w:rStyle w:val="VerbatimChar"/>
-        </w:rPr>
-        <w:t xml:space="preserve">        │       │</w:t>
-      </w:r>
-      <w:r>
-        <w:br/>
-      </w:r>
-      <w:r>
-        <w:rPr>
-          <w:rStyle w:val="VerbatimChar"/>
-        </w:rPr>
-        <w:t xml:space="preserve">        C ───── D</w:t>
-      </w:r>
-      <w:r>
-        <w:br/>
-      </w:r>
-      <w:r>
-        <w:rPr>
-          <w:rStyle w:val="VerbatimChar"/>
-        </w:rPr>
-        <w:t xml:space="preserve">           1        (costes: A-C=5, A-B=5, B-D=2, C-D=1)</w:t>
-      </w:r>
-    </w:p>
-    <w:p>
-      <w:pPr>
-        <w:pStyle w:val="FirstParagraph"/>
+        <w:pStyle w:val="CaptionedFigure"/>
+      </w:pPr>
+      <w:r>
+        <w:drawing>
+          <wp:inline>
+            <wp:extent cx="5334000" cy="3098997"/>
+            <wp:effectExtent b="0" l="0" r="0" t="0"/>
+            <wp:docPr descr="Topología A-B-C-D con costes, camino ganador A→C→D en verde" title="" id="52" name="Picture"/>
+            <a:graphic>
+              <a:graphicData uri="http://schemas.openxmlformats.org/drawingml/2006/picture">
+                <pic:pic>
+                  <pic:nvPicPr>
+                    <pic:cNvPr descr="public/diagrams/u09-coste-ruta.svg" id="53" name="Picture"/>
+                    <pic:cNvPicPr>
+                      <a:picLocks noChangeArrowheads="1" noChangeAspect="1"/>
+                    </pic:cNvPicPr>
+                  </pic:nvPicPr>
+                  <pic:blipFill>
+                    <a:blip>
+                      <a:extLst>
+                        <a:ext uri="{28A0092B-C50C-407E-A947-70E740481C1C}">
+                          <a14:useLocalDpi xmlns:a14="http://schemas.microsoft.com/office/drawing/2010/main" val="0"/>
+                        </a:ext>
+                        <a:ext uri="{96DAC541-7B7A-43D3-8B79-37D633B846F1}">
+                          <asvg:svgBlip xmlns:asvg="http://schemas.microsoft.com/office/drawing/2016/SVG/main" r:embed="rId51"/>
+                        </a:ext>
+                      </a:extLst>
+                    </a:blip>
+                    <a:stretch>
+                      <a:fillRect/>
+                    </a:stretch>
+                  </pic:blipFill>
+                  <pic:spPr bwMode="auto">
+                    <a:xfrm>
+                      <a:off x="0" y="0"/>
+                      <a:ext cx="5334000" cy="3098997"/>
+                    </a:xfrm>
+                    <a:prstGeom prst="rect">
+                      <a:avLst/>
+                    </a:prstGeom>
+                    <a:noFill/>
+                    <a:ln w="9525">
+                      <a:noFill/>
+                      <a:headEnd/>
+                      <a:tailEnd/>
+                    </a:ln>
+                  </pic:spPr>
+                </pic:pic>
+              </a:graphicData>
+            </a:graphic>
+          </wp:inline>
+        </w:drawing>
+      </w:r>
+    </w:p>
+    <w:p>
+      <w:pPr>
+        <w:pStyle w:val="ImageCaption"/>
+      </w:pPr>
+      <w:r>
+        <w:t xml:space="preserve">Topología A-B-C-D con costes, camino ganador A→C→D en verde</w:t>
+      </w:r>
+    </w:p>
+    <w:p>
+      <w:pPr>
+        <w:pStyle w:val="BodyText"/>
       </w:pPr>
       <w:r>
         <w:t xml:space="preserve">Desde A, ¿cuál es la mejor ruta a D?</w:t>
@@ -5808,7 +5505,7 @@
       <w:r>
         <w:t xml:space="preserve"> </w:t>
       </w:r>
-      <w:hyperlink r:id="rId27">
+      <w:hyperlink r:id="rId16">
         <w:r>
           <w:rPr>
             <w:rStyle w:val="Hyperlink"/>
@@ -5827,8 +5524,8 @@
         </w:pict>
       </w:r>
     </w:p>
-    <w:bookmarkEnd w:id="59"/>
-    <w:bookmarkStart w:id="60" w:name="el-router-id"/>
+    <w:bookmarkEnd w:id="54"/>
+    <w:bookmarkStart w:id="55" w:name="el-router-id"/>
     <w:p>
       <w:pPr>
         <w:pStyle w:val="Heading2"/>
@@ -5994,13 +5691,7 @@
         <w:t xml:space="preserve"> </w:t>
       </w:r>
       <w:r>
-        <w:t xml:space="preserve">“</w:t>
-      </w:r>
-      <w:r>
-        <w:t xml:space="preserve">caen</w:t>
-      </w:r>
-      <w:r>
-        <w:t xml:space="preserve">”</w:t>
+        <w:t xml:space="preserve">“caen”</w:t>
       </w:r>
       <w:r>
         <w:t xml:space="preserve">. Por eso en producción se configura a mano (habitualmente un</w:t>
@@ -6080,8 +5771,8 @@
         </w:pict>
       </w:r>
     </w:p>
-    <w:bookmarkEnd w:id="60"/>
-    <w:bookmarkStart w:id="61" w:name="el-paquete-hello"/>
+    <w:bookmarkEnd w:id="55"/>
+    <w:bookmarkStart w:id="56" w:name="el-paquete-hello"/>
     <w:p>
       <w:pPr>
         <w:pStyle w:val="Heading2"/>
@@ -6101,13 +5792,7 @@
         <w:t xml:space="preserve"> </w:t>
       </w:r>
       <w:r>
-        <w:t xml:space="preserve">“</w:t>
-      </w:r>
-      <w:r>
-        <w:t xml:space="preserve">¿hay alguien ahí?</w:t>
-      </w:r>
-      <w:r>
-        <w:t xml:space="preserve">”</w:t>
+        <w:t xml:space="preserve">“¿hay alguien ahí?”</w:t>
       </w:r>
       <w:r>
         <w:t xml:space="preserve"> </w:t>
@@ -6203,13 +5888,7 @@
         <w:t xml:space="preserve"> </w:t>
       </w:r>
       <w:r>
-        <w:t xml:space="preserve">“</w:t>
-      </w:r>
-      <w:r>
-        <w:t xml:space="preserve">OSPF no levanta</w:t>
-      </w:r>
-      <w:r>
-        <w:t xml:space="preserve">”</w:t>
+        <w:t xml:space="preserve">“OSPF no levanta”</w:t>
       </w:r>
       <w:r>
         <w:t xml:space="preserve"> </w:t>
@@ -6220,7 +5899,7 @@
       <w:r>
         <w:t xml:space="preserve"> </w:t>
       </w:r>
-      <w:hyperlink r:id="rId29">
+      <w:hyperlink r:id="rId18">
         <w:r>
           <w:rPr>
             <w:rStyle w:val="Hyperlink"/>
@@ -6237,7 +5916,7 @@
       <w:r>
         <w:t xml:space="preserve"> </w:t>
       </w:r>
-      <w:hyperlink r:id="rId30">
+      <w:hyperlink r:id="rId19">
         <w:r>
           <w:rPr>
             <w:rStyle w:val="Hyperlink"/>
@@ -6256,8 +5935,8 @@
         </w:pict>
       </w:r>
     </w:p>
-    <w:bookmarkEnd w:id="61"/>
-    <w:bookmarkStart w:id="62" w:name="mini-chequeo-2"/>
+    <w:bookmarkEnd w:id="56"/>
+    <w:bookmarkStart w:id="57" w:name="mini-chequeo-2"/>
     <w:p>
       <w:pPr>
         <w:pStyle w:val="Heading2"/>
@@ -6338,13 +6017,7 @@
         <w:t xml:space="preserve">es el anuncio individual (</w:t>
       </w:r>
       <w:r>
-        <w:t xml:space="preserve">“</w:t>
-      </w:r>
-      <w:r>
-        <w:t xml:space="preserve">yo tengo la red X</w:t>
-      </w:r>
-      <w:r>
-        <w:t xml:space="preserve">”</w:t>
+        <w:t xml:space="preserve">“yo tengo la red X”</w:t>
       </w:r>
       <w:r>
         <w:t xml:space="preserve">); la</w:t>
@@ -6417,8 +6090,8 @@
         </w:pict>
       </w:r>
     </w:p>
-    <w:bookmarkEnd w:id="62"/>
-    <w:bookmarkStart w:id="63" w:name="resumen-en-3-frases-2"/>
+    <w:bookmarkEnd w:id="57"/>
+    <w:bookmarkStart w:id="58" w:name="resumen-en-3-frases-2"/>
     <w:p>
       <w:pPr>
         <w:pStyle w:val="Heading2"/>
@@ -6543,8 +6216,8 @@
         <w:t xml:space="preserve">debe ser único y, a ser posible, configurado a mano.</w:t>
       </w:r>
     </w:p>
-    <w:bookmarkEnd w:id="63"/>
-    <w:bookmarkStart w:id="64" w:name="vocabulario-rápido-2"/>
+    <w:bookmarkEnd w:id="58"/>
+    <w:bookmarkStart w:id="59" w:name="vocabulario-rápido-2"/>
     <w:p>
       <w:pPr>
         <w:pStyle w:val="Heading2"/>
@@ -6557,7 +6230,6 @@
       <w:tblPr>
         <w:tblStyle w:val="Table"/>
         <w:tblW w:type="auto" w:w="0"/>
-        <w:jc w:val="left"/>
         <w:tblLook w:firstRow="1" w:lastRow="0" w:firstColumn="0" w:lastColumn="0" w:noHBand="0" w:noVBand="0" w:val="0020"/>
       </w:tblPr>
       <w:tblGrid>
@@ -6573,7 +6245,6 @@
           <w:p>
             <w:pPr>
               <w:pStyle w:val="Compact"/>
-              <w:jc w:val="left"/>
             </w:pPr>
             <w:r>
               <w:t xml:space="preserve">Término</w:t>
@@ -6585,7 +6256,6 @@
           <w:p>
             <w:pPr>
               <w:pStyle w:val="Compact"/>
-              <w:jc w:val="left"/>
             </w:pPr>
             <w:r>
               <w:t xml:space="preserve">Idea general</w:t>
@@ -6599,7 +6269,6 @@
           <w:p>
             <w:pPr>
               <w:pStyle w:val="Compact"/>
-              <w:jc w:val="left"/>
             </w:pPr>
             <w:r>
               <w:t xml:space="preserve">OSPF</w:t>
@@ -6611,7 +6280,6 @@
           <w:p>
             <w:pPr>
               <w:pStyle w:val="Compact"/>
-              <w:jc w:val="left"/>
             </w:pPr>
             <w:r>
               <w:t xml:space="preserve">Protocolo IGP de estado de enlace (RFC)</w:t>
@@ -6625,7 +6293,6 @@
           <w:p>
             <w:pPr>
               <w:pStyle w:val="Compact"/>
-              <w:jc w:val="left"/>
             </w:pPr>
             <w:r>
               <w:t xml:space="preserve">LSA</w:t>
@@ -6637,7 +6304,6 @@
           <w:p>
             <w:pPr>
               <w:pStyle w:val="Compact"/>
-              <w:jc w:val="left"/>
             </w:pPr>
             <w:r>
               <w:t xml:space="preserve">Anuncio de estado de un enlace</w:t>
@@ -6651,7 +6317,6 @@
           <w:p>
             <w:pPr>
               <w:pStyle w:val="Compact"/>
-              <w:jc w:val="left"/>
             </w:pPr>
             <w:r>
               <w:t xml:space="preserve">LSDB</w:t>
@@ -6663,7 +6328,6 @@
           <w:p>
             <w:pPr>
               <w:pStyle w:val="Compact"/>
-              <w:jc w:val="left"/>
             </w:pPr>
             <w:r>
               <w:t xml:space="preserve">Base de datos con todos los LSAs del área</w:t>
@@ -6677,7 +6341,6 @@
           <w:p>
             <w:pPr>
               <w:pStyle w:val="Compact"/>
-              <w:jc w:val="left"/>
             </w:pPr>
             <w:r>
               <w:t xml:space="preserve">SPF / Dijkstra</w:t>
@@ -6689,7 +6352,6 @@
           <w:p>
             <w:pPr>
               <w:pStyle w:val="Compact"/>
-              <w:jc w:val="left"/>
             </w:pPr>
             <w:r>
               <w:t xml:space="preserve">Algoritmo del camino de menor coste</w:t>
@@ -6703,7 +6365,6 @@
           <w:p>
             <w:pPr>
               <w:pStyle w:val="Compact"/>
-              <w:jc w:val="left"/>
             </w:pPr>
             <w:r>
               <w:t xml:space="preserve">Router ID</w:t>
@@ -6715,7 +6376,6 @@
           <w:p>
             <w:pPr>
               <w:pStyle w:val="Compact"/>
-              <w:jc w:val="left"/>
             </w:pPr>
             <w:r>
               <w:t xml:space="preserve">Identificador único del router OSPF</w:t>
@@ -6729,7 +6389,6 @@
           <w:p>
             <w:pPr>
               <w:pStyle w:val="Compact"/>
-              <w:jc w:val="left"/>
             </w:pPr>
             <w:r>
               <w:t xml:space="preserve">Hello</w:t>
@@ -6741,7 +6400,6 @@
           <w:p>
             <w:pPr>
               <w:pStyle w:val="Compact"/>
-              <w:jc w:val="left"/>
             </w:pPr>
             <w:r>
               <w:t xml:space="preserve">Paquete de descubrimiento y mantenimiento de vecinos</w:t>
@@ -6767,7 +6425,7 @@
       <w:r>
         <w:t xml:space="preserve"> </w:t>
       </w:r>
-      <w:hyperlink r:id="rId46">
+      <w:hyperlink r:id="rId35">
         <w:r>
           <w:rPr>
             <w:rStyle w:val="Hyperlink"/>
@@ -6794,7 +6452,7 @@
       <w:r>
         <w:t xml:space="preserve"> </w:t>
       </w:r>
-      <w:hyperlink r:id="rId23">
+      <w:hyperlink r:id="rId12">
         <w:r>
           <w:rPr>
             <w:rStyle w:val="Hyperlink"/>
@@ -6821,7 +6479,7 @@
       <w:r>
         <w:t xml:space="preserve"> </w:t>
       </w:r>
-      <w:hyperlink r:id="rId25">
+      <w:hyperlink r:id="rId14">
         <w:r>
           <w:rPr>
             <w:rStyle w:val="Hyperlink"/>
@@ -6830,9 +6488,9 @@
         </w:r>
       </w:hyperlink>
     </w:p>
-    <w:bookmarkEnd w:id="64"/>
-    <w:bookmarkEnd w:id="65"/>
-    <w:bookmarkStart w:id="73" w:name="áreas-y-tipos-de-routers"/>
+    <w:bookmarkEnd w:id="59"/>
+    <w:bookmarkEnd w:id="60"/>
+    <w:bookmarkStart w:id="71" w:name="áreas-y-tipos-de-routers"/>
     <w:p>
       <w:pPr>
         <w:pStyle w:val="Heading1"/>
@@ -6896,7 +6554,7 @@
         </w:pict>
       </w:r>
     </w:p>
-    <w:bookmarkStart w:id="66" w:name="la-idea-en-una-frase-3"/>
+    <w:bookmarkStart w:id="61" w:name="la-idea-en-una-frase-3"/>
     <w:p>
       <w:pPr>
         <w:pStyle w:val="Heading2"/>
@@ -6969,13 +6627,7 @@
         <w:t xml:space="preserve"> </w:t>
       </w:r>
       <w:r>
-        <w:t xml:space="preserve">“</w:t>
-      </w:r>
-      <w:r>
-        <w:t xml:space="preserve">resumidas</w:t>
-      </w:r>
-      <w:r>
-        <w:t xml:space="preserve">”</w:t>
+        <w:t xml:space="preserve">“resumidas”</w:t>
       </w:r>
       <w:r>
         <w:t xml:space="preserve">.</w:t>
@@ -6988,8 +6640,8 @@
         </w:pict>
       </w:r>
     </w:p>
-    <w:bookmarkEnd w:id="66"/>
-    <w:bookmarkStart w:id="67" w:name="por-qué-existen-las-áreas"/>
+    <w:bookmarkEnd w:id="61"/>
+    <w:bookmarkStart w:id="65" w:name="por-qué-existen-las-áreas"/>
     <w:p>
       <w:pPr>
         <w:pStyle w:val="Heading2"/>
@@ -7066,103 +6718,66 @@
     </w:p>
     <w:p>
       <w:pPr>
-        <w:pStyle w:val="SourceCode"/>
-      </w:pPr>
-      <w:r>
-        <w:rPr>
-          <w:rStyle w:val="VerbatimChar"/>
-        </w:rPr>
-        <w:t xml:space="preserve">            ┌─────────────────┐</w:t>
-      </w:r>
-      <w:r>
-        <w:br/>
-      </w:r>
-      <w:r>
-        <w:rPr>
-          <w:rStyle w:val="VerbatimChar"/>
-        </w:rPr>
-        <w:t xml:space="preserve">            │     ÁREA 0      │</w:t>
-      </w:r>
-      <w:r>
-        <w:br/>
-      </w:r>
-      <w:r>
-        <w:rPr>
-          <w:rStyle w:val="VerbatimChar"/>
-        </w:rPr>
-        <w:t xml:space="preserve">            │   (backbone)    │</w:t>
-      </w:r>
-      <w:r>
-        <w:br/>
-      </w:r>
-      <w:r>
-        <w:rPr>
-          <w:rStyle w:val="VerbatimChar"/>
-        </w:rPr>
-        <w:t xml:space="preserve">            │ R0a ─────── R0b │</w:t>
-      </w:r>
-      <w:r>
-        <w:br/>
-      </w:r>
-      <w:r>
-        <w:rPr>
-          <w:rStyle w:val="VerbatimChar"/>
-        </w:rPr>
-        <w:t xml:space="preserve">            └───┬─────────┬───┘</w:t>
-      </w:r>
-      <w:r>
-        <w:br/>
-      </w:r>
-      <w:r>
-        <w:rPr>
-          <w:rStyle w:val="VerbatimChar"/>
-        </w:rPr>
-        <w:t xml:space="preserve">                │         │</w:t>
-      </w:r>
-      <w:r>
-        <w:br/>
-      </w:r>
-      <w:r>
-        <w:rPr>
-          <w:rStyle w:val="VerbatimChar"/>
-        </w:rPr>
-        <w:t xml:space="preserve">        ┌───────┴───┐   ┌─┴────────┐</w:t>
-      </w:r>
-      <w:r>
-        <w:br/>
-      </w:r>
-      <w:r>
-        <w:rPr>
-          <w:rStyle w:val="VerbatimChar"/>
-        </w:rPr>
-        <w:t xml:space="preserve">        │ ÁREA 1    │   │ ÁREA 2   │</w:t>
-      </w:r>
-      <w:r>
-        <w:br/>
-      </w:r>
-      <w:r>
-        <w:rPr>
-          <w:rStyle w:val="VerbatimChar"/>
-        </w:rPr>
-        <w:t xml:space="preserve">        │ R1a ─ R1b │   │ R2a      │</w:t>
-      </w:r>
-      <w:r>
-        <w:br/>
-      </w:r>
-      <w:r>
-        <w:rPr>
-          <w:rStyle w:val="VerbatimChar"/>
-        </w:rPr>
-        <w:t xml:space="preserve">        └───────────┘   └──────────┘</w:t>
-      </w:r>
-      <w:r>
-        <w:br/>
-      </w:r>
-      <w:r>
-        <w:rPr>
-          <w:rStyle w:val="VerbatimChar"/>
-        </w:rPr>
-        <w:t xml:space="preserve">        (R0a y R0b son ABR: conectan áreas al backbone)</w:t>
+        <w:pStyle w:val="CaptionedFigure"/>
+      </w:pPr>
+      <w:r>
+        <w:drawing>
+          <wp:inline>
+            <wp:extent cx="5334000" cy="3506611"/>
+            <wp:effectExtent b="0" l="0" r="0" t="0"/>
+            <wp:docPr descr="Área 0 (backbone) unida a las áreas 1 y 2 a través de sus ABR" title="" id="63" name="Picture"/>
+            <a:graphic>
+              <a:graphicData uri="http://schemas.openxmlformats.org/drawingml/2006/picture">
+                <pic:pic>
+                  <pic:nvPicPr>
+                    <pic:cNvPr descr="public/diagrams/u09-areas-ospf.svg" id="64" name="Picture"/>
+                    <pic:cNvPicPr>
+                      <a:picLocks noChangeArrowheads="1" noChangeAspect="1"/>
+                    </pic:cNvPicPr>
+                  </pic:nvPicPr>
+                  <pic:blipFill>
+                    <a:blip>
+                      <a:extLst>
+                        <a:ext uri="{28A0092B-C50C-407E-A947-70E740481C1C}">
+                          <a14:useLocalDpi xmlns:a14="http://schemas.microsoft.com/office/drawing/2010/main" val="0"/>
+                        </a:ext>
+                        <a:ext uri="{96DAC541-7B7A-43D3-8B79-37D633B846F1}">
+                          <asvg:svgBlip xmlns:asvg="http://schemas.microsoft.com/office/drawing/2016/SVG/main" r:embed="rId62"/>
+                        </a:ext>
+                      </a:extLst>
+                    </a:blip>
+                    <a:stretch>
+                      <a:fillRect/>
+                    </a:stretch>
+                  </pic:blipFill>
+                  <pic:spPr bwMode="auto">
+                    <a:xfrm>
+                      <a:off x="0" y="0"/>
+                      <a:ext cx="5334000" cy="3506611"/>
+                    </a:xfrm>
+                    <a:prstGeom prst="rect">
+                      <a:avLst/>
+                    </a:prstGeom>
+                    <a:noFill/>
+                    <a:ln w="9525">
+                      <a:noFill/>
+                      <a:headEnd/>
+                      <a:tailEnd/>
+                    </a:ln>
+                  </pic:spPr>
+                </pic:pic>
+              </a:graphicData>
+            </a:graphic>
+          </wp:inline>
+        </w:drawing>
+      </w:r>
+    </w:p>
+    <w:p>
+      <w:pPr>
+        <w:pStyle w:val="ImageCaption"/>
+      </w:pPr>
+      <w:r>
+        <w:t xml:space="preserve">Área 0 (backbone) unida a las áreas 1 y 2 a través de sus ABR</w:t>
       </w:r>
     </w:p>
     <w:p>
@@ -7172,8 +6787,8 @@
         </w:pict>
       </w:r>
     </w:p>
-    <w:bookmarkEnd w:id="67"/>
-    <w:bookmarkStart w:id="68" w:name="el-área-0-backbone"/>
+    <w:bookmarkEnd w:id="65"/>
+    <w:bookmarkStart w:id="66" w:name="el-área-0-backbone"/>
     <w:p>
       <w:pPr>
         <w:pStyle w:val="Heading2"/>
@@ -7256,13 +6871,7 @@
         <w:t xml:space="preserve"> </w:t>
       </w:r>
       <w:r>
-        <w:t xml:space="preserve">“</w:t>
-      </w:r>
-      <w:r>
-        <w:t xml:space="preserve">a través</w:t>
-      </w:r>
-      <w:r>
-        <w:t xml:space="preserve">”</w:t>
+        <w:t xml:space="preserve">“a través”</w:t>
       </w:r>
       <w:r>
         <w:t xml:space="preserve"> </w:t>
@@ -7367,13 +6976,7 @@
         <w:t xml:space="preserve"> </w:t>
       </w:r>
       <w:r>
-        <w:t xml:space="preserve">“</w:t>
-      </w:r>
-      <w:r>
-        <w:t xml:space="preserve">todas las rutas pasan por el centro</w:t>
-      </w:r>
-      <w:r>
-        <w:t xml:space="preserve">”</w:t>
+        <w:t xml:space="preserve">“todas las rutas pasan por el centro”</w:t>
       </w:r>
       <w:r>
         <w:t xml:space="preserve">: con un único punto de entrada/salida, no hay caminos cruzados que se pisen. El fallo intencionado del</w:t>
@@ -7381,7 +6984,7 @@
       <w:r>
         <w:t xml:space="preserve"> </w:t>
       </w:r>
-      <w:hyperlink r:id="rId30">
+      <w:hyperlink r:id="rId19">
         <w:r>
           <w:rPr>
             <w:rStyle w:val="Hyperlink"/>
@@ -7416,8 +7019,8 @@
         </w:pict>
       </w:r>
     </w:p>
-    <w:bookmarkEnd w:id="68"/>
-    <w:bookmarkStart w:id="69" w:name="tipos-de-routers-ospf"/>
+    <w:bookmarkEnd w:id="66"/>
+    <w:bookmarkStart w:id="67" w:name="tipos-de-routers-ospf"/>
     <w:p>
       <w:pPr>
         <w:pStyle w:val="Heading2"/>
@@ -7430,7 +7033,6 @@
       <w:tblPr>
         <w:tblStyle w:val="Table"/>
         <w:tblW w:type="pct" w:w="5000"/>
-        <w:jc w:val="left"/>
         <w:tblLayout w:type="fixed"/>
         <w:tblLook w:firstRow="1" w:lastRow="0" w:firstColumn="0" w:lastColumn="0" w:noHBand="0" w:noVBand="0" w:val="0020"/>
       </w:tblPr>
@@ -7447,7 +7049,6 @@
           <w:p>
             <w:pPr>
               <w:pStyle w:val="Compact"/>
-              <w:jc w:val="left"/>
             </w:pPr>
             <w:r>
               <w:t xml:space="preserve">Tipo</w:t>
@@ -7459,7 +7060,6 @@
           <w:p>
             <w:pPr>
               <w:pStyle w:val="Compact"/>
-              <w:jc w:val="left"/>
             </w:pPr>
             <w:r>
               <w:t xml:space="preserve">Función</w:t>
@@ -7473,7 +7073,6 @@
           <w:p>
             <w:pPr>
               <w:pStyle w:val="Compact"/>
-              <w:jc w:val="left"/>
             </w:pPr>
             <w:r>
               <w:rPr>
@@ -7489,7 +7088,6 @@
           <w:p>
             <w:pPr>
               <w:pStyle w:val="Compact"/>
-              <w:jc w:val="left"/>
             </w:pPr>
             <w:r>
               <w:t xml:space="preserve">Todas sus interfaces en la misma área</w:t>
@@ -7503,7 +7101,6 @@
           <w:p>
             <w:pPr>
               <w:pStyle w:val="Compact"/>
-              <w:jc w:val="left"/>
             </w:pPr>
             <w:r>
               <w:rPr>
@@ -7525,7 +7122,6 @@
           <w:p>
             <w:pPr>
               <w:pStyle w:val="Compact"/>
-              <w:jc w:val="left"/>
             </w:pPr>
             <w:r>
               <w:t xml:space="preserve">Conecta el Área 0 con otras áreas</w:t>
@@ -7539,7 +7135,6 @@
           <w:p>
             <w:pPr>
               <w:pStyle w:val="Compact"/>
-              <w:jc w:val="left"/>
             </w:pPr>
             <w:r>
               <w:rPr>
@@ -7555,7 +7150,6 @@
           <w:p>
             <w:pPr>
               <w:pStyle w:val="Compact"/>
-              <w:jc w:val="left"/>
             </w:pPr>
             <w:r>
               <w:t xml:space="preserve">Router en el Área 0 (sea o no ABR)</w:t>
@@ -7569,7 +7163,6 @@
           <w:p>
             <w:pPr>
               <w:pStyle w:val="Compact"/>
-              <w:jc w:val="left"/>
             </w:pPr>
             <w:r>
               <w:rPr>
@@ -7591,7 +7184,6 @@
           <w:p>
             <w:pPr>
               <w:pStyle w:val="Compact"/>
-              <w:jc w:val="left"/>
             </w:pPr>
             <w:r>
               <w:t xml:space="preserve">Introduce rutas externas a OSPF (redistribución)</w:t>
@@ -7882,8 +7474,8 @@
         </w:pict>
       </w:r>
     </w:p>
-    <w:bookmarkEnd w:id="69"/>
-    <w:bookmarkStart w:id="70" w:name="mini-chequeo-3"/>
+    <w:bookmarkEnd w:id="67"/>
+    <w:bookmarkStart w:id="68" w:name="mini-chequeo-3"/>
     <w:p>
       <w:pPr>
         <w:pStyle w:val="Heading2"/>
@@ -8012,8 +7604,8 @@
         </w:pict>
       </w:r>
     </w:p>
-    <w:bookmarkEnd w:id="70"/>
-    <w:bookmarkStart w:id="71" w:name="resumen-en-3-frases-3"/>
+    <w:bookmarkEnd w:id="68"/>
+    <w:bookmarkStart w:id="69" w:name="resumen-en-3-frases-3"/>
     <w:p>
       <w:pPr>
         <w:pStyle w:val="Heading2"/>
@@ -8126,8 +7718,8 @@
         <w:t xml:space="preserve">son los cuatro roles, y un router puede ejercer varios a la vez.</w:t>
       </w:r>
     </w:p>
-    <w:bookmarkEnd w:id="71"/>
-    <w:bookmarkStart w:id="72" w:name="vocabulario-rápido-3"/>
+    <w:bookmarkEnd w:id="69"/>
+    <w:bookmarkStart w:id="70" w:name="vocabulario-rápido-3"/>
     <w:p>
       <w:pPr>
         <w:pStyle w:val="Heading2"/>
@@ -8140,7 +7732,6 @@
       <w:tblPr>
         <w:tblStyle w:val="Table"/>
         <w:tblW w:type="pct" w:w="5000"/>
-        <w:jc w:val="left"/>
         <w:tblLayout w:type="fixed"/>
         <w:tblLook w:firstRow="1" w:lastRow="0" w:firstColumn="0" w:lastColumn="0" w:noHBand="0" w:noVBand="0" w:val="0020"/>
       </w:tblPr>
@@ -8157,7 +7748,6 @@
           <w:p>
             <w:pPr>
               <w:pStyle w:val="Compact"/>
-              <w:jc w:val="left"/>
             </w:pPr>
             <w:r>
               <w:t xml:space="preserve">Término</w:t>
@@ -8169,7 +7759,6 @@
           <w:p>
             <w:pPr>
               <w:pStyle w:val="Compact"/>
-              <w:jc w:val="left"/>
             </w:pPr>
             <w:r>
               <w:t xml:space="preserve">Idea general</w:t>
@@ -8183,7 +7772,6 @@
           <w:p>
             <w:pPr>
               <w:pStyle w:val="Compact"/>
-              <w:jc w:val="left"/>
             </w:pPr>
             <w:r>
               <w:t xml:space="preserve">Área OSPF</w:t>
@@ -8195,7 +7783,6 @@
           <w:p>
             <w:pPr>
               <w:pStyle w:val="Compact"/>
-              <w:jc w:val="left"/>
             </w:pPr>
             <w:r>
               <w:t xml:space="preserve">Subdivisión lógica de la red para escalar</w:t>
@@ -8209,7 +7796,6 @@
           <w:p>
             <w:pPr>
               <w:pStyle w:val="Compact"/>
-              <w:jc w:val="left"/>
             </w:pPr>
             <w:r>
               <w:t xml:space="preserve">Área 0</w:t>
@@ -8221,7 +7807,6 @@
           <w:p>
             <w:pPr>
               <w:pStyle w:val="Compact"/>
-              <w:jc w:val="left"/>
             </w:pPr>
             <w:r>
               <w:t xml:space="preserve">El backbone: corazón del routing OSPF</w:t>
@@ -8235,7 +7820,6 @@
           <w:p>
             <w:pPr>
               <w:pStyle w:val="Compact"/>
-              <w:jc w:val="left"/>
             </w:pPr>
             <w:r>
               <w:t xml:space="preserve">Internal Router</w:t>
@@ -8247,7 +7831,6 @@
           <w:p>
             <w:pPr>
               <w:pStyle w:val="Compact"/>
-              <w:jc w:val="left"/>
             </w:pPr>
             <w:r>
               <w:t xml:space="preserve">Todas sus interfaces en la misma área</w:t>
@@ -8261,7 +7844,6 @@
           <w:p>
             <w:pPr>
               <w:pStyle w:val="Compact"/>
-              <w:jc w:val="left"/>
             </w:pPr>
             <w:r>
               <w:t xml:space="preserve">ABR</w:t>
@@ -8273,7 +7855,6 @@
           <w:p>
             <w:pPr>
               <w:pStyle w:val="Compact"/>
-              <w:jc w:val="left"/>
             </w:pPr>
             <w:r>
               <w:t xml:space="preserve">Router que conecta el Área 0 con otras áreas</w:t>
@@ -8287,7 +7868,6 @@
           <w:p>
             <w:pPr>
               <w:pStyle w:val="Compact"/>
-              <w:jc w:val="left"/>
             </w:pPr>
             <w:r>
               <w:t xml:space="preserve">Backbone Router</w:t>
@@ -8299,7 +7879,6 @@
           <w:p>
             <w:pPr>
               <w:pStyle w:val="Compact"/>
-              <w:jc w:val="left"/>
             </w:pPr>
             <w:r>
               <w:t xml:space="preserve">Router dentro del Área 0</w:t>
@@ -8313,7 +7892,6 @@
           <w:p>
             <w:pPr>
               <w:pStyle w:val="Compact"/>
-              <w:jc w:val="left"/>
             </w:pPr>
             <w:r>
               <w:t xml:space="preserve">ASBR</w:t>
@@ -8325,7 +7903,6 @@
           <w:p>
             <w:pPr>
               <w:pStyle w:val="Compact"/>
-              <w:jc w:val="left"/>
             </w:pPr>
             <w:r>
               <w:t xml:space="preserve">Router que redistribuye rutas externas a OSPF</w:t>
@@ -8339,7 +7916,6 @@
           <w:p>
             <w:pPr>
               <w:pStyle w:val="Compact"/>
-              <w:jc w:val="left"/>
             </w:pPr>
             <w:r>
               <w:t xml:space="preserve">Túnel virtual</w:t>
@@ -8351,7 +7927,6 @@
           <w:p>
             <w:pPr>
               <w:pStyle w:val="Compact"/>
-              <w:jc w:val="left"/>
             </w:pPr>
             <w:r>
               <w:t xml:space="preserve">Unión lógica de un área con el Área 0 sin enlace físico</w:t>
@@ -8377,7 +7952,7 @@
       <w:r>
         <w:t xml:space="preserve"> </w:t>
       </w:r>
-      <w:hyperlink r:id="rId46">
+      <w:hyperlink r:id="rId35">
         <w:r>
           <w:rPr>
             <w:rStyle w:val="Hyperlink"/>
@@ -8404,7 +7979,7 @@
       <w:r>
         <w:t xml:space="preserve"> </w:t>
       </w:r>
-      <w:hyperlink r:id="rId24">
+      <w:hyperlink r:id="rId13">
         <w:r>
           <w:rPr>
             <w:rStyle w:val="Hyperlink"/>
@@ -8431,7 +8006,7 @@
       <w:r>
         <w:t xml:space="preserve"> </w:t>
       </w:r>
-      <w:hyperlink r:id="rId26">
+      <w:hyperlink r:id="rId15">
         <w:r>
           <w:rPr>
             <w:rStyle w:val="Hyperlink"/>
@@ -8440,9 +8015,9 @@
         </w:r>
       </w:hyperlink>
     </w:p>
-    <w:bookmarkEnd w:id="72"/>
-    <w:bookmarkEnd w:id="73"/>
-    <w:bookmarkStart w:id="81" w:name="dr-y-bdr"/>
+    <w:bookmarkEnd w:id="70"/>
+    <w:bookmarkEnd w:id="71"/>
+    <w:bookmarkStart w:id="82" w:name="dr-y-bdr"/>
     <w:p>
       <w:pPr>
         <w:pStyle w:val="Heading1"/>
@@ -8506,7 +8081,7 @@
         </w:pict>
       </w:r>
     </w:p>
-    <w:bookmarkStart w:id="74" w:name="la-idea-en-una-frase-4"/>
+    <w:bookmarkStart w:id="72" w:name="la-idea-en-una-frase-4"/>
     <w:p>
       <w:pPr>
         <w:pStyle w:val="Heading2"/>
@@ -8583,8 +8158,8 @@
         </w:pict>
       </w:r>
     </w:p>
-    <w:bookmarkEnd w:id="74"/>
-    <w:bookmarkStart w:id="75" w:name="el-problema-de-las-redes-multiacceso"/>
+    <w:bookmarkEnd w:id="72"/>
+    <w:bookmarkStart w:id="76" w:name="el-problema-de-las-redes-multiacceso"/>
     <w:p>
       <w:pPr>
         <w:pStyle w:val="Heading2"/>
@@ -8663,90 +8238,71 @@
     </w:p>
     <w:p>
       <w:pPr>
-        <w:pStyle w:val="SourceCode"/>
-      </w:pPr>
-      <w:r>
-        <w:rPr>
-          <w:rStyle w:val="VerbatimChar"/>
-        </w:rPr>
-        <w:t xml:space="preserve">Sin DR → 5*4/2 = 10 adyacencias       Con DR y BDR → 2*5-3 = 7 adyacencias</w:t>
-      </w:r>
-      <w:r>
-        <w:br/>
-      </w:r>
-      <w:r>
-        <w:rPr>
-          <w:rStyle w:val="VerbatimChar"/>
-        </w:rPr>
-        <w:t xml:space="preserve">   R1─R2                                 R1   R2   R3   R4</w:t>
-      </w:r>
-      <w:r>
-        <w:br/>
-      </w:r>
-      <w:r>
-        <w:rPr>
-          <w:rStyle w:val="VerbatimChar"/>
-        </w:rPr>
-        <w:t xml:space="preserve">   R1─R3                                 │    │    │    │</w:t>
-      </w:r>
-      <w:r>
-        <w:br/>
-      </w:r>
-      <w:r>
-        <w:rPr>
-          <w:rStyle w:val="VerbatimChar"/>
-        </w:rPr>
-        <w:t xml:space="preserve">   R1─R4                                 └────┴─┐──┴────┘</w:t>
-      </w:r>
-      <w:r>
-        <w:br/>
-      </w:r>
-      <w:r>
-        <w:rPr>
-          <w:rStyle w:val="VerbatimChar"/>
-        </w:rPr>
-        <w:t xml:space="preserve">   R1─R5                                        │</w:t>
-      </w:r>
-      <w:r>
-        <w:br/>
-      </w:r>
-      <w:r>
-        <w:rPr>
-          <w:rStyle w:val="VerbatimChar"/>
-        </w:rPr>
-        <w:t xml:space="preserve">   R2─R3 ...                                ┌───┴───┐</w:t>
-      </w:r>
-      <w:r>
-        <w:br/>
-      </w:r>
-      <w:r>
-        <w:rPr>
-          <w:rStyle w:val="VerbatimChar"/>
-        </w:rPr>
-        <w:t xml:space="preserve">                                            │  DR   │</w:t>
-      </w:r>
-      <w:r>
-        <w:br/>
-      </w:r>
-      <w:r>
-        <w:rPr>
-          <w:rStyle w:val="VerbatimChar"/>
-        </w:rPr>
-        <w:t xml:space="preserve">                                            │  BDR  │</w:t>
-      </w:r>
-      <w:r>
-        <w:br/>
-      </w:r>
-      <w:r>
-        <w:rPr>
-          <w:rStyle w:val="VerbatimChar"/>
-        </w:rPr>
-        <w:t xml:space="preserve">                                            └───────┘</w:t>
-      </w:r>
-    </w:p>
-    <w:p>
-      <w:pPr>
-        <w:pStyle w:val="FirstParagraph"/>
+        <w:pStyle w:val="CaptionedFigure"/>
+      </w:pPr>
+      <w:r>
+        <w:drawing>
+          <wp:inline>
+            <wp:extent cx="5334000" cy="2810227"/>
+            <wp:effectExtent b="0" l="0" r="0" t="0"/>
+            <wp:docPr descr="Cuatro routers en un switch: R3 es DR, R4 es BDR y R1/R2 son DROTHER" title="" id="74" name="Picture"/>
+            <a:graphic>
+              <a:graphicData uri="http://schemas.openxmlformats.org/drawingml/2006/picture">
+                <pic:pic>
+                  <pic:nvPicPr>
+                    <pic:cNvPr descr="public/diagrams/u09-dr-bdr.svg" id="75" name="Picture"/>
+                    <pic:cNvPicPr>
+                      <a:picLocks noChangeArrowheads="1" noChangeAspect="1"/>
+                    </pic:cNvPicPr>
+                  </pic:nvPicPr>
+                  <pic:blipFill>
+                    <a:blip>
+                      <a:extLst>
+                        <a:ext uri="{28A0092B-C50C-407E-A947-70E740481C1C}">
+                          <a14:useLocalDpi xmlns:a14="http://schemas.microsoft.com/office/drawing/2010/main" val="0"/>
+                        </a:ext>
+                        <a:ext uri="{96DAC541-7B7A-43D3-8B79-37D633B846F1}">
+                          <asvg:svgBlip xmlns:asvg="http://schemas.microsoft.com/office/drawing/2016/SVG/main" r:embed="rId73"/>
+                        </a:ext>
+                      </a:extLst>
+                    </a:blip>
+                    <a:stretch>
+                      <a:fillRect/>
+                    </a:stretch>
+                  </pic:blipFill>
+                  <pic:spPr bwMode="auto">
+                    <a:xfrm>
+                      <a:off x="0" y="0"/>
+                      <a:ext cx="5334000" cy="2810227"/>
+                    </a:xfrm>
+                    <a:prstGeom prst="rect">
+                      <a:avLst/>
+                    </a:prstGeom>
+                    <a:noFill/>
+                    <a:ln w="9525">
+                      <a:noFill/>
+                      <a:headEnd/>
+                      <a:tailEnd/>
+                    </a:ln>
+                  </pic:spPr>
+                </pic:pic>
+              </a:graphicData>
+            </a:graphic>
+          </wp:inline>
+        </w:drawing>
+      </w:r>
+    </w:p>
+    <w:p>
+      <w:pPr>
+        <w:pStyle w:val="ImageCaption"/>
+      </w:pPr>
+      <w:r>
+        <w:t xml:space="preserve">Cuatro routers en un switch: R3 es DR, R4 es BDR y R1/R2 son DROTHER</w:t>
+      </w:r>
+    </w:p>
+    <w:p>
+      <w:pPr>
+        <w:pStyle w:val="BodyText"/>
       </w:pPr>
       <w:r>
         <w:t xml:space="preserve">Cada router forma adyacencia</w:t>
@@ -8771,13 +8327,7 @@
         <w:t xml:space="preserve"> </w:t>
       </w:r>
       <w:r>
-        <w:t xml:space="preserve">“</w:t>
-      </w:r>
-      <w:r>
-        <w:t xml:space="preserve">de a pie</w:t>
-      </w:r>
-      <w:r>
-        <w:t xml:space="preserve">”</w:t>
+        <w:t xml:space="preserve">“de a pie”</w:t>
       </w:r>
       <w:r>
         <w:t xml:space="preserve"> </w:t>
@@ -8862,8 +8412,8 @@
         </w:pict>
       </w:r>
     </w:p>
-    <w:bookmarkEnd w:id="75"/>
-    <w:bookmarkStart w:id="76" w:name="la-elección-del-dr-y-el-bdr"/>
+    <w:bookmarkEnd w:id="76"/>
+    <w:bookmarkStart w:id="77" w:name="la-elección-del-dr-y-el-bdr"/>
     <w:p>
       <w:pPr>
         <w:pStyle w:val="Heading2"/>
@@ -9152,8 +8702,8 @@
         </w:pict>
       </w:r>
     </w:p>
-    <w:bookmarkEnd w:id="76"/>
-    <w:bookmarkStart w:id="77" w:name="estados-de-vecindad-full-vs-2way"/>
+    <w:bookmarkEnd w:id="77"/>
+    <w:bookmarkStart w:id="78" w:name="estados-de-vecindad-full-vs-2way"/>
     <w:p>
       <w:pPr>
         <w:pStyle w:val="Heading2"/>
@@ -9187,7 +8737,7 @@
       <w:r>
         <w:t xml:space="preserve"> </w:t>
       </w:r>
-      <w:hyperlink r:id="rId28">
+      <w:hyperlink r:id="rId17">
         <w:r>
           <w:rPr>
             <w:rStyle w:val="Hyperlink"/>
@@ -9206,7 +8756,6 @@
       <w:tblPr>
         <w:tblStyle w:val="Table"/>
         <w:tblW w:type="pct" w:w="5000"/>
-        <w:jc w:val="left"/>
         <w:tblLayout w:type="fixed"/>
         <w:tblLook w:firstRow="1" w:lastRow="0" w:firstColumn="0" w:lastColumn="0" w:noHBand="0" w:noVBand="0" w:val="0020"/>
       </w:tblPr>
@@ -9224,7 +8773,6 @@
           <w:p>
             <w:pPr>
               <w:pStyle w:val="Compact"/>
-              <w:jc w:val="left"/>
             </w:pPr>
             <w:r>
               <w:t xml:space="preserve">Estado</w:t>
@@ -9236,7 +8784,6 @@
           <w:p>
             <w:pPr>
               <w:pStyle w:val="Compact"/>
-              <w:jc w:val="left"/>
             </w:pPr>
             <w:r>
               <w:t xml:space="preserve">Significado</w:t>
@@ -9248,7 +8795,6 @@
           <w:p>
             <w:pPr>
               <w:pStyle w:val="Compact"/>
-              <w:jc w:val="left"/>
             </w:pPr>
             <w:r>
               <w:t xml:space="preserve">Con quién ocurre</w:t>
@@ -9262,7 +8808,6 @@
           <w:p>
             <w:pPr>
               <w:pStyle w:val="Compact"/>
-              <w:jc w:val="left"/>
             </w:pPr>
             <w:r>
               <w:rPr>
@@ -9278,7 +8823,6 @@
           <w:p>
             <w:pPr>
               <w:pStyle w:val="Compact"/>
-              <w:jc w:val="left"/>
             </w:pPr>
             <w:r>
               <w:t xml:space="preserve">Adyacencia completa: intercambio de LSAs y LSDB sincronizada</w:t>
@@ -9290,7 +8834,6 @@
           <w:p>
             <w:pPr>
               <w:pStyle w:val="Compact"/>
-              <w:jc w:val="left"/>
             </w:pPr>
             <w:r>
               <w:t xml:space="preserve">Con el DR y el BDR</w:t>
@@ -9304,7 +8847,6 @@
           <w:p>
             <w:pPr>
               <w:pStyle w:val="Compact"/>
-              <w:jc w:val="left"/>
             </w:pPr>
             <w:r>
               <w:rPr>
@@ -9320,7 +8862,6 @@
           <w:p>
             <w:pPr>
               <w:pStyle w:val="Compact"/>
-              <w:jc w:val="left"/>
             </w:pPr>
             <w:r>
               <w:t xml:space="preserve">Se ven y se saludan, pero no intercambian LSDB</w:t>
@@ -9332,7 +8873,6 @@
           <w:p>
             <w:pPr>
               <w:pStyle w:val="Compact"/>
-              <w:jc w:val="left"/>
             </w:pPr>
             <w:r>
               <w:t xml:space="preserve">Entre DROTHERs</w:t>
@@ -9346,7 +8886,6 @@
           <w:p>
             <w:pPr>
               <w:pStyle w:val="Compact"/>
-              <w:jc w:val="left"/>
             </w:pPr>
             <w:r>
               <w:rPr>
@@ -9362,7 +8901,6 @@
           <w:p>
             <w:pPr>
               <w:pStyle w:val="Compact"/>
-              <w:jc w:val="left"/>
             </w:pPr>
             <w:r>
               <w:t xml:space="preserve">Rol de</w:t>
@@ -9371,13 +8909,7 @@
               <w:t xml:space="preserve"> </w:t>
             </w:r>
             <w:r>
-              <w:t xml:space="preserve">“</w:t>
-            </w:r>
-            <w:r>
-              <w:t xml:space="preserve">router de a pie</w:t>
-            </w:r>
-            <w:r>
-              <w:t xml:space="preserve">”</w:t>
+              <w:t xml:space="preserve">“router de a pie”</w:t>
             </w:r>
             <w:r>
               <w:t xml:space="preserve"> </w:t>
@@ -9392,7 +8924,6 @@
           <w:p>
             <w:pPr>
               <w:pStyle w:val="Compact"/>
-              <w:jc w:val="left"/>
             </w:pPr>
             <w:r>
               <w:t xml:space="preserve">Todos los no elegidos</w:t>
@@ -9426,21 +8957,7 @@
           <w:i/>
           <w:iCs/>
         </w:rPr>
-        <w:t xml:space="preserve">“</w:t>
-      </w:r>
-      <w:r>
-        <w:rPr>
-          <w:i/>
-          <w:iCs/>
-        </w:rPr>
-        <w:t xml:space="preserve">Veo vecinos en 2WAY/DROTHER, ¿hay un fallo?</w:t>
-      </w:r>
-      <w:r>
-        <w:rPr>
-          <w:i/>
-          <w:iCs/>
-        </w:rPr>
-        <w:t xml:space="preserve">”</w:t>
+        <w:t xml:space="preserve">“Veo vecinos en 2WAY/DROTHER, ¿hay un fallo?”</w:t>
       </w:r>
       <w:r>
         <w:t xml:space="preserve"> </w:t>
@@ -9607,8 +9124,8 @@
         </w:pict>
       </w:r>
     </w:p>
-    <w:bookmarkEnd w:id="77"/>
-    <w:bookmarkStart w:id="78" w:name="mini-chequeo-4"/>
+    <w:bookmarkEnd w:id="78"/>
+    <w:bookmarkStart w:id="79" w:name="mini-chequeo-4"/>
     <w:p>
       <w:pPr>
         <w:pStyle w:val="Heading2"/>
@@ -9737,8 +9254,8 @@
         </w:pict>
       </w:r>
     </w:p>
-    <w:bookmarkEnd w:id="78"/>
-    <w:bookmarkStart w:id="79" w:name="resumen-en-3-frases-4"/>
+    <w:bookmarkEnd w:id="79"/>
+    <w:bookmarkStart w:id="80" w:name="resumen-en-3-frases-4"/>
     <w:p>
       <w:pPr>
         <w:pStyle w:val="Heading2"/>
@@ -9876,8 +9393,8 @@
         <w:t xml:space="preserve">y solo al inicio o reinicio: cambiar prioridades no derriba al DR ya elegido.</w:t>
       </w:r>
     </w:p>
-    <w:bookmarkEnd w:id="79"/>
-    <w:bookmarkStart w:id="80" w:name="vocabulario-rápido-4"/>
+    <w:bookmarkEnd w:id="80"/>
+    <w:bookmarkStart w:id="81" w:name="vocabulario-rápido-4"/>
     <w:p>
       <w:pPr>
         <w:pStyle w:val="Heading2"/>
@@ -9890,7 +9407,6 @@
       <w:tblPr>
         <w:tblStyle w:val="Table"/>
         <w:tblW w:type="pct" w:w="5000"/>
-        <w:jc w:val="left"/>
         <w:tblLayout w:type="fixed"/>
         <w:tblLook w:firstRow="1" w:lastRow="0" w:firstColumn="0" w:lastColumn="0" w:noHBand="0" w:noVBand="0" w:val="0020"/>
       </w:tblPr>
@@ -9907,7 +9423,6 @@
           <w:p>
             <w:pPr>
               <w:pStyle w:val="Compact"/>
-              <w:jc w:val="left"/>
             </w:pPr>
             <w:r>
               <w:t xml:space="preserve">Término</w:t>
@@ -9919,7 +9434,6 @@
           <w:p>
             <w:pPr>
               <w:pStyle w:val="Compact"/>
-              <w:jc w:val="left"/>
             </w:pPr>
             <w:r>
               <w:t xml:space="preserve">Idea general</w:t>
@@ -9933,7 +9447,6 @@
           <w:p>
             <w:pPr>
               <w:pStyle w:val="Compact"/>
-              <w:jc w:val="left"/>
             </w:pPr>
             <w:r>
               <w:t xml:space="preserve">Red multiacceso</w:t>
@@ -9945,7 +9458,6 @@
           <w:p>
             <w:pPr>
               <w:pStyle w:val="Compact"/>
-              <w:jc w:val="left"/>
             </w:pPr>
             <w:r>
               <w:t xml:space="preserve">Segmento con varios routers (Ethernet, por ejemplo)</w:t>
@@ -9959,7 +9471,6 @@
           <w:p>
             <w:pPr>
               <w:pStyle w:val="Compact"/>
-              <w:jc w:val="left"/>
             </w:pPr>
             <w:r>
               <w:t xml:space="preserve">DR</w:t>
@@ -9971,7 +9482,6 @@
           <w:p>
             <w:pPr>
               <w:pStyle w:val="Compact"/>
-              <w:jc w:val="left"/>
             </w:pPr>
             <w:r>
               <w:t xml:space="preserve">Designated Router: portavoz del segmento</w:t>
@@ -9985,7 +9495,6 @@
           <w:p>
             <w:pPr>
               <w:pStyle w:val="Compact"/>
-              <w:jc w:val="left"/>
             </w:pPr>
             <w:r>
               <w:t xml:space="preserve">BDR</w:t>
@@ -9997,7 +9506,6 @@
           <w:p>
             <w:pPr>
               <w:pStyle w:val="Compact"/>
-              <w:jc w:val="left"/>
             </w:pPr>
             <w:r>
               <w:t xml:space="preserve">Backup DR: asume si el DR falla</w:t>
@@ -10011,7 +9519,6 @@
           <w:p>
             <w:pPr>
               <w:pStyle w:val="Compact"/>
-              <w:jc w:val="left"/>
             </w:pPr>
             <w:r>
               <w:t xml:space="preserve">DROTHER</w:t>
@@ -10023,7 +9530,6 @@
           <w:p>
             <w:pPr>
               <w:pStyle w:val="Compact"/>
-              <w:jc w:val="left"/>
             </w:pPr>
             <w:r>
               <w:t xml:space="preserve">Router que no es ni DR ni BDR</w:t>
@@ -10037,7 +9543,6 @@
           <w:p>
             <w:pPr>
               <w:pStyle w:val="Compact"/>
-              <w:jc w:val="left"/>
             </w:pPr>
             <w:r>
               <w:t xml:space="preserve">2WAY</w:t>
@@ -10049,7 +9554,6 @@
           <w:p>
             <w:pPr>
               <w:pStyle w:val="Compact"/>
-              <w:jc w:val="left"/>
             </w:pPr>
             <w:r>
               <w:t xml:space="preserve">Estado entre DROTHERs: se ven pero no sincronizan LSDB</w:t>
@@ -10063,7 +9567,6 @@
           <w:p>
             <w:pPr>
               <w:pStyle w:val="Compact"/>
-              <w:jc w:val="left"/>
             </w:pPr>
             <w:r>
               <w:t xml:space="preserve">Prioridad OSPF</w:t>
@@ -10075,7 +9578,6 @@
           <w:p>
             <w:pPr>
               <w:pStyle w:val="Compact"/>
-              <w:jc w:val="left"/>
             </w:pPr>
             <w:r>
               <w:t xml:space="preserve">Valor (0-255) que decide la elección; 0 = no participa</w:t>
@@ -10101,7 +9603,7 @@
       <w:r>
         <w:t xml:space="preserve"> </w:t>
       </w:r>
-      <w:hyperlink r:id="rId46">
+      <w:hyperlink r:id="rId35">
         <w:r>
           <w:rPr>
             <w:rStyle w:val="Hyperlink"/>
@@ -10128,7 +9630,7 @@
       <w:r>
         <w:t xml:space="preserve"> </w:t>
       </w:r>
-      <w:hyperlink r:id="rId25">
+      <w:hyperlink r:id="rId14">
         <w:r>
           <w:rPr>
             <w:rStyle w:val="Hyperlink"/>
@@ -10155,7 +9657,7 @@
       <w:r>
         <w:t xml:space="preserve"> </w:t>
       </w:r>
-      <w:hyperlink r:id="rId27">
+      <w:hyperlink r:id="rId16">
         <w:r>
           <w:rPr>
             <w:rStyle w:val="Hyperlink"/>
@@ -10164,9 +9666,9 @@
         </w:r>
       </w:hyperlink>
     </w:p>
-    <w:bookmarkEnd w:id="80"/>
     <w:bookmarkEnd w:id="81"/>
-    <w:bookmarkStart w:id="89" w:name="el-coste-ospf"/>
+    <w:bookmarkEnd w:id="82"/>
+    <w:bookmarkStart w:id="92" w:name="el-coste-ospf"/>
     <w:p>
       <w:pPr>
         <w:pStyle w:val="Heading1"/>
@@ -10230,7 +9732,7 @@
         </w:pict>
       </w:r>
     </w:p>
-    <w:bookmarkStart w:id="82" w:name="la-idea-en-una-frase-5"/>
+    <w:bookmarkStart w:id="83" w:name="la-idea-en-una-frase-5"/>
     <w:p>
       <w:pPr>
         <w:pStyle w:val="Heading2"/>
@@ -10299,13 +9801,7 @@
         <w:t xml:space="preserve"> </w:t>
       </w:r>
       <w:r>
-        <w:t xml:space="preserve">“</w:t>
-      </w:r>
-      <w:r>
-        <w:t xml:space="preserve">menos routers</w:t>
-      </w:r>
-      <w:r>
-        <w:t xml:space="preserve">”</w:t>
+        <w:t xml:space="preserve">“menos routers”</w:t>
       </w:r>
       <w:r>
         <w:t xml:space="preserve">; OSPF decide por</w:t>
@@ -10314,13 +9810,7 @@
         <w:t xml:space="preserve"> </w:t>
       </w:r>
       <w:r>
-        <w:t xml:space="preserve">“</w:t>
-      </w:r>
-      <w:r>
-        <w:t xml:space="preserve">menos coste</w:t>
-      </w:r>
-      <w:r>
-        <w:t xml:space="preserve">”</w:t>
+        <w:t xml:space="preserve">“menos coste”</w:t>
       </w:r>
       <w:r>
         <w:t xml:space="preserve">. Un enlace de fibra vale menos que uno de cobre, aunque meta más saltos. De ahí la gracia de Dijkstra (visto en el</w:t>
@@ -10328,7 +9818,7 @@
       <w:r>
         <w:t xml:space="preserve"> </w:t>
       </w:r>
-      <w:hyperlink r:id="rId24">
+      <w:hyperlink r:id="rId13">
         <w:r>
           <w:rPr>
             <w:rStyle w:val="Hyperlink"/>
@@ -10347,8 +9837,8 @@
         </w:pict>
       </w:r>
     </w:p>
-    <w:bookmarkEnd w:id="82"/>
-    <w:bookmarkStart w:id="83" w:name="la-fórmula"/>
+    <w:bookmarkEnd w:id="83"/>
+    <w:bookmarkStart w:id="86" w:name="la-fórmula"/>
     <w:p>
       <w:pPr>
         <w:pStyle w:val="Heading2"/>
@@ -10395,13 +9885,7 @@
         <w:t xml:space="preserve"> </w:t>
       </w:r>
       <w:r>
-        <w:t xml:space="preserve">“</w:t>
-      </w:r>
-      <w:r>
-        <w:t xml:space="preserve">coste 1</w:t>
-      </w:r>
-      <w:r>
-        <w:t xml:space="preserve">”</w:t>
+        <w:t xml:space="preserve">“coste 1”</w:t>
       </w:r>
       <w:r>
         <w:t xml:space="preserve"> </w:t>
@@ -10414,7 +9898,6 @@
       <w:tblPr>
         <w:tblStyle w:val="Table"/>
         <w:tblW w:type="auto" w:w="0"/>
-        <w:jc w:val="left"/>
         <w:tblLook w:firstRow="1" w:lastRow="0" w:firstColumn="0" w:lastColumn="0" w:noHBand="0" w:noVBand="0" w:val="0020"/>
       </w:tblPr>
       <w:tblGrid>
@@ -10431,7 +9914,6 @@
           <w:p>
             <w:pPr>
               <w:pStyle w:val="Compact"/>
-              <w:jc w:val="left"/>
             </w:pPr>
             <w:r>
               <w:t xml:space="preserve">Velocidad</w:t>
@@ -10443,7 +9925,6 @@
           <w:p>
             <w:pPr>
               <w:pStyle w:val="Compact"/>
-              <w:jc w:val="left"/>
             </w:pPr>
             <w:r>
               <w:t xml:space="preserve">Cálculo</w:t>
@@ -10455,7 +9936,6 @@
           <w:p>
             <w:pPr>
               <w:pStyle w:val="Compact"/>
-              <w:jc w:val="left"/>
             </w:pPr>
             <w:r>
               <w:t xml:space="preserve">Coste por defecto</w:t>
@@ -10469,7 +9949,6 @@
           <w:p>
             <w:pPr>
               <w:pStyle w:val="Compact"/>
-              <w:jc w:val="left"/>
             </w:pPr>
             <w:r>
               <w:t xml:space="preserve">10 Mbps</w:t>
@@ -10481,7 +9960,6 @@
           <w:p>
             <w:pPr>
               <w:pStyle w:val="Compact"/>
-              <w:jc w:val="left"/>
             </w:pPr>
             <w:r>
               <w:t xml:space="preserve">10⁸ / 10⁷</w:t>
@@ -10493,7 +9971,6 @@
           <w:p>
             <w:pPr>
               <w:pStyle w:val="Compact"/>
-              <w:jc w:val="left"/>
             </w:pPr>
             <w:r>
               <w:rPr>
@@ -10511,7 +9988,6 @@
           <w:p>
             <w:pPr>
               <w:pStyle w:val="Compact"/>
-              <w:jc w:val="left"/>
             </w:pPr>
             <w:r>
               <w:t xml:space="preserve">100 Mbps</w:t>
@@ -10523,7 +9999,6 @@
           <w:p>
             <w:pPr>
               <w:pStyle w:val="Compact"/>
-              <w:jc w:val="left"/>
             </w:pPr>
             <w:r>
               <w:t xml:space="preserve">10⁸ / 10⁸</w:t>
@@ -10535,7 +10010,6 @@
           <w:p>
             <w:pPr>
               <w:pStyle w:val="Compact"/>
-              <w:jc w:val="left"/>
             </w:pPr>
             <w:r>
               <w:rPr>
@@ -10553,7 +10027,6 @@
           <w:p>
             <w:pPr>
               <w:pStyle w:val="Compact"/>
-              <w:jc w:val="left"/>
             </w:pPr>
             <w:r>
               <w:t xml:space="preserve">1 Gbps</w:t>
@@ -10565,7 +10038,6 @@
           <w:p>
             <w:pPr>
               <w:pStyle w:val="Compact"/>
-              <w:jc w:val="left"/>
             </w:pPr>
             <w:r>
               <w:t xml:space="preserve">10⁸ / 10⁹ = 0,1</w:t>
@@ -10577,7 +10049,6 @@
           <w:p>
             <w:pPr>
               <w:pStyle w:val="Compact"/>
-              <w:jc w:val="left"/>
             </w:pPr>
             <w:r>
               <w:rPr>
@@ -10601,7 +10072,6 @@
           <w:p>
             <w:pPr>
               <w:pStyle w:val="Compact"/>
-              <w:jc w:val="left"/>
             </w:pPr>
             <w:r>
               <w:t xml:space="preserve">10 Gbps</w:t>
@@ -10613,7 +10083,6 @@
           <w:p>
             <w:pPr>
               <w:pStyle w:val="Compact"/>
-              <w:jc w:val="left"/>
             </w:pPr>
             <w:r>
               <w:t xml:space="preserve">10⁸ / 10¹⁰ = 0,01</w:t>
@@ -10625,7 +10094,6 @@
           <w:p>
             <w:pPr>
               <w:pStyle w:val="Compact"/>
-              <w:jc w:val="left"/>
             </w:pPr>
             <w:r>
               <w:rPr>
@@ -10649,7 +10117,6 @@
           <w:p>
             <w:pPr>
               <w:pStyle w:val="Compact"/>
-              <w:jc w:val="left"/>
             </w:pPr>
             <w:r>
               <w:t xml:space="preserve">1.544 Mbps (T1)</w:t>
@@ -10661,7 +10128,6 @@
           <w:p>
             <w:pPr>
               <w:pStyle w:val="Compact"/>
-              <w:jc w:val="left"/>
             </w:pPr>
             <w:r>
               <w:t xml:space="preserve">10⁸ / 1.544.000 ≈ 64,8</w:t>
@@ -10673,7 +10139,6 @@
           <w:p>
             <w:pPr>
               <w:pStyle w:val="Compact"/>
-              <w:jc w:val="left"/>
             </w:pPr>
             <w:r>
               <w:rPr>
@@ -10726,13 +10191,7 @@
         <w:t xml:space="preserve"> </w:t>
       </w:r>
       <w:r>
-        <w:t xml:space="preserve">“</w:t>
-      </w:r>
-      <w:r>
-        <w:t xml:space="preserve">mejor</w:t>
-      </w:r>
-      <w:r>
-        <w:t xml:space="preserve">”</w:t>
+        <w:t xml:space="preserve">“mejor”</w:t>
       </w:r>
       <w:r>
         <w:t xml:space="preserve"> </w:t>
@@ -10753,13 +10212,7 @@
         <w:t xml:space="preserve"> </w:t>
       </w:r>
       <w:r>
-        <w:t xml:space="preserve">“</w:t>
-      </w:r>
-      <w:r>
-        <w:t xml:space="preserve">ver</w:t>
-      </w:r>
-      <w:r>
-        <w:t xml:space="preserve">”</w:t>
+        <w:t xml:space="preserve">“ver”</w:t>
       </w:r>
       <w:r>
         <w:t xml:space="preserve"> </w:t>
@@ -10788,7 +10241,7 @@
       <w:r>
         <w:t xml:space="preserve"> </w:t>
       </w:r>
-      <w:hyperlink r:id="rId24">
+      <w:hyperlink r:id="rId13">
         <w:r>
           <w:rPr>
             <w:rStyle w:val="Hyperlink"/>
@@ -10802,49 +10255,66 @@
     </w:p>
     <w:p>
       <w:pPr>
-        <w:pStyle w:val="SourceCode"/>
-      </w:pPr>
-      <w:r>
-        <w:rPr>
-          <w:rStyle w:val="VerbatimChar"/>
-        </w:rPr>
-        <w:t xml:space="preserve">        A ───── B</w:t>
-      </w:r>
-      <w:r>
-        <w:br/>
-      </w:r>
-      <w:r>
-        <w:rPr>
-          <w:rStyle w:val="VerbatimChar"/>
-        </w:rPr>
-        <w:t xml:space="preserve">        │ 5     │ 2</w:t>
-      </w:r>
-      <w:r>
-        <w:br/>
-      </w:r>
-      <w:r>
-        <w:rPr>
-          <w:rStyle w:val="VerbatimChar"/>
-        </w:rPr>
-        <w:t xml:space="preserve">        │       │</w:t>
-      </w:r>
-      <w:r>
-        <w:br/>
-      </w:r>
-      <w:r>
-        <w:rPr>
-          <w:rStyle w:val="VerbatimChar"/>
-        </w:rPr>
-        <w:t xml:space="preserve">        C ───── D</w:t>
-      </w:r>
-      <w:r>
-        <w:br/>
-      </w:r>
-      <w:r>
-        <w:rPr>
-          <w:rStyle w:val="VerbatimChar"/>
-        </w:rPr>
-        <w:t xml:space="preserve">           1        (costes: A-C=5, A-B=5, B-D=2, C-D=1)</w:t>
+        <w:pStyle w:val="CaptionedFigure"/>
+      </w:pPr>
+      <w:r>
+        <w:drawing>
+          <wp:inline>
+            <wp:extent cx="5334000" cy="3098997"/>
+            <wp:effectExtent b="0" l="0" r="0" t="0"/>
+            <wp:docPr descr="Topología A-B-C-D: OSPF elige A→C→D (coste 6) frente a A→B→D (coste 7)" title="" id="84" name="Picture"/>
+            <a:graphic>
+              <a:graphicData uri="http://schemas.openxmlformats.org/drawingml/2006/picture">
+                <pic:pic>
+                  <pic:nvPicPr>
+                    <pic:cNvPr descr="public/diagrams/u09-coste-ruta.svg" id="85" name="Picture"/>
+                    <pic:cNvPicPr>
+                      <a:picLocks noChangeArrowheads="1" noChangeAspect="1"/>
+                    </pic:cNvPicPr>
+                  </pic:nvPicPr>
+                  <pic:blipFill>
+                    <a:blip>
+                      <a:extLst>
+                        <a:ext uri="{28A0092B-C50C-407E-A947-70E740481C1C}">
+                          <a14:useLocalDpi xmlns:a14="http://schemas.microsoft.com/office/drawing/2010/main" val="0"/>
+                        </a:ext>
+                        <a:ext uri="{96DAC541-7B7A-43D3-8B79-37D633B846F1}">
+                          <asvg:svgBlip xmlns:asvg="http://schemas.microsoft.com/office/drawing/2016/SVG/main" r:embed="rId51"/>
+                        </a:ext>
+                      </a:extLst>
+                    </a:blip>
+                    <a:stretch>
+                      <a:fillRect/>
+                    </a:stretch>
+                  </pic:blipFill>
+                  <pic:spPr bwMode="auto">
+                    <a:xfrm>
+                      <a:off x="0" y="0"/>
+                      <a:ext cx="5334000" cy="3098997"/>
+                    </a:xfrm>
+                    <a:prstGeom prst="rect">
+                      <a:avLst/>
+                    </a:prstGeom>
+                    <a:noFill/>
+                    <a:ln w="9525">
+                      <a:noFill/>
+                      <a:headEnd/>
+                      <a:tailEnd/>
+                    </a:ln>
+                  </pic:spPr>
+                </pic:pic>
+              </a:graphicData>
+            </a:graphic>
+          </wp:inline>
+        </w:drawing>
+      </w:r>
+    </w:p>
+    <w:p>
+      <w:pPr>
+        <w:pStyle w:val="ImageCaption"/>
+      </w:pPr>
+      <w:r>
+        <w:t xml:space="preserve">Topología A-B-C-D: OSPF elige A→C→D (coste 6) frente a A→B→D (coste 7)</w:t>
       </w:r>
     </w:p>
     <w:p>
@@ -10904,8 +10374,8 @@
         </w:pict>
       </w:r>
     </w:p>
-    <w:bookmarkEnd w:id="83"/>
-    <w:bookmarkStart w:id="84" w:name="controlar-el-coste-a-mano"/>
+    <w:bookmarkEnd w:id="86"/>
+    <w:bookmarkStart w:id="87" w:name="controlar-el-coste-a-mano"/>
     <w:p>
       <w:pPr>
         <w:pStyle w:val="Heading2"/>
@@ -11097,8 +10567,8 @@
         </w:pict>
       </w:r>
     </w:p>
-    <w:bookmarkEnd w:id="84"/>
-    <w:bookmarkStart w:id="85" w:name="un-caso-completo-de-extremo-a-extremo"/>
+    <w:bookmarkEnd w:id="87"/>
+    <w:bookmarkStart w:id="88" w:name="un-caso-completo-de-extremo-a-extremo"/>
     <w:p>
       <w:pPr>
         <w:pStyle w:val="Heading2"/>
@@ -11368,7 +10838,7 @@
       <w:r>
         <w:t xml:space="preserve"> </w:t>
       </w:r>
-      <w:hyperlink r:id="rId30">
+      <w:hyperlink r:id="rId19">
         <w:r>
           <w:rPr>
             <w:rStyle w:val="Hyperlink"/>
@@ -11386,13 +10856,7 @@
         <w:t xml:space="preserve"> </w:t>
       </w:r>
       <w:r>
-        <w:t xml:space="preserve">“</w:t>
-      </w:r>
-      <w:r>
-        <w:t xml:space="preserve">forzar una ruta alternativa</w:t>
-      </w:r>
-      <w:r>
-        <w:t xml:space="preserve">”</w:t>
+        <w:t xml:space="preserve">“forzar una ruta alternativa”</w:t>
       </w:r>
       <w:r>
         <w:t xml:space="preserve">.</w:t>
@@ -11405,8 +10869,8 @@
         </w:pict>
       </w:r>
     </w:p>
-    <w:bookmarkEnd w:id="85"/>
-    <w:bookmarkStart w:id="86" w:name="mini-chequeo-5"/>
+    <w:bookmarkEnd w:id="88"/>
+    <w:bookmarkStart w:id="89" w:name="mini-chequeo-5"/>
     <w:p>
       <w:pPr>
         <w:pStyle w:val="Heading2"/>
@@ -11627,8 +11091,8 @@
         </w:pict>
       </w:r>
     </w:p>
-    <w:bookmarkEnd w:id="86"/>
-    <w:bookmarkStart w:id="87" w:name="resumen-en-3-frases-5"/>
+    <w:bookmarkEnd w:id="89"/>
+    <w:bookmarkStart w:id="90" w:name="resumen-en-3-frases-5"/>
     <w:p>
       <w:pPr>
         <w:pStyle w:val="Heading2"/>
@@ -11728,8 +11192,8 @@
         <w:t xml:space="preserve">.</w:t>
       </w:r>
     </w:p>
-    <w:bookmarkEnd w:id="87"/>
-    <w:bookmarkStart w:id="88" w:name="vocabulario-rápido-5"/>
+    <w:bookmarkEnd w:id="90"/>
+    <w:bookmarkStart w:id="91" w:name="vocabulario-rápido-5"/>
     <w:p>
       <w:pPr>
         <w:pStyle w:val="Heading2"/>
@@ -11742,7 +11206,6 @@
       <w:tblPr>
         <w:tblStyle w:val="Table"/>
         <w:tblW w:type="pct" w:w="5000"/>
-        <w:jc w:val="left"/>
         <w:tblLayout w:type="fixed"/>
         <w:tblLook w:firstRow="1" w:lastRow="0" w:firstColumn="0" w:lastColumn="0" w:noHBand="0" w:noVBand="0" w:val="0020"/>
       </w:tblPr>
@@ -11759,7 +11222,6 @@
           <w:p>
             <w:pPr>
               <w:pStyle w:val="Compact"/>
-              <w:jc w:val="left"/>
             </w:pPr>
             <w:r>
               <w:t xml:space="preserve">Término</w:t>
@@ -11771,7 +11233,6 @@
           <w:p>
             <w:pPr>
               <w:pStyle w:val="Compact"/>
-              <w:jc w:val="left"/>
             </w:pPr>
             <w:r>
               <w:t xml:space="preserve">Idea general</w:t>
@@ -11785,7 +11246,6 @@
           <w:p>
             <w:pPr>
               <w:pStyle w:val="Compact"/>
-              <w:jc w:val="left"/>
             </w:pPr>
             <w:r>
               <w:t xml:space="preserve">Coste OSPF</w:t>
@@ -11797,7 +11257,6 @@
           <w:p>
             <w:pPr>
               <w:pStyle w:val="Compact"/>
-              <w:jc w:val="left"/>
             </w:pPr>
             <w:r>
               <w:t xml:space="preserve">Métrica del enlace (10⁸ / ancho de banda)</w:t>
@@ -11811,7 +11270,6 @@
           <w:p>
             <w:pPr>
               <w:pStyle w:val="Compact"/>
-              <w:jc w:val="left"/>
             </w:pPr>
             <w:r>
               <w:t xml:space="preserve">Coste acumulado</w:t>
@@ -11823,7 +11281,6 @@
           <w:p>
             <w:pPr>
               <w:pStyle w:val="Compact"/>
-              <w:jc w:val="left"/>
             </w:pPr>
             <w:r>
               <w:t xml:space="preserve">Suma de costes de todos los enlaces del camino</w:t>
@@ -11837,7 +11294,6 @@
           <w:p>
             <w:pPr>
               <w:pStyle w:val="Compact"/>
-              <w:jc w:val="left"/>
             </w:pPr>
             <w:r>
               <w:t xml:space="preserve">ip ospf cost</w:t>
@@ -11849,7 +11305,6 @@
           <w:p>
             <w:pPr>
               <w:pStyle w:val="Compact"/>
-              <w:jc w:val="left"/>
             </w:pPr>
             <w:r>
               <w:t xml:space="preserve">Comando para fijar el coste de una interfaz</w:t>
@@ -11863,7 +11318,6 @@
           <w:p>
             <w:pPr>
               <w:pStyle w:val="Compact"/>
-              <w:jc w:val="left"/>
             </w:pPr>
             <w:r>
               <w:t xml:space="preserve">auto-cost reference-bandwidth</w:t>
@@ -11875,7 +11329,6 @@
           <w:p>
             <w:pPr>
               <w:pStyle w:val="Compact"/>
-              <w:jc w:val="left"/>
             </w:pPr>
             <w:r>
               <w:t xml:space="preserve">Ancho de banda de referencia para calcular costes</w:t>
@@ -11889,7 +11342,6 @@
           <w:p>
             <w:pPr>
               <w:pStyle w:val="Compact"/>
-              <w:jc w:val="left"/>
             </w:pPr>
             <w:r>
               <w:t xml:space="preserve">Ancho de banda de referencia</w:t>
@@ -11901,7 +11353,6 @@
           <w:p>
             <w:pPr>
               <w:pStyle w:val="Compact"/>
-              <w:jc w:val="left"/>
             </w:pPr>
             <w:r>
               <w:t xml:space="preserve">Velocidad a la que OSPF le asigna coste 1 (10⁸ bps)</w:t>
@@ -11927,7 +11378,7 @@
       <w:r>
         <w:t xml:space="preserve"> </w:t>
       </w:r>
-      <w:hyperlink r:id="rId46">
+      <w:hyperlink r:id="rId35">
         <w:r>
           <w:rPr>
             <w:rStyle w:val="Hyperlink"/>
@@ -11954,7 +11405,7 @@
       <w:r>
         <w:t xml:space="preserve"> </w:t>
       </w:r>
-      <w:hyperlink r:id="rId26">
+      <w:hyperlink r:id="rId15">
         <w:r>
           <w:rPr>
             <w:rStyle w:val="Hyperlink"/>
@@ -11981,7 +11432,7 @@
       <w:r>
         <w:t xml:space="preserve"> </w:t>
       </w:r>
-      <w:hyperlink r:id="rId28">
+      <w:hyperlink r:id="rId17">
         <w:r>
           <w:rPr>
             <w:rStyle w:val="Hyperlink"/>
@@ -11990,9 +11441,9 @@
         </w:r>
       </w:hyperlink>
     </w:p>
-    <w:bookmarkEnd w:id="88"/>
-    <w:bookmarkEnd w:id="89"/>
-    <w:bookmarkStart w:id="97" w:name="configuración-ospf"/>
+    <w:bookmarkEnd w:id="91"/>
+    <w:bookmarkEnd w:id="92"/>
+    <w:bookmarkStart w:id="100" w:name="configuración-ospf"/>
     <w:p>
       <w:pPr>
         <w:pStyle w:val="Heading1"/>
@@ -12056,7 +11507,7 @@
         </w:pict>
       </w:r>
     </w:p>
-    <w:bookmarkStart w:id="90" w:name="la-idea-en-una-frase-6"/>
+    <w:bookmarkStart w:id="93" w:name="la-idea-en-una-frase-6"/>
     <w:p>
       <w:pPr>
         <w:pStyle w:val="Heading2"/>
@@ -12095,7 +11546,7 @@
       <w:r>
         <w:t xml:space="preserve"> </w:t>
       </w:r>
-      <w:hyperlink r:id="rId29">
+      <w:hyperlink r:id="rId18">
         <w:r>
           <w:rPr>
             <w:rStyle w:val="Hyperlink"/>
@@ -12114,8 +11565,8 @@
         </w:pict>
       </w:r>
     </w:p>
-    <w:bookmarkEnd w:id="90"/>
-    <w:bookmarkStart w:id="91" w:name="configuración-mínima"/>
+    <w:bookmarkEnd w:id="93"/>
+    <w:bookmarkStart w:id="94" w:name="configuración-mínima"/>
     <w:p>
       <w:pPr>
         <w:pStyle w:val="Heading2"/>
@@ -12339,7 +11790,7 @@
       <w:r>
         <w:t xml:space="preserve"> </w:t>
       </w:r>
-      <w:hyperlink r:id="rId24">
+      <w:hyperlink r:id="rId13">
         <w:r>
           <w:rPr>
             <w:rStyle w:val="Hyperlink"/>
@@ -12482,13 +11933,7 @@
         <w:t xml:space="preserve"> </w:t>
       </w:r>
       <w:r>
-        <w:t xml:space="preserve">“</w:t>
-      </w:r>
-      <w:r>
-        <w:t xml:space="preserve">no levanta vecindad</w:t>
-      </w:r>
-      <w:r>
-        <w:t xml:space="preserve">”</w:t>
+        <w:t xml:space="preserve">“no levanta vecindad”</w:t>
       </w:r>
       <w:r>
         <w:t xml:space="preserve">.</w:t>
@@ -12501,8 +11946,8 @@
         </w:pict>
       </w:r>
     </w:p>
-    <w:bookmarkEnd w:id="91"/>
-    <w:bookmarkStart w:id="92" w:name="configuración-multiárea"/>
+    <w:bookmarkEnd w:id="94"/>
+    <w:bookmarkStart w:id="95" w:name="configuración-multiárea"/>
     <w:p>
       <w:pPr>
         <w:pStyle w:val="Heading2"/>
@@ -12537,7 +11982,7 @@
       <w:r>
         <w:t xml:space="preserve"> </w:t>
       </w:r>
-      <w:hyperlink r:id="rId25">
+      <w:hyperlink r:id="rId14">
         <w:r>
           <w:rPr>
             <w:rStyle w:val="Hyperlink"/>
@@ -12810,7 +12255,7 @@
       <w:r>
         <w:t xml:space="preserve"> </w:t>
       </w:r>
-      <w:hyperlink r:id="rId25">
+      <w:hyperlink r:id="rId14">
         <w:r>
           <w:rPr>
             <w:rStyle w:val="Hyperlink"/>
@@ -12832,8 +12277,8 @@
         </w:pict>
       </w:r>
     </w:p>
-    <w:bookmarkEnd w:id="92"/>
-    <w:bookmarkStart w:id="93" w:name="verificación-inicial"/>
+    <w:bookmarkEnd w:id="95"/>
+    <w:bookmarkStart w:id="96" w:name="verificación-inicial"/>
     <w:p>
       <w:pPr>
         <w:pStyle w:val="Heading2"/>
@@ -13038,7 +12483,7 @@
       <w:r>
         <w:t xml:space="preserve"> </w:t>
       </w:r>
-      <w:hyperlink r:id="rId26">
+      <w:hyperlink r:id="rId15">
         <w:r>
           <w:rPr>
             <w:rStyle w:val="Hyperlink"/>
@@ -13113,7 +12558,7 @@
       <w:r>
         <w:t xml:space="preserve"> </w:t>
       </w:r>
-      <w:hyperlink r:id="rId29">
+      <w:hyperlink r:id="rId18">
         <w:r>
           <w:rPr>
             <w:rStyle w:val="Hyperlink"/>
@@ -13132,8 +12577,8 @@
         </w:pict>
       </w:r>
     </w:p>
-    <w:bookmarkEnd w:id="93"/>
-    <w:bookmarkStart w:id="94" w:name="mini-chequeo-6"/>
+    <w:bookmarkEnd w:id="96"/>
+    <w:bookmarkStart w:id="97" w:name="mini-chequeo-6"/>
     <w:p>
       <w:pPr>
         <w:pStyle w:val="Heading2"/>
@@ -13232,13 +12677,7 @@
         <w:t xml:space="preserve"> </w:t>
       </w:r>
       <w:r>
-        <w:t xml:space="preserve">“</w:t>
-      </w:r>
-      <w:r>
-        <w:t xml:space="preserve">grupo</w:t>
-      </w:r>
-      <w:r>
-        <w:t xml:space="preserve">”</w:t>
+        <w:t xml:space="preserve">“grupo”</w:t>
       </w:r>
       <w:r>
         <w:t xml:space="preserve"> </w:t>
@@ -13298,8 +12737,8 @@
         </w:pict>
       </w:r>
     </w:p>
-    <w:bookmarkEnd w:id="94"/>
-    <w:bookmarkStart w:id="95" w:name="resumen-en-3-frases-6"/>
+    <w:bookmarkEnd w:id="97"/>
+    <w:bookmarkStart w:id="98" w:name="resumen-en-3-frases-6"/>
     <w:p>
       <w:pPr>
         <w:pStyle w:val="Heading2"/>
@@ -13441,8 +12880,8 @@
         <w:t xml:space="preserve">.</w:t>
       </w:r>
     </w:p>
-    <w:bookmarkEnd w:id="95"/>
-    <w:bookmarkStart w:id="96" w:name="vocabulario-rápido-6"/>
+    <w:bookmarkEnd w:id="98"/>
+    <w:bookmarkStart w:id="99" w:name="vocabulario-rápido-6"/>
     <w:p>
       <w:pPr>
         <w:pStyle w:val="Heading2"/>
@@ -13455,7 +12894,6 @@
       <w:tblPr>
         <w:tblStyle w:val="Table"/>
         <w:tblW w:type="pct" w:w="5000"/>
-        <w:jc w:val="left"/>
         <w:tblLayout w:type="fixed"/>
         <w:tblLook w:firstRow="1" w:lastRow="0" w:firstColumn="0" w:lastColumn="0" w:noHBand="0" w:noVBand="0" w:val="0020"/>
       </w:tblPr>
@@ -13472,7 +12910,6 @@
           <w:p>
             <w:pPr>
               <w:pStyle w:val="Compact"/>
-              <w:jc w:val="left"/>
             </w:pPr>
             <w:r>
               <w:t xml:space="preserve">Término</w:t>
@@ -13484,7 +12921,6 @@
           <w:p>
             <w:pPr>
               <w:pStyle w:val="Compact"/>
-              <w:jc w:val="left"/>
             </w:pPr>
             <w:r>
               <w:t xml:space="preserve">Idea general</w:t>
@@ -13498,7 +12934,6 @@
           <w:p>
             <w:pPr>
               <w:pStyle w:val="Compact"/>
-              <w:jc w:val="left"/>
             </w:pPr>
             <w:r>
               <w:t xml:space="preserve">Process ID</w:t>
@@ -13510,7 +12945,6 @@
           <w:p>
             <w:pPr>
               <w:pStyle w:val="Compact"/>
-              <w:jc w:val="left"/>
             </w:pPr>
             <w:r>
               <w:t xml:space="preserve">Número del proceso OSPF (local al router)</w:t>
@@ -13524,7 +12958,6 @@
           <w:p>
             <w:pPr>
               <w:pStyle w:val="Compact"/>
-              <w:jc w:val="left"/>
             </w:pPr>
             <w:r>
               <w:t xml:space="preserve">Wildcard</w:t>
@@ -13536,7 +12969,6 @@
           <w:p>
             <w:pPr>
               <w:pStyle w:val="Compact"/>
-              <w:jc w:val="left"/>
             </w:pPr>
             <w:r>
               <w:t xml:space="preserve">Máscara invertida para</w:t>
@@ -13565,7 +12997,6 @@
           <w:p>
             <w:pPr>
               <w:pStyle w:val="Compact"/>
-              <w:jc w:val="left"/>
             </w:pPr>
             <w:r>
               <w:t xml:space="preserve">ABR</w:t>
@@ -13577,7 +13008,6 @@
           <w:p>
             <w:pPr>
               <w:pStyle w:val="Compact"/>
-              <w:jc w:val="left"/>
             </w:pPr>
             <w:r>
               <w:t xml:space="preserve">Router con interfaces en Área 0 y otra área</w:t>
@@ -13591,7 +13021,6 @@
           <w:p>
             <w:pPr>
               <w:pStyle w:val="Compact"/>
-              <w:jc w:val="left"/>
             </w:pPr>
             <w:r>
               <w:t xml:space="preserve">show ip ospf neighbor</w:t>
@@ -13603,7 +13032,6 @@
           <w:p>
             <w:pPr>
               <w:pStyle w:val="Compact"/>
-              <w:jc w:val="left"/>
             </w:pPr>
             <w:r>
               <w:t xml:space="preserve">Comando para ver vecinos y estados de adyacencia</w:t>
@@ -13617,7 +13045,6 @@
           <w:p>
             <w:pPr>
               <w:pStyle w:val="Compact"/>
-              <w:jc w:val="left"/>
             </w:pPr>
             <w:r>
               <w:t xml:space="preserve">Estado FULL</w:t>
@@ -13629,7 +13056,6 @@
           <w:p>
             <w:pPr>
               <w:pStyle w:val="Compact"/>
-              <w:jc w:val="left"/>
             </w:pPr>
             <w:r>
               <w:t xml:space="preserve">Adyacencia completa con intercambio de LSAs</w:t>
@@ -13655,7 +13081,7 @@
       <w:r>
         <w:t xml:space="preserve"> </w:t>
       </w:r>
-      <w:hyperlink r:id="rId46">
+      <w:hyperlink r:id="rId35">
         <w:r>
           <w:rPr>
             <w:rStyle w:val="Hyperlink"/>
@@ -13682,7 +13108,7 @@
       <w:r>
         <w:t xml:space="preserve"> </w:t>
       </w:r>
-      <w:hyperlink r:id="rId27">
+      <w:hyperlink r:id="rId16">
         <w:r>
           <w:rPr>
             <w:rStyle w:val="Hyperlink"/>
@@ -13709,7 +13135,7 @@
       <w:r>
         <w:t xml:space="preserve"> </w:t>
       </w:r>
-      <w:hyperlink r:id="rId29">
+      <w:hyperlink r:id="rId18">
         <w:r>
           <w:rPr>
             <w:rStyle w:val="Hyperlink"/>
@@ -13718,9 +13144,9 @@
         </w:r>
       </w:hyperlink>
     </w:p>
-    <w:bookmarkEnd w:id="96"/>
-    <w:bookmarkEnd w:id="97"/>
-    <w:bookmarkStart w:id="106" w:name="ruta-por-defecto-y-diagnóstico"/>
+    <w:bookmarkEnd w:id="99"/>
+    <w:bookmarkEnd w:id="100"/>
+    <w:bookmarkStart w:id="112" w:name="ruta-por-defecto-y-diagnóstico"/>
     <w:p>
       <w:pPr>
         <w:pStyle w:val="Heading1"/>
@@ -13784,7 +13210,7 @@
         </w:pict>
       </w:r>
     </w:p>
-    <w:bookmarkStart w:id="98" w:name="la-idea-en-una-frase-7"/>
+    <w:bookmarkStart w:id="101" w:name="la-idea-en-una-frase-7"/>
     <w:p>
       <w:pPr>
         <w:pStyle w:val="Heading2"/>
@@ -13860,21 +13286,7 @@
           <w:i/>
           <w:iCs/>
         </w:rPr>
-        <w:t xml:space="preserve">“</w:t>
-      </w:r>
-      <w:r>
-        <w:rPr>
-          <w:i/>
-          <w:iCs/>
-        </w:rPr>
-        <w:t xml:space="preserve">OSPF no levanta</w:t>
-      </w:r>
-      <w:r>
-        <w:rPr>
-          <w:i/>
-          <w:iCs/>
-        </w:rPr>
-        <w:t xml:space="preserve">”</w:t>
+        <w:t xml:space="preserve">“OSPF no levanta”</w:t>
       </w:r>
       <w:r>
         <w:t xml:space="preserve">.</w:t>
@@ -13887,8 +13299,8 @@
         </w:pict>
       </w:r>
     </w:p>
-    <w:bookmarkEnd w:id="98"/>
-    <w:bookmarkStart w:id="99" w:name="propagar-la-ruta-por-defecto"/>
+    <w:bookmarkEnd w:id="101"/>
+    <w:bookmarkStart w:id="102" w:name="propagar-la-ruta-por-defecto"/>
     <w:p>
       <w:pPr>
         <w:pStyle w:val="Heading2"/>
@@ -13907,7 +13319,7 @@
       <w:r>
         <w:t xml:space="preserve"> </w:t>
       </w:r>
-      <w:hyperlink r:id="rId20">
+      <w:hyperlink r:id="rId9">
         <w:r>
           <w:rPr>
             <w:rStyle w:val="Hyperlink"/>
@@ -14069,13 +13481,7 @@
         <w:t xml:space="preserve"> </w:t>
       </w:r>
       <w:r>
-        <w:t xml:space="preserve">“</w:t>
-      </w:r>
-      <w:r>
-        <w:t xml:space="preserve">para salir a Internet, ve hacia el ASBR</w:t>
-      </w:r>
-      <w:r>
-        <w:t xml:space="preserve">”</w:t>
+        <w:t xml:space="preserve">“para salir a Internet, ve hacia el ASBR”</w:t>
       </w:r>
       <w:r>
         <w:t xml:space="preserve">. Es la diferencia entre configurar 20 routers a mano y configurar uno.</w:t>
@@ -14173,8 +13579,8 @@
         </w:pict>
       </w:r>
     </w:p>
-    <w:bookmarkEnd w:id="99"/>
-    <w:bookmarkStart w:id="100" w:name="escalera-de-diagnóstico"/>
+    <w:bookmarkEnd w:id="102"/>
+    <w:bookmarkStart w:id="106" w:name="escalera-de-diagnóstico"/>
     <w:p>
       <w:pPr>
         <w:pStyle w:val="Heading2"/>
@@ -14206,54 +13612,71 @@
     </w:p>
     <w:p>
       <w:pPr>
-        <w:pStyle w:val="SourceCode"/>
-      </w:pPr>
-      <w:r>
-        <w:rPr>
-          <w:rStyle w:val="VerbatimChar"/>
-        </w:rPr>
-        <w:t xml:space="preserve">Paso 1  ping / show ip interface brief   → ¿hay conectividad capa 3?</w:t>
-      </w:r>
-      <w:r>
-        <w:br/>
-      </w:r>
-      <w:r>
-        <w:rPr>
-          <w:rStyle w:val="VerbatimChar"/>
-        </w:rPr>
-        <w:t xml:space="preserve">Paso 2  show ip protocols                → ¿OSPF arranca y declara las redes?</w:t>
-      </w:r>
-      <w:r>
-        <w:br/>
-      </w:r>
-      <w:r>
-        <w:rPr>
-          <w:rStyle w:val="VerbatimChar"/>
-        </w:rPr>
-        <w:t xml:space="preserve">Paso 3  show ip ospf neighbor            → ¿hay vecinos? ¿están en FULL?</w:t>
-      </w:r>
-      <w:r>
-        <w:br/>
-      </w:r>
-      <w:r>
-        <w:rPr>
-          <w:rStyle w:val="VerbatimChar"/>
-        </w:rPr>
-        <w:t xml:space="preserve">Paso 4  show ip ospf database            → ¿la LSDB tiene los LSAs de todos?</w:t>
-      </w:r>
-      <w:r>
-        <w:br/>
-      </w:r>
-      <w:r>
-        <w:rPr>
-          <w:rStyle w:val="VerbatimChar"/>
-        </w:rPr>
-        <w:t xml:space="preserve">Paso 5  show ip route ospf               → ¿aparecen las rutas (prefijo O)?</w:t>
-      </w:r>
-    </w:p>
-    <w:p>
-      <w:pPr>
-        <w:pStyle w:val="FirstParagraph"/>
+        <w:pStyle w:val="CaptionedFigure"/>
+      </w:pPr>
+      <w:r>
+        <w:drawing>
+          <wp:inline>
+            <wp:extent cx="5334000" cy="3468795"/>
+            <wp:effectExtent b="0" l="0" r="0" t="0"/>
+            <wp:docPr descr="Escalera de diagnóstico OSPF: de lo físico (abajo) a lo lógico (arriba)" title="" id="104" name="Picture"/>
+            <a:graphic>
+              <a:graphicData uri="http://schemas.openxmlformats.org/drawingml/2006/picture">
+                <pic:pic>
+                  <pic:nvPicPr>
+                    <pic:cNvPr descr="public/diagrams/u09-escalera-ospf.svg" id="105" name="Picture"/>
+                    <pic:cNvPicPr>
+                      <a:picLocks noChangeArrowheads="1" noChangeAspect="1"/>
+                    </pic:cNvPicPr>
+                  </pic:nvPicPr>
+                  <pic:blipFill>
+                    <a:blip>
+                      <a:extLst>
+                        <a:ext uri="{28A0092B-C50C-407E-A947-70E740481C1C}">
+                          <a14:useLocalDpi xmlns:a14="http://schemas.microsoft.com/office/drawing/2010/main" val="0"/>
+                        </a:ext>
+                        <a:ext uri="{96DAC541-7B7A-43D3-8B79-37D633B846F1}">
+                          <asvg:svgBlip xmlns:asvg="http://schemas.microsoft.com/office/drawing/2016/SVG/main" r:embed="rId103"/>
+                        </a:ext>
+                      </a:extLst>
+                    </a:blip>
+                    <a:stretch>
+                      <a:fillRect/>
+                    </a:stretch>
+                  </pic:blipFill>
+                  <pic:spPr bwMode="auto">
+                    <a:xfrm>
+                      <a:off x="0" y="0"/>
+                      <a:ext cx="5334000" cy="3468795"/>
+                    </a:xfrm>
+                    <a:prstGeom prst="rect">
+                      <a:avLst/>
+                    </a:prstGeom>
+                    <a:noFill/>
+                    <a:ln w="9525">
+                      <a:noFill/>
+                      <a:headEnd/>
+                      <a:tailEnd/>
+                    </a:ln>
+                  </pic:spPr>
+                </pic:pic>
+              </a:graphicData>
+            </a:graphic>
+          </wp:inline>
+        </w:drawing>
+      </w:r>
+    </w:p>
+    <w:p>
+      <w:pPr>
+        <w:pStyle w:val="ImageCaption"/>
+      </w:pPr>
+      <w:r>
+        <w:t xml:space="preserve">Escalera de diagnóstico OSPF: de lo físico (abajo) a lo lógico (arriba)</w:t>
+      </w:r>
+    </w:p>
+    <w:p>
+      <w:pPr>
+        <w:pStyle w:val="BodyText"/>
       </w:pPr>
       <w:r>
         <w:rPr>
@@ -14274,21 +13697,7 @@
           <w:b/>
           <w:bCs/>
         </w:rPr>
-        <w:t xml:space="preserve">“</w:t>
-      </w:r>
-      <w:r>
-        <w:rPr>
-          <w:b/>
-          <w:bCs/>
-        </w:rPr>
-        <w:t xml:space="preserve">no forma vecindad</w:t>
-      </w:r>
-      <w:r>
-        <w:rPr>
-          <w:b/>
-          <w:bCs/>
-        </w:rPr>
-        <w:t xml:space="preserve">”</w:t>
+        <w:t xml:space="preserve">“no forma vecindad”</w:t>
       </w:r>
       <w:r>
         <w:t xml:space="preserve"> </w:t>
@@ -14301,7 +13710,6 @@
       <w:tblPr>
         <w:tblStyle w:val="Table"/>
         <w:tblW w:type="pct" w:w="5000"/>
-        <w:jc w:val="left"/>
         <w:tblLayout w:type="fixed"/>
         <w:tblLook w:firstRow="1" w:lastRow="0" w:firstColumn="0" w:lastColumn="0" w:noHBand="0" w:noVBand="0" w:val="0020"/>
       </w:tblPr>
@@ -14318,7 +13726,6 @@
           <w:p>
             <w:pPr>
               <w:pStyle w:val="Compact"/>
-              <w:jc w:val="left"/>
             </w:pPr>
             <w:r>
               <w:t xml:space="preserve">Causa</w:t>
@@ -14330,7 +13737,6 @@
           <w:p>
             <w:pPr>
               <w:pStyle w:val="Compact"/>
-              <w:jc w:val="left"/>
             </w:pPr>
             <w:r>
               <w:t xml:space="preserve">Comando que lo delata</w:t>
@@ -14344,7 +13750,6 @@
           <w:p>
             <w:pPr>
               <w:pStyle w:val="Compact"/>
-              <w:jc w:val="left"/>
             </w:pPr>
             <w:r>
               <w:t xml:space="preserve">Las IPs no hacen ping (capa 3 rota)</w:t>
@@ -14356,7 +13761,6 @@
           <w:p>
             <w:pPr>
               <w:pStyle w:val="Compact"/>
-              <w:jc w:val="left"/>
             </w:pPr>
             <w:r>
               <w:rPr>
@@ -14379,7 +13783,6 @@
           <w:p>
             <w:pPr>
               <w:pStyle w:val="Compact"/>
-              <w:jc w:val="left"/>
             </w:pPr>
             <w:r>
               <w:t xml:space="preserve">El área no coincide entre vecinos</w:t>
@@ -14391,7 +13794,6 @@
           <w:p>
             <w:pPr>
               <w:pStyle w:val="Compact"/>
-              <w:jc w:val="left"/>
             </w:pPr>
             <w:r>
               <w:rPr>
@@ -14423,7 +13825,6 @@
           <w:p>
             <w:pPr>
               <w:pStyle w:val="Compact"/>
-              <w:jc w:val="left"/>
             </w:pPr>
             <w:r>
               <w:t xml:space="preserve">Router ID duplicado</w:t>
@@ -14435,7 +13836,6 @@
           <w:p>
             <w:pPr>
               <w:pStyle w:val="Compact"/>
-              <w:jc w:val="left"/>
             </w:pPr>
             <w:r>
               <w:t xml:space="preserve">Vecinos que aparecen y desaparecen</w:t>
@@ -14449,7 +13849,6 @@
           <w:p>
             <w:pPr>
               <w:pStyle w:val="Compact"/>
-              <w:jc w:val="left"/>
             </w:pPr>
             <w:r>
               <w:t xml:space="preserve">ACL bloqueando OSPF (protocolo 89)</w:t>
@@ -14461,7 +13860,6 @@
           <w:p>
             <w:pPr>
               <w:pStyle w:val="Compact"/>
-              <w:jc w:val="left"/>
             </w:pPr>
             <w:r>
               <w:rPr>
@@ -14484,7 +13882,6 @@
           <w:p>
             <w:pPr>
               <w:pStyle w:val="Compact"/>
-              <w:jc w:val="left"/>
             </w:pPr>
             <w:r>
               <w:t xml:space="preserve">Red no declarada con</w:t>
@@ -14511,7 +13908,6 @@
           <w:p>
             <w:pPr>
               <w:pStyle w:val="Compact"/>
-              <w:jc w:val="left"/>
             </w:pPr>
             <w:r>
               <w:rPr>
@@ -14534,7 +13930,6 @@
           <w:p>
             <w:pPr>
               <w:pStyle w:val="Compact"/>
-              <w:jc w:val="left"/>
             </w:pPr>
             <w:r>
               <w:t xml:space="preserve">Hello/Dead timers distintos</w:t>
@@ -14546,7 +13941,6 @@
           <w:p>
             <w:pPr>
               <w:pStyle w:val="Compact"/>
-              <w:jc w:val="left"/>
             </w:pPr>
             <w:r>
               <w:rPr>
@@ -14696,8 +14090,8 @@
         </w:pict>
       </w:r>
     </w:p>
-    <w:bookmarkEnd w:id="100"/>
-    <w:bookmarkStart w:id="101" w:name="comandos-de-verificación-completos"/>
+    <w:bookmarkEnd w:id="106"/>
+    <w:bookmarkStart w:id="107" w:name="comandos-de-verificación-completos"/>
     <w:p>
       <w:pPr>
         <w:pStyle w:val="Heading2"/>
@@ -14921,7 +14315,7 @@
       <w:r>
         <w:t xml:space="preserve"> </w:t>
       </w:r>
-      <w:hyperlink r:id="rId30">
+      <w:hyperlink r:id="rId19">
         <w:r>
           <w:rPr>
             <w:rStyle w:val="Hyperlink"/>
@@ -14943,8 +14337,8 @@
         </w:pict>
       </w:r>
     </w:p>
-    <w:bookmarkEnd w:id="101"/>
-    <w:bookmarkStart w:id="102" w:name="leer-la-tabla-de-rutas-ospf"/>
+    <w:bookmarkEnd w:id="107"/>
+    <w:bookmarkStart w:id="108" w:name="leer-la-tabla-de-rutas-ospf"/>
     <w:p>
       <w:pPr>
         <w:pStyle w:val="Heading2"/>
@@ -14977,7 +14371,6 @@
       <w:tblPr>
         <w:tblStyle w:val="Table"/>
         <w:tblW w:type="pct" w:w="5000"/>
-        <w:jc w:val="left"/>
         <w:tblLayout w:type="fixed"/>
         <w:tblLook w:firstRow="1" w:lastRow="0" w:firstColumn="0" w:lastColumn="0" w:noHBand="0" w:noVBand="0" w:val="0020"/>
       </w:tblPr>
@@ -14994,7 +14387,6 @@
           <w:p>
             <w:pPr>
               <w:pStyle w:val="Compact"/>
-              <w:jc w:val="left"/>
             </w:pPr>
             <w:r>
               <w:t xml:space="preserve">Prefijo</w:t>
@@ -15006,7 +14398,6 @@
           <w:p>
             <w:pPr>
               <w:pStyle w:val="Compact"/>
-              <w:jc w:val="left"/>
             </w:pPr>
             <w:r>
               <w:t xml:space="preserve">Significado</w:t>
@@ -15020,7 +14411,6 @@
           <w:p>
             <w:pPr>
               <w:pStyle w:val="Compact"/>
-              <w:jc w:val="left"/>
             </w:pPr>
             <w:r>
               <w:rPr>
@@ -15035,7 +14425,6 @@
           <w:p>
             <w:pPr>
               <w:pStyle w:val="Compact"/>
-              <w:jc w:val="left"/>
             </w:pPr>
             <w:r>
               <w:t xml:space="preserve">Ruta</w:t>
@@ -15065,7 +14454,6 @@
           <w:p>
             <w:pPr>
               <w:pStyle w:val="Compact"/>
-              <w:jc w:val="left"/>
             </w:pPr>
             <w:r>
               <w:rPr>
@@ -15080,7 +14468,6 @@
           <w:p>
             <w:pPr>
               <w:pStyle w:val="Compact"/>
-              <w:jc w:val="left"/>
             </w:pPr>
             <w:r>
               <w:t xml:space="preserve">Ruta</w:t>
@@ -15110,7 +14497,6 @@
           <w:p>
             <w:pPr>
               <w:pStyle w:val="Compact"/>
-              <w:jc w:val="left"/>
             </w:pPr>
             <w:r>
               <w:rPr>
@@ -15125,7 +14511,6 @@
           <w:p>
             <w:pPr>
               <w:pStyle w:val="Compact"/>
-              <w:jc w:val="left"/>
             </w:pPr>
             <w:r>
               <w:t xml:space="preserve">Ruta externa con</w:t>
@@ -15170,7 +14555,6 @@
           <w:p>
             <w:pPr>
               <w:pStyle w:val="Compact"/>
-              <w:jc w:val="left"/>
             </w:pPr>
             <w:r>
               <w:rPr>
@@ -15200,7 +14584,6 @@
           <w:p>
             <w:pPr>
               <w:pStyle w:val="Compact"/>
-              <w:jc w:val="left"/>
             </w:pPr>
             <w:r>
               <w:t xml:space="preserve">Ruta externa redistribuida (E1 suma el coste interno; E2 no)</w:t>
@@ -15378,7 +14761,7 @@
       <w:r>
         <w:t xml:space="preserve"> </w:t>
       </w:r>
-      <w:hyperlink r:id="rId27">
+      <w:hyperlink r:id="rId16">
         <w:r>
           <w:rPr>
             <w:rStyle w:val="Hyperlink"/>
@@ -15431,8 +14814,8 @@
         </w:pict>
       </w:r>
     </w:p>
-    <w:bookmarkEnd w:id="102"/>
-    <w:bookmarkStart w:id="103" w:name="mini-chequeo-7"/>
+    <w:bookmarkEnd w:id="108"/>
+    <w:bookmarkStart w:id="109" w:name="mini-chequeo-7"/>
     <w:p>
       <w:pPr>
         <w:pStyle w:val="Heading2"/>
@@ -15456,13 +14839,7 @@
         <w:t xml:space="preserve"> </w:t>
       </w:r>
       <w:r>
-        <w:t xml:space="preserve">“</w:t>
-      </w:r>
-      <w:r>
-        <w:t xml:space="preserve">emisor</w:t>
-      </w:r>
-      <w:r>
-        <w:t xml:space="preserve">”</w:t>
+        <w:t xml:space="preserve">“emisor”</w:t>
       </w:r>
       <w:r>
         <w:t xml:space="preserve"> </w:t>
@@ -15674,8 +15051,8 @@
         </w:pict>
       </w:r>
     </w:p>
-    <w:bookmarkEnd w:id="103"/>
-    <w:bookmarkStart w:id="104" w:name="resumen-en-3-frases-7"/>
+    <w:bookmarkEnd w:id="109"/>
+    <w:bookmarkStart w:id="110" w:name="resumen-en-3-frases-7"/>
     <w:p>
       <w:pPr>
         <w:pStyle w:val="Heading2"/>
@@ -15773,20 +15150,14 @@
         <w:t xml:space="preserve"> </w:t>
       </w:r>
       <w:r>
-        <w:t xml:space="preserve">“</w:t>
-      </w:r>
-      <w:r>
-        <w:t xml:space="preserve">no coincide</w:t>
-      </w:r>
-      <w:r>
-        <w:t xml:space="preserve">”</w:t>
+        <w:t xml:space="preserve">“no coincide”</w:t>
       </w:r>
       <w:r>
         <w:t xml:space="preserve">… no es el problema: mira área, timers y ACLs (la wildcard es local).</w:t>
       </w:r>
     </w:p>
-    <w:bookmarkEnd w:id="104"/>
-    <w:bookmarkStart w:id="105" w:name="vocabulario-rápido-7"/>
+    <w:bookmarkEnd w:id="110"/>
+    <w:bookmarkStart w:id="111" w:name="vocabulario-rápido-7"/>
     <w:p>
       <w:pPr>
         <w:pStyle w:val="Heading2"/>
@@ -15799,7 +15170,6 @@
       <w:tblPr>
         <w:tblStyle w:val="Table"/>
         <w:tblW w:type="auto" w:w="0"/>
-        <w:jc w:val="left"/>
         <w:tblLook w:firstRow="1" w:lastRow="0" w:firstColumn="0" w:lastColumn="0" w:noHBand="0" w:noVBand="0" w:val="0020"/>
       </w:tblPr>
       <w:tblGrid>
@@ -15815,7 +15185,6 @@
           <w:p>
             <w:pPr>
               <w:pStyle w:val="Compact"/>
-              <w:jc w:val="left"/>
             </w:pPr>
             <w:r>
               <w:t xml:space="preserve">Término</w:t>
@@ -15827,7 +15196,6 @@
           <w:p>
             <w:pPr>
               <w:pStyle w:val="Compact"/>
-              <w:jc w:val="left"/>
             </w:pPr>
             <w:r>
               <w:t xml:space="preserve">Idea general</w:t>
@@ -15841,7 +15209,6 @@
           <w:p>
             <w:pPr>
               <w:pStyle w:val="Compact"/>
-              <w:jc w:val="left"/>
             </w:pPr>
             <w:r>
               <w:t xml:space="preserve">default-information originate</w:t>
@@ -15853,7 +15220,6 @@
           <w:p>
             <w:pPr>
               <w:pStyle w:val="Compact"/>
-              <w:jc w:val="left"/>
             </w:pPr>
             <w:r>
               <w:t xml:space="preserve">Anuncia la ruta por defecto a OSPF</w:t>
@@ -15867,7 +15233,6 @@
           <w:p>
             <w:pPr>
               <w:pStyle w:val="Compact"/>
-              <w:jc w:val="left"/>
             </w:pPr>
             <w:r>
               <w:t xml:space="preserve">always</w:t>
@@ -15879,7 +15244,6 @@
           <w:p>
             <w:pPr>
               <w:pStyle w:val="Compact"/>
-              <w:jc w:val="left"/>
             </w:pPr>
             <w:r>
               <w:t xml:space="preserve">Fuerza el anuncio aunque no exista la ruta local</w:t>
@@ -15893,7 +15257,6 @@
           <w:p>
             <w:pPr>
               <w:pStyle w:val="Compact"/>
-              <w:jc w:val="left"/>
             </w:pPr>
             <w:r>
               <w:t xml:space="preserve">Protocolo 89</w:t>
@@ -15905,7 +15268,6 @@
           <w:p>
             <w:pPr>
               <w:pStyle w:val="Compact"/>
-              <w:jc w:val="left"/>
             </w:pPr>
             <w:r>
               <w:t xml:space="preserve">Número de protocolo IP de OSPF</w:t>
@@ -15919,7 +15281,6 @@
           <w:p>
             <w:pPr>
               <w:pStyle w:val="Compact"/>
-              <w:jc w:val="left"/>
             </w:pPr>
             <w:r>
               <w:t xml:space="preserve">AD</w:t>
@@ -15931,7 +15292,6 @@
           <w:p>
             <w:pPr>
               <w:pStyle w:val="Compact"/>
-              <w:jc w:val="left"/>
             </w:pPr>
             <w:r>
               <w:t xml:space="preserve">Administrative Distance (110 para OSPF)</w:t>
@@ -15945,7 +15305,6 @@
           <w:p>
             <w:pPr>
               <w:pStyle w:val="Compact"/>
-              <w:jc w:val="left"/>
             </w:pPr>
             <w:r>
               <w:t xml:space="preserve">Prefijo O</w:t>
@@ -15957,7 +15316,6 @@
           <w:p>
             <w:pPr>
               <w:pStyle w:val="Compact"/>
-              <w:jc w:val="left"/>
             </w:pPr>
             <w:r>
               <w:t xml:space="preserve">Rutas internas OSPF en</w:t>
@@ -15980,7 +15338,6 @@
           <w:p>
             <w:pPr>
               <w:pStyle w:val="Compact"/>
-              <w:jc w:val="left"/>
             </w:pPr>
             <w:r>
               <w:t xml:space="preserve">debug ip ospf events</w:t>
@@ -15992,7 +15349,6 @@
           <w:p>
             <w:pPr>
               <w:pStyle w:val="Compact"/>
-              <w:jc w:val="left"/>
             </w:pPr>
             <w:r>
               <w:t xml:space="preserve">Traza en tiempo real de los eventos OSPF</w:t>
@@ -16018,7 +15374,7 @@
       <w:r>
         <w:t xml:space="preserve"> </w:t>
       </w:r>
-      <w:hyperlink r:id="rId46">
+      <w:hyperlink r:id="rId35">
         <w:r>
           <w:rPr>
             <w:rStyle w:val="Hyperlink"/>
@@ -16045,7 +15401,7 @@
       <w:r>
         <w:t xml:space="preserve"> </w:t>
       </w:r>
-      <w:hyperlink r:id="rId28">
+      <w:hyperlink r:id="rId17">
         <w:r>
           <w:rPr>
             <w:rStyle w:val="Hyperlink"/>
@@ -16072,7 +15428,7 @@
       <w:r>
         <w:t xml:space="preserve"> </w:t>
       </w:r>
-      <w:hyperlink r:id="rId30">
+      <w:hyperlink r:id="rId19">
         <w:r>
           <w:rPr>
             <w:rStyle w:val="Hyperlink"/>
@@ -16081,9 +15437,9 @@
         </w:r>
       </w:hyperlink>
     </w:p>
-    <w:bookmarkEnd w:id="105"/>
-    <w:bookmarkEnd w:id="106"/>
-    <w:bookmarkStart w:id="119" w:name="cierre-consolida-lo-aprendido"/>
+    <w:bookmarkEnd w:id="111"/>
+    <w:bookmarkEnd w:id="112"/>
+    <w:bookmarkStart w:id="125" w:name="cierre-consolida-lo-aprendido"/>
     <w:p>
       <w:pPr>
         <w:pStyle w:val="Heading1"/>
@@ -16157,7 +15513,7 @@
       <w:r>
         <w:t xml:space="preserve"> </w:t>
       </w:r>
-      <w:hyperlink r:id="rId29">
+      <w:hyperlink r:id="rId18">
         <w:r>
           <w:rPr>
             <w:rStyle w:val="Hyperlink"/>
@@ -16179,7 +15535,7 @@
         </w:pict>
       </w:r>
     </w:p>
-    <w:bookmarkStart w:id="107" w:name="sé-el-router-ospf"/>
+    <w:bookmarkStart w:id="113" w:name="sé-el-router-ospf"/>
     <w:p>
       <w:pPr>
         <w:pStyle w:val="Heading2"/>
@@ -16384,7 +15740,7 @@
       <w:r>
         <w:t xml:space="preserve"> </w:t>
       </w:r>
-      <w:hyperlink r:id="rId22">
+      <w:hyperlink r:id="rId11">
         <w:r>
           <w:rPr>
             <w:rStyle w:val="Hyperlink"/>
@@ -16403,8 +15759,8 @@
         </w:pict>
       </w:r>
     </w:p>
-    <w:bookmarkEnd w:id="107"/>
-    <w:bookmarkStart w:id="108" w:name="fireside-chat-rip-vs-ospf"/>
+    <w:bookmarkEnd w:id="113"/>
+    <w:bookmarkStart w:id="114" w:name="fireside-chat-rip-vs-ospf"/>
     <w:p>
       <w:pPr>
         <w:pStyle w:val="Heading2"/>
@@ -16436,21 +15792,7 @@
           <w:i/>
           <w:iCs/>
         </w:rPr>
-        <w:t xml:space="preserve">“</w:t>
-      </w:r>
-      <w:r>
-        <w:rPr>
-          <w:i/>
-          <w:iCs/>
-        </w:rPr>
-        <w:t xml:space="preserve">quién encuentra la ruta más rápido</w:t>
-      </w:r>
-      <w:r>
-        <w:rPr>
-          <w:i/>
-          <w:iCs/>
-        </w:rPr>
-        <w:t xml:space="preserve">”</w:t>
+        <w:t xml:space="preserve">“quién encuentra la ruta más rápido”</w:t>
       </w:r>
       <w:r>
         <w:rPr>
@@ -16642,8 +15984,8 @@
         </w:pict>
       </w:r>
     </w:p>
-    <w:bookmarkEnd w:id="108"/>
-    <w:bookmarkStart w:id="109" w:name="quién-soy"/>
+    <w:bookmarkEnd w:id="114"/>
+    <w:bookmarkStart w:id="115" w:name="quién-soy"/>
     <w:p>
       <w:pPr>
         <w:pStyle w:val="Heading2"/>
@@ -16871,8 +16213,8 @@
         </w:pict>
       </w:r>
     </w:p>
-    <w:bookmarkEnd w:id="109"/>
-    <w:bookmarkStart w:id="110" w:name="Xe2120df83048d93d405a10d0d2629ab29d8d5b8"/>
+    <w:bookmarkEnd w:id="115"/>
+    <w:bookmarkStart w:id="116" w:name="Xe2120df83048d93d405a10d0d2629ab29d8d5b8"/>
     <w:p>
       <w:pPr>
         <w:pStyle w:val="Heading2"/>
@@ -16884,13 +16226,7 @@
         <w:t xml:space="preserve"> </w:t>
       </w:r>
       <w:r>
-        <w:t xml:space="preserve">“</w:t>
-      </w:r>
-      <w:r>
-        <w:t xml:space="preserve">OSPF no forma vecindad</w:t>
-      </w:r>
-      <w:r>
-        <w:t xml:space="preserve">”</w:t>
+        <w:t xml:space="preserve">“OSPF no forma vecindad”</w:t>
       </w:r>
     </w:p>
     <w:p>
@@ -16914,10 +16250,7 @@
         <w:t xml:space="preserve"> </w:t>
       </w:r>
       <w:r>
-        <w:t xml:space="preserve">“</w:t>
-      </w:r>
-      <w:r>
-        <w:t xml:space="preserve">Clásico: configuras OSPF y los vecinos no aparecen. Razones: 1) Las IPs no hacen ping (capa 3 rota). 2) El área no coincide. 3) El Router ID está duplicado. 4) Hay una ACL bloqueando OSPF (protocolo 89). 5) La subred no está declarada con</w:t>
+        <w:t xml:space="preserve">“Clásico: configuras OSPF y los vecinos no aparecen. Razones: 1) Las IPs no hacen ping (capa 3 rota). 2) El área no coincide. 3) El Router ID está duplicado. 4) Hay una ACL bloqueando OSPF (protocolo 89). 5) La subred no está declarada con</w:t>
       </w:r>
       <w:r>
         <w:t xml:space="preserve"> </w:t>
@@ -16929,10 +16262,7 @@
         <w:t xml:space="preserve">network</w:t>
       </w:r>
       <w:r>
-        <w:t xml:space="preserve">. 6) El Hello timer no coincide (por defecto 10s en broadcast).</w:t>
-      </w:r>
-      <w:r>
-        <w:t xml:space="preserve">”</w:t>
+        <w:t xml:space="preserve">. 6) El Hello timer no coincide (por defecto 10s en broadcast).”</w:t>
       </w:r>
     </w:p>
     <w:p>
@@ -16956,10 +16286,7 @@
         <w:t xml:space="preserve"> </w:t>
       </w:r>
       <w:r>
-        <w:t xml:space="preserve">“</w:t>
-      </w:r>
-      <w:r>
-        <w:t xml:space="preserve">Y lo mejor:</w:t>
+        <w:t xml:space="preserve">“Y lo mejor:</w:t>
       </w:r>
       <w:r>
         <w:t xml:space="preserve"> </w:t>
@@ -16975,10 +16302,7 @@
         <w:t xml:space="preserve"> </w:t>
       </w:r>
       <w:r>
-        <w:t xml:space="preserve">en los dos routers y no se ven. ¡Pues claro! El process ID no tiene que coincidir. Es local. Lo que tiene que coincidir es el área, la máscara de red, y que no haya firewall de por medio.</w:t>
-      </w:r>
-      <w:r>
-        <w:t xml:space="preserve">”</w:t>
+        <w:t xml:space="preserve">en los dos routers y no se ven. ¡Pues claro! El process ID no tiene que coincidir. Es local. Lo que tiene que coincidir es el área, la máscara de red, y que no haya firewall de por medio.”</w:t>
       </w:r>
     </w:p>
     <w:p>
@@ -17002,10 +16326,7 @@
         <w:t xml:space="preserve"> </w:t>
       </w:r>
       <w:r>
-        <w:t xml:space="preserve">“</w:t>
-      </w:r>
-      <w:r>
-        <w:t xml:space="preserve">Y no me vengas con</w:t>
+        <w:t xml:space="preserve">“Y no me vengas con</w:t>
       </w:r>
       <w:r>
         <w:t xml:space="preserve"> </w:t>
@@ -17015,21 +16336,7 @@
           <w:i/>
           <w:iCs/>
         </w:rPr>
-        <w:t xml:space="preserve">‘</w:t>
-      </w:r>
-      <w:r>
-        <w:rPr>
-          <w:i/>
-          <w:iCs/>
-        </w:rPr>
-        <w:t xml:space="preserve">¿será que OSPF tarda en arrancar?</w:t>
-      </w:r>
-      <w:r>
-        <w:rPr>
-          <w:i/>
-          <w:iCs/>
-        </w:rPr>
-        <w:t xml:space="preserve">’</w:t>
+        <w:t xml:space="preserve">‘¿será que OSPF tarda en arrancar?’</w:t>
       </w:r>
       <w:r>
         <w:t xml:space="preserve">. Con</w:t>
@@ -17047,10 +16354,7 @@
         <w:t xml:space="preserve"> </w:t>
       </w:r>
       <w:r>
-        <w:t xml:space="preserve">vacío y el ping OK, ya tienes la respuesta: el problema está en el plano OSPF, no en la red. A diagnosticar.</w:t>
-      </w:r>
-      <w:r>
-        <w:t xml:space="preserve">”</w:t>
+        <w:t xml:space="preserve">vacío y el ping OK, ya tienes la respuesta: el problema está en el plano OSPF, no en la red. A diagnosticar.”</w:t>
       </w:r>
     </w:p>
     <w:p>
@@ -17060,8 +16364,8 @@
         </w:pict>
       </w:r>
     </w:p>
-    <w:bookmarkEnd w:id="110"/>
-    <w:bookmarkStart w:id="111" w:name="laboratorio-de-tortura-ospf-multisede"/>
+    <w:bookmarkEnd w:id="116"/>
+    <w:bookmarkStart w:id="117" w:name="laboratorio-de-tortura-ospf-multisede"/>
     <w:p>
       <w:pPr>
         <w:pStyle w:val="Heading2"/>
@@ -17556,13 +16860,7 @@
         <w:t xml:space="preserve"> </w:t>
       </w:r>
       <w:r>
-        <w:t xml:space="preserve">“</w:t>
-      </w:r>
-      <w:r>
-        <w:t xml:space="preserve">arreglarlo</w:t>
-      </w:r>
-      <w:r>
-        <w:t xml:space="preserve">”</w:t>
+        <w:t xml:space="preserve">“arreglarlo”</w:t>
       </w:r>
       <w:r>
         <w:t xml:space="preserve"> </w:t>
@@ -17603,7 +16901,7 @@
       <w:r>
         <w:t xml:space="preserve"> </w:t>
       </w:r>
-      <w:hyperlink r:id="rId25">
+      <w:hyperlink r:id="rId14">
         <w:r>
           <w:rPr>
             <w:rStyle w:val="Hyperlink"/>
@@ -17635,7 +16933,7 @@
       <w:r>
         <w:t xml:space="preserve"> </w:t>
       </w:r>
-      <w:hyperlink r:id="rId29">
+      <w:hyperlink r:id="rId18">
         <w:r>
           <w:rPr>
             <w:rStyle w:val="Hyperlink"/>
@@ -17711,8 +17009,8 @@
         </w:pict>
       </w:r>
     </w:p>
-    <w:bookmarkEnd w:id="111"/>
-    <w:bookmarkStart w:id="112" w:name="logros-de-esta-unidad"/>
+    <w:bookmarkEnd w:id="117"/>
+    <w:bookmarkStart w:id="118" w:name="logros-de-esta-unidad"/>
     <w:p>
       <w:pPr>
         <w:pStyle w:val="Heading2"/>
@@ -17725,7 +17023,6 @@
       <w:tblPr>
         <w:tblStyle w:val="Table"/>
         <w:tblW w:type="pct" w:w="5000"/>
-        <w:jc w:val="left"/>
         <w:tblLayout w:type="fixed"/>
         <w:tblLook w:firstRow="1" w:lastRow="0" w:firstColumn="0" w:lastColumn="0" w:noHBand="0" w:noVBand="0" w:val="0020"/>
       </w:tblPr>
@@ -17742,7 +17039,6 @@
           <w:p>
             <w:pPr>
               <w:pStyle w:val="Compact"/>
-              <w:jc w:val="left"/>
             </w:pPr>
             <w:r>
               <w:t xml:space="preserve">Logro</w:t>
@@ -17754,7 +17050,6 @@
           <w:p>
             <w:pPr>
               <w:pStyle w:val="Compact"/>
-              <w:jc w:val="left"/>
             </w:pPr>
             <w:r>
               <w:t xml:space="preserve">Cómo conseguirlo</w:t>
@@ -17768,7 +17063,6 @@
           <w:p>
             <w:pPr>
               <w:pStyle w:val="Compact"/>
-              <w:jc w:val="left"/>
             </w:pPr>
             <w:r>
               <w:t xml:space="preserve">🏅</w:t>
@@ -17790,7 +17084,6 @@
           <w:p>
             <w:pPr>
               <w:pStyle w:val="Compact"/>
-              <w:jc w:val="left"/>
             </w:pPr>
             <w:r>
               <w:t xml:space="preserve">Configurar 3 routers OSPF y verificar adyacencias con</w:t>
@@ -17813,7 +17106,6 @@
           <w:p>
             <w:pPr>
               <w:pStyle w:val="Compact"/>
-              <w:jc w:val="left"/>
             </w:pPr>
             <w:r>
               <w:t xml:space="preserve">🏅</w:t>
@@ -17835,7 +17127,6 @@
           <w:p>
             <w:pPr>
               <w:pStyle w:val="Compact"/>
-              <w:jc w:val="left"/>
             </w:pPr>
             <w:r>
               <w:t xml:space="preserve">Configurar OSPF multiárea con ABR entre áreas 0, 1 y 2</w:t>
@@ -17849,7 +17140,6 @@
           <w:p>
             <w:pPr>
               <w:pStyle w:val="Compact"/>
-              <w:jc w:val="left"/>
             </w:pPr>
             <w:r>
               <w:t xml:space="preserve">🏅</w:t>
@@ -17871,7 +17161,6 @@
           <w:p>
             <w:pPr>
               <w:pStyle w:val="Compact"/>
-              <w:jc w:val="left"/>
             </w:pPr>
             <w:r>
               <w:t xml:space="preserve">Propagar una ruta por defecto por OSPF usando</w:t>
@@ -17894,7 +17183,6 @@
           <w:p>
             <w:pPr>
               <w:pStyle w:val="Compact"/>
-              <w:jc w:val="left"/>
             </w:pPr>
             <w:r>
               <w:t xml:space="preserve">🏅</w:t>
@@ -17916,7 +17204,6 @@
           <w:p>
             <w:pPr>
               <w:pStyle w:val="Compact"/>
-              <w:jc w:val="left"/>
             </w:pPr>
             <w:r>
               <w:t xml:space="preserve">Explicar el algoritmo de Dijkstra y cómo OSPF calcula la mejor ruta</w:t>
@@ -17932,8 +17219,8 @@
         </w:pict>
       </w:r>
     </w:p>
-    <w:bookmarkEnd w:id="112"/>
-    <w:bookmarkStart w:id="113" w:name="atrévete-a-pensar"/>
+    <w:bookmarkEnd w:id="118"/>
+    <w:bookmarkStart w:id="119" w:name="atrévete-a-pensar"/>
     <w:p>
       <w:pPr>
         <w:pStyle w:val="Heading2"/>
@@ -18154,8 +17441,8 @@
         </w:pict>
       </w:r>
     </w:p>
-    <w:bookmarkEnd w:id="113"/>
-    <w:bookmarkStart w:id="114" w:name="crucigrama-de-bits"/>
+    <w:bookmarkEnd w:id="119"/>
+    <w:bookmarkStart w:id="120" w:name="crucigrama-de-bits"/>
     <w:p>
       <w:pPr>
         <w:pStyle w:val="Heading2"/>
@@ -18308,8 +17595,8 @@
         </w:pict>
       </w:r>
     </w:p>
-    <w:bookmarkEnd w:id="114"/>
-    <w:bookmarkStart w:id="115" w:name="entrevista-de-trabajo"/>
+    <w:bookmarkEnd w:id="120"/>
+    <w:bookmarkStart w:id="121" w:name="entrevista-de-trabajo"/>
     <w:p>
       <w:pPr>
         <w:pStyle w:val="Heading2"/>
@@ -18331,21 +17618,7 @@
           <w:b/>
           <w:bCs/>
         </w:rPr>
-        <w:t xml:space="preserve">“</w:t>
-      </w:r>
-      <w:r>
-        <w:rPr>
-          <w:b/>
-          <w:bCs/>
-        </w:rPr>
-        <w:t xml:space="preserve">¿Qué es OSPF? Explica cómo funciona.</w:t>
-      </w:r>
-      <w:r>
-        <w:rPr>
-          <w:b/>
-          <w:bCs/>
-        </w:rPr>
-        <w:t xml:space="preserve">”</w:t>
+        <w:t xml:space="preserve">“¿Qué es OSPF? Explica cómo funciona.”</w:t>
       </w:r>
     </w:p>
     <w:p>
@@ -18361,21 +17634,7 @@
           <w:b/>
           <w:bCs/>
         </w:rPr>
-        <w:t xml:space="preserve">“</w:t>
-      </w:r>
-      <w:r>
-        <w:rPr>
-          <w:b/>
-          <w:bCs/>
-        </w:rPr>
-        <w:t xml:space="preserve">Diferencias entre RIP y OSPF. ¿Cuándo usarías cada uno?</w:t>
-      </w:r>
-      <w:r>
-        <w:rPr>
-          <w:b/>
-          <w:bCs/>
-        </w:rPr>
-        <w:t xml:space="preserve">”</w:t>
+        <w:t xml:space="preserve">“Diferencias entre RIP y OSPF. ¿Cuándo usarías cada uno?”</w:t>
       </w:r>
     </w:p>
     <w:p>
@@ -18391,21 +17650,7 @@
           <w:b/>
           <w:bCs/>
         </w:rPr>
-        <w:t xml:space="preserve">“</w:t>
-      </w:r>
-      <w:r>
-        <w:rPr>
-          <w:b/>
-          <w:bCs/>
-        </w:rPr>
-        <w:t xml:space="preserve">¿Qué es el área 0? ¿Por qué es obligatoria?</w:t>
-      </w:r>
-      <w:r>
-        <w:rPr>
-          <w:b/>
-          <w:bCs/>
-        </w:rPr>
-        <w:t xml:space="preserve">”</w:t>
+        <w:t xml:space="preserve">“¿Qué es el área 0? ¿Por qué es obligatoria?”</w:t>
       </w:r>
     </w:p>
     <w:p>
@@ -18421,21 +17666,7 @@
           <w:b/>
           <w:bCs/>
         </w:rPr>
-        <w:t xml:space="preserve">“</w:t>
-      </w:r>
-      <w:r>
-        <w:rPr>
-          <w:b/>
-          <w:bCs/>
-        </w:rPr>
-        <w:t xml:space="preserve">Configura OSPF en 3 routers con 2 áreas.</w:t>
-      </w:r>
-      <w:r>
-        <w:rPr>
-          <w:b/>
-          <w:bCs/>
-        </w:rPr>
-        <w:t xml:space="preserve">”</w:t>
+        <w:t xml:space="preserve">“Configura OSPF en 3 routers con 2 áreas.”</w:t>
       </w:r>
     </w:p>
     <w:p>
@@ -18451,21 +17682,7 @@
           <w:b/>
           <w:bCs/>
         </w:rPr>
-        <w:t xml:space="preserve">“</w:t>
-      </w:r>
-      <w:r>
-        <w:rPr>
-          <w:b/>
-          <w:bCs/>
-        </w:rPr>
-        <w:t xml:space="preserve">¿Cómo propagas una ruta por defecto en OSPF?</w:t>
-      </w:r>
-      <w:r>
-        <w:rPr>
-          <w:b/>
-          <w:bCs/>
-        </w:rPr>
-        <w:t xml:space="preserve">”</w:t>
+        <w:t xml:space="preserve">“¿Cómo propagas una ruta por defecto en OSPF?”</w:t>
       </w:r>
     </w:p>
     <w:p>
@@ -18495,13 +17712,7 @@
         <w:t xml:space="preserve"> </w:t>
       </w:r>
       <w:r>
-        <w:t xml:space="preserve">“</w:t>
-      </w:r>
-      <w:r>
-        <w:t xml:space="preserve">preguntas reina</w:t>
-      </w:r>
-      <w:r>
-        <w:t xml:space="preserve">”</w:t>
+        <w:t xml:space="preserve">“preguntas reina”</w:t>
       </w:r>
       <w:r>
         <w:t xml:space="preserve">. Para la 1, recorre la cadena de montaje del</w:t>
@@ -18509,7 +17720,7 @@
       <w:r>
         <w:t xml:space="preserve"> </w:t>
       </w:r>
-      <w:hyperlink r:id="rId24">
+      <w:hyperlink r:id="rId13">
         <w:r>
           <w:rPr>
             <w:rStyle w:val="Hyperlink"/>
@@ -18523,7 +17734,7 @@
       <w:r>
         <w:t xml:space="preserve"> </w:t>
       </w:r>
-      <w:hyperlink r:id="rId28">
+      <w:hyperlink r:id="rId17">
         <w:r>
           <w:rPr>
             <w:rStyle w:val="Hyperlink"/>
@@ -18542,8 +17753,8 @@
         </w:pict>
       </w:r>
     </w:p>
-    <w:bookmarkEnd w:id="115"/>
-    <w:bookmarkStart w:id="116" w:name="no-hay-preguntas-tontas"/>
+    <w:bookmarkEnd w:id="121"/>
+    <w:bookmarkStart w:id="122" w:name="no-hay-preguntas-tontas"/>
     <w:p>
       <w:pPr>
         <w:pStyle w:val="Heading2"/>
@@ -18596,7 +17807,7 @@
       <w:r>
         <w:t xml:space="preserve"> </w:t>
       </w:r>
-      <w:hyperlink r:id="rId23">
+      <w:hyperlink r:id="rId12">
         <w:r>
           <w:rPr>
             <w:rStyle w:val="Hyperlink"/>
@@ -18723,7 +17934,7 @@
       <w:r>
         <w:t xml:space="preserve"> </w:t>
       </w:r>
-      <w:hyperlink r:id="rId26">
+      <w:hyperlink r:id="rId15">
         <w:r>
           <w:rPr>
             <w:rStyle w:val="Hyperlink"/>
@@ -18742,8 +17953,8 @@
         </w:pict>
       </w:r>
     </w:p>
-    <w:bookmarkEnd w:id="116"/>
-    <w:bookmarkStart w:id="117" w:name="poscréditos"/>
+    <w:bookmarkEnd w:id="122"/>
+    <w:bookmarkStart w:id="123" w:name="poscréditos"/>
     <w:p>
       <w:pPr>
         <w:pStyle w:val="Heading2"/>
@@ -18817,8 +18028,8 @@
         </w:pict>
       </w:r>
     </w:p>
-    <w:bookmarkEnd w:id="117"/>
-    <w:bookmarkStart w:id="118" w:name="criterios-de-evaluación-cubiertos-ra6-1"/>
+    <w:bookmarkEnd w:id="123"/>
+    <w:bookmarkStart w:id="124" w:name="criterios-de-evaluación-cubiertos-ra6-1"/>
     <w:p>
       <w:pPr>
         <w:pStyle w:val="Heading2"/>
@@ -18843,7 +18054,6 @@
       <w:tblPr>
         <w:tblStyle w:val="Table"/>
         <w:tblW w:type="pct" w:w="5000"/>
-        <w:jc w:val="left"/>
         <w:tblLayout w:type="fixed"/>
         <w:tblLook w:firstRow="1" w:lastRow="0" w:firstColumn="0" w:lastColumn="0" w:noHBand="0" w:noVBand="0" w:val="0020"/>
       </w:tblPr>
@@ -18861,7 +18071,6 @@
           <w:p>
             <w:pPr>
               <w:pStyle w:val="Compact"/>
-              <w:jc w:val="left"/>
             </w:pPr>
             <w:r>
               <w:t xml:space="preserve">CE</w:t>
@@ -18873,7 +18082,6 @@
           <w:p>
             <w:pPr>
               <w:pStyle w:val="Compact"/>
-              <w:jc w:val="left"/>
             </w:pPr>
             <w:r>
               <w:t xml:space="preserve">Criterio</w:t>
@@ -18885,7 +18093,6 @@
           <w:p>
             <w:pPr>
               <w:pStyle w:val="Compact"/>
-              <w:jc w:val="left"/>
             </w:pPr>
             <w:r>
               <w:t xml:space="preserve">Cubierto</w:t>
@@ -18899,7 +18106,6 @@
           <w:p>
             <w:pPr>
               <w:pStyle w:val="Compact"/>
-              <w:jc w:val="left"/>
             </w:pPr>
             <w:r>
               <w:t xml:space="preserve">g)</w:t>
@@ -18911,7 +18117,6 @@
           <w:p>
             <w:pPr>
               <w:pStyle w:val="Compact"/>
-              <w:jc w:val="left"/>
             </w:pPr>
             <w:r>
               <w:t xml:space="preserve">Se ha habilitado y configurado OSPF en un «router»</w:t>
@@ -18923,7 +18128,6 @@
           <w:p>
             <w:pPr>
               <w:pStyle w:val="Compact"/>
-              <w:jc w:val="left"/>
             </w:pPr>
             <w:r>
               <w:t xml:space="preserve">✅ Configuración OSPF (puntos 6-7) + ⚡ Laboratorio</w:t>
@@ -18937,7 +18141,6 @@
           <w:p>
             <w:pPr>
               <w:pStyle w:val="Compact"/>
-              <w:jc w:val="left"/>
             </w:pPr>
             <w:r>
               <w:t xml:space="preserve">h)</w:t>
@@ -18949,7 +18152,6 @@
           <w:p>
             <w:pPr>
               <w:pStyle w:val="Compact"/>
-              <w:jc w:val="left"/>
             </w:pPr>
             <w:r>
               <w:t xml:space="preserve">Se ha establecido y propagado una ruta por defecto usando OSPF</w:t>
@@ -18961,7 +18163,6 @@
           <w:p>
             <w:pPr>
               <w:pStyle w:val="Compact"/>
-              <w:jc w:val="left"/>
             </w:pPr>
             <w:r>
               <w:t xml:space="preserve">✅ Propagación con</w:t>
@@ -19026,7 +18227,7 @@
       <w:r>
         <w:t xml:space="preserve"> </w:t>
       </w:r>
-      <w:hyperlink r:id="rId46">
+      <w:hyperlink r:id="rId35">
         <w:r>
           <w:rPr>
             <w:rStyle w:val="Hyperlink"/>
@@ -19053,7 +18254,7 @@
       <w:r>
         <w:t xml:space="preserve"> </w:t>
       </w:r>
-      <w:hyperlink r:id="rId29">
+      <w:hyperlink r:id="rId18">
         <w:r>
           <w:rPr>
             <w:rStyle w:val="Hyperlink"/>
@@ -19080,7 +18281,7 @@
       <w:r>
         <w:t xml:space="preserve"> </w:t>
       </w:r>
-      <w:hyperlink r:id="rId36">
+      <w:hyperlink r:id="rId25">
         <w:r>
           <w:rPr>
             <w:rStyle w:val="Hyperlink"/>
@@ -19089,9 +18290,13 @@
         </w:r>
       </w:hyperlink>
     </w:p>
-    <w:bookmarkEnd w:id="118"/>
-    <w:bookmarkEnd w:id="119"/>
-    <w:sectPr/>
+    <w:bookmarkEnd w:id="124"/>
+    <w:bookmarkEnd w:id="125"/>
+    <w:sectPr>
+      <w:footnotePr>
+        <w:numRestart w:val="eachSect"/>
+      </w:footnotePr>
+    </w:sectPr>
   </w:body>
 </w:document>
 </file>
@@ -19129,7 +18334,7 @@
       <w:lvlText w:val=" "/>
       <w:lvlJc w:val="left"/>
       <w:pPr>
-        <w:ind w:left="720" w:hanging="480"/>
+        <w:ind w:left="720" w:hanging="360"/>
       </w:pPr>
     </w:lvl>
     <w:lvl w:ilvl="1">
@@ -19137,7 +18342,7 @@
       <w:lvlText w:val=" "/>
       <w:lvlJc w:val="left"/>
       <w:pPr>
-        <w:ind w:left="1440" w:hanging="480"/>
+        <w:ind w:left="1440" w:hanging="360"/>
       </w:pPr>
     </w:lvl>
     <w:lvl w:ilvl="2">
@@ -19145,7 +18350,7 @@
       <w:lvlText w:val=" "/>
       <w:lvlJc w:val="left"/>
       <w:pPr>
-        <w:ind w:left="2160" w:hanging="480"/>
+        <w:ind w:left="2160" w:hanging="360"/>
       </w:pPr>
     </w:lvl>
     <w:lvl w:ilvl="3">
@@ -19153,7 +18358,7 @@
       <w:lvlText w:val=" "/>
       <w:lvlJc w:val="left"/>
       <w:pPr>
-        <w:ind w:left="2880" w:hanging="480"/>
+        <w:ind w:left="2880" w:hanging="360"/>
       </w:pPr>
     </w:lvl>
     <w:lvl w:ilvl="4">
@@ -19161,7 +18366,7 @@
       <w:lvlText w:val=" "/>
       <w:lvlJc w:val="left"/>
       <w:pPr>
-        <w:ind w:left="3600" w:hanging="480"/>
+        <w:ind w:left="3600" w:hanging="360"/>
       </w:pPr>
     </w:lvl>
     <w:lvl w:ilvl="5">
@@ -19169,7 +18374,7 @@
       <w:lvlText w:val=" "/>
       <w:lvlJc w:val="left"/>
       <w:pPr>
-        <w:ind w:left="4320" w:hanging="480"/>
+        <w:ind w:left="4320" w:hanging="360"/>
       </w:pPr>
     </w:lvl>
     <w:lvl w:ilvl="6">
@@ -19177,7 +18382,7 @@
       <w:lvlText w:val=" "/>
       <w:lvlJc w:val="left"/>
       <w:pPr>
-        <w:ind w:left="5040" w:hanging="480"/>
+        <w:ind w:left="5040" w:hanging="360"/>
       </w:pPr>
     </w:lvl>
     <w:lvl w:ilvl="7">
@@ -19185,7 +18390,7 @@
       <w:lvlText w:val=" "/>
       <w:lvlJc w:val="left"/>
       <w:pPr>
-        <w:ind w:left="5760" w:hanging="480"/>
+        <w:ind w:left="5760" w:hanging="360"/>
       </w:pPr>
     </w:lvl>
     <w:lvl w:ilvl="8">
@@ -19193,7 +18398,7 @@
       <w:lvlText w:val=" "/>
       <w:lvlJc w:val="left"/>
       <w:pPr>
-        <w:ind w:left="6480" w:hanging="480"/>
+        <w:ind w:left="6480" w:hanging="360"/>
       </w:pPr>
     </w:lvl>
   </w:abstractNum>
@@ -19202,75 +18407,102 @@
     <w:multiLevelType w:val="multilevel"/>
     <w:lvl w:ilvl="0">
       <w:numFmt w:val="bullet"/>
-      <w:lvlText w:val="•"/>
+      <w:lvlText w:val=""/>
       <w:lvlJc w:val="left"/>
       <w:pPr>
-        <w:ind w:left="720" w:hanging="480"/>
-      </w:pPr>
+        <w:ind w:left="720" w:hanging="360"/>
+      </w:pPr>
+      <w:rPr>
+        <w:rFonts w:ascii="Symbol" w:hAnsi="Symbol" w:cs="Symbol" w:hint="default"/>
+      </w:rPr>
     </w:lvl>
     <w:lvl w:ilvl="1">
       <w:numFmt w:val="bullet"/>
-      <w:lvlText w:val="–"/>
+      <w:lvlText w:val="o"/>
       <w:lvlJc w:val="left"/>
       <w:pPr>
-        <w:ind w:left="1440" w:hanging="480"/>
-      </w:pPr>
+        <w:ind w:left="1440" w:hanging="360"/>
+      </w:pPr>
+      <w:rPr>
+        <w:rFonts w:ascii="Courier New" w:hAnsi="Courier New" w:cs="Courier New" w:hint="default"/>
+      </w:rPr>
     </w:lvl>
     <w:lvl w:ilvl="2">
       <w:numFmt w:val="bullet"/>
-      <w:lvlText w:val="•"/>
+      <w:lvlText w:val=""/>
       <w:lvlJc w:val="left"/>
       <w:pPr>
-        <w:ind w:left="2160" w:hanging="480"/>
-      </w:pPr>
+        <w:ind w:left="2160" w:hanging="360"/>
+      </w:pPr>
+      <w:rPr>
+        <w:rFonts w:ascii="Wingdings" w:hAnsi="Wingdings" w:cs="Wingdings" w:hint="default"/>
+      </w:rPr>
     </w:lvl>
     <w:lvl w:ilvl="3">
       <w:numFmt w:val="bullet"/>
-      <w:lvlText w:val="–"/>
+      <w:lvlText w:val=""/>
       <w:lvlJc w:val="left"/>
       <w:pPr>
-        <w:ind w:left="2880" w:hanging="480"/>
-      </w:pPr>
+        <w:ind w:left="2880" w:hanging="360"/>
+      </w:pPr>
+      <w:rPr>
+        <w:rFonts w:ascii="Symbol" w:hAnsi="Symbol" w:cs="Symbol" w:hint="default"/>
+      </w:rPr>
     </w:lvl>
     <w:lvl w:ilvl="4">
       <w:numFmt w:val="bullet"/>
-      <w:lvlText w:val="•"/>
+      <w:lvlText w:val="o"/>
       <w:lvlJc w:val="left"/>
       <w:pPr>
-        <w:ind w:left="3600" w:hanging="480"/>
-      </w:pPr>
+        <w:ind w:left="3600" w:hanging="360"/>
+      </w:pPr>
+      <w:rPr>
+        <w:rFonts w:ascii="Courier New" w:hAnsi="Courier New" w:cs="Courier New" w:hint="default"/>
+      </w:rPr>
     </w:lvl>
     <w:lvl w:ilvl="5">
       <w:numFmt w:val="bullet"/>
-      <w:lvlText w:val="–"/>
+      <w:lvlText w:val=""/>
       <w:lvlJc w:val="left"/>
       <w:pPr>
-        <w:ind w:left="4320" w:hanging="480"/>
-      </w:pPr>
+        <w:ind w:left="4320" w:hanging="360"/>
+      </w:pPr>
+      <w:rPr>
+        <w:rFonts w:ascii="Wingdings" w:hAnsi="Wingdings" w:cs="Wingdings" w:hint="default"/>
+      </w:rPr>
     </w:lvl>
     <w:lvl w:ilvl="6">
       <w:numFmt w:val="bullet"/>
-      <w:lvlText w:val="•"/>
+      <w:lvlText w:val=""/>
       <w:lvlJc w:val="left"/>
       <w:pPr>
-        <w:ind w:left="5040" w:hanging="480"/>
-      </w:pPr>
+        <w:ind w:left="5040" w:hanging="360"/>
+      </w:pPr>
+      <w:rPr>
+        <w:rFonts w:ascii="Symbol" w:hAnsi="Symbol" w:cs="Symbol" w:hint="default"/>
+      </w:rPr>
     </w:lvl>
     <w:lvl w:ilvl="7">
       <w:numFmt w:val="bullet"/>
-      <w:lvlText w:val="–"/>
+      <w:lvlText w:val="o"/>
       <w:lvlJc w:val="left"/>
       <w:pPr>
-        <w:ind w:left="5760" w:hanging="480"/>
-      </w:pPr>
+        <w:ind w:left="5760" w:hanging="360"/>
+      </w:pPr>
+      <w:rPr>
+        <w:rFonts w:ascii="Courier New" w:hAnsi="Courier New" w:cs="Courier New" w:hint="default"/>
+      </w:rPr>
     </w:lvl>
     <w:lvl w:ilvl="8">
       <w:numFmt w:val="bullet"/>
-      <w:lvlText w:val="•"/>
+      <w:lvlText w:val=""/>
       <w:lvlJc w:val="left"/>
       <w:pPr>
-        <w:ind w:left="6480" w:hanging="480"/>
-      </w:pPr>
+        <w:ind w:left="6480" w:hanging="360"/>
+      </w:pPr>
+      <w:rPr>
+        <w:rFonts w:ascii="Wingdings" w:hAnsi="Wingdings" w:cs="Wingdings" w:hint="default"/>
+      </w:rPr>
     </w:lvl>
   </w:abstractNum>
   <w:abstractNum w:abstractNumId="99411">
@@ -19282,7 +18514,7 @@
       <w:lvlText w:val="%1."/>
       <w:lvlJc w:val="left"/>
       <w:pPr>
-        <w:ind w:left="720" w:hanging="480"/>
+        <w:ind w:left="720" w:hanging="360"/>
       </w:pPr>
     </w:lvl>
     <w:lvl w:ilvl="1">
@@ -19291,7 +18523,7 @@
       <w:lvlText w:val="%2."/>
       <w:lvlJc w:val="left"/>
       <w:pPr>
-        <w:ind w:left="1440" w:hanging="480"/>
+        <w:ind w:left="1440" w:hanging="360"/>
       </w:pPr>
     </w:lvl>
     <w:lvl w:ilvl="2">
@@ -19300,7 +18532,7 @@
       <w:lvlText w:val="%3."/>
       <w:lvlJc w:val="left"/>
       <w:pPr>
-        <w:ind w:left="2160" w:hanging="480"/>
+        <w:ind w:left="2160" w:hanging="360"/>
       </w:pPr>
     </w:lvl>
     <w:lvl w:ilvl="3">
@@ -19309,7 +18541,7 @@
       <w:lvlText w:val="%4."/>
       <w:lvlJc w:val="left"/>
       <w:pPr>
-        <w:ind w:left="2880" w:hanging="480"/>
+        <w:ind w:left="2880" w:hanging="360"/>
       </w:pPr>
     </w:lvl>
     <w:lvl w:ilvl="4">
@@ -19318,7 +18550,7 @@
       <w:lvlText w:val="%5."/>
       <w:lvlJc w:val="left"/>
       <w:pPr>
-        <w:ind w:left="3600" w:hanging="480"/>
+        <w:ind w:left="3600" w:hanging="360"/>
       </w:pPr>
     </w:lvl>
     <w:lvl w:ilvl="5">
@@ -19327,7 +18559,7 @@
       <w:lvlText w:val="%6."/>
       <w:lvlJc w:val="left"/>
       <w:pPr>
-        <w:ind w:left="4320" w:hanging="480"/>
+        <w:ind w:left="4320" w:hanging="360"/>
       </w:pPr>
     </w:lvl>
     <w:lvl w:ilvl="6">
@@ -19336,7 +18568,7 @@
       <w:lvlText w:val="%7."/>
       <w:lvlJc w:val="left"/>
       <w:pPr>
-        <w:ind w:left="5040" w:hanging="480"/>
+        <w:ind w:left="5040" w:hanging="360"/>
       </w:pPr>
     </w:lvl>
     <w:lvl w:ilvl="7">
@@ -19345,7 +18577,7 @@
       <w:lvlText w:val="%8."/>
       <w:lvlJc w:val="left"/>
       <w:pPr>
-        <w:ind w:left="5760" w:hanging="480"/>
+        <w:ind w:left="5760" w:hanging="360"/>
       </w:pPr>
     </w:lvl>
     <w:lvl w:ilvl="8">
@@ -19354,7 +18586,7 @@
       <w:lvlText w:val="%9."/>
       <w:lvlJc w:val="left"/>
       <w:pPr>
-        <w:ind w:left="6480" w:hanging="480"/>
+        <w:ind w:left="6480" w:hanging="360"/>
       </w:pPr>
     </w:lvl>
   </w:abstractNum>
@@ -20245,10 +19477,10 @@
   <w:docDefaults>
     <w:rPrDefault>
       <w:rPr>
-        <w:rFonts w:asciiTheme="minorHAnsi" w:cstheme="minorBidi" w:eastAsiaTheme="minorHAnsi" w:hAnsiTheme="minorHAnsi"/>
+        <w:rFonts w:asciiTheme="minorHAnsi" w:cstheme="minorBidi" w:eastAsiaTheme="minorEastAsia" w:hAnsiTheme="minorHAnsi"/>
         <w:sz w:val="24"/>
         <w:szCs w:val="24"/>
-        <w:lang w:bidi="ar-SA" w:eastAsia="en-US" w:val="es-ES"/>
+        <w:lang w:bidi="ar-SA" w:eastAsia="zh-CN" w:val="es-ES"/>
       </w:rPr>
     </w:rPrDefault>
     <w:pPrDefault>
@@ -20289,57 +19521,94 @@
     <w:name w:val="Title"/>
     <w:basedOn w:val="Normal"/>
     <w:next w:val="BodyText"/>
+    <w:link w:val="TitleChar"/>
+    <w:uiPriority w:val="10"/>
     <w:qFormat/>
+    <w:rsid w:val="00A10FD9"/>
     <w:pPr>
-      <w:keepNext/>
-      <w:keepLines/>
-      <w:spacing w:after="240" w:before="480"/>
+      <w:spacing w:after="80" w:line="240" w:lineRule="auto"/>
+      <w:contextualSpacing/>
       <w:jc w:val="center"/>
     </w:pPr>
     <w:rPr>
       <w:rFonts w:asciiTheme="majorHAnsi" w:cstheme="majorBidi" w:eastAsiaTheme="majorEastAsia" w:hAnsiTheme="majorHAnsi"/>
-      <w:b/>
-      <w:bCs/>
-      <w:color w:themeColor="accent1" w:themeShade="B5" w:val="345A8A"/>
-      <w:sz w:val="36"/>
-      <w:szCs w:val="36"/>
+      <w:sz w:val="56"/>
+      <w:szCs w:val="56"/>
+    </w:rPr>
+  </w:style>
+  <w:style w:customStyle="1" w:styleId="TitleChar" w:type="character">
+    <w:name w:val="Title Char"/>
+    <w:basedOn w:val="DefaultParagraphFont"/>
+    <w:link w:val="Title"/>
+    <w:uiPriority w:val="10"/>
+    <w:rsid w:val="00A10FD9"/>
+    <w:rPr>
+      <w:rFonts w:asciiTheme="majorHAnsi" w:cstheme="majorBidi" w:eastAsiaTheme="majorEastAsia" w:hAnsiTheme="majorHAnsi"/>
+      <w:sz w:val="56"/>
+      <w:szCs w:val="56"/>
     </w:rPr>
   </w:style>
   <w:style w:styleId="Subtitle" w:type="paragraph">
     <w:name w:val="Subtitle"/>
     <w:basedOn w:val="Title"/>
     <w:next w:val="BodyText"/>
+    <w:link w:val="SubtitleChar"/>
+    <w:uiPriority w:val="11"/>
     <w:qFormat/>
+    <w:rsid w:val="00A10FD9"/>
     <w:pPr>
-      <w:keepNext/>
-      <w:keepLines/>
-      <w:spacing w:after="240" w:before="240"/>
-      <w:jc w:val="center"/>
+      <w:numPr>
+        <w:ilvl w:val="1"/>
+      </w:numPr>
     </w:pPr>
     <w:rPr>
-      <w:sz w:val="30"/>
-      <w:szCs w:val="30"/>
+      <w:rFonts w:cstheme="majorBidi" w:eastAsiaTheme="majorEastAsia"/>
+      <w:spacing w:val="15"/>
+      <w:sz w:val="28"/>
+      <w:szCs w:val="28"/>
+    </w:rPr>
+  </w:style>
+  <w:style w:customStyle="1" w:styleId="SubtitleChar" w:type="character">
+    <w:name w:val="Subtitle Char"/>
+    <w:basedOn w:val="DefaultParagraphFont"/>
+    <w:link w:val="Subtitle"/>
+    <w:uiPriority w:val="11"/>
+    <w:rsid w:val="00A10FD9"/>
+    <w:rPr>
+      <w:rFonts w:cstheme="majorBidi" w:eastAsiaTheme="majorEastAsia"/>
+      <w:color w:themeColor="text1" w:themeTint="A6" w:val="595959"/>
+      <w:spacing w:val="15"/>
+      <w:sz w:val="28"/>
+      <w:szCs w:val="28"/>
     </w:rPr>
   </w:style>
   <w:style w:customStyle="1" w:styleId="Author" w:type="paragraph">
     <w:name w:val="Author"/>
+    <w:basedOn w:val="Title"/>
     <w:next w:val="BodyText"/>
     <w:qFormat/>
     <w:pPr>
       <w:keepNext/>
       <w:keepLines/>
-      <w:jc w:val="center"/>
     </w:pPr>
+    <w:rPr>
+      <w:sz w:val="24"/>
+      <w:szCs w:val="24"/>
+    </w:rPr>
   </w:style>
   <w:style w:styleId="Date" w:type="paragraph">
     <w:name w:val="Date"/>
+    <w:basedOn w:val="Title"/>
     <w:next w:val="BodyText"/>
     <w:qFormat/>
     <w:pPr>
       <w:keepNext/>
       <w:keepLines/>
-      <w:jc w:val="center"/>
     </w:pPr>
+    <w:rPr>
+      <w:sz w:val="24"/>
+      <w:szCs w:val="24"/>
+    </w:rPr>
   </w:style>
   <w:style w:customStyle="1" w:styleId="AbstractTitle" w:type="paragraph">
     <w:name w:val="Abstract Title"/>
@@ -20354,7 +19623,6 @@
     </w:pPr>
     <w:rPr>
       <w:b/>
-      <w:color w:val="345A8A"/>
       <w:sz w:val="20"/>
       <w:szCs w:val="20"/>
     </w:rPr>
@@ -20383,191 +19651,321 @@
     <w:rPr/>
   </w:style>
   <w:style w:styleId="Heading1" w:type="paragraph">
-    <w:name w:val="Heading 1"/>
+    <w:name w:val="heading 1"/>
     <w:basedOn w:val="Normal"/>
     <w:next w:val="BodyText"/>
+    <w:link w:val="Heading1Char"/>
     <w:uiPriority w:val="9"/>
     <w:qFormat/>
+    <w:rsid w:val="00A10FD9"/>
     <w:pPr>
       <w:keepNext/>
       <w:keepLines/>
-      <w:spacing w:after="0" w:before="480"/>
+      <w:spacing w:after="80" w:before="360"/>
       <w:outlineLvl w:val="0"/>
     </w:pPr>
     <w:rPr>
       <w:rFonts w:asciiTheme="majorHAnsi" w:cstheme="majorBidi" w:eastAsiaTheme="majorEastAsia" w:hAnsiTheme="majorHAnsi"/>
-      <w:b/>
-      <w:bCs/>
-      <w:color w:themeColor="accent1" w:val="4F81BD"/>
+      <w:color w:themeColor="accent1" w:themeShade="BF" w:val="0F4761"/>
+      <w:sz w:val="40"/>
+      <w:szCs w:val="40"/>
+    </w:rPr>
+  </w:style>
+  <w:style w:styleId="Heading2" w:type="paragraph">
+    <w:name w:val="heading 2"/>
+    <w:basedOn w:val="Normal"/>
+    <w:next w:val="BodyText"/>
+    <w:link w:val="Heading2Char"/>
+    <w:uiPriority w:val="9"/>
+    <w:semiHidden/>
+    <w:unhideWhenUsed/>
+    <w:qFormat/>
+    <w:rsid w:val="00A10FD9"/>
+    <w:pPr>
+      <w:keepNext/>
+      <w:keepLines/>
+      <w:spacing w:after="80" w:before="160"/>
+      <w:outlineLvl w:val="1"/>
+    </w:pPr>
+    <w:rPr>
+      <w:rFonts w:asciiTheme="majorHAnsi" w:cstheme="majorBidi" w:eastAsiaTheme="majorEastAsia" w:hAnsiTheme="majorHAnsi"/>
+      <w:color w:themeColor="accent1" w:themeShade="BF" w:val="0F4761"/>
       <w:sz w:val="32"/>
       <w:szCs w:val="32"/>
     </w:rPr>
   </w:style>
-  <w:style w:styleId="Heading2" w:type="paragraph">
-    <w:name w:val="Heading 2"/>
+  <w:style w:styleId="Heading3" w:type="paragraph">
+    <w:name w:val="heading 3"/>
     <w:basedOn w:val="Normal"/>
     <w:next w:val="BodyText"/>
+    <w:link w:val="Heading3Char"/>
     <w:uiPriority w:val="9"/>
+    <w:semiHidden/>
     <w:unhideWhenUsed/>
     <w:qFormat/>
+    <w:rsid w:val="00A10FD9"/>
     <w:pPr>
       <w:keepNext/>
       <w:keepLines/>
-      <w:spacing w:after="0" w:before="200"/>
-      <w:outlineLvl w:val="1"/>
+      <w:spacing w:after="80" w:before="160"/>
+      <w:outlineLvl w:val="2"/>
     </w:pPr>
     <w:rPr>
-      <w:rFonts w:asciiTheme="majorHAnsi" w:cstheme="majorBidi" w:eastAsiaTheme="majorEastAsia" w:hAnsiTheme="majorHAnsi"/>
-      <w:b/>
-      <w:bCs/>
-      <w:color w:themeColor="accent1" w:val="4F81BD"/>
+      <w:rFonts w:cstheme="majorBidi" w:eastAsiaTheme="majorEastAsia"/>
+      <w:color w:themeColor="accent1" w:themeShade="BF" w:val="0F4761"/>
       <w:sz w:val="28"/>
       <w:szCs w:val="28"/>
     </w:rPr>
   </w:style>
-  <w:style w:styleId="Heading3" w:type="paragraph">
-    <w:name w:val="Heading 3"/>
+  <w:style w:styleId="Heading4" w:type="paragraph">
+    <w:name w:val="heading 4"/>
     <w:basedOn w:val="Normal"/>
     <w:next w:val="BodyText"/>
+    <w:link w:val="Heading4Char"/>
     <w:uiPriority w:val="9"/>
+    <w:semiHidden/>
     <w:unhideWhenUsed/>
     <w:qFormat/>
+    <w:rsid w:val="00A10FD9"/>
     <w:pPr>
       <w:keepNext/>
       <w:keepLines/>
-      <w:spacing w:after="0" w:before="200"/>
-      <w:outlineLvl w:val="2"/>
+      <w:spacing w:after="40" w:before="80"/>
+      <w:outlineLvl w:val="3"/>
     </w:pPr>
     <w:rPr>
-      <w:rFonts w:asciiTheme="majorHAnsi" w:cstheme="majorBidi" w:eastAsiaTheme="majorEastAsia" w:hAnsiTheme="majorHAnsi"/>
-      <w:b/>
-      <w:bCs/>
-      <w:color w:themeColor="accent1" w:val="4F81BD"/>
-      <w:sz w:val="24"/>
-      <w:szCs w:val="24"/>
+      <w:rFonts w:cstheme="majorBidi" w:eastAsiaTheme="majorEastAsia"/>
+      <w:i/>
+      <w:iCs/>
+      <w:color w:themeColor="accent1" w:themeShade="BF" w:val="0F4761"/>
     </w:rPr>
   </w:style>
-  <w:style w:styleId="Heading4" w:type="paragraph">
-    <w:name w:val="Heading 4"/>
+  <w:style w:styleId="Heading5" w:type="paragraph">
+    <w:name w:val="heading 5"/>
     <w:basedOn w:val="Normal"/>
     <w:next w:val="BodyText"/>
+    <w:link w:val="Heading5Char"/>
     <w:uiPriority w:val="9"/>
+    <w:semiHidden/>
     <w:unhideWhenUsed/>
     <w:qFormat/>
+    <w:rsid w:val="00A10FD9"/>
     <w:pPr>
       <w:keepNext/>
       <w:keepLines/>
-      <w:spacing w:after="0" w:before="200"/>
-      <w:outlineLvl w:val="3"/>
+      <w:spacing w:after="40" w:before="80"/>
+      <w:outlineLvl w:val="4"/>
     </w:pPr>
     <w:rPr>
-      <w:rFonts w:asciiTheme="majorHAnsi" w:cstheme="majorBidi" w:eastAsiaTheme="majorEastAsia" w:hAnsiTheme="majorHAnsi"/>
-      <w:bCs/>
-      <w:i/>
-      <w:color w:themeColor="accent1" w:val="4F81BD"/>
-      <w:sz w:val="24"/>
-      <w:szCs w:val="24"/>
+      <w:rFonts w:cstheme="majorBidi" w:eastAsiaTheme="majorEastAsia"/>
+      <w:color w:themeColor="accent1" w:themeShade="BF" w:val="0F4761"/>
     </w:rPr>
   </w:style>
-  <w:style w:styleId="Heading5" w:type="paragraph">
-    <w:name w:val="Heading 5"/>
+  <w:style w:styleId="Heading6" w:type="paragraph">
+    <w:name w:val="heading 6"/>
     <w:basedOn w:val="Normal"/>
     <w:next w:val="BodyText"/>
+    <w:link w:val="Heading6Char"/>
     <w:uiPriority w:val="9"/>
+    <w:semiHidden/>
     <w:unhideWhenUsed/>
     <w:qFormat/>
+    <w:rsid w:val="00A10FD9"/>
     <w:pPr>
       <w:keepNext/>
       <w:keepLines/>
-      <w:spacing w:after="0" w:before="200"/>
-      <w:outlineLvl w:val="4"/>
+      <w:spacing w:after="0" w:before="40"/>
+      <w:outlineLvl w:val="5"/>
     </w:pPr>
     <w:rPr>
-      <w:rFonts w:asciiTheme="majorHAnsi" w:cstheme="majorBidi" w:eastAsiaTheme="majorEastAsia" w:hAnsiTheme="majorHAnsi"/>
+      <w:rFonts w:cstheme="majorBidi" w:eastAsiaTheme="majorEastAsia"/>
+      <w:i/>
       <w:iCs/>
-      <w:color w:themeColor="accent1" w:val="4F81BD"/>
-      <w:sz w:val="24"/>
-      <w:szCs w:val="24"/>
+      <w:color w:themeColor="text1" w:themeTint="A6" w:val="595959"/>
     </w:rPr>
   </w:style>
-  <w:style w:styleId="Heading6" w:type="paragraph">
-    <w:name w:val="Heading 6"/>
+  <w:style w:styleId="Heading7" w:type="paragraph">
+    <w:name w:val="heading 7"/>
     <w:basedOn w:val="Normal"/>
     <w:next w:val="BodyText"/>
+    <w:link w:val="Heading7Char"/>
     <w:uiPriority w:val="9"/>
+    <w:semiHidden/>
     <w:unhideWhenUsed/>
     <w:qFormat/>
+    <w:rsid w:val="00A10FD9"/>
     <w:pPr>
       <w:keepNext/>
       <w:keepLines/>
-      <w:spacing w:after="0" w:before="200"/>
-      <w:outlineLvl w:val="5"/>
+      <w:spacing w:after="0" w:before="40"/>
+      <w:outlineLvl w:val="6"/>
     </w:pPr>
     <w:rPr>
-      <w:rFonts w:asciiTheme="majorHAnsi" w:cstheme="majorBidi" w:eastAsiaTheme="majorEastAsia" w:hAnsiTheme="majorHAnsi"/>
-      <w:color w:themeColor="accent1" w:val="4F81BD"/>
-      <w:sz w:val="24"/>
-      <w:szCs w:val="24"/>
+      <w:rFonts w:cstheme="majorBidi" w:eastAsiaTheme="majorEastAsia"/>
+      <w:color w:themeColor="text1" w:themeTint="A6" w:val="595959"/>
     </w:rPr>
   </w:style>
-  <w:style w:styleId="Heading7" w:type="paragraph">
-    <w:name w:val="Heading 7"/>
+  <w:style w:styleId="Heading8" w:type="paragraph">
+    <w:name w:val="heading 8"/>
     <w:basedOn w:val="Normal"/>
     <w:next w:val="BodyText"/>
+    <w:link w:val="Heading8Char"/>
     <w:uiPriority w:val="9"/>
+    <w:semiHidden/>
     <w:unhideWhenUsed/>
     <w:qFormat/>
+    <w:rsid w:val="00A10FD9"/>
     <w:pPr>
       <w:keepNext/>
       <w:keepLines/>
-      <w:spacing w:after="0" w:before="200"/>
-      <w:outlineLvl w:val="6"/>
+      <w:spacing w:after="0"/>
+      <w:outlineLvl w:val="7"/>
     </w:pPr>
     <w:rPr>
-      <w:rFonts w:asciiTheme="majorHAnsi" w:cstheme="majorBidi" w:eastAsiaTheme="majorEastAsia" w:hAnsiTheme="majorHAnsi"/>
-      <w:color w:themeColor="accent1" w:val="4F81BD"/>
-      <w:sz w:val="24"/>
-      <w:szCs w:val="24"/>
+      <w:rFonts w:cstheme="majorBidi" w:eastAsiaTheme="majorEastAsia"/>
+      <w:i/>
+      <w:iCs/>
+      <w:color w:themeColor="text1" w:themeTint="D8" w:val="272727"/>
     </w:rPr>
   </w:style>
-  <w:style w:styleId="Heading8" w:type="paragraph">
-    <w:name w:val="Heading 8"/>
+  <w:style w:styleId="Heading9" w:type="paragraph">
+    <w:name w:val="heading 9"/>
     <w:basedOn w:val="Normal"/>
     <w:next w:val="BodyText"/>
+    <w:link w:val="Heading9Char"/>
     <w:uiPriority w:val="9"/>
+    <w:semiHidden/>
     <w:unhideWhenUsed/>
     <w:qFormat/>
+    <w:rsid w:val="00A10FD9"/>
     <w:pPr>
       <w:keepNext/>
       <w:keepLines/>
-      <w:spacing w:after="0" w:before="200"/>
-      <w:outlineLvl w:val="7"/>
-    </w:pPr>
-    <w:rPr>
-      <w:rFonts w:asciiTheme="majorHAnsi" w:cstheme="majorBidi" w:eastAsiaTheme="majorEastAsia" w:hAnsiTheme="majorHAnsi"/>
-      <w:color w:themeColor="accent1" w:val="4F81BD"/>
-      <w:sz w:val="24"/>
-      <w:szCs w:val="24"/>
-    </w:rPr>
-  </w:style>
-  <w:style w:styleId="Heading9" w:type="paragraph">
-    <w:name w:val="Heading 9"/>
-    <w:basedOn w:val="Normal"/>
-    <w:next w:val="BodyText"/>
-    <w:uiPriority w:val="9"/>
-    <w:unhideWhenUsed/>
-    <w:qFormat/>
-    <w:pPr>
-      <w:keepNext/>
-      <w:keepLines/>
-      <w:spacing w:after="0" w:before="200"/>
+      <w:spacing w:after="0"/>
       <w:outlineLvl w:val="8"/>
     </w:pPr>
     <w:rPr>
+      <w:rFonts w:cstheme="majorBidi" w:eastAsiaTheme="majorEastAsia"/>
+      <w:color w:themeColor="text1" w:themeTint="D8" w:val="272727"/>
+    </w:rPr>
+  </w:style>
+  <w:style w:customStyle="1" w:styleId="Heading1Char" w:type="character">
+    <w:name w:val="Heading 1 Char"/>
+    <w:basedOn w:val="DefaultParagraphFont"/>
+    <w:link w:val="Heading1"/>
+    <w:uiPriority w:val="9"/>
+    <w:rsid w:val="00A10FD9"/>
+    <w:rPr>
       <w:rFonts w:asciiTheme="majorHAnsi" w:cstheme="majorBidi" w:eastAsiaTheme="majorEastAsia" w:hAnsiTheme="majorHAnsi"/>
-      <w:color w:themeColor="accent1" w:val="4F81BD"/>
-      <w:sz w:val="24"/>
-      <w:szCs w:val="24"/>
+      <w:color w:themeColor="accent1" w:themeShade="BF" w:val="0F4761"/>
+      <w:sz w:val="40"/>
+      <w:szCs w:val="40"/>
+    </w:rPr>
+  </w:style>
+  <w:style w:customStyle="1" w:styleId="Heading2Char" w:type="character">
+    <w:name w:val="Heading 2 Char"/>
+    <w:basedOn w:val="DefaultParagraphFont"/>
+    <w:link w:val="Heading2"/>
+    <w:uiPriority w:val="9"/>
+    <w:semiHidden/>
+    <w:rsid w:val="00A10FD9"/>
+    <w:rPr>
+      <w:rFonts w:asciiTheme="majorHAnsi" w:cstheme="majorBidi" w:eastAsiaTheme="majorEastAsia" w:hAnsiTheme="majorHAnsi"/>
+      <w:color w:themeColor="accent1" w:themeShade="BF" w:val="0F4761"/>
+      <w:sz w:val="32"/>
+      <w:szCs w:val="32"/>
+    </w:rPr>
+  </w:style>
+  <w:style w:customStyle="1" w:styleId="Heading3Char" w:type="character">
+    <w:name w:val="Heading 3 Char"/>
+    <w:basedOn w:val="DefaultParagraphFont"/>
+    <w:link w:val="Heading3"/>
+    <w:uiPriority w:val="9"/>
+    <w:semiHidden/>
+    <w:rsid w:val="00A10FD9"/>
+    <w:rPr>
+      <w:rFonts w:cstheme="majorBidi" w:eastAsiaTheme="majorEastAsia"/>
+      <w:color w:themeColor="accent1" w:themeShade="BF" w:val="0F4761"/>
+      <w:sz w:val="28"/>
+      <w:szCs w:val="28"/>
+    </w:rPr>
+  </w:style>
+  <w:style w:customStyle="1" w:styleId="Heading4Char" w:type="character">
+    <w:name w:val="Heading 4 Char"/>
+    <w:basedOn w:val="DefaultParagraphFont"/>
+    <w:link w:val="Heading4"/>
+    <w:uiPriority w:val="9"/>
+    <w:semiHidden/>
+    <w:rsid w:val="00A10FD9"/>
+    <w:rPr>
+      <w:rFonts w:cstheme="majorBidi" w:eastAsiaTheme="majorEastAsia"/>
+      <w:i/>
+      <w:iCs/>
+      <w:color w:themeColor="accent1" w:themeShade="BF" w:val="0F4761"/>
+    </w:rPr>
+  </w:style>
+  <w:style w:customStyle="1" w:styleId="Heading5Char" w:type="character">
+    <w:name w:val="Heading 5 Char"/>
+    <w:basedOn w:val="DefaultParagraphFont"/>
+    <w:link w:val="Heading5"/>
+    <w:uiPriority w:val="9"/>
+    <w:semiHidden/>
+    <w:rsid w:val="00A10FD9"/>
+    <w:rPr>
+      <w:rFonts w:cstheme="majorBidi" w:eastAsiaTheme="majorEastAsia"/>
+      <w:color w:themeColor="accent1" w:themeShade="BF" w:val="0F4761"/>
+    </w:rPr>
+  </w:style>
+  <w:style w:customStyle="1" w:styleId="Heading6Char" w:type="character">
+    <w:name w:val="Heading 6 Char"/>
+    <w:basedOn w:val="DefaultParagraphFont"/>
+    <w:link w:val="Heading6"/>
+    <w:uiPriority w:val="9"/>
+    <w:semiHidden/>
+    <w:rsid w:val="00A10FD9"/>
+    <w:rPr>
+      <w:rFonts w:cstheme="majorBidi" w:eastAsiaTheme="majorEastAsia"/>
+      <w:i/>
+      <w:iCs/>
+      <w:color w:themeColor="text1" w:themeTint="A6" w:val="595959"/>
+    </w:rPr>
+  </w:style>
+  <w:style w:customStyle="1" w:styleId="Heading7Char" w:type="character">
+    <w:name w:val="Heading 7 Char"/>
+    <w:basedOn w:val="DefaultParagraphFont"/>
+    <w:link w:val="Heading7"/>
+    <w:uiPriority w:val="9"/>
+    <w:semiHidden/>
+    <w:rsid w:val="00A10FD9"/>
+    <w:rPr>
+      <w:rFonts w:cstheme="majorBidi" w:eastAsiaTheme="majorEastAsia"/>
+      <w:color w:themeColor="text1" w:themeTint="A6" w:val="595959"/>
+    </w:rPr>
+  </w:style>
+  <w:style w:customStyle="1" w:styleId="Heading8Char" w:type="character">
+    <w:name w:val="Heading 8 Char"/>
+    <w:basedOn w:val="DefaultParagraphFont"/>
+    <w:link w:val="Heading8"/>
+    <w:uiPriority w:val="9"/>
+    <w:semiHidden/>
+    <w:rsid w:val="00A10FD9"/>
+    <w:rPr>
+      <w:rFonts w:cstheme="majorBidi" w:eastAsiaTheme="majorEastAsia"/>
+      <w:i/>
+      <w:iCs/>
+      <w:color w:themeColor="text1" w:themeTint="D8" w:val="272727"/>
+    </w:rPr>
+  </w:style>
+  <w:style w:customStyle="1" w:styleId="Heading9Char" w:type="character">
+    <w:name w:val="Heading 9 Char"/>
+    <w:basedOn w:val="DefaultParagraphFont"/>
+    <w:link w:val="Heading9"/>
+    <w:uiPriority w:val="9"/>
+    <w:semiHidden/>
+    <w:rsid w:val="00A10FD9"/>
+    <w:rPr>
+      <w:rFonts w:cstheme="majorBidi" w:eastAsiaTheme="majorEastAsia"/>
+      <w:color w:themeColor="text1" w:themeTint="D8" w:val="272727"/>
     </w:rPr>
   </w:style>
   <w:style w:styleId="BlockText" w:type="paragraph">
@@ -20592,8 +19990,8 @@
   </w:style>
   <w:style w:styleId="FootnoteBlockText" w:type="paragraph">
     <w:name w:val="Footnote Block Text"/>
-    <w:basedOn w:val="Footnote Text"/>
-    <w:next w:val="Footnote Text"/>
+    <w:basedOn w:val="FootnoteText"/>
+    <w:next w:val="FootnoteText"/>
     <w:uiPriority w:val="9"/>
     <w:unhideWhenUsed/>
     <w:qFormat/>
@@ -20623,13 +20021,6 @@
       </w:tblCellMar>
     </w:tblPr>
     <w:tblStylePr w:type="firstRow">
-      <w:tblPr>
-        <w:jc w:val="left"/>
-        <w:tblInd w:type="dxa" w:w="0"/>
-      </w:tblPr>
-      <w:trPr>
-        <w:jc w:val="left"/>
-      </w:trPr>
       <w:tcPr>
         <w:tcBorders>
           <w:bottom w:val="single"/>
@@ -20985,44 +20376,44 @@
         <a:sysClr val="window" lastClr="FFFFFF"/>
       </a:lt1>
       <a:dk2>
-        <a:srgbClr val="1F497D"/>
+        <a:srgbClr val="0E2841"/>
       </a:dk2>
       <a:lt2>
-        <a:srgbClr val="EEECE1"/>
+        <a:srgbClr val="E8E8E8"/>
       </a:lt2>
       <a:accent1>
-        <a:srgbClr val="4F81BD"/>
+        <a:srgbClr val="156082"/>
       </a:accent1>
       <a:accent2>
-        <a:srgbClr val="C0504D"/>
+        <a:srgbClr val="E97132"/>
       </a:accent2>
       <a:accent3>
-        <a:srgbClr val="9BBB59"/>
+        <a:srgbClr val="196B24"/>
       </a:accent3>
       <a:accent4>
-        <a:srgbClr val="8064A2"/>
+        <a:srgbClr val="0F9ED5"/>
       </a:accent4>
       <a:accent5>
-        <a:srgbClr val="4BACC6"/>
+        <a:srgbClr val="A02B93"/>
       </a:accent5>
       <a:accent6>
-        <a:srgbClr val="F79646"/>
+        <a:srgbClr val="4EA72E"/>
       </a:accent6>
       <a:hlink>
-        <a:srgbClr val="0000FF"/>
+        <a:srgbClr val="467886"/>
       </a:hlink>
       <a:folHlink>
-        <a:srgbClr val="800080"/>
+        <a:srgbClr val="96607D"/>
       </a:folHlink>
     </a:clrScheme>
     <a:fontScheme name="Office">
       <a:majorFont>
-        <a:latin typeface="Calibri"/>
+        <a:latin typeface="Aptos Display" panose="02110004020202020204"/>
         <a:ea typeface=""/>
         <a:cs typeface=""/>
-        <a:font script="Jpan" typeface="ＭＳ ゴシック"/>
+        <a:font script="Jpan" typeface="游ゴシック Light"/>
         <a:font script="Hang" typeface="맑은 고딕"/>
-        <a:font script="Hans" typeface="宋体"/>
+        <a:font script="Hans" typeface="等线 Light"/>
         <a:font script="Hant" typeface="新細明體"/>
         <a:font script="Arab" typeface="Times New Roman"/>
         <a:font script="Hebr" typeface="Times New Roman"/>
@@ -21049,14 +20440,32 @@
         <a:font script="Mong" typeface="Mongolian Baiti"/>
         <a:font script="Viet" typeface="Times New Roman"/>
         <a:font script="Uigh" typeface="Microsoft Uighur"/>
+        <a:font script="Geor" typeface="Sylfaen"/>
+        <a:font script="Armn" typeface="Arial"/>
+        <a:font script="Bugi" typeface="Leelawadee UI"/>
+        <a:font script="Bopo" typeface="Microsoft JhengHei"/>
+        <a:font script="Java" typeface="Javanese Text"/>
+        <a:font script="Lisu" typeface="Segoe UI"/>
+        <a:font script="Mymr" typeface="Myanmar Text"/>
+        <a:font script="Nkoo" typeface="Ebrima"/>
+        <a:font script="Olck" typeface="Nirmala UI"/>
+        <a:font script="Osma" typeface="Ebrima"/>
+        <a:font script="Phag" typeface="Phagspa"/>
+        <a:font script="Syrn" typeface="Estrangelo Edessa"/>
+        <a:font script="Syrj" typeface="Estrangelo Edessa"/>
+        <a:font script="Syre" typeface="Estrangelo Edessa"/>
+        <a:font script="Sora" typeface="Nirmala UI"/>
+        <a:font script="Tale" typeface="Microsoft Tai Le"/>
+        <a:font script="Talu" typeface="Microsoft New Tai Lue"/>
+        <a:font script="Tfng" typeface="Ebrima"/>
       </a:majorFont>
       <a:minorFont>
-        <a:latin typeface="Cambria"/>
+        <a:latin typeface="Aptos" panose="02110004020202020204"/>
         <a:ea typeface=""/>
         <a:cs typeface=""/>
-        <a:font script="Jpan" typeface="ＭＳ 明朝"/>
+        <a:font script="Jpan" typeface="游明朝"/>
         <a:font script="Hang" typeface="맑은 고딕"/>
-        <a:font script="Hans" typeface="宋体"/>
+        <a:font script="Hans" typeface="等线"/>
         <a:font script="Hant" typeface="新細明體"/>
         <a:font script="Arab" typeface="Arial"/>
         <a:font script="Hebr" typeface="Arial"/>
@@ -21083,6 +20492,24 @@
         <a:font script="Mong" typeface="Mongolian Baiti"/>
         <a:font script="Viet" typeface="Arial"/>
         <a:font script="Uigh" typeface="Microsoft Uighur"/>
+        <a:font script="Geor" typeface="Sylfaen"/>
+        <a:font script="Armn" typeface="Arial"/>
+        <a:font script="Bugi" typeface="Leelawadee UI"/>
+        <a:font script="Bopo" typeface="Microsoft JhengHei"/>
+        <a:font script="Java" typeface="Javanese Text"/>
+        <a:font script="Lisu" typeface="Segoe UI"/>
+        <a:font script="Mymr" typeface="Myanmar Text"/>
+        <a:font script="Nkoo" typeface="Ebrima"/>
+        <a:font script="Olck" typeface="Nirmala UI"/>
+        <a:font script="Osma" typeface="Ebrima"/>
+        <a:font script="Phag" typeface="Phagspa"/>
+        <a:font script="Syrn" typeface="Estrangelo Edessa"/>
+        <a:font script="Syrj" typeface="Estrangelo Edessa"/>
+        <a:font script="Syre" typeface="Estrangelo Edessa"/>
+        <a:font script="Sora" typeface="Nirmala UI"/>
+        <a:font script="Tale" typeface="Microsoft Tai Le"/>
+        <a:font script="Talu" typeface="Microsoft New Tai Lue"/>
+        <a:font script="Tfng" typeface="Ebrima"/>
       </a:minorFont>
     </a:fontScheme>
     <a:fmtScheme name="Office">
@@ -21094,200 +20521,141 @@
           <a:gsLst>
             <a:gs pos="0">
               <a:schemeClr val="phClr">
-                <a:tint val="50000"/>
-                <a:satMod val="300000"/>
+                <a:lumMod val="110000"/>
+                <a:satMod val="105000"/>
+                <a:tint val="67000"/>
               </a:schemeClr>
             </a:gs>
-            <a:gs pos="35000">
+            <a:gs pos="50000">
               <a:schemeClr val="phClr">
-                <a:tint val="37000"/>
-                <a:satMod val="300000"/>
+                <a:lumMod val="105000"/>
+                <a:satMod val="103000"/>
+                <a:tint val="73000"/>
               </a:schemeClr>
             </a:gs>
             <a:gs pos="100000">
               <a:schemeClr val="phClr">
-                <a:tint val="15000"/>
-                <a:satMod val="350000"/>
+                <a:lumMod val="105000"/>
+                <a:satMod val="109000"/>
+                <a:tint val="81000"/>
               </a:schemeClr>
             </a:gs>
           </a:gsLst>
-          <a:lin ang="16200000" scaled="1"/>
+          <a:lin ang="5400000" scaled="0"/>
         </a:gradFill>
         <a:gradFill rotWithShape="1">
           <a:gsLst>
             <a:gs pos="0">
               <a:schemeClr val="phClr">
-                <a:tint val="100000"/>
+                <a:satMod val="103000"/>
+                <a:lumMod val="102000"/>
+                <a:tint val="94000"/>
+              </a:schemeClr>
+            </a:gs>
+            <a:gs pos="50000">
+              <a:schemeClr val="phClr">
+                <a:satMod val="110000"/>
+                <a:lumMod val="100000"/>
                 <a:shade val="100000"/>
-                <a:satMod val="130000"/>
               </a:schemeClr>
             </a:gs>
             <a:gs pos="100000">
               <a:schemeClr val="phClr">
-                <a:tint val="50000"/>
-                <a:shade val="100000"/>
-                <a:satMod val="350000"/>
+                <a:lumMod val="99000"/>
+                <a:satMod val="120000"/>
+                <a:shade val="78000"/>
               </a:schemeClr>
             </a:gs>
           </a:gsLst>
-          <a:lin ang="16200000" scaled="0"/>
+          <a:lin ang="5400000" scaled="0"/>
         </a:gradFill>
       </a:fillStyleLst>
       <a:lnStyleLst>
-        <a:ln w="9525" cap="flat" cmpd="sng" algn="ctr">
-          <a:solidFill>
-            <a:schemeClr val="phClr">
-              <a:shade val="95000"/>
-              <a:satMod val="105000"/>
-            </a:schemeClr>
-          </a:solidFill>
-          <a:prstDash val="solid"/>
-        </a:ln>
-        <a:ln w="25400" cap="flat" cmpd="sng" algn="ctr">
+        <a:ln w="6350" cap="flat" cmpd="sng" algn="ctr">
           <a:solidFill>
             <a:schemeClr val="phClr"/>
           </a:solidFill>
           <a:prstDash val="solid"/>
+          <a:miter lim="800000"/>
         </a:ln>
-        <a:ln w="38100" cap="flat" cmpd="sng" algn="ctr">
+        <a:ln w="12700" cap="flat" cmpd="sng" algn="ctr">
           <a:solidFill>
             <a:schemeClr val="phClr"/>
           </a:solidFill>
           <a:prstDash val="solid"/>
+          <a:miter lim="800000"/>
+        </a:ln>
+        <a:ln w="19050" cap="flat" cmpd="sng" algn="ctr">
+          <a:solidFill>
+            <a:schemeClr val="phClr"/>
+          </a:solidFill>
+          <a:prstDash val="solid"/>
+          <a:miter lim="800000"/>
         </a:ln>
       </a:lnStyleLst>
       <a:effectStyleLst>
         <a:effectStyle>
+          <a:effectLst/>
+        </a:effectStyle>
+        <a:effectStyle>
+          <a:effectLst/>
+        </a:effectStyle>
+        <a:effectStyle>
           <a:effectLst>
-            <a:outerShdw blurRad="40000" dist="20000" dir="5400000" rotWithShape="0">
+            <a:outerShdw blurRad="57150" dist="19050" dir="5400000" algn="ctr" rotWithShape="0">
               <a:srgbClr val="000000">
-                <a:alpha val="38000"/>
+                <a:alpha val="63000"/>
               </a:srgbClr>
             </a:outerShdw>
           </a:effectLst>
-        </a:effectStyle>
-        <a:effectStyle>
-          <a:effectLst>
-            <a:outerShdw blurRad="40000" dist="23000" dir="5400000" rotWithShape="0">
-              <a:srgbClr val="000000">
-                <a:alpha val="35000"/>
-              </a:srgbClr>
-            </a:outerShdw>
-          </a:effectLst>
-        </a:effectStyle>
-        <a:effectStyle>
-          <a:effectLst>
-            <a:outerShdw blurRad="40000" dist="23000" dir="5400000" rotWithShape="0">
-              <a:srgbClr val="000000">
-                <a:alpha val="35000"/>
-              </a:srgbClr>
-            </a:outerShdw>
-          </a:effectLst>
-          <a:scene3d>
-            <a:camera prst="orthographicFront">
-              <a:rot lat="0" lon="0" rev="0"/>
-            </a:camera>
-            <a:lightRig rig="threePt" dir="t">
-              <a:rot lat="0" lon="0" rev="1200000"/>
-            </a:lightRig>
-          </a:scene3d>
-          <a:sp3d>
-            <a:bevelT w="63500" h="25400"/>
-          </a:sp3d>
         </a:effectStyle>
       </a:effectStyleLst>
       <a:bgFillStyleLst>
         <a:solidFill>
           <a:schemeClr val="phClr"/>
         </a:solidFill>
+        <a:solidFill>
+          <a:schemeClr val="phClr">
+            <a:tint val="95000"/>
+            <a:satMod val="170000"/>
+          </a:schemeClr>
+        </a:solidFill>
         <a:gradFill rotWithShape="1">
           <a:gsLst>
             <a:gs pos="0">
               <a:schemeClr val="phClr">
-                <a:tint val="40000"/>
-                <a:satMod val="350000"/>
+                <a:tint val="93000"/>
+                <a:satMod val="150000"/>
+                <a:shade val="98000"/>
+                <a:lumMod val="102000"/>
               </a:schemeClr>
             </a:gs>
-            <a:gs pos="40000">
+            <a:gs pos="50000">
               <a:schemeClr val="phClr">
-                <a:tint val="45000"/>
-                <a:shade val="99000"/>
-                <a:satMod val="350000"/>
+                <a:tint val="98000"/>
+                <a:satMod val="130000"/>
+                <a:shade val="90000"/>
+                <a:lumMod val="103000"/>
               </a:schemeClr>
             </a:gs>
             <a:gs pos="100000">
               <a:schemeClr val="phClr">
-                <a:shade val="20000"/>
-                <a:satMod val="255000"/>
+                <a:shade val="63000"/>
+                <a:satMod val="120000"/>
               </a:schemeClr>
             </a:gs>
           </a:gsLst>
-          <a:path path="circle">
-            <a:fillToRect l="50000" t="-80000" r="50000" b="180000"/>
-          </a:path>
-        </a:gradFill>
-        <a:gradFill rotWithShape="1">
-          <a:gsLst>
-            <a:gs pos="0">
-              <a:schemeClr val="phClr">
-                <a:tint val="80000"/>
-                <a:satMod val="300000"/>
-              </a:schemeClr>
-            </a:gs>
-            <a:gs pos="100000">
-              <a:schemeClr val="phClr">
-                <a:shade val="30000"/>
-                <a:satMod val="200000"/>
-              </a:schemeClr>
-            </a:gs>
-          </a:gsLst>
-          <a:path path="circle">
-            <a:fillToRect l="50000" t="50000" r="50000" b="50000"/>
-          </a:path>
+          <a:lin ang="5400000" scaled="0"/>
         </a:gradFill>
       </a:bgFillStyleLst>
     </a:fmtScheme>
   </a:themeElements>
-  <a:objectDefaults>
-    <a:spDef>
-      <a:spPr/>
-      <a:bodyPr/>
-      <a:lstStyle/>
-      <a:style>
-        <a:lnRef idx="1">
-          <a:schemeClr val="accent1"/>
-        </a:lnRef>
-        <a:fillRef idx="3">
-          <a:schemeClr val="accent1"/>
-        </a:fillRef>
-        <a:effectRef idx="2">
-          <a:schemeClr val="accent1"/>
-        </a:effectRef>
-        <a:fontRef idx="minor">
-          <a:schemeClr val="lt1"/>
-        </a:fontRef>
-      </a:style>
-    </a:spDef>
-    <a:lnDef>
-      <a:spPr/>
-      <a:bodyPr/>
-      <a:lstStyle/>
-      <a:style>
-        <a:lnRef idx="2">
-          <a:schemeClr val="accent1"/>
-        </a:lnRef>
-        <a:fillRef idx="0">
-          <a:schemeClr val="accent1"/>
-        </a:fillRef>
-        <a:effectRef idx="1">
-          <a:schemeClr val="accent1"/>
-        </a:effectRef>
-        <a:fontRef idx="minor">
-          <a:schemeClr val="tx1"/>
-        </a:fontRef>
-      </a:style>
-    </a:lnDef>
-  </a:objectDefaults>
+  <a:objectDefaults/>
   <a:extraClrSchemeLst/>
+  <a:extLst>
+    <a:ext uri="{05A4C25C-085E-4340-85A3-A5531E510DB2}">
+      <thm15:themeFamily xmlns:thm15="http://schemas.microsoft.com/office/thememl/2012/main" name="Office Theme" id="{2E142A2C-CD16-42D6-873A-C26D2A0506FA}" vid="{1BDDFF52-6CD6-40A5-AB3C-68EB2F1E4D0A}"/>
+    </a:ext>
+  </a:extLst>
 </a:theme>
 </file>
--- a/docx/09-ospf/09-ospf.docx
+++ b/docx/09-ospf/09-ospf.docx
@@ -28,7 +28,7 @@
         </w:p>
       </w:sdtContent>
     </w:sdt>
-    <w:bookmarkStart w:id="27" w:name="enrutamiento-dinámico-con-ospf"/>
+    <w:bookmarkStart w:id="38" w:name="enrutamiento-dinámico-con-ospf"/>
     <w:p>
       <w:pPr>
         <w:pStyle w:val="Heading1"/>
@@ -114,7 +114,7 @@
       <w:r>
         <w:t xml:space="preserve"> </w:t>
       </w:r>
-      <w:hyperlink r:id="rId9">
+      <w:hyperlink r:id="rId20">
         <w:r>
           <w:rPr>
             <w:rStyle w:val="Hyperlink"/>
@@ -157,7 +157,7 @@
         </w:pict>
       </w:r>
     </w:p>
-    <w:bookmarkStart w:id="10" w:name="objetivo-de-la-unidad"/>
+    <w:bookmarkStart w:id="21" w:name="objetivo-de-la-unidad"/>
     <w:p>
       <w:pPr>
         <w:pStyle w:val="Heading2"/>
@@ -328,8 +328,8 @@
         </w:pict>
       </w:r>
     </w:p>
-    <w:bookmarkEnd w:id="10"/>
-    <w:bookmarkStart w:id="20" w:name="mapa-de-la-unidad"/>
+    <w:bookmarkEnd w:id="21"/>
+    <w:bookmarkStart w:id="31" w:name="mapa-de-la-unidad"/>
     <w:p>
       <w:pPr>
         <w:pStyle w:val="Heading2"/>
@@ -342,6 +342,7 @@
       <w:tblPr>
         <w:tblStyle w:val="Table"/>
         <w:tblW w:type="pct" w:w="5000"/>
+        <w:jc w:val="left"/>
         <w:tblLayout w:type="fixed"/>
         <w:tblLook w:firstRow="1" w:lastRow="0" w:firstColumn="0" w:lastColumn="0" w:noHBand="0" w:noVBand="0" w:val="0020"/>
       </w:tblPr>
@@ -359,6 +360,7 @@
           <w:p>
             <w:pPr>
               <w:pStyle w:val="Compact"/>
+              <w:jc w:val="left"/>
             </w:pPr>
             <w:r>
               <w:t xml:space="preserve">Punto</w:t>
@@ -370,6 +372,7 @@
           <w:p>
             <w:pPr>
               <w:pStyle w:val="Compact"/>
+              <w:jc w:val="left"/>
             </w:pPr>
             <w:r>
               <w:t xml:space="preserve">Qué aprenderás</w:t>
@@ -381,6 +384,7 @@
           <w:p>
             <w:pPr>
               <w:pStyle w:val="Compact"/>
+              <w:jc w:val="left"/>
             </w:pPr>
             <w:r>
               <w:t xml:space="preserve">Nivel</w:t>
@@ -394,8 +398,9 @@
           <w:p>
             <w:pPr>
               <w:pStyle w:val="Compact"/>
-            </w:pPr>
-            <w:hyperlink r:id="rId11">
+              <w:jc w:val="left"/>
+            </w:pPr>
+            <w:hyperlink r:id="rId22">
               <w:r>
                 <w:rPr>
                   <w:rStyle w:val="Hyperlink"/>
@@ -410,6 +415,7 @@
           <w:p>
             <w:pPr>
               <w:pStyle w:val="Compact"/>
+              <w:jc w:val="left"/>
             </w:pPr>
             <w:r>
               <w:t xml:space="preserve">Por qué existe el routing dinámico</w:t>
@@ -421,6 +427,7 @@
           <w:p>
             <w:pPr>
               <w:pStyle w:val="Compact"/>
+              <w:jc w:val="left"/>
             </w:pPr>
             <w:r>
               <w:t xml:space="preserve">Todos</w:t>
@@ -434,8 +441,9 @@
           <w:p>
             <w:pPr>
               <w:pStyle w:val="Compact"/>
-            </w:pPr>
-            <w:hyperlink r:id="rId12">
+              <w:jc w:val="left"/>
+            </w:pPr>
+            <w:hyperlink r:id="rId23">
               <w:r>
                 <w:rPr>
                   <w:rStyle w:val="Hyperlink"/>
@@ -450,6 +458,7 @@
           <w:p>
             <w:pPr>
               <w:pStyle w:val="Compact"/>
+              <w:jc w:val="left"/>
             </w:pPr>
             <w:r>
               <w:t xml:space="preserve">La familia de protocolos y sus clases</w:t>
@@ -461,6 +470,7 @@
           <w:p>
             <w:pPr>
               <w:pStyle w:val="Compact"/>
+              <w:jc w:val="left"/>
             </w:pPr>
             <w:r>
               <w:t xml:space="preserve">Todos</w:t>
@@ -474,8 +484,9 @@
           <w:p>
             <w:pPr>
               <w:pStyle w:val="Compact"/>
-            </w:pPr>
-            <w:hyperlink r:id="rId13">
+              <w:jc w:val="left"/>
+            </w:pPr>
+            <w:hyperlink r:id="rId24">
               <w:r>
                 <w:rPr>
                   <w:rStyle w:val="Hyperlink"/>
@@ -490,6 +501,7 @@
           <w:p>
             <w:pPr>
               <w:pStyle w:val="Compact"/>
+              <w:jc w:val="left"/>
             </w:pPr>
             <w:r>
               <w:t xml:space="preserve">Vecinos, LSDB, SPF: el motor</w:t>
@@ -501,6 +513,7 @@
           <w:p>
             <w:pPr>
               <w:pStyle w:val="Compact"/>
+              <w:jc w:val="left"/>
             </w:pPr>
             <w:r>
               <w:t xml:space="preserve">Clave</w:t>
@@ -514,8 +527,9 @@
           <w:p>
             <w:pPr>
               <w:pStyle w:val="Compact"/>
-            </w:pPr>
-            <w:hyperlink r:id="rId14">
+              <w:jc w:val="left"/>
+            </w:pPr>
+            <w:hyperlink r:id="rId25">
               <w:r>
                 <w:rPr>
                   <w:rStyle w:val="Hyperlink"/>
@@ -530,6 +544,7 @@
           <w:p>
             <w:pPr>
               <w:pStyle w:val="Compact"/>
+              <w:jc w:val="left"/>
             </w:pPr>
             <w:r>
               <w:t xml:space="preserve">Backbone, ABR, ASBR y escalado</w:t>
@@ -541,6 +556,7 @@
           <w:p>
             <w:pPr>
               <w:pStyle w:val="Compact"/>
+              <w:jc w:val="left"/>
             </w:pPr>
             <w:r>
               <w:t xml:space="preserve">Todos</w:t>
@@ -554,8 +570,9 @@
           <w:p>
             <w:pPr>
               <w:pStyle w:val="Compact"/>
-            </w:pPr>
-            <w:hyperlink r:id="rId15">
+              <w:jc w:val="left"/>
+            </w:pPr>
+            <w:hyperlink r:id="rId26">
               <w:r>
                 <w:rPr>
                   <w:rStyle w:val="Hyperlink"/>
@@ -570,6 +587,7 @@
           <w:p>
             <w:pPr>
               <w:pStyle w:val="Compact"/>
+              <w:jc w:val="left"/>
             </w:pPr>
             <w:r>
               <w:t xml:space="preserve">La elección en redes multiacceso</w:t>
@@ -581,6 +599,7 @@
           <w:p>
             <w:pPr>
               <w:pStyle w:val="Compact"/>
+              <w:jc w:val="left"/>
             </w:pPr>
             <w:r>
               <w:t xml:space="preserve">Todos</w:t>
@@ -594,8 +613,9 @@
           <w:p>
             <w:pPr>
               <w:pStyle w:val="Compact"/>
-            </w:pPr>
-            <w:hyperlink r:id="rId16">
+              <w:jc w:val="left"/>
+            </w:pPr>
+            <w:hyperlink r:id="rId27">
               <w:r>
                 <w:rPr>
                   <w:rStyle w:val="Hyperlink"/>
@@ -610,6 +630,7 @@
           <w:p>
             <w:pPr>
               <w:pStyle w:val="Compact"/>
+              <w:jc w:val="left"/>
             </w:pPr>
             <w:r>
               <w:t xml:space="preserve">Cómo se eligen los caminos</w:t>
@@ -621,6 +642,7 @@
           <w:p>
             <w:pPr>
               <w:pStyle w:val="Compact"/>
+              <w:jc w:val="left"/>
             </w:pPr>
             <w:r>
               <w:t xml:space="preserve">Clave</w:t>
@@ -634,8 +656,9 @@
           <w:p>
             <w:pPr>
               <w:pStyle w:val="Compact"/>
-            </w:pPr>
-            <w:hyperlink r:id="rId17">
+              <w:jc w:val="left"/>
+            </w:pPr>
+            <w:hyperlink r:id="rId28">
               <w:r>
                 <w:rPr>
                   <w:rStyle w:val="Hyperlink"/>
@@ -650,6 +673,7 @@
           <w:p>
             <w:pPr>
               <w:pStyle w:val="Compact"/>
+              <w:jc w:val="left"/>
             </w:pPr>
             <w:r>
               <w:rPr>
@@ -679,6 +703,7 @@
           <w:p>
             <w:pPr>
               <w:pStyle w:val="Compact"/>
+              <w:jc w:val="left"/>
             </w:pPr>
             <w:r>
               <w:t xml:space="preserve">Práctico</w:t>
@@ -692,8 +717,9 @@
           <w:p>
             <w:pPr>
               <w:pStyle w:val="Compact"/>
-            </w:pPr>
-            <w:hyperlink r:id="rId18">
+              <w:jc w:val="left"/>
+            </w:pPr>
+            <w:hyperlink r:id="rId29">
               <w:r>
                 <w:rPr>
                   <w:rStyle w:val="Hyperlink"/>
@@ -708,6 +734,7 @@
           <w:p>
             <w:pPr>
               <w:pStyle w:val="Compact"/>
+              <w:jc w:val="left"/>
             </w:pPr>
             <w:r>
               <w:t xml:space="preserve">default-information originate y show</w:t>
@@ -719,6 +746,7 @@
           <w:p>
             <w:pPr>
               <w:pStyle w:val="Compact"/>
+              <w:jc w:val="left"/>
             </w:pPr>
             <w:r>
               <w:t xml:space="preserve">Avanzado</w:t>
@@ -732,8 +760,9 @@
           <w:p>
             <w:pPr>
               <w:pStyle w:val="Compact"/>
-            </w:pPr>
-            <w:hyperlink r:id="rId19">
+              <w:jc w:val="left"/>
+            </w:pPr>
+            <w:hyperlink r:id="rId30">
               <w:r>
                 <w:rPr>
                   <w:rStyle w:val="Hyperlink"/>
@@ -748,6 +777,7 @@
           <w:p>
             <w:pPr>
               <w:pStyle w:val="Compact"/>
+              <w:jc w:val="left"/>
             </w:pPr>
             <w:r>
               <w:t xml:space="preserve">Sé el Router OSPF, Fireside, Laboratorio, Crucigrama…</w:t>
@@ -759,6 +789,7 @@
           <w:p>
             <w:pPr>
               <w:pStyle w:val="Compact"/>
+              <w:jc w:val="left"/>
             </w:pPr>
             <w:r>
               <w:t xml:space="preserve">Todos</w:t>
@@ -798,8 +829,8 @@
         </w:pict>
       </w:r>
     </w:p>
-    <w:bookmarkEnd w:id="20"/>
-    <w:bookmarkStart w:id="21" w:name="boletines-de-la-unidad"/>
+    <w:bookmarkEnd w:id="31"/>
+    <w:bookmarkStart w:id="32" w:name="boletines-de-la-unidad"/>
     <w:p>
       <w:pPr>
         <w:pStyle w:val="Heading2"/>
@@ -849,8 +880,8 @@
         </w:pict>
       </w:r>
     </w:p>
-    <w:bookmarkEnd w:id="21"/>
-    <w:bookmarkStart w:id="22" w:name="criterios-de-evaluación-cubiertos-ra6"/>
+    <w:bookmarkEnd w:id="32"/>
+    <w:bookmarkStart w:id="33" w:name="criterios-de-evaluación-cubiertos-ra6"/>
     <w:p>
       <w:pPr>
         <w:pStyle w:val="Heading2"/>
@@ -875,6 +906,7 @@
       <w:tblPr>
         <w:tblStyle w:val="Table"/>
         <w:tblW w:type="pct" w:w="5000"/>
+        <w:jc w:val="left"/>
         <w:tblLayout w:type="fixed"/>
         <w:tblLook w:firstRow="1" w:lastRow="0" w:firstColumn="0" w:lastColumn="0" w:noHBand="0" w:noVBand="0" w:val="0020"/>
       </w:tblPr>
@@ -892,6 +924,7 @@
           <w:p>
             <w:pPr>
               <w:pStyle w:val="Compact"/>
+              <w:jc w:val="left"/>
             </w:pPr>
             <w:r>
               <w:t xml:space="preserve">CE</w:t>
@@ -903,6 +936,7 @@
           <w:p>
             <w:pPr>
               <w:pStyle w:val="Compact"/>
+              <w:jc w:val="left"/>
             </w:pPr>
             <w:r>
               <w:t xml:space="preserve">Criterio</w:t>
@@ -914,6 +948,7 @@
           <w:p>
             <w:pPr>
               <w:pStyle w:val="Compact"/>
+              <w:jc w:val="left"/>
             </w:pPr>
             <w:r>
               <w:t xml:space="preserve">Dónde se cubre</w:t>
@@ -927,6 +962,7 @@
           <w:p>
             <w:pPr>
               <w:pStyle w:val="Compact"/>
+              <w:jc w:val="left"/>
             </w:pPr>
             <w:r>
               <w:t xml:space="preserve">g)</w:t>
@@ -938,6 +974,7 @@
           <w:p>
             <w:pPr>
               <w:pStyle w:val="Compact"/>
+              <w:jc w:val="left"/>
             </w:pPr>
             <w:r>
               <w:t xml:space="preserve">Se ha habilitado y configurado OSPF en un «router»</w:t>
@@ -949,6 +986,7 @@
           <w:p>
             <w:pPr>
               <w:pStyle w:val="Compact"/>
+              <w:jc w:val="left"/>
             </w:pPr>
             <w:r>
               <w:t xml:space="preserve">✅ Puntos 6-7 + ⚡ Laboratorio (punto 9)</w:t>
@@ -962,6 +1000,7 @@
           <w:p>
             <w:pPr>
               <w:pStyle w:val="Compact"/>
+              <w:jc w:val="left"/>
             </w:pPr>
             <w:r>
               <w:t xml:space="preserve">h)</w:t>
@@ -973,6 +1012,7 @@
           <w:p>
             <w:pPr>
               <w:pStyle w:val="Compact"/>
+              <w:jc w:val="left"/>
             </w:pPr>
             <w:r>
               <w:t xml:space="preserve">Se ha establecido y propagado una ruta por defecto usando OSPF</w:t>
@@ -984,6 +1024,7 @@
           <w:p>
             <w:pPr>
               <w:pStyle w:val="Compact"/>
+              <w:jc w:val="left"/>
             </w:pPr>
             <w:r>
               <w:t xml:space="preserve">✅ Punto 8 + ⚡ Laboratorio (punto 9)</w:t>
@@ -1023,8 +1064,8 @@
         </w:pict>
       </w:r>
     </w:p>
-    <w:bookmarkEnd w:id="22"/>
-    <w:bookmarkStart w:id="26" w:name="por-dónde-empiezo"/>
+    <w:bookmarkEnd w:id="33"/>
+    <w:bookmarkStart w:id="37" w:name="por-dónde-empiezo"/>
     <w:p>
       <w:pPr>
         <w:pStyle w:val="Heading2"/>
@@ -1059,7 +1100,7 @@
       <w:r>
         <w:t xml:space="preserve"> </w:t>
       </w:r>
-      <w:hyperlink r:id="rId23">
+      <w:hyperlink r:id="rId34">
         <w:r>
           <w:rPr>
             <w:rStyle w:val="Hyperlink"/>
@@ -1076,7 +1117,7 @@
       <w:r>
         <w:t xml:space="preserve"> </w:t>
       </w:r>
-      <w:hyperlink r:id="rId24">
+      <w:hyperlink r:id="rId35">
         <w:r>
           <w:rPr>
             <w:rStyle w:val="Hyperlink"/>
@@ -1102,7 +1143,7 @@
       <w:r>
         <w:t xml:space="preserve"> </w:t>
       </w:r>
-      <w:hyperlink r:id="rId17">
+      <w:hyperlink r:id="rId28">
         <w:r>
           <w:rPr>
             <w:rStyle w:val="Hyperlink"/>
@@ -1119,7 +1160,7 @@
       <w:r>
         <w:t xml:space="preserve"> </w:t>
       </w:r>
-      <w:hyperlink r:id="rId18">
+      <w:hyperlink r:id="rId29">
         <w:r>
           <w:rPr>
             <w:rStyle w:val="Hyperlink"/>
@@ -1145,7 +1186,7 @@
       <w:r>
         <w:t xml:space="preserve"> </w:t>
       </w:r>
-      <w:hyperlink r:id="rId11">
+      <w:hyperlink r:id="rId22">
         <w:r>
           <w:rPr>
             <w:rStyle w:val="Hyperlink"/>
@@ -1170,7 +1211,7 @@
         </w:rPr>
         <w:t xml:space="preserve"> </w:t>
       </w:r>
-      <w:hyperlink r:id="rId25">
+      <w:hyperlink r:id="rId36">
         <w:r>
           <w:rPr>
             <w:rStyle w:val="Hyperlink"/>
@@ -1188,9 +1229,9 @@
         <w:t xml:space="preserve">.</w:t>
       </w:r>
     </w:p>
-    <w:bookmarkEnd w:id="26"/>
-    <w:bookmarkEnd w:id="27"/>
-    <w:bookmarkStart w:id="37" w:name="de-estático-a-dinámico"/>
+    <w:bookmarkEnd w:id="37"/>
+    <w:bookmarkEnd w:id="38"/>
+    <w:bookmarkStart w:id="48" w:name="de-estático-a-dinámico"/>
     <w:p>
       <w:pPr>
         <w:pStyle w:val="Heading1"/>
@@ -1254,7 +1295,7 @@
         </w:pict>
       </w:r>
     </w:p>
-    <w:bookmarkStart w:id="28" w:name="la-idea-en-una-frase"/>
+    <w:bookmarkStart w:id="39" w:name="la-idea-en-una-frase"/>
     <w:p>
       <w:pPr>
         <w:pStyle w:val="Heading2"/>
@@ -1313,7 +1354,7 @@
       <w:r>
         <w:t xml:space="preserve"> </w:t>
       </w:r>
-      <w:hyperlink r:id="rId9">
+      <w:hyperlink r:id="rId20">
         <w:r>
           <w:rPr>
             <w:rStyle w:val="Hyperlink"/>
@@ -1350,8 +1391,8 @@
         </w:pict>
       </w:r>
     </w:p>
-    <w:bookmarkEnd w:id="28"/>
-    <w:bookmarkStart w:id="29" w:name="estático-vs-dinámico-el-duelo"/>
+    <w:bookmarkEnd w:id="39"/>
+    <w:bookmarkStart w:id="40" w:name="estático-vs-dinámico-el-duelo"/>
     <w:p>
       <w:pPr>
         <w:pStyle w:val="Heading2"/>
@@ -1364,6 +1405,7 @@
       <w:tblPr>
         <w:tblStyle w:val="Table"/>
         <w:tblW w:type="pct" w:w="5000"/>
+        <w:jc w:val="left"/>
         <w:tblLayout w:type="fixed"/>
         <w:tblLook w:firstRow="1" w:lastRow="0" w:firstColumn="0" w:lastColumn="0" w:noHBand="0" w:noVBand="0" w:val="0020"/>
       </w:tblPr>
@@ -1381,6 +1423,7 @@
           <w:p>
             <w:pPr>
               <w:pStyle w:val="Compact"/>
+              <w:jc w:val="left"/>
             </w:pPr>
             <w:r>
               <w:t xml:space="preserve">Aspecto</w:t>
@@ -1392,6 +1435,7 @@
           <w:p>
             <w:pPr>
               <w:pStyle w:val="Compact"/>
+              <w:jc w:val="left"/>
             </w:pPr>
             <w:r>
               <w:t xml:space="preserve">Estático</w:t>
@@ -1403,6 +1447,7 @@
           <w:p>
             <w:pPr>
               <w:pStyle w:val="Compact"/>
+              <w:jc w:val="left"/>
             </w:pPr>
             <w:r>
               <w:t xml:space="preserve">Dinámico</w:t>
@@ -1416,6 +1461,7 @@
           <w:p>
             <w:pPr>
               <w:pStyle w:val="Compact"/>
+              <w:jc w:val="left"/>
             </w:pPr>
             <w:r>
               <w:t xml:space="preserve">Quién escribe la ruta</w:t>
@@ -1427,6 +1473,7 @@
           <w:p>
             <w:pPr>
               <w:pStyle w:val="Compact"/>
+              <w:jc w:val="left"/>
             </w:pPr>
             <w:r>
               <w:t xml:space="preserve">El administrador, a mano</w:t>
@@ -1438,6 +1485,7 @@
           <w:p>
             <w:pPr>
               <w:pStyle w:val="Compact"/>
+              <w:jc w:val="left"/>
             </w:pPr>
             <w:r>
               <w:t xml:space="preserve">El propio router, por sí solo</w:t>
@@ -1451,6 +1499,7 @@
           <w:p>
             <w:pPr>
               <w:pStyle w:val="Compact"/>
+              <w:jc w:val="left"/>
             </w:pPr>
             <w:r>
               <w:t xml:space="preserve">Conocimiento de la red</w:t>
@@ -1462,6 +1511,7 @@
           <w:p>
             <w:pPr>
               <w:pStyle w:val="Compact"/>
+              <w:jc w:val="left"/>
             </w:pPr>
             <w:r>
               <w:t xml:space="preserve">Solo lo que tú declares</w:t>
@@ -1473,6 +1523,7 @@
           <w:p>
             <w:pPr>
               <w:pStyle w:val="Compact"/>
+              <w:jc w:val="left"/>
             </w:pPr>
             <w:r>
               <w:t xml:space="preserve">La topología completa</w:t>
@@ -1486,6 +1537,7 @@
           <w:p>
             <w:pPr>
               <w:pStyle w:val="Compact"/>
+              <w:jc w:val="left"/>
             </w:pPr>
             <w:r>
               <w:t xml:space="preserve">Reacción a caídas</w:t>
@@ -1497,6 +1549,7 @@
           <w:p>
             <w:pPr>
               <w:pStyle w:val="Compact"/>
+              <w:jc w:val="left"/>
             </w:pPr>
             <w:r>
               <w:t xml:space="preserve">Ninguna (hasta que intervienes)</w:t>
@@ -1508,6 +1561,7 @@
           <w:p>
             <w:pPr>
               <w:pStyle w:val="Compact"/>
+              <w:jc w:val="left"/>
             </w:pPr>
             <w:r>
               <w:t xml:space="preserve">Automática y en segundos</w:t>
@@ -1521,6 +1575,7 @@
           <w:p>
             <w:pPr>
               <w:pStyle w:val="Compact"/>
+              <w:jc w:val="left"/>
             </w:pPr>
             <w:r>
               <w:t xml:space="preserve">Escalabilidad</w:t>
@@ -1532,6 +1587,7 @@
           <w:p>
             <w:pPr>
               <w:pStyle w:val="Compact"/>
+              <w:jc w:val="left"/>
             </w:pPr>
             <w:r>
               <w:t xml:space="preserve">Redes pequeñas (2-5 routers)</w:t>
@@ -1543,6 +1599,7 @@
           <w:p>
             <w:pPr>
               <w:pStyle w:val="Compact"/>
+              <w:jc w:val="left"/>
             </w:pPr>
             <w:r>
               <w:t xml:space="preserve">Redes grandes (decenas o miles)</w:t>
@@ -1556,6 +1613,7 @@
           <w:p>
             <w:pPr>
               <w:pStyle w:val="Compact"/>
+              <w:jc w:val="left"/>
             </w:pPr>
             <w:r>
               <w:t xml:space="preserve">Seguridad</w:t>
@@ -1567,6 +1625,7 @@
           <w:p>
             <w:pPr>
               <w:pStyle w:val="Compact"/>
+              <w:jc w:val="left"/>
             </w:pPr>
             <w:r>
               <w:t xml:space="preserve">Muy predecible (tú mandas)</w:t>
@@ -1578,6 +1637,7 @@
           <w:p>
             <w:pPr>
               <w:pStyle w:val="Compact"/>
+              <w:jc w:val="left"/>
             </w:pPr>
             <w:r>
               <w:t xml:space="preserve">Menos predecible (el protocolo decide)</w:t>
@@ -1591,6 +1651,7 @@
           <w:p>
             <w:pPr>
               <w:pStyle w:val="Compact"/>
+              <w:jc w:val="left"/>
             </w:pPr>
             <w:r>
               <w:t xml:space="preserve">Consumo de recursos</w:t>
@@ -1602,6 +1663,7 @@
           <w:p>
             <w:pPr>
               <w:pStyle w:val="Compact"/>
+              <w:jc w:val="left"/>
             </w:pPr>
             <w:r>
               <w:t xml:space="preserve">Cero</w:t>
@@ -1613,6 +1675,7 @@
           <w:p>
             <w:pPr>
               <w:pStyle w:val="Compact"/>
+              <w:jc w:val="left"/>
             </w:pPr>
             <w:r>
               <w:t xml:space="preserve">CPU, memoria y ancho de banda (poco)</w:t>
@@ -1626,6 +1689,7 @@
           <w:p>
             <w:pPr>
               <w:pStyle w:val="Compact"/>
+              <w:jc w:val="left"/>
             </w:pPr>
             <w:r>
               <w:t xml:space="preserve">Error humano</w:t>
@@ -1637,6 +1701,7 @@
           <w:p>
             <w:pPr>
               <w:pStyle w:val="Compact"/>
+              <w:jc w:val="left"/>
             </w:pPr>
             <w:r>
               <w:t xml:space="preserve">Alto (rutas mal escritas)</w:t>
@@ -1648,6 +1713,7 @@
           <w:p>
             <w:pPr>
               <w:pStyle w:val="Compact"/>
+              <w:jc w:val="left"/>
             </w:pPr>
             <w:r>
               <w:t xml:space="preserve">Bajo (la red se autoaprende)</w:t>
@@ -1677,7 +1743,13 @@
         <w:t xml:space="preserve"> </w:t>
       </w:r>
       <w:r>
-        <w:t xml:space="preserve">“recalcular”</w:t>
+        <w:t xml:space="preserve">“</w:t>
+      </w:r>
+      <w:r>
+        <w:t xml:space="preserve">recalcular</w:t>
+      </w:r>
+      <w:r>
+        <w:t xml:space="preserve">”</w:t>
       </w:r>
       <w:r>
         <w:t xml:space="preserve">: detecta el atasco y te reencamina al momento. Precisamente esa</w:t>
@@ -1686,7 +1758,13 @@
         <w:t xml:space="preserve"> </w:t>
       </w:r>
       <w:r>
-        <w:t xml:space="preserve">“recalculación”</w:t>
+        <w:t xml:space="preserve">“</w:t>
+      </w:r>
+      <w:r>
+        <w:t xml:space="preserve">recalculación</w:t>
+      </w:r>
+      <w:r>
+        <w:t xml:space="preserve">”</w:t>
       </w:r>
       <w:r>
         <w:t xml:space="preserve"> </w:t>
@@ -1710,7 +1788,7 @@
       <w:r>
         <w:t xml:space="preserve"> </w:t>
       </w:r>
-      <w:hyperlink r:id="rId12">
+      <w:hyperlink r:id="rId23">
         <w:r>
           <w:rPr>
             <w:rStyle w:val="Hyperlink"/>
@@ -1729,8 +1807,8 @@
         </w:pict>
       </w:r>
     </w:p>
-    <w:bookmarkEnd w:id="29"/>
-    <w:bookmarkStart w:id="30" w:name="tres-ventajas-del-routing-dinámico"/>
+    <w:bookmarkEnd w:id="40"/>
+    <w:bookmarkStart w:id="41" w:name="tres-ventajas-del-routing-dinámico"/>
     <w:p>
       <w:pPr>
         <w:pStyle w:val="Heading2"/>
@@ -1844,7 +1922,13 @@
         <w:t xml:space="preserve"> </w:t>
       </w:r>
       <w:r>
-        <w:t xml:space="preserve">“ruta de emergencia”</w:t>
+        <w:t xml:space="preserve">“</w:t>
+      </w:r>
+      <w:r>
+        <w:t xml:space="preserve">ruta de emergencia</w:t>
+      </w:r>
+      <w:r>
+        <w:t xml:space="preserve">”</w:t>
       </w:r>
       <w:r>
         <w:t xml:space="preserve"> </w:t>
@@ -1869,8 +1953,8 @@
         </w:pict>
       </w:r>
     </w:p>
-    <w:bookmarkEnd w:id="30"/>
-    <w:bookmarkStart w:id="31" w:name="el-punto-de-inflexión-cuándo-cambias"/>
+    <w:bookmarkEnd w:id="41"/>
+    <w:bookmarkStart w:id="42" w:name="el-punto-de-inflexión-cuándo-cambias"/>
     <w:p>
       <w:pPr>
         <w:pStyle w:val="Heading2"/>
@@ -1941,6 +2025,7 @@
       <w:tblPr>
         <w:tblStyle w:val="Table"/>
         <w:tblW w:type="pct" w:w="5000"/>
+        <w:jc w:val="left"/>
         <w:tblLayout w:type="fixed"/>
         <w:tblLook w:firstRow="1" w:lastRow="0" w:firstColumn="0" w:lastColumn="0" w:noHBand="0" w:noVBand="0" w:val="0020"/>
       </w:tblPr>
@@ -1959,6 +2044,7 @@
           <w:p>
             <w:pPr>
               <w:pStyle w:val="Compact"/>
+              <w:jc w:val="left"/>
             </w:pPr>
             <w:r>
               <w:t xml:space="preserve">Red</w:t>
@@ -1970,6 +2056,7 @@
           <w:p>
             <w:pPr>
               <w:pStyle w:val="Compact"/>
+              <w:jc w:val="left"/>
             </w:pPr>
             <w:r>
               <w:t xml:space="preserve">Routers</w:t>
@@ -1981,6 +2068,7 @@
           <w:p>
             <w:pPr>
               <w:pStyle w:val="Compact"/>
+              <w:jc w:val="left"/>
             </w:pPr>
             <w:r>
               <w:t xml:space="preserve">Estático</w:t>
@@ -1992,6 +2080,7 @@
           <w:p>
             <w:pPr>
               <w:pStyle w:val="Compact"/>
+              <w:jc w:val="left"/>
             </w:pPr>
             <w:r>
               <w:t xml:space="preserve">Dinámico</w:t>
@@ -2005,6 +2094,7 @@
           <w:p>
             <w:pPr>
               <w:pStyle w:val="Compact"/>
+              <w:jc w:val="left"/>
             </w:pPr>
             <w:r>
               <w:t xml:space="preserve">Casa / oficina pequeña</w:t>
@@ -2016,6 +2106,7 @@
           <w:p>
             <w:pPr>
               <w:pStyle w:val="Compact"/>
+              <w:jc w:val="left"/>
             </w:pPr>
             <w:r>
               <w:t xml:space="preserve">1-2</w:t>
@@ -2027,6 +2118,7 @@
           <w:p>
             <w:pPr>
               <w:pStyle w:val="Compact"/>
+              <w:jc w:val="left"/>
             </w:pPr>
             <w:r>
               <w:t xml:space="preserve">✔ Ideal (cero líneas de sobra)</w:t>
@@ -2038,6 +2130,7 @@
           <w:p>
             <w:pPr>
               <w:pStyle w:val="Compact"/>
+              <w:jc w:val="left"/>
             </w:pPr>
             <w:r>
               <w:t xml:space="preserve">Innecesario</w:t>
@@ -2051,6 +2144,7 @@
           <w:p>
             <w:pPr>
               <w:pStyle w:val="Compact"/>
+              <w:jc w:val="left"/>
             </w:pPr>
             <w:r>
               <w:t xml:space="preserve">Instituto / PYME</w:t>
@@ -2062,6 +2156,7 @@
           <w:p>
             <w:pPr>
               <w:pStyle w:val="Compact"/>
+              <w:jc w:val="left"/>
             </w:pPr>
             <w:r>
               <w:t xml:space="preserve">3-10</w:t>
@@ -2073,6 +2168,7 @@
           <w:p>
             <w:pPr>
               <w:pStyle w:val="Compact"/>
+              <w:jc w:val="left"/>
             </w:pPr>
             <w:r>
               <w:t xml:space="preserve">Sufrible, pero cada cambio es faena</w:t>
@@ -2084,6 +2180,7 @@
           <w:p>
             <w:pPr>
               <w:pStyle w:val="Compact"/>
+              <w:jc w:val="left"/>
             </w:pPr>
             <w:r>
               <w:t xml:space="preserve">✔ Empieza a merecer la pena</w:t>
@@ -2097,6 +2194,7 @@
           <w:p>
             <w:pPr>
               <w:pStyle w:val="Compact"/>
+              <w:jc w:val="left"/>
             </w:pPr>
             <w:r>
               <w:t xml:space="preserve">Empresa media</w:t>
@@ -2108,6 +2206,7 @@
           <w:p>
             <w:pPr>
               <w:pStyle w:val="Compact"/>
+              <w:jc w:val="left"/>
             </w:pPr>
             <w:r>
               <w:t xml:space="preserve">10-50</w:t>
@@ -2119,6 +2218,7 @@
           <w:p>
             <w:pPr>
               <w:pStyle w:val="Compact"/>
+              <w:jc w:val="left"/>
             </w:pPr>
             <w:r>
               <w:t xml:space="preserve">❌ Imposible de mantener</w:t>
@@ -2130,6 +2230,7 @@
           <w:p>
             <w:pPr>
               <w:pStyle w:val="Compact"/>
+              <w:jc w:val="left"/>
             </w:pPr>
             <w:r>
               <w:t xml:space="preserve">✔ Imprescindible</w:t>
@@ -2143,6 +2244,7 @@
           <w:p>
             <w:pPr>
               <w:pStyle w:val="Compact"/>
+              <w:jc w:val="left"/>
             </w:pPr>
             <w:r>
               <w:t xml:space="preserve">Operador / ISP</w:t>
@@ -2154,6 +2256,7 @@
           <w:p>
             <w:pPr>
               <w:pStyle w:val="Compact"/>
+              <w:jc w:val="left"/>
             </w:pPr>
             <w:r>
               <w:t xml:space="preserve">cientos</w:t>
@@ -2165,6 +2268,7 @@
           <w:p>
             <w:pPr>
               <w:pStyle w:val="Compact"/>
+              <w:jc w:val="left"/>
             </w:pPr>
             <w:r>
               <w:t xml:space="preserve">❌ Inviable</w:t>
@@ -2176,6 +2280,7 @@
           <w:p>
             <w:pPr>
               <w:pStyle w:val="Compact"/>
+              <w:jc w:val="left"/>
             </w:pPr>
             <w:r>
               <w:t xml:space="preserve">✔ OSPF + BGP</w:t>
@@ -2207,7 +2312,21 @@
           <w:b/>
           <w:bCs/>
         </w:rPr>
-        <w:t xml:space="preserve">“salto”</w:t>
+        <w:t xml:space="preserve">“</w:t>
+      </w:r>
+      <w:r>
+        <w:rPr>
+          <w:b/>
+          <w:bCs/>
+        </w:rPr>
+        <w:t xml:space="preserve">salto</w:t>
+      </w:r>
+      <w:r>
+        <w:rPr>
+          <w:b/>
+          <w:bCs/>
+        </w:rPr>
+        <w:t xml:space="preserve">”</w:t>
       </w:r>
       <w:r>
         <w:rPr>
@@ -2237,8 +2356,8 @@
         </w:pict>
       </w:r>
     </w:p>
-    <w:bookmarkEnd w:id="31"/>
-    <w:bookmarkStart w:id="32" w:name="el-estático-también-tiene-trucos"/>
+    <w:bookmarkEnd w:id="42"/>
+    <w:bookmarkStart w:id="43" w:name="el-estático-también-tiene-trucos"/>
     <w:p>
       <w:pPr>
         <w:pStyle w:val="Heading2"/>
@@ -2368,7 +2487,7 @@
       <w:r>
         <w:t xml:space="preserve"> </w:t>
       </w:r>
-      <w:hyperlink r:id="rId18">
+      <w:hyperlink r:id="rId29">
         <w:r>
           <w:rPr>
             <w:rStyle w:val="Hyperlink"/>
@@ -2423,8 +2542,8 @@
         </w:pict>
       </w:r>
     </w:p>
-    <w:bookmarkEnd w:id="32"/>
-    <w:bookmarkStart w:id="33" w:name="mini-chequeo"/>
+    <w:bookmarkEnd w:id="43"/>
+    <w:bookmarkStart w:id="44" w:name="mini-chequeo"/>
     <w:p>
       <w:pPr>
         <w:pStyle w:val="Heading2"/>
@@ -2476,7 +2595,13 @@
         <w:t xml:space="preserve"> </w:t>
       </w:r>
       <w:r>
-        <w:t xml:space="preserve">“converja”</w:t>
+        <w:t xml:space="preserve">“</w:t>
+      </w:r>
+      <w:r>
+        <w:t xml:space="preserve">converja</w:t>
+      </w:r>
+      <w:r>
+        <w:t xml:space="preserve">”</w:t>
       </w:r>
       <w:r>
         <w:t xml:space="preserve">?</w:t>
@@ -2613,8 +2738,8 @@
         </w:pict>
       </w:r>
     </w:p>
-    <w:bookmarkEnd w:id="33"/>
-    <w:bookmarkStart w:id="34" w:name="resumen-en-3-frases"/>
+    <w:bookmarkEnd w:id="44"/>
+    <w:bookmarkStart w:id="45" w:name="resumen-en-3-frases"/>
     <w:p>
       <w:pPr>
         <w:pStyle w:val="Heading2"/>
@@ -2678,7 +2803,13 @@
         <w:t xml:space="preserve"> </w:t>
       </w:r>
       <w:r>
-        <w:t xml:space="preserve">“se pone de acuerdo”</w:t>
+        <w:t xml:space="preserve">“</w:t>
+      </w:r>
+      <w:r>
+        <w:t xml:space="preserve">se pone de acuerdo</w:t>
+      </w:r>
+      <w:r>
+        <w:t xml:space="preserve">”</w:t>
       </w:r>
       <w:r>
         <w:t xml:space="preserve"> </w:t>
@@ -2687,8 +2818,8 @@
         <w:t xml:space="preserve">tras un cambio, y es la métrica que separa a los buenos protocolos de los malos.</w:t>
       </w:r>
     </w:p>
-    <w:bookmarkEnd w:id="34"/>
-    <w:bookmarkStart w:id="36" w:name="vocabulario-rápido"/>
+    <w:bookmarkEnd w:id="45"/>
+    <w:bookmarkStart w:id="47" w:name="vocabulario-rápido"/>
     <w:p>
       <w:pPr>
         <w:pStyle w:val="Heading2"/>
@@ -2701,6 +2832,7 @@
       <w:tblPr>
         <w:tblStyle w:val="Table"/>
         <w:tblW w:type="pct" w:w="5000"/>
+        <w:jc w:val="left"/>
         <w:tblLayout w:type="fixed"/>
         <w:tblLook w:firstRow="1" w:lastRow="0" w:firstColumn="0" w:lastColumn="0" w:noHBand="0" w:noVBand="0" w:val="0020"/>
       </w:tblPr>
@@ -2717,6 +2849,7 @@
           <w:p>
             <w:pPr>
               <w:pStyle w:val="Compact"/>
+              <w:jc w:val="left"/>
             </w:pPr>
             <w:r>
               <w:t xml:space="preserve">Término</w:t>
@@ -2728,6 +2861,7 @@
           <w:p>
             <w:pPr>
               <w:pStyle w:val="Compact"/>
+              <w:jc w:val="left"/>
             </w:pPr>
             <w:r>
               <w:t xml:space="preserve">Idea general</w:t>
@@ -2741,6 +2875,7 @@
           <w:p>
             <w:pPr>
               <w:pStyle w:val="Compact"/>
+              <w:jc w:val="left"/>
             </w:pPr>
             <w:r>
               <w:t xml:space="preserve">Ruta estática</w:t>
@@ -2752,6 +2887,7 @@
           <w:p>
             <w:pPr>
               <w:pStyle w:val="Compact"/>
+              <w:jc w:val="left"/>
             </w:pPr>
             <w:r>
               <w:t xml:space="preserve">Ruta escrita a mano con</w:t>
@@ -2774,6 +2910,7 @@
           <w:p>
             <w:pPr>
               <w:pStyle w:val="Compact"/>
+              <w:jc w:val="left"/>
             </w:pPr>
             <w:r>
               <w:t xml:space="preserve">Ruta dinámica</w:t>
@@ -2785,6 +2922,7 @@
           <w:p>
             <w:pPr>
               <w:pStyle w:val="Compact"/>
+              <w:jc w:val="left"/>
             </w:pPr>
             <w:r>
               <w:t xml:space="preserve">Ruta aprendida por un protocolo de routing</w:t>
@@ -2798,6 +2936,7 @@
           <w:p>
             <w:pPr>
               <w:pStyle w:val="Compact"/>
+              <w:jc w:val="left"/>
             </w:pPr>
             <w:r>
               <w:t xml:space="preserve">Convergencia</w:t>
@@ -2809,6 +2948,7 @@
           <w:p>
             <w:pPr>
               <w:pStyle w:val="Compact"/>
+              <w:jc w:val="left"/>
             </w:pPr>
             <w:r>
               <w:t xml:space="preserve">Estado estable tras un cambio en la red</w:t>
@@ -2822,6 +2962,7 @@
           <w:p>
             <w:pPr>
               <w:pStyle w:val="Compact"/>
+              <w:jc w:val="left"/>
             </w:pPr>
             <w:r>
               <w:t xml:space="preserve">Enlace stub</w:t>
@@ -2833,6 +2974,7 @@
           <w:p>
             <w:pPr>
               <w:pStyle w:val="Compact"/>
+              <w:jc w:val="left"/>
             </w:pPr>
             <w:r>
               <w:t xml:space="preserve">Enlace con una única salida (solo un camino posible)</w:t>
@@ -2846,6 +2988,7 @@
           <w:p>
             <w:pPr>
               <w:pStyle w:val="Compact"/>
+              <w:jc w:val="left"/>
             </w:pPr>
             <w:r>
               <w:t xml:space="preserve">Floating static</w:t>
@@ -2857,6 +3000,7 @@
           <w:p>
             <w:pPr>
               <w:pStyle w:val="Compact"/>
+              <w:jc w:val="left"/>
             </w:pPr>
             <w:r>
               <w:t xml:space="preserve">Ruta estática de respaldo, activa solo si falla la principal</w:t>
@@ -2882,7 +3026,7 @@
       <w:r>
         <w:t xml:space="preserve"> </w:t>
       </w:r>
-      <w:hyperlink r:id="rId35">
+      <w:hyperlink r:id="rId46">
         <w:r>
           <w:rPr>
             <w:rStyle w:val="Hyperlink"/>
@@ -2909,7 +3053,7 @@
       <w:r>
         <w:t xml:space="preserve"> </w:t>
       </w:r>
-      <w:hyperlink r:id="rId35">
+      <w:hyperlink r:id="rId46">
         <w:r>
           <w:rPr>
             <w:rStyle w:val="Hyperlink"/>
@@ -2936,7 +3080,7 @@
       <w:r>
         <w:t xml:space="preserve"> </w:t>
       </w:r>
-      <w:hyperlink r:id="rId12">
+      <w:hyperlink r:id="rId23">
         <w:r>
           <w:rPr>
             <w:rStyle w:val="Hyperlink"/>
@@ -2945,9 +3089,9 @@
         </w:r>
       </w:hyperlink>
     </w:p>
-    <w:bookmarkEnd w:id="36"/>
-    <w:bookmarkEnd w:id="37"/>
-    <w:bookmarkStart w:id="48" w:name="igp-vs-egp-y-rip-vs-ospf"/>
+    <w:bookmarkEnd w:id="47"/>
+    <w:bookmarkEnd w:id="48"/>
+    <w:bookmarkStart w:id="59" w:name="igp-vs-egp-y-rip-vs-ospf"/>
     <w:p>
       <w:pPr>
         <w:pStyle w:val="Heading1"/>
@@ -3011,7 +3155,7 @@
         </w:pict>
       </w:r>
     </w:p>
-    <w:bookmarkStart w:id="38" w:name="la-idea-en-una-frase-1"/>
+    <w:bookmarkStart w:id="49" w:name="la-idea-en-una-frase-1"/>
     <w:p>
       <w:pPr>
         <w:pStyle w:val="Heading2"/>
@@ -3120,8 +3264,8 @@
         </w:pict>
       </w:r>
     </w:p>
-    <w:bookmarkEnd w:id="38"/>
-    <w:bookmarkStart w:id="42" w:name="el-sistema-autónomo-as"/>
+    <w:bookmarkEnd w:id="49"/>
+    <w:bookmarkStart w:id="53" w:name="el-sistema-autónomo-as"/>
     <w:p>
       <w:pPr>
         <w:pStyle w:val="Heading2"/>
@@ -3176,12 +3320,12 @@
           <wp:inline>
             <wp:extent cx="5334000" cy="2069224"/>
             <wp:effectExtent b="0" l="0" r="0" t="0"/>
-            <wp:docPr descr="Dos sistemas autónomos: IGP dentro de cada AS y EGP (BGP) entre AS" title="" id="40" name="Picture"/>
+            <wp:docPr descr="Dos sistemas autónomos: IGP dentro de cada AS y EGP (BGP) entre AS" title="" id="51" name="Picture"/>
             <a:graphic>
               <a:graphicData uri="http://schemas.openxmlformats.org/drawingml/2006/picture">
                 <pic:pic>
                   <pic:nvPicPr>
-                    <pic:cNvPr descr="public/diagrams/u09-igp-egp.svg" id="41" name="Picture"/>
+                    <pic:cNvPr descr="public/diagrams/u09-igp-egp.svg" id="52" name="Picture"/>
                     <pic:cNvPicPr>
                       <a:picLocks noChangeArrowheads="1" noChangeAspect="1"/>
                     </pic:cNvPicPr>
@@ -3193,7 +3337,7 @@
                           <a14:useLocalDpi xmlns:a14="http://schemas.microsoft.com/office/drawing/2010/main" val="0"/>
                         </a:ext>
                         <a:ext uri="{96DAC541-7B7A-43D3-8B79-37D633B846F1}">
-                          <asvg:svgBlip xmlns:asvg="http://schemas.microsoft.com/office/drawing/2016/SVG/main" r:embed="rId39"/>
+                          <asvg:svgBlip xmlns:asvg="http://schemas.microsoft.com/office/drawing/2016/SVG/main" r:embed="rId50"/>
                         </a:ext>
                       </a:extLst>
                     </a:blip>
@@ -3304,7 +3448,13 @@
         <w:t xml:space="preserve"> </w:t>
       </w:r>
       <w:r>
-        <w:t xml:space="preserve">“los otros”</w:t>
+        <w:t xml:space="preserve">“</w:t>
+      </w:r>
+      <w:r>
+        <w:t xml:space="preserve">los otros</w:t>
+      </w:r>
+      <w:r>
+        <w:t xml:space="preserve">”</w:t>
       </w:r>
       <w:r>
         <w:t xml:space="preserve">. El único EGP relevante es</w:t>
@@ -3327,6 +3477,7 @@
       <w:tblPr>
         <w:tblStyle w:val="Table"/>
         <w:tblW w:type="pct" w:w="5000"/>
+        <w:jc w:val="left"/>
         <w:tblLayout w:type="fixed"/>
         <w:tblLook w:firstRow="1" w:lastRow="0" w:firstColumn="0" w:lastColumn="0" w:noHBand="0" w:noVBand="0" w:val="0020"/>
       </w:tblPr>
@@ -3344,6 +3495,7 @@
           <w:p>
             <w:pPr>
               <w:pStyle w:val="Compact"/>
+              <w:jc w:val="left"/>
             </w:pPr>
             <w:r>
               <w:t xml:space="preserve">Tipo</w:t>
@@ -3355,6 +3507,7 @@
           <w:p>
             <w:pPr>
               <w:pStyle w:val="Compact"/>
+              <w:jc w:val="left"/>
             </w:pPr>
             <w:r>
               <w:t xml:space="preserve">Ámbito</w:t>
@@ -3366,6 +3519,7 @@
           <w:p>
             <w:pPr>
               <w:pStyle w:val="Compact"/>
+              <w:jc w:val="left"/>
             </w:pPr>
             <w:r>
               <w:t xml:space="preserve">Ejemplos</w:t>
@@ -3379,6 +3533,7 @@
           <w:p>
             <w:pPr>
               <w:pStyle w:val="Compact"/>
+              <w:jc w:val="left"/>
             </w:pPr>
             <w:r>
               <w:rPr>
@@ -3400,6 +3555,7 @@
           <w:p>
             <w:pPr>
               <w:pStyle w:val="Compact"/>
+              <w:jc w:val="left"/>
             </w:pPr>
             <w:r>
               <w:t xml:space="preserve">Dentro de un AS</w:t>
@@ -3411,6 +3567,7 @@
           <w:p>
             <w:pPr>
               <w:pStyle w:val="Compact"/>
+              <w:jc w:val="left"/>
             </w:pPr>
             <w:r>
               <w:t xml:space="preserve">OSPF, RIP, EIGRP</w:t>
@@ -3424,6 +3581,7 @@
           <w:p>
             <w:pPr>
               <w:pStyle w:val="Compact"/>
+              <w:jc w:val="left"/>
             </w:pPr>
             <w:r>
               <w:rPr>
@@ -3445,6 +3603,7 @@
           <w:p>
             <w:pPr>
               <w:pStyle w:val="Compact"/>
+              <w:jc w:val="left"/>
             </w:pPr>
             <w:r>
               <w:t xml:space="preserve">Entre AS distintos</w:t>
@@ -3456,6 +3615,7 @@
           <w:p>
             <w:pPr>
               <w:pStyle w:val="Compact"/>
+              <w:jc w:val="left"/>
             </w:pPr>
             <w:r>
               <w:rPr>
@@ -3501,7 +3661,13 @@
         <w:t xml:space="preserve"> </w:t>
       </w:r>
       <w:r>
-        <w:t xml:space="preserve">“la ruta más corta y barata”</w:t>
+        <w:t xml:space="preserve">“</w:t>
+      </w:r>
+      <w:r>
+        <w:t xml:space="preserve">la ruta más corta y barata</w:t>
+      </w:r>
+      <w:r>
+        <w:t xml:space="preserve">”</w:t>
       </w:r>
       <w:r>
         <w:t xml:space="preserve"> </w:t>
@@ -3513,7 +3679,13 @@
         <w:t xml:space="preserve"> </w:t>
       </w:r>
       <w:r>
-        <w:t xml:space="preserve">“la política”</w:t>
+        <w:t xml:space="preserve">“</w:t>
+      </w:r>
+      <w:r>
+        <w:t xml:space="preserve">la política</w:t>
+      </w:r>
+      <w:r>
+        <w:t xml:space="preserve">”</w:t>
       </w:r>
       <w:r>
         <w:t xml:space="preserve"> </w:t>
@@ -3529,8 +3701,8 @@
         </w:pict>
       </w:r>
     </w:p>
-    <w:bookmarkEnd w:id="42"/>
-    <w:bookmarkStart w:id="43" w:name="rip-vs-ospf-vs-eigrp-la-comparativa"/>
+    <w:bookmarkEnd w:id="53"/>
+    <w:bookmarkStart w:id="54" w:name="rip-vs-ospf-vs-eigrp-la-comparativa"/>
     <w:p>
       <w:pPr>
         <w:pStyle w:val="Heading2"/>
@@ -3583,6 +3755,7 @@
       <w:tblPr>
         <w:tblStyle w:val="Table"/>
         <w:tblW w:type="pct" w:w="5000"/>
+        <w:jc w:val="left"/>
         <w:tblLayout w:type="fixed"/>
         <w:tblLook w:firstRow="1" w:lastRow="0" w:firstColumn="0" w:lastColumn="0" w:noHBand="0" w:noVBand="0" w:val="0020"/>
       </w:tblPr>
@@ -3601,6 +3774,7 @@
           <w:p>
             <w:pPr>
               <w:pStyle w:val="Compact"/>
+              <w:jc w:val="left"/>
             </w:pPr>
             <w:r>
               <w:t xml:space="preserve">Característica</w:t>
@@ -3612,6 +3786,7 @@
           <w:p>
             <w:pPr>
               <w:pStyle w:val="Compact"/>
+              <w:jc w:val="left"/>
             </w:pPr>
             <w:r>
               <w:t xml:space="preserve">RIP</w:t>
@@ -3623,6 +3798,7 @@
           <w:p>
             <w:pPr>
               <w:pStyle w:val="Compact"/>
+              <w:jc w:val="left"/>
             </w:pPr>
             <w:r>
               <w:t xml:space="preserve">OSPF</w:t>
@@ -3634,6 +3810,7 @@
           <w:p>
             <w:pPr>
               <w:pStyle w:val="Compact"/>
+              <w:jc w:val="left"/>
             </w:pPr>
             <w:r>
               <w:t xml:space="preserve">EIGRP (Cisco)</w:t>
@@ -3647,6 +3824,7 @@
           <w:p>
             <w:pPr>
               <w:pStyle w:val="Compact"/>
+              <w:jc w:val="left"/>
             </w:pPr>
             <w:r>
               <w:t xml:space="preserve">Tipo</w:t>
@@ -3658,6 +3836,7 @@
           <w:p>
             <w:pPr>
               <w:pStyle w:val="Compact"/>
+              <w:jc w:val="left"/>
             </w:pPr>
             <w:r>
               <w:t xml:space="preserve">Vector distancia</w:t>
@@ -3669,6 +3848,7 @@
           <w:p>
             <w:pPr>
               <w:pStyle w:val="Compact"/>
+              <w:jc w:val="left"/>
             </w:pPr>
             <w:r>
               <w:t xml:space="preserve">Estado de enlace</w:t>
@@ -3680,6 +3860,7 @@
           <w:p>
             <w:pPr>
               <w:pStyle w:val="Compact"/>
+              <w:jc w:val="left"/>
             </w:pPr>
             <w:r>
               <w:t xml:space="preserve">Vector distancia avanzado</w:t>
@@ -3693,6 +3874,7 @@
           <w:p>
             <w:pPr>
               <w:pStyle w:val="Compact"/>
+              <w:jc w:val="left"/>
             </w:pPr>
             <w:r>
               <w:t xml:space="preserve">Métrica</w:t>
@@ -3704,6 +3886,7 @@
           <w:p>
             <w:pPr>
               <w:pStyle w:val="Compact"/>
+              <w:jc w:val="left"/>
             </w:pPr>
             <w:r>
               <w:t xml:space="preserve">Saltos (máx 15)</w:t>
@@ -3715,6 +3898,7 @@
           <w:p>
             <w:pPr>
               <w:pStyle w:val="Compact"/>
+              <w:jc w:val="left"/>
             </w:pPr>
             <w:r>
               <w:t xml:space="preserve">Coste (ancho de banda)</w:t>
@@ -3726,6 +3910,7 @@
           <w:p>
             <w:pPr>
               <w:pStyle w:val="Compact"/>
+              <w:jc w:val="left"/>
             </w:pPr>
             <w:r>
               <w:t xml:space="preserve">Compuesta (ancho de banda, retardo, carga, fiabilidad)</w:t>
@@ -3739,6 +3924,7 @@
           <w:p>
             <w:pPr>
               <w:pStyle w:val="Compact"/>
+              <w:jc w:val="left"/>
             </w:pPr>
             <w:r>
               <w:t xml:space="preserve">Convergencia</w:t>
@@ -3750,6 +3936,7 @@
           <w:p>
             <w:pPr>
               <w:pStyle w:val="Compact"/>
+              <w:jc w:val="left"/>
             </w:pPr>
             <w:r>
               <w:t xml:space="preserve">Lenta (~3 min)</w:t>
@@ -3761,6 +3948,7 @@
           <w:p>
             <w:pPr>
               <w:pStyle w:val="Compact"/>
+              <w:jc w:val="left"/>
             </w:pPr>
             <w:r>
               <w:t xml:space="preserve">Rápida (&lt; 10s)</w:t>
@@ -3772,6 +3960,7 @@
           <w:p>
             <w:pPr>
               <w:pStyle w:val="Compact"/>
+              <w:jc w:val="left"/>
             </w:pPr>
             <w:r>
               <w:t xml:space="preserve">Muy rápida</w:t>
@@ -3785,6 +3974,7 @@
           <w:p>
             <w:pPr>
               <w:pStyle w:val="Compact"/>
+              <w:jc w:val="left"/>
             </w:pPr>
             <w:r>
               <w:t xml:space="preserve">Escalabilidad</w:t>
@@ -3796,6 +3986,7 @@
           <w:p>
             <w:pPr>
               <w:pStyle w:val="Compact"/>
+              <w:jc w:val="left"/>
             </w:pPr>
             <w:r>
               <w:t xml:space="preserve">Pequeña (&lt; 15 routers)</w:t>
@@ -3807,6 +3998,7 @@
           <w:p>
             <w:pPr>
               <w:pStyle w:val="Compact"/>
+              <w:jc w:val="left"/>
             </w:pPr>
             <w:r>
               <w:t xml:space="preserve">Grande (miles)</w:t>
@@ -3818,6 +4010,7 @@
           <w:p>
             <w:pPr>
               <w:pStyle w:val="Compact"/>
+              <w:jc w:val="left"/>
             </w:pPr>
             <w:r>
               <w:t xml:space="preserve">Grande</w:t>
@@ -3831,6 +4024,7 @@
           <w:p>
             <w:pPr>
               <w:pStyle w:val="Compact"/>
+              <w:jc w:val="left"/>
             </w:pPr>
             <w:r>
               <w:t xml:space="preserve">Actualizaciones</w:t>
@@ -3842,6 +4036,7 @@
           <w:p>
             <w:pPr>
               <w:pStyle w:val="Compact"/>
+              <w:jc w:val="left"/>
             </w:pPr>
             <w:r>
               <w:t xml:space="preserve">Cada 30s (completas)</w:t>
@@ -3853,6 +4048,7 @@
           <w:p>
             <w:pPr>
               <w:pStyle w:val="Compact"/>
+              <w:jc w:val="left"/>
             </w:pPr>
             <w:r>
               <w:t xml:space="preserve">Solo cambios (parciales)</w:t>
@@ -3864,6 +4060,7 @@
           <w:p>
             <w:pPr>
               <w:pStyle w:val="Compact"/>
+              <w:jc w:val="left"/>
             </w:pPr>
             <w:r>
               <w:t xml:space="preserve">Solo cambios</w:t>
@@ -3877,6 +4074,7 @@
           <w:p>
             <w:pPr>
               <w:pStyle w:val="Compact"/>
+              <w:jc w:val="left"/>
             </w:pPr>
             <w:r>
               <w:t xml:space="preserve">Estándar</w:t>
@@ -3888,6 +4086,7 @@
           <w:p>
             <w:pPr>
               <w:pStyle w:val="Compact"/>
+              <w:jc w:val="left"/>
             </w:pPr>
             <w:r>
               <w:t xml:space="preserve">Abierto</w:t>
@@ -3899,6 +4098,7 @@
           <w:p>
             <w:pPr>
               <w:pStyle w:val="Compact"/>
+              <w:jc w:val="left"/>
             </w:pPr>
             <w:r>
               <w:t xml:space="preserve">Abierto (RFC)</w:t>
@@ -3910,6 +4110,7 @@
           <w:p>
             <w:pPr>
               <w:pStyle w:val="Compact"/>
+              <w:jc w:val="left"/>
             </w:pPr>
             <w:r>
               <w:t xml:space="preserve">Propietario Cisco</w:t>
@@ -3955,7 +4156,13 @@
         <w:t xml:space="preserve"> </w:t>
       </w:r>
       <w:r>
-        <w:t xml:space="preserve">“inalcanzable”</w:t>
+        <w:t xml:space="preserve">“</w:t>
+      </w:r>
+      <w:r>
+        <w:t xml:space="preserve">inalcanzable</w:t>
+      </w:r>
+      <w:r>
+        <w:t xml:space="preserve">”</w:t>
       </w:r>
       <w:r>
         <w:t xml:space="preserve">. Su convergencia puede tardar minutos porque sus vecinos se van avisando uno a uno.</w:t>
@@ -4001,7 +4208,7 @@
       <w:r>
         <w:t xml:space="preserve"> </w:t>
       </w:r>
-      <w:hyperlink r:id="rId16">
+      <w:hyperlink r:id="rId27">
         <w:r>
           <w:rPr>
             <w:rStyle w:val="Hyperlink"/>
@@ -4020,8 +4227,8 @@
         </w:pict>
       </w:r>
     </w:p>
-    <w:bookmarkEnd w:id="43"/>
-    <w:bookmarkStart w:id="44" w:name="cuál-elijo-la-guía-rápida"/>
+    <w:bookmarkEnd w:id="54"/>
+    <w:bookmarkStart w:id="55" w:name="cuál-elijo-la-guía-rápida"/>
     <w:p>
       <w:pPr>
         <w:pStyle w:val="Heading2"/>
@@ -4041,7 +4248,13 @@
         <w:t xml:space="preserve"> </w:t>
       </w:r>
       <w:r>
-        <w:t xml:space="preserve">“¿qué protocolo pongo?”</w:t>
+        <w:t xml:space="preserve">“</w:t>
+      </w:r>
+      <w:r>
+        <w:t xml:space="preserve">¿qué protocolo pongo?</w:t>
+      </w:r>
+      <w:r>
+        <w:t xml:space="preserve">”</w:t>
       </w:r>
       <w:r>
         <w:t xml:space="preserve">, la respuesta no es siempre OSPF. Sigue este árbol:</w:t>
@@ -4051,6 +4264,7 @@
       <w:tblPr>
         <w:tblStyle w:val="Table"/>
         <w:tblW w:type="pct" w:w="5000"/>
+        <w:jc w:val="left"/>
         <w:tblLayout w:type="fixed"/>
         <w:tblLook w:firstRow="1" w:lastRow="0" w:firstColumn="0" w:lastColumn="0" w:noHBand="0" w:noVBand="0" w:val="0020"/>
       </w:tblPr>
@@ -4068,6 +4282,7 @@
           <w:p>
             <w:pPr>
               <w:pStyle w:val="Compact"/>
+              <w:jc w:val="left"/>
             </w:pPr>
             <w:r>
               <w:t xml:space="preserve">Situación</w:t>
@@ -4079,6 +4294,7 @@
           <w:p>
             <w:pPr>
               <w:pStyle w:val="Compact"/>
+              <w:jc w:val="left"/>
             </w:pPr>
             <w:r>
               <w:t xml:space="preserve">Elección</w:t>
@@ -4090,6 +4306,7 @@
           <w:p>
             <w:pPr>
               <w:pStyle w:val="Compact"/>
+              <w:jc w:val="left"/>
             </w:pPr>
             <w:r>
               <w:t xml:space="preserve">Motivo</w:t>
@@ -4103,6 +4320,7 @@
           <w:p>
             <w:pPr>
               <w:pStyle w:val="Compact"/>
+              <w:jc w:val="left"/>
             </w:pPr>
             <w:r>
               <w:t xml:space="preserve">Red de empresa multi-router</w:t>
@@ -4114,6 +4332,7 @@
           <w:p>
             <w:pPr>
               <w:pStyle w:val="Compact"/>
+              <w:jc w:val="left"/>
             </w:pPr>
             <w:r>
               <w:rPr>
@@ -4129,6 +4348,7 @@
           <w:p>
             <w:pPr>
               <w:pStyle w:val="Compact"/>
+              <w:jc w:val="left"/>
             </w:pPr>
             <w:r>
               <w:t xml:space="preserve">Escala, converge rápido, estándar abierto</w:t>
@@ -4142,6 +4362,7 @@
           <w:p>
             <w:pPr>
               <w:pStyle w:val="Compact"/>
+              <w:jc w:val="left"/>
             </w:pPr>
             <w:r>
               <w:t xml:space="preserve">Red de 3-5 routers, todo en un edificio</w:t>
@@ -4153,6 +4374,7 @@
           <w:p>
             <w:pPr>
               <w:pStyle w:val="Compact"/>
+              <w:jc w:val="left"/>
             </w:pPr>
             <w:r>
               <w:rPr>
@@ -4174,6 +4396,7 @@
           <w:p>
             <w:pPr>
               <w:pStyle w:val="Compact"/>
+              <w:jc w:val="left"/>
             </w:pPr>
             <w:r>
               <w:t xml:space="preserve">Suficiente y trivial de configurar</w:t>
@@ -4187,6 +4410,7 @@
           <w:p>
             <w:pPr>
               <w:pStyle w:val="Compact"/>
+              <w:jc w:val="left"/>
             </w:pPr>
             <w:r>
               <w:t xml:space="preserve">Solo equipo Cisco</w:t>
@@ -4198,6 +4422,7 @@
           <w:p>
             <w:pPr>
               <w:pStyle w:val="Compact"/>
+              <w:jc w:val="left"/>
             </w:pPr>
             <w:r>
               <w:rPr>
@@ -4219,6 +4444,7 @@
           <w:p>
             <w:pPr>
               <w:pStyle w:val="Compact"/>
+              <w:jc w:val="left"/>
             </w:pPr>
             <w:r>
               <w:t xml:space="preserve">Convergencia muy rápida, pero propietario</w:t>
@@ -4232,6 +4458,7 @@
           <w:p>
             <w:pPr>
               <w:pStyle w:val="Compact"/>
+              <w:jc w:val="left"/>
             </w:pPr>
             <w:r>
               <w:t xml:space="preserve">Conexión con otro operador / Internet</w:t>
@@ -4243,6 +4470,7 @@
           <w:p>
             <w:pPr>
               <w:pStyle w:val="Compact"/>
+              <w:jc w:val="left"/>
             </w:pPr>
             <w:r>
               <w:rPr>
@@ -4258,6 +4486,7 @@
           <w:p>
             <w:pPr>
               <w:pStyle w:val="Compact"/>
+              <w:jc w:val="left"/>
             </w:pPr>
             <w:r>
               <w:t xml:space="preserve">Es el único EGP real</w:t>
@@ -4271,6 +4500,7 @@
           <w:p>
             <w:pPr>
               <w:pStyle w:val="Compact"/>
+              <w:jc w:val="left"/>
             </w:pPr>
             <w:r>
               <w:t xml:space="preserve">Red con un solo camino de salida</w:t>
@@ -4282,6 +4512,7 @@
           <w:p>
             <w:pPr>
               <w:pStyle w:val="Compact"/>
+              <w:jc w:val="left"/>
             </w:pPr>
             <w:r>
               <w:rPr>
@@ -4297,6 +4528,7 @@
           <w:p>
             <w:pPr>
               <w:pStyle w:val="Compact"/>
+              <w:jc w:val="left"/>
             </w:pPr>
             <w:r>
               <w:t xml:space="preserve">No pagas protocolo por una ruta</w:t>
@@ -4326,7 +4558,13 @@
         <w:t xml:space="preserve"> </w:t>
       </w:r>
       <w:r>
-        <w:t xml:space="preserve">“¿OSPF o RIP?”</w:t>
+        <w:t xml:space="preserve">“</w:t>
+      </w:r>
+      <w:r>
+        <w:t xml:space="preserve">¿OSPF o RIP?</w:t>
+      </w:r>
+      <w:r>
+        <w:t xml:space="preserve">”</w:t>
       </w:r>
       <w:r>
         <w:t xml:space="preserve"> </w:t>
@@ -4353,7 +4591,7 @@
       <w:r>
         <w:t xml:space="preserve"> </w:t>
       </w:r>
-      <w:hyperlink r:id="rId11">
+      <w:hyperlink r:id="rId22">
         <w:r>
           <w:rPr>
             <w:rStyle w:val="Hyperlink"/>
@@ -4372,8 +4610,8 @@
         </w:pict>
       </w:r>
     </w:p>
-    <w:bookmarkEnd w:id="44"/>
-    <w:bookmarkStart w:id="45" w:name="mini-chequeo-1"/>
+    <w:bookmarkEnd w:id="55"/>
+    <w:bookmarkStart w:id="56" w:name="mini-chequeo-1"/>
     <w:p>
       <w:pPr>
         <w:pStyle w:val="Heading2"/>
@@ -4524,8 +4762,8 @@
         </w:pict>
       </w:r>
     </w:p>
-    <w:bookmarkEnd w:id="45"/>
-    <w:bookmarkStart w:id="46" w:name="resumen-en-3-frases-1"/>
+    <w:bookmarkEnd w:id="56"/>
+    <w:bookmarkStart w:id="57" w:name="resumen-en-3-frases-1"/>
     <w:p>
       <w:pPr>
         <w:pStyle w:val="Heading2"/>
@@ -4570,8 +4808,8 @@
         <w:t xml:space="preserve">OSPF es estado de enlace, mira el ancho de banda y converge en segundos: por eso domina las redes de empresa.</w:t>
       </w:r>
     </w:p>
-    <w:bookmarkEnd w:id="46"/>
-    <w:bookmarkStart w:id="47" w:name="vocabulario-rápido-1"/>
+    <w:bookmarkEnd w:id="57"/>
+    <w:bookmarkStart w:id="58" w:name="vocabulario-rápido-1"/>
     <w:p>
       <w:pPr>
         <w:pStyle w:val="Heading2"/>
@@ -4584,6 +4822,7 @@
       <w:tblPr>
         <w:tblStyle w:val="Table"/>
         <w:tblW w:type="pct" w:w="5000"/>
+        <w:jc w:val="left"/>
         <w:tblLayout w:type="fixed"/>
         <w:tblLook w:firstRow="1" w:lastRow="0" w:firstColumn="0" w:lastColumn="0" w:noHBand="0" w:noVBand="0" w:val="0020"/>
       </w:tblPr>
@@ -4600,6 +4839,7 @@
           <w:p>
             <w:pPr>
               <w:pStyle w:val="Compact"/>
+              <w:jc w:val="left"/>
             </w:pPr>
             <w:r>
               <w:t xml:space="preserve">Término</w:t>
@@ -4611,6 +4851,7 @@
           <w:p>
             <w:pPr>
               <w:pStyle w:val="Compact"/>
+              <w:jc w:val="left"/>
             </w:pPr>
             <w:r>
               <w:t xml:space="preserve">Idea general</w:t>
@@ -4624,6 +4865,7 @@
           <w:p>
             <w:pPr>
               <w:pStyle w:val="Compact"/>
+              <w:jc w:val="left"/>
             </w:pPr>
             <w:r>
               <w:t xml:space="preserve">AS</w:t>
@@ -4635,6 +4877,7 @@
           <w:p>
             <w:pPr>
               <w:pStyle w:val="Compact"/>
+              <w:jc w:val="left"/>
             </w:pPr>
             <w:r>
               <w:t xml:space="preserve">Sistema autónomo: redes bajo una sola administración</w:t>
@@ -4648,6 +4891,7 @@
           <w:p>
             <w:pPr>
               <w:pStyle w:val="Compact"/>
+              <w:jc w:val="left"/>
             </w:pPr>
             <w:r>
               <w:t xml:space="preserve">IGP</w:t>
@@ -4659,6 +4903,7 @@
           <w:p>
             <w:pPr>
               <w:pStyle w:val="Compact"/>
+              <w:jc w:val="left"/>
             </w:pPr>
             <w:r>
               <w:t xml:space="preserve">Protocolo de routing interior (dentro del AS)</w:t>
@@ -4672,6 +4917,7 @@
           <w:p>
             <w:pPr>
               <w:pStyle w:val="Compact"/>
+              <w:jc w:val="left"/>
             </w:pPr>
             <w:r>
               <w:t xml:space="preserve">EGP</w:t>
@@ -4683,6 +4929,7 @@
           <w:p>
             <w:pPr>
               <w:pStyle w:val="Compact"/>
+              <w:jc w:val="left"/>
             </w:pPr>
             <w:r>
               <w:t xml:space="preserve">Protocolo de routing exterior (entre AS)</w:t>
@@ -4696,6 +4943,7 @@
           <w:p>
             <w:pPr>
               <w:pStyle w:val="Compact"/>
+              <w:jc w:val="left"/>
             </w:pPr>
             <w:r>
               <w:t xml:space="preserve">Vector distancia</w:t>
@@ -4707,6 +4955,7 @@
           <w:p>
             <w:pPr>
               <w:pStyle w:val="Compact"/>
+              <w:jc w:val="left"/>
             </w:pPr>
             <w:r>
               <w:t xml:space="preserve">Cada router solo conoce</w:t>
@@ -4715,7 +4964,13 @@
               <w:t xml:space="preserve"> </w:t>
             </w:r>
             <w:r>
-              <w:t xml:space="preserve">“la dirección y distancia”</w:t>
+              <w:t xml:space="preserve">“</w:t>
+            </w:r>
+            <w:r>
+              <w:t xml:space="preserve">la dirección y distancia</w:t>
+            </w:r>
+            <w:r>
+              <w:t xml:space="preserve">”</w:t>
             </w:r>
             <w:r>
               <w:t xml:space="preserve"> </w:t>
@@ -4732,6 +4987,7 @@
           <w:p>
             <w:pPr>
               <w:pStyle w:val="Compact"/>
+              <w:jc w:val="left"/>
             </w:pPr>
             <w:r>
               <w:t xml:space="preserve">Estado de enlace</w:t>
@@ -4743,6 +4999,7 @@
           <w:p>
             <w:pPr>
               <w:pStyle w:val="Compact"/>
+              <w:jc w:val="left"/>
             </w:pPr>
             <w:r>
               <w:t xml:space="preserve">Cada router conoce la topología completa de su área</w:t>
@@ -4756,6 +5013,7 @@
           <w:p>
             <w:pPr>
               <w:pStyle w:val="Compact"/>
+              <w:jc w:val="left"/>
             </w:pPr>
             <w:r>
               <w:t xml:space="preserve">BGP</w:t>
@@ -4767,6 +5025,7 @@
           <w:p>
             <w:pPr>
               <w:pStyle w:val="Compact"/>
+              <w:jc w:val="left"/>
             </w:pPr>
             <w:r>
               <w:t xml:space="preserve">El EGP de Internet, basado en políticas</w:t>
@@ -4792,7 +5051,7 @@
       <w:r>
         <w:t xml:space="preserve"> </w:t>
       </w:r>
-      <w:hyperlink r:id="rId35">
+      <w:hyperlink r:id="rId46">
         <w:r>
           <w:rPr>
             <w:rStyle w:val="Hyperlink"/>
@@ -4819,7 +5078,7 @@
       <w:r>
         <w:t xml:space="preserve"> </w:t>
       </w:r>
-      <w:hyperlink r:id="rId11">
+      <w:hyperlink r:id="rId22">
         <w:r>
           <w:rPr>
             <w:rStyle w:val="Hyperlink"/>
@@ -4846,7 +5105,7 @@
       <w:r>
         <w:t xml:space="preserve"> </w:t>
       </w:r>
-      <w:hyperlink r:id="rId13">
+      <w:hyperlink r:id="rId24">
         <w:r>
           <w:rPr>
             <w:rStyle w:val="Hyperlink"/>
@@ -4855,9 +5114,9 @@
         </w:r>
       </w:hyperlink>
     </w:p>
-    <w:bookmarkEnd w:id="47"/>
-    <w:bookmarkEnd w:id="48"/>
-    <w:bookmarkStart w:id="60" w:name="conceptos-ospf"/>
+    <w:bookmarkEnd w:id="58"/>
+    <w:bookmarkEnd w:id="59"/>
+    <w:bookmarkStart w:id="71" w:name="conceptos-ospf"/>
     <w:p>
       <w:pPr>
         <w:pStyle w:val="Heading1"/>
@@ -4921,7 +5180,7 @@
         </w:pict>
       </w:r>
     </w:p>
-    <w:bookmarkStart w:id="49" w:name="la-idea-en-una-frase-2"/>
+    <w:bookmarkStart w:id="60" w:name="la-idea-en-una-frase-2"/>
     <w:p>
       <w:pPr>
         <w:pStyle w:val="Heading2"/>
@@ -5001,7 +5260,13 @@
         <w:t xml:space="preserve"> </w:t>
       </w:r>
       <w:r>
-        <w:t xml:space="preserve">“hacia dónde y a cuántos saltos”</w:t>
+        <w:t xml:space="preserve">“</w:t>
+      </w:r>
+      <w:r>
+        <w:t xml:space="preserve">hacia dónde y a cuántos saltos</w:t>
+      </w:r>
+      <w:r>
+        <w:t xml:space="preserve">”</w:t>
       </w:r>
       <w:r>
         <w:t xml:space="preserve">, OSPF quiere saber</w:t>
@@ -5027,8 +5292,8 @@
         </w:pict>
       </w:r>
     </w:p>
-    <w:bookmarkEnd w:id="49"/>
-    <w:bookmarkStart w:id="50" w:name="las-piezas-de-la-maquinaria"/>
+    <w:bookmarkEnd w:id="60"/>
+    <w:bookmarkStart w:id="61" w:name="las-piezas-de-la-maquinaria"/>
     <w:p>
       <w:pPr>
         <w:pStyle w:val="Heading2"/>
@@ -5041,6 +5306,7 @@
       <w:tblPr>
         <w:tblStyle w:val="Table"/>
         <w:tblW w:type="pct" w:w="5000"/>
+        <w:jc w:val="left"/>
         <w:tblLayout w:type="fixed"/>
         <w:tblLook w:firstRow="1" w:lastRow="0" w:firstColumn="0" w:lastColumn="0" w:noHBand="0" w:noVBand="0" w:val="0020"/>
       </w:tblPr>
@@ -5057,6 +5323,7 @@
           <w:p>
             <w:pPr>
               <w:pStyle w:val="Compact"/>
+              <w:jc w:val="left"/>
             </w:pPr>
             <w:r>
               <w:t xml:space="preserve">Término</w:t>
@@ -5068,6 +5335,7 @@
           <w:p>
             <w:pPr>
               <w:pStyle w:val="Compact"/>
+              <w:jc w:val="left"/>
             </w:pPr>
             <w:r>
               <w:t xml:space="preserve">Descripción</w:t>
@@ -5081,6 +5349,7 @@
           <w:p>
             <w:pPr>
               <w:pStyle w:val="Compact"/>
+              <w:jc w:val="left"/>
             </w:pPr>
             <w:r>
               <w:rPr>
@@ -5102,12 +5371,19 @@
           <w:p>
             <w:pPr>
               <w:pStyle w:val="Compact"/>
+              <w:jc w:val="left"/>
             </w:pPr>
             <w:r>
               <w:t xml:space="preserve">Anuncio que cada router genera sobre sus enlaces (</w:t>
             </w:r>
             <w:r>
-              <w:t xml:space="preserve">“tengo la red X conectada por Y”</w:t>
+              <w:t xml:space="preserve">“</w:t>
+            </w:r>
+            <w:r>
+              <w:t xml:space="preserve">tengo la red X conectada por Y</w:t>
+            </w:r>
+            <w:r>
+              <w:t xml:space="preserve">”</w:t>
             </w:r>
             <w:r>
               <w:t xml:space="preserve">)</w:t>
@@ -5121,6 +5397,7 @@
           <w:p>
             <w:pPr>
               <w:pStyle w:val="Compact"/>
+              <w:jc w:val="left"/>
             </w:pPr>
             <w:r>
               <w:rPr>
@@ -5142,6 +5419,7 @@
           <w:p>
             <w:pPr>
               <w:pStyle w:val="Compact"/>
+              <w:jc w:val="left"/>
             </w:pPr>
             <w:r>
               <w:t xml:space="preserve">Base de datos con todos los LSAs del área: el mapa completo</w:t>
@@ -5155,6 +5433,7 @@
           <w:p>
             <w:pPr>
               <w:pStyle w:val="Compact"/>
+              <w:jc w:val="left"/>
             </w:pPr>
             <w:r>
               <w:rPr>
@@ -5176,6 +5455,7 @@
           <w:p>
             <w:pPr>
               <w:pStyle w:val="Compact"/>
+              <w:jc w:val="left"/>
             </w:pPr>
             <w:r>
               <w:t xml:space="preserve">Algoritmo (Dijkstra) que calcula la ruta más corta desde la LSDB</w:t>
@@ -5189,6 +5469,7 @@
           <w:p>
             <w:pPr>
               <w:pStyle w:val="Compact"/>
+              <w:jc w:val="left"/>
             </w:pPr>
             <w:r>
               <w:rPr>
@@ -5204,6 +5485,7 @@
           <w:p>
             <w:pPr>
               <w:pStyle w:val="Compact"/>
+              <w:jc w:val="left"/>
             </w:pPr>
             <w:r>
               <w:t xml:space="preserve">Subdivisión lógica para escalar (lo verás en el</w:t>
@@ -5211,7 +5493,7 @@
             <w:r>
               <w:t xml:space="preserve"> </w:t>
             </w:r>
-            <w:hyperlink r:id="rId14">
+            <w:hyperlink r:id="rId25">
               <w:r>
                 <w:rPr>
                   <w:rStyle w:val="Hyperlink"/>
@@ -5231,6 +5513,7 @@
           <w:p>
             <w:pPr>
               <w:pStyle w:val="Compact"/>
+              <w:jc w:val="left"/>
             </w:pPr>
             <w:r>
               <w:rPr>
@@ -5246,6 +5529,7 @@
           <w:p>
             <w:pPr>
               <w:pStyle w:val="Compact"/>
+              <w:jc w:val="left"/>
             </w:pPr>
             <w:r>
               <w:t xml:space="preserve">Identificador único del router (IP más alta de loopback o interfaces)</w:t>
@@ -5259,6 +5543,7 @@
           <w:p>
             <w:pPr>
               <w:pStyle w:val="Compact"/>
+              <w:jc w:val="left"/>
             </w:pPr>
             <w:r>
               <w:rPr>
@@ -5274,6 +5559,7 @@
           <w:p>
             <w:pPr>
               <w:pStyle w:val="Compact"/>
+              <w:jc w:val="left"/>
             </w:pPr>
             <w:r>
               <w:t xml:space="preserve">Paquete OSPF para descubrir y mantener vecinos</w:t>
@@ -5368,7 +5654,13 @@
         <w:t xml:space="preserve"> </w:t>
       </w:r>
       <w:r>
-        <w:t xml:space="preserve">“las calles que yo conozco”</w:t>
+        <w:t xml:space="preserve">“</w:t>
+      </w:r>
+      <w:r>
+        <w:t xml:space="preserve">las calles que yo conozco</w:t>
+      </w:r>
+      <w:r>
+        <w:t xml:space="preserve">”</w:t>
       </w:r>
       <w:r>
         <w:t xml:space="preserve">. Todos comparten sus fichas (LSAs), cada uno pega todas en su tablero (LSDB) y, con el tablero completo, cada uno traza su propia ruta más corta al trabajo (SPF). Si alguien descubre que una calle se ha cortado, lo anuncia y todos recalculan.</w:t>
@@ -5381,8 +5673,8 @@
         </w:pict>
       </w:r>
     </w:p>
-    <w:bookmarkEnd w:id="50"/>
-    <w:bookmarkStart w:id="54" w:name="el-algoritmo-spf-dijkstra"/>
+    <w:bookmarkEnd w:id="61"/>
+    <w:bookmarkStart w:id="65" w:name="el-algoritmo-spf-dijkstra"/>
     <w:p>
       <w:pPr>
         <w:pStyle w:val="Heading2"/>
@@ -5424,12 +5716,12 @@
           <wp:inline>
             <wp:extent cx="5334000" cy="3098997"/>
             <wp:effectExtent b="0" l="0" r="0" t="0"/>
-            <wp:docPr descr="Topología A-B-C-D con costes, camino ganador A→C→D en verde" title="" id="52" name="Picture"/>
+            <wp:docPr descr="Topología A-B-C-D con costes, camino ganador A→C→D en verde" title="" id="63" name="Picture"/>
             <a:graphic>
               <a:graphicData uri="http://schemas.openxmlformats.org/drawingml/2006/picture">
                 <pic:pic>
                   <pic:nvPicPr>
-                    <pic:cNvPr descr="public/diagrams/u09-coste-ruta.svg" id="53" name="Picture"/>
+                    <pic:cNvPr descr="public/diagrams/u09-coste-ruta.svg" id="64" name="Picture"/>
                     <pic:cNvPicPr>
                       <a:picLocks noChangeArrowheads="1" noChangeAspect="1"/>
                     </pic:cNvPicPr>
@@ -5441,7 +5733,7 @@
                           <a14:useLocalDpi xmlns:a14="http://schemas.microsoft.com/office/drawing/2010/main" val="0"/>
                         </a:ext>
                         <a:ext uri="{96DAC541-7B7A-43D3-8B79-37D633B846F1}">
-                          <asvg:svgBlip xmlns:asvg="http://schemas.microsoft.com/office/drawing/2016/SVG/main" r:embed="rId51"/>
+                          <asvg:svgBlip xmlns:asvg="http://schemas.microsoft.com/office/drawing/2016/SVG/main" r:embed="rId62"/>
                         </a:ext>
                       </a:extLst>
                     </a:blip>
@@ -5505,7 +5797,7 @@
       <w:r>
         <w:t xml:space="preserve"> </w:t>
       </w:r>
-      <w:hyperlink r:id="rId16">
+      <w:hyperlink r:id="rId27">
         <w:r>
           <w:rPr>
             <w:rStyle w:val="Hyperlink"/>
@@ -5524,8 +5816,8 @@
         </w:pict>
       </w:r>
     </w:p>
-    <w:bookmarkEnd w:id="54"/>
-    <w:bookmarkStart w:id="55" w:name="el-router-id"/>
+    <w:bookmarkEnd w:id="65"/>
+    <w:bookmarkStart w:id="66" w:name="el-router-id"/>
     <w:p>
       <w:pPr>
         <w:pStyle w:val="Heading2"/>
@@ -5691,7 +5983,13 @@
         <w:t xml:space="preserve"> </w:t>
       </w:r>
       <w:r>
-        <w:t xml:space="preserve">“caen”</w:t>
+        <w:t xml:space="preserve">“</w:t>
+      </w:r>
+      <w:r>
+        <w:t xml:space="preserve">caen</w:t>
+      </w:r>
+      <w:r>
+        <w:t xml:space="preserve">”</w:t>
       </w:r>
       <w:r>
         <w:t xml:space="preserve">. Por eso en producción se configura a mano (habitualmente un</w:t>
@@ -5771,8 +6069,8 @@
         </w:pict>
       </w:r>
     </w:p>
-    <w:bookmarkEnd w:id="55"/>
-    <w:bookmarkStart w:id="56" w:name="el-paquete-hello"/>
+    <w:bookmarkEnd w:id="66"/>
+    <w:bookmarkStart w:id="67" w:name="el-paquete-hello"/>
     <w:p>
       <w:pPr>
         <w:pStyle w:val="Heading2"/>
@@ -5792,7 +6090,13 @@
         <w:t xml:space="preserve"> </w:t>
       </w:r>
       <w:r>
-        <w:t xml:space="preserve">“¿hay alguien ahí?”</w:t>
+        <w:t xml:space="preserve">“</w:t>
+      </w:r>
+      <w:r>
+        <w:t xml:space="preserve">¿hay alguien ahí?</w:t>
+      </w:r>
+      <w:r>
+        <w:t xml:space="preserve">”</w:t>
       </w:r>
       <w:r>
         <w:t xml:space="preserve"> </w:t>
@@ -5888,7 +6192,13 @@
         <w:t xml:space="preserve"> </w:t>
       </w:r>
       <w:r>
-        <w:t xml:space="preserve">“OSPF no levanta”</w:t>
+        <w:t xml:space="preserve">“</w:t>
+      </w:r>
+      <w:r>
+        <w:t xml:space="preserve">OSPF no levanta</w:t>
+      </w:r>
+      <w:r>
+        <w:t xml:space="preserve">”</w:t>
       </w:r>
       <w:r>
         <w:t xml:space="preserve"> </w:t>
@@ -5899,7 +6209,7 @@
       <w:r>
         <w:t xml:space="preserve"> </w:t>
       </w:r>
-      <w:hyperlink r:id="rId18">
+      <w:hyperlink r:id="rId29">
         <w:r>
           <w:rPr>
             <w:rStyle w:val="Hyperlink"/>
@@ -5916,7 +6226,7 @@
       <w:r>
         <w:t xml:space="preserve"> </w:t>
       </w:r>
-      <w:hyperlink r:id="rId19">
+      <w:hyperlink r:id="rId30">
         <w:r>
           <w:rPr>
             <w:rStyle w:val="Hyperlink"/>
@@ -5935,8 +6245,8 @@
         </w:pict>
       </w:r>
     </w:p>
-    <w:bookmarkEnd w:id="56"/>
-    <w:bookmarkStart w:id="57" w:name="mini-chequeo-2"/>
+    <w:bookmarkEnd w:id="67"/>
+    <w:bookmarkStart w:id="68" w:name="mini-chequeo-2"/>
     <w:p>
       <w:pPr>
         <w:pStyle w:val="Heading2"/>
@@ -6017,7 +6327,13 @@
         <w:t xml:space="preserve">es el anuncio individual (</w:t>
       </w:r>
       <w:r>
-        <w:t xml:space="preserve">“yo tengo la red X”</w:t>
+        <w:t xml:space="preserve">“</w:t>
+      </w:r>
+      <w:r>
+        <w:t xml:space="preserve">yo tengo la red X</w:t>
+      </w:r>
+      <w:r>
+        <w:t xml:space="preserve">”</w:t>
       </w:r>
       <w:r>
         <w:t xml:space="preserve">); la</w:t>
@@ -6090,8 +6406,8 @@
         </w:pict>
       </w:r>
     </w:p>
-    <w:bookmarkEnd w:id="57"/>
-    <w:bookmarkStart w:id="58" w:name="resumen-en-3-frases-2"/>
+    <w:bookmarkEnd w:id="68"/>
+    <w:bookmarkStart w:id="69" w:name="resumen-en-3-frases-2"/>
     <w:p>
       <w:pPr>
         <w:pStyle w:val="Heading2"/>
@@ -6216,8 +6532,8 @@
         <w:t xml:space="preserve">debe ser único y, a ser posible, configurado a mano.</w:t>
       </w:r>
     </w:p>
-    <w:bookmarkEnd w:id="58"/>
-    <w:bookmarkStart w:id="59" w:name="vocabulario-rápido-2"/>
+    <w:bookmarkEnd w:id="69"/>
+    <w:bookmarkStart w:id="70" w:name="vocabulario-rápido-2"/>
     <w:p>
       <w:pPr>
         <w:pStyle w:val="Heading2"/>
@@ -6230,6 +6546,7 @@
       <w:tblPr>
         <w:tblStyle w:val="Table"/>
         <w:tblW w:type="auto" w:w="0"/>
+        <w:jc w:val="left"/>
         <w:tblLook w:firstRow="1" w:lastRow="0" w:firstColumn="0" w:lastColumn="0" w:noHBand="0" w:noVBand="0" w:val="0020"/>
       </w:tblPr>
       <w:tblGrid>
@@ -6245,6 +6562,7 @@
           <w:p>
             <w:pPr>
               <w:pStyle w:val="Compact"/>
+              <w:jc w:val="left"/>
             </w:pPr>
             <w:r>
               <w:t xml:space="preserve">Término</w:t>
@@ -6256,6 +6574,7 @@
           <w:p>
             <w:pPr>
               <w:pStyle w:val="Compact"/>
+              <w:jc w:val="left"/>
             </w:pPr>
             <w:r>
               <w:t xml:space="preserve">Idea general</w:t>
@@ -6269,6 +6588,7 @@
           <w:p>
             <w:pPr>
               <w:pStyle w:val="Compact"/>
+              <w:jc w:val="left"/>
             </w:pPr>
             <w:r>
               <w:t xml:space="preserve">OSPF</w:t>
@@ -6280,6 +6600,7 @@
           <w:p>
             <w:pPr>
               <w:pStyle w:val="Compact"/>
+              <w:jc w:val="left"/>
             </w:pPr>
             <w:r>
               <w:t xml:space="preserve">Protocolo IGP de estado de enlace (RFC)</w:t>
@@ -6293,6 +6614,7 @@
           <w:p>
             <w:pPr>
               <w:pStyle w:val="Compact"/>
+              <w:jc w:val="left"/>
             </w:pPr>
             <w:r>
               <w:t xml:space="preserve">LSA</w:t>
@@ -6304,6 +6626,7 @@
           <w:p>
             <w:pPr>
               <w:pStyle w:val="Compact"/>
+              <w:jc w:val="left"/>
             </w:pPr>
             <w:r>
               <w:t xml:space="preserve">Anuncio de estado de un enlace</w:t>
@@ -6317,6 +6640,7 @@
           <w:p>
             <w:pPr>
               <w:pStyle w:val="Compact"/>
+              <w:jc w:val="left"/>
             </w:pPr>
             <w:r>
               <w:t xml:space="preserve">LSDB</w:t>
@@ -6328,6 +6652,7 @@
           <w:p>
             <w:pPr>
               <w:pStyle w:val="Compact"/>
+              <w:jc w:val="left"/>
             </w:pPr>
             <w:r>
               <w:t xml:space="preserve">Base de datos con todos los LSAs del área</w:t>
@@ -6341,6 +6666,7 @@
           <w:p>
             <w:pPr>
               <w:pStyle w:val="Compact"/>
+              <w:jc w:val="left"/>
             </w:pPr>
             <w:r>
               <w:t xml:space="preserve">SPF / Dijkstra</w:t>
@@ -6352,6 +6678,7 @@
           <w:p>
             <w:pPr>
               <w:pStyle w:val="Compact"/>
+              <w:jc w:val="left"/>
             </w:pPr>
             <w:r>
               <w:t xml:space="preserve">Algoritmo del camino de menor coste</w:t>
@@ -6365,6 +6692,7 @@
           <w:p>
             <w:pPr>
               <w:pStyle w:val="Compact"/>
+              <w:jc w:val="left"/>
             </w:pPr>
             <w:r>
               <w:t xml:space="preserve">Router ID</w:t>
@@ -6376,6 +6704,7 @@
           <w:p>
             <w:pPr>
               <w:pStyle w:val="Compact"/>
+              <w:jc w:val="left"/>
             </w:pPr>
             <w:r>
               <w:t xml:space="preserve">Identificador único del router OSPF</w:t>
@@ -6389,6 +6718,7 @@
           <w:p>
             <w:pPr>
               <w:pStyle w:val="Compact"/>
+              <w:jc w:val="left"/>
             </w:pPr>
             <w:r>
               <w:t xml:space="preserve">Hello</w:t>
@@ -6400,6 +6730,7 @@
           <w:p>
             <w:pPr>
               <w:pStyle w:val="Compact"/>
+              <w:jc w:val="left"/>
             </w:pPr>
             <w:r>
               <w:t xml:space="preserve">Paquete de descubrimiento y mantenimiento de vecinos</w:t>
@@ -6425,7 +6756,7 @@
       <w:r>
         <w:t xml:space="preserve"> </w:t>
       </w:r>
-      <w:hyperlink r:id="rId35">
+      <w:hyperlink r:id="rId46">
         <w:r>
           <w:rPr>
             <w:rStyle w:val="Hyperlink"/>
@@ -6452,7 +6783,7 @@
       <w:r>
         <w:t xml:space="preserve"> </w:t>
       </w:r>
-      <w:hyperlink r:id="rId12">
+      <w:hyperlink r:id="rId23">
         <w:r>
           <w:rPr>
             <w:rStyle w:val="Hyperlink"/>
@@ -6479,7 +6810,7 @@
       <w:r>
         <w:t xml:space="preserve"> </w:t>
       </w:r>
-      <w:hyperlink r:id="rId14">
+      <w:hyperlink r:id="rId25">
         <w:r>
           <w:rPr>
             <w:rStyle w:val="Hyperlink"/>
@@ -6488,9 +6819,9 @@
         </w:r>
       </w:hyperlink>
     </w:p>
-    <w:bookmarkEnd w:id="59"/>
-    <w:bookmarkEnd w:id="60"/>
-    <w:bookmarkStart w:id="71" w:name="áreas-y-tipos-de-routers"/>
+    <w:bookmarkEnd w:id="70"/>
+    <w:bookmarkEnd w:id="71"/>
+    <w:bookmarkStart w:id="82" w:name="áreas-y-tipos-de-routers"/>
     <w:p>
       <w:pPr>
         <w:pStyle w:val="Heading1"/>
@@ -6554,7 +6885,7 @@
         </w:pict>
       </w:r>
     </w:p>
-    <w:bookmarkStart w:id="61" w:name="la-idea-en-una-frase-3"/>
+    <w:bookmarkStart w:id="72" w:name="la-idea-en-una-frase-3"/>
     <w:p>
       <w:pPr>
         <w:pStyle w:val="Heading2"/>
@@ -6627,7 +6958,13 @@
         <w:t xml:space="preserve"> </w:t>
       </w:r>
       <w:r>
-        <w:t xml:space="preserve">“resumidas”</w:t>
+        <w:t xml:space="preserve">“</w:t>
+      </w:r>
+      <w:r>
+        <w:t xml:space="preserve">resumidas</w:t>
+      </w:r>
+      <w:r>
+        <w:t xml:space="preserve">”</w:t>
       </w:r>
       <w:r>
         <w:t xml:space="preserve">.</w:t>
@@ -6640,8 +6977,8 @@
         </w:pict>
       </w:r>
     </w:p>
-    <w:bookmarkEnd w:id="61"/>
-    <w:bookmarkStart w:id="65" w:name="por-qué-existen-las-áreas"/>
+    <w:bookmarkEnd w:id="72"/>
+    <w:bookmarkStart w:id="76" w:name="por-qué-existen-las-áreas"/>
     <w:p>
       <w:pPr>
         <w:pStyle w:val="Heading2"/>
@@ -6725,12 +7062,12 @@
           <wp:inline>
             <wp:extent cx="5334000" cy="3506611"/>
             <wp:effectExtent b="0" l="0" r="0" t="0"/>
-            <wp:docPr descr="Área 0 (backbone) unida a las áreas 1 y 2 a través de sus ABR" title="" id="63" name="Picture"/>
+            <wp:docPr descr="Área 0 (backbone) unida a las áreas 1 y 2 a través de sus ABR" title="" id="74" name="Picture"/>
             <a:graphic>
               <a:graphicData uri="http://schemas.openxmlformats.org/drawingml/2006/picture">
                 <pic:pic>
                   <pic:nvPicPr>
-                    <pic:cNvPr descr="public/diagrams/u09-areas-ospf.svg" id="64" name="Picture"/>
+                    <pic:cNvPr descr="public/diagrams/u09-areas-ospf.svg" id="75" name="Picture"/>
                     <pic:cNvPicPr>
                       <a:picLocks noChangeArrowheads="1" noChangeAspect="1"/>
                     </pic:cNvPicPr>
@@ -6742,7 +7079,7 @@
                           <a14:useLocalDpi xmlns:a14="http://schemas.microsoft.com/office/drawing/2010/main" val="0"/>
                         </a:ext>
                         <a:ext uri="{96DAC541-7B7A-43D3-8B79-37D633B846F1}">
-                          <asvg:svgBlip xmlns:asvg="http://schemas.microsoft.com/office/drawing/2016/SVG/main" r:embed="rId62"/>
+                          <asvg:svgBlip xmlns:asvg="http://schemas.microsoft.com/office/drawing/2016/SVG/main" r:embed="rId73"/>
                         </a:ext>
                       </a:extLst>
                     </a:blip>
@@ -6787,8 +7124,8 @@
         </w:pict>
       </w:r>
     </w:p>
-    <w:bookmarkEnd w:id="65"/>
-    <w:bookmarkStart w:id="66" w:name="el-área-0-backbone"/>
+    <w:bookmarkEnd w:id="76"/>
+    <w:bookmarkStart w:id="77" w:name="el-área-0-backbone"/>
     <w:p>
       <w:pPr>
         <w:pStyle w:val="Heading2"/>
@@ -6871,7 +7208,13 @@
         <w:t xml:space="preserve"> </w:t>
       </w:r>
       <w:r>
-        <w:t xml:space="preserve">“a través”</w:t>
+        <w:t xml:space="preserve">“</w:t>
+      </w:r>
+      <w:r>
+        <w:t xml:space="preserve">a través</w:t>
+      </w:r>
+      <w:r>
+        <w:t xml:space="preserve">”</w:t>
       </w:r>
       <w:r>
         <w:t xml:space="preserve"> </w:t>
@@ -6976,7 +7319,13 @@
         <w:t xml:space="preserve"> </w:t>
       </w:r>
       <w:r>
-        <w:t xml:space="preserve">“todas las rutas pasan por el centro”</w:t>
+        <w:t xml:space="preserve">“</w:t>
+      </w:r>
+      <w:r>
+        <w:t xml:space="preserve">todas las rutas pasan por el centro</w:t>
+      </w:r>
+      <w:r>
+        <w:t xml:space="preserve">”</w:t>
       </w:r>
       <w:r>
         <w:t xml:space="preserve">: con un único punto de entrada/salida, no hay caminos cruzados que se pisen. El fallo intencionado del</w:t>
@@ -6984,7 +7333,7 @@
       <w:r>
         <w:t xml:space="preserve"> </w:t>
       </w:r>
-      <w:hyperlink r:id="rId19">
+      <w:hyperlink r:id="rId30">
         <w:r>
           <w:rPr>
             <w:rStyle w:val="Hyperlink"/>
@@ -7019,8 +7368,8 @@
         </w:pict>
       </w:r>
     </w:p>
-    <w:bookmarkEnd w:id="66"/>
-    <w:bookmarkStart w:id="67" w:name="tipos-de-routers-ospf"/>
+    <w:bookmarkEnd w:id="77"/>
+    <w:bookmarkStart w:id="78" w:name="tipos-de-routers-ospf"/>
     <w:p>
       <w:pPr>
         <w:pStyle w:val="Heading2"/>
@@ -7033,6 +7382,7 @@
       <w:tblPr>
         <w:tblStyle w:val="Table"/>
         <w:tblW w:type="pct" w:w="5000"/>
+        <w:jc w:val="left"/>
         <w:tblLayout w:type="fixed"/>
         <w:tblLook w:firstRow="1" w:lastRow="0" w:firstColumn="0" w:lastColumn="0" w:noHBand="0" w:noVBand="0" w:val="0020"/>
       </w:tblPr>
@@ -7049,6 +7399,7 @@
           <w:p>
             <w:pPr>
               <w:pStyle w:val="Compact"/>
+              <w:jc w:val="left"/>
             </w:pPr>
             <w:r>
               <w:t xml:space="preserve">Tipo</w:t>
@@ -7060,6 +7411,7 @@
           <w:p>
             <w:pPr>
               <w:pStyle w:val="Compact"/>
+              <w:jc w:val="left"/>
             </w:pPr>
             <w:r>
               <w:t xml:space="preserve">Función</w:t>
@@ -7073,6 +7425,7 @@
           <w:p>
             <w:pPr>
               <w:pStyle w:val="Compact"/>
+              <w:jc w:val="left"/>
             </w:pPr>
             <w:r>
               <w:rPr>
@@ -7088,6 +7441,7 @@
           <w:p>
             <w:pPr>
               <w:pStyle w:val="Compact"/>
+              <w:jc w:val="left"/>
             </w:pPr>
             <w:r>
               <w:t xml:space="preserve">Todas sus interfaces en la misma área</w:t>
@@ -7101,6 +7455,7 @@
           <w:p>
             <w:pPr>
               <w:pStyle w:val="Compact"/>
+              <w:jc w:val="left"/>
             </w:pPr>
             <w:r>
               <w:rPr>
@@ -7122,6 +7477,7 @@
           <w:p>
             <w:pPr>
               <w:pStyle w:val="Compact"/>
+              <w:jc w:val="left"/>
             </w:pPr>
             <w:r>
               <w:t xml:space="preserve">Conecta el Área 0 con otras áreas</w:t>
@@ -7135,6 +7491,7 @@
           <w:p>
             <w:pPr>
               <w:pStyle w:val="Compact"/>
+              <w:jc w:val="left"/>
             </w:pPr>
             <w:r>
               <w:rPr>
@@ -7150,6 +7507,7 @@
           <w:p>
             <w:pPr>
               <w:pStyle w:val="Compact"/>
+              <w:jc w:val="left"/>
             </w:pPr>
             <w:r>
               <w:t xml:space="preserve">Router en el Área 0 (sea o no ABR)</w:t>
@@ -7163,6 +7521,7 @@
           <w:p>
             <w:pPr>
               <w:pStyle w:val="Compact"/>
+              <w:jc w:val="left"/>
             </w:pPr>
             <w:r>
               <w:rPr>
@@ -7184,6 +7543,7 @@
           <w:p>
             <w:pPr>
               <w:pStyle w:val="Compact"/>
+              <w:jc w:val="left"/>
             </w:pPr>
             <w:r>
               <w:t xml:space="preserve">Introduce rutas externas a OSPF (redistribución)</w:t>
@@ -7474,8 +7834,8 @@
         </w:pict>
       </w:r>
     </w:p>
-    <w:bookmarkEnd w:id="67"/>
-    <w:bookmarkStart w:id="68" w:name="mini-chequeo-3"/>
+    <w:bookmarkEnd w:id="78"/>
+    <w:bookmarkStart w:id="79" w:name="mini-chequeo-3"/>
     <w:p>
       <w:pPr>
         <w:pStyle w:val="Heading2"/>
@@ -7604,8 +7964,8 @@
         </w:pict>
       </w:r>
     </w:p>
-    <w:bookmarkEnd w:id="68"/>
-    <w:bookmarkStart w:id="69" w:name="resumen-en-3-frases-3"/>
+    <w:bookmarkEnd w:id="79"/>
+    <w:bookmarkStart w:id="80" w:name="resumen-en-3-frases-3"/>
     <w:p>
       <w:pPr>
         <w:pStyle w:val="Heading2"/>
@@ -7718,8 +8078,8 @@
         <w:t xml:space="preserve">son los cuatro roles, y un router puede ejercer varios a la vez.</w:t>
       </w:r>
     </w:p>
-    <w:bookmarkEnd w:id="69"/>
-    <w:bookmarkStart w:id="70" w:name="vocabulario-rápido-3"/>
+    <w:bookmarkEnd w:id="80"/>
+    <w:bookmarkStart w:id="81" w:name="vocabulario-rápido-3"/>
     <w:p>
       <w:pPr>
         <w:pStyle w:val="Heading2"/>
@@ -7732,6 +8092,7 @@
       <w:tblPr>
         <w:tblStyle w:val="Table"/>
         <w:tblW w:type="pct" w:w="5000"/>
+        <w:jc w:val="left"/>
         <w:tblLayout w:type="fixed"/>
         <w:tblLook w:firstRow="1" w:lastRow="0" w:firstColumn="0" w:lastColumn="0" w:noHBand="0" w:noVBand="0" w:val="0020"/>
       </w:tblPr>
@@ -7748,6 +8109,7 @@
           <w:p>
             <w:pPr>
               <w:pStyle w:val="Compact"/>
+              <w:jc w:val="left"/>
             </w:pPr>
             <w:r>
               <w:t xml:space="preserve">Término</w:t>
@@ -7759,6 +8121,7 @@
           <w:p>
             <w:pPr>
               <w:pStyle w:val="Compact"/>
+              <w:jc w:val="left"/>
             </w:pPr>
             <w:r>
               <w:t xml:space="preserve">Idea general</w:t>
@@ -7772,6 +8135,7 @@
           <w:p>
             <w:pPr>
               <w:pStyle w:val="Compact"/>
+              <w:jc w:val="left"/>
             </w:pPr>
             <w:r>
               <w:t xml:space="preserve">Área OSPF</w:t>
@@ -7783,6 +8147,7 @@
           <w:p>
             <w:pPr>
               <w:pStyle w:val="Compact"/>
+              <w:jc w:val="left"/>
             </w:pPr>
             <w:r>
               <w:t xml:space="preserve">Subdivisión lógica de la red para escalar</w:t>
@@ -7796,6 +8161,7 @@
           <w:p>
             <w:pPr>
               <w:pStyle w:val="Compact"/>
+              <w:jc w:val="left"/>
             </w:pPr>
             <w:r>
               <w:t xml:space="preserve">Área 0</w:t>
@@ -7807,6 +8173,7 @@
           <w:p>
             <w:pPr>
               <w:pStyle w:val="Compact"/>
+              <w:jc w:val="left"/>
             </w:pPr>
             <w:r>
               <w:t xml:space="preserve">El backbone: corazón del routing OSPF</w:t>
@@ -7820,6 +8187,7 @@
           <w:p>
             <w:pPr>
               <w:pStyle w:val="Compact"/>
+              <w:jc w:val="left"/>
             </w:pPr>
             <w:r>
               <w:t xml:space="preserve">Internal Router</w:t>
@@ -7831,6 +8199,7 @@
           <w:p>
             <w:pPr>
               <w:pStyle w:val="Compact"/>
+              <w:jc w:val="left"/>
             </w:pPr>
             <w:r>
               <w:t xml:space="preserve">Todas sus interfaces en la misma área</w:t>
@@ -7844,6 +8213,7 @@
           <w:p>
             <w:pPr>
               <w:pStyle w:val="Compact"/>
+              <w:jc w:val="left"/>
             </w:pPr>
             <w:r>
               <w:t xml:space="preserve">ABR</w:t>
@@ -7855,6 +8225,7 @@
           <w:p>
             <w:pPr>
               <w:pStyle w:val="Compact"/>
+              <w:jc w:val="left"/>
             </w:pPr>
             <w:r>
               <w:t xml:space="preserve">Router que conecta el Área 0 con otras áreas</w:t>
@@ -7868,6 +8239,7 @@
           <w:p>
             <w:pPr>
               <w:pStyle w:val="Compact"/>
+              <w:jc w:val="left"/>
             </w:pPr>
             <w:r>
               <w:t xml:space="preserve">Backbone Router</w:t>
@@ -7879,6 +8251,7 @@
           <w:p>
             <w:pPr>
               <w:pStyle w:val="Compact"/>
+              <w:jc w:val="left"/>
             </w:pPr>
             <w:r>
               <w:t xml:space="preserve">Router dentro del Área 0</w:t>
@@ -7892,6 +8265,7 @@
           <w:p>
             <w:pPr>
               <w:pStyle w:val="Compact"/>
+              <w:jc w:val="left"/>
             </w:pPr>
             <w:r>
               <w:t xml:space="preserve">ASBR</w:t>
@@ -7903,6 +8277,7 @@
           <w:p>
             <w:pPr>
               <w:pStyle w:val="Compact"/>
+              <w:jc w:val="left"/>
             </w:pPr>
             <w:r>
               <w:t xml:space="preserve">Router que redistribuye rutas externas a OSPF</w:t>
@@ -7916,6 +8291,7 @@
           <w:p>
             <w:pPr>
               <w:pStyle w:val="Compact"/>
+              <w:jc w:val="left"/>
             </w:pPr>
             <w:r>
               <w:t xml:space="preserve">Túnel virtual</w:t>
@@ -7927,6 +8303,7 @@
           <w:p>
             <w:pPr>
               <w:pStyle w:val="Compact"/>
+              <w:jc w:val="left"/>
             </w:pPr>
             <w:r>
               <w:t xml:space="preserve">Unión lógica de un área con el Área 0 sin enlace físico</w:t>
@@ -7952,7 +8329,7 @@
       <w:r>
         <w:t xml:space="preserve"> </w:t>
       </w:r>
-      <w:hyperlink r:id="rId35">
+      <w:hyperlink r:id="rId46">
         <w:r>
           <w:rPr>
             <w:rStyle w:val="Hyperlink"/>
@@ -7979,7 +8356,7 @@
       <w:r>
         <w:t xml:space="preserve"> </w:t>
       </w:r>
-      <w:hyperlink r:id="rId13">
+      <w:hyperlink r:id="rId24">
         <w:r>
           <w:rPr>
             <w:rStyle w:val="Hyperlink"/>
@@ -8006,7 +8383,7 @@
       <w:r>
         <w:t xml:space="preserve"> </w:t>
       </w:r>
-      <w:hyperlink r:id="rId15">
+      <w:hyperlink r:id="rId26">
         <w:r>
           <w:rPr>
             <w:rStyle w:val="Hyperlink"/>
@@ -8015,9 +8392,9 @@
         </w:r>
       </w:hyperlink>
     </w:p>
-    <w:bookmarkEnd w:id="70"/>
-    <w:bookmarkEnd w:id="71"/>
-    <w:bookmarkStart w:id="82" w:name="dr-y-bdr"/>
+    <w:bookmarkEnd w:id="81"/>
+    <w:bookmarkEnd w:id="82"/>
+    <w:bookmarkStart w:id="93" w:name="dr-y-bdr"/>
     <w:p>
       <w:pPr>
         <w:pStyle w:val="Heading1"/>
@@ -8081,7 +8458,7 @@
         </w:pict>
       </w:r>
     </w:p>
-    <w:bookmarkStart w:id="72" w:name="la-idea-en-una-frase-4"/>
+    <w:bookmarkStart w:id="83" w:name="la-idea-en-una-frase-4"/>
     <w:p>
       <w:pPr>
         <w:pStyle w:val="Heading2"/>
@@ -8158,8 +8535,8 @@
         </w:pict>
       </w:r>
     </w:p>
-    <w:bookmarkEnd w:id="72"/>
-    <w:bookmarkStart w:id="76" w:name="el-problema-de-las-redes-multiacceso"/>
+    <w:bookmarkEnd w:id="83"/>
+    <w:bookmarkStart w:id="87" w:name="el-problema-de-las-redes-multiacceso"/>
     <w:p>
       <w:pPr>
         <w:pStyle w:val="Heading2"/>
@@ -8245,12 +8622,12 @@
           <wp:inline>
             <wp:extent cx="5334000" cy="2810227"/>
             <wp:effectExtent b="0" l="0" r="0" t="0"/>
-            <wp:docPr descr="Cuatro routers en un switch: R3 es DR, R4 es BDR y R1/R2 son DROTHER" title="" id="74" name="Picture"/>
+            <wp:docPr descr="Cuatro routers en un switch: R3 es DR, R4 es BDR y R1/R2 son DROTHER" title="" id="85" name="Picture"/>
             <a:graphic>
               <a:graphicData uri="http://schemas.openxmlformats.org/drawingml/2006/picture">
                 <pic:pic>
                   <pic:nvPicPr>
-                    <pic:cNvPr descr="public/diagrams/u09-dr-bdr.svg" id="75" name="Picture"/>
+                    <pic:cNvPr descr="public/diagrams/u09-dr-bdr.svg" id="86" name="Picture"/>
                     <pic:cNvPicPr>
                       <a:picLocks noChangeArrowheads="1" noChangeAspect="1"/>
                     </pic:cNvPicPr>
@@ -8262,7 +8639,7 @@
                           <a14:useLocalDpi xmlns:a14="http://schemas.microsoft.com/office/drawing/2010/main" val="0"/>
                         </a:ext>
                         <a:ext uri="{96DAC541-7B7A-43D3-8B79-37D633B846F1}">
-                          <asvg:svgBlip xmlns:asvg="http://schemas.microsoft.com/office/drawing/2016/SVG/main" r:embed="rId73"/>
+                          <asvg:svgBlip xmlns:asvg="http://schemas.microsoft.com/office/drawing/2016/SVG/main" r:embed="rId84"/>
                         </a:ext>
                       </a:extLst>
                     </a:blip>
@@ -8327,7 +8704,13 @@
         <w:t xml:space="preserve"> </w:t>
       </w:r>
       <w:r>
-        <w:t xml:space="preserve">“de a pie”</w:t>
+        <w:t xml:space="preserve">“</w:t>
+      </w:r>
+      <w:r>
+        <w:t xml:space="preserve">de a pie</w:t>
+      </w:r>
+      <w:r>
+        <w:t xml:space="preserve">”</w:t>
       </w:r>
       <w:r>
         <w:t xml:space="preserve"> </w:t>
@@ -8412,8 +8795,8 @@
         </w:pict>
       </w:r>
     </w:p>
-    <w:bookmarkEnd w:id="76"/>
-    <w:bookmarkStart w:id="77" w:name="la-elección-del-dr-y-el-bdr"/>
+    <w:bookmarkEnd w:id="87"/>
+    <w:bookmarkStart w:id="88" w:name="la-elección-del-dr-y-el-bdr"/>
     <w:p>
       <w:pPr>
         <w:pStyle w:val="Heading2"/>
@@ -8702,8 +9085,8 @@
         </w:pict>
       </w:r>
     </w:p>
-    <w:bookmarkEnd w:id="77"/>
-    <w:bookmarkStart w:id="78" w:name="estados-de-vecindad-full-vs-2way"/>
+    <w:bookmarkEnd w:id="88"/>
+    <w:bookmarkStart w:id="89" w:name="estados-de-vecindad-full-vs-2way"/>
     <w:p>
       <w:pPr>
         <w:pStyle w:val="Heading2"/>
@@ -8737,7 +9120,7 @@
       <w:r>
         <w:t xml:space="preserve"> </w:t>
       </w:r>
-      <w:hyperlink r:id="rId17">
+      <w:hyperlink r:id="rId28">
         <w:r>
           <w:rPr>
             <w:rStyle w:val="Hyperlink"/>
@@ -8756,6 +9139,7 @@
       <w:tblPr>
         <w:tblStyle w:val="Table"/>
         <w:tblW w:type="pct" w:w="5000"/>
+        <w:jc w:val="left"/>
         <w:tblLayout w:type="fixed"/>
         <w:tblLook w:firstRow="1" w:lastRow="0" w:firstColumn="0" w:lastColumn="0" w:noHBand="0" w:noVBand="0" w:val="0020"/>
       </w:tblPr>
@@ -8773,6 +9157,7 @@
           <w:p>
             <w:pPr>
               <w:pStyle w:val="Compact"/>
+              <w:jc w:val="left"/>
             </w:pPr>
             <w:r>
               <w:t xml:space="preserve">Estado</w:t>
@@ -8784,6 +9169,7 @@
           <w:p>
             <w:pPr>
               <w:pStyle w:val="Compact"/>
+              <w:jc w:val="left"/>
             </w:pPr>
             <w:r>
               <w:t xml:space="preserve">Significado</w:t>
@@ -8795,6 +9181,7 @@
           <w:p>
             <w:pPr>
               <w:pStyle w:val="Compact"/>
+              <w:jc w:val="left"/>
             </w:pPr>
             <w:r>
               <w:t xml:space="preserve">Con quién ocurre</w:t>
@@ -8808,6 +9195,7 @@
           <w:p>
             <w:pPr>
               <w:pStyle w:val="Compact"/>
+              <w:jc w:val="left"/>
             </w:pPr>
             <w:r>
               <w:rPr>
@@ -8823,6 +9211,7 @@
           <w:p>
             <w:pPr>
               <w:pStyle w:val="Compact"/>
+              <w:jc w:val="left"/>
             </w:pPr>
             <w:r>
               <w:t xml:space="preserve">Adyacencia completa: intercambio de LSAs y LSDB sincronizada</w:t>
@@ -8834,6 +9223,7 @@
           <w:p>
             <w:pPr>
               <w:pStyle w:val="Compact"/>
+              <w:jc w:val="left"/>
             </w:pPr>
             <w:r>
               <w:t xml:space="preserve">Con el DR y el BDR</w:t>
@@ -8847,6 +9237,7 @@
           <w:p>
             <w:pPr>
               <w:pStyle w:val="Compact"/>
+              <w:jc w:val="left"/>
             </w:pPr>
             <w:r>
               <w:rPr>
@@ -8862,6 +9253,7 @@
           <w:p>
             <w:pPr>
               <w:pStyle w:val="Compact"/>
+              <w:jc w:val="left"/>
             </w:pPr>
             <w:r>
               <w:t xml:space="preserve">Se ven y se saludan, pero no intercambian LSDB</w:t>
@@ -8873,6 +9265,7 @@
           <w:p>
             <w:pPr>
               <w:pStyle w:val="Compact"/>
+              <w:jc w:val="left"/>
             </w:pPr>
             <w:r>
               <w:t xml:space="preserve">Entre DROTHERs</w:t>
@@ -8886,6 +9279,7 @@
           <w:p>
             <w:pPr>
               <w:pStyle w:val="Compact"/>
+              <w:jc w:val="left"/>
             </w:pPr>
             <w:r>
               <w:rPr>
@@ -8901,6 +9295,7 @@
           <w:p>
             <w:pPr>
               <w:pStyle w:val="Compact"/>
+              <w:jc w:val="left"/>
             </w:pPr>
             <w:r>
               <w:t xml:space="preserve">Rol de</w:t>
@@ -8909,7 +9304,13 @@
               <w:t xml:space="preserve"> </w:t>
             </w:r>
             <w:r>
-              <w:t xml:space="preserve">“router de a pie”</w:t>
+              <w:t xml:space="preserve">“</w:t>
+            </w:r>
+            <w:r>
+              <w:t xml:space="preserve">router de a pie</w:t>
+            </w:r>
+            <w:r>
+              <w:t xml:space="preserve">”</w:t>
             </w:r>
             <w:r>
               <w:t xml:space="preserve"> </w:t>
@@ -8924,6 +9325,7 @@
           <w:p>
             <w:pPr>
               <w:pStyle w:val="Compact"/>
+              <w:jc w:val="left"/>
             </w:pPr>
             <w:r>
               <w:t xml:space="preserve">Todos los no elegidos</w:t>
@@ -8957,7 +9359,21 @@
           <w:i/>
           <w:iCs/>
         </w:rPr>
-        <w:t xml:space="preserve">“Veo vecinos en 2WAY/DROTHER, ¿hay un fallo?”</w:t>
+        <w:t xml:space="preserve">“</w:t>
+      </w:r>
+      <w:r>
+        <w:rPr>
+          <w:i/>
+          <w:iCs/>
+        </w:rPr>
+        <w:t xml:space="preserve">Veo vecinos en 2WAY/DROTHER, ¿hay un fallo?</w:t>
+      </w:r>
+      <w:r>
+        <w:rPr>
+          <w:i/>
+          <w:iCs/>
+        </w:rPr>
+        <w:t xml:space="preserve">”</w:t>
       </w:r>
       <w:r>
         <w:t xml:space="preserve"> </w:t>
@@ -9124,8 +9540,8 @@
         </w:pict>
       </w:r>
     </w:p>
-    <w:bookmarkEnd w:id="78"/>
-    <w:bookmarkStart w:id="79" w:name="mini-chequeo-4"/>
+    <w:bookmarkEnd w:id="89"/>
+    <w:bookmarkStart w:id="90" w:name="mini-chequeo-4"/>
     <w:p>
       <w:pPr>
         <w:pStyle w:val="Heading2"/>
@@ -9254,8 +9670,8 @@
         </w:pict>
       </w:r>
     </w:p>
-    <w:bookmarkEnd w:id="79"/>
-    <w:bookmarkStart w:id="80" w:name="resumen-en-3-frases-4"/>
+    <w:bookmarkEnd w:id="90"/>
+    <w:bookmarkStart w:id="91" w:name="resumen-en-3-frases-4"/>
     <w:p>
       <w:pPr>
         <w:pStyle w:val="Heading2"/>
@@ -9393,8 +9809,8 @@
         <w:t xml:space="preserve">y solo al inicio o reinicio: cambiar prioridades no derriba al DR ya elegido.</w:t>
       </w:r>
     </w:p>
-    <w:bookmarkEnd w:id="80"/>
-    <w:bookmarkStart w:id="81" w:name="vocabulario-rápido-4"/>
+    <w:bookmarkEnd w:id="91"/>
+    <w:bookmarkStart w:id="92" w:name="vocabulario-rápido-4"/>
     <w:p>
       <w:pPr>
         <w:pStyle w:val="Heading2"/>
@@ -9407,6 +9823,7 @@
       <w:tblPr>
         <w:tblStyle w:val="Table"/>
         <w:tblW w:type="pct" w:w="5000"/>
+        <w:jc w:val="left"/>
         <w:tblLayout w:type="fixed"/>
         <w:tblLook w:firstRow="1" w:lastRow="0" w:firstColumn="0" w:lastColumn="0" w:noHBand="0" w:noVBand="0" w:val="0020"/>
       </w:tblPr>
@@ -9423,6 +9840,7 @@
           <w:p>
             <w:pPr>
               <w:pStyle w:val="Compact"/>
+              <w:jc w:val="left"/>
             </w:pPr>
             <w:r>
               <w:t xml:space="preserve">Término</w:t>
@@ -9434,6 +9852,7 @@
           <w:p>
             <w:pPr>
               <w:pStyle w:val="Compact"/>
+              <w:jc w:val="left"/>
             </w:pPr>
             <w:r>
               <w:t xml:space="preserve">Idea general</w:t>
@@ -9447,6 +9866,7 @@
           <w:p>
             <w:pPr>
               <w:pStyle w:val="Compact"/>
+              <w:jc w:val="left"/>
             </w:pPr>
             <w:r>
               <w:t xml:space="preserve">Red multiacceso</w:t>
@@ -9458,6 +9878,7 @@
           <w:p>
             <w:pPr>
               <w:pStyle w:val="Compact"/>
+              <w:jc w:val="left"/>
             </w:pPr>
             <w:r>
               <w:t xml:space="preserve">Segmento con varios routers (Ethernet, por ejemplo)</w:t>
@@ -9471,6 +9892,7 @@
           <w:p>
             <w:pPr>
               <w:pStyle w:val="Compact"/>
+              <w:jc w:val="left"/>
             </w:pPr>
             <w:r>
               <w:t xml:space="preserve">DR</w:t>
@@ -9482,6 +9904,7 @@
           <w:p>
             <w:pPr>
               <w:pStyle w:val="Compact"/>
+              <w:jc w:val="left"/>
             </w:pPr>
             <w:r>
               <w:t xml:space="preserve">Designated Router: portavoz del segmento</w:t>
@@ -9495,6 +9918,7 @@
           <w:p>
             <w:pPr>
               <w:pStyle w:val="Compact"/>
+              <w:jc w:val="left"/>
             </w:pPr>
             <w:r>
               <w:t xml:space="preserve">BDR</w:t>
@@ -9506,6 +9930,7 @@
           <w:p>
             <w:pPr>
               <w:pStyle w:val="Compact"/>
+              <w:jc w:val="left"/>
             </w:pPr>
             <w:r>
               <w:t xml:space="preserve">Backup DR: asume si el DR falla</w:t>
@@ -9519,6 +9944,7 @@
           <w:p>
             <w:pPr>
               <w:pStyle w:val="Compact"/>
+              <w:jc w:val="left"/>
             </w:pPr>
             <w:r>
               <w:t xml:space="preserve">DROTHER</w:t>
@@ -9530,6 +9956,7 @@
           <w:p>
             <w:pPr>
               <w:pStyle w:val="Compact"/>
+              <w:jc w:val="left"/>
             </w:pPr>
             <w:r>
               <w:t xml:space="preserve">Router que no es ni DR ni BDR</w:t>
@@ -9543,6 +9970,7 @@
           <w:p>
             <w:pPr>
               <w:pStyle w:val="Compact"/>
+              <w:jc w:val="left"/>
             </w:pPr>
             <w:r>
               <w:t xml:space="preserve">2WAY</w:t>
@@ -9554,6 +9982,7 @@
           <w:p>
             <w:pPr>
               <w:pStyle w:val="Compact"/>
+              <w:jc w:val="left"/>
             </w:pPr>
             <w:r>
               <w:t xml:space="preserve">Estado entre DROTHERs: se ven pero no sincronizan LSDB</w:t>
@@ -9567,6 +9996,7 @@
           <w:p>
             <w:pPr>
               <w:pStyle w:val="Compact"/>
+              <w:jc w:val="left"/>
             </w:pPr>
             <w:r>
               <w:t xml:space="preserve">Prioridad OSPF</w:t>
@@ -9578,6 +10008,7 @@
           <w:p>
             <w:pPr>
               <w:pStyle w:val="Compact"/>
+              <w:jc w:val="left"/>
             </w:pPr>
             <w:r>
               <w:t xml:space="preserve">Valor (0-255) que decide la elección; 0 = no participa</w:t>
@@ -9603,7 +10034,7 @@
       <w:r>
         <w:t xml:space="preserve"> </w:t>
       </w:r>
-      <w:hyperlink r:id="rId35">
+      <w:hyperlink r:id="rId46">
         <w:r>
           <w:rPr>
             <w:rStyle w:val="Hyperlink"/>
@@ -9630,7 +10061,7 @@
       <w:r>
         <w:t xml:space="preserve"> </w:t>
       </w:r>
-      <w:hyperlink r:id="rId14">
+      <w:hyperlink r:id="rId25">
         <w:r>
           <w:rPr>
             <w:rStyle w:val="Hyperlink"/>
@@ -9657,7 +10088,7 @@
       <w:r>
         <w:t xml:space="preserve"> </w:t>
       </w:r>
-      <w:hyperlink r:id="rId16">
+      <w:hyperlink r:id="rId27">
         <w:r>
           <w:rPr>
             <w:rStyle w:val="Hyperlink"/>
@@ -9666,9 +10097,9 @@
         </w:r>
       </w:hyperlink>
     </w:p>
-    <w:bookmarkEnd w:id="81"/>
-    <w:bookmarkEnd w:id="82"/>
-    <w:bookmarkStart w:id="92" w:name="el-coste-ospf"/>
+    <w:bookmarkEnd w:id="92"/>
+    <w:bookmarkEnd w:id="93"/>
+    <w:bookmarkStart w:id="103" w:name="el-coste-ospf"/>
     <w:p>
       <w:pPr>
         <w:pStyle w:val="Heading1"/>
@@ -9732,7 +10163,7 @@
         </w:pict>
       </w:r>
     </w:p>
-    <w:bookmarkStart w:id="83" w:name="la-idea-en-una-frase-5"/>
+    <w:bookmarkStart w:id="94" w:name="la-idea-en-una-frase-5"/>
     <w:p>
       <w:pPr>
         <w:pStyle w:val="Heading2"/>
@@ -9801,7 +10232,13 @@
         <w:t xml:space="preserve"> </w:t>
       </w:r>
       <w:r>
-        <w:t xml:space="preserve">“menos routers”</w:t>
+        <w:t xml:space="preserve">“</w:t>
+      </w:r>
+      <w:r>
+        <w:t xml:space="preserve">menos routers</w:t>
+      </w:r>
+      <w:r>
+        <w:t xml:space="preserve">”</w:t>
       </w:r>
       <w:r>
         <w:t xml:space="preserve">; OSPF decide por</w:t>
@@ -9810,7 +10247,13 @@
         <w:t xml:space="preserve"> </w:t>
       </w:r>
       <w:r>
-        <w:t xml:space="preserve">“menos coste”</w:t>
+        <w:t xml:space="preserve">“</w:t>
+      </w:r>
+      <w:r>
+        <w:t xml:space="preserve">menos coste</w:t>
+      </w:r>
+      <w:r>
+        <w:t xml:space="preserve">”</w:t>
       </w:r>
       <w:r>
         <w:t xml:space="preserve">. Un enlace de fibra vale menos que uno de cobre, aunque meta más saltos. De ahí la gracia de Dijkstra (visto en el</w:t>
@@ -9818,7 +10261,7 @@
       <w:r>
         <w:t xml:space="preserve"> </w:t>
       </w:r>
-      <w:hyperlink r:id="rId13">
+      <w:hyperlink r:id="rId24">
         <w:r>
           <w:rPr>
             <w:rStyle w:val="Hyperlink"/>
@@ -9837,8 +10280,8 @@
         </w:pict>
       </w:r>
     </w:p>
-    <w:bookmarkEnd w:id="83"/>
-    <w:bookmarkStart w:id="86" w:name="la-fórmula"/>
+    <w:bookmarkEnd w:id="94"/>
+    <w:bookmarkStart w:id="97" w:name="la-fórmula"/>
     <w:p>
       <w:pPr>
         <w:pStyle w:val="Heading2"/>
@@ -9885,7 +10328,13 @@
         <w:t xml:space="preserve"> </w:t>
       </w:r>
       <w:r>
-        <w:t xml:space="preserve">“coste 1”</w:t>
+        <w:t xml:space="preserve">“</w:t>
+      </w:r>
+      <w:r>
+        <w:t xml:space="preserve">coste 1</w:t>
+      </w:r>
+      <w:r>
+        <w:t xml:space="preserve">”</w:t>
       </w:r>
       <w:r>
         <w:t xml:space="preserve"> </w:t>
@@ -9898,6 +10347,7 @@
       <w:tblPr>
         <w:tblStyle w:val="Table"/>
         <w:tblW w:type="auto" w:w="0"/>
+        <w:jc w:val="left"/>
         <w:tblLook w:firstRow="1" w:lastRow="0" w:firstColumn="0" w:lastColumn="0" w:noHBand="0" w:noVBand="0" w:val="0020"/>
       </w:tblPr>
       <w:tblGrid>
@@ -9914,6 +10364,7 @@
           <w:p>
             <w:pPr>
               <w:pStyle w:val="Compact"/>
+              <w:jc w:val="left"/>
             </w:pPr>
             <w:r>
               <w:t xml:space="preserve">Velocidad</w:t>
@@ -9925,6 +10376,7 @@
           <w:p>
             <w:pPr>
               <w:pStyle w:val="Compact"/>
+              <w:jc w:val="left"/>
             </w:pPr>
             <w:r>
               <w:t xml:space="preserve">Cálculo</w:t>
@@ -9936,6 +10388,7 @@
           <w:p>
             <w:pPr>
               <w:pStyle w:val="Compact"/>
+              <w:jc w:val="left"/>
             </w:pPr>
             <w:r>
               <w:t xml:space="preserve">Coste por defecto</w:t>
@@ -9949,6 +10402,7 @@
           <w:p>
             <w:pPr>
               <w:pStyle w:val="Compact"/>
+              <w:jc w:val="left"/>
             </w:pPr>
             <w:r>
               <w:t xml:space="preserve">10 Mbps</w:t>
@@ -9960,6 +10414,7 @@
           <w:p>
             <w:pPr>
               <w:pStyle w:val="Compact"/>
+              <w:jc w:val="left"/>
             </w:pPr>
             <w:r>
               <w:t xml:space="preserve">10⁸ / 10⁷</w:t>
@@ -9971,6 +10426,7 @@
           <w:p>
             <w:pPr>
               <w:pStyle w:val="Compact"/>
+              <w:jc w:val="left"/>
             </w:pPr>
             <w:r>
               <w:rPr>
@@ -9988,6 +10444,7 @@
           <w:p>
             <w:pPr>
               <w:pStyle w:val="Compact"/>
+              <w:jc w:val="left"/>
             </w:pPr>
             <w:r>
               <w:t xml:space="preserve">100 Mbps</w:t>
@@ -9999,6 +10456,7 @@
           <w:p>
             <w:pPr>
               <w:pStyle w:val="Compact"/>
+              <w:jc w:val="left"/>
             </w:pPr>
             <w:r>
               <w:t xml:space="preserve">10⁸ / 10⁸</w:t>
@@ -10010,6 +10468,7 @@
           <w:p>
             <w:pPr>
               <w:pStyle w:val="Compact"/>
+              <w:jc w:val="left"/>
             </w:pPr>
             <w:r>
               <w:rPr>
@@ -10027,6 +10486,7 @@
           <w:p>
             <w:pPr>
               <w:pStyle w:val="Compact"/>
+              <w:jc w:val="left"/>
             </w:pPr>
             <w:r>
               <w:t xml:space="preserve">1 Gbps</w:t>
@@ -10038,6 +10498,7 @@
           <w:p>
             <w:pPr>
               <w:pStyle w:val="Compact"/>
+              <w:jc w:val="left"/>
             </w:pPr>
             <w:r>
               <w:t xml:space="preserve">10⁸ / 10⁹ = 0,1</w:t>
@@ -10049,6 +10510,7 @@
           <w:p>
             <w:pPr>
               <w:pStyle w:val="Compact"/>
+              <w:jc w:val="left"/>
             </w:pPr>
             <w:r>
               <w:rPr>
@@ -10072,6 +10534,7 @@
           <w:p>
             <w:pPr>
               <w:pStyle w:val="Compact"/>
+              <w:jc w:val="left"/>
             </w:pPr>
             <w:r>
               <w:t xml:space="preserve">10 Gbps</w:t>
@@ -10083,6 +10546,7 @@
           <w:p>
             <w:pPr>
               <w:pStyle w:val="Compact"/>
+              <w:jc w:val="left"/>
             </w:pPr>
             <w:r>
               <w:t xml:space="preserve">10⁸ / 10¹⁰ = 0,01</w:t>
@@ -10094,6 +10558,7 @@
           <w:p>
             <w:pPr>
               <w:pStyle w:val="Compact"/>
+              <w:jc w:val="left"/>
             </w:pPr>
             <w:r>
               <w:rPr>
@@ -10117,6 +10582,7 @@
           <w:p>
             <w:pPr>
               <w:pStyle w:val="Compact"/>
+              <w:jc w:val="left"/>
             </w:pPr>
             <w:r>
               <w:t xml:space="preserve">1.544 Mbps (T1)</w:t>
@@ -10128,6 +10594,7 @@
           <w:p>
             <w:pPr>
               <w:pStyle w:val="Compact"/>
+              <w:jc w:val="left"/>
             </w:pPr>
             <w:r>
               <w:t xml:space="preserve">10⁸ / 1.544.000 ≈ 64,8</w:t>
@@ -10139,6 +10606,7 @@
           <w:p>
             <w:pPr>
               <w:pStyle w:val="Compact"/>
+              <w:jc w:val="left"/>
             </w:pPr>
             <w:r>
               <w:rPr>
@@ -10191,7 +10659,13 @@
         <w:t xml:space="preserve"> </w:t>
       </w:r>
       <w:r>
-        <w:t xml:space="preserve">“mejor”</w:t>
+        <w:t xml:space="preserve">“</w:t>
+      </w:r>
+      <w:r>
+        <w:t xml:space="preserve">mejor</w:t>
+      </w:r>
+      <w:r>
+        <w:t xml:space="preserve">”</w:t>
       </w:r>
       <w:r>
         <w:t xml:space="preserve"> </w:t>
@@ -10212,7 +10686,13 @@
         <w:t xml:space="preserve"> </w:t>
       </w:r>
       <w:r>
-        <w:t xml:space="preserve">“ver”</w:t>
+        <w:t xml:space="preserve">“</w:t>
+      </w:r>
+      <w:r>
+        <w:t xml:space="preserve">ver</w:t>
+      </w:r>
+      <w:r>
+        <w:t xml:space="preserve">”</w:t>
       </w:r>
       <w:r>
         <w:t xml:space="preserve"> </w:t>
@@ -10241,7 +10721,7 @@
       <w:r>
         <w:t xml:space="preserve"> </w:t>
       </w:r>
-      <w:hyperlink r:id="rId13">
+      <w:hyperlink r:id="rId24">
         <w:r>
           <w:rPr>
             <w:rStyle w:val="Hyperlink"/>
@@ -10262,12 +10742,12 @@
           <wp:inline>
             <wp:extent cx="5334000" cy="3098997"/>
             <wp:effectExtent b="0" l="0" r="0" t="0"/>
-            <wp:docPr descr="Topología A-B-C-D: OSPF elige A→C→D (coste 6) frente a A→B→D (coste 7)" title="" id="84" name="Picture"/>
+            <wp:docPr descr="Topología A-B-C-D: OSPF elige A→C→D (coste 6) frente a A→B→D (coste 7)" title="" id="95" name="Picture"/>
             <a:graphic>
               <a:graphicData uri="http://schemas.openxmlformats.org/drawingml/2006/picture">
                 <pic:pic>
                   <pic:nvPicPr>
-                    <pic:cNvPr descr="public/diagrams/u09-coste-ruta.svg" id="85" name="Picture"/>
+                    <pic:cNvPr descr="public/diagrams/u09-coste-ruta.svg" id="96" name="Picture"/>
                     <pic:cNvPicPr>
                       <a:picLocks noChangeArrowheads="1" noChangeAspect="1"/>
                     </pic:cNvPicPr>
@@ -10279,7 +10759,7 @@
                           <a14:useLocalDpi xmlns:a14="http://schemas.microsoft.com/office/drawing/2010/main" val="0"/>
                         </a:ext>
                         <a:ext uri="{96DAC541-7B7A-43D3-8B79-37D633B846F1}">
-                          <asvg:svgBlip xmlns:asvg="http://schemas.microsoft.com/office/drawing/2016/SVG/main" r:embed="rId51"/>
+                          <asvg:svgBlip xmlns:asvg="http://schemas.microsoft.com/office/drawing/2016/SVG/main" r:embed="rId62"/>
                         </a:ext>
                       </a:extLst>
                     </a:blip>
@@ -10374,8 +10854,8 @@
         </w:pict>
       </w:r>
     </w:p>
-    <w:bookmarkEnd w:id="86"/>
-    <w:bookmarkStart w:id="87" w:name="controlar-el-coste-a-mano"/>
+    <w:bookmarkEnd w:id="97"/>
+    <w:bookmarkStart w:id="98" w:name="controlar-el-coste-a-mano"/>
     <w:p>
       <w:pPr>
         <w:pStyle w:val="Heading2"/>
@@ -10567,8 +11047,8 @@
         </w:pict>
       </w:r>
     </w:p>
-    <w:bookmarkEnd w:id="87"/>
-    <w:bookmarkStart w:id="88" w:name="un-caso-completo-de-extremo-a-extremo"/>
+    <w:bookmarkEnd w:id="98"/>
+    <w:bookmarkStart w:id="99" w:name="un-caso-completo-de-extremo-a-extremo"/>
     <w:p>
       <w:pPr>
         <w:pStyle w:val="Heading2"/>
@@ -10838,7 +11318,7 @@
       <w:r>
         <w:t xml:space="preserve"> </w:t>
       </w:r>
-      <w:hyperlink r:id="rId19">
+      <w:hyperlink r:id="rId30">
         <w:r>
           <w:rPr>
             <w:rStyle w:val="Hyperlink"/>
@@ -10856,7 +11336,13 @@
         <w:t xml:space="preserve"> </w:t>
       </w:r>
       <w:r>
-        <w:t xml:space="preserve">“forzar una ruta alternativa”</w:t>
+        <w:t xml:space="preserve">“</w:t>
+      </w:r>
+      <w:r>
+        <w:t xml:space="preserve">forzar una ruta alternativa</w:t>
+      </w:r>
+      <w:r>
+        <w:t xml:space="preserve">”</w:t>
       </w:r>
       <w:r>
         <w:t xml:space="preserve">.</w:t>
@@ -10869,8 +11355,8 @@
         </w:pict>
       </w:r>
     </w:p>
-    <w:bookmarkEnd w:id="88"/>
-    <w:bookmarkStart w:id="89" w:name="mini-chequeo-5"/>
+    <w:bookmarkEnd w:id="99"/>
+    <w:bookmarkStart w:id="100" w:name="mini-chequeo-5"/>
     <w:p>
       <w:pPr>
         <w:pStyle w:val="Heading2"/>
@@ -11091,8 +11577,8 @@
         </w:pict>
       </w:r>
     </w:p>
-    <w:bookmarkEnd w:id="89"/>
-    <w:bookmarkStart w:id="90" w:name="resumen-en-3-frases-5"/>
+    <w:bookmarkEnd w:id="100"/>
+    <w:bookmarkStart w:id="101" w:name="resumen-en-3-frases-5"/>
     <w:p>
       <w:pPr>
         <w:pStyle w:val="Heading2"/>
@@ -11192,8 +11678,8 @@
         <w:t xml:space="preserve">.</w:t>
       </w:r>
     </w:p>
-    <w:bookmarkEnd w:id="90"/>
-    <w:bookmarkStart w:id="91" w:name="vocabulario-rápido-5"/>
+    <w:bookmarkEnd w:id="101"/>
+    <w:bookmarkStart w:id="102" w:name="vocabulario-rápido-5"/>
     <w:p>
       <w:pPr>
         <w:pStyle w:val="Heading2"/>
@@ -11206,6 +11692,7 @@
       <w:tblPr>
         <w:tblStyle w:val="Table"/>
         <w:tblW w:type="pct" w:w="5000"/>
+        <w:jc w:val="left"/>
         <w:tblLayout w:type="fixed"/>
         <w:tblLook w:firstRow="1" w:lastRow="0" w:firstColumn="0" w:lastColumn="0" w:noHBand="0" w:noVBand="0" w:val="0020"/>
       </w:tblPr>
@@ -11222,6 +11709,7 @@
           <w:p>
             <w:pPr>
               <w:pStyle w:val="Compact"/>
+              <w:jc w:val="left"/>
             </w:pPr>
             <w:r>
               <w:t xml:space="preserve">Término</w:t>
@@ -11233,6 +11721,7 @@
           <w:p>
             <w:pPr>
               <w:pStyle w:val="Compact"/>
+              <w:jc w:val="left"/>
             </w:pPr>
             <w:r>
               <w:t xml:space="preserve">Idea general</w:t>
@@ -11246,6 +11735,7 @@
           <w:p>
             <w:pPr>
               <w:pStyle w:val="Compact"/>
+              <w:jc w:val="left"/>
             </w:pPr>
             <w:r>
               <w:t xml:space="preserve">Coste OSPF</w:t>
@@ -11257,6 +11747,7 @@
           <w:p>
             <w:pPr>
               <w:pStyle w:val="Compact"/>
+              <w:jc w:val="left"/>
             </w:pPr>
             <w:r>
               <w:t xml:space="preserve">Métrica del enlace (10⁸ / ancho de banda)</w:t>
@@ -11270,6 +11761,7 @@
           <w:p>
             <w:pPr>
               <w:pStyle w:val="Compact"/>
+              <w:jc w:val="left"/>
             </w:pPr>
             <w:r>
               <w:t xml:space="preserve">Coste acumulado</w:t>
@@ -11281,6 +11773,7 @@
           <w:p>
             <w:pPr>
               <w:pStyle w:val="Compact"/>
+              <w:jc w:val="left"/>
             </w:pPr>
             <w:r>
               <w:t xml:space="preserve">Suma de costes de todos los enlaces del camino</w:t>
@@ -11294,6 +11787,7 @@
           <w:p>
             <w:pPr>
               <w:pStyle w:val="Compact"/>
+              <w:jc w:val="left"/>
             </w:pPr>
             <w:r>
               <w:t xml:space="preserve">ip ospf cost</w:t>
@@ -11305,6 +11799,7 @@
           <w:p>
             <w:pPr>
               <w:pStyle w:val="Compact"/>
+              <w:jc w:val="left"/>
             </w:pPr>
             <w:r>
               <w:t xml:space="preserve">Comando para fijar el coste de una interfaz</w:t>
@@ -11318,6 +11813,7 @@
           <w:p>
             <w:pPr>
               <w:pStyle w:val="Compact"/>
+              <w:jc w:val="left"/>
             </w:pPr>
             <w:r>
               <w:t xml:space="preserve">auto-cost reference-bandwidth</w:t>
@@ -11329,6 +11825,7 @@
           <w:p>
             <w:pPr>
               <w:pStyle w:val="Compact"/>
+              <w:jc w:val="left"/>
             </w:pPr>
             <w:r>
               <w:t xml:space="preserve">Ancho de banda de referencia para calcular costes</w:t>
@@ -11342,6 +11839,7 @@
           <w:p>
             <w:pPr>
               <w:pStyle w:val="Compact"/>
+              <w:jc w:val="left"/>
             </w:pPr>
             <w:r>
               <w:t xml:space="preserve">Ancho de banda de referencia</w:t>
@@ -11353,6 +11851,7 @@
           <w:p>
             <w:pPr>
               <w:pStyle w:val="Compact"/>
+              <w:jc w:val="left"/>
             </w:pPr>
             <w:r>
               <w:t xml:space="preserve">Velocidad a la que OSPF le asigna coste 1 (10⁸ bps)</w:t>
@@ -11378,7 +11877,7 @@
       <w:r>
         <w:t xml:space="preserve"> </w:t>
       </w:r>
-      <w:hyperlink r:id="rId35">
+      <w:hyperlink r:id="rId46">
         <w:r>
           <w:rPr>
             <w:rStyle w:val="Hyperlink"/>
@@ -11405,7 +11904,7 @@
       <w:r>
         <w:t xml:space="preserve"> </w:t>
       </w:r>
-      <w:hyperlink r:id="rId15">
+      <w:hyperlink r:id="rId26">
         <w:r>
           <w:rPr>
             <w:rStyle w:val="Hyperlink"/>
@@ -11432,7 +11931,7 @@
       <w:r>
         <w:t xml:space="preserve"> </w:t>
       </w:r>
-      <w:hyperlink r:id="rId17">
+      <w:hyperlink r:id="rId28">
         <w:r>
           <w:rPr>
             <w:rStyle w:val="Hyperlink"/>
@@ -11441,9 +11940,9 @@
         </w:r>
       </w:hyperlink>
     </w:p>
-    <w:bookmarkEnd w:id="91"/>
-    <w:bookmarkEnd w:id="92"/>
-    <w:bookmarkStart w:id="100" w:name="configuración-ospf"/>
+    <w:bookmarkEnd w:id="102"/>
+    <w:bookmarkEnd w:id="103"/>
+    <w:bookmarkStart w:id="111" w:name="configuración-ospf"/>
     <w:p>
       <w:pPr>
         <w:pStyle w:val="Heading1"/>
@@ -11507,7 +12006,7 @@
         </w:pict>
       </w:r>
     </w:p>
-    <w:bookmarkStart w:id="93" w:name="la-idea-en-una-frase-6"/>
+    <w:bookmarkStart w:id="104" w:name="la-idea-en-una-frase-6"/>
     <w:p>
       <w:pPr>
         <w:pStyle w:val="Heading2"/>
@@ -11546,7 +12045,7 @@
       <w:r>
         <w:t xml:space="preserve"> </w:t>
       </w:r>
-      <w:hyperlink r:id="rId18">
+      <w:hyperlink r:id="rId29">
         <w:r>
           <w:rPr>
             <w:rStyle w:val="Hyperlink"/>
@@ -11565,8 +12064,8 @@
         </w:pict>
       </w:r>
     </w:p>
-    <w:bookmarkEnd w:id="93"/>
-    <w:bookmarkStart w:id="94" w:name="configuración-mínima"/>
+    <w:bookmarkEnd w:id="104"/>
+    <w:bookmarkStart w:id="105" w:name="configuración-mínima"/>
     <w:p>
       <w:pPr>
         <w:pStyle w:val="Heading2"/>
@@ -11790,7 +12289,7 @@
       <w:r>
         <w:t xml:space="preserve"> </w:t>
       </w:r>
-      <w:hyperlink r:id="rId13">
+      <w:hyperlink r:id="rId24">
         <w:r>
           <w:rPr>
             <w:rStyle w:val="Hyperlink"/>
@@ -11933,7 +12432,13 @@
         <w:t xml:space="preserve"> </w:t>
       </w:r>
       <w:r>
-        <w:t xml:space="preserve">“no levanta vecindad”</w:t>
+        <w:t xml:space="preserve">“</w:t>
+      </w:r>
+      <w:r>
+        <w:t xml:space="preserve">no levanta vecindad</w:t>
+      </w:r>
+      <w:r>
+        <w:t xml:space="preserve">”</w:t>
       </w:r>
       <w:r>
         <w:t xml:space="preserve">.</w:t>
@@ -11946,8 +12451,8 @@
         </w:pict>
       </w:r>
     </w:p>
-    <w:bookmarkEnd w:id="94"/>
-    <w:bookmarkStart w:id="95" w:name="configuración-multiárea"/>
+    <w:bookmarkEnd w:id="105"/>
+    <w:bookmarkStart w:id="106" w:name="configuración-multiárea"/>
     <w:p>
       <w:pPr>
         <w:pStyle w:val="Heading2"/>
@@ -11982,7 +12487,7 @@
       <w:r>
         <w:t xml:space="preserve"> </w:t>
       </w:r>
-      <w:hyperlink r:id="rId14">
+      <w:hyperlink r:id="rId25">
         <w:r>
           <w:rPr>
             <w:rStyle w:val="Hyperlink"/>
@@ -12255,7 +12760,7 @@
       <w:r>
         <w:t xml:space="preserve"> </w:t>
       </w:r>
-      <w:hyperlink r:id="rId14">
+      <w:hyperlink r:id="rId25">
         <w:r>
           <w:rPr>
             <w:rStyle w:val="Hyperlink"/>
@@ -12277,8 +12782,8 @@
         </w:pict>
       </w:r>
     </w:p>
-    <w:bookmarkEnd w:id="95"/>
-    <w:bookmarkStart w:id="96" w:name="verificación-inicial"/>
+    <w:bookmarkEnd w:id="106"/>
+    <w:bookmarkStart w:id="107" w:name="verificación-inicial"/>
     <w:p>
       <w:pPr>
         <w:pStyle w:val="Heading2"/>
@@ -12483,7 +12988,7 @@
       <w:r>
         <w:t xml:space="preserve"> </w:t>
       </w:r>
-      <w:hyperlink r:id="rId15">
+      <w:hyperlink r:id="rId26">
         <w:r>
           <w:rPr>
             <w:rStyle w:val="Hyperlink"/>
@@ -12558,7 +13063,7 @@
       <w:r>
         <w:t xml:space="preserve"> </w:t>
       </w:r>
-      <w:hyperlink r:id="rId18">
+      <w:hyperlink r:id="rId29">
         <w:r>
           <w:rPr>
             <w:rStyle w:val="Hyperlink"/>
@@ -12577,8 +13082,8 @@
         </w:pict>
       </w:r>
     </w:p>
-    <w:bookmarkEnd w:id="96"/>
-    <w:bookmarkStart w:id="97" w:name="mini-chequeo-6"/>
+    <w:bookmarkEnd w:id="107"/>
+    <w:bookmarkStart w:id="108" w:name="mini-chequeo-6"/>
     <w:p>
       <w:pPr>
         <w:pStyle w:val="Heading2"/>
@@ -12677,7 +13182,13 @@
         <w:t xml:space="preserve"> </w:t>
       </w:r>
       <w:r>
-        <w:t xml:space="preserve">“grupo”</w:t>
+        <w:t xml:space="preserve">“</w:t>
+      </w:r>
+      <w:r>
+        <w:t xml:space="preserve">grupo</w:t>
+      </w:r>
+      <w:r>
+        <w:t xml:space="preserve">”</w:t>
       </w:r>
       <w:r>
         <w:t xml:space="preserve"> </w:t>
@@ -12737,8 +13248,8 @@
         </w:pict>
       </w:r>
     </w:p>
-    <w:bookmarkEnd w:id="97"/>
-    <w:bookmarkStart w:id="98" w:name="resumen-en-3-frases-6"/>
+    <w:bookmarkEnd w:id="108"/>
+    <w:bookmarkStart w:id="109" w:name="resumen-en-3-frases-6"/>
     <w:p>
       <w:pPr>
         <w:pStyle w:val="Heading2"/>
@@ -12880,8 +13391,8 @@
         <w:t xml:space="preserve">.</w:t>
       </w:r>
     </w:p>
-    <w:bookmarkEnd w:id="98"/>
-    <w:bookmarkStart w:id="99" w:name="vocabulario-rápido-6"/>
+    <w:bookmarkEnd w:id="109"/>
+    <w:bookmarkStart w:id="110" w:name="vocabulario-rápido-6"/>
     <w:p>
       <w:pPr>
         <w:pStyle w:val="Heading2"/>
@@ -12894,6 +13405,7 @@
       <w:tblPr>
         <w:tblStyle w:val="Table"/>
         <w:tblW w:type="pct" w:w="5000"/>
+        <w:jc w:val="left"/>
         <w:tblLayout w:type="fixed"/>
         <w:tblLook w:firstRow="1" w:lastRow="0" w:firstColumn="0" w:lastColumn="0" w:noHBand="0" w:noVBand="0" w:val="0020"/>
       </w:tblPr>
@@ -12910,6 +13422,7 @@
           <w:p>
             <w:pPr>
               <w:pStyle w:val="Compact"/>
+              <w:jc w:val="left"/>
             </w:pPr>
             <w:r>
               <w:t xml:space="preserve">Término</w:t>
@@ -12921,6 +13434,7 @@
           <w:p>
             <w:pPr>
               <w:pStyle w:val="Compact"/>
+              <w:jc w:val="left"/>
             </w:pPr>
             <w:r>
               <w:t xml:space="preserve">Idea general</w:t>
@@ -12934,6 +13448,7 @@
           <w:p>
             <w:pPr>
               <w:pStyle w:val="Compact"/>
+              <w:jc w:val="left"/>
             </w:pPr>
             <w:r>
               <w:t xml:space="preserve">Process ID</w:t>
@@ -12945,6 +13460,7 @@
           <w:p>
             <w:pPr>
               <w:pStyle w:val="Compact"/>
+              <w:jc w:val="left"/>
             </w:pPr>
             <w:r>
               <w:t xml:space="preserve">Número del proceso OSPF (local al router)</w:t>
@@ -12958,6 +13474,7 @@
           <w:p>
             <w:pPr>
               <w:pStyle w:val="Compact"/>
+              <w:jc w:val="left"/>
             </w:pPr>
             <w:r>
               <w:t xml:space="preserve">Wildcard</w:t>
@@ -12969,6 +13486,7 @@
           <w:p>
             <w:pPr>
               <w:pStyle w:val="Compact"/>
+              <w:jc w:val="left"/>
             </w:pPr>
             <w:r>
               <w:t xml:space="preserve">Máscara invertida para</w:t>
@@ -12997,6 +13515,7 @@
           <w:p>
             <w:pPr>
               <w:pStyle w:val="Compact"/>
+              <w:jc w:val="left"/>
             </w:pPr>
             <w:r>
               <w:t xml:space="preserve">ABR</w:t>
@@ -13008,6 +13527,7 @@
           <w:p>
             <w:pPr>
               <w:pStyle w:val="Compact"/>
+              <w:jc w:val="left"/>
             </w:pPr>
             <w:r>
               <w:t xml:space="preserve">Router con interfaces en Área 0 y otra área</w:t>
@@ -13021,6 +13541,7 @@
           <w:p>
             <w:pPr>
               <w:pStyle w:val="Compact"/>
+              <w:jc w:val="left"/>
             </w:pPr>
             <w:r>
               <w:t xml:space="preserve">show ip ospf neighbor</w:t>
@@ -13032,6 +13553,7 @@
           <w:p>
             <w:pPr>
               <w:pStyle w:val="Compact"/>
+              <w:jc w:val="left"/>
             </w:pPr>
             <w:r>
               <w:t xml:space="preserve">Comando para ver vecinos y estados de adyacencia</w:t>
@@ -13045,6 +13567,7 @@
           <w:p>
             <w:pPr>
               <w:pStyle w:val="Compact"/>
+              <w:jc w:val="left"/>
             </w:pPr>
             <w:r>
               <w:t xml:space="preserve">Estado FULL</w:t>
@@ -13056,6 +13579,7 @@
           <w:p>
             <w:pPr>
               <w:pStyle w:val="Compact"/>
+              <w:jc w:val="left"/>
             </w:pPr>
             <w:r>
               <w:t xml:space="preserve">Adyacencia completa con intercambio de LSAs</w:t>
@@ -13081,7 +13605,7 @@
       <w:r>
         <w:t xml:space="preserve"> </w:t>
       </w:r>
-      <w:hyperlink r:id="rId35">
+      <w:hyperlink r:id="rId46">
         <w:r>
           <w:rPr>
             <w:rStyle w:val="Hyperlink"/>
@@ -13108,7 +13632,7 @@
       <w:r>
         <w:t xml:space="preserve"> </w:t>
       </w:r>
-      <w:hyperlink r:id="rId16">
+      <w:hyperlink r:id="rId27">
         <w:r>
           <w:rPr>
             <w:rStyle w:val="Hyperlink"/>
@@ -13135,7 +13659,7 @@
       <w:r>
         <w:t xml:space="preserve"> </w:t>
       </w:r>
-      <w:hyperlink r:id="rId18">
+      <w:hyperlink r:id="rId29">
         <w:r>
           <w:rPr>
             <w:rStyle w:val="Hyperlink"/>
@@ -13144,9 +13668,9 @@
         </w:r>
       </w:hyperlink>
     </w:p>
-    <w:bookmarkEnd w:id="99"/>
-    <w:bookmarkEnd w:id="100"/>
-    <w:bookmarkStart w:id="112" w:name="ruta-por-defecto-y-diagnóstico"/>
+    <w:bookmarkEnd w:id="110"/>
+    <w:bookmarkEnd w:id="111"/>
+    <w:bookmarkStart w:id="123" w:name="ruta-por-defecto-y-diagnóstico"/>
     <w:p>
       <w:pPr>
         <w:pStyle w:val="Heading1"/>
@@ -13210,7 +13734,7 @@
         </w:pict>
       </w:r>
     </w:p>
-    <w:bookmarkStart w:id="101" w:name="la-idea-en-una-frase-7"/>
+    <w:bookmarkStart w:id="112" w:name="la-idea-en-una-frase-7"/>
     <w:p>
       <w:pPr>
         <w:pStyle w:val="Heading2"/>
@@ -13286,7 +13810,21 @@
           <w:i/>
           <w:iCs/>
         </w:rPr>
-        <w:t xml:space="preserve">“OSPF no levanta”</w:t>
+        <w:t xml:space="preserve">“</w:t>
+      </w:r>
+      <w:r>
+        <w:rPr>
+          <w:i/>
+          <w:iCs/>
+        </w:rPr>
+        <w:t xml:space="preserve">OSPF no levanta</w:t>
+      </w:r>
+      <w:r>
+        <w:rPr>
+          <w:i/>
+          <w:iCs/>
+        </w:rPr>
+        <w:t xml:space="preserve">”</w:t>
       </w:r>
       <w:r>
         <w:t xml:space="preserve">.</w:t>
@@ -13299,8 +13837,8 @@
         </w:pict>
       </w:r>
     </w:p>
-    <w:bookmarkEnd w:id="101"/>
-    <w:bookmarkStart w:id="102" w:name="propagar-la-ruta-por-defecto"/>
+    <w:bookmarkEnd w:id="112"/>
+    <w:bookmarkStart w:id="113" w:name="propagar-la-ruta-por-defecto"/>
     <w:p>
       <w:pPr>
         <w:pStyle w:val="Heading2"/>
@@ -13319,7 +13857,7 @@
       <w:r>
         <w:t xml:space="preserve"> </w:t>
       </w:r>
-      <w:hyperlink r:id="rId9">
+      <w:hyperlink r:id="rId20">
         <w:r>
           <w:rPr>
             <w:rStyle w:val="Hyperlink"/>
@@ -13481,7 +14019,13 @@
         <w:t xml:space="preserve"> </w:t>
       </w:r>
       <w:r>
-        <w:t xml:space="preserve">“para salir a Internet, ve hacia el ASBR”</w:t>
+        <w:t xml:space="preserve">“</w:t>
+      </w:r>
+      <w:r>
+        <w:t xml:space="preserve">para salir a Internet, ve hacia el ASBR</w:t>
+      </w:r>
+      <w:r>
+        <w:t xml:space="preserve">”</w:t>
       </w:r>
       <w:r>
         <w:t xml:space="preserve">. Es la diferencia entre configurar 20 routers a mano y configurar uno.</w:t>
@@ -13579,8 +14123,8 @@
         </w:pict>
       </w:r>
     </w:p>
-    <w:bookmarkEnd w:id="102"/>
-    <w:bookmarkStart w:id="106" w:name="escalera-de-diagnóstico"/>
+    <w:bookmarkEnd w:id="113"/>
+    <w:bookmarkStart w:id="117" w:name="escalera-de-diagnóstico"/>
     <w:p>
       <w:pPr>
         <w:pStyle w:val="Heading2"/>
@@ -13619,12 +14163,12 @@
           <wp:inline>
             <wp:extent cx="5334000" cy="3468795"/>
             <wp:effectExtent b="0" l="0" r="0" t="0"/>
-            <wp:docPr descr="Escalera de diagnóstico OSPF: de lo físico (abajo) a lo lógico (arriba)" title="" id="104" name="Picture"/>
+            <wp:docPr descr="Escalera de diagnóstico OSPF: de lo físico (abajo) a lo lógico (arriba)" title="" id="115" name="Picture"/>
             <a:graphic>
               <a:graphicData uri="http://schemas.openxmlformats.org/drawingml/2006/picture">
                 <pic:pic>
                   <pic:nvPicPr>
-                    <pic:cNvPr descr="public/diagrams/u09-escalera-ospf.svg" id="105" name="Picture"/>
+                    <pic:cNvPr descr="public/diagrams/u09-escalera-ospf.svg" id="116" name="Picture"/>
                     <pic:cNvPicPr>
                       <a:picLocks noChangeArrowheads="1" noChangeAspect="1"/>
                     </pic:cNvPicPr>
@@ -13636,7 +14180,7 @@
                           <a14:useLocalDpi xmlns:a14="http://schemas.microsoft.com/office/drawing/2010/main" val="0"/>
                         </a:ext>
                         <a:ext uri="{96DAC541-7B7A-43D3-8B79-37D633B846F1}">
-                          <asvg:svgBlip xmlns:asvg="http://schemas.microsoft.com/office/drawing/2016/SVG/main" r:embed="rId103"/>
+                          <asvg:svgBlip xmlns:asvg="http://schemas.microsoft.com/office/drawing/2016/SVG/main" r:embed="rId114"/>
                         </a:ext>
                       </a:extLst>
                     </a:blip>
@@ -13697,7 +14241,21 @@
           <w:b/>
           <w:bCs/>
         </w:rPr>
-        <w:t xml:space="preserve">“no forma vecindad”</w:t>
+        <w:t xml:space="preserve">“</w:t>
+      </w:r>
+      <w:r>
+        <w:rPr>
+          <w:b/>
+          <w:bCs/>
+        </w:rPr>
+        <w:t xml:space="preserve">no forma vecindad</w:t>
+      </w:r>
+      <w:r>
+        <w:rPr>
+          <w:b/>
+          <w:bCs/>
+        </w:rPr>
+        <w:t xml:space="preserve">”</w:t>
       </w:r>
       <w:r>
         <w:t xml:space="preserve"> </w:t>
@@ -13710,6 +14268,7 @@
       <w:tblPr>
         <w:tblStyle w:val="Table"/>
         <w:tblW w:type="pct" w:w="5000"/>
+        <w:jc w:val="left"/>
         <w:tblLayout w:type="fixed"/>
         <w:tblLook w:firstRow="1" w:lastRow="0" w:firstColumn="0" w:lastColumn="0" w:noHBand="0" w:noVBand="0" w:val="0020"/>
       </w:tblPr>
@@ -13726,6 +14285,7 @@
           <w:p>
             <w:pPr>
               <w:pStyle w:val="Compact"/>
+              <w:jc w:val="left"/>
             </w:pPr>
             <w:r>
               <w:t xml:space="preserve">Causa</w:t>
@@ -13737,6 +14297,7 @@
           <w:p>
             <w:pPr>
               <w:pStyle w:val="Compact"/>
+              <w:jc w:val="left"/>
             </w:pPr>
             <w:r>
               <w:t xml:space="preserve">Comando que lo delata</w:t>
@@ -13750,6 +14311,7 @@
           <w:p>
             <w:pPr>
               <w:pStyle w:val="Compact"/>
+              <w:jc w:val="left"/>
             </w:pPr>
             <w:r>
               <w:t xml:space="preserve">Las IPs no hacen ping (capa 3 rota)</w:t>
@@ -13761,6 +14323,7 @@
           <w:p>
             <w:pPr>
               <w:pStyle w:val="Compact"/>
+              <w:jc w:val="left"/>
             </w:pPr>
             <w:r>
               <w:rPr>
@@ -13783,6 +14346,7 @@
           <w:p>
             <w:pPr>
               <w:pStyle w:val="Compact"/>
+              <w:jc w:val="left"/>
             </w:pPr>
             <w:r>
               <w:t xml:space="preserve">El área no coincide entre vecinos</w:t>
@@ -13794,6 +14358,7 @@
           <w:p>
             <w:pPr>
               <w:pStyle w:val="Compact"/>
+              <w:jc w:val="left"/>
             </w:pPr>
             <w:r>
               <w:rPr>
@@ -13825,6 +14390,7 @@
           <w:p>
             <w:pPr>
               <w:pStyle w:val="Compact"/>
+              <w:jc w:val="left"/>
             </w:pPr>
             <w:r>
               <w:t xml:space="preserve">Router ID duplicado</w:t>
@@ -13836,6 +14402,7 @@
           <w:p>
             <w:pPr>
               <w:pStyle w:val="Compact"/>
+              <w:jc w:val="left"/>
             </w:pPr>
             <w:r>
               <w:t xml:space="preserve">Vecinos que aparecen y desaparecen</w:t>
@@ -13849,6 +14416,7 @@
           <w:p>
             <w:pPr>
               <w:pStyle w:val="Compact"/>
+              <w:jc w:val="left"/>
             </w:pPr>
             <w:r>
               <w:t xml:space="preserve">ACL bloqueando OSPF (protocolo 89)</w:t>
@@ -13860,6 +14428,7 @@
           <w:p>
             <w:pPr>
               <w:pStyle w:val="Compact"/>
+              <w:jc w:val="left"/>
             </w:pPr>
             <w:r>
               <w:rPr>
@@ -13882,6 +14451,7 @@
           <w:p>
             <w:pPr>
               <w:pStyle w:val="Compact"/>
+              <w:jc w:val="left"/>
             </w:pPr>
             <w:r>
               <w:t xml:space="preserve">Red no declarada con</w:t>
@@ -13908,6 +14478,7 @@
           <w:p>
             <w:pPr>
               <w:pStyle w:val="Compact"/>
+              <w:jc w:val="left"/>
             </w:pPr>
             <w:r>
               <w:rPr>
@@ -13930,6 +14501,7 @@
           <w:p>
             <w:pPr>
               <w:pStyle w:val="Compact"/>
+              <w:jc w:val="left"/>
             </w:pPr>
             <w:r>
               <w:t xml:space="preserve">Hello/Dead timers distintos</w:t>
@@ -13941,6 +14513,7 @@
           <w:p>
             <w:pPr>
               <w:pStyle w:val="Compact"/>
+              <w:jc w:val="left"/>
             </w:pPr>
             <w:r>
               <w:rPr>
@@ -14090,8 +14663,8 @@
         </w:pict>
       </w:r>
     </w:p>
-    <w:bookmarkEnd w:id="106"/>
-    <w:bookmarkStart w:id="107" w:name="comandos-de-verificación-completos"/>
+    <w:bookmarkEnd w:id="117"/>
+    <w:bookmarkStart w:id="118" w:name="comandos-de-verificación-completos"/>
     <w:p>
       <w:pPr>
         <w:pStyle w:val="Heading2"/>
@@ -14315,7 +14888,7 @@
       <w:r>
         <w:t xml:space="preserve"> </w:t>
       </w:r>
-      <w:hyperlink r:id="rId19">
+      <w:hyperlink r:id="rId30">
         <w:r>
           <w:rPr>
             <w:rStyle w:val="Hyperlink"/>
@@ -14337,8 +14910,8 @@
         </w:pict>
       </w:r>
     </w:p>
-    <w:bookmarkEnd w:id="107"/>
-    <w:bookmarkStart w:id="108" w:name="leer-la-tabla-de-rutas-ospf"/>
+    <w:bookmarkEnd w:id="118"/>
+    <w:bookmarkStart w:id="119" w:name="leer-la-tabla-de-rutas-ospf"/>
     <w:p>
       <w:pPr>
         <w:pStyle w:val="Heading2"/>
@@ -14371,6 +14944,7 @@
       <w:tblPr>
         <w:tblStyle w:val="Table"/>
         <w:tblW w:type="pct" w:w="5000"/>
+        <w:jc w:val="left"/>
         <w:tblLayout w:type="fixed"/>
         <w:tblLook w:firstRow="1" w:lastRow="0" w:firstColumn="0" w:lastColumn="0" w:noHBand="0" w:noVBand="0" w:val="0020"/>
       </w:tblPr>
@@ -14387,6 +14961,7 @@
           <w:p>
             <w:pPr>
               <w:pStyle w:val="Compact"/>
+              <w:jc w:val="left"/>
             </w:pPr>
             <w:r>
               <w:t xml:space="preserve">Prefijo</w:t>
@@ -14398,6 +14973,7 @@
           <w:p>
             <w:pPr>
               <w:pStyle w:val="Compact"/>
+              <w:jc w:val="left"/>
             </w:pPr>
             <w:r>
               <w:t xml:space="preserve">Significado</w:t>
@@ -14411,6 +14987,7 @@
           <w:p>
             <w:pPr>
               <w:pStyle w:val="Compact"/>
+              <w:jc w:val="left"/>
             </w:pPr>
             <w:r>
               <w:rPr>
@@ -14425,6 +15002,7 @@
           <w:p>
             <w:pPr>
               <w:pStyle w:val="Compact"/>
+              <w:jc w:val="left"/>
             </w:pPr>
             <w:r>
               <w:t xml:space="preserve">Ruta</w:t>
@@ -14454,6 +15032,7 @@
           <w:p>
             <w:pPr>
               <w:pStyle w:val="Compact"/>
+              <w:jc w:val="left"/>
             </w:pPr>
             <w:r>
               <w:rPr>
@@ -14468,6 +15047,7 @@
           <w:p>
             <w:pPr>
               <w:pStyle w:val="Compact"/>
+              <w:jc w:val="left"/>
             </w:pPr>
             <w:r>
               <w:t xml:space="preserve">Ruta</w:t>
@@ -14497,6 +15077,7 @@
           <w:p>
             <w:pPr>
               <w:pStyle w:val="Compact"/>
+              <w:jc w:val="left"/>
             </w:pPr>
             <w:r>
               <w:rPr>
@@ -14511,6 +15092,7 @@
           <w:p>
             <w:pPr>
               <w:pStyle w:val="Compact"/>
+              <w:jc w:val="left"/>
             </w:pPr>
             <w:r>
               <w:t xml:space="preserve">Ruta externa con</w:t>
@@ -14555,6 +15137,7 @@
           <w:p>
             <w:pPr>
               <w:pStyle w:val="Compact"/>
+              <w:jc w:val="left"/>
             </w:pPr>
             <w:r>
               <w:rPr>
@@ -14584,6 +15167,7 @@
           <w:p>
             <w:pPr>
               <w:pStyle w:val="Compact"/>
+              <w:jc w:val="left"/>
             </w:pPr>
             <w:r>
               <w:t xml:space="preserve">Ruta externa redistribuida (E1 suma el coste interno; E2 no)</w:t>
@@ -14761,7 +15345,7 @@
       <w:r>
         <w:t xml:space="preserve"> </w:t>
       </w:r>
-      <w:hyperlink r:id="rId16">
+      <w:hyperlink r:id="rId27">
         <w:r>
           <w:rPr>
             <w:rStyle w:val="Hyperlink"/>
@@ -14814,8 +15398,8 @@
         </w:pict>
       </w:r>
     </w:p>
-    <w:bookmarkEnd w:id="108"/>
-    <w:bookmarkStart w:id="109" w:name="mini-chequeo-7"/>
+    <w:bookmarkEnd w:id="119"/>
+    <w:bookmarkStart w:id="120" w:name="mini-chequeo-7"/>
     <w:p>
       <w:pPr>
         <w:pStyle w:val="Heading2"/>
@@ -14839,7 +15423,13 @@
         <w:t xml:space="preserve"> </w:t>
       </w:r>
       <w:r>
-        <w:t xml:space="preserve">“emisor”</w:t>
+        <w:t xml:space="preserve">“</w:t>
+      </w:r>
+      <w:r>
+        <w:t xml:space="preserve">emisor</w:t>
+      </w:r>
+      <w:r>
+        <w:t xml:space="preserve">”</w:t>
       </w:r>
       <w:r>
         <w:t xml:space="preserve"> </w:t>
@@ -15051,8 +15641,8 @@
         </w:pict>
       </w:r>
     </w:p>
-    <w:bookmarkEnd w:id="109"/>
-    <w:bookmarkStart w:id="110" w:name="resumen-en-3-frases-7"/>
+    <w:bookmarkEnd w:id="120"/>
+    <w:bookmarkStart w:id="121" w:name="resumen-en-3-frases-7"/>
     <w:p>
       <w:pPr>
         <w:pStyle w:val="Heading2"/>
@@ -15150,14 +15740,20 @@
         <w:t xml:space="preserve"> </w:t>
       </w:r>
       <w:r>
-        <w:t xml:space="preserve">“no coincide”</w:t>
+        <w:t xml:space="preserve">“</w:t>
+      </w:r>
+      <w:r>
+        <w:t xml:space="preserve">no coincide</w:t>
+      </w:r>
+      <w:r>
+        <w:t xml:space="preserve">”</w:t>
       </w:r>
       <w:r>
         <w:t xml:space="preserve">… no es el problema: mira área, timers y ACLs (la wildcard es local).</w:t>
       </w:r>
     </w:p>
-    <w:bookmarkEnd w:id="110"/>
-    <w:bookmarkStart w:id="111" w:name="vocabulario-rápido-7"/>
+    <w:bookmarkEnd w:id="121"/>
+    <w:bookmarkStart w:id="122" w:name="vocabulario-rápido-7"/>
     <w:p>
       <w:pPr>
         <w:pStyle w:val="Heading2"/>
@@ -15170,6 +15766,7 @@
       <w:tblPr>
         <w:tblStyle w:val="Table"/>
         <w:tblW w:type="auto" w:w="0"/>
+        <w:jc w:val="left"/>
         <w:tblLook w:firstRow="1" w:lastRow="0" w:firstColumn="0" w:lastColumn="0" w:noHBand="0" w:noVBand="0" w:val="0020"/>
       </w:tblPr>
       <w:tblGrid>
@@ -15185,6 +15782,7 @@
           <w:p>
             <w:pPr>
               <w:pStyle w:val="Compact"/>
+              <w:jc w:val="left"/>
             </w:pPr>
             <w:r>
               <w:t xml:space="preserve">Término</w:t>
@@ -15196,6 +15794,7 @@
           <w:p>
             <w:pPr>
               <w:pStyle w:val="Compact"/>
+              <w:jc w:val="left"/>
             </w:pPr>
             <w:r>
               <w:t xml:space="preserve">Idea general</w:t>
@@ -15209,6 +15808,7 @@
           <w:p>
             <w:pPr>
               <w:pStyle w:val="Compact"/>
+              <w:jc w:val="left"/>
             </w:pPr>
             <w:r>
               <w:t xml:space="preserve">default-information originate</w:t>
@@ -15220,6 +15820,7 @@
           <w:p>
             <w:pPr>
               <w:pStyle w:val="Compact"/>
+              <w:jc w:val="left"/>
             </w:pPr>
             <w:r>
               <w:t xml:space="preserve">Anuncia la ruta por defecto a OSPF</w:t>
@@ -15233,6 +15834,7 @@
           <w:p>
             <w:pPr>
               <w:pStyle w:val="Compact"/>
+              <w:jc w:val="left"/>
             </w:pPr>
             <w:r>
               <w:t xml:space="preserve">always</w:t>
@@ -15244,6 +15846,7 @@
           <w:p>
             <w:pPr>
               <w:pStyle w:val="Compact"/>
+              <w:jc w:val="left"/>
             </w:pPr>
             <w:r>
               <w:t xml:space="preserve">Fuerza el anuncio aunque no exista la ruta local</w:t>
@@ -15257,6 +15860,7 @@
           <w:p>
             <w:pPr>
               <w:pStyle w:val="Compact"/>
+              <w:jc w:val="left"/>
             </w:pPr>
             <w:r>
               <w:t xml:space="preserve">Protocolo 89</w:t>
@@ -15268,6 +15872,7 @@
           <w:p>
             <w:pPr>
               <w:pStyle w:val="Compact"/>
+              <w:jc w:val="left"/>
             </w:pPr>
             <w:r>
               <w:t xml:space="preserve">Número de protocolo IP de OSPF</w:t>
@@ -15281,6 +15886,7 @@
           <w:p>
             <w:pPr>
               <w:pStyle w:val="Compact"/>
+              <w:jc w:val="left"/>
             </w:pPr>
             <w:r>
               <w:t xml:space="preserve">AD</w:t>
@@ -15292,6 +15898,7 @@
           <w:p>
             <w:pPr>
               <w:pStyle w:val="Compact"/>
+              <w:jc w:val="left"/>
             </w:pPr>
             <w:r>
               <w:t xml:space="preserve">Administrative Distance (110 para OSPF)</w:t>
@@ -15305,6 +15912,7 @@
           <w:p>
             <w:pPr>
               <w:pStyle w:val="Compact"/>
+              <w:jc w:val="left"/>
             </w:pPr>
             <w:r>
               <w:t xml:space="preserve">Prefijo O</w:t>
@@ -15316,6 +15924,7 @@
           <w:p>
             <w:pPr>
               <w:pStyle w:val="Compact"/>
+              <w:jc w:val="left"/>
             </w:pPr>
             <w:r>
               <w:t xml:space="preserve">Rutas internas OSPF en</w:t>
@@ -15338,6 +15947,7 @@
           <w:p>
             <w:pPr>
               <w:pStyle w:val="Compact"/>
+              <w:jc w:val="left"/>
             </w:pPr>
             <w:r>
               <w:t xml:space="preserve">debug ip ospf events</w:t>
@@ -15349,6 +15959,7 @@
           <w:p>
             <w:pPr>
               <w:pStyle w:val="Compact"/>
+              <w:jc w:val="left"/>
             </w:pPr>
             <w:r>
               <w:t xml:space="preserve">Traza en tiempo real de los eventos OSPF</w:t>
@@ -15374,7 +15985,7 @@
       <w:r>
         <w:t xml:space="preserve"> </w:t>
       </w:r>
-      <w:hyperlink r:id="rId35">
+      <w:hyperlink r:id="rId46">
         <w:r>
           <w:rPr>
             <w:rStyle w:val="Hyperlink"/>
@@ -15401,7 +16012,7 @@
       <w:r>
         <w:t xml:space="preserve"> </w:t>
       </w:r>
-      <w:hyperlink r:id="rId17">
+      <w:hyperlink r:id="rId28">
         <w:r>
           <w:rPr>
             <w:rStyle w:val="Hyperlink"/>
@@ -15428,7 +16039,7 @@
       <w:r>
         <w:t xml:space="preserve"> </w:t>
       </w:r>
-      <w:hyperlink r:id="rId19">
+      <w:hyperlink r:id="rId30">
         <w:r>
           <w:rPr>
             <w:rStyle w:val="Hyperlink"/>
@@ -15437,9 +16048,9 @@
         </w:r>
       </w:hyperlink>
     </w:p>
-    <w:bookmarkEnd w:id="111"/>
-    <w:bookmarkEnd w:id="112"/>
-    <w:bookmarkStart w:id="125" w:name="cierre-consolida-lo-aprendido"/>
+    <w:bookmarkEnd w:id="122"/>
+    <w:bookmarkEnd w:id="123"/>
+    <w:bookmarkStart w:id="136" w:name="cierre-consolida-lo-aprendido"/>
     <w:p>
       <w:pPr>
         <w:pStyle w:val="Heading1"/>
@@ -15513,7 +16124,7 @@
       <w:r>
         <w:t xml:space="preserve"> </w:t>
       </w:r>
-      <w:hyperlink r:id="rId18">
+      <w:hyperlink r:id="rId29">
         <w:r>
           <w:rPr>
             <w:rStyle w:val="Hyperlink"/>
@@ -15535,7 +16146,7 @@
         </w:pict>
       </w:r>
     </w:p>
-    <w:bookmarkStart w:id="113" w:name="sé-el-router-ospf"/>
+    <w:bookmarkStart w:id="124" w:name="sé-el-router-ospf"/>
     <w:p>
       <w:pPr>
         <w:pStyle w:val="Heading2"/>
@@ -15740,7 +16351,7 @@
       <w:r>
         <w:t xml:space="preserve"> </w:t>
       </w:r>
-      <w:hyperlink r:id="rId11">
+      <w:hyperlink r:id="rId22">
         <w:r>
           <w:rPr>
             <w:rStyle w:val="Hyperlink"/>
@@ -15759,8 +16370,8 @@
         </w:pict>
       </w:r>
     </w:p>
-    <w:bookmarkEnd w:id="113"/>
-    <w:bookmarkStart w:id="114" w:name="fireside-chat-rip-vs-ospf"/>
+    <w:bookmarkEnd w:id="124"/>
+    <w:bookmarkStart w:id="125" w:name="fireside-chat-rip-vs-ospf"/>
     <w:p>
       <w:pPr>
         <w:pStyle w:val="Heading2"/>
@@ -15792,7 +16403,21 @@
           <w:i/>
           <w:iCs/>
         </w:rPr>
-        <w:t xml:space="preserve">“quién encuentra la ruta más rápido”</w:t>
+        <w:t xml:space="preserve">“</w:t>
+      </w:r>
+      <w:r>
+        <w:rPr>
+          <w:i/>
+          <w:iCs/>
+        </w:rPr>
+        <w:t xml:space="preserve">quién encuentra la ruta más rápido</w:t>
+      </w:r>
+      <w:r>
+        <w:rPr>
+          <w:i/>
+          <w:iCs/>
+        </w:rPr>
+        <w:t xml:space="preserve">”</w:t>
       </w:r>
       <w:r>
         <w:rPr>
@@ -15984,8 +16609,8 @@
         </w:pict>
       </w:r>
     </w:p>
-    <w:bookmarkEnd w:id="114"/>
-    <w:bookmarkStart w:id="115" w:name="quién-soy"/>
+    <w:bookmarkEnd w:id="125"/>
+    <w:bookmarkStart w:id="126" w:name="quién-soy"/>
     <w:p>
       <w:pPr>
         <w:pStyle w:val="Heading2"/>
@@ -16213,8 +16838,8 @@
         </w:pict>
       </w:r>
     </w:p>
-    <w:bookmarkEnd w:id="115"/>
-    <w:bookmarkStart w:id="116" w:name="Xe2120df83048d93d405a10d0d2629ab29d8d5b8"/>
+    <w:bookmarkEnd w:id="126"/>
+    <w:bookmarkStart w:id="127" w:name="Xe2120df83048d93d405a10d0d2629ab29d8d5b8"/>
     <w:p>
       <w:pPr>
         <w:pStyle w:val="Heading2"/>
@@ -16226,7 +16851,13 @@
         <w:t xml:space="preserve"> </w:t>
       </w:r>
       <w:r>
-        <w:t xml:space="preserve">“OSPF no forma vecindad”</w:t>
+        <w:t xml:space="preserve">“</w:t>
+      </w:r>
+      <w:r>
+        <w:t xml:space="preserve">OSPF no forma vecindad</w:t>
+      </w:r>
+      <w:r>
+        <w:t xml:space="preserve">”</w:t>
       </w:r>
     </w:p>
     <w:p>
@@ -16250,7 +16881,10 @@
         <w:t xml:space="preserve"> </w:t>
       </w:r>
       <w:r>
-        <w:t xml:space="preserve">“Clásico: configuras OSPF y los vecinos no aparecen. Razones: 1) Las IPs no hacen ping (capa 3 rota). 2) El área no coincide. 3) El Router ID está duplicado. 4) Hay una ACL bloqueando OSPF (protocolo 89). 5) La subred no está declarada con</w:t>
+        <w:t xml:space="preserve">“</w:t>
+      </w:r>
+      <w:r>
+        <w:t xml:space="preserve">Clásico: configuras OSPF y los vecinos no aparecen. Razones: 1) Las IPs no hacen ping (capa 3 rota). 2) El área no coincide. 3) El Router ID está duplicado. 4) Hay una ACL bloqueando OSPF (protocolo 89). 5) La subred no está declarada con</w:t>
       </w:r>
       <w:r>
         <w:t xml:space="preserve"> </w:t>
@@ -16262,7 +16896,10 @@
         <w:t xml:space="preserve">network</w:t>
       </w:r>
       <w:r>
-        <w:t xml:space="preserve">. 6) El Hello timer no coincide (por defecto 10s en broadcast).”</w:t>
+        <w:t xml:space="preserve">. 6) El Hello timer no coincide (por defecto 10s en broadcast).</w:t>
+      </w:r>
+      <w:r>
+        <w:t xml:space="preserve">”</w:t>
       </w:r>
     </w:p>
     <w:p>
@@ -16286,7 +16923,10 @@
         <w:t xml:space="preserve"> </w:t>
       </w:r>
       <w:r>
-        <w:t xml:space="preserve">“Y lo mejor:</w:t>
+        <w:t xml:space="preserve">“</w:t>
+      </w:r>
+      <w:r>
+        <w:t xml:space="preserve">Y lo mejor:</w:t>
       </w:r>
       <w:r>
         <w:t xml:space="preserve"> </w:t>
@@ -16302,7 +16942,10 @@
         <w:t xml:space="preserve"> </w:t>
       </w:r>
       <w:r>
-        <w:t xml:space="preserve">en los dos routers y no se ven. ¡Pues claro! El process ID no tiene que coincidir. Es local. Lo que tiene que coincidir es el área, la máscara de red, y que no haya firewall de por medio.”</w:t>
+        <w:t xml:space="preserve">en los dos routers y no se ven. ¡Pues claro! El process ID no tiene que coincidir. Es local. Lo que tiene que coincidir es el área, la máscara de red, y que no haya firewall de por medio.</w:t>
+      </w:r>
+      <w:r>
+        <w:t xml:space="preserve">”</w:t>
       </w:r>
     </w:p>
     <w:p>
@@ -16326,7 +16969,10 @@
         <w:t xml:space="preserve"> </w:t>
       </w:r>
       <w:r>
-        <w:t xml:space="preserve">“Y no me vengas con</w:t>
+        <w:t xml:space="preserve">“</w:t>
+      </w:r>
+      <w:r>
+        <w:t xml:space="preserve">Y no me vengas con</w:t>
       </w:r>
       <w:r>
         <w:t xml:space="preserve"> </w:t>
@@ -16336,7 +16982,21 @@
           <w:i/>
           <w:iCs/>
         </w:rPr>
-        <w:t xml:space="preserve">‘¿será que OSPF tarda en arrancar?’</w:t>
+        <w:t xml:space="preserve">‘</w:t>
+      </w:r>
+      <w:r>
+        <w:rPr>
+          <w:i/>
+          <w:iCs/>
+        </w:rPr>
+        <w:t xml:space="preserve">¿será que OSPF tarda en arrancar?</w:t>
+      </w:r>
+      <w:r>
+        <w:rPr>
+          <w:i/>
+          <w:iCs/>
+        </w:rPr>
+        <w:t xml:space="preserve">’</w:t>
       </w:r>
       <w:r>
         <w:t xml:space="preserve">. Con</w:t>
@@ -16354,7 +17014,10 @@
         <w:t xml:space="preserve"> </w:t>
       </w:r>
       <w:r>
-        <w:t xml:space="preserve">vacío y el ping OK, ya tienes la respuesta: el problema está en el plano OSPF, no en la red. A diagnosticar.”</w:t>
+        <w:t xml:space="preserve">vacío y el ping OK, ya tienes la respuesta: el problema está en el plano OSPF, no en la red. A diagnosticar.</w:t>
+      </w:r>
+      <w:r>
+        <w:t xml:space="preserve">”</w:t>
       </w:r>
     </w:p>
     <w:p>
@@ -16364,8 +17027,8 @@
         </w:pict>
       </w:r>
     </w:p>
-    <w:bookmarkEnd w:id="116"/>
-    <w:bookmarkStart w:id="117" w:name="laboratorio-de-tortura-ospf-multisede"/>
+    <w:bookmarkEnd w:id="127"/>
+    <w:bookmarkStart w:id="128" w:name="laboratorio-de-tortura-ospf-multisede"/>
     <w:p>
       <w:pPr>
         <w:pStyle w:val="Heading2"/>
@@ -16860,7 +17523,13 @@
         <w:t xml:space="preserve"> </w:t>
       </w:r>
       <w:r>
-        <w:t xml:space="preserve">“arreglarlo”</w:t>
+        <w:t xml:space="preserve">“</w:t>
+      </w:r>
+      <w:r>
+        <w:t xml:space="preserve">arreglarlo</w:t>
+      </w:r>
+      <w:r>
+        <w:t xml:space="preserve">”</w:t>
       </w:r>
       <w:r>
         <w:t xml:space="preserve"> </w:t>
@@ -16901,7 +17570,7 @@
       <w:r>
         <w:t xml:space="preserve"> </w:t>
       </w:r>
-      <w:hyperlink r:id="rId14">
+      <w:hyperlink r:id="rId25">
         <w:r>
           <w:rPr>
             <w:rStyle w:val="Hyperlink"/>
@@ -16933,7 +17602,7 @@
       <w:r>
         <w:t xml:space="preserve"> </w:t>
       </w:r>
-      <w:hyperlink r:id="rId18">
+      <w:hyperlink r:id="rId29">
         <w:r>
           <w:rPr>
             <w:rStyle w:val="Hyperlink"/>
@@ -17009,8 +17678,8 @@
         </w:pict>
       </w:r>
     </w:p>
-    <w:bookmarkEnd w:id="117"/>
-    <w:bookmarkStart w:id="118" w:name="logros-de-esta-unidad"/>
+    <w:bookmarkEnd w:id="128"/>
+    <w:bookmarkStart w:id="129" w:name="logros-de-esta-unidad"/>
     <w:p>
       <w:pPr>
         <w:pStyle w:val="Heading2"/>
@@ -17023,6 +17692,7 @@
       <w:tblPr>
         <w:tblStyle w:val="Table"/>
         <w:tblW w:type="pct" w:w="5000"/>
+        <w:jc w:val="left"/>
         <w:tblLayout w:type="fixed"/>
         <w:tblLook w:firstRow="1" w:lastRow="0" w:firstColumn="0" w:lastColumn="0" w:noHBand="0" w:noVBand="0" w:val="0020"/>
       </w:tblPr>
@@ -17039,6 +17709,7 @@
           <w:p>
             <w:pPr>
               <w:pStyle w:val="Compact"/>
+              <w:jc w:val="left"/>
             </w:pPr>
             <w:r>
               <w:t xml:space="preserve">Logro</w:t>
@@ -17050,6 +17721,7 @@
           <w:p>
             <w:pPr>
               <w:pStyle w:val="Compact"/>
+              <w:jc w:val="left"/>
             </w:pPr>
             <w:r>
               <w:t xml:space="preserve">Cómo conseguirlo</w:t>
@@ -17063,6 +17735,7 @@
           <w:p>
             <w:pPr>
               <w:pStyle w:val="Compact"/>
+              <w:jc w:val="left"/>
             </w:pPr>
             <w:r>
               <w:t xml:space="preserve">🏅</w:t>
@@ -17084,6 +17757,7 @@
           <w:p>
             <w:pPr>
               <w:pStyle w:val="Compact"/>
+              <w:jc w:val="left"/>
             </w:pPr>
             <w:r>
               <w:t xml:space="preserve">Configurar 3 routers OSPF y verificar adyacencias con</w:t>
@@ -17106,6 +17780,7 @@
           <w:p>
             <w:pPr>
               <w:pStyle w:val="Compact"/>
+              <w:jc w:val="left"/>
             </w:pPr>
             <w:r>
               <w:t xml:space="preserve">🏅</w:t>
@@ -17127,6 +17802,7 @@
           <w:p>
             <w:pPr>
               <w:pStyle w:val="Compact"/>
+              <w:jc w:val="left"/>
             </w:pPr>
             <w:r>
               <w:t xml:space="preserve">Configurar OSPF multiárea con ABR entre áreas 0, 1 y 2</w:t>
@@ -17140,6 +17816,7 @@
           <w:p>
             <w:pPr>
               <w:pStyle w:val="Compact"/>
+              <w:jc w:val="left"/>
             </w:pPr>
             <w:r>
               <w:t xml:space="preserve">🏅</w:t>
@@ -17161,6 +17838,7 @@
           <w:p>
             <w:pPr>
               <w:pStyle w:val="Compact"/>
+              <w:jc w:val="left"/>
             </w:pPr>
             <w:r>
               <w:t xml:space="preserve">Propagar una ruta por defecto por OSPF usando</w:t>
@@ -17183,6 +17861,7 @@
           <w:p>
             <w:pPr>
               <w:pStyle w:val="Compact"/>
+              <w:jc w:val="left"/>
             </w:pPr>
             <w:r>
               <w:t xml:space="preserve">🏅</w:t>
@@ -17204,6 +17883,7 @@
           <w:p>
             <w:pPr>
               <w:pStyle w:val="Compact"/>
+              <w:jc w:val="left"/>
             </w:pPr>
             <w:r>
               <w:t xml:space="preserve">Explicar el algoritmo de Dijkstra y cómo OSPF calcula la mejor ruta</w:t>
@@ -17219,8 +17899,8 @@
         </w:pict>
       </w:r>
     </w:p>
-    <w:bookmarkEnd w:id="118"/>
-    <w:bookmarkStart w:id="119" w:name="atrévete-a-pensar"/>
+    <w:bookmarkEnd w:id="129"/>
+    <w:bookmarkStart w:id="130" w:name="atrévete-a-pensar"/>
     <w:p>
       <w:pPr>
         <w:pStyle w:val="Heading2"/>
@@ -17441,8 +18121,8 @@
         </w:pict>
       </w:r>
     </w:p>
-    <w:bookmarkEnd w:id="119"/>
-    <w:bookmarkStart w:id="120" w:name="crucigrama-de-bits"/>
+    <w:bookmarkEnd w:id="130"/>
+    <w:bookmarkStart w:id="131" w:name="crucigrama-de-bits"/>
     <w:p>
       <w:pPr>
         <w:pStyle w:val="Heading2"/>
@@ -17595,8 +18275,8 @@
         </w:pict>
       </w:r>
     </w:p>
-    <w:bookmarkEnd w:id="120"/>
-    <w:bookmarkStart w:id="121" w:name="entrevista-de-trabajo"/>
+    <w:bookmarkEnd w:id="131"/>
+    <w:bookmarkStart w:id="132" w:name="entrevista-de-trabajo"/>
     <w:p>
       <w:pPr>
         <w:pStyle w:val="Heading2"/>
@@ -17618,7 +18298,21 @@
           <w:b/>
           <w:bCs/>
         </w:rPr>
-        <w:t xml:space="preserve">“¿Qué es OSPF? Explica cómo funciona.”</w:t>
+        <w:t xml:space="preserve">“</w:t>
+      </w:r>
+      <w:r>
+        <w:rPr>
+          <w:b/>
+          <w:bCs/>
+        </w:rPr>
+        <w:t xml:space="preserve">¿Qué es OSPF? Explica cómo funciona.</w:t>
+      </w:r>
+      <w:r>
+        <w:rPr>
+          <w:b/>
+          <w:bCs/>
+        </w:rPr>
+        <w:t xml:space="preserve">”</w:t>
       </w:r>
     </w:p>
     <w:p>
@@ -17634,7 +18328,21 @@
           <w:b/>
           <w:bCs/>
         </w:rPr>
-        <w:t xml:space="preserve">“Diferencias entre RIP y OSPF. ¿Cuándo usarías cada uno?”</w:t>
+        <w:t xml:space="preserve">“</w:t>
+      </w:r>
+      <w:r>
+        <w:rPr>
+          <w:b/>
+          <w:bCs/>
+        </w:rPr>
+        <w:t xml:space="preserve">Diferencias entre RIP y OSPF. ¿Cuándo usarías cada uno?</w:t>
+      </w:r>
+      <w:r>
+        <w:rPr>
+          <w:b/>
+          <w:bCs/>
+        </w:rPr>
+        <w:t xml:space="preserve">”</w:t>
       </w:r>
     </w:p>
     <w:p>
@@ -17650,7 +18358,21 @@
           <w:b/>
           <w:bCs/>
         </w:rPr>
-        <w:t xml:space="preserve">“¿Qué es el área 0? ¿Por qué es obligatoria?”</w:t>
+        <w:t xml:space="preserve">“</w:t>
+      </w:r>
+      <w:r>
+        <w:rPr>
+          <w:b/>
+          <w:bCs/>
+        </w:rPr>
+        <w:t xml:space="preserve">¿Qué es el área 0? ¿Por qué es obligatoria?</w:t>
+      </w:r>
+      <w:r>
+        <w:rPr>
+          <w:b/>
+          <w:bCs/>
+        </w:rPr>
+        <w:t xml:space="preserve">”</w:t>
       </w:r>
     </w:p>
     <w:p>
@@ -17666,7 +18388,21 @@
           <w:b/>
           <w:bCs/>
         </w:rPr>
-        <w:t xml:space="preserve">“Configura OSPF en 3 routers con 2 áreas.”</w:t>
+        <w:t xml:space="preserve">“</w:t>
+      </w:r>
+      <w:r>
+        <w:rPr>
+          <w:b/>
+          <w:bCs/>
+        </w:rPr>
+        <w:t xml:space="preserve">Configura OSPF en 3 routers con 2 áreas.</w:t>
+      </w:r>
+      <w:r>
+        <w:rPr>
+          <w:b/>
+          <w:bCs/>
+        </w:rPr>
+        <w:t xml:space="preserve">”</w:t>
       </w:r>
     </w:p>
     <w:p>
@@ -17682,7 +18418,21 @@
           <w:b/>
           <w:bCs/>
         </w:rPr>
-        <w:t xml:space="preserve">“¿Cómo propagas una ruta por defecto en OSPF?”</w:t>
+        <w:t xml:space="preserve">“</w:t>
+      </w:r>
+      <w:r>
+        <w:rPr>
+          <w:b/>
+          <w:bCs/>
+        </w:rPr>
+        <w:t xml:space="preserve">¿Cómo propagas una ruta por defecto en OSPF?</w:t>
+      </w:r>
+      <w:r>
+        <w:rPr>
+          <w:b/>
+          <w:bCs/>
+        </w:rPr>
+        <w:t xml:space="preserve">”</w:t>
       </w:r>
     </w:p>
     <w:p>
@@ -17712,7 +18462,13 @@
         <w:t xml:space="preserve"> </w:t>
       </w:r>
       <w:r>
-        <w:t xml:space="preserve">“preguntas reina”</w:t>
+        <w:t xml:space="preserve">“</w:t>
+      </w:r>
+      <w:r>
+        <w:t xml:space="preserve">preguntas reina</w:t>
+      </w:r>
+      <w:r>
+        <w:t xml:space="preserve">”</w:t>
       </w:r>
       <w:r>
         <w:t xml:space="preserve">. Para la 1, recorre la cadena de montaje del</w:t>
@@ -17720,7 +18476,7 @@
       <w:r>
         <w:t xml:space="preserve"> </w:t>
       </w:r>
-      <w:hyperlink r:id="rId13">
+      <w:hyperlink r:id="rId24">
         <w:r>
           <w:rPr>
             <w:rStyle w:val="Hyperlink"/>
@@ -17734,7 +18490,7 @@
       <w:r>
         <w:t xml:space="preserve"> </w:t>
       </w:r>
-      <w:hyperlink r:id="rId17">
+      <w:hyperlink r:id="rId28">
         <w:r>
           <w:rPr>
             <w:rStyle w:val="Hyperlink"/>
@@ -17753,8 +18509,8 @@
         </w:pict>
       </w:r>
     </w:p>
-    <w:bookmarkEnd w:id="121"/>
-    <w:bookmarkStart w:id="122" w:name="no-hay-preguntas-tontas"/>
+    <w:bookmarkEnd w:id="132"/>
+    <w:bookmarkStart w:id="133" w:name="no-hay-preguntas-tontas"/>
     <w:p>
       <w:pPr>
         <w:pStyle w:val="Heading2"/>
@@ -17807,7 +18563,7 @@
       <w:r>
         <w:t xml:space="preserve"> </w:t>
       </w:r>
-      <w:hyperlink r:id="rId12">
+      <w:hyperlink r:id="rId23">
         <w:r>
           <w:rPr>
             <w:rStyle w:val="Hyperlink"/>
@@ -17934,7 +18690,7 @@
       <w:r>
         <w:t xml:space="preserve"> </w:t>
       </w:r>
-      <w:hyperlink r:id="rId15">
+      <w:hyperlink r:id="rId26">
         <w:r>
           <w:rPr>
             <w:rStyle w:val="Hyperlink"/>
@@ -17953,8 +18709,8 @@
         </w:pict>
       </w:r>
     </w:p>
-    <w:bookmarkEnd w:id="122"/>
-    <w:bookmarkStart w:id="123" w:name="poscréditos"/>
+    <w:bookmarkEnd w:id="133"/>
+    <w:bookmarkStart w:id="134" w:name="poscréditos"/>
     <w:p>
       <w:pPr>
         <w:pStyle w:val="Heading2"/>
@@ -18028,8 +18784,8 @@
         </w:pict>
       </w:r>
     </w:p>
-    <w:bookmarkEnd w:id="123"/>
-    <w:bookmarkStart w:id="124" w:name="criterios-de-evaluación-cubiertos-ra6-1"/>
+    <w:bookmarkEnd w:id="134"/>
+    <w:bookmarkStart w:id="135" w:name="criterios-de-evaluación-cubiertos-ra6-1"/>
     <w:p>
       <w:pPr>
         <w:pStyle w:val="Heading2"/>
@@ -18054,6 +18810,7 @@
       <w:tblPr>
         <w:tblStyle w:val="Table"/>
         <w:tblW w:type="pct" w:w="5000"/>
+        <w:jc w:val="left"/>
         <w:tblLayout w:type="fixed"/>
         <w:tblLook w:firstRow="1" w:lastRow="0" w:firstColumn="0" w:lastColumn="0" w:noHBand="0" w:noVBand="0" w:val="0020"/>
       </w:tblPr>
@@ -18071,6 +18828,7 @@
           <w:p>
             <w:pPr>
               <w:pStyle w:val="Compact"/>
+              <w:jc w:val="left"/>
             </w:pPr>
             <w:r>
               <w:t xml:space="preserve">CE</w:t>
@@ -18082,6 +18840,7 @@
           <w:p>
             <w:pPr>
               <w:pStyle w:val="Compact"/>
+              <w:jc w:val="left"/>
             </w:pPr>
             <w:r>
               <w:t xml:space="preserve">Criterio</w:t>
@@ -18093,6 +18852,7 @@
           <w:p>
             <w:pPr>
               <w:pStyle w:val="Compact"/>
+              <w:jc w:val="left"/>
             </w:pPr>
             <w:r>
               <w:t xml:space="preserve">Cubierto</w:t>
@@ -18106,6 +18866,7 @@
           <w:p>
             <w:pPr>
               <w:pStyle w:val="Compact"/>
+              <w:jc w:val="left"/>
             </w:pPr>
             <w:r>
               <w:t xml:space="preserve">g)</w:t>
@@ -18117,6 +18878,7 @@
           <w:p>
             <w:pPr>
               <w:pStyle w:val="Compact"/>
+              <w:jc w:val="left"/>
             </w:pPr>
             <w:r>
               <w:t xml:space="preserve">Se ha habilitado y configurado OSPF en un «router»</w:t>
@@ -18128,6 +18890,7 @@
           <w:p>
             <w:pPr>
               <w:pStyle w:val="Compact"/>
+              <w:jc w:val="left"/>
             </w:pPr>
             <w:r>
               <w:t xml:space="preserve">✅ Configuración OSPF (puntos 6-7) + ⚡ Laboratorio</w:t>
@@ -18141,6 +18904,7 @@
           <w:p>
             <w:pPr>
               <w:pStyle w:val="Compact"/>
+              <w:jc w:val="left"/>
             </w:pPr>
             <w:r>
               <w:t xml:space="preserve">h)</w:t>
@@ -18152,6 +18916,7 @@
           <w:p>
             <w:pPr>
               <w:pStyle w:val="Compact"/>
+              <w:jc w:val="left"/>
             </w:pPr>
             <w:r>
               <w:t xml:space="preserve">Se ha establecido y propagado una ruta por defecto usando OSPF</w:t>
@@ -18163,6 +18928,7 @@
           <w:p>
             <w:pPr>
               <w:pStyle w:val="Compact"/>
+              <w:jc w:val="left"/>
             </w:pPr>
             <w:r>
               <w:t xml:space="preserve">✅ Propagación con</w:t>
@@ -18227,7 +18993,7 @@
       <w:r>
         <w:t xml:space="preserve"> </w:t>
       </w:r>
-      <w:hyperlink r:id="rId35">
+      <w:hyperlink r:id="rId46">
         <w:r>
           <w:rPr>
             <w:rStyle w:val="Hyperlink"/>
@@ -18254,7 +19020,7 @@
       <w:r>
         <w:t xml:space="preserve"> </w:t>
       </w:r>
-      <w:hyperlink r:id="rId18">
+      <w:hyperlink r:id="rId29">
         <w:r>
           <w:rPr>
             <w:rStyle w:val="Hyperlink"/>
@@ -18281,7 +19047,7 @@
       <w:r>
         <w:t xml:space="preserve"> </w:t>
       </w:r>
-      <w:hyperlink r:id="rId25">
+      <w:hyperlink r:id="rId36">
         <w:r>
           <w:rPr>
             <w:rStyle w:val="Hyperlink"/>
@@ -18290,13 +19056,9 @@
         </w:r>
       </w:hyperlink>
     </w:p>
-    <w:bookmarkEnd w:id="124"/>
-    <w:bookmarkEnd w:id="125"/>
-    <w:sectPr>
-      <w:footnotePr>
-        <w:numRestart w:val="eachSect"/>
-      </w:footnotePr>
-    </w:sectPr>
+    <w:bookmarkEnd w:id="135"/>
+    <w:bookmarkEnd w:id="136"/>
+    <w:sectPr/>
   </w:body>
 </w:document>
 </file>
@@ -18334,7 +19096,7 @@
       <w:lvlText w:val=" "/>
       <w:lvlJc w:val="left"/>
       <w:pPr>
-        <w:ind w:left="720" w:hanging="360"/>
+        <w:ind w:left="720" w:hanging="480"/>
       </w:pPr>
     </w:lvl>
     <w:lvl w:ilvl="1">
@@ -18342,7 +19104,7 @@
       <w:lvlText w:val=" "/>
       <w:lvlJc w:val="left"/>
       <w:pPr>
-        <w:ind w:left="1440" w:hanging="360"/>
+        <w:ind w:left="1440" w:hanging="480"/>
       </w:pPr>
     </w:lvl>
     <w:lvl w:ilvl="2">
@@ -18350,7 +19112,7 @@
       <w:lvlText w:val=" "/>
       <w:lvlJc w:val="left"/>
       <w:pPr>
-        <w:ind w:left="2160" w:hanging="360"/>
+        <w:ind w:left="2160" w:hanging="480"/>
       </w:pPr>
     </w:lvl>
     <w:lvl w:ilvl="3">
@@ -18358,7 +19120,7 @@
       <w:lvlText w:val=" "/>
       <w:lvlJc w:val="left"/>
       <w:pPr>
-        <w:ind w:left="2880" w:hanging="360"/>
+        <w:ind w:left="2880" w:hanging="480"/>
       </w:pPr>
     </w:lvl>
     <w:lvl w:ilvl="4">
@@ -18366,7 +19128,7 @@
       <w:lvlText w:val=" "/>
       <w:lvlJc w:val="left"/>
       <w:pPr>
-        <w:ind w:left="3600" w:hanging="360"/>
+        <w:ind w:left="3600" w:hanging="480"/>
       </w:pPr>
     </w:lvl>
     <w:lvl w:ilvl="5">
@@ -18374,7 +19136,7 @@
       <w:lvlText w:val=" "/>
       <w:lvlJc w:val="left"/>
       <w:pPr>
-        <w:ind w:left="4320" w:hanging="360"/>
+        <w:ind w:left="4320" w:hanging="480"/>
       </w:pPr>
     </w:lvl>
     <w:lvl w:ilvl="6">
@@ -18382,7 +19144,7 @@
       <w:lvlText w:val=" "/>
       <w:lvlJc w:val="left"/>
       <w:pPr>
-        <w:ind w:left="5040" w:hanging="360"/>
+        <w:ind w:left="5040" w:hanging="480"/>
       </w:pPr>
     </w:lvl>
     <w:lvl w:ilvl="7">
@@ -18390,7 +19152,7 @@
       <w:lvlText w:val=" "/>
       <w:lvlJc w:val="left"/>
       <w:pPr>
-        <w:ind w:left="5760" w:hanging="360"/>
+        <w:ind w:left="5760" w:hanging="480"/>
       </w:pPr>
     </w:lvl>
     <w:lvl w:ilvl="8">
@@ -18398,7 +19160,7 @@
       <w:lvlText w:val=" "/>
       <w:lvlJc w:val="left"/>
       <w:pPr>
-        <w:ind w:left="6480" w:hanging="360"/>
+        <w:ind w:left="6480" w:hanging="480"/>
       </w:pPr>
     </w:lvl>
   </w:abstractNum>
@@ -18407,102 +19169,75 @@
     <w:multiLevelType w:val="multilevel"/>
     <w:lvl w:ilvl="0">
       <w:numFmt w:val="bullet"/>
-      <w:lvlText w:val=""/>
+      <w:lvlText w:val="•"/>
       <w:lvlJc w:val="left"/>
       <w:pPr>
-        <w:ind w:left="720" w:hanging="360"/>
-      </w:pPr>
-      <w:rPr>
-        <w:rFonts w:ascii="Symbol" w:hAnsi="Symbol" w:cs="Symbol" w:hint="default"/>
-      </w:rPr>
+        <w:ind w:left="720" w:hanging="480"/>
+      </w:pPr>
     </w:lvl>
     <w:lvl w:ilvl="1">
       <w:numFmt w:val="bullet"/>
-      <w:lvlText w:val="o"/>
+      <w:lvlText w:val="–"/>
       <w:lvlJc w:val="left"/>
       <w:pPr>
-        <w:ind w:left="1440" w:hanging="360"/>
-      </w:pPr>
-      <w:rPr>
-        <w:rFonts w:ascii="Courier New" w:hAnsi="Courier New" w:cs="Courier New" w:hint="default"/>
-      </w:rPr>
+        <w:ind w:left="1440" w:hanging="480"/>
+      </w:pPr>
     </w:lvl>
     <w:lvl w:ilvl="2">
       <w:numFmt w:val="bullet"/>
-      <w:lvlText w:val=""/>
+      <w:lvlText w:val="•"/>
       <w:lvlJc w:val="left"/>
       <w:pPr>
-        <w:ind w:left="2160" w:hanging="360"/>
-      </w:pPr>
-      <w:rPr>
-        <w:rFonts w:ascii="Wingdings" w:hAnsi="Wingdings" w:cs="Wingdings" w:hint="default"/>
-      </w:rPr>
+        <w:ind w:left="2160" w:hanging="480"/>
+      </w:pPr>
     </w:lvl>
     <w:lvl w:ilvl="3">
       <w:numFmt w:val="bullet"/>
-      <w:lvlText w:val=""/>
+      <w:lvlText w:val="–"/>
       <w:lvlJc w:val="left"/>
       <w:pPr>
-        <w:ind w:left="2880" w:hanging="360"/>
-      </w:pPr>
-      <w:rPr>
-        <w:rFonts w:ascii="Symbol" w:hAnsi="Symbol" w:cs="Symbol" w:hint="default"/>
-      </w:rPr>
+        <w:ind w:left="2880" w:hanging="480"/>
+      </w:pPr>
     </w:lvl>
     <w:lvl w:ilvl="4">
       <w:numFmt w:val="bullet"/>
-      <w:lvlText w:val="o"/>
+      <w:lvlText w:val="•"/>
       <w:lvlJc w:val="left"/>
       <w:pPr>
-        <w:ind w:left="3600" w:hanging="360"/>
-      </w:pPr>
-      <w:rPr>
-        <w:rFonts w:ascii="Courier New" w:hAnsi="Courier New" w:cs="Courier New" w:hint="default"/>
-      </w:rPr>
+        <w:ind w:left="3600" w:hanging="480"/>
+      </w:pPr>
     </w:lvl>
     <w:lvl w:ilvl="5">
       <w:numFmt w:val="bullet"/>
-      <w:lvlText w:val=""/>
+      <w:lvlText w:val="–"/>
       <w:lvlJc w:val="left"/>
       <w:pPr>
-        <w:ind w:left="4320" w:hanging="360"/>
-      </w:pPr>
-      <w:rPr>
-        <w:rFonts w:ascii="Wingdings" w:hAnsi="Wingdings" w:cs="Wingdings" w:hint="default"/>
-      </w:rPr>
+        <w:ind w:left="4320" w:hanging="480"/>
+      </w:pPr>
     </w:lvl>
     <w:lvl w:ilvl="6">
       <w:numFmt w:val="bullet"/>
-      <w:lvlText w:val=""/>
+      <w:lvlText w:val="•"/>
       <w:lvlJc w:val="left"/>
       <w:pPr>
-        <w:ind w:left="5040" w:hanging="360"/>
-      </w:pPr>
-      <w:rPr>
-        <w:rFonts w:ascii="Symbol" w:hAnsi="Symbol" w:cs="Symbol" w:hint="default"/>
-      </w:rPr>
+        <w:ind w:left="5040" w:hanging="480"/>
+      </w:pPr>
     </w:lvl>
     <w:lvl w:ilvl="7">
       <w:numFmt w:val="bullet"/>
-      <w:lvlText w:val="o"/>
+      <w:lvlText w:val="–"/>
       <w:lvlJc w:val="left"/>
       <w:pPr>
-        <w:ind w:left="5760" w:hanging="360"/>
-      </w:pPr>
-      <w:rPr>
-        <w:rFonts w:ascii="Courier New" w:hAnsi="Courier New" w:cs="Courier New" w:hint="default"/>
-      </w:rPr>
+        <w:ind w:left="5760" w:hanging="480"/>
+      </w:pPr>
     </w:lvl>
     <w:lvl w:ilvl="8">
       <w:numFmt w:val="bullet"/>
-      <w:lvlText w:val=""/>
+      <w:lvlText w:val="•"/>
       <w:lvlJc w:val="left"/>
       <w:pPr>
-        <w:ind w:left="6480" w:hanging="360"/>
-      </w:pPr>
-      <w:rPr>
-        <w:rFonts w:ascii="Wingdings" w:hAnsi="Wingdings" w:cs="Wingdings" w:hint="default"/>
-      </w:rPr>
+        <w:ind w:left="6480" w:hanging="480"/>
+      </w:pPr>
     </w:lvl>
   </w:abstractNum>
   <w:abstractNum w:abstractNumId="99411">
@@ -18514,7 +19249,7 @@
       <w:lvlText w:val="%1."/>
       <w:lvlJc w:val="left"/>
       <w:pPr>
-        <w:ind w:left="720" w:hanging="360"/>
+        <w:ind w:left="720" w:hanging="480"/>
       </w:pPr>
     </w:lvl>
     <w:lvl w:ilvl="1">
@@ -18523,7 +19258,7 @@
       <w:lvlText w:val="%2."/>
       <w:lvlJc w:val="left"/>
       <w:pPr>
-        <w:ind w:left="1440" w:hanging="360"/>
+        <w:ind w:left="1440" w:hanging="480"/>
       </w:pPr>
     </w:lvl>
     <w:lvl w:ilvl="2">
@@ -18532,7 +19267,7 @@
       <w:lvlText w:val="%3."/>
       <w:lvlJc w:val="left"/>
       <w:pPr>
-        <w:ind w:left="2160" w:hanging="360"/>
+        <w:ind w:left="2160" w:hanging="480"/>
       </w:pPr>
     </w:lvl>
     <w:lvl w:ilvl="3">
@@ -18541,7 +19276,7 @@
       <w:lvlText w:val="%4."/>
       <w:lvlJc w:val="left"/>
       <w:pPr>
-        <w:ind w:left="2880" w:hanging="360"/>
+        <w:ind w:left="2880" w:hanging="480"/>
       </w:pPr>
     </w:lvl>
     <w:lvl w:ilvl="4">
@@ -18550,7 +19285,7 @@
       <w:lvlText w:val="%5."/>
       <w:lvlJc w:val="left"/>
       <w:pPr>
-        <w:ind w:left="3600" w:hanging="360"/>
+        <w:ind w:left="3600" w:hanging="480"/>
       </w:pPr>
     </w:lvl>
     <w:lvl w:ilvl="5">
@@ -18559,7 +19294,7 @@
       <w:lvlText w:val="%6."/>
       <w:lvlJc w:val="left"/>
       <w:pPr>
-        <w:ind w:left="4320" w:hanging="360"/>
+        <w:ind w:left="4320" w:hanging="480"/>
       </w:pPr>
     </w:lvl>
     <w:lvl w:ilvl="6">
@@ -18568,7 +19303,7 @@
       <w:lvlText w:val="%7."/>
       <w:lvlJc w:val="left"/>
       <w:pPr>
-        <w:ind w:left="5040" w:hanging="360"/>
+        <w:ind w:left="5040" w:hanging="480"/>
       </w:pPr>
     </w:lvl>
     <w:lvl w:ilvl="7">
@@ -18577,7 +19312,7 @@
       <w:lvlText w:val="%8."/>
       <w:lvlJc w:val="left"/>
       <w:pPr>
-        <w:ind w:left="5760" w:hanging="360"/>
+        <w:ind w:left="5760" w:hanging="480"/>
       </w:pPr>
     </w:lvl>
     <w:lvl w:ilvl="8">
@@ -18586,7 +19321,7 @@
       <w:lvlText w:val="%9."/>
       <w:lvlJc w:val="left"/>
       <w:pPr>
-        <w:ind w:left="6480" w:hanging="360"/>
+        <w:ind w:left="6480" w:hanging="480"/>
       </w:pPr>
     </w:lvl>
   </w:abstractNum>
@@ -19477,10 +20212,10 @@
   <w:docDefaults>
     <w:rPrDefault>
       <w:rPr>
-        <w:rFonts w:asciiTheme="minorHAnsi" w:cstheme="minorBidi" w:eastAsiaTheme="minorEastAsia" w:hAnsiTheme="minorHAnsi"/>
+        <w:rFonts w:asciiTheme="minorHAnsi" w:cstheme="minorBidi" w:eastAsiaTheme="minorHAnsi" w:hAnsiTheme="minorHAnsi"/>
         <w:sz w:val="24"/>
         <w:szCs w:val="24"/>
-        <w:lang w:bidi="ar-SA" w:eastAsia="zh-CN" w:val="es-ES"/>
+        <w:lang w:bidi="ar-SA" w:eastAsia="en-US" w:val="es-ES"/>
       </w:rPr>
     </w:rPrDefault>
     <w:pPrDefault>
@@ -19521,94 +20256,57 @@
     <w:name w:val="Title"/>
     <w:basedOn w:val="Normal"/>
     <w:next w:val="BodyText"/>
-    <w:link w:val="TitleChar"/>
-    <w:uiPriority w:val="10"/>
     <w:qFormat/>
-    <w:rsid w:val="00A10FD9"/>
     <w:pPr>
-      <w:spacing w:after="80" w:line="240" w:lineRule="auto"/>
-      <w:contextualSpacing/>
+      <w:keepNext/>
+      <w:keepLines/>
+      <w:spacing w:after="240" w:before="480"/>
       <w:jc w:val="center"/>
     </w:pPr>
     <w:rPr>
       <w:rFonts w:asciiTheme="majorHAnsi" w:cstheme="majorBidi" w:eastAsiaTheme="majorEastAsia" w:hAnsiTheme="majorHAnsi"/>
-      <w:sz w:val="56"/>
-      <w:szCs w:val="56"/>
-    </w:rPr>
-  </w:style>
-  <w:style w:customStyle="1" w:styleId="TitleChar" w:type="character">
-    <w:name w:val="Title Char"/>
-    <w:basedOn w:val="DefaultParagraphFont"/>
-    <w:link w:val="Title"/>
-    <w:uiPriority w:val="10"/>
-    <w:rsid w:val="00A10FD9"/>
-    <w:rPr>
-      <w:rFonts w:asciiTheme="majorHAnsi" w:cstheme="majorBidi" w:eastAsiaTheme="majorEastAsia" w:hAnsiTheme="majorHAnsi"/>
-      <w:sz w:val="56"/>
-      <w:szCs w:val="56"/>
+      <w:b/>
+      <w:bCs/>
+      <w:color w:themeColor="accent1" w:themeShade="B5" w:val="345A8A"/>
+      <w:sz w:val="36"/>
+      <w:szCs w:val="36"/>
     </w:rPr>
   </w:style>
   <w:style w:styleId="Subtitle" w:type="paragraph">
     <w:name w:val="Subtitle"/>
     <w:basedOn w:val="Title"/>
     <w:next w:val="BodyText"/>
-    <w:link w:val="SubtitleChar"/>
-    <w:uiPriority w:val="11"/>
     <w:qFormat/>
-    <w:rsid w:val="00A10FD9"/>
     <w:pPr>
-      <w:numPr>
-        <w:ilvl w:val="1"/>
-      </w:numPr>
+      <w:keepNext/>
+      <w:keepLines/>
+      <w:spacing w:after="240" w:before="240"/>
+      <w:jc w:val="center"/>
     </w:pPr>
     <w:rPr>
-      <w:rFonts w:cstheme="majorBidi" w:eastAsiaTheme="majorEastAsia"/>
-      <w:spacing w:val="15"/>
-      <w:sz w:val="28"/>
-      <w:szCs w:val="28"/>
-    </w:rPr>
-  </w:style>
-  <w:style w:customStyle="1" w:styleId="SubtitleChar" w:type="character">
-    <w:name w:val="Subtitle Char"/>
-    <w:basedOn w:val="DefaultParagraphFont"/>
-    <w:link w:val="Subtitle"/>
-    <w:uiPriority w:val="11"/>
-    <w:rsid w:val="00A10FD9"/>
-    <w:rPr>
-      <w:rFonts w:cstheme="majorBidi" w:eastAsiaTheme="majorEastAsia"/>
-      <w:color w:themeColor="text1" w:themeTint="A6" w:val="595959"/>
-      <w:spacing w:val="15"/>
-      <w:sz w:val="28"/>
-      <w:szCs w:val="28"/>
+      <w:sz w:val="30"/>
+      <w:szCs w:val="30"/>
     </w:rPr>
   </w:style>
   <w:style w:customStyle="1" w:styleId="Author" w:type="paragraph">
     <w:name w:val="Author"/>
-    <w:basedOn w:val="Title"/>
     <w:next w:val="BodyText"/>
     <w:qFormat/>
     <w:pPr>
       <w:keepNext/>
       <w:keepLines/>
+      <w:jc w:val="center"/>
     </w:pPr>
-    <w:rPr>
-      <w:sz w:val="24"/>
-      <w:szCs w:val="24"/>
-    </w:rPr>
   </w:style>
   <w:style w:styleId="Date" w:type="paragraph">
     <w:name w:val="Date"/>
-    <w:basedOn w:val="Title"/>
     <w:next w:val="BodyText"/>
     <w:qFormat/>
     <w:pPr>
       <w:keepNext/>
       <w:keepLines/>
+      <w:jc w:val="center"/>
     </w:pPr>
-    <w:rPr>
-      <w:sz w:val="24"/>
-      <w:szCs w:val="24"/>
-    </w:rPr>
   </w:style>
   <w:style w:customStyle="1" w:styleId="AbstractTitle" w:type="paragraph">
     <w:name w:val="Abstract Title"/>
@@ -19623,6 +20321,7 @@
     </w:pPr>
     <w:rPr>
       <w:b/>
+      <w:color w:val="345A8A"/>
       <w:sz w:val="20"/>
       <w:szCs w:val="20"/>
     </w:rPr>
@@ -19651,321 +20350,191 @@
     <w:rPr/>
   </w:style>
   <w:style w:styleId="Heading1" w:type="paragraph">
-    <w:name w:val="heading 1"/>
+    <w:name w:val="Heading 1"/>
     <w:basedOn w:val="Normal"/>
     <w:next w:val="BodyText"/>
-    <w:link w:val="Heading1Char"/>
     <w:uiPriority w:val="9"/>
     <w:qFormat/>
-    <w:rsid w:val="00A10FD9"/>
     <w:pPr>
       <w:keepNext/>
       <w:keepLines/>
-      <w:spacing w:after="80" w:before="360"/>
+      <w:spacing w:after="0" w:before="480"/>
       <w:outlineLvl w:val="0"/>
     </w:pPr>
     <w:rPr>
       <w:rFonts w:asciiTheme="majorHAnsi" w:cstheme="majorBidi" w:eastAsiaTheme="majorEastAsia" w:hAnsiTheme="majorHAnsi"/>
-      <w:color w:themeColor="accent1" w:themeShade="BF" w:val="0F4761"/>
-      <w:sz w:val="40"/>
-      <w:szCs w:val="40"/>
+      <w:b/>
+      <w:bCs/>
+      <w:color w:themeColor="accent1" w:val="4F81BD"/>
+      <w:sz w:val="32"/>
+      <w:szCs w:val="32"/>
     </w:rPr>
   </w:style>
   <w:style w:styleId="Heading2" w:type="paragraph">
-    <w:name w:val="heading 2"/>
+    <w:name w:val="Heading 2"/>
     <w:basedOn w:val="Normal"/>
     <w:next w:val="BodyText"/>
-    <w:link w:val="Heading2Char"/>
     <w:uiPriority w:val="9"/>
-    <w:semiHidden/>
     <w:unhideWhenUsed/>
     <w:qFormat/>
-    <w:rsid w:val="00A10FD9"/>
     <w:pPr>
       <w:keepNext/>
       <w:keepLines/>
-      <w:spacing w:after="80" w:before="160"/>
+      <w:spacing w:after="0" w:before="200"/>
       <w:outlineLvl w:val="1"/>
     </w:pPr>
     <w:rPr>
       <w:rFonts w:asciiTheme="majorHAnsi" w:cstheme="majorBidi" w:eastAsiaTheme="majorEastAsia" w:hAnsiTheme="majorHAnsi"/>
-      <w:color w:themeColor="accent1" w:themeShade="BF" w:val="0F4761"/>
-      <w:sz w:val="32"/>
-      <w:szCs w:val="32"/>
-    </w:rPr>
-  </w:style>
-  <w:style w:styleId="Heading3" w:type="paragraph">
-    <w:name w:val="heading 3"/>
-    <w:basedOn w:val="Normal"/>
-    <w:next w:val="BodyText"/>
-    <w:link w:val="Heading3Char"/>
-    <w:uiPriority w:val="9"/>
-    <w:semiHidden/>
-    <w:unhideWhenUsed/>
-    <w:qFormat/>
-    <w:rsid w:val="00A10FD9"/>
-    <w:pPr>
-      <w:keepNext/>
-      <w:keepLines/>
-      <w:spacing w:after="80" w:before="160"/>
-      <w:outlineLvl w:val="2"/>
-    </w:pPr>
-    <w:rPr>
-      <w:rFonts w:cstheme="majorBidi" w:eastAsiaTheme="majorEastAsia"/>
-      <w:color w:themeColor="accent1" w:themeShade="BF" w:val="0F4761"/>
+      <w:b/>
+      <w:bCs/>
+      <w:color w:themeColor="accent1" w:val="4F81BD"/>
       <w:sz w:val="28"/>
       <w:szCs w:val="28"/>
     </w:rPr>
   </w:style>
-  <w:style w:styleId="Heading4" w:type="paragraph">
-    <w:name w:val="heading 4"/>
+  <w:style w:styleId="Heading3" w:type="paragraph">
+    <w:name w:val="Heading 3"/>
     <w:basedOn w:val="Normal"/>
     <w:next w:val="BodyText"/>
-    <w:link w:val="Heading4Char"/>
     <w:uiPriority w:val="9"/>
-    <w:semiHidden/>
     <w:unhideWhenUsed/>
     <w:qFormat/>
-    <w:rsid w:val="00A10FD9"/>
     <w:pPr>
       <w:keepNext/>
       <w:keepLines/>
-      <w:spacing w:after="40" w:before="80"/>
+      <w:spacing w:after="0" w:before="200"/>
+      <w:outlineLvl w:val="2"/>
+    </w:pPr>
+    <w:rPr>
+      <w:rFonts w:asciiTheme="majorHAnsi" w:cstheme="majorBidi" w:eastAsiaTheme="majorEastAsia" w:hAnsiTheme="majorHAnsi"/>
+      <w:b/>
+      <w:bCs/>
+      <w:color w:themeColor="accent1" w:val="4F81BD"/>
+      <w:sz w:val="24"/>
+      <w:szCs w:val="24"/>
+    </w:rPr>
+  </w:style>
+  <w:style w:styleId="Heading4" w:type="paragraph">
+    <w:name w:val="Heading 4"/>
+    <w:basedOn w:val="Normal"/>
+    <w:next w:val="BodyText"/>
+    <w:uiPriority w:val="9"/>
+    <w:unhideWhenUsed/>
+    <w:qFormat/>
+    <w:pPr>
+      <w:keepNext/>
+      <w:keepLines/>
+      <w:spacing w:after="0" w:before="200"/>
       <w:outlineLvl w:val="3"/>
     </w:pPr>
     <w:rPr>
-      <w:rFonts w:cstheme="majorBidi" w:eastAsiaTheme="majorEastAsia"/>
+      <w:rFonts w:asciiTheme="majorHAnsi" w:cstheme="majorBidi" w:eastAsiaTheme="majorEastAsia" w:hAnsiTheme="majorHAnsi"/>
+      <w:bCs/>
       <w:i/>
-      <w:iCs/>
-      <w:color w:themeColor="accent1" w:themeShade="BF" w:val="0F4761"/>
+      <w:color w:themeColor="accent1" w:val="4F81BD"/>
+      <w:sz w:val="24"/>
+      <w:szCs w:val="24"/>
     </w:rPr>
   </w:style>
   <w:style w:styleId="Heading5" w:type="paragraph">
-    <w:name w:val="heading 5"/>
+    <w:name w:val="Heading 5"/>
     <w:basedOn w:val="Normal"/>
     <w:next w:val="BodyText"/>
-    <w:link w:val="Heading5Char"/>
     <w:uiPriority w:val="9"/>
-    <w:semiHidden/>
     <w:unhideWhenUsed/>
     <w:qFormat/>
-    <w:rsid w:val="00A10FD9"/>
     <w:pPr>
       <w:keepNext/>
       <w:keepLines/>
-      <w:spacing w:after="40" w:before="80"/>
+      <w:spacing w:after="0" w:before="200"/>
       <w:outlineLvl w:val="4"/>
     </w:pPr>
     <w:rPr>
-      <w:rFonts w:cstheme="majorBidi" w:eastAsiaTheme="majorEastAsia"/>
-      <w:color w:themeColor="accent1" w:themeShade="BF" w:val="0F4761"/>
+      <w:rFonts w:asciiTheme="majorHAnsi" w:cstheme="majorBidi" w:eastAsiaTheme="majorEastAsia" w:hAnsiTheme="majorHAnsi"/>
+      <w:iCs/>
+      <w:color w:themeColor="accent1" w:val="4F81BD"/>
+      <w:sz w:val="24"/>
+      <w:szCs w:val="24"/>
     </w:rPr>
   </w:style>
   <w:style w:styleId="Heading6" w:type="paragraph">
-    <w:name w:val="heading 6"/>
+    <w:name w:val="Heading 6"/>
     <w:basedOn w:val="Normal"/>
     <w:next w:val="BodyText"/>
-    <w:link w:val="Heading6Char"/>
     <w:uiPriority w:val="9"/>
-    <w:semiHidden/>
     <w:unhideWhenUsed/>
     <w:qFormat/>
-    <w:rsid w:val="00A10FD9"/>
     <w:pPr>
       <w:keepNext/>
       <w:keepLines/>
-      <w:spacing w:after="0" w:before="40"/>
+      <w:spacing w:after="0" w:before="200"/>
       <w:outlineLvl w:val="5"/>
     </w:pPr>
     <w:rPr>
-      <w:rFonts w:cstheme="majorBidi" w:eastAsiaTheme="majorEastAsia"/>
-      <w:i/>
-      <w:iCs/>
-      <w:color w:themeColor="text1" w:themeTint="A6" w:val="595959"/>
+      <w:rFonts w:asciiTheme="majorHAnsi" w:cstheme="majorBidi" w:eastAsiaTheme="majorEastAsia" w:hAnsiTheme="majorHAnsi"/>
+      <w:color w:themeColor="accent1" w:val="4F81BD"/>
+      <w:sz w:val="24"/>
+      <w:szCs w:val="24"/>
     </w:rPr>
   </w:style>
   <w:style w:styleId="Heading7" w:type="paragraph">
-    <w:name w:val="heading 7"/>
+    <w:name w:val="Heading 7"/>
     <w:basedOn w:val="Normal"/>
     <w:next w:val="BodyText"/>
-    <w:link w:val="Heading7Char"/>
     <w:uiPriority w:val="9"/>
-    <w:semiHidden/>
     <w:unhideWhenUsed/>
     <w:qFormat/>
-    <w:rsid w:val="00A10FD9"/>
     <w:pPr>
       <w:keepNext/>
       <w:keepLines/>
-      <w:spacing w:after="0" w:before="40"/>
+      <w:spacing w:after="0" w:before="200"/>
       <w:outlineLvl w:val="6"/>
     </w:pPr>
     <w:rPr>
-      <w:rFonts w:cstheme="majorBidi" w:eastAsiaTheme="majorEastAsia"/>
-      <w:color w:themeColor="text1" w:themeTint="A6" w:val="595959"/>
+      <w:rFonts w:asciiTheme="majorHAnsi" w:cstheme="majorBidi" w:eastAsiaTheme="majorEastAsia" w:hAnsiTheme="majorHAnsi"/>
+      <w:color w:themeColor="accent1" w:val="4F81BD"/>
+      <w:sz w:val="24"/>
+      <w:szCs w:val="24"/>
     </w:rPr>
   </w:style>
   <w:style w:styleId="Heading8" w:type="paragraph">
-    <w:name w:val="heading 8"/>
+    <w:name w:val="Heading 8"/>
     <w:basedOn w:val="Normal"/>
     <w:next w:val="BodyText"/>
-    <w:link w:val="Heading8Char"/>
     <w:uiPriority w:val="9"/>
-    <w:semiHidden/>
     <w:unhideWhenUsed/>
     <w:qFormat/>
-    <w:rsid w:val="00A10FD9"/>
     <w:pPr>
       <w:keepNext/>
       <w:keepLines/>
-      <w:spacing w:after="0"/>
+      <w:spacing w:after="0" w:before="200"/>
       <w:outlineLvl w:val="7"/>
     </w:pPr>
     <w:rPr>
-      <w:rFonts w:cstheme="majorBidi" w:eastAsiaTheme="majorEastAsia"/>
-      <w:i/>
-      <w:iCs/>
-      <w:color w:themeColor="text1" w:themeTint="D8" w:val="272727"/>
+      <w:rFonts w:asciiTheme="majorHAnsi" w:cstheme="majorBidi" w:eastAsiaTheme="majorEastAsia" w:hAnsiTheme="majorHAnsi"/>
+      <w:color w:themeColor="accent1" w:val="4F81BD"/>
+      <w:sz w:val="24"/>
+      <w:szCs w:val="24"/>
     </w:rPr>
   </w:style>
   <w:style w:styleId="Heading9" w:type="paragraph">
-    <w:name w:val="heading 9"/>
+    <w:name w:val="Heading 9"/>
     <w:basedOn w:val="Normal"/>
     <w:next w:val="BodyText"/>
-    <w:link w:val="Heading9Char"/>
     <w:uiPriority w:val="9"/>
-    <w:semiHidden/>
     <w:unhideWhenUsed/>
     <w:qFormat/>
-    <w:rsid w:val="00A10FD9"/>
     <w:pPr>
       <w:keepNext/>
       <w:keepLines/>
-      <w:spacing w:after="0"/>
+      <w:spacing w:after="0" w:before="200"/>
       <w:outlineLvl w:val="8"/>
     </w:pPr>
     <w:rPr>
-      <w:rFonts w:cstheme="majorBidi" w:eastAsiaTheme="majorEastAsia"/>
-      <w:color w:themeColor="text1" w:themeTint="D8" w:val="272727"/>
-    </w:rPr>
-  </w:style>
-  <w:style w:customStyle="1" w:styleId="Heading1Char" w:type="character">
-    <w:name w:val="Heading 1 Char"/>
-    <w:basedOn w:val="DefaultParagraphFont"/>
-    <w:link w:val="Heading1"/>
-    <w:uiPriority w:val="9"/>
-    <w:rsid w:val="00A10FD9"/>
-    <w:rPr>
       <w:rFonts w:asciiTheme="majorHAnsi" w:cstheme="majorBidi" w:eastAsiaTheme="majorEastAsia" w:hAnsiTheme="majorHAnsi"/>
-      <w:color w:themeColor="accent1" w:themeShade="BF" w:val="0F4761"/>
-      <w:sz w:val="40"/>
-      <w:szCs w:val="40"/>
-    </w:rPr>
-  </w:style>
-  <w:style w:customStyle="1" w:styleId="Heading2Char" w:type="character">
-    <w:name w:val="Heading 2 Char"/>
-    <w:basedOn w:val="DefaultParagraphFont"/>
-    <w:link w:val="Heading2"/>
-    <w:uiPriority w:val="9"/>
-    <w:semiHidden/>
-    <w:rsid w:val="00A10FD9"/>
-    <w:rPr>
-      <w:rFonts w:asciiTheme="majorHAnsi" w:cstheme="majorBidi" w:eastAsiaTheme="majorEastAsia" w:hAnsiTheme="majorHAnsi"/>
-      <w:color w:themeColor="accent1" w:themeShade="BF" w:val="0F4761"/>
-      <w:sz w:val="32"/>
-      <w:szCs w:val="32"/>
-    </w:rPr>
-  </w:style>
-  <w:style w:customStyle="1" w:styleId="Heading3Char" w:type="character">
-    <w:name w:val="Heading 3 Char"/>
-    <w:basedOn w:val="DefaultParagraphFont"/>
-    <w:link w:val="Heading3"/>
-    <w:uiPriority w:val="9"/>
-    <w:semiHidden/>
-    <w:rsid w:val="00A10FD9"/>
-    <w:rPr>
-      <w:rFonts w:cstheme="majorBidi" w:eastAsiaTheme="majorEastAsia"/>
-      <w:color w:themeColor="accent1" w:themeShade="BF" w:val="0F4761"/>
-      <w:sz w:val="28"/>
-      <w:szCs w:val="28"/>
-    </w:rPr>
-  </w:style>
-  <w:style w:customStyle="1" w:styleId="Heading4Char" w:type="character">
-    <w:name w:val="Heading 4 Char"/>
-    <w:basedOn w:val="DefaultParagraphFont"/>
-    <w:link w:val="Heading4"/>
-    <w:uiPriority w:val="9"/>
-    <w:semiHidden/>
-    <w:rsid w:val="00A10FD9"/>
-    <w:rPr>
-      <w:rFonts w:cstheme="majorBidi" w:eastAsiaTheme="majorEastAsia"/>
-      <w:i/>
-      <w:iCs/>
-      <w:color w:themeColor="accent1" w:themeShade="BF" w:val="0F4761"/>
-    </w:rPr>
-  </w:style>
-  <w:style w:customStyle="1" w:styleId="Heading5Char" w:type="character">
-    <w:name w:val="Heading 5 Char"/>
-    <w:basedOn w:val="DefaultParagraphFont"/>
-    <w:link w:val="Heading5"/>
-    <w:uiPriority w:val="9"/>
-    <w:semiHidden/>
-    <w:rsid w:val="00A10FD9"/>
-    <w:rPr>
-      <w:rFonts w:cstheme="majorBidi" w:eastAsiaTheme="majorEastAsia"/>
-      <w:color w:themeColor="accent1" w:themeShade="BF" w:val="0F4761"/>
-    </w:rPr>
-  </w:style>
-  <w:style w:customStyle="1" w:styleId="Heading6Char" w:type="character">
-    <w:name w:val="Heading 6 Char"/>
-    <w:basedOn w:val="DefaultParagraphFont"/>
-    <w:link w:val="Heading6"/>
-    <w:uiPriority w:val="9"/>
-    <w:semiHidden/>
-    <w:rsid w:val="00A10FD9"/>
-    <w:rPr>
-      <w:rFonts w:cstheme="majorBidi" w:eastAsiaTheme="majorEastAsia"/>
-      <w:i/>
-      <w:iCs/>
-      <w:color w:themeColor="text1" w:themeTint="A6" w:val="595959"/>
-    </w:rPr>
-  </w:style>
-  <w:style w:customStyle="1" w:styleId="Heading7Char" w:type="character">
-    <w:name w:val="Heading 7 Char"/>
-    <w:basedOn w:val="DefaultParagraphFont"/>
-    <w:link w:val="Heading7"/>
-    <w:uiPriority w:val="9"/>
-    <w:semiHidden/>
-    <w:rsid w:val="00A10FD9"/>
-    <w:rPr>
-      <w:rFonts w:cstheme="majorBidi" w:eastAsiaTheme="majorEastAsia"/>
-      <w:color w:themeColor="text1" w:themeTint="A6" w:val="595959"/>
-    </w:rPr>
-  </w:style>
-  <w:style w:customStyle="1" w:styleId="Heading8Char" w:type="character">
-    <w:name w:val="Heading 8 Char"/>
-    <w:basedOn w:val="DefaultParagraphFont"/>
-    <w:link w:val="Heading8"/>
-    <w:uiPriority w:val="9"/>
-    <w:semiHidden/>
-    <w:rsid w:val="00A10FD9"/>
-    <w:rPr>
-      <w:rFonts w:cstheme="majorBidi" w:eastAsiaTheme="majorEastAsia"/>
-      <w:i/>
-      <w:iCs/>
-      <w:color w:themeColor="text1" w:themeTint="D8" w:val="272727"/>
-    </w:rPr>
-  </w:style>
-  <w:style w:customStyle="1" w:styleId="Heading9Char" w:type="character">
-    <w:name w:val="Heading 9 Char"/>
-    <w:basedOn w:val="DefaultParagraphFont"/>
-    <w:link w:val="Heading9"/>
-    <w:uiPriority w:val="9"/>
-    <w:semiHidden/>
-    <w:rsid w:val="00A10FD9"/>
-    <w:rPr>
-      <w:rFonts w:cstheme="majorBidi" w:eastAsiaTheme="majorEastAsia"/>
-      <w:color w:themeColor="text1" w:themeTint="D8" w:val="272727"/>
+      <w:color w:themeColor="accent1" w:val="4F81BD"/>
+      <w:sz w:val="24"/>
+      <w:szCs w:val="24"/>
     </w:rPr>
   </w:style>
   <w:style w:styleId="BlockText" w:type="paragraph">
@@ -19990,8 +20559,8 @@
   </w:style>
   <w:style w:styleId="FootnoteBlockText" w:type="paragraph">
     <w:name w:val="Footnote Block Text"/>
-    <w:basedOn w:val="FootnoteText"/>
-    <w:next w:val="FootnoteText"/>
+    <w:basedOn w:val="Footnote Text"/>
+    <w:next w:val="Footnote Text"/>
     <w:uiPriority w:val="9"/>
     <w:unhideWhenUsed/>
     <w:qFormat/>
@@ -20021,6 +20590,13 @@
       </w:tblCellMar>
     </w:tblPr>
     <w:tblStylePr w:type="firstRow">
+      <w:tblPr>
+        <w:jc w:val="left"/>
+        <w:tblInd w:type="dxa" w:w="0"/>
+      </w:tblPr>
+      <w:trPr>
+        <w:jc w:val="left"/>
+      </w:trPr>
       <w:tcPr>
         <w:tcBorders>
           <w:bottom w:val="single"/>
@@ -20376,44 +20952,44 @@
         <a:sysClr val="window" lastClr="FFFFFF"/>
       </a:lt1>
       <a:dk2>
-        <a:srgbClr val="0E2841"/>
+        <a:srgbClr val="1F497D"/>
       </a:dk2>
       <a:lt2>
-        <a:srgbClr val="E8E8E8"/>
+        <a:srgbClr val="EEECE1"/>
       </a:lt2>
       <a:accent1>
-        <a:srgbClr val="156082"/>
+        <a:srgbClr val="4F81BD"/>
       </a:accent1>
       <a:accent2>
-        <a:srgbClr val="E97132"/>
+        <a:srgbClr val="C0504D"/>
       </a:accent2>
       <a:accent3>
-        <a:srgbClr val="196B24"/>
+        <a:srgbClr val="9BBB59"/>
       </a:accent3>
       <a:accent4>
-        <a:srgbClr val="0F9ED5"/>
+        <a:srgbClr val="8064A2"/>
       </a:accent4>
       <a:accent5>
-        <a:srgbClr val="A02B93"/>
+        <a:srgbClr val="4BACC6"/>
       </a:accent5>
       <a:accent6>
-        <a:srgbClr val="4EA72E"/>
+        <a:srgbClr val="F79646"/>
       </a:accent6>
       <a:hlink>
-        <a:srgbClr val="467886"/>
+        <a:srgbClr val="0000FF"/>
       </a:hlink>
       <a:folHlink>
-        <a:srgbClr val="96607D"/>
+        <a:srgbClr val="800080"/>
       </a:folHlink>
     </a:clrScheme>
     <a:fontScheme name="Office">
       <a:majorFont>
-        <a:latin typeface="Aptos Display" panose="02110004020202020204"/>
+        <a:latin typeface="Calibri"/>
         <a:ea typeface=""/>
         <a:cs typeface=""/>
-        <a:font script="Jpan" typeface="游ゴシック Light"/>
+        <a:font script="Jpan" typeface="ＭＳ ゴシック"/>
         <a:font script="Hang" typeface="맑은 고딕"/>
-        <a:font script="Hans" typeface="等线 Light"/>
+        <a:font script="Hans" typeface="宋体"/>
         <a:font script="Hant" typeface="新細明體"/>
         <a:font script="Arab" typeface="Times New Roman"/>
         <a:font script="Hebr" typeface="Times New Roman"/>
@@ -20440,32 +21016,14 @@
         <a:font script="Mong" typeface="Mongolian Baiti"/>
         <a:font script="Viet" typeface="Times New Roman"/>
         <a:font script="Uigh" typeface="Microsoft Uighur"/>
-        <a:font script="Geor" typeface="Sylfaen"/>
-        <a:font script="Armn" typeface="Arial"/>
-        <a:font script="Bugi" typeface="Leelawadee UI"/>
-        <a:font script="Bopo" typeface="Microsoft JhengHei"/>
-        <a:font script="Java" typeface="Javanese Text"/>
-        <a:font script="Lisu" typeface="Segoe UI"/>
-        <a:font script="Mymr" typeface="Myanmar Text"/>
-        <a:font script="Nkoo" typeface="Ebrima"/>
-        <a:font script="Olck" typeface="Nirmala UI"/>
-        <a:font script="Osma" typeface="Ebrima"/>
-        <a:font script="Phag" typeface="Phagspa"/>
-        <a:font script="Syrn" typeface="Estrangelo Edessa"/>
-        <a:font script="Syrj" typeface="Estrangelo Edessa"/>
-        <a:font script="Syre" typeface="Estrangelo Edessa"/>
-        <a:font script="Sora" typeface="Nirmala UI"/>
-        <a:font script="Tale" typeface="Microsoft Tai Le"/>
-        <a:font script="Talu" typeface="Microsoft New Tai Lue"/>
-        <a:font script="Tfng" typeface="Ebrima"/>
       </a:majorFont>
       <a:minorFont>
-        <a:latin typeface="Aptos" panose="02110004020202020204"/>
+        <a:latin typeface="Cambria"/>
         <a:ea typeface=""/>
         <a:cs typeface=""/>
-        <a:font script="Jpan" typeface="游明朝"/>
+        <a:font script="Jpan" typeface="ＭＳ 明朝"/>
         <a:font script="Hang" typeface="맑은 고딕"/>
-        <a:font script="Hans" typeface="等线"/>
+        <a:font script="Hans" typeface="宋体"/>
         <a:font script="Hant" typeface="新細明體"/>
         <a:font script="Arab" typeface="Arial"/>
         <a:font script="Hebr" typeface="Arial"/>
@@ -20492,24 +21050,6 @@
         <a:font script="Mong" typeface="Mongolian Baiti"/>
         <a:font script="Viet" typeface="Arial"/>
         <a:font script="Uigh" typeface="Microsoft Uighur"/>
-        <a:font script="Geor" typeface="Sylfaen"/>
-        <a:font script="Armn" typeface="Arial"/>
-        <a:font script="Bugi" typeface="Leelawadee UI"/>
-        <a:font script="Bopo" typeface="Microsoft JhengHei"/>
-        <a:font script="Java" typeface="Javanese Text"/>
-        <a:font script="Lisu" typeface="Segoe UI"/>
-        <a:font script="Mymr" typeface="Myanmar Text"/>
-        <a:font script="Nkoo" typeface="Ebrima"/>
-        <a:font script="Olck" typeface="Nirmala UI"/>
-        <a:font script="Osma" typeface="Ebrima"/>
-        <a:font script="Phag" typeface="Phagspa"/>
-        <a:font script="Syrn" typeface="Estrangelo Edessa"/>
-        <a:font script="Syrj" typeface="Estrangelo Edessa"/>
-        <a:font script="Syre" typeface="Estrangelo Edessa"/>
-        <a:font script="Sora" typeface="Nirmala UI"/>
-        <a:font script="Tale" typeface="Microsoft Tai Le"/>
-        <a:font script="Talu" typeface="Microsoft New Tai Lue"/>
-        <a:font script="Tfng" typeface="Ebrima"/>
       </a:minorFont>
     </a:fontScheme>
     <a:fmtScheme name="Office">
@@ -20521,141 +21061,200 @@
           <a:gsLst>
             <a:gs pos="0">
               <a:schemeClr val="phClr">
-                <a:lumMod val="110000"/>
-                <a:satMod val="105000"/>
-                <a:tint val="67000"/>
+                <a:tint val="50000"/>
+                <a:satMod val="300000"/>
               </a:schemeClr>
             </a:gs>
-            <a:gs pos="50000">
+            <a:gs pos="35000">
               <a:schemeClr val="phClr">
-                <a:lumMod val="105000"/>
-                <a:satMod val="103000"/>
-                <a:tint val="73000"/>
+                <a:tint val="37000"/>
+                <a:satMod val="300000"/>
               </a:schemeClr>
             </a:gs>
             <a:gs pos="100000">
               <a:schemeClr val="phClr">
-                <a:lumMod val="105000"/>
-                <a:satMod val="109000"/>
-                <a:tint val="81000"/>
+                <a:tint val="15000"/>
+                <a:satMod val="350000"/>
               </a:schemeClr>
             </a:gs>
           </a:gsLst>
-          <a:lin ang="5400000" scaled="0"/>
+          <a:lin ang="16200000" scaled="1"/>
         </a:gradFill>
         <a:gradFill rotWithShape="1">
           <a:gsLst>
             <a:gs pos="0">
               <a:schemeClr val="phClr">
-                <a:satMod val="103000"/>
-                <a:lumMod val="102000"/>
-                <a:tint val="94000"/>
-              </a:schemeClr>
-            </a:gs>
-            <a:gs pos="50000">
-              <a:schemeClr val="phClr">
-                <a:satMod val="110000"/>
-                <a:lumMod val="100000"/>
+                <a:tint val="100000"/>
                 <a:shade val="100000"/>
+                <a:satMod val="130000"/>
               </a:schemeClr>
             </a:gs>
             <a:gs pos="100000">
               <a:schemeClr val="phClr">
-                <a:lumMod val="99000"/>
-                <a:satMod val="120000"/>
-                <a:shade val="78000"/>
+                <a:tint val="50000"/>
+                <a:shade val="100000"/>
+                <a:satMod val="350000"/>
               </a:schemeClr>
             </a:gs>
           </a:gsLst>
-          <a:lin ang="5400000" scaled="0"/>
+          <a:lin ang="16200000" scaled="0"/>
         </a:gradFill>
       </a:fillStyleLst>
       <a:lnStyleLst>
-        <a:ln w="6350" cap="flat" cmpd="sng" algn="ctr">
+        <a:ln w="9525" cap="flat" cmpd="sng" algn="ctr">
+          <a:solidFill>
+            <a:schemeClr val="phClr">
+              <a:shade val="95000"/>
+              <a:satMod val="105000"/>
+            </a:schemeClr>
+          </a:solidFill>
+          <a:prstDash val="solid"/>
+        </a:ln>
+        <a:ln w="25400" cap="flat" cmpd="sng" algn="ctr">
           <a:solidFill>
             <a:schemeClr val="phClr"/>
           </a:solidFill>
           <a:prstDash val="solid"/>
-          <a:miter lim="800000"/>
         </a:ln>
-        <a:ln w="12700" cap="flat" cmpd="sng" algn="ctr">
+        <a:ln w="38100" cap="flat" cmpd="sng" algn="ctr">
           <a:solidFill>
             <a:schemeClr val="phClr"/>
           </a:solidFill>
           <a:prstDash val="solid"/>
-          <a:miter lim="800000"/>
-        </a:ln>
-        <a:ln w="19050" cap="flat" cmpd="sng" algn="ctr">
-          <a:solidFill>
-            <a:schemeClr val="phClr"/>
-          </a:solidFill>
-          <a:prstDash val="solid"/>
-          <a:miter lim="800000"/>
         </a:ln>
       </a:lnStyleLst>
       <a:effectStyleLst>
         <a:effectStyle>
-          <a:effectLst/>
-        </a:effectStyle>
-        <a:effectStyle>
-          <a:effectLst/>
+          <a:effectLst>
+            <a:outerShdw blurRad="40000" dist="20000" dir="5400000" rotWithShape="0">
+              <a:srgbClr val="000000">
+                <a:alpha val="38000"/>
+              </a:srgbClr>
+            </a:outerShdw>
+          </a:effectLst>
         </a:effectStyle>
         <a:effectStyle>
           <a:effectLst>
-            <a:outerShdw blurRad="57150" dist="19050" dir="5400000" algn="ctr" rotWithShape="0">
+            <a:outerShdw blurRad="40000" dist="23000" dir="5400000" rotWithShape="0">
               <a:srgbClr val="000000">
-                <a:alpha val="63000"/>
+                <a:alpha val="35000"/>
               </a:srgbClr>
             </a:outerShdw>
           </a:effectLst>
+        </a:effectStyle>
+        <a:effectStyle>
+          <a:effectLst>
+            <a:outerShdw blurRad="40000" dist="23000" dir="5400000" rotWithShape="0">
+              <a:srgbClr val="000000">
+                <a:alpha val="35000"/>
+              </a:srgbClr>
+            </a:outerShdw>
+          </a:effectLst>
+          <a:scene3d>
+            <a:camera prst="orthographicFront">
+              <a:rot lat="0" lon="0" rev="0"/>
+            </a:camera>
+            <a:lightRig rig="threePt" dir="t">
+              <a:rot lat="0" lon="0" rev="1200000"/>
+            </a:lightRig>
+          </a:scene3d>
+          <a:sp3d>
+            <a:bevelT w="63500" h="25400"/>
+          </a:sp3d>
         </a:effectStyle>
       </a:effectStyleLst>
       <a:bgFillStyleLst>
         <a:solidFill>
           <a:schemeClr val="phClr"/>
         </a:solidFill>
-        <a:solidFill>
-          <a:schemeClr val="phClr">
-            <a:tint val="95000"/>
-            <a:satMod val="170000"/>
-          </a:schemeClr>
-        </a:solidFill>
         <a:gradFill rotWithShape="1">
           <a:gsLst>
             <a:gs pos="0">
               <a:schemeClr val="phClr">
-                <a:tint val="93000"/>
-                <a:satMod val="150000"/>
-                <a:shade val="98000"/>
-                <a:lumMod val="102000"/>
+                <a:tint val="40000"/>
+                <a:satMod val="350000"/>
               </a:schemeClr>
             </a:gs>
-            <a:gs pos="50000">
+            <a:gs pos="40000">
               <a:schemeClr val="phClr">
-                <a:tint val="98000"/>
-                <a:satMod val="130000"/>
-                <a:shade val="90000"/>
-                <a:lumMod val="103000"/>
+                <a:tint val="45000"/>
+                <a:shade val="99000"/>
+                <a:satMod val="350000"/>
               </a:schemeClr>
             </a:gs>
             <a:gs pos="100000">
               <a:schemeClr val="phClr">
-                <a:shade val="63000"/>
-                <a:satMod val="120000"/>
+                <a:shade val="20000"/>
+                <a:satMod val="255000"/>
               </a:schemeClr>
             </a:gs>
           </a:gsLst>
-          <a:lin ang="5400000" scaled="0"/>
+          <a:path path="circle">
+            <a:fillToRect l="50000" t="-80000" r="50000" b="180000"/>
+          </a:path>
+        </a:gradFill>
+        <a:gradFill rotWithShape="1">
+          <a:gsLst>
+            <a:gs pos="0">
+              <a:schemeClr val="phClr">
+                <a:tint val="80000"/>
+                <a:satMod val="300000"/>
+              </a:schemeClr>
+            </a:gs>
+            <a:gs pos="100000">
+              <a:schemeClr val="phClr">
+                <a:shade val="30000"/>
+                <a:satMod val="200000"/>
+              </a:schemeClr>
+            </a:gs>
+          </a:gsLst>
+          <a:path path="circle">
+            <a:fillToRect l="50000" t="50000" r="50000" b="50000"/>
+          </a:path>
         </a:gradFill>
       </a:bgFillStyleLst>
     </a:fmtScheme>
   </a:themeElements>
-  <a:objectDefaults/>
+  <a:objectDefaults>
+    <a:spDef>
+      <a:spPr/>
+      <a:bodyPr/>
+      <a:lstStyle/>
+      <a:style>
+        <a:lnRef idx="1">
+          <a:schemeClr val="accent1"/>
+        </a:lnRef>
+        <a:fillRef idx="3">
+          <a:schemeClr val="accent1"/>
+        </a:fillRef>
+        <a:effectRef idx="2">
+          <a:schemeClr val="accent1"/>
+        </a:effectRef>
+        <a:fontRef idx="minor">
+          <a:schemeClr val="lt1"/>
+        </a:fontRef>
+      </a:style>
+    </a:spDef>
+    <a:lnDef>
+      <a:spPr/>
+      <a:bodyPr/>
+      <a:lstStyle/>
+      <a:style>
+        <a:lnRef idx="2">
+          <a:schemeClr val="accent1"/>
+        </a:lnRef>
+        <a:fillRef idx="0">
+          <a:schemeClr val="accent1"/>
+        </a:fillRef>
+        <a:effectRef idx="1">
+          <a:schemeClr val="accent1"/>
+        </a:effectRef>
+        <a:fontRef idx="minor">
+          <a:schemeClr val="tx1"/>
+        </a:fontRef>
+      </a:style>
+    </a:lnDef>
+  </a:objectDefaults>
   <a:extraClrSchemeLst/>
-  <a:extLst>
-    <a:ext uri="{05A4C25C-085E-4340-85A3-A5531E510DB2}">
-      <thm15:themeFamily xmlns:thm15="http://schemas.microsoft.com/office/thememl/2012/main" name="Office Theme" id="{2E142A2C-CD16-42D6-873A-C26D2A0506FA}" vid="{1BDDFF52-6CD6-40A5-AB3C-68EB2F1E4D0A}"/>
-    </a:ext>
-  </a:extLst>
 </a:theme>
 </file>
--- a/docx/09-ospf/09-ospf.docx
+++ b/docx/09-ospf/09-ospf.docx
@@ -28,7 +28,7 @@
         </w:p>
       </w:sdtContent>
     </w:sdt>
-    <w:bookmarkStart w:id="38" w:name="enrutamiento-dinámico-con-ospf"/>
+    <w:bookmarkStart w:id="27" w:name="enrutamiento-dinámico-con-ospf"/>
     <w:p>
       <w:pPr>
         <w:pStyle w:val="Heading1"/>
@@ -114,7 +114,7 @@
       <w:r>
         <w:t xml:space="preserve"> </w:t>
       </w:r>
-      <w:hyperlink r:id="rId20">
+      <w:hyperlink r:id="rId9">
         <w:r>
           <w:rPr>
             <w:rStyle w:val="Hyperlink"/>
@@ -157,7 +157,7 @@
         </w:pict>
       </w:r>
     </w:p>
-    <w:bookmarkStart w:id="21" w:name="objetivo-de-la-unidad"/>
+    <w:bookmarkStart w:id="10" w:name="objetivo-de-la-unidad"/>
     <w:p>
       <w:pPr>
         <w:pStyle w:val="Heading2"/>
@@ -328,8 +328,8 @@
         </w:pict>
       </w:r>
     </w:p>
-    <w:bookmarkEnd w:id="21"/>
-    <w:bookmarkStart w:id="31" w:name="mapa-de-la-unidad"/>
+    <w:bookmarkEnd w:id="10"/>
+    <w:bookmarkStart w:id="20" w:name="mapa-de-la-unidad"/>
     <w:p>
       <w:pPr>
         <w:pStyle w:val="Heading2"/>
@@ -342,7 +342,6 @@
       <w:tblPr>
         <w:tblStyle w:val="Table"/>
         <w:tblW w:type="pct" w:w="5000"/>
-        <w:jc w:val="left"/>
         <w:tblLayout w:type="fixed"/>
         <w:tblLook w:firstRow="1" w:lastRow="0" w:firstColumn="0" w:lastColumn="0" w:noHBand="0" w:noVBand="0" w:val="0020"/>
       </w:tblPr>
@@ -360,7 +359,6 @@
           <w:p>
             <w:pPr>
               <w:pStyle w:val="Compact"/>
-              <w:jc w:val="left"/>
             </w:pPr>
             <w:r>
               <w:t xml:space="preserve">Punto</w:t>
@@ -372,7 +370,6 @@
           <w:p>
             <w:pPr>
               <w:pStyle w:val="Compact"/>
-              <w:jc w:val="left"/>
             </w:pPr>
             <w:r>
               <w:t xml:space="preserve">Qué aprenderás</w:t>
@@ -384,7 +381,6 @@
           <w:p>
             <w:pPr>
               <w:pStyle w:val="Compact"/>
-              <w:jc w:val="left"/>
             </w:pPr>
             <w:r>
               <w:t xml:space="preserve">Nivel</w:t>
@@ -398,9 +394,8 @@
           <w:p>
             <w:pPr>
               <w:pStyle w:val="Compact"/>
-              <w:jc w:val="left"/>
-            </w:pPr>
-            <w:hyperlink r:id="rId22">
+            </w:pPr>
+            <w:hyperlink r:id="rId11">
               <w:r>
                 <w:rPr>
                   <w:rStyle w:val="Hyperlink"/>
@@ -415,7 +410,6 @@
           <w:p>
             <w:pPr>
               <w:pStyle w:val="Compact"/>
-              <w:jc w:val="left"/>
             </w:pPr>
             <w:r>
               <w:t xml:space="preserve">Por qué existe el routing dinámico</w:t>
@@ -427,7 +421,6 @@
           <w:p>
             <w:pPr>
               <w:pStyle w:val="Compact"/>
-              <w:jc w:val="left"/>
             </w:pPr>
             <w:r>
               <w:t xml:space="preserve">Todos</w:t>
@@ -441,9 +434,8 @@
           <w:p>
             <w:pPr>
               <w:pStyle w:val="Compact"/>
-              <w:jc w:val="left"/>
-            </w:pPr>
-            <w:hyperlink r:id="rId23">
+            </w:pPr>
+            <w:hyperlink r:id="rId12">
               <w:r>
                 <w:rPr>
                   <w:rStyle w:val="Hyperlink"/>
@@ -458,7 +450,6 @@
           <w:p>
             <w:pPr>
               <w:pStyle w:val="Compact"/>
-              <w:jc w:val="left"/>
             </w:pPr>
             <w:r>
               <w:t xml:space="preserve">La familia de protocolos y sus clases</w:t>
@@ -470,7 +461,6 @@
           <w:p>
             <w:pPr>
               <w:pStyle w:val="Compact"/>
-              <w:jc w:val="left"/>
             </w:pPr>
             <w:r>
               <w:t xml:space="preserve">Todos</w:t>
@@ -484,9 +474,8 @@
           <w:p>
             <w:pPr>
               <w:pStyle w:val="Compact"/>
-              <w:jc w:val="left"/>
-            </w:pPr>
-            <w:hyperlink r:id="rId24">
+            </w:pPr>
+            <w:hyperlink r:id="rId13">
               <w:r>
                 <w:rPr>
                   <w:rStyle w:val="Hyperlink"/>
@@ -501,7 +490,6 @@
           <w:p>
             <w:pPr>
               <w:pStyle w:val="Compact"/>
-              <w:jc w:val="left"/>
             </w:pPr>
             <w:r>
               <w:t xml:space="preserve">Vecinos, LSDB, SPF: el motor</w:t>
@@ -513,7 +501,6 @@
           <w:p>
             <w:pPr>
               <w:pStyle w:val="Compact"/>
-              <w:jc w:val="left"/>
             </w:pPr>
             <w:r>
               <w:t xml:space="preserve">Clave</w:t>
@@ -527,9 +514,8 @@
           <w:p>
             <w:pPr>
               <w:pStyle w:val="Compact"/>
-              <w:jc w:val="left"/>
-            </w:pPr>
-            <w:hyperlink r:id="rId25">
+            </w:pPr>
+            <w:hyperlink r:id="rId14">
               <w:r>
                 <w:rPr>
                   <w:rStyle w:val="Hyperlink"/>
@@ -544,7 +530,6 @@
           <w:p>
             <w:pPr>
               <w:pStyle w:val="Compact"/>
-              <w:jc w:val="left"/>
             </w:pPr>
             <w:r>
               <w:t xml:space="preserve">Backbone, ABR, ASBR y escalado</w:t>
@@ -556,7 +541,6 @@
           <w:p>
             <w:pPr>
               <w:pStyle w:val="Compact"/>
-              <w:jc w:val="left"/>
             </w:pPr>
             <w:r>
               <w:t xml:space="preserve">Todos</w:t>
@@ -570,9 +554,8 @@
           <w:p>
             <w:pPr>
               <w:pStyle w:val="Compact"/>
-              <w:jc w:val="left"/>
-            </w:pPr>
-            <w:hyperlink r:id="rId26">
+            </w:pPr>
+            <w:hyperlink r:id="rId15">
               <w:r>
                 <w:rPr>
                   <w:rStyle w:val="Hyperlink"/>
@@ -587,7 +570,6 @@
           <w:p>
             <w:pPr>
               <w:pStyle w:val="Compact"/>
-              <w:jc w:val="left"/>
             </w:pPr>
             <w:r>
               <w:t xml:space="preserve">La elección en redes multiacceso</w:t>
@@ -599,7 +581,6 @@
           <w:p>
             <w:pPr>
               <w:pStyle w:val="Compact"/>
-              <w:jc w:val="left"/>
             </w:pPr>
             <w:r>
               <w:t xml:space="preserve">Todos</w:t>
@@ -613,9 +594,8 @@
           <w:p>
             <w:pPr>
               <w:pStyle w:val="Compact"/>
-              <w:jc w:val="left"/>
-            </w:pPr>
-            <w:hyperlink r:id="rId27">
+            </w:pPr>
+            <w:hyperlink r:id="rId16">
               <w:r>
                 <w:rPr>
                   <w:rStyle w:val="Hyperlink"/>
@@ -630,7 +610,6 @@
           <w:p>
             <w:pPr>
               <w:pStyle w:val="Compact"/>
-              <w:jc w:val="left"/>
             </w:pPr>
             <w:r>
               <w:t xml:space="preserve">Cómo se eligen los caminos</w:t>
@@ -642,7 +621,6 @@
           <w:p>
             <w:pPr>
               <w:pStyle w:val="Compact"/>
-              <w:jc w:val="left"/>
             </w:pPr>
             <w:r>
               <w:t xml:space="preserve">Clave</w:t>
@@ -656,9 +634,8 @@
           <w:p>
             <w:pPr>
               <w:pStyle w:val="Compact"/>
-              <w:jc w:val="left"/>
-            </w:pPr>
-            <w:hyperlink r:id="rId28">
+            </w:pPr>
+            <w:hyperlink r:id="rId17">
               <w:r>
                 <w:rPr>
                   <w:rStyle w:val="Hyperlink"/>
@@ -673,7 +650,6 @@
           <w:p>
             <w:pPr>
               <w:pStyle w:val="Compact"/>
-              <w:jc w:val="left"/>
             </w:pPr>
             <w:r>
               <w:rPr>
@@ -703,7 +679,6 @@
           <w:p>
             <w:pPr>
               <w:pStyle w:val="Compact"/>
-              <w:jc w:val="left"/>
             </w:pPr>
             <w:r>
               <w:t xml:space="preserve">Práctico</w:t>
@@ -717,9 +692,8 @@
           <w:p>
             <w:pPr>
               <w:pStyle w:val="Compact"/>
-              <w:jc w:val="left"/>
-            </w:pPr>
-            <w:hyperlink r:id="rId29">
+            </w:pPr>
+            <w:hyperlink r:id="rId18">
               <w:r>
                 <w:rPr>
                   <w:rStyle w:val="Hyperlink"/>
@@ -734,7 +708,6 @@
           <w:p>
             <w:pPr>
               <w:pStyle w:val="Compact"/>
-              <w:jc w:val="left"/>
             </w:pPr>
             <w:r>
               <w:t xml:space="preserve">default-information originate y show</w:t>
@@ -746,7 +719,6 @@
           <w:p>
             <w:pPr>
               <w:pStyle w:val="Compact"/>
-              <w:jc w:val="left"/>
             </w:pPr>
             <w:r>
               <w:t xml:space="preserve">Avanzado</w:t>
@@ -760,9 +732,8 @@
           <w:p>
             <w:pPr>
               <w:pStyle w:val="Compact"/>
-              <w:jc w:val="left"/>
-            </w:pPr>
-            <w:hyperlink r:id="rId30">
+            </w:pPr>
+            <w:hyperlink r:id="rId19">
               <w:r>
                 <w:rPr>
                   <w:rStyle w:val="Hyperlink"/>
@@ -777,7 +748,6 @@
           <w:p>
             <w:pPr>
               <w:pStyle w:val="Compact"/>
-              <w:jc w:val="left"/>
             </w:pPr>
             <w:r>
               <w:t xml:space="preserve">Sé el Router OSPF, Fireside, Laboratorio, Crucigrama…</w:t>
@@ -789,7 +759,6 @@
           <w:p>
             <w:pPr>
               <w:pStyle w:val="Compact"/>
-              <w:jc w:val="left"/>
             </w:pPr>
             <w:r>
               <w:t xml:space="preserve">Todos</w:t>
@@ -829,8 +798,8 @@
         </w:pict>
       </w:r>
     </w:p>
-    <w:bookmarkEnd w:id="31"/>
-    <w:bookmarkStart w:id="32" w:name="boletines-de-la-unidad"/>
+    <w:bookmarkEnd w:id="20"/>
+    <w:bookmarkStart w:id="21" w:name="boletines-de-la-unidad"/>
     <w:p>
       <w:pPr>
         <w:pStyle w:val="Heading2"/>
@@ -880,8 +849,8 @@
         </w:pict>
       </w:r>
     </w:p>
-    <w:bookmarkEnd w:id="32"/>
-    <w:bookmarkStart w:id="33" w:name="criterios-de-evaluación-cubiertos-ra6"/>
+    <w:bookmarkEnd w:id="21"/>
+    <w:bookmarkStart w:id="22" w:name="criterios-de-evaluación-cubiertos-ra6"/>
     <w:p>
       <w:pPr>
         <w:pStyle w:val="Heading2"/>
@@ -906,7 +875,6 @@
       <w:tblPr>
         <w:tblStyle w:val="Table"/>
         <w:tblW w:type="pct" w:w="5000"/>
-        <w:jc w:val="left"/>
         <w:tblLayout w:type="fixed"/>
         <w:tblLook w:firstRow="1" w:lastRow="0" w:firstColumn="0" w:lastColumn="0" w:noHBand="0" w:noVBand="0" w:val="0020"/>
       </w:tblPr>
@@ -924,7 +892,6 @@
           <w:p>
             <w:pPr>
               <w:pStyle w:val="Compact"/>
-              <w:jc w:val="left"/>
             </w:pPr>
             <w:r>
               <w:t xml:space="preserve">CE</w:t>
@@ -936,7 +903,6 @@
           <w:p>
             <w:pPr>
               <w:pStyle w:val="Compact"/>
-              <w:jc w:val="left"/>
             </w:pPr>
             <w:r>
               <w:t xml:space="preserve">Criterio</w:t>
@@ -948,7 +914,6 @@
           <w:p>
             <w:pPr>
               <w:pStyle w:val="Compact"/>
-              <w:jc w:val="left"/>
             </w:pPr>
             <w:r>
               <w:t xml:space="preserve">Dónde se cubre</w:t>
@@ -962,7 +927,6 @@
           <w:p>
             <w:pPr>
               <w:pStyle w:val="Compact"/>
-              <w:jc w:val="left"/>
             </w:pPr>
             <w:r>
               <w:t xml:space="preserve">g)</w:t>
@@ -974,7 +938,6 @@
           <w:p>
             <w:pPr>
               <w:pStyle w:val="Compact"/>
-              <w:jc w:val="left"/>
             </w:pPr>
             <w:r>
               <w:t xml:space="preserve">Se ha habilitado y configurado OSPF en un «router»</w:t>
@@ -986,7 +949,6 @@
           <w:p>
             <w:pPr>
               <w:pStyle w:val="Compact"/>
-              <w:jc w:val="left"/>
             </w:pPr>
             <w:r>
               <w:t xml:space="preserve">✅ Puntos 6-7 + ⚡ Laboratorio (punto 9)</w:t>
@@ -1000,7 +962,6 @@
           <w:p>
             <w:pPr>
               <w:pStyle w:val="Compact"/>
-              <w:jc w:val="left"/>
             </w:pPr>
             <w:r>
               <w:t xml:space="preserve">h)</w:t>
@@ -1012,7 +973,6 @@
           <w:p>
             <w:pPr>
               <w:pStyle w:val="Compact"/>
-              <w:jc w:val="left"/>
             </w:pPr>
             <w:r>
               <w:t xml:space="preserve">Se ha establecido y propagado una ruta por defecto usando OSPF</w:t>
@@ -1024,7 +984,6 @@
           <w:p>
             <w:pPr>
               <w:pStyle w:val="Compact"/>
-              <w:jc w:val="left"/>
             </w:pPr>
             <w:r>
               <w:t xml:space="preserve">✅ Punto 8 + ⚡ Laboratorio (punto 9)</w:t>
@@ -1064,8 +1023,8 @@
         </w:pict>
       </w:r>
     </w:p>
-    <w:bookmarkEnd w:id="33"/>
-    <w:bookmarkStart w:id="37" w:name="por-dónde-empiezo"/>
+    <w:bookmarkEnd w:id="22"/>
+    <w:bookmarkStart w:id="26" w:name="por-dónde-empiezo"/>
     <w:p>
       <w:pPr>
         <w:pStyle w:val="Heading2"/>
@@ -1100,7 +1059,7 @@
       <w:r>
         <w:t xml:space="preserve"> </w:t>
       </w:r>
-      <w:hyperlink r:id="rId34">
+      <w:hyperlink r:id="rId23">
         <w:r>
           <w:rPr>
             <w:rStyle w:val="Hyperlink"/>
@@ -1117,7 +1076,7 @@
       <w:r>
         <w:t xml:space="preserve"> </w:t>
       </w:r>
-      <w:hyperlink r:id="rId35">
+      <w:hyperlink r:id="rId24">
         <w:r>
           <w:rPr>
             <w:rStyle w:val="Hyperlink"/>
@@ -1143,7 +1102,7 @@
       <w:r>
         <w:t xml:space="preserve"> </w:t>
       </w:r>
-      <w:hyperlink r:id="rId28">
+      <w:hyperlink r:id="rId17">
         <w:r>
           <w:rPr>
             <w:rStyle w:val="Hyperlink"/>
@@ -1160,7 +1119,7 @@
       <w:r>
         <w:t xml:space="preserve"> </w:t>
       </w:r>
-      <w:hyperlink r:id="rId29">
+      <w:hyperlink r:id="rId18">
         <w:r>
           <w:rPr>
             <w:rStyle w:val="Hyperlink"/>
@@ -1186,7 +1145,7 @@
       <w:r>
         <w:t xml:space="preserve"> </w:t>
       </w:r>
-      <w:hyperlink r:id="rId22">
+      <w:hyperlink r:id="rId11">
         <w:r>
           <w:rPr>
             <w:rStyle w:val="Hyperlink"/>
@@ -1211,7 +1170,7 @@
         </w:rPr>
         <w:t xml:space="preserve"> </w:t>
       </w:r>
-      <w:hyperlink r:id="rId36">
+      <w:hyperlink r:id="rId25">
         <w:r>
           <w:rPr>
             <w:rStyle w:val="Hyperlink"/>
@@ -1229,9 +1188,9 @@
         <w:t xml:space="preserve">.</w:t>
       </w:r>
     </w:p>
-    <w:bookmarkEnd w:id="37"/>
-    <w:bookmarkEnd w:id="38"/>
-    <w:bookmarkStart w:id="48" w:name="de-estático-a-dinámico"/>
+    <w:bookmarkEnd w:id="26"/>
+    <w:bookmarkEnd w:id="27"/>
+    <w:bookmarkStart w:id="37" w:name="de-estático-a-dinámico"/>
     <w:p>
       <w:pPr>
         <w:pStyle w:val="Heading1"/>
@@ -1295,7 +1254,7 @@
         </w:pict>
       </w:r>
     </w:p>
-    <w:bookmarkStart w:id="39" w:name="la-idea-en-una-frase"/>
+    <w:bookmarkStart w:id="28" w:name="la-idea-en-una-frase"/>
     <w:p>
       <w:pPr>
         <w:pStyle w:val="Heading2"/>
@@ -1354,7 +1313,7 @@
       <w:r>
         <w:t xml:space="preserve"> </w:t>
       </w:r>
-      <w:hyperlink r:id="rId20">
+      <w:hyperlink r:id="rId9">
         <w:r>
           <w:rPr>
             <w:rStyle w:val="Hyperlink"/>
@@ -1391,8 +1350,8 @@
         </w:pict>
       </w:r>
     </w:p>
-    <w:bookmarkEnd w:id="39"/>
-    <w:bookmarkStart w:id="40" w:name="estático-vs-dinámico-el-duelo"/>
+    <w:bookmarkEnd w:id="28"/>
+    <w:bookmarkStart w:id="29" w:name="estático-vs-dinámico-el-duelo"/>
     <w:p>
       <w:pPr>
         <w:pStyle w:val="Heading2"/>
@@ -1405,7 +1364,6 @@
       <w:tblPr>
         <w:tblStyle w:val="Table"/>
         <w:tblW w:type="pct" w:w="5000"/>
-        <w:jc w:val="left"/>
         <w:tblLayout w:type="fixed"/>
         <w:tblLook w:firstRow="1" w:lastRow="0" w:firstColumn="0" w:lastColumn="0" w:noHBand="0" w:noVBand="0" w:val="0020"/>
       </w:tblPr>
@@ -1423,7 +1381,6 @@
           <w:p>
             <w:pPr>
               <w:pStyle w:val="Compact"/>
-              <w:jc w:val="left"/>
             </w:pPr>
             <w:r>
               <w:t xml:space="preserve">Aspecto</w:t>
@@ -1435,7 +1392,6 @@
           <w:p>
             <w:pPr>
               <w:pStyle w:val="Compact"/>
-              <w:jc w:val="left"/>
             </w:pPr>
             <w:r>
               <w:t xml:space="preserve">Estático</w:t>
@@ -1447,7 +1403,6 @@
           <w:p>
             <w:pPr>
               <w:pStyle w:val="Compact"/>
-              <w:jc w:val="left"/>
             </w:pPr>
             <w:r>
               <w:t xml:space="preserve">Dinámico</w:t>
@@ -1461,7 +1416,6 @@
           <w:p>
             <w:pPr>
               <w:pStyle w:val="Compact"/>
-              <w:jc w:val="left"/>
             </w:pPr>
             <w:r>
               <w:t xml:space="preserve">Quién escribe la ruta</w:t>
@@ -1473,7 +1427,6 @@
           <w:p>
             <w:pPr>
               <w:pStyle w:val="Compact"/>
-              <w:jc w:val="left"/>
             </w:pPr>
             <w:r>
               <w:t xml:space="preserve">El administrador, a mano</w:t>
@@ -1485,7 +1438,6 @@
           <w:p>
             <w:pPr>
               <w:pStyle w:val="Compact"/>
-              <w:jc w:val="left"/>
             </w:pPr>
             <w:r>
               <w:t xml:space="preserve">El propio router, por sí solo</w:t>
@@ -1499,7 +1451,6 @@
           <w:p>
             <w:pPr>
               <w:pStyle w:val="Compact"/>
-              <w:jc w:val="left"/>
             </w:pPr>
             <w:r>
               <w:t xml:space="preserve">Conocimiento de la red</w:t>
@@ -1511,7 +1462,6 @@
           <w:p>
             <w:pPr>
               <w:pStyle w:val="Compact"/>
-              <w:jc w:val="left"/>
             </w:pPr>
             <w:r>
               <w:t xml:space="preserve">Solo lo que tú declares</w:t>
@@ -1523,7 +1473,6 @@
           <w:p>
             <w:pPr>
               <w:pStyle w:val="Compact"/>
-              <w:jc w:val="left"/>
             </w:pPr>
             <w:r>
               <w:t xml:space="preserve">La topología completa</w:t>
@@ -1537,7 +1486,6 @@
           <w:p>
             <w:pPr>
               <w:pStyle w:val="Compact"/>
-              <w:jc w:val="left"/>
             </w:pPr>
             <w:r>
               <w:t xml:space="preserve">Reacción a caídas</w:t>
@@ -1549,7 +1497,6 @@
           <w:p>
             <w:pPr>
               <w:pStyle w:val="Compact"/>
-              <w:jc w:val="left"/>
             </w:pPr>
             <w:r>
               <w:t xml:space="preserve">Ninguna (hasta que intervienes)</w:t>
@@ -1561,7 +1508,6 @@
           <w:p>
             <w:pPr>
               <w:pStyle w:val="Compact"/>
-              <w:jc w:val="left"/>
             </w:pPr>
             <w:r>
               <w:t xml:space="preserve">Automática y en segundos</w:t>
@@ -1575,7 +1521,6 @@
           <w:p>
             <w:pPr>
               <w:pStyle w:val="Compact"/>
-              <w:jc w:val="left"/>
             </w:pPr>
             <w:r>
               <w:t xml:space="preserve">Escalabilidad</w:t>
@@ -1587,7 +1532,6 @@
           <w:p>
             <w:pPr>
               <w:pStyle w:val="Compact"/>
-              <w:jc w:val="left"/>
             </w:pPr>
             <w:r>
               <w:t xml:space="preserve">Redes pequeñas (2-5 routers)</w:t>
@@ -1599,7 +1543,6 @@
           <w:p>
             <w:pPr>
               <w:pStyle w:val="Compact"/>
-              <w:jc w:val="left"/>
             </w:pPr>
             <w:r>
               <w:t xml:space="preserve">Redes grandes (decenas o miles)</w:t>
@@ -1613,7 +1556,6 @@
           <w:p>
             <w:pPr>
               <w:pStyle w:val="Compact"/>
-              <w:jc w:val="left"/>
             </w:pPr>
             <w:r>
               <w:t xml:space="preserve">Seguridad</w:t>
@@ -1625,7 +1567,6 @@
           <w:p>
             <w:pPr>
               <w:pStyle w:val="Compact"/>
-              <w:jc w:val="left"/>
             </w:pPr>
             <w:r>
               <w:t xml:space="preserve">Muy predecible (tú mandas)</w:t>
@@ -1637,7 +1578,6 @@
           <w:p>
             <w:pPr>
               <w:pStyle w:val="Compact"/>
-              <w:jc w:val="left"/>
             </w:pPr>
             <w:r>
               <w:t xml:space="preserve">Menos predecible (el protocolo decide)</w:t>
@@ -1651,7 +1591,6 @@
           <w:p>
             <w:pPr>
               <w:pStyle w:val="Compact"/>
-              <w:jc w:val="left"/>
             </w:pPr>
             <w:r>
               <w:t xml:space="preserve">Consumo de recursos</w:t>
@@ -1663,7 +1602,6 @@
           <w:p>
             <w:pPr>
               <w:pStyle w:val="Compact"/>
-              <w:jc w:val="left"/>
             </w:pPr>
             <w:r>
               <w:t xml:space="preserve">Cero</w:t>
@@ -1675,7 +1613,6 @@
           <w:p>
             <w:pPr>
               <w:pStyle w:val="Compact"/>
-              <w:jc w:val="left"/>
             </w:pPr>
             <w:r>
               <w:t xml:space="preserve">CPU, memoria y ancho de banda (poco)</w:t>
@@ -1689,7 +1626,6 @@
           <w:p>
             <w:pPr>
               <w:pStyle w:val="Compact"/>
-              <w:jc w:val="left"/>
             </w:pPr>
             <w:r>
               <w:t xml:space="preserve">Error humano</w:t>
@@ -1701,7 +1637,6 @@
           <w:p>
             <w:pPr>
               <w:pStyle w:val="Compact"/>
-              <w:jc w:val="left"/>
             </w:pPr>
             <w:r>
               <w:t xml:space="preserve">Alto (rutas mal escritas)</w:t>
@@ -1713,7 +1648,6 @@
           <w:p>
             <w:pPr>
               <w:pStyle w:val="Compact"/>
-              <w:jc w:val="left"/>
             </w:pPr>
             <w:r>
               <w:t xml:space="preserve">Bajo (la red se autoaprende)</w:t>
@@ -1743,13 +1677,7 @@
         <w:t xml:space="preserve"> </w:t>
       </w:r>
       <w:r>
-        <w:t xml:space="preserve">“</w:t>
-      </w:r>
-      <w:r>
-        <w:t xml:space="preserve">recalcular</w:t>
-      </w:r>
-      <w:r>
-        <w:t xml:space="preserve">”</w:t>
+        <w:t xml:space="preserve">“recalcular”</w:t>
       </w:r>
       <w:r>
         <w:t xml:space="preserve">: detecta el atasco y te reencamina al momento. Precisamente esa</w:t>
@@ -1758,13 +1686,7 @@
         <w:t xml:space="preserve"> </w:t>
       </w:r>
       <w:r>
-        <w:t xml:space="preserve">“</w:t>
-      </w:r>
-      <w:r>
-        <w:t xml:space="preserve">recalculación</w:t>
-      </w:r>
-      <w:r>
-        <w:t xml:space="preserve">”</w:t>
+        <w:t xml:space="preserve">“recalculación”</w:t>
       </w:r>
       <w:r>
         <w:t xml:space="preserve"> </w:t>
@@ -1788,7 +1710,7 @@
       <w:r>
         <w:t xml:space="preserve"> </w:t>
       </w:r>
-      <w:hyperlink r:id="rId23">
+      <w:hyperlink r:id="rId12">
         <w:r>
           <w:rPr>
             <w:rStyle w:val="Hyperlink"/>
@@ -1807,8 +1729,8 @@
         </w:pict>
       </w:r>
     </w:p>
-    <w:bookmarkEnd w:id="40"/>
-    <w:bookmarkStart w:id="41" w:name="tres-ventajas-del-routing-dinámico"/>
+    <w:bookmarkEnd w:id="29"/>
+    <w:bookmarkStart w:id="30" w:name="tres-ventajas-del-routing-dinámico"/>
     <w:p>
       <w:pPr>
         <w:pStyle w:val="Heading2"/>
@@ -1922,13 +1844,7 @@
         <w:t xml:space="preserve"> </w:t>
       </w:r>
       <w:r>
-        <w:t xml:space="preserve">“</w:t>
-      </w:r>
-      <w:r>
-        <w:t xml:space="preserve">ruta de emergencia</w:t>
-      </w:r>
-      <w:r>
-        <w:t xml:space="preserve">”</w:t>
+        <w:t xml:space="preserve">“ruta de emergencia”</w:t>
       </w:r>
       <w:r>
         <w:t xml:space="preserve"> </w:t>
@@ -1953,8 +1869,8 @@
         </w:pict>
       </w:r>
     </w:p>
-    <w:bookmarkEnd w:id="41"/>
-    <w:bookmarkStart w:id="42" w:name="el-punto-de-inflexión-cuándo-cambias"/>
+    <w:bookmarkEnd w:id="30"/>
+    <w:bookmarkStart w:id="31" w:name="el-punto-de-inflexión-cuándo-cambias"/>
     <w:p>
       <w:pPr>
         <w:pStyle w:val="Heading2"/>
@@ -2025,7 +1941,6 @@
       <w:tblPr>
         <w:tblStyle w:val="Table"/>
         <w:tblW w:type="pct" w:w="5000"/>
-        <w:jc w:val="left"/>
         <w:tblLayout w:type="fixed"/>
         <w:tblLook w:firstRow="1" w:lastRow="0" w:firstColumn="0" w:lastColumn="0" w:noHBand="0" w:noVBand="0" w:val="0020"/>
       </w:tblPr>
@@ -2044,7 +1959,6 @@
           <w:p>
             <w:pPr>
               <w:pStyle w:val="Compact"/>
-              <w:jc w:val="left"/>
             </w:pPr>
             <w:r>
               <w:t xml:space="preserve">Red</w:t>
@@ -2056,7 +1970,6 @@
           <w:p>
             <w:pPr>
               <w:pStyle w:val="Compact"/>
-              <w:jc w:val="left"/>
             </w:pPr>
             <w:r>
               <w:t xml:space="preserve">Routers</w:t>
@@ -2068,7 +1981,6 @@
           <w:p>
             <w:pPr>
               <w:pStyle w:val="Compact"/>
-              <w:jc w:val="left"/>
             </w:pPr>
             <w:r>
               <w:t xml:space="preserve">Estático</w:t>
@@ -2080,7 +1992,6 @@
           <w:p>
             <w:pPr>
               <w:pStyle w:val="Compact"/>
-              <w:jc w:val="left"/>
             </w:pPr>
             <w:r>
               <w:t xml:space="preserve">Dinámico</w:t>
@@ -2094,7 +2005,6 @@
           <w:p>
             <w:pPr>
               <w:pStyle w:val="Compact"/>
-              <w:jc w:val="left"/>
             </w:pPr>
             <w:r>
               <w:t xml:space="preserve">Casa / oficina pequeña</w:t>
@@ -2106,7 +2016,6 @@
           <w:p>
             <w:pPr>
               <w:pStyle w:val="Compact"/>
-              <w:jc w:val="left"/>
             </w:pPr>
             <w:r>
               <w:t xml:space="preserve">1-2</w:t>
@@ -2118,7 +2027,6 @@
           <w:p>
             <w:pPr>
               <w:pStyle w:val="Compact"/>
-              <w:jc w:val="left"/>
             </w:pPr>
             <w:r>
               <w:t xml:space="preserve">✔ Ideal (cero líneas de sobra)</w:t>
@@ -2130,7 +2038,6 @@
           <w:p>
             <w:pPr>
               <w:pStyle w:val="Compact"/>
-              <w:jc w:val="left"/>
             </w:pPr>
             <w:r>
               <w:t xml:space="preserve">Innecesario</w:t>
@@ -2144,7 +2051,6 @@
           <w:p>
             <w:pPr>
               <w:pStyle w:val="Compact"/>
-              <w:jc w:val="left"/>
             </w:pPr>
             <w:r>
               <w:t xml:space="preserve">Instituto / PYME</w:t>
@@ -2156,7 +2062,6 @@
           <w:p>
             <w:pPr>
               <w:pStyle w:val="Compact"/>
-              <w:jc w:val="left"/>
             </w:pPr>
             <w:r>
               <w:t xml:space="preserve">3-10</w:t>
@@ -2168,7 +2073,6 @@
           <w:p>
             <w:pPr>
               <w:pStyle w:val="Compact"/>
-              <w:jc w:val="left"/>
             </w:pPr>
             <w:r>
               <w:t xml:space="preserve">Sufrible, pero cada cambio es faena</w:t>
@@ -2180,7 +2084,6 @@
           <w:p>
             <w:pPr>
               <w:pStyle w:val="Compact"/>
-              <w:jc w:val="left"/>
             </w:pPr>
             <w:r>
               <w:t xml:space="preserve">✔ Empieza a merecer la pena</w:t>
@@ -2194,7 +2097,6 @@
           <w:p>
             <w:pPr>
               <w:pStyle w:val="Compact"/>
-              <w:jc w:val="left"/>
             </w:pPr>
             <w:r>
               <w:t xml:space="preserve">Empresa media</w:t>
@@ -2206,7 +2108,6 @@
           <w:p>
             <w:pPr>
               <w:pStyle w:val="Compact"/>
-              <w:jc w:val="left"/>
             </w:pPr>
             <w:r>
               <w:t xml:space="preserve">10-50</w:t>
@@ -2218,7 +2119,6 @@
           <w:p>
             <w:pPr>
               <w:pStyle w:val="Compact"/>
-              <w:jc w:val="left"/>
             </w:pPr>
             <w:r>
               <w:t xml:space="preserve">❌ Imposible de mantener</w:t>
@@ -2230,7 +2130,6 @@
           <w:p>
             <w:pPr>
               <w:pStyle w:val="Compact"/>
-              <w:jc w:val="left"/>
             </w:pPr>
             <w:r>
               <w:t xml:space="preserve">✔ Imprescindible</w:t>
@@ -2244,7 +2143,6 @@
           <w:p>
             <w:pPr>
               <w:pStyle w:val="Compact"/>
-              <w:jc w:val="left"/>
             </w:pPr>
             <w:r>
               <w:t xml:space="preserve">Operador / ISP</w:t>
@@ -2256,7 +2154,6 @@
           <w:p>
             <w:pPr>
               <w:pStyle w:val="Compact"/>
-              <w:jc w:val="left"/>
             </w:pPr>
             <w:r>
               <w:t xml:space="preserve">cientos</w:t>
@@ -2268,7 +2165,6 @@
           <w:p>
             <w:pPr>
               <w:pStyle w:val="Compact"/>
-              <w:jc w:val="left"/>
             </w:pPr>
             <w:r>
               <w:t xml:space="preserve">❌ Inviable</w:t>
@@ -2280,7 +2176,6 @@
           <w:p>
             <w:pPr>
               <w:pStyle w:val="Compact"/>
-              <w:jc w:val="left"/>
             </w:pPr>
             <w:r>
               <w:t xml:space="preserve">✔ OSPF + BGP</w:t>
@@ -2312,21 +2207,7 @@
           <w:b/>
           <w:bCs/>
         </w:rPr>
-        <w:t xml:space="preserve">“</w:t>
-      </w:r>
-      <w:r>
-        <w:rPr>
-          <w:b/>
-          <w:bCs/>
-        </w:rPr>
-        <w:t xml:space="preserve">salto</w:t>
-      </w:r>
-      <w:r>
-        <w:rPr>
-          <w:b/>
-          <w:bCs/>
-        </w:rPr>
-        <w:t xml:space="preserve">”</w:t>
+        <w:t xml:space="preserve">“salto”</w:t>
       </w:r>
       <w:r>
         <w:rPr>
@@ -2356,8 +2237,8 @@
         </w:pict>
       </w:r>
     </w:p>
-    <w:bookmarkEnd w:id="42"/>
-    <w:bookmarkStart w:id="43" w:name="el-estático-también-tiene-trucos"/>
+    <w:bookmarkEnd w:id="31"/>
+    <w:bookmarkStart w:id="32" w:name="el-estático-también-tiene-trucos"/>
     <w:p>
       <w:pPr>
         <w:pStyle w:val="Heading2"/>
@@ -2487,7 +2368,7 @@
       <w:r>
         <w:t xml:space="preserve"> </w:t>
       </w:r>
-      <w:hyperlink r:id="rId29">
+      <w:hyperlink r:id="rId18">
         <w:r>
           <w:rPr>
             <w:rStyle w:val="Hyperlink"/>
@@ -2542,8 +2423,8 @@
         </w:pict>
       </w:r>
     </w:p>
-    <w:bookmarkEnd w:id="43"/>
-    <w:bookmarkStart w:id="44" w:name="mini-chequeo"/>
+    <w:bookmarkEnd w:id="32"/>
+    <w:bookmarkStart w:id="33" w:name="mini-chequeo"/>
     <w:p>
       <w:pPr>
         <w:pStyle w:val="Heading2"/>
@@ -2595,13 +2476,7 @@
         <w:t xml:space="preserve"> </w:t>
       </w:r>
       <w:r>
-        <w:t xml:space="preserve">“</w:t>
-      </w:r>
-      <w:r>
-        <w:t xml:space="preserve">converja</w:t>
-      </w:r>
-      <w:r>
-        <w:t xml:space="preserve">”</w:t>
+        <w:t xml:space="preserve">“converja”</w:t>
       </w:r>
       <w:r>
         <w:t xml:space="preserve">?</w:t>
@@ -2738,8 +2613,8 @@
         </w:pict>
       </w:r>
     </w:p>
-    <w:bookmarkEnd w:id="44"/>
-    <w:bookmarkStart w:id="45" w:name="resumen-en-3-frases"/>
+    <w:bookmarkEnd w:id="33"/>
+    <w:bookmarkStart w:id="34" w:name="resumen-en-3-frases"/>
     <w:p>
       <w:pPr>
         <w:pStyle w:val="Heading2"/>
@@ -2803,13 +2678,7 @@
         <w:t xml:space="preserve"> </w:t>
       </w:r>
       <w:r>
-        <w:t xml:space="preserve">“</w:t>
-      </w:r>
-      <w:r>
-        <w:t xml:space="preserve">se pone de acuerdo</w:t>
-      </w:r>
-      <w:r>
-        <w:t xml:space="preserve">”</w:t>
+        <w:t xml:space="preserve">“se pone de acuerdo”</w:t>
       </w:r>
       <w:r>
         <w:t xml:space="preserve"> </w:t>
@@ -2818,8 +2687,8 @@
         <w:t xml:space="preserve">tras un cambio, y es la métrica que separa a los buenos protocolos de los malos.</w:t>
       </w:r>
     </w:p>
-    <w:bookmarkEnd w:id="45"/>
-    <w:bookmarkStart w:id="47" w:name="vocabulario-rápido"/>
+    <w:bookmarkEnd w:id="34"/>
+    <w:bookmarkStart w:id="36" w:name="vocabulario-rápido"/>
     <w:p>
       <w:pPr>
         <w:pStyle w:val="Heading2"/>
@@ -2832,7 +2701,6 @@
       <w:tblPr>
         <w:tblStyle w:val="Table"/>
         <w:tblW w:type="pct" w:w="5000"/>
-        <w:jc w:val="left"/>
         <w:tblLayout w:type="fixed"/>
         <w:tblLook w:firstRow="1" w:lastRow="0" w:firstColumn="0" w:lastColumn="0" w:noHBand="0" w:noVBand="0" w:val="0020"/>
       </w:tblPr>
@@ -2849,7 +2717,6 @@
           <w:p>
             <w:pPr>
               <w:pStyle w:val="Compact"/>
-              <w:jc w:val="left"/>
             </w:pPr>
             <w:r>
               <w:t xml:space="preserve">Término</w:t>
@@ -2861,7 +2728,6 @@
           <w:p>
             <w:pPr>
               <w:pStyle w:val="Compact"/>
-              <w:jc w:val="left"/>
             </w:pPr>
             <w:r>
               <w:t xml:space="preserve">Idea general</w:t>
@@ -2875,7 +2741,6 @@
           <w:p>
             <w:pPr>
               <w:pStyle w:val="Compact"/>
-              <w:jc w:val="left"/>
             </w:pPr>
             <w:r>
               <w:t xml:space="preserve">Ruta estática</w:t>
@@ -2887,7 +2752,6 @@
           <w:p>
             <w:pPr>
               <w:pStyle w:val="Compact"/>
-              <w:jc w:val="left"/>
             </w:pPr>
             <w:r>
               <w:t xml:space="preserve">Ruta escrita a mano con</w:t>
@@ -2910,7 +2774,6 @@
           <w:p>
             <w:pPr>
               <w:pStyle w:val="Compact"/>
-              <w:jc w:val="left"/>
             </w:pPr>
             <w:r>
               <w:t xml:space="preserve">Ruta dinámica</w:t>
@@ -2922,7 +2785,6 @@
           <w:p>
             <w:pPr>
               <w:pStyle w:val="Compact"/>
-              <w:jc w:val="left"/>
             </w:pPr>
             <w:r>
               <w:t xml:space="preserve">Ruta aprendida por un protocolo de routing</w:t>
@@ -2936,7 +2798,6 @@
           <w:p>
             <w:pPr>
               <w:pStyle w:val="Compact"/>
-              <w:jc w:val="left"/>
             </w:pPr>
             <w:r>
               <w:t xml:space="preserve">Convergencia</w:t>
@@ -2948,7 +2809,6 @@
           <w:p>
             <w:pPr>
               <w:pStyle w:val="Compact"/>
-              <w:jc w:val="left"/>
             </w:pPr>
             <w:r>
               <w:t xml:space="preserve">Estado estable tras un cambio en la red</w:t>
@@ -2962,7 +2822,6 @@
           <w:p>
             <w:pPr>
               <w:pStyle w:val="Compact"/>
-              <w:jc w:val="left"/>
             </w:pPr>
             <w:r>
               <w:t xml:space="preserve">Enlace stub</w:t>
@@ -2974,7 +2833,6 @@
           <w:p>
             <w:pPr>
               <w:pStyle w:val="Compact"/>
-              <w:jc w:val="left"/>
             </w:pPr>
             <w:r>
               <w:t xml:space="preserve">Enlace con una única salida (solo un camino posible)</w:t>
@@ -2988,7 +2846,6 @@
           <w:p>
             <w:pPr>
               <w:pStyle w:val="Compact"/>
-              <w:jc w:val="left"/>
             </w:pPr>
             <w:r>
               <w:t xml:space="preserve">Floating static</w:t>
@@ -3000,7 +2857,6 @@
           <w:p>
             <w:pPr>
               <w:pStyle w:val="Compact"/>
-              <w:jc w:val="left"/>
             </w:pPr>
             <w:r>
               <w:t xml:space="preserve">Ruta estática de respaldo, activa solo si falla la principal</w:t>
@@ -3026,7 +2882,7 @@
       <w:r>
         <w:t xml:space="preserve"> </w:t>
       </w:r>
-      <w:hyperlink r:id="rId46">
+      <w:hyperlink r:id="rId35">
         <w:r>
           <w:rPr>
             <w:rStyle w:val="Hyperlink"/>
@@ -3053,7 +2909,7 @@
       <w:r>
         <w:t xml:space="preserve"> </w:t>
       </w:r>
-      <w:hyperlink r:id="rId46">
+      <w:hyperlink r:id="rId35">
         <w:r>
           <w:rPr>
             <w:rStyle w:val="Hyperlink"/>
@@ -3080,7 +2936,7 @@
       <w:r>
         <w:t xml:space="preserve"> </w:t>
       </w:r>
-      <w:hyperlink r:id="rId23">
+      <w:hyperlink r:id="rId12">
         <w:r>
           <w:rPr>
             <w:rStyle w:val="Hyperlink"/>
@@ -3089,9 +2945,9 @@
         </w:r>
       </w:hyperlink>
     </w:p>
-    <w:bookmarkEnd w:id="47"/>
-    <w:bookmarkEnd w:id="48"/>
-    <w:bookmarkStart w:id="59" w:name="igp-vs-egp-y-rip-vs-ospf"/>
+    <w:bookmarkEnd w:id="36"/>
+    <w:bookmarkEnd w:id="37"/>
+    <w:bookmarkStart w:id="48" w:name="igp-vs-egp-y-rip-vs-ospf"/>
     <w:p>
       <w:pPr>
         <w:pStyle w:val="Heading1"/>
@@ -3155,7 +3011,7 @@
         </w:pict>
       </w:r>
     </w:p>
-    <w:bookmarkStart w:id="49" w:name="la-idea-en-una-frase-1"/>
+    <w:bookmarkStart w:id="38" w:name="la-idea-en-una-frase-1"/>
     <w:p>
       <w:pPr>
         <w:pStyle w:val="Heading2"/>
@@ -3264,8 +3120,8 @@
         </w:pict>
       </w:r>
     </w:p>
-    <w:bookmarkEnd w:id="49"/>
-    <w:bookmarkStart w:id="53" w:name="el-sistema-autónomo-as"/>
+    <w:bookmarkEnd w:id="38"/>
+    <w:bookmarkStart w:id="42" w:name="el-sistema-autónomo-as"/>
     <w:p>
       <w:pPr>
         <w:pStyle w:val="Heading2"/>
@@ -3320,12 +3176,12 @@
           <wp:inline>
             <wp:extent cx="5334000" cy="2069224"/>
             <wp:effectExtent b="0" l="0" r="0" t="0"/>
-            <wp:docPr descr="Dos sistemas autónomos: IGP dentro de cada AS y EGP (BGP) entre AS" title="" id="51" name="Picture"/>
+            <wp:docPr descr="Dos sistemas autónomos: IGP dentro de cada AS y EGP (BGP) entre AS" title="" id="40" name="Picture"/>
             <a:graphic>
               <a:graphicData uri="http://schemas.openxmlformats.org/drawingml/2006/picture">
                 <pic:pic>
                   <pic:nvPicPr>
-                    <pic:cNvPr descr="public/diagrams/u09-igp-egp.svg" id="52" name="Picture"/>
+                    <pic:cNvPr descr="public/diagrams/u09-igp-egp.svg" id="41" name="Picture"/>
                     <pic:cNvPicPr>
                       <a:picLocks noChangeArrowheads="1" noChangeAspect="1"/>
                     </pic:cNvPicPr>
@@ -3337,7 +3193,7 @@
                           <a14:useLocalDpi xmlns:a14="http://schemas.microsoft.com/office/drawing/2010/main" val="0"/>
                         </a:ext>
                         <a:ext uri="{96DAC541-7B7A-43D3-8B79-37D633B846F1}">
-                          <asvg:svgBlip xmlns:asvg="http://schemas.microsoft.com/office/drawing/2016/SVG/main" r:embed="rId50"/>
+                          <asvg:svgBlip xmlns:asvg="http://schemas.microsoft.com/office/drawing/2016/SVG/main" r:embed="rId39"/>
                         </a:ext>
                       </a:extLst>
                     </a:blip>
@@ -3448,13 +3304,7 @@
         <w:t xml:space="preserve"> </w:t>
       </w:r>
       <w:r>
-        <w:t xml:space="preserve">“</w:t>
-      </w:r>
-      <w:r>
-        <w:t xml:space="preserve">los otros</w:t>
-      </w:r>
-      <w:r>
-        <w:t xml:space="preserve">”</w:t>
+        <w:t xml:space="preserve">“los otros”</w:t>
       </w:r>
       <w:r>
         <w:t xml:space="preserve">. El único EGP relevante es</w:t>
@@ -3477,7 +3327,6 @@
       <w:tblPr>
         <w:tblStyle w:val="Table"/>
         <w:tblW w:type="pct" w:w="5000"/>
-        <w:jc w:val="left"/>
         <w:tblLayout w:type="fixed"/>
         <w:tblLook w:firstRow="1" w:lastRow="0" w:firstColumn="0" w:lastColumn="0" w:noHBand="0" w:noVBand="0" w:val="0020"/>
       </w:tblPr>
@@ -3495,7 +3344,6 @@
           <w:p>
             <w:pPr>
               <w:pStyle w:val="Compact"/>
-              <w:jc w:val="left"/>
             </w:pPr>
             <w:r>
               <w:t xml:space="preserve">Tipo</w:t>
@@ -3507,7 +3355,6 @@
           <w:p>
             <w:pPr>
               <w:pStyle w:val="Compact"/>
-              <w:jc w:val="left"/>
             </w:pPr>
             <w:r>
               <w:t xml:space="preserve">Ámbito</w:t>
@@ -3519,7 +3366,6 @@
           <w:p>
             <w:pPr>
               <w:pStyle w:val="Compact"/>
-              <w:jc w:val="left"/>
             </w:pPr>
             <w:r>
               <w:t xml:space="preserve">Ejemplos</w:t>
@@ -3533,7 +3379,6 @@
           <w:p>
             <w:pPr>
               <w:pStyle w:val="Compact"/>
-              <w:jc w:val="left"/>
             </w:pPr>
             <w:r>
               <w:rPr>
@@ -3555,7 +3400,6 @@
           <w:p>
             <w:pPr>
               <w:pStyle w:val="Compact"/>
-              <w:jc w:val="left"/>
             </w:pPr>
             <w:r>
               <w:t xml:space="preserve">Dentro de un AS</w:t>
@@ -3567,7 +3411,6 @@
           <w:p>
             <w:pPr>
               <w:pStyle w:val="Compact"/>
-              <w:jc w:val="left"/>
             </w:pPr>
             <w:r>
               <w:t xml:space="preserve">OSPF, RIP, EIGRP</w:t>
@@ -3581,7 +3424,6 @@
           <w:p>
             <w:pPr>
               <w:pStyle w:val="Compact"/>
-              <w:jc w:val="left"/>
             </w:pPr>
             <w:r>
               <w:rPr>
@@ -3603,7 +3445,6 @@
           <w:p>
             <w:pPr>
               <w:pStyle w:val="Compact"/>
-              <w:jc w:val="left"/>
             </w:pPr>
             <w:r>
               <w:t xml:space="preserve">Entre AS distintos</w:t>
@@ -3615,7 +3456,6 @@
           <w:p>
             <w:pPr>
               <w:pStyle w:val="Compact"/>
-              <w:jc w:val="left"/>
             </w:pPr>
             <w:r>
               <w:rPr>
@@ -3661,13 +3501,7 @@
         <w:t xml:space="preserve"> </w:t>
       </w:r>
       <w:r>
-        <w:t xml:space="preserve">“</w:t>
-      </w:r>
-      <w:r>
-        <w:t xml:space="preserve">la ruta más corta y barata</w:t>
-      </w:r>
-      <w:r>
-        <w:t xml:space="preserve">”</w:t>
+        <w:t xml:space="preserve">“la ruta más corta y barata”</w:t>
       </w:r>
       <w:r>
         <w:t xml:space="preserve"> </w:t>
@@ -3679,13 +3513,7 @@
         <w:t xml:space="preserve"> </w:t>
       </w:r>
       <w:r>
-        <w:t xml:space="preserve">“</w:t>
-      </w:r>
-      <w:r>
-        <w:t xml:space="preserve">la política</w:t>
-      </w:r>
-      <w:r>
-        <w:t xml:space="preserve">”</w:t>
+        <w:t xml:space="preserve">“la política”</w:t>
       </w:r>
       <w:r>
         <w:t xml:space="preserve"> </w:t>
@@ -3701,8 +3529,8 @@
         </w:pict>
       </w:r>
     </w:p>
-    <w:bookmarkEnd w:id="53"/>
-    <w:bookmarkStart w:id="54" w:name="rip-vs-ospf-vs-eigrp-la-comparativa"/>
+    <w:bookmarkEnd w:id="42"/>
+    <w:bookmarkStart w:id="43" w:name="rip-vs-ospf-vs-eigrp-la-comparativa"/>
     <w:p>
       <w:pPr>
         <w:pStyle w:val="Heading2"/>
@@ -3755,7 +3583,6 @@
       <w:tblPr>
         <w:tblStyle w:val="Table"/>
         <w:tblW w:type="pct" w:w="5000"/>
-        <w:jc w:val="left"/>
         <w:tblLayout w:type="fixed"/>
         <w:tblLook w:firstRow="1" w:lastRow="0" w:firstColumn="0" w:lastColumn="0" w:noHBand="0" w:noVBand="0" w:val="0020"/>
       </w:tblPr>
@@ -3774,7 +3601,6 @@
           <w:p>
             <w:pPr>
               <w:pStyle w:val="Compact"/>
-              <w:jc w:val="left"/>
             </w:pPr>
             <w:r>
               <w:t xml:space="preserve">Característica</w:t>
@@ -3786,7 +3612,6 @@
           <w:p>
             <w:pPr>
               <w:pStyle w:val="Compact"/>
-              <w:jc w:val="left"/>
             </w:pPr>
             <w:r>
               <w:t xml:space="preserve">RIP</w:t>
@@ -3798,7 +3623,6 @@
           <w:p>
             <w:pPr>
               <w:pStyle w:val="Compact"/>
-              <w:jc w:val="left"/>
             </w:pPr>
             <w:r>
               <w:t xml:space="preserve">OSPF</w:t>
@@ -3810,7 +3634,6 @@
           <w:p>
             <w:pPr>
               <w:pStyle w:val="Compact"/>
-              <w:jc w:val="left"/>
             </w:pPr>
             <w:r>
               <w:t xml:space="preserve">EIGRP (Cisco)</w:t>
@@ -3824,7 +3647,6 @@
           <w:p>
             <w:pPr>
               <w:pStyle w:val="Compact"/>
-              <w:jc w:val="left"/>
             </w:pPr>
             <w:r>
               <w:t xml:space="preserve">Tipo</w:t>
@@ -3836,7 +3658,6 @@
           <w:p>
             <w:pPr>
               <w:pStyle w:val="Compact"/>
-              <w:jc w:val="left"/>
             </w:pPr>
             <w:r>
               <w:t xml:space="preserve">Vector distancia</w:t>
@@ -3848,7 +3669,6 @@
           <w:p>
             <w:pPr>
               <w:pStyle w:val="Compact"/>
-              <w:jc w:val="left"/>
             </w:pPr>
             <w:r>
               <w:t xml:space="preserve">Estado de enlace</w:t>
@@ -3860,7 +3680,6 @@
           <w:p>
             <w:pPr>
               <w:pStyle w:val="Compact"/>
-              <w:jc w:val="left"/>
             </w:pPr>
             <w:r>
               <w:t xml:space="preserve">Vector distancia avanzado</w:t>
@@ -3874,7 +3693,6 @@
           <w:p>
             <w:pPr>
               <w:pStyle w:val="Compact"/>
-              <w:jc w:val="left"/>
             </w:pPr>
             <w:r>
               <w:t xml:space="preserve">Métrica</w:t>
@@ -3886,7 +3704,6 @@
           <w:p>
             <w:pPr>
               <w:pStyle w:val="Compact"/>
-              <w:jc w:val="left"/>
             </w:pPr>
             <w:r>
               <w:t xml:space="preserve">Saltos (máx 15)</w:t>
@@ -3898,7 +3715,6 @@
           <w:p>
             <w:pPr>
               <w:pStyle w:val="Compact"/>
-              <w:jc w:val="left"/>
             </w:pPr>
             <w:r>
               <w:t xml:space="preserve">Coste (ancho de banda)</w:t>
@@ -3910,7 +3726,6 @@
           <w:p>
             <w:pPr>
               <w:pStyle w:val="Compact"/>
-              <w:jc w:val="left"/>
             </w:pPr>
             <w:r>
               <w:t xml:space="preserve">Compuesta (ancho de banda, retardo, carga, fiabilidad)</w:t>
@@ -3924,7 +3739,6 @@
           <w:p>
             <w:pPr>
               <w:pStyle w:val="Compact"/>
-              <w:jc w:val="left"/>
             </w:pPr>
             <w:r>
               <w:t xml:space="preserve">Convergencia</w:t>
@@ -3936,7 +3750,6 @@
           <w:p>
             <w:pPr>
               <w:pStyle w:val="Compact"/>
-              <w:jc w:val="left"/>
             </w:pPr>
             <w:r>
               <w:t xml:space="preserve">Lenta (~3 min)</w:t>
@@ -3948,7 +3761,6 @@
           <w:p>
             <w:pPr>
               <w:pStyle w:val="Compact"/>
-              <w:jc w:val="left"/>
             </w:pPr>
             <w:r>
               <w:t xml:space="preserve">Rápida (&lt; 10s)</w:t>
@@ -3960,7 +3772,6 @@
           <w:p>
             <w:pPr>
               <w:pStyle w:val="Compact"/>
-              <w:jc w:val="left"/>
             </w:pPr>
             <w:r>
               <w:t xml:space="preserve">Muy rápida</w:t>
@@ -3974,7 +3785,6 @@
           <w:p>
             <w:pPr>
               <w:pStyle w:val="Compact"/>
-              <w:jc w:val="left"/>
             </w:pPr>
             <w:r>
               <w:t xml:space="preserve">Escalabilidad</w:t>
@@ -3986,7 +3796,6 @@
           <w:p>
             <w:pPr>
               <w:pStyle w:val="Compact"/>
-              <w:jc w:val="left"/>
             </w:pPr>
             <w:r>
               <w:t xml:space="preserve">Pequeña (&lt; 15 routers)</w:t>
@@ -3998,7 +3807,6 @@
           <w:p>
             <w:pPr>
               <w:pStyle w:val="Compact"/>
-              <w:jc w:val="left"/>
             </w:pPr>
             <w:r>
               <w:t xml:space="preserve">Grande (miles)</w:t>
@@ -4010,7 +3818,6 @@
           <w:p>
             <w:pPr>
               <w:pStyle w:val="Compact"/>
-              <w:jc w:val="left"/>
             </w:pPr>
             <w:r>
               <w:t xml:space="preserve">Grande</w:t>
@@ -4024,7 +3831,6 @@
           <w:p>
             <w:pPr>
               <w:pStyle w:val="Compact"/>
-              <w:jc w:val="left"/>
             </w:pPr>
             <w:r>
               <w:t xml:space="preserve">Actualizaciones</w:t>
@@ -4036,7 +3842,6 @@
           <w:p>
             <w:pPr>
               <w:pStyle w:val="Compact"/>
-              <w:jc w:val="left"/>
             </w:pPr>
             <w:r>
               <w:t xml:space="preserve">Cada 30s (completas)</w:t>
@@ -4048,7 +3853,6 @@
           <w:p>
             <w:pPr>
               <w:pStyle w:val="Compact"/>
-              <w:jc w:val="left"/>
             </w:pPr>
             <w:r>
               <w:t xml:space="preserve">Solo cambios (parciales)</w:t>
@@ -4060,7 +3864,6 @@
           <w:p>
             <w:pPr>
               <w:pStyle w:val="Compact"/>
-              <w:jc w:val="left"/>
             </w:pPr>
             <w:r>
               <w:t xml:space="preserve">Solo cambios</w:t>
@@ -4074,7 +3877,6 @@
           <w:p>
             <w:pPr>
               <w:pStyle w:val="Compact"/>
-              <w:jc w:val="left"/>
             </w:pPr>
             <w:r>
               <w:t xml:space="preserve">Estándar</w:t>
@@ -4086,7 +3888,6 @@
           <w:p>
             <w:pPr>
               <w:pStyle w:val="Compact"/>
-              <w:jc w:val="left"/>
             </w:pPr>
             <w:r>
               <w:t xml:space="preserve">Abierto</w:t>
@@ -4098,7 +3899,6 @@
           <w:p>
             <w:pPr>
               <w:pStyle w:val="Compact"/>
-              <w:jc w:val="left"/>
             </w:pPr>
             <w:r>
               <w:t xml:space="preserve">Abierto (RFC)</w:t>
@@ -4110,7 +3910,6 @@
           <w:p>
             <w:pPr>
               <w:pStyle w:val="Compact"/>
-              <w:jc w:val="left"/>
             </w:pPr>
             <w:r>
               <w:t xml:space="preserve">Propietario Cisco</w:t>
@@ -4156,13 +3955,7 @@
         <w:t xml:space="preserve"> </w:t>
       </w:r>
       <w:r>
-        <w:t xml:space="preserve">“</w:t>
-      </w:r>
-      <w:r>
-        <w:t xml:space="preserve">inalcanzable</w:t>
-      </w:r>
-      <w:r>
-        <w:t xml:space="preserve">”</w:t>
+        <w:t xml:space="preserve">“inalcanzable”</w:t>
       </w:r>
       <w:r>
         <w:t xml:space="preserve">. Su convergencia puede tardar minutos porque sus vecinos se van avisando uno a uno.</w:t>
@@ -4208,7 +4001,7 @@
       <w:r>
         <w:t xml:space="preserve"> </w:t>
       </w:r>
-      <w:hyperlink r:id="rId27">
+      <w:hyperlink r:id="rId16">
         <w:r>
           <w:rPr>
             <w:rStyle w:val="Hyperlink"/>
@@ -4227,8 +4020,8 @@
         </w:pict>
       </w:r>
     </w:p>
-    <w:bookmarkEnd w:id="54"/>
-    <w:bookmarkStart w:id="55" w:name="cuál-elijo-la-guía-rápida"/>
+    <w:bookmarkEnd w:id="43"/>
+    <w:bookmarkStart w:id="44" w:name="cuál-elijo-la-guía-rápida"/>
     <w:p>
       <w:pPr>
         <w:pStyle w:val="Heading2"/>
@@ -4248,13 +4041,7 @@
         <w:t xml:space="preserve"> </w:t>
       </w:r>
       <w:r>
-        <w:t xml:space="preserve">“</w:t>
-      </w:r>
-      <w:r>
-        <w:t xml:space="preserve">¿qué protocolo pongo?</w:t>
-      </w:r>
-      <w:r>
-        <w:t xml:space="preserve">”</w:t>
+        <w:t xml:space="preserve">“¿qué protocolo pongo?”</w:t>
       </w:r>
       <w:r>
         <w:t xml:space="preserve">, la respuesta no es siempre OSPF. Sigue este árbol:</w:t>
@@ -4264,7 +4051,6 @@
       <w:tblPr>
         <w:tblStyle w:val="Table"/>
         <w:tblW w:type="pct" w:w="5000"/>
-        <w:jc w:val="left"/>
         <w:tblLayout w:type="fixed"/>
         <w:tblLook w:firstRow="1" w:lastRow="0" w:firstColumn="0" w:lastColumn="0" w:noHBand="0" w:noVBand="0" w:val="0020"/>
       </w:tblPr>
@@ -4282,7 +4068,6 @@
           <w:p>
             <w:pPr>
               <w:pStyle w:val="Compact"/>
-              <w:jc w:val="left"/>
             </w:pPr>
             <w:r>
               <w:t xml:space="preserve">Situación</w:t>
@@ -4294,7 +4079,6 @@
           <w:p>
             <w:pPr>
               <w:pStyle w:val="Compact"/>
-              <w:jc w:val="left"/>
             </w:pPr>
             <w:r>
               <w:t xml:space="preserve">Elección</w:t>
@@ -4306,7 +4090,6 @@
           <w:p>
             <w:pPr>
               <w:pStyle w:val="Compact"/>
-              <w:jc w:val="left"/>
             </w:pPr>
             <w:r>
               <w:t xml:space="preserve">Motivo</w:t>
@@ -4320,7 +4103,6 @@
           <w:p>
             <w:pPr>
               <w:pStyle w:val="Compact"/>
-              <w:jc w:val="left"/>
             </w:pPr>
             <w:r>
               <w:t xml:space="preserve">Red de empresa multi-router</w:t>
@@ -4332,7 +4114,6 @@
           <w:p>
             <w:pPr>
               <w:pStyle w:val="Compact"/>
-              <w:jc w:val="left"/>
             </w:pPr>
             <w:r>
               <w:rPr>
@@ -4348,7 +4129,6 @@
           <w:p>
             <w:pPr>
               <w:pStyle w:val="Compact"/>
-              <w:jc w:val="left"/>
             </w:pPr>
             <w:r>
               <w:t xml:space="preserve">Escala, converge rápido, estándar abierto</w:t>
@@ -4362,7 +4142,6 @@
           <w:p>
             <w:pPr>
               <w:pStyle w:val="Compact"/>
-              <w:jc w:val="left"/>
             </w:pPr>
             <w:r>
               <w:t xml:space="preserve">Red de 3-5 routers, todo en un edificio</w:t>
@@ -4374,7 +4153,6 @@
           <w:p>
             <w:pPr>
               <w:pStyle w:val="Compact"/>
-              <w:jc w:val="left"/>
             </w:pPr>
             <w:r>
               <w:rPr>
@@ -4396,7 +4174,6 @@
           <w:p>
             <w:pPr>
               <w:pStyle w:val="Compact"/>
-              <w:jc w:val="left"/>
             </w:pPr>
             <w:r>
               <w:t xml:space="preserve">Suficiente y trivial de configurar</w:t>
@@ -4410,7 +4187,6 @@
           <w:p>
             <w:pPr>
               <w:pStyle w:val="Compact"/>
-              <w:jc w:val="left"/>
             </w:pPr>
             <w:r>
               <w:t xml:space="preserve">Solo equipo Cisco</w:t>
@@ -4422,7 +4198,6 @@
           <w:p>
             <w:pPr>
               <w:pStyle w:val="Compact"/>
-              <w:jc w:val="left"/>
             </w:pPr>
             <w:r>
               <w:rPr>
@@ -4444,7 +4219,6 @@
           <w:p>
             <w:pPr>
               <w:pStyle w:val="Compact"/>
-              <w:jc w:val="left"/>
             </w:pPr>
             <w:r>
               <w:t xml:space="preserve">Convergencia muy rápida, pero propietario</w:t>
@@ -4458,7 +4232,6 @@
           <w:p>
             <w:pPr>
               <w:pStyle w:val="Compact"/>
-              <w:jc w:val="left"/>
             </w:pPr>
             <w:r>
               <w:t xml:space="preserve">Conexión con otro operador / Internet</w:t>
@@ -4470,7 +4243,6 @@
           <w:p>
             <w:pPr>
               <w:pStyle w:val="Compact"/>
-              <w:jc w:val="left"/>
             </w:pPr>
             <w:r>
               <w:rPr>
@@ -4486,7 +4258,6 @@
           <w:p>
             <w:pPr>
               <w:pStyle w:val="Compact"/>
-              <w:jc w:val="left"/>
             </w:pPr>
             <w:r>
               <w:t xml:space="preserve">Es el único EGP real</w:t>
@@ -4500,7 +4271,6 @@
           <w:p>
             <w:pPr>
               <w:pStyle w:val="Compact"/>
-              <w:jc w:val="left"/>
             </w:pPr>
             <w:r>
               <w:t xml:space="preserve">Red con un solo camino de salida</w:t>
@@ -4512,7 +4282,6 @@
           <w:p>
             <w:pPr>
               <w:pStyle w:val="Compact"/>
-              <w:jc w:val="left"/>
             </w:pPr>
             <w:r>
               <w:rPr>
@@ -4528,7 +4297,6 @@
           <w:p>
             <w:pPr>
               <w:pStyle w:val="Compact"/>
-              <w:jc w:val="left"/>
             </w:pPr>
             <w:r>
               <w:t xml:space="preserve">No pagas protocolo por una ruta</w:t>
@@ -4558,13 +4326,7 @@
         <w:t xml:space="preserve"> </w:t>
       </w:r>
       <w:r>
-        <w:t xml:space="preserve">“</w:t>
-      </w:r>
-      <w:r>
-        <w:t xml:space="preserve">¿OSPF o RIP?</w:t>
-      </w:r>
-      <w:r>
-        <w:t xml:space="preserve">”</w:t>
+        <w:t xml:space="preserve">“¿OSPF o RIP?”</w:t>
       </w:r>
       <w:r>
         <w:t xml:space="preserve"> </w:t>
@@ -4591,7 +4353,7 @@
       <w:r>
         <w:t xml:space="preserve"> </w:t>
       </w:r>
-      <w:hyperlink r:id="rId22">
+      <w:hyperlink r:id="rId11">
         <w:r>
           <w:rPr>
             <w:rStyle w:val="Hyperlink"/>
@@ -4610,8 +4372,8 @@
         </w:pict>
       </w:r>
     </w:p>
-    <w:bookmarkEnd w:id="55"/>
-    <w:bookmarkStart w:id="56" w:name="mini-chequeo-1"/>
+    <w:bookmarkEnd w:id="44"/>
+    <w:bookmarkStart w:id="45" w:name="mini-chequeo-1"/>
     <w:p>
       <w:pPr>
         <w:pStyle w:val="Heading2"/>
@@ -4762,8 +4524,8 @@
         </w:pict>
       </w:r>
     </w:p>
-    <w:bookmarkEnd w:id="56"/>
-    <w:bookmarkStart w:id="57" w:name="resumen-en-3-frases-1"/>
+    <w:bookmarkEnd w:id="45"/>
+    <w:bookmarkStart w:id="46" w:name="resumen-en-3-frases-1"/>
     <w:p>
       <w:pPr>
         <w:pStyle w:val="Heading2"/>
@@ -4808,8 +4570,8 @@
         <w:t xml:space="preserve">OSPF es estado de enlace, mira el ancho de banda y converge en segundos: por eso domina las redes de empresa.</w:t>
       </w:r>
     </w:p>
-    <w:bookmarkEnd w:id="57"/>
-    <w:bookmarkStart w:id="58" w:name="vocabulario-rápido-1"/>
+    <w:bookmarkEnd w:id="46"/>
+    <w:bookmarkStart w:id="47" w:name="vocabulario-rápido-1"/>
     <w:p>
       <w:pPr>
         <w:pStyle w:val="Heading2"/>
@@ -4822,7 +4584,6 @@
       <w:tblPr>
         <w:tblStyle w:val="Table"/>
         <w:tblW w:type="pct" w:w="5000"/>
-        <w:jc w:val="left"/>
         <w:tblLayout w:type="fixed"/>
         <w:tblLook w:firstRow="1" w:lastRow="0" w:firstColumn="0" w:lastColumn="0" w:noHBand="0" w:noVBand="0" w:val="0020"/>
       </w:tblPr>
@@ -4839,7 +4600,6 @@
           <w:p>
             <w:pPr>
               <w:pStyle w:val="Compact"/>
-              <w:jc w:val="left"/>
             </w:pPr>
             <w:r>
               <w:t xml:space="preserve">Término</w:t>
@@ -4851,7 +4611,6 @@
           <w:p>
             <w:pPr>
               <w:pStyle w:val="Compact"/>
-              <w:jc w:val="left"/>
             </w:pPr>
             <w:r>
               <w:t xml:space="preserve">Idea general</w:t>
@@ -4865,7 +4624,6 @@
           <w:p>
             <w:pPr>
               <w:pStyle w:val="Compact"/>
-              <w:jc w:val="left"/>
             </w:pPr>
             <w:r>
               <w:t xml:space="preserve">AS</w:t>
@@ -4877,7 +4635,6 @@
           <w:p>
             <w:pPr>
               <w:pStyle w:val="Compact"/>
-              <w:jc w:val="left"/>
             </w:pPr>
             <w:r>
               <w:t xml:space="preserve">Sistema autónomo: redes bajo una sola administración</w:t>
@@ -4891,7 +4648,6 @@
           <w:p>
             <w:pPr>
               <w:pStyle w:val="Compact"/>
-              <w:jc w:val="left"/>
             </w:pPr>
             <w:r>
               <w:t xml:space="preserve">IGP</w:t>
@@ -4903,7 +4659,6 @@
           <w:p>
             <w:pPr>
               <w:pStyle w:val="Compact"/>
-              <w:jc w:val="left"/>
             </w:pPr>
             <w:r>
               <w:t xml:space="preserve">Protocolo de routing interior (dentro del AS)</w:t>
@@ -4917,7 +4672,6 @@
           <w:p>
             <w:pPr>
               <w:pStyle w:val="Compact"/>
-              <w:jc w:val="left"/>
             </w:pPr>
             <w:r>
               <w:t xml:space="preserve">EGP</w:t>
@@ -4929,7 +4683,6 @@
           <w:p>
             <w:pPr>
               <w:pStyle w:val="Compact"/>
-              <w:jc w:val="left"/>
             </w:pPr>
             <w:r>
               <w:t xml:space="preserve">Protocolo de routing exterior (entre AS)</w:t>
@@ -4943,7 +4696,6 @@
           <w:p>
             <w:pPr>
               <w:pStyle w:val="Compact"/>
-              <w:jc w:val="left"/>
             </w:pPr>
             <w:r>
               <w:t xml:space="preserve">Vector distancia</w:t>
@@ -4955,7 +4707,6 @@
           <w:p>
             <w:pPr>
               <w:pStyle w:val="Compact"/>
-              <w:jc w:val="left"/>
             </w:pPr>
             <w:r>
               <w:t xml:space="preserve">Cada router solo conoce</w:t>
@@ -4964,13 +4715,7 @@
               <w:t xml:space="preserve"> </w:t>
             </w:r>
             <w:r>
-              <w:t xml:space="preserve">“</w:t>
-            </w:r>
-            <w:r>
-              <w:t xml:space="preserve">la dirección y distancia</w:t>
-            </w:r>
-            <w:r>
-              <w:t xml:space="preserve">”</w:t>
+              <w:t xml:space="preserve">“la dirección y distancia”</w:t>
             </w:r>
             <w:r>
               <w:t xml:space="preserve"> </w:t>
@@ -4987,7 +4732,6 @@
           <w:p>
             <w:pPr>
               <w:pStyle w:val="Compact"/>
-              <w:jc w:val="left"/>
             </w:pPr>
             <w:r>
               <w:t xml:space="preserve">Estado de enlace</w:t>
@@ -4999,7 +4743,6 @@
           <w:p>
             <w:pPr>
               <w:pStyle w:val="Compact"/>
-              <w:jc w:val="left"/>
             </w:pPr>
             <w:r>
               <w:t xml:space="preserve">Cada router conoce la topología completa de su área</w:t>
@@ -5013,7 +4756,6 @@
           <w:p>
             <w:pPr>
               <w:pStyle w:val="Compact"/>
-              <w:jc w:val="left"/>
             </w:pPr>
             <w:r>
               <w:t xml:space="preserve">BGP</w:t>
@@ -5025,7 +4767,6 @@
           <w:p>
             <w:pPr>
               <w:pStyle w:val="Compact"/>
-              <w:jc w:val="left"/>
             </w:pPr>
             <w:r>
               <w:t xml:space="preserve">El EGP de Internet, basado en políticas</w:t>
@@ -5051,7 +4792,7 @@
       <w:r>
         <w:t xml:space="preserve"> </w:t>
       </w:r>
-      <w:hyperlink r:id="rId46">
+      <w:hyperlink r:id="rId35">
         <w:r>
           <w:rPr>
             <w:rStyle w:val="Hyperlink"/>
@@ -5078,7 +4819,7 @@
       <w:r>
         <w:t xml:space="preserve"> </w:t>
       </w:r>
-      <w:hyperlink r:id="rId22">
+      <w:hyperlink r:id="rId11">
         <w:r>
           <w:rPr>
             <w:rStyle w:val="Hyperlink"/>
@@ -5105,7 +4846,7 @@
       <w:r>
         <w:t xml:space="preserve"> </w:t>
       </w:r>
-      <w:hyperlink r:id="rId24">
+      <w:hyperlink r:id="rId13">
         <w:r>
           <w:rPr>
             <w:rStyle w:val="Hyperlink"/>
@@ -5114,9 +4855,9 @@
         </w:r>
       </w:hyperlink>
     </w:p>
-    <w:bookmarkEnd w:id="58"/>
-    <w:bookmarkEnd w:id="59"/>
-    <w:bookmarkStart w:id="71" w:name="conceptos-ospf"/>
+    <w:bookmarkEnd w:id="47"/>
+    <w:bookmarkEnd w:id="48"/>
+    <w:bookmarkStart w:id="60" w:name="conceptos-ospf"/>
     <w:p>
       <w:pPr>
         <w:pStyle w:val="Heading1"/>
@@ -5180,7 +4921,7 @@
         </w:pict>
       </w:r>
     </w:p>
-    <w:bookmarkStart w:id="60" w:name="la-idea-en-una-frase-2"/>
+    <w:bookmarkStart w:id="49" w:name="la-idea-en-una-frase-2"/>
     <w:p>
       <w:pPr>
         <w:pStyle w:val="Heading2"/>
@@ -5260,13 +5001,7 @@
         <w:t xml:space="preserve"> </w:t>
       </w:r>
       <w:r>
-        <w:t xml:space="preserve">“</w:t>
-      </w:r>
-      <w:r>
-        <w:t xml:space="preserve">hacia dónde y a cuántos saltos</w:t>
-      </w:r>
-      <w:r>
-        <w:t xml:space="preserve">”</w:t>
+        <w:t xml:space="preserve">“hacia dónde y a cuántos saltos”</w:t>
       </w:r>
       <w:r>
         <w:t xml:space="preserve">, OSPF quiere saber</w:t>
@@ -5292,8 +5027,8 @@
         </w:pict>
       </w:r>
     </w:p>
-    <w:bookmarkEnd w:id="60"/>
-    <w:bookmarkStart w:id="61" w:name="las-piezas-de-la-maquinaria"/>
+    <w:bookmarkEnd w:id="49"/>
+    <w:bookmarkStart w:id="50" w:name="las-piezas-de-la-maquinaria"/>
     <w:p>
       <w:pPr>
         <w:pStyle w:val="Heading2"/>
@@ -5306,7 +5041,6 @@
       <w:tblPr>
         <w:tblStyle w:val="Table"/>
         <w:tblW w:type="pct" w:w="5000"/>
-        <w:jc w:val="left"/>
         <w:tblLayout w:type="fixed"/>
         <w:tblLook w:firstRow="1" w:lastRow="0" w:firstColumn="0" w:lastColumn="0" w:noHBand="0" w:noVBand="0" w:val="0020"/>
       </w:tblPr>
@@ -5323,7 +5057,6 @@
           <w:p>
             <w:pPr>
               <w:pStyle w:val="Compact"/>
-              <w:jc w:val="left"/>
             </w:pPr>
             <w:r>
               <w:t xml:space="preserve">Término</w:t>
@@ -5335,7 +5068,6 @@
           <w:p>
             <w:pPr>
               <w:pStyle w:val="Compact"/>
-              <w:jc w:val="left"/>
             </w:pPr>
             <w:r>
               <w:t xml:space="preserve">Descripción</w:t>
@@ -5349,7 +5081,6 @@
           <w:p>
             <w:pPr>
               <w:pStyle w:val="Compact"/>
-              <w:jc w:val="left"/>
             </w:pPr>
             <w:r>
               <w:rPr>
@@ -5371,19 +5102,12 @@
           <w:p>
             <w:pPr>
               <w:pStyle w:val="Compact"/>
-              <w:jc w:val="left"/>
             </w:pPr>
             <w:r>
               <w:t xml:space="preserve">Anuncio que cada router genera sobre sus enlaces (</w:t>
             </w:r>
             <w:r>
-              <w:t xml:space="preserve">“</w:t>
-            </w:r>
-            <w:r>
-              <w:t xml:space="preserve">tengo la red X conectada por Y</w:t>
-            </w:r>
-            <w:r>
-              <w:t xml:space="preserve">”</w:t>
+              <w:t xml:space="preserve">“tengo la red X conectada por Y”</w:t>
             </w:r>
             <w:r>
               <w:t xml:space="preserve">)</w:t>
@@ -5397,7 +5121,6 @@
           <w:p>
             <w:pPr>
               <w:pStyle w:val="Compact"/>
-              <w:jc w:val="left"/>
             </w:pPr>
             <w:r>
               <w:rPr>
@@ -5419,7 +5142,6 @@
           <w:p>
             <w:pPr>
               <w:pStyle w:val="Compact"/>
-              <w:jc w:val="left"/>
             </w:pPr>
             <w:r>
               <w:t xml:space="preserve">Base de datos con todos los LSAs del área: el mapa completo</w:t>
@@ -5433,7 +5155,6 @@
           <w:p>
             <w:pPr>
               <w:pStyle w:val="Compact"/>
-              <w:jc w:val="left"/>
             </w:pPr>
             <w:r>
               <w:rPr>
@@ -5455,7 +5176,6 @@
           <w:p>
             <w:pPr>
               <w:pStyle w:val="Compact"/>
-              <w:jc w:val="left"/>
             </w:pPr>
             <w:r>
               <w:t xml:space="preserve">Algoritmo (Dijkstra) que calcula la ruta más corta desde la LSDB</w:t>
@@ -5469,7 +5189,6 @@
           <w:p>
             <w:pPr>
               <w:pStyle w:val="Compact"/>
-              <w:jc w:val="left"/>
             </w:pPr>
             <w:r>
               <w:rPr>
@@ -5485,7 +5204,6 @@
           <w:p>
             <w:pPr>
               <w:pStyle w:val="Compact"/>
-              <w:jc w:val="left"/>
             </w:pPr>
             <w:r>
               <w:t xml:space="preserve">Subdivisión lógica para escalar (lo verás en el</w:t>
@@ -5493,7 +5211,7 @@
             <w:r>
               <w:t xml:space="preserve"> </w:t>
             </w:r>
-            <w:hyperlink r:id="rId25">
+            <w:hyperlink r:id="rId14">
               <w:r>
                 <w:rPr>
                   <w:rStyle w:val="Hyperlink"/>
@@ -5513,7 +5231,6 @@
           <w:p>
             <w:pPr>
               <w:pStyle w:val="Compact"/>
-              <w:jc w:val="left"/>
             </w:pPr>
             <w:r>
               <w:rPr>
@@ -5529,7 +5246,6 @@
           <w:p>
             <w:pPr>
               <w:pStyle w:val="Compact"/>
-              <w:jc w:val="left"/>
             </w:pPr>
             <w:r>
               <w:t xml:space="preserve">Identificador único del router (IP más alta de loopback o interfaces)</w:t>
@@ -5543,7 +5259,6 @@
           <w:p>
             <w:pPr>
               <w:pStyle w:val="Compact"/>
-              <w:jc w:val="left"/>
             </w:pPr>
             <w:r>
               <w:rPr>
@@ -5559,7 +5274,6 @@
           <w:p>
             <w:pPr>
               <w:pStyle w:val="Compact"/>
-              <w:jc w:val="left"/>
             </w:pPr>
             <w:r>
               <w:t xml:space="preserve">Paquete OSPF para descubrir y mantener vecinos</w:t>
@@ -5654,13 +5368,7 @@
         <w:t xml:space="preserve"> </w:t>
       </w:r>
       <w:r>
-        <w:t xml:space="preserve">“</w:t>
-      </w:r>
-      <w:r>
-        <w:t xml:space="preserve">las calles que yo conozco</w:t>
-      </w:r>
-      <w:r>
-        <w:t xml:space="preserve">”</w:t>
+        <w:t xml:space="preserve">“las calles que yo conozco”</w:t>
       </w:r>
       <w:r>
         <w:t xml:space="preserve">. Todos comparten sus fichas (LSAs), cada uno pega todas en su tablero (LSDB) y, con el tablero completo, cada uno traza su propia ruta más corta al trabajo (SPF). Si alguien descubre que una calle se ha cortado, lo anuncia y todos recalculan.</w:t>
@@ -5673,8 +5381,8 @@
         </w:pict>
       </w:r>
     </w:p>
-    <w:bookmarkEnd w:id="61"/>
-    <w:bookmarkStart w:id="65" w:name="el-algoritmo-spf-dijkstra"/>
+    <w:bookmarkEnd w:id="50"/>
+    <w:bookmarkStart w:id="54" w:name="el-algoritmo-spf-dijkstra"/>
     <w:p>
       <w:pPr>
         <w:pStyle w:val="Heading2"/>
@@ -5716,12 +5424,12 @@
           <wp:inline>
             <wp:extent cx="5334000" cy="3098997"/>
             <wp:effectExtent b="0" l="0" r="0" t="0"/>
-            <wp:docPr descr="Topología A-B-C-D con costes, camino ganador A→C→D en verde" title="" id="63" name="Picture"/>
+            <wp:docPr descr="Topología A-B-C-D con costes, camino ganador A→C→D en verde" title="" id="52" name="Picture"/>
             <a:graphic>
               <a:graphicData uri="http://schemas.openxmlformats.org/drawingml/2006/picture">
                 <pic:pic>
                   <pic:nvPicPr>
-                    <pic:cNvPr descr="public/diagrams/u09-coste-ruta.svg" id="64" name="Picture"/>
+                    <pic:cNvPr descr="public/diagrams/u09-coste-ruta.svg" id="53" name="Picture"/>
                     <pic:cNvPicPr>
                       <a:picLocks noChangeArrowheads="1" noChangeAspect="1"/>
                     </pic:cNvPicPr>
@@ -5733,7 +5441,7 @@
                           <a14:useLocalDpi xmlns:a14="http://schemas.microsoft.com/office/drawing/2010/main" val="0"/>
                         </a:ext>
                         <a:ext uri="{96DAC541-7B7A-43D3-8B79-37D633B846F1}">
-                          <asvg:svgBlip xmlns:asvg="http://schemas.microsoft.com/office/drawing/2016/SVG/main" r:embed="rId62"/>
+                          <asvg:svgBlip xmlns:asvg="http://schemas.microsoft.com/office/drawing/2016/SVG/main" r:embed="rId51"/>
                         </a:ext>
                       </a:extLst>
                     </a:blip>
@@ -5797,7 +5505,7 @@
       <w:r>
         <w:t xml:space="preserve"> </w:t>
       </w:r>
-      <w:hyperlink r:id="rId27">
+      <w:hyperlink r:id="rId16">
         <w:r>
           <w:rPr>
             <w:rStyle w:val="Hyperlink"/>
@@ -5816,8 +5524,8 @@
         </w:pict>
       </w:r>
     </w:p>
-    <w:bookmarkEnd w:id="65"/>
-    <w:bookmarkStart w:id="66" w:name="el-router-id"/>
+    <w:bookmarkEnd w:id="54"/>
+    <w:bookmarkStart w:id="55" w:name="el-router-id"/>
     <w:p>
       <w:pPr>
         <w:pStyle w:val="Heading2"/>
@@ -5983,13 +5691,7 @@
         <w:t xml:space="preserve"> </w:t>
       </w:r>
       <w:r>
-        <w:t xml:space="preserve">“</w:t>
-      </w:r>
-      <w:r>
-        <w:t xml:space="preserve">caen</w:t>
-      </w:r>
-      <w:r>
-        <w:t xml:space="preserve">”</w:t>
+        <w:t xml:space="preserve">“caen”</w:t>
       </w:r>
       <w:r>
         <w:t xml:space="preserve">. Por eso en producción se configura a mano (habitualmente un</w:t>
@@ -6069,8 +5771,8 @@
         </w:pict>
       </w:r>
     </w:p>
-    <w:bookmarkEnd w:id="66"/>
-    <w:bookmarkStart w:id="67" w:name="el-paquete-hello"/>
+    <w:bookmarkEnd w:id="55"/>
+    <w:bookmarkStart w:id="56" w:name="el-paquete-hello"/>
     <w:p>
       <w:pPr>
         <w:pStyle w:val="Heading2"/>
@@ -6090,13 +5792,7 @@
         <w:t xml:space="preserve"> </w:t>
       </w:r>
       <w:r>
-        <w:t xml:space="preserve">“</w:t>
-      </w:r>
-      <w:r>
-        <w:t xml:space="preserve">¿hay alguien ahí?</w:t>
-      </w:r>
-      <w:r>
-        <w:t xml:space="preserve">”</w:t>
+        <w:t xml:space="preserve">“¿hay alguien ahí?”</w:t>
       </w:r>
       <w:r>
         <w:t xml:space="preserve"> </w:t>
@@ -6192,13 +5888,7 @@
         <w:t xml:space="preserve"> </w:t>
       </w:r>
       <w:r>
-        <w:t xml:space="preserve">“</w:t>
-      </w:r>
-      <w:r>
-        <w:t xml:space="preserve">OSPF no levanta</w:t>
-      </w:r>
-      <w:r>
-        <w:t xml:space="preserve">”</w:t>
+        <w:t xml:space="preserve">“OSPF no levanta”</w:t>
       </w:r>
       <w:r>
         <w:t xml:space="preserve"> </w:t>
@@ -6209,7 +5899,7 @@
       <w:r>
         <w:t xml:space="preserve"> </w:t>
       </w:r>
-      <w:hyperlink r:id="rId29">
+      <w:hyperlink r:id="rId18">
         <w:r>
           <w:rPr>
             <w:rStyle w:val="Hyperlink"/>
@@ -6226,7 +5916,7 @@
       <w:r>
         <w:t xml:space="preserve"> </w:t>
       </w:r>
-      <w:hyperlink r:id="rId30">
+      <w:hyperlink r:id="rId19">
         <w:r>
           <w:rPr>
             <w:rStyle w:val="Hyperlink"/>
@@ -6245,8 +5935,8 @@
         </w:pict>
       </w:r>
     </w:p>
-    <w:bookmarkEnd w:id="67"/>
-    <w:bookmarkStart w:id="68" w:name="mini-chequeo-2"/>
+    <w:bookmarkEnd w:id="56"/>
+    <w:bookmarkStart w:id="57" w:name="mini-chequeo-2"/>
     <w:p>
       <w:pPr>
         <w:pStyle w:val="Heading2"/>
@@ -6327,13 +6017,7 @@
         <w:t xml:space="preserve">es el anuncio individual (</w:t>
       </w:r>
       <w:r>
-        <w:t xml:space="preserve">“</w:t>
-      </w:r>
-      <w:r>
-        <w:t xml:space="preserve">yo tengo la red X</w:t>
-      </w:r>
-      <w:r>
-        <w:t xml:space="preserve">”</w:t>
+        <w:t xml:space="preserve">“yo tengo la red X”</w:t>
       </w:r>
       <w:r>
         <w:t xml:space="preserve">); la</w:t>
@@ -6406,8 +6090,8 @@
         </w:pict>
       </w:r>
     </w:p>
-    <w:bookmarkEnd w:id="68"/>
-    <w:bookmarkStart w:id="69" w:name="resumen-en-3-frases-2"/>
+    <w:bookmarkEnd w:id="57"/>
+    <w:bookmarkStart w:id="58" w:name="resumen-en-3-frases-2"/>
     <w:p>
       <w:pPr>
         <w:pStyle w:val="Heading2"/>
@@ -6532,8 +6216,8 @@
         <w:t xml:space="preserve">debe ser único y, a ser posible, configurado a mano.</w:t>
       </w:r>
     </w:p>
-    <w:bookmarkEnd w:id="69"/>
-    <w:bookmarkStart w:id="70" w:name="vocabulario-rápido-2"/>
+    <w:bookmarkEnd w:id="58"/>
+    <w:bookmarkStart w:id="59" w:name="vocabulario-rápido-2"/>
     <w:p>
       <w:pPr>
         <w:pStyle w:val="Heading2"/>
@@ -6546,7 +6230,6 @@
       <w:tblPr>
         <w:tblStyle w:val="Table"/>
         <w:tblW w:type="auto" w:w="0"/>
-        <w:jc w:val="left"/>
         <w:tblLook w:firstRow="1" w:lastRow="0" w:firstColumn="0" w:lastColumn="0" w:noHBand="0" w:noVBand="0" w:val="0020"/>
       </w:tblPr>
       <w:tblGrid>
@@ -6562,7 +6245,6 @@
           <w:p>
             <w:pPr>
               <w:pStyle w:val="Compact"/>
-              <w:jc w:val="left"/>
             </w:pPr>
             <w:r>
               <w:t xml:space="preserve">Término</w:t>
@@ -6574,7 +6256,6 @@
           <w:p>
             <w:pPr>
               <w:pStyle w:val="Compact"/>
-              <w:jc w:val="left"/>
             </w:pPr>
             <w:r>
               <w:t xml:space="preserve">Idea general</w:t>
@@ -6588,7 +6269,6 @@
           <w:p>
             <w:pPr>
               <w:pStyle w:val="Compact"/>
-              <w:jc w:val="left"/>
             </w:pPr>
             <w:r>
               <w:t xml:space="preserve">OSPF</w:t>
@@ -6600,7 +6280,6 @@
           <w:p>
             <w:pPr>
               <w:pStyle w:val="Compact"/>
-              <w:jc w:val="left"/>
             </w:pPr>
             <w:r>
               <w:t xml:space="preserve">Protocolo IGP de estado de enlace (RFC)</w:t>
@@ -6614,7 +6293,6 @@
           <w:p>
             <w:pPr>
               <w:pStyle w:val="Compact"/>
-              <w:jc w:val="left"/>
             </w:pPr>
             <w:r>
               <w:t xml:space="preserve">LSA</w:t>
@@ -6626,7 +6304,6 @@
           <w:p>
             <w:pPr>
               <w:pStyle w:val="Compact"/>
-              <w:jc w:val="left"/>
             </w:pPr>
             <w:r>
               <w:t xml:space="preserve">Anuncio de estado de un enlace</w:t>
@@ -6640,7 +6317,6 @@
           <w:p>
             <w:pPr>
               <w:pStyle w:val="Compact"/>
-              <w:jc w:val="left"/>
             </w:pPr>
             <w:r>
               <w:t xml:space="preserve">LSDB</w:t>
@@ -6652,7 +6328,6 @@
           <w:p>
             <w:pPr>
               <w:pStyle w:val="Compact"/>
-              <w:jc w:val="left"/>
             </w:pPr>
             <w:r>
               <w:t xml:space="preserve">Base de datos con todos los LSAs del área</w:t>
@@ -6666,7 +6341,6 @@
           <w:p>
             <w:pPr>
               <w:pStyle w:val="Compact"/>
-              <w:jc w:val="left"/>
             </w:pPr>
             <w:r>
               <w:t xml:space="preserve">SPF / Dijkstra</w:t>
@@ -6678,7 +6352,6 @@
           <w:p>
             <w:pPr>
               <w:pStyle w:val="Compact"/>
-              <w:jc w:val="left"/>
             </w:pPr>
             <w:r>
               <w:t xml:space="preserve">Algoritmo del camino de menor coste</w:t>
@@ -6692,7 +6365,6 @@
           <w:p>
             <w:pPr>
               <w:pStyle w:val="Compact"/>
-              <w:jc w:val="left"/>
             </w:pPr>
             <w:r>
               <w:t xml:space="preserve">Router ID</w:t>
@@ -6704,7 +6376,6 @@
           <w:p>
             <w:pPr>
               <w:pStyle w:val="Compact"/>
-              <w:jc w:val="left"/>
             </w:pPr>
             <w:r>
               <w:t xml:space="preserve">Identificador único del router OSPF</w:t>
@@ -6718,7 +6389,6 @@
           <w:p>
             <w:pPr>
               <w:pStyle w:val="Compact"/>
-              <w:jc w:val="left"/>
             </w:pPr>
             <w:r>
               <w:t xml:space="preserve">Hello</w:t>
@@ -6730,7 +6400,6 @@
           <w:p>
             <w:pPr>
               <w:pStyle w:val="Compact"/>
-              <w:jc w:val="left"/>
             </w:pPr>
             <w:r>
               <w:t xml:space="preserve">Paquete de descubrimiento y mantenimiento de vecinos</w:t>
@@ -6756,7 +6425,7 @@
       <w:r>
         <w:t xml:space="preserve"> </w:t>
       </w:r>
-      <w:hyperlink r:id="rId46">
+      <w:hyperlink r:id="rId35">
         <w:r>
           <w:rPr>
             <w:rStyle w:val="Hyperlink"/>
@@ -6783,7 +6452,7 @@
       <w:r>
         <w:t xml:space="preserve"> </w:t>
       </w:r>
-      <w:hyperlink r:id="rId23">
+      <w:hyperlink r:id="rId12">
         <w:r>
           <w:rPr>
             <w:rStyle w:val="Hyperlink"/>
@@ -6810,7 +6479,7 @@
       <w:r>
         <w:t xml:space="preserve"> </w:t>
       </w:r>
-      <w:hyperlink r:id="rId25">
+      <w:hyperlink r:id="rId14">
         <w:r>
           <w:rPr>
             <w:rStyle w:val="Hyperlink"/>
@@ -6819,9 +6488,9 @@
         </w:r>
       </w:hyperlink>
     </w:p>
-    <w:bookmarkEnd w:id="70"/>
-    <w:bookmarkEnd w:id="71"/>
-    <w:bookmarkStart w:id="82" w:name="áreas-y-tipos-de-routers"/>
+    <w:bookmarkEnd w:id="59"/>
+    <w:bookmarkEnd w:id="60"/>
+    <w:bookmarkStart w:id="71" w:name="áreas-y-tipos-de-routers"/>
     <w:p>
       <w:pPr>
         <w:pStyle w:val="Heading1"/>
@@ -6885,7 +6554,7 @@
         </w:pict>
       </w:r>
     </w:p>
-    <w:bookmarkStart w:id="72" w:name="la-idea-en-una-frase-3"/>
+    <w:bookmarkStart w:id="61" w:name="la-idea-en-una-frase-3"/>
     <w:p>
       <w:pPr>
         <w:pStyle w:val="Heading2"/>
@@ -6958,13 +6627,7 @@
         <w:t xml:space="preserve"> </w:t>
       </w:r>
       <w:r>
-        <w:t xml:space="preserve">“</w:t>
-      </w:r>
-      <w:r>
-        <w:t xml:space="preserve">resumidas</w:t>
-      </w:r>
-      <w:r>
-        <w:t xml:space="preserve">”</w:t>
+        <w:t xml:space="preserve">“resumidas”</w:t>
       </w:r>
       <w:r>
         <w:t xml:space="preserve">.</w:t>
@@ -6977,8 +6640,8 @@
         </w:pict>
       </w:r>
     </w:p>
-    <w:bookmarkEnd w:id="72"/>
-    <w:bookmarkStart w:id="76" w:name="por-qué-existen-las-áreas"/>
+    <w:bookmarkEnd w:id="61"/>
+    <w:bookmarkStart w:id="65" w:name="por-qué-existen-las-áreas"/>
     <w:p>
       <w:pPr>
         <w:pStyle w:val="Heading2"/>
@@ -7062,12 +6725,12 @@
           <wp:inline>
             <wp:extent cx="5334000" cy="3506611"/>
             <wp:effectExtent b="0" l="0" r="0" t="0"/>
-            <wp:docPr descr="Área 0 (backbone) unida a las áreas 1 y 2 a través de sus ABR" title="" id="74" name="Picture"/>
+            <wp:docPr descr="Área 0 (backbone) unida a las áreas 1 y 2 a través de sus ABR" title="" id="63" name="Picture"/>
             <a:graphic>
               <a:graphicData uri="http://schemas.openxmlformats.org/drawingml/2006/picture">
                 <pic:pic>
                   <pic:nvPicPr>
-                    <pic:cNvPr descr="public/diagrams/u09-areas-ospf.svg" id="75" name="Picture"/>
+                    <pic:cNvPr descr="public/diagrams/u09-areas-ospf.svg" id="64" name="Picture"/>
                     <pic:cNvPicPr>
                       <a:picLocks noChangeArrowheads="1" noChangeAspect="1"/>
                     </pic:cNvPicPr>
@@ -7079,7 +6742,7 @@
                           <a14:useLocalDpi xmlns:a14="http://schemas.microsoft.com/office/drawing/2010/main" val="0"/>
                         </a:ext>
                         <a:ext uri="{96DAC541-7B7A-43D3-8B79-37D633B846F1}">
-                          <asvg:svgBlip xmlns:asvg="http://schemas.microsoft.com/office/drawing/2016/SVG/main" r:embed="rId73"/>
+                          <asvg:svgBlip xmlns:asvg="http://schemas.microsoft.com/office/drawing/2016/SVG/main" r:embed="rId62"/>
                         </a:ext>
                       </a:extLst>
                     </a:blip>
@@ -7124,8 +6787,8 @@
         </w:pict>
       </w:r>
     </w:p>
-    <w:bookmarkEnd w:id="76"/>
-    <w:bookmarkStart w:id="77" w:name="el-área-0-backbone"/>
+    <w:bookmarkEnd w:id="65"/>
+    <w:bookmarkStart w:id="66" w:name="el-área-0-backbone"/>
     <w:p>
       <w:pPr>
         <w:pStyle w:val="Heading2"/>
@@ -7208,13 +6871,7 @@
         <w:t xml:space="preserve"> </w:t>
       </w:r>
       <w:r>
-        <w:t xml:space="preserve">“</w:t>
-      </w:r>
-      <w:r>
-        <w:t xml:space="preserve">a través</w:t>
-      </w:r>
-      <w:r>
-        <w:t xml:space="preserve">”</w:t>
+        <w:t xml:space="preserve">“a través”</w:t>
       </w:r>
       <w:r>
         <w:t xml:space="preserve"> </w:t>
@@ -7319,13 +6976,7 @@
         <w:t xml:space="preserve"> </w:t>
       </w:r>
       <w:r>
-        <w:t xml:space="preserve">“</w:t>
-      </w:r>
-      <w:r>
-        <w:t xml:space="preserve">todas las rutas pasan por el centro</w:t>
-      </w:r>
-      <w:r>
-        <w:t xml:space="preserve">”</w:t>
+        <w:t xml:space="preserve">“todas las rutas pasan por el centro”</w:t>
       </w:r>
       <w:r>
         <w:t xml:space="preserve">: con un único punto de entrada/salida, no hay caminos cruzados que se pisen. El fallo intencionado del</w:t>
@@ -7333,7 +6984,7 @@
       <w:r>
         <w:t xml:space="preserve"> </w:t>
       </w:r>
-      <w:hyperlink r:id="rId30">
+      <w:hyperlink r:id="rId19">
         <w:r>
           <w:rPr>
             <w:rStyle w:val="Hyperlink"/>
@@ -7368,8 +7019,8 @@
         </w:pict>
       </w:r>
     </w:p>
-    <w:bookmarkEnd w:id="77"/>
-    <w:bookmarkStart w:id="78" w:name="tipos-de-routers-ospf"/>
+    <w:bookmarkEnd w:id="66"/>
+    <w:bookmarkStart w:id="67" w:name="tipos-de-routers-ospf"/>
     <w:p>
       <w:pPr>
         <w:pStyle w:val="Heading2"/>
@@ -7382,7 +7033,6 @@
       <w:tblPr>
         <w:tblStyle w:val="Table"/>
         <w:tblW w:type="pct" w:w="5000"/>
-        <w:jc w:val="left"/>
         <w:tblLayout w:type="fixed"/>
         <w:tblLook w:firstRow="1" w:lastRow="0" w:firstColumn="0" w:lastColumn="0" w:noHBand="0" w:noVBand="0" w:val="0020"/>
       </w:tblPr>
@@ -7399,7 +7049,6 @@
           <w:p>
             <w:pPr>
               <w:pStyle w:val="Compact"/>
-              <w:jc w:val="left"/>
             </w:pPr>
             <w:r>
               <w:t xml:space="preserve">Tipo</w:t>
@@ -7411,7 +7060,6 @@
           <w:p>
             <w:pPr>
               <w:pStyle w:val="Compact"/>
-              <w:jc w:val="left"/>
             </w:pPr>
             <w:r>
               <w:t xml:space="preserve">Función</w:t>
@@ -7425,7 +7073,6 @@
           <w:p>
             <w:pPr>
               <w:pStyle w:val="Compact"/>
-              <w:jc w:val="left"/>
             </w:pPr>
             <w:r>
               <w:rPr>
@@ -7441,7 +7088,6 @@
           <w:p>
             <w:pPr>
               <w:pStyle w:val="Compact"/>
-              <w:jc w:val="left"/>
             </w:pPr>
             <w:r>
               <w:t xml:space="preserve">Todas sus interfaces en la misma área</w:t>
@@ -7455,7 +7101,6 @@
           <w:p>
             <w:pPr>
               <w:pStyle w:val="Compact"/>
-              <w:jc w:val="left"/>
             </w:pPr>
             <w:r>
               <w:rPr>
@@ -7477,7 +7122,6 @@
           <w:p>
             <w:pPr>
               <w:pStyle w:val="Compact"/>
-              <w:jc w:val="left"/>
             </w:pPr>
             <w:r>
               <w:t xml:space="preserve">Conecta el Área 0 con otras áreas</w:t>
@@ -7491,7 +7135,6 @@
           <w:p>
             <w:pPr>
               <w:pStyle w:val="Compact"/>
-              <w:jc w:val="left"/>
             </w:pPr>
             <w:r>
               <w:rPr>
@@ -7507,7 +7150,6 @@
           <w:p>
             <w:pPr>
               <w:pStyle w:val="Compact"/>
-              <w:jc w:val="left"/>
             </w:pPr>
             <w:r>
               <w:t xml:space="preserve">Router en el Área 0 (sea o no ABR)</w:t>
@@ -7521,7 +7163,6 @@
           <w:p>
             <w:pPr>
               <w:pStyle w:val="Compact"/>
-              <w:jc w:val="left"/>
             </w:pPr>
             <w:r>
               <w:rPr>
@@ -7543,7 +7184,6 @@
           <w:p>
             <w:pPr>
               <w:pStyle w:val="Compact"/>
-              <w:jc w:val="left"/>
             </w:pPr>
             <w:r>
               <w:t xml:space="preserve">Introduce rutas externas a OSPF (redistribución)</w:t>
@@ -7834,8 +7474,8 @@
         </w:pict>
       </w:r>
     </w:p>
-    <w:bookmarkEnd w:id="78"/>
-    <w:bookmarkStart w:id="79" w:name="mini-chequeo-3"/>
+    <w:bookmarkEnd w:id="67"/>
+    <w:bookmarkStart w:id="68" w:name="mini-chequeo-3"/>
     <w:p>
       <w:pPr>
         <w:pStyle w:val="Heading2"/>
@@ -7964,8 +7604,8 @@
         </w:pict>
       </w:r>
     </w:p>
-    <w:bookmarkEnd w:id="79"/>
-    <w:bookmarkStart w:id="80" w:name="resumen-en-3-frases-3"/>
+    <w:bookmarkEnd w:id="68"/>
+    <w:bookmarkStart w:id="69" w:name="resumen-en-3-frases-3"/>
     <w:p>
       <w:pPr>
         <w:pStyle w:val="Heading2"/>
@@ -8078,8 +7718,8 @@
         <w:t xml:space="preserve">son los cuatro roles, y un router puede ejercer varios a la vez.</w:t>
       </w:r>
     </w:p>
-    <w:bookmarkEnd w:id="80"/>
-    <w:bookmarkStart w:id="81" w:name="vocabulario-rápido-3"/>
+    <w:bookmarkEnd w:id="69"/>
+    <w:bookmarkStart w:id="70" w:name="vocabulario-rápido-3"/>
     <w:p>
       <w:pPr>
         <w:pStyle w:val="Heading2"/>
@@ -8092,7 +7732,6 @@
       <w:tblPr>
         <w:tblStyle w:val="Table"/>
         <w:tblW w:type="pct" w:w="5000"/>
-        <w:jc w:val="left"/>
         <w:tblLayout w:type="fixed"/>
         <w:tblLook w:firstRow="1" w:lastRow="0" w:firstColumn="0" w:lastColumn="0" w:noHBand="0" w:noVBand="0" w:val="0020"/>
       </w:tblPr>
@@ -8109,7 +7748,6 @@
           <w:p>
             <w:pPr>
               <w:pStyle w:val="Compact"/>
-              <w:jc w:val="left"/>
             </w:pPr>
             <w:r>
               <w:t xml:space="preserve">Término</w:t>
@@ -8121,7 +7759,6 @@
           <w:p>
             <w:pPr>
               <w:pStyle w:val="Compact"/>
-              <w:jc w:val="left"/>
             </w:pPr>
             <w:r>
               <w:t xml:space="preserve">Idea general</w:t>
@@ -8135,7 +7772,6 @@
           <w:p>
             <w:pPr>
               <w:pStyle w:val="Compact"/>
-              <w:jc w:val="left"/>
             </w:pPr>
             <w:r>
               <w:t xml:space="preserve">Área OSPF</w:t>
@@ -8147,7 +7783,6 @@
           <w:p>
             <w:pPr>
               <w:pStyle w:val="Compact"/>
-              <w:jc w:val="left"/>
             </w:pPr>
             <w:r>
               <w:t xml:space="preserve">Subdivisión lógica de la red para escalar</w:t>
@@ -8161,7 +7796,6 @@
           <w:p>
             <w:pPr>
               <w:pStyle w:val="Compact"/>
-              <w:jc w:val="left"/>
             </w:pPr>
             <w:r>
               <w:t xml:space="preserve">Área 0</w:t>
@@ -8173,7 +7807,6 @@
           <w:p>
             <w:pPr>
               <w:pStyle w:val="Compact"/>
-              <w:jc w:val="left"/>
             </w:pPr>
             <w:r>
               <w:t xml:space="preserve">El backbone: corazón del routing OSPF</w:t>
@@ -8187,7 +7820,6 @@
           <w:p>
             <w:pPr>
               <w:pStyle w:val="Compact"/>
-              <w:jc w:val="left"/>
             </w:pPr>
             <w:r>
               <w:t xml:space="preserve">Internal Router</w:t>
@@ -8199,7 +7831,6 @@
           <w:p>
             <w:pPr>
               <w:pStyle w:val="Compact"/>
-              <w:jc w:val="left"/>
             </w:pPr>
             <w:r>
               <w:t xml:space="preserve">Todas sus interfaces en la misma área</w:t>
@@ -8213,7 +7844,6 @@
           <w:p>
             <w:pPr>
               <w:pStyle w:val="Compact"/>
-              <w:jc w:val="left"/>
             </w:pPr>
             <w:r>
               <w:t xml:space="preserve">ABR</w:t>
@@ -8225,7 +7855,6 @@
           <w:p>
             <w:pPr>
               <w:pStyle w:val="Compact"/>
-              <w:jc w:val="left"/>
             </w:pPr>
             <w:r>
               <w:t xml:space="preserve">Router que conecta el Área 0 con otras áreas</w:t>
@@ -8239,7 +7868,6 @@
           <w:p>
             <w:pPr>
               <w:pStyle w:val="Compact"/>
-              <w:jc w:val="left"/>
             </w:pPr>
             <w:r>
               <w:t xml:space="preserve">Backbone Router</w:t>
@@ -8251,7 +7879,6 @@
           <w:p>
             <w:pPr>
               <w:pStyle w:val="Compact"/>
-              <w:jc w:val="left"/>
             </w:pPr>
             <w:r>
               <w:t xml:space="preserve">Router dentro del Área 0</w:t>
@@ -8265,7 +7892,6 @@
           <w:p>
             <w:pPr>
               <w:pStyle w:val="Compact"/>
-              <w:jc w:val="left"/>
             </w:pPr>
             <w:r>
               <w:t xml:space="preserve">ASBR</w:t>
@@ -8277,7 +7903,6 @@
           <w:p>
             <w:pPr>
               <w:pStyle w:val="Compact"/>
-              <w:jc w:val="left"/>
             </w:pPr>
             <w:r>
               <w:t xml:space="preserve">Router que redistribuye rutas externas a OSPF</w:t>
@@ -8291,7 +7916,6 @@
           <w:p>
             <w:pPr>
               <w:pStyle w:val="Compact"/>
-              <w:jc w:val="left"/>
             </w:pPr>
             <w:r>
               <w:t xml:space="preserve">Túnel virtual</w:t>
@@ -8303,7 +7927,6 @@
           <w:p>
             <w:pPr>
               <w:pStyle w:val="Compact"/>
-              <w:jc w:val="left"/>
             </w:pPr>
             <w:r>
               <w:t xml:space="preserve">Unión lógica de un área con el Área 0 sin enlace físico</w:t>
@@ -8329,7 +7952,7 @@
       <w:r>
         <w:t xml:space="preserve"> </w:t>
       </w:r>
-      <w:hyperlink r:id="rId46">
+      <w:hyperlink r:id="rId35">
         <w:r>
           <w:rPr>
             <w:rStyle w:val="Hyperlink"/>
@@ -8356,7 +7979,7 @@
       <w:r>
         <w:t xml:space="preserve"> </w:t>
       </w:r>
-      <w:hyperlink r:id="rId24">
+      <w:hyperlink r:id="rId13">
         <w:r>
           <w:rPr>
             <w:rStyle w:val="Hyperlink"/>
@@ -8383,7 +8006,7 @@
       <w:r>
         <w:t xml:space="preserve"> </w:t>
       </w:r>
-      <w:hyperlink r:id="rId26">
+      <w:hyperlink r:id="rId15">
         <w:r>
           <w:rPr>
             <w:rStyle w:val="Hyperlink"/>
@@ -8392,9 +8015,9 @@
         </w:r>
       </w:hyperlink>
     </w:p>
-    <w:bookmarkEnd w:id="81"/>
-    <w:bookmarkEnd w:id="82"/>
-    <w:bookmarkStart w:id="93" w:name="dr-y-bdr"/>
+    <w:bookmarkEnd w:id="70"/>
+    <w:bookmarkEnd w:id="71"/>
+    <w:bookmarkStart w:id="82" w:name="dr-y-bdr"/>
     <w:p>
       <w:pPr>
         <w:pStyle w:val="Heading1"/>
@@ -8458,7 +8081,7 @@
         </w:pict>
       </w:r>
     </w:p>
-    <w:bookmarkStart w:id="83" w:name="la-idea-en-una-frase-4"/>
+    <w:bookmarkStart w:id="72" w:name="la-idea-en-una-frase-4"/>
     <w:p>
       <w:pPr>
         <w:pStyle w:val="Heading2"/>
@@ -8535,8 +8158,8 @@
         </w:pict>
       </w:r>
     </w:p>
-    <w:bookmarkEnd w:id="83"/>
-    <w:bookmarkStart w:id="87" w:name="el-problema-de-las-redes-multiacceso"/>
+    <w:bookmarkEnd w:id="72"/>
+    <w:bookmarkStart w:id="76" w:name="el-problema-de-las-redes-multiacceso"/>
     <w:p>
       <w:pPr>
         <w:pStyle w:val="Heading2"/>
@@ -8622,12 +8245,12 @@
           <wp:inline>
             <wp:extent cx="5334000" cy="2810227"/>
             <wp:effectExtent b="0" l="0" r="0" t="0"/>
-            <wp:docPr descr="Cuatro routers en un switch: R3 es DR, R4 es BDR y R1/R2 son DROTHER" title="" id="85" name="Picture"/>
+            <wp:docPr descr="Cuatro routers en un switch: R3 es DR, R4 es BDR y R1/R2 son DROTHER" title="" id="74" name="Picture"/>
             <a:graphic>
               <a:graphicData uri="http://schemas.openxmlformats.org/drawingml/2006/picture">
                 <pic:pic>
                   <pic:nvPicPr>
-                    <pic:cNvPr descr="public/diagrams/u09-dr-bdr.svg" id="86" name="Picture"/>
+                    <pic:cNvPr descr="public/diagrams/u09-dr-bdr.svg" id="75" name="Picture"/>
                     <pic:cNvPicPr>
                       <a:picLocks noChangeArrowheads="1" noChangeAspect="1"/>
                     </pic:cNvPicPr>
@@ -8639,7 +8262,7 @@
                           <a14:useLocalDpi xmlns:a14="http://schemas.microsoft.com/office/drawing/2010/main" val="0"/>
                         </a:ext>
                         <a:ext uri="{96DAC541-7B7A-43D3-8B79-37D633B846F1}">
-                          <asvg:svgBlip xmlns:asvg="http://schemas.microsoft.com/office/drawing/2016/SVG/main" r:embed="rId84"/>
+                          <asvg:svgBlip xmlns:asvg="http://schemas.microsoft.com/office/drawing/2016/SVG/main" r:embed="rId73"/>
                         </a:ext>
                       </a:extLst>
                     </a:blip>
@@ -8704,13 +8327,7 @@
         <w:t xml:space="preserve"> </w:t>
       </w:r>
       <w:r>
-        <w:t xml:space="preserve">“</w:t>
-      </w:r>
-      <w:r>
-        <w:t xml:space="preserve">de a pie</w:t>
-      </w:r>
-      <w:r>
-        <w:t xml:space="preserve">”</w:t>
+        <w:t xml:space="preserve">“de a pie”</w:t>
       </w:r>
       <w:r>
         <w:t xml:space="preserve"> </w:t>
@@ -8795,8 +8412,8 @@
         </w:pict>
       </w:r>
     </w:p>
-    <w:bookmarkEnd w:id="87"/>
-    <w:bookmarkStart w:id="88" w:name="la-elección-del-dr-y-el-bdr"/>
+    <w:bookmarkEnd w:id="76"/>
+    <w:bookmarkStart w:id="77" w:name="la-elección-del-dr-y-el-bdr"/>
     <w:p>
       <w:pPr>
         <w:pStyle w:val="Heading2"/>
@@ -9085,8 +8702,8 @@
         </w:pict>
       </w:r>
     </w:p>
-    <w:bookmarkEnd w:id="88"/>
-    <w:bookmarkStart w:id="89" w:name="estados-de-vecindad-full-vs-2way"/>
+    <w:bookmarkEnd w:id="77"/>
+    <w:bookmarkStart w:id="78" w:name="estados-de-vecindad-full-vs-2way"/>
     <w:p>
       <w:pPr>
         <w:pStyle w:val="Heading2"/>
@@ -9120,7 +8737,7 @@
       <w:r>
         <w:t xml:space="preserve"> </w:t>
       </w:r>
-      <w:hyperlink r:id="rId28">
+      <w:hyperlink r:id="rId17">
         <w:r>
           <w:rPr>
             <w:rStyle w:val="Hyperlink"/>
@@ -9139,7 +8756,6 @@
       <w:tblPr>
         <w:tblStyle w:val="Table"/>
         <w:tblW w:type="pct" w:w="5000"/>
-        <w:jc w:val="left"/>
         <w:tblLayout w:type="fixed"/>
         <w:tblLook w:firstRow="1" w:lastRow="0" w:firstColumn="0" w:lastColumn="0" w:noHBand="0" w:noVBand="0" w:val="0020"/>
       </w:tblPr>
@@ -9157,7 +8773,6 @@
           <w:p>
             <w:pPr>
               <w:pStyle w:val="Compact"/>
-              <w:jc w:val="left"/>
             </w:pPr>
             <w:r>
               <w:t xml:space="preserve">Estado</w:t>
@@ -9169,7 +8784,6 @@
           <w:p>
             <w:pPr>
               <w:pStyle w:val="Compact"/>
-              <w:jc w:val="left"/>
             </w:pPr>
             <w:r>
               <w:t xml:space="preserve">Significado</w:t>
@@ -9181,7 +8795,6 @@
           <w:p>
             <w:pPr>
               <w:pStyle w:val="Compact"/>
-              <w:jc w:val="left"/>
             </w:pPr>
             <w:r>
               <w:t xml:space="preserve">Con quién ocurre</w:t>
@@ -9195,7 +8808,6 @@
           <w:p>
             <w:pPr>
               <w:pStyle w:val="Compact"/>
-              <w:jc w:val="left"/>
             </w:pPr>
             <w:r>
               <w:rPr>
@@ -9211,7 +8823,6 @@
           <w:p>
             <w:pPr>
               <w:pStyle w:val="Compact"/>
-              <w:jc w:val="left"/>
             </w:pPr>
             <w:r>
               <w:t xml:space="preserve">Adyacencia completa: intercambio de LSAs y LSDB sincronizada</w:t>
@@ -9223,7 +8834,6 @@
           <w:p>
             <w:pPr>
               <w:pStyle w:val="Compact"/>
-              <w:jc w:val="left"/>
             </w:pPr>
             <w:r>
               <w:t xml:space="preserve">Con el DR y el BDR</w:t>
@@ -9237,7 +8847,6 @@
           <w:p>
             <w:pPr>
               <w:pStyle w:val="Compact"/>
-              <w:jc w:val="left"/>
             </w:pPr>
             <w:r>
               <w:rPr>
@@ -9253,7 +8862,6 @@
           <w:p>
             <w:pPr>
               <w:pStyle w:val="Compact"/>
-              <w:jc w:val="left"/>
             </w:pPr>
             <w:r>
               <w:t xml:space="preserve">Se ven y se saludan, pero no intercambian LSDB</w:t>
@@ -9265,7 +8873,6 @@
           <w:p>
             <w:pPr>
               <w:pStyle w:val="Compact"/>
-              <w:jc w:val="left"/>
             </w:pPr>
             <w:r>
               <w:t xml:space="preserve">Entre DROTHERs</w:t>
@@ -9279,7 +8886,6 @@
           <w:p>
             <w:pPr>
               <w:pStyle w:val="Compact"/>
-              <w:jc w:val="left"/>
             </w:pPr>
             <w:r>
               <w:rPr>
@@ -9295,7 +8901,6 @@
           <w:p>
             <w:pPr>
               <w:pStyle w:val="Compact"/>
-              <w:jc w:val="left"/>
             </w:pPr>
             <w:r>
               <w:t xml:space="preserve">Rol de</w:t>
@@ -9304,13 +8909,7 @@
               <w:t xml:space="preserve"> </w:t>
             </w:r>
             <w:r>
-              <w:t xml:space="preserve">“</w:t>
-            </w:r>
-            <w:r>
-              <w:t xml:space="preserve">router de a pie</w:t>
-            </w:r>
-            <w:r>
-              <w:t xml:space="preserve">”</w:t>
+              <w:t xml:space="preserve">“router de a pie”</w:t>
             </w:r>
             <w:r>
               <w:t xml:space="preserve"> </w:t>
@@ -9325,7 +8924,6 @@
           <w:p>
             <w:pPr>
               <w:pStyle w:val="Compact"/>
-              <w:jc w:val="left"/>
             </w:pPr>
             <w:r>
               <w:t xml:space="preserve">Todos los no elegidos</w:t>
@@ -9359,21 +8957,7 @@
           <w:i/>
           <w:iCs/>
         </w:rPr>
-        <w:t xml:space="preserve">“</w:t>
-      </w:r>
-      <w:r>
-        <w:rPr>
-          <w:i/>
-          <w:iCs/>
-        </w:rPr>
-        <w:t xml:space="preserve">Veo vecinos en 2WAY/DROTHER, ¿hay un fallo?</w:t>
-      </w:r>
-      <w:r>
-        <w:rPr>
-          <w:i/>
-          <w:iCs/>
-        </w:rPr>
-        <w:t xml:space="preserve">”</w:t>
+        <w:t xml:space="preserve">“Veo vecinos en 2WAY/DROTHER, ¿hay un fallo?”</w:t>
       </w:r>
       <w:r>
         <w:t xml:space="preserve"> </w:t>
@@ -9540,8 +9124,8 @@
         </w:pict>
       </w:r>
     </w:p>
-    <w:bookmarkEnd w:id="89"/>
-    <w:bookmarkStart w:id="90" w:name="mini-chequeo-4"/>
+    <w:bookmarkEnd w:id="78"/>
+    <w:bookmarkStart w:id="79" w:name="mini-chequeo-4"/>
     <w:p>
       <w:pPr>
         <w:pStyle w:val="Heading2"/>
@@ -9670,8 +9254,8 @@
         </w:pict>
       </w:r>
     </w:p>
-    <w:bookmarkEnd w:id="90"/>
-    <w:bookmarkStart w:id="91" w:name="resumen-en-3-frases-4"/>
+    <w:bookmarkEnd w:id="79"/>
+    <w:bookmarkStart w:id="80" w:name="resumen-en-3-frases-4"/>
     <w:p>
       <w:pPr>
         <w:pStyle w:val="Heading2"/>
@@ -9809,8 +9393,8 @@
         <w:t xml:space="preserve">y solo al inicio o reinicio: cambiar prioridades no derriba al DR ya elegido.</w:t>
       </w:r>
     </w:p>
-    <w:bookmarkEnd w:id="91"/>
-    <w:bookmarkStart w:id="92" w:name="vocabulario-rápido-4"/>
+    <w:bookmarkEnd w:id="80"/>
+    <w:bookmarkStart w:id="81" w:name="vocabulario-rápido-4"/>
     <w:p>
       <w:pPr>
         <w:pStyle w:val="Heading2"/>
@@ -9823,7 +9407,6 @@
       <w:tblPr>
         <w:tblStyle w:val="Table"/>
         <w:tblW w:type="pct" w:w="5000"/>
-        <w:jc w:val="left"/>
         <w:tblLayout w:type="fixed"/>
         <w:tblLook w:firstRow="1" w:lastRow="0" w:firstColumn="0" w:lastColumn="0" w:noHBand="0" w:noVBand="0" w:val="0020"/>
       </w:tblPr>
@@ -9840,7 +9423,6 @@
           <w:p>
             <w:pPr>
               <w:pStyle w:val="Compact"/>
-              <w:jc w:val="left"/>
             </w:pPr>
             <w:r>
               <w:t xml:space="preserve">Término</w:t>
@@ -9852,7 +9434,6 @@
           <w:p>
             <w:pPr>
               <w:pStyle w:val="Compact"/>
-              <w:jc w:val="left"/>
             </w:pPr>
             <w:r>
               <w:t xml:space="preserve">Idea general</w:t>
@@ -9866,7 +9447,6 @@
           <w:p>
             <w:pPr>
               <w:pStyle w:val="Compact"/>
-              <w:jc w:val="left"/>
             </w:pPr>
             <w:r>
               <w:t xml:space="preserve">Red multiacceso</w:t>
@@ -9878,7 +9458,6 @@
           <w:p>
             <w:pPr>
               <w:pStyle w:val="Compact"/>
-              <w:jc w:val="left"/>
             </w:pPr>
             <w:r>
               <w:t xml:space="preserve">Segmento con varios routers (Ethernet, por ejemplo)</w:t>
@@ -9892,7 +9471,6 @@
           <w:p>
             <w:pPr>
               <w:pStyle w:val="Compact"/>
-              <w:jc w:val="left"/>
             </w:pPr>
             <w:r>
               <w:t xml:space="preserve">DR</w:t>
@@ -9904,7 +9482,6 @@
           <w:p>
             <w:pPr>
               <w:pStyle w:val="Compact"/>
-              <w:jc w:val="left"/>
             </w:pPr>
             <w:r>
               <w:t xml:space="preserve">Designated Router: portavoz del segmento</w:t>
@@ -9918,7 +9495,6 @@
           <w:p>
             <w:pPr>
               <w:pStyle w:val="Compact"/>
-              <w:jc w:val="left"/>
             </w:pPr>
             <w:r>
               <w:t xml:space="preserve">BDR</w:t>
@@ -9930,7 +9506,6 @@
           <w:p>
             <w:pPr>
               <w:pStyle w:val="Compact"/>
-              <w:jc w:val="left"/>
             </w:pPr>
             <w:r>
               <w:t xml:space="preserve">Backup DR: asume si el DR falla</w:t>
@@ -9944,7 +9519,6 @@
           <w:p>
             <w:pPr>
               <w:pStyle w:val="Compact"/>
-              <w:jc w:val="left"/>
             </w:pPr>
             <w:r>
               <w:t xml:space="preserve">DROTHER</w:t>
@@ -9956,7 +9530,6 @@
           <w:p>
             <w:pPr>
               <w:pStyle w:val="Compact"/>
-              <w:jc w:val="left"/>
             </w:pPr>
             <w:r>
               <w:t xml:space="preserve">Router que no es ni DR ni BDR</w:t>
@@ -9970,7 +9543,6 @@
           <w:p>
             <w:pPr>
               <w:pStyle w:val="Compact"/>
-              <w:jc w:val="left"/>
             </w:pPr>
             <w:r>
               <w:t xml:space="preserve">2WAY</w:t>
@@ -9982,7 +9554,6 @@
           <w:p>
             <w:pPr>
               <w:pStyle w:val="Compact"/>
-              <w:jc w:val="left"/>
             </w:pPr>
             <w:r>
               <w:t xml:space="preserve">Estado entre DROTHERs: se ven pero no sincronizan LSDB</w:t>
@@ -9996,7 +9567,6 @@
           <w:p>
             <w:pPr>
               <w:pStyle w:val="Compact"/>
-              <w:jc w:val="left"/>
             </w:pPr>
             <w:r>
               <w:t xml:space="preserve">Prioridad OSPF</w:t>
@@ -10008,7 +9578,6 @@
           <w:p>
             <w:pPr>
               <w:pStyle w:val="Compact"/>
-              <w:jc w:val="left"/>
             </w:pPr>
             <w:r>
               <w:t xml:space="preserve">Valor (0-255) que decide la elección; 0 = no participa</w:t>
@@ -10034,7 +9603,7 @@
       <w:r>
         <w:t xml:space="preserve"> </w:t>
       </w:r>
-      <w:hyperlink r:id="rId46">
+      <w:hyperlink r:id="rId35">
         <w:r>
           <w:rPr>
             <w:rStyle w:val="Hyperlink"/>
@@ -10061,7 +9630,7 @@
       <w:r>
         <w:t xml:space="preserve"> </w:t>
       </w:r>
-      <w:hyperlink r:id="rId25">
+      <w:hyperlink r:id="rId14">
         <w:r>
           <w:rPr>
             <w:rStyle w:val="Hyperlink"/>
@@ -10088,7 +9657,7 @@
       <w:r>
         <w:t xml:space="preserve"> </w:t>
       </w:r>
-      <w:hyperlink r:id="rId27">
+      <w:hyperlink r:id="rId16">
         <w:r>
           <w:rPr>
             <w:rStyle w:val="Hyperlink"/>
@@ -10097,9 +9666,9 @@
         </w:r>
       </w:hyperlink>
     </w:p>
-    <w:bookmarkEnd w:id="92"/>
-    <w:bookmarkEnd w:id="93"/>
-    <w:bookmarkStart w:id="103" w:name="el-coste-ospf"/>
+    <w:bookmarkEnd w:id="81"/>
+    <w:bookmarkEnd w:id="82"/>
+    <w:bookmarkStart w:id="92" w:name="el-coste-ospf"/>
     <w:p>
       <w:pPr>
         <w:pStyle w:val="Heading1"/>
@@ -10163,7 +9732,7 @@
         </w:pict>
       </w:r>
     </w:p>
-    <w:bookmarkStart w:id="94" w:name="la-idea-en-una-frase-5"/>
+    <w:bookmarkStart w:id="83" w:name="la-idea-en-una-frase-5"/>
     <w:p>
       <w:pPr>
         <w:pStyle w:val="Heading2"/>
@@ -10232,13 +9801,7 @@
         <w:t xml:space="preserve"> </w:t>
       </w:r>
       <w:r>
-        <w:t xml:space="preserve">“</w:t>
-      </w:r>
-      <w:r>
-        <w:t xml:space="preserve">menos routers</w:t>
-      </w:r>
-      <w:r>
-        <w:t xml:space="preserve">”</w:t>
+        <w:t xml:space="preserve">“menos routers”</w:t>
       </w:r>
       <w:r>
         <w:t xml:space="preserve">; OSPF decide por</w:t>
@@ -10247,13 +9810,7 @@
         <w:t xml:space="preserve"> </w:t>
       </w:r>
       <w:r>
-        <w:t xml:space="preserve">“</w:t>
-      </w:r>
-      <w:r>
-        <w:t xml:space="preserve">menos coste</w:t>
-      </w:r>
-      <w:r>
-        <w:t xml:space="preserve">”</w:t>
+        <w:t xml:space="preserve">“menos coste”</w:t>
       </w:r>
       <w:r>
         <w:t xml:space="preserve">. Un enlace de fibra vale menos que uno de cobre, aunque meta más saltos. De ahí la gracia de Dijkstra (visto en el</w:t>
@@ -10261,7 +9818,7 @@
       <w:r>
         <w:t xml:space="preserve"> </w:t>
       </w:r>
-      <w:hyperlink r:id="rId24">
+      <w:hyperlink r:id="rId13">
         <w:r>
           <w:rPr>
             <w:rStyle w:val="Hyperlink"/>
@@ -10280,8 +9837,8 @@
         </w:pict>
       </w:r>
     </w:p>
-    <w:bookmarkEnd w:id="94"/>
-    <w:bookmarkStart w:id="97" w:name="la-fórmula"/>
+    <w:bookmarkEnd w:id="83"/>
+    <w:bookmarkStart w:id="86" w:name="la-fórmula"/>
     <w:p>
       <w:pPr>
         <w:pStyle w:val="Heading2"/>
@@ -10328,13 +9885,7 @@
         <w:t xml:space="preserve"> </w:t>
       </w:r>
       <w:r>
-        <w:t xml:space="preserve">“</w:t>
-      </w:r>
-      <w:r>
-        <w:t xml:space="preserve">coste 1</w:t>
-      </w:r>
-      <w:r>
-        <w:t xml:space="preserve">”</w:t>
+        <w:t xml:space="preserve">“coste 1”</w:t>
       </w:r>
       <w:r>
         <w:t xml:space="preserve"> </w:t>
@@ -10347,7 +9898,6 @@
       <w:tblPr>
         <w:tblStyle w:val="Table"/>
         <w:tblW w:type="auto" w:w="0"/>
-        <w:jc w:val="left"/>
         <w:tblLook w:firstRow="1" w:lastRow="0" w:firstColumn="0" w:lastColumn="0" w:noHBand="0" w:noVBand="0" w:val="0020"/>
       </w:tblPr>
       <w:tblGrid>
@@ -10364,7 +9914,6 @@
           <w:p>
             <w:pPr>
               <w:pStyle w:val="Compact"/>
-              <w:jc w:val="left"/>
             </w:pPr>
             <w:r>
               <w:t xml:space="preserve">Velocidad</w:t>
@@ -10376,7 +9925,6 @@
           <w:p>
             <w:pPr>
               <w:pStyle w:val="Compact"/>
-              <w:jc w:val="left"/>
             </w:pPr>
             <w:r>
               <w:t xml:space="preserve">Cálculo</w:t>
@@ -10388,7 +9936,6 @@
           <w:p>
             <w:pPr>
               <w:pStyle w:val="Compact"/>
-              <w:jc w:val="left"/>
             </w:pPr>
             <w:r>
               <w:t xml:space="preserve">Coste por defecto</w:t>
@@ -10402,7 +9949,6 @@
           <w:p>
             <w:pPr>
               <w:pStyle w:val="Compact"/>
-              <w:jc w:val="left"/>
             </w:pPr>
             <w:r>
               <w:t xml:space="preserve">10 Mbps</w:t>
@@ -10414,7 +9960,6 @@
           <w:p>
             <w:pPr>
               <w:pStyle w:val="Compact"/>
-              <w:jc w:val="left"/>
             </w:pPr>
             <w:r>
               <w:t xml:space="preserve">10⁸ / 10⁷</w:t>
@@ -10426,7 +9971,6 @@
           <w:p>
             <w:pPr>
               <w:pStyle w:val="Compact"/>
-              <w:jc w:val="left"/>
             </w:pPr>
             <w:r>
               <w:rPr>
@@ -10444,7 +9988,6 @@
           <w:p>
             <w:pPr>
               <w:pStyle w:val="Compact"/>
-              <w:jc w:val="left"/>
             </w:pPr>
             <w:r>
               <w:t xml:space="preserve">100 Mbps</w:t>
@@ -10456,7 +9999,6 @@
           <w:p>
             <w:pPr>
               <w:pStyle w:val="Compact"/>
-              <w:jc w:val="left"/>
             </w:pPr>
             <w:r>
               <w:t xml:space="preserve">10⁸ / 10⁸</w:t>
@@ -10468,7 +10010,6 @@
           <w:p>
             <w:pPr>
               <w:pStyle w:val="Compact"/>
-              <w:jc w:val="left"/>
             </w:pPr>
             <w:r>
               <w:rPr>
@@ -10486,7 +10027,6 @@
           <w:p>
             <w:pPr>
               <w:pStyle w:val="Compact"/>
-              <w:jc w:val="left"/>
             </w:pPr>
             <w:r>
               <w:t xml:space="preserve">1 Gbps</w:t>
@@ -10498,7 +10038,6 @@
           <w:p>
             <w:pPr>
               <w:pStyle w:val="Compact"/>
-              <w:jc w:val="left"/>
             </w:pPr>
             <w:r>
               <w:t xml:space="preserve">10⁸ / 10⁹ = 0,1</w:t>
@@ -10510,7 +10049,6 @@
           <w:p>
             <w:pPr>
               <w:pStyle w:val="Compact"/>
-              <w:jc w:val="left"/>
             </w:pPr>
             <w:r>
               <w:rPr>
@@ -10534,7 +10072,6 @@
           <w:p>
             <w:pPr>
               <w:pStyle w:val="Compact"/>
-              <w:jc w:val="left"/>
             </w:pPr>
             <w:r>
               <w:t xml:space="preserve">10 Gbps</w:t>
@@ -10546,7 +10083,6 @@
           <w:p>
             <w:pPr>
               <w:pStyle w:val="Compact"/>
-              <w:jc w:val="left"/>
             </w:pPr>
             <w:r>
               <w:t xml:space="preserve">10⁸ / 10¹⁰ = 0,01</w:t>
@@ -10558,7 +10094,6 @@
           <w:p>
             <w:pPr>
               <w:pStyle w:val="Compact"/>
-              <w:jc w:val="left"/>
             </w:pPr>
             <w:r>
               <w:rPr>
@@ -10582,7 +10117,6 @@
           <w:p>
             <w:pPr>
               <w:pStyle w:val="Compact"/>
-              <w:jc w:val="left"/>
             </w:pPr>
             <w:r>
               <w:t xml:space="preserve">1.544 Mbps (T1)</w:t>
@@ -10594,7 +10128,6 @@
           <w:p>
             <w:pPr>
               <w:pStyle w:val="Compact"/>
-              <w:jc w:val="left"/>
             </w:pPr>
             <w:r>
               <w:t xml:space="preserve">10⁸ / 1.544.000 ≈ 64,8</w:t>
@@ -10606,7 +10139,6 @@
           <w:p>
             <w:pPr>
               <w:pStyle w:val="Compact"/>
-              <w:jc w:val="left"/>
             </w:pPr>
             <w:r>
               <w:rPr>
@@ -10659,13 +10191,7 @@
         <w:t xml:space="preserve"> </w:t>
       </w:r>
       <w:r>
-        <w:t xml:space="preserve">“</w:t>
-      </w:r>
-      <w:r>
-        <w:t xml:space="preserve">mejor</w:t>
-      </w:r>
-      <w:r>
-        <w:t xml:space="preserve">”</w:t>
+        <w:t xml:space="preserve">“mejor”</w:t>
       </w:r>
       <w:r>
         <w:t xml:space="preserve"> </w:t>
@@ -10686,13 +10212,7 @@
         <w:t xml:space="preserve"> </w:t>
       </w:r>
       <w:r>
-        <w:t xml:space="preserve">“</w:t>
-      </w:r>
-      <w:r>
-        <w:t xml:space="preserve">ver</w:t>
-      </w:r>
-      <w:r>
-        <w:t xml:space="preserve">”</w:t>
+        <w:t xml:space="preserve">“ver”</w:t>
       </w:r>
       <w:r>
         <w:t xml:space="preserve"> </w:t>
@@ -10721,7 +10241,7 @@
       <w:r>
         <w:t xml:space="preserve"> </w:t>
       </w:r>
-      <w:hyperlink r:id="rId24">
+      <w:hyperlink r:id="rId13">
         <w:r>
           <w:rPr>
             <w:rStyle w:val="Hyperlink"/>
@@ -10742,12 +10262,12 @@
           <wp:inline>
             <wp:extent cx="5334000" cy="3098997"/>
             <wp:effectExtent b="0" l="0" r="0" t="0"/>
-            <wp:docPr descr="Topología A-B-C-D: OSPF elige A→C→D (coste 6) frente a A→B→D (coste 7)" title="" id="95" name="Picture"/>
+            <wp:docPr descr="Topología A-B-C-D: OSPF elige A→C→D (coste 6) frente a A→B→D (coste 7)" title="" id="84" name="Picture"/>
             <a:graphic>
               <a:graphicData uri="http://schemas.openxmlformats.org/drawingml/2006/picture">
                 <pic:pic>
                   <pic:nvPicPr>
-                    <pic:cNvPr descr="public/diagrams/u09-coste-ruta.svg" id="96" name="Picture"/>
+                    <pic:cNvPr descr="public/diagrams/u09-coste-ruta.svg" id="85" name="Picture"/>
                     <pic:cNvPicPr>
                       <a:picLocks noChangeArrowheads="1" noChangeAspect="1"/>
                     </pic:cNvPicPr>
@@ -10759,7 +10279,7 @@
                           <a14:useLocalDpi xmlns:a14="http://schemas.microsoft.com/office/drawing/2010/main" val="0"/>
                         </a:ext>
                         <a:ext uri="{96DAC541-7B7A-43D3-8B79-37D633B846F1}">
-                          <asvg:svgBlip xmlns:asvg="http://schemas.microsoft.com/office/drawing/2016/SVG/main" r:embed="rId62"/>
+                          <asvg:svgBlip xmlns:asvg="http://schemas.microsoft.com/office/drawing/2016/SVG/main" r:embed="rId51"/>
                         </a:ext>
                       </a:extLst>
                     </a:blip>
@@ -10854,8 +10374,8 @@
         </w:pict>
       </w:r>
     </w:p>
-    <w:bookmarkEnd w:id="97"/>
-    <w:bookmarkStart w:id="98" w:name="controlar-el-coste-a-mano"/>
+    <w:bookmarkEnd w:id="86"/>
+    <w:bookmarkStart w:id="87" w:name="controlar-el-coste-a-mano"/>
     <w:p>
       <w:pPr>
         <w:pStyle w:val="Heading2"/>
@@ -11047,8 +10567,8 @@
         </w:pict>
       </w:r>
     </w:p>
-    <w:bookmarkEnd w:id="98"/>
-    <w:bookmarkStart w:id="99" w:name="un-caso-completo-de-extremo-a-extremo"/>
+    <w:bookmarkEnd w:id="87"/>
+    <w:bookmarkStart w:id="88" w:name="un-caso-completo-de-extremo-a-extremo"/>
     <w:p>
       <w:pPr>
         <w:pStyle w:val="Heading2"/>
@@ -11318,7 +10838,7 @@
       <w:r>
         <w:t xml:space="preserve"> </w:t>
       </w:r>
-      <w:hyperlink r:id="rId30">
+      <w:hyperlink r:id="rId19">
         <w:r>
           <w:rPr>
             <w:rStyle w:val="Hyperlink"/>
@@ -11336,13 +10856,7 @@
         <w:t xml:space="preserve"> </w:t>
       </w:r>
       <w:r>
-        <w:t xml:space="preserve">“</w:t>
-      </w:r>
-      <w:r>
-        <w:t xml:space="preserve">forzar una ruta alternativa</w:t>
-      </w:r>
-      <w:r>
-        <w:t xml:space="preserve">”</w:t>
+        <w:t xml:space="preserve">“forzar una ruta alternativa”</w:t>
       </w:r>
       <w:r>
         <w:t xml:space="preserve">.</w:t>
@@ -11355,8 +10869,8 @@
         </w:pict>
       </w:r>
     </w:p>
-    <w:bookmarkEnd w:id="99"/>
-    <w:bookmarkStart w:id="100" w:name="mini-chequeo-5"/>
+    <w:bookmarkEnd w:id="88"/>
+    <w:bookmarkStart w:id="89" w:name="mini-chequeo-5"/>
     <w:p>
       <w:pPr>
         <w:pStyle w:val="Heading2"/>
@@ -11577,8 +11091,8 @@
         </w:pict>
       </w:r>
     </w:p>
-    <w:bookmarkEnd w:id="100"/>
-    <w:bookmarkStart w:id="101" w:name="resumen-en-3-frases-5"/>
+    <w:bookmarkEnd w:id="89"/>
+    <w:bookmarkStart w:id="90" w:name="resumen-en-3-frases-5"/>
     <w:p>
       <w:pPr>
         <w:pStyle w:val="Heading2"/>
@@ -11678,8 +11192,8 @@
         <w:t xml:space="preserve">.</w:t>
       </w:r>
     </w:p>
-    <w:bookmarkEnd w:id="101"/>
-    <w:bookmarkStart w:id="102" w:name="vocabulario-rápido-5"/>
+    <w:bookmarkEnd w:id="90"/>
+    <w:bookmarkStart w:id="91" w:name="vocabulario-rápido-5"/>
     <w:p>
       <w:pPr>
         <w:pStyle w:val="Heading2"/>
@@ -11692,7 +11206,6 @@
       <w:tblPr>
         <w:tblStyle w:val="Table"/>
         <w:tblW w:type="pct" w:w="5000"/>
-        <w:jc w:val="left"/>
         <w:tblLayout w:type="fixed"/>
         <w:tblLook w:firstRow="1" w:lastRow="0" w:firstColumn="0" w:lastColumn="0" w:noHBand="0" w:noVBand="0" w:val="0020"/>
       </w:tblPr>
@@ -11709,7 +11222,6 @@
           <w:p>
             <w:pPr>
               <w:pStyle w:val="Compact"/>
-              <w:jc w:val="left"/>
             </w:pPr>
             <w:r>
               <w:t xml:space="preserve">Término</w:t>
@@ -11721,7 +11233,6 @@
           <w:p>
             <w:pPr>
               <w:pStyle w:val="Compact"/>
-              <w:jc w:val="left"/>
             </w:pPr>
             <w:r>
               <w:t xml:space="preserve">Idea general</w:t>
@@ -11735,7 +11246,6 @@
           <w:p>
             <w:pPr>
               <w:pStyle w:val="Compact"/>
-              <w:jc w:val="left"/>
             </w:pPr>
             <w:r>
               <w:t xml:space="preserve">Coste OSPF</w:t>
@@ -11747,7 +11257,6 @@
           <w:p>
             <w:pPr>
               <w:pStyle w:val="Compact"/>
-              <w:jc w:val="left"/>
             </w:pPr>
             <w:r>
               <w:t xml:space="preserve">Métrica del enlace (10⁸ / ancho de banda)</w:t>
@@ -11761,7 +11270,6 @@
           <w:p>
             <w:pPr>
               <w:pStyle w:val="Compact"/>
-              <w:jc w:val="left"/>
             </w:pPr>
             <w:r>
               <w:t xml:space="preserve">Coste acumulado</w:t>
@@ -11773,7 +11281,6 @@
           <w:p>
             <w:pPr>
               <w:pStyle w:val="Compact"/>
-              <w:jc w:val="left"/>
             </w:pPr>
             <w:r>
               <w:t xml:space="preserve">Suma de costes de todos los enlaces del camino</w:t>
@@ -11787,7 +11294,6 @@
           <w:p>
             <w:pPr>
               <w:pStyle w:val="Compact"/>
-              <w:jc w:val="left"/>
             </w:pPr>
             <w:r>
               <w:t xml:space="preserve">ip ospf cost</w:t>
@@ -11799,7 +11305,6 @@
           <w:p>
             <w:pPr>
               <w:pStyle w:val="Compact"/>
-              <w:jc w:val="left"/>
             </w:pPr>
             <w:r>
               <w:t xml:space="preserve">Comando para fijar el coste de una interfaz</w:t>
@@ -11813,7 +11318,6 @@
           <w:p>
             <w:pPr>
               <w:pStyle w:val="Compact"/>
-              <w:jc w:val="left"/>
             </w:pPr>
             <w:r>
               <w:t xml:space="preserve">auto-cost reference-bandwidth</w:t>
@@ -11825,7 +11329,6 @@
           <w:p>
             <w:pPr>
               <w:pStyle w:val="Compact"/>
-              <w:jc w:val="left"/>
             </w:pPr>
             <w:r>
               <w:t xml:space="preserve">Ancho de banda de referencia para calcular costes</w:t>
@@ -11839,7 +11342,6 @@
           <w:p>
             <w:pPr>
               <w:pStyle w:val="Compact"/>
-              <w:jc w:val="left"/>
             </w:pPr>
             <w:r>
               <w:t xml:space="preserve">Ancho de banda de referencia</w:t>
@@ -11851,7 +11353,6 @@
           <w:p>
             <w:pPr>
               <w:pStyle w:val="Compact"/>
-              <w:jc w:val="left"/>
             </w:pPr>
             <w:r>
               <w:t xml:space="preserve">Velocidad a la que OSPF le asigna coste 1 (10⁸ bps)</w:t>
@@ -11877,7 +11378,7 @@
       <w:r>
         <w:t xml:space="preserve"> </w:t>
       </w:r>
-      <w:hyperlink r:id="rId46">
+      <w:hyperlink r:id="rId35">
         <w:r>
           <w:rPr>
             <w:rStyle w:val="Hyperlink"/>
@@ -11904,7 +11405,7 @@
       <w:r>
         <w:t xml:space="preserve"> </w:t>
       </w:r>
-      <w:hyperlink r:id="rId26">
+      <w:hyperlink r:id="rId15">
         <w:r>
           <w:rPr>
             <w:rStyle w:val="Hyperlink"/>
@@ -11931,7 +11432,7 @@
       <w:r>
         <w:t xml:space="preserve"> </w:t>
       </w:r>
-      <w:hyperlink r:id="rId28">
+      <w:hyperlink r:id="rId17">
         <w:r>
           <w:rPr>
             <w:rStyle w:val="Hyperlink"/>
@@ -11940,9 +11441,9 @@
         </w:r>
       </w:hyperlink>
     </w:p>
-    <w:bookmarkEnd w:id="102"/>
-    <w:bookmarkEnd w:id="103"/>
-    <w:bookmarkStart w:id="111" w:name="configuración-ospf"/>
+    <w:bookmarkEnd w:id="91"/>
+    <w:bookmarkEnd w:id="92"/>
+    <w:bookmarkStart w:id="100" w:name="configuración-ospf"/>
     <w:p>
       <w:pPr>
         <w:pStyle w:val="Heading1"/>
@@ -12006,7 +11507,7 @@
         </w:pict>
       </w:r>
     </w:p>
-    <w:bookmarkStart w:id="104" w:name="la-idea-en-una-frase-6"/>
+    <w:bookmarkStart w:id="93" w:name="la-idea-en-una-frase-6"/>
     <w:p>
       <w:pPr>
         <w:pStyle w:val="Heading2"/>
@@ -12045,7 +11546,7 @@
       <w:r>
         <w:t xml:space="preserve"> </w:t>
       </w:r>
-      <w:hyperlink r:id="rId29">
+      <w:hyperlink r:id="rId18">
         <w:r>
           <w:rPr>
             <w:rStyle w:val="Hyperlink"/>
@@ -12064,8 +11565,8 @@
         </w:pict>
       </w:r>
     </w:p>
-    <w:bookmarkEnd w:id="104"/>
-    <w:bookmarkStart w:id="105" w:name="configuración-mínima"/>
+    <w:bookmarkEnd w:id="93"/>
+    <w:bookmarkStart w:id="94" w:name="configuración-mínima"/>
     <w:p>
       <w:pPr>
         <w:pStyle w:val="Heading2"/>
@@ -12289,7 +11790,7 @@
       <w:r>
         <w:t xml:space="preserve"> </w:t>
       </w:r>
-      <w:hyperlink r:id="rId24">
+      <w:hyperlink r:id="rId13">
         <w:r>
           <w:rPr>
             <w:rStyle w:val="Hyperlink"/>
@@ -12432,13 +11933,7 @@
         <w:t xml:space="preserve"> </w:t>
       </w:r>
       <w:r>
-        <w:t xml:space="preserve">“</w:t>
-      </w:r>
-      <w:r>
-        <w:t xml:space="preserve">no levanta vecindad</w:t>
-      </w:r>
-      <w:r>
-        <w:t xml:space="preserve">”</w:t>
+        <w:t xml:space="preserve">“no levanta vecindad”</w:t>
       </w:r>
       <w:r>
         <w:t xml:space="preserve">.</w:t>
@@ -12451,8 +11946,8 @@
         </w:pict>
       </w:r>
     </w:p>
-    <w:bookmarkEnd w:id="105"/>
-    <w:bookmarkStart w:id="106" w:name="configuración-multiárea"/>
+    <w:bookmarkEnd w:id="94"/>
+    <w:bookmarkStart w:id="95" w:name="configuración-multiárea"/>
     <w:p>
       <w:pPr>
         <w:pStyle w:val="Heading2"/>
@@ -12487,7 +11982,7 @@
       <w:r>
         <w:t xml:space="preserve"> </w:t>
       </w:r>
-      <w:hyperlink r:id="rId25">
+      <w:hyperlink r:id="rId14">
         <w:r>
           <w:rPr>
             <w:rStyle w:val="Hyperlink"/>
@@ -12760,7 +12255,7 @@
       <w:r>
         <w:t xml:space="preserve"> </w:t>
       </w:r>
-      <w:hyperlink r:id="rId25">
+      <w:hyperlink r:id="rId14">
         <w:r>
           <w:rPr>
             <w:rStyle w:val="Hyperlink"/>
@@ -12782,8 +12277,8 @@
         </w:pict>
       </w:r>
     </w:p>
-    <w:bookmarkEnd w:id="106"/>
-    <w:bookmarkStart w:id="107" w:name="verificación-inicial"/>
+    <w:bookmarkEnd w:id="95"/>
+    <w:bookmarkStart w:id="96" w:name="verificación-inicial"/>
     <w:p>
       <w:pPr>
         <w:pStyle w:val="Heading2"/>
@@ -12988,7 +12483,7 @@
       <w:r>
         <w:t xml:space="preserve"> </w:t>
       </w:r>
-      <w:hyperlink r:id="rId26">
+      <w:hyperlink r:id="rId15">
         <w:r>
           <w:rPr>
             <w:rStyle w:val="Hyperlink"/>
@@ -13063,7 +12558,7 @@
       <w:r>
         <w:t xml:space="preserve"> </w:t>
       </w:r>
-      <w:hyperlink r:id="rId29">
+      <w:hyperlink r:id="rId18">
         <w:r>
           <w:rPr>
             <w:rStyle w:val="Hyperlink"/>
@@ -13082,8 +12577,8 @@
         </w:pict>
       </w:r>
     </w:p>
-    <w:bookmarkEnd w:id="107"/>
-    <w:bookmarkStart w:id="108" w:name="mini-chequeo-6"/>
+    <w:bookmarkEnd w:id="96"/>
+    <w:bookmarkStart w:id="97" w:name="mini-chequeo-6"/>
     <w:p>
       <w:pPr>
         <w:pStyle w:val="Heading2"/>
@@ -13182,13 +12677,7 @@
         <w:t xml:space="preserve"> </w:t>
       </w:r>
       <w:r>
-        <w:t xml:space="preserve">“</w:t>
-      </w:r>
-      <w:r>
-        <w:t xml:space="preserve">grupo</w:t>
-      </w:r>
-      <w:r>
-        <w:t xml:space="preserve">”</w:t>
+        <w:t xml:space="preserve">“grupo”</w:t>
       </w:r>
       <w:r>
         <w:t xml:space="preserve"> </w:t>
@@ -13248,8 +12737,8 @@
         </w:pict>
       </w:r>
     </w:p>
-    <w:bookmarkEnd w:id="108"/>
-    <w:bookmarkStart w:id="109" w:name="resumen-en-3-frases-6"/>
+    <w:bookmarkEnd w:id="97"/>
+    <w:bookmarkStart w:id="98" w:name="resumen-en-3-frases-6"/>
     <w:p>
       <w:pPr>
         <w:pStyle w:val="Heading2"/>
@@ -13391,8 +12880,8 @@
         <w:t xml:space="preserve">.</w:t>
       </w:r>
     </w:p>
-    <w:bookmarkEnd w:id="109"/>
-    <w:bookmarkStart w:id="110" w:name="vocabulario-rápido-6"/>
+    <w:bookmarkEnd w:id="98"/>
+    <w:bookmarkStart w:id="99" w:name="vocabulario-rápido-6"/>
     <w:p>
       <w:pPr>
         <w:pStyle w:val="Heading2"/>
@@ -13405,7 +12894,6 @@
       <w:tblPr>
         <w:tblStyle w:val="Table"/>
         <w:tblW w:type="pct" w:w="5000"/>
-        <w:jc w:val="left"/>
         <w:tblLayout w:type="fixed"/>
         <w:tblLook w:firstRow="1" w:lastRow="0" w:firstColumn="0" w:lastColumn="0" w:noHBand="0" w:noVBand="0" w:val="0020"/>
       </w:tblPr>
@@ -13422,7 +12910,6 @@
           <w:p>
             <w:pPr>
               <w:pStyle w:val="Compact"/>
-              <w:jc w:val="left"/>
             </w:pPr>
             <w:r>
               <w:t xml:space="preserve">Término</w:t>
@@ -13434,7 +12921,6 @@
           <w:p>
             <w:pPr>
               <w:pStyle w:val="Compact"/>
-              <w:jc w:val="left"/>
             </w:pPr>
             <w:r>
               <w:t xml:space="preserve">Idea general</w:t>
@@ -13448,7 +12934,6 @@
           <w:p>
             <w:pPr>
               <w:pStyle w:val="Compact"/>
-              <w:jc w:val="left"/>
             </w:pPr>
             <w:r>
               <w:t xml:space="preserve">Process ID</w:t>
@@ -13460,7 +12945,6 @@
           <w:p>
             <w:pPr>
               <w:pStyle w:val="Compact"/>
-              <w:jc w:val="left"/>
             </w:pPr>
             <w:r>
               <w:t xml:space="preserve">Número del proceso OSPF (local al router)</w:t>
@@ -13474,7 +12958,6 @@
           <w:p>
             <w:pPr>
               <w:pStyle w:val="Compact"/>
-              <w:jc w:val="left"/>
             </w:pPr>
             <w:r>
               <w:t xml:space="preserve">Wildcard</w:t>
@@ -13486,7 +12969,6 @@
           <w:p>
             <w:pPr>
               <w:pStyle w:val="Compact"/>
-              <w:jc w:val="left"/>
             </w:pPr>
             <w:r>
               <w:t xml:space="preserve">Máscara invertida para</w:t>
@@ -13515,7 +12997,6 @@
           <w:p>
             <w:pPr>
               <w:pStyle w:val="Compact"/>
-              <w:jc w:val="left"/>
             </w:pPr>
             <w:r>
               <w:t xml:space="preserve">ABR</w:t>
@@ -13527,7 +13008,6 @@
           <w:p>
             <w:pPr>
               <w:pStyle w:val="Compact"/>
-              <w:jc w:val="left"/>
             </w:pPr>
             <w:r>
               <w:t xml:space="preserve">Router con interfaces en Área 0 y otra área</w:t>
@@ -13541,7 +13021,6 @@
           <w:p>
             <w:pPr>
               <w:pStyle w:val="Compact"/>
-              <w:jc w:val="left"/>
             </w:pPr>
             <w:r>
               <w:t xml:space="preserve">show ip ospf neighbor</w:t>
@@ -13553,7 +13032,6 @@
           <w:p>
             <w:pPr>
               <w:pStyle w:val="Compact"/>
-              <w:jc w:val="left"/>
             </w:pPr>
             <w:r>
               <w:t xml:space="preserve">Comando para ver vecinos y estados de adyacencia</w:t>
@@ -13567,7 +13045,6 @@
           <w:p>
             <w:pPr>
               <w:pStyle w:val="Compact"/>
-              <w:jc w:val="left"/>
             </w:pPr>
             <w:r>
               <w:t xml:space="preserve">Estado FULL</w:t>
@@ -13579,7 +13056,6 @@
           <w:p>
             <w:pPr>
               <w:pStyle w:val="Compact"/>
-              <w:jc w:val="left"/>
             </w:pPr>
             <w:r>
               <w:t xml:space="preserve">Adyacencia completa con intercambio de LSAs</w:t>
@@ -13605,7 +13081,7 @@
       <w:r>
         <w:t xml:space="preserve"> </w:t>
       </w:r>
-      <w:hyperlink r:id="rId46">
+      <w:hyperlink r:id="rId35">
         <w:r>
           <w:rPr>
             <w:rStyle w:val="Hyperlink"/>
@@ -13632,7 +13108,7 @@
       <w:r>
         <w:t xml:space="preserve"> </w:t>
       </w:r>
-      <w:hyperlink r:id="rId27">
+      <w:hyperlink r:id="rId16">
         <w:r>
           <w:rPr>
             <w:rStyle w:val="Hyperlink"/>
@@ -13659,7 +13135,7 @@
       <w:r>
         <w:t xml:space="preserve"> </w:t>
       </w:r>
-      <w:hyperlink r:id="rId29">
+      <w:hyperlink r:id="rId18">
         <w:r>
           <w:rPr>
             <w:rStyle w:val="Hyperlink"/>
@@ -13668,9 +13144,9 @@
         </w:r>
       </w:hyperlink>
     </w:p>
-    <w:bookmarkEnd w:id="110"/>
-    <w:bookmarkEnd w:id="111"/>
-    <w:bookmarkStart w:id="123" w:name="ruta-por-defecto-y-diagnóstico"/>
+    <w:bookmarkEnd w:id="99"/>
+    <w:bookmarkEnd w:id="100"/>
+    <w:bookmarkStart w:id="112" w:name="ruta-por-defecto-y-diagnóstico"/>
     <w:p>
       <w:pPr>
         <w:pStyle w:val="Heading1"/>
@@ -13734,7 +13210,7 @@
         </w:pict>
       </w:r>
     </w:p>
-    <w:bookmarkStart w:id="112" w:name="la-idea-en-una-frase-7"/>
+    <w:bookmarkStart w:id="101" w:name="la-idea-en-una-frase-7"/>
     <w:p>
       <w:pPr>
         <w:pStyle w:val="Heading2"/>
@@ -13810,21 +13286,7 @@
           <w:i/>
           <w:iCs/>
         </w:rPr>
-        <w:t xml:space="preserve">“</w:t>
-      </w:r>
-      <w:r>
-        <w:rPr>
-          <w:i/>
-          <w:iCs/>
-        </w:rPr>
-        <w:t xml:space="preserve">OSPF no levanta</w:t>
-      </w:r>
-      <w:r>
-        <w:rPr>
-          <w:i/>
-          <w:iCs/>
-        </w:rPr>
-        <w:t xml:space="preserve">”</w:t>
+        <w:t xml:space="preserve">“OSPF no levanta”</w:t>
       </w:r>
       <w:r>
         <w:t xml:space="preserve">.</w:t>
@@ -13837,8 +13299,8 @@
         </w:pict>
       </w:r>
     </w:p>
-    <w:bookmarkEnd w:id="112"/>
-    <w:bookmarkStart w:id="113" w:name="propagar-la-ruta-por-defecto"/>
+    <w:bookmarkEnd w:id="101"/>
+    <w:bookmarkStart w:id="102" w:name="propagar-la-ruta-por-defecto"/>
     <w:p>
       <w:pPr>
         <w:pStyle w:val="Heading2"/>
@@ -13857,7 +13319,7 @@
       <w:r>
         <w:t xml:space="preserve"> </w:t>
       </w:r>
-      <w:hyperlink r:id="rId20">
+      <w:hyperlink r:id="rId9">
         <w:r>
           <w:rPr>
             <w:rStyle w:val="Hyperlink"/>
@@ -14019,13 +13481,7 @@
         <w:t xml:space="preserve"> </w:t>
       </w:r>
       <w:r>
-        <w:t xml:space="preserve">“</w:t>
-      </w:r>
-      <w:r>
-        <w:t xml:space="preserve">para salir a Internet, ve hacia el ASBR</w:t>
-      </w:r>
-      <w:r>
-        <w:t xml:space="preserve">”</w:t>
+        <w:t xml:space="preserve">“para salir a Internet, ve hacia el ASBR”</w:t>
       </w:r>
       <w:r>
         <w:t xml:space="preserve">. Es la diferencia entre configurar 20 routers a mano y configurar uno.</w:t>
@@ -14123,8 +13579,8 @@
         </w:pict>
       </w:r>
     </w:p>
-    <w:bookmarkEnd w:id="113"/>
-    <w:bookmarkStart w:id="117" w:name="escalera-de-diagnóstico"/>
+    <w:bookmarkEnd w:id="102"/>
+    <w:bookmarkStart w:id="106" w:name="escalera-de-diagnóstico"/>
     <w:p>
       <w:pPr>
         <w:pStyle w:val="Heading2"/>
@@ -14163,12 +13619,12 @@
           <wp:inline>
             <wp:extent cx="5334000" cy="3468795"/>
             <wp:effectExtent b="0" l="0" r="0" t="0"/>
-            <wp:docPr descr="Escalera de diagnóstico OSPF: de lo físico (abajo) a lo lógico (arriba)" title="" id="115" name="Picture"/>
+            <wp:docPr descr="Escalera de diagnóstico OSPF: de lo físico (abajo) a lo lógico (arriba)" title="" id="104" name="Picture"/>
             <a:graphic>
               <a:graphicData uri="http://schemas.openxmlformats.org/drawingml/2006/picture">
                 <pic:pic>
                   <pic:nvPicPr>
-                    <pic:cNvPr descr="public/diagrams/u09-escalera-ospf.svg" id="116" name="Picture"/>
+                    <pic:cNvPr descr="public/diagrams/u09-escalera-ospf.svg" id="105" name="Picture"/>
                     <pic:cNvPicPr>
                       <a:picLocks noChangeArrowheads="1" noChangeAspect="1"/>
                     </pic:cNvPicPr>
@@ -14180,7 +13636,7 @@
                           <a14:useLocalDpi xmlns:a14="http://schemas.microsoft.com/office/drawing/2010/main" val="0"/>
                         </a:ext>
                         <a:ext uri="{96DAC541-7B7A-43D3-8B79-37D633B846F1}">
-                          <asvg:svgBlip xmlns:asvg="http://schemas.microsoft.com/office/drawing/2016/SVG/main" r:embed="rId114"/>
+                          <asvg:svgBlip xmlns:asvg="http://schemas.microsoft.com/office/drawing/2016/SVG/main" r:embed="rId103"/>
                         </a:ext>
                       </a:extLst>
                     </a:blip>
@@ -14241,21 +13697,7 @@
           <w:b/>
           <w:bCs/>
         </w:rPr>
-        <w:t xml:space="preserve">“</w:t>
-      </w:r>
-      <w:r>
-        <w:rPr>
-          <w:b/>
-          <w:bCs/>
-        </w:rPr>
-        <w:t xml:space="preserve">no forma vecindad</w:t>
-      </w:r>
-      <w:r>
-        <w:rPr>
-          <w:b/>
-          <w:bCs/>
-        </w:rPr>
-        <w:t xml:space="preserve">”</w:t>
+        <w:t xml:space="preserve">“no forma vecindad”</w:t>
       </w:r>
       <w:r>
         <w:t xml:space="preserve"> </w:t>
@@ -14268,7 +13710,6 @@
       <w:tblPr>
         <w:tblStyle w:val="Table"/>
         <w:tblW w:type="pct" w:w="5000"/>
-        <w:jc w:val="left"/>
         <w:tblLayout w:type="fixed"/>
         <w:tblLook w:firstRow="1" w:lastRow="0" w:firstColumn="0" w:lastColumn="0" w:noHBand="0" w:noVBand="0" w:val="0020"/>
       </w:tblPr>
@@ -14285,7 +13726,6 @@
           <w:p>
             <w:pPr>
               <w:pStyle w:val="Compact"/>
-              <w:jc w:val="left"/>
             </w:pPr>
             <w:r>
               <w:t xml:space="preserve">Causa</w:t>
@@ -14297,7 +13737,6 @@
           <w:p>
             <w:pPr>
               <w:pStyle w:val="Compact"/>
-              <w:jc w:val="left"/>
             </w:pPr>
             <w:r>
               <w:t xml:space="preserve">Comando que lo delata</w:t>
@@ -14311,7 +13750,6 @@
           <w:p>
             <w:pPr>
               <w:pStyle w:val="Compact"/>
-              <w:jc w:val="left"/>
             </w:pPr>
             <w:r>
               <w:t xml:space="preserve">Las IPs no hacen ping (capa 3 rota)</w:t>
@@ -14323,7 +13761,6 @@
           <w:p>
             <w:pPr>
               <w:pStyle w:val="Compact"/>
-              <w:jc w:val="left"/>
             </w:pPr>
             <w:r>
               <w:rPr>
@@ -14346,7 +13783,6 @@
           <w:p>
             <w:pPr>
               <w:pStyle w:val="Compact"/>
-              <w:jc w:val="left"/>
             </w:pPr>
             <w:r>
               <w:t xml:space="preserve">El área no coincide entre vecinos</w:t>
@@ -14358,7 +13794,6 @@
           <w:p>
             <w:pPr>
               <w:pStyle w:val="Compact"/>
-              <w:jc w:val="left"/>
             </w:pPr>
             <w:r>
               <w:rPr>
@@ -14390,7 +13825,6 @@
           <w:p>
             <w:pPr>
               <w:pStyle w:val="Compact"/>
-              <w:jc w:val="left"/>
             </w:pPr>
             <w:r>
               <w:t xml:space="preserve">Router ID duplicado</w:t>
@@ -14402,7 +13836,6 @@
           <w:p>
             <w:pPr>
               <w:pStyle w:val="Compact"/>
-              <w:jc w:val="left"/>
             </w:pPr>
             <w:r>
               <w:t xml:space="preserve">Vecinos que aparecen y desaparecen</w:t>
@@ -14416,7 +13849,6 @@
           <w:p>
             <w:pPr>
               <w:pStyle w:val="Compact"/>
-              <w:jc w:val="left"/>
             </w:pPr>
             <w:r>
               <w:t xml:space="preserve">ACL bloqueando OSPF (protocolo 89)</w:t>
@@ -14428,7 +13860,6 @@
           <w:p>
             <w:pPr>
               <w:pStyle w:val="Compact"/>
-              <w:jc w:val="left"/>
             </w:pPr>
             <w:r>
               <w:rPr>
@@ -14451,7 +13882,6 @@
           <w:p>
             <w:pPr>
               <w:pStyle w:val="Compact"/>
-              <w:jc w:val="left"/>
             </w:pPr>
             <w:r>
               <w:t xml:space="preserve">Red no declarada con</w:t>
@@ -14478,7 +13908,6 @@
           <w:p>
             <w:pPr>
               <w:pStyle w:val="Compact"/>
-              <w:jc w:val="left"/>
             </w:pPr>
             <w:r>
               <w:rPr>
@@ -14501,7 +13930,6 @@
           <w:p>
             <w:pPr>
               <w:pStyle w:val="Compact"/>
-              <w:jc w:val="left"/>
             </w:pPr>
             <w:r>
               <w:t xml:space="preserve">Hello/Dead timers distintos</w:t>
@@ -14513,7 +13941,6 @@
           <w:p>
             <w:pPr>
               <w:pStyle w:val="Compact"/>
-              <w:jc w:val="left"/>
             </w:pPr>
             <w:r>
               <w:rPr>
@@ -14663,8 +14090,8 @@
         </w:pict>
       </w:r>
     </w:p>
-    <w:bookmarkEnd w:id="117"/>
-    <w:bookmarkStart w:id="118" w:name="comandos-de-verificación-completos"/>
+    <w:bookmarkEnd w:id="106"/>
+    <w:bookmarkStart w:id="107" w:name="comandos-de-verificación-completos"/>
     <w:p>
       <w:pPr>
         <w:pStyle w:val="Heading2"/>
@@ -14888,7 +14315,7 @@
       <w:r>
         <w:t xml:space="preserve"> </w:t>
       </w:r>
-      <w:hyperlink r:id="rId30">
+      <w:hyperlink r:id="rId19">
         <w:r>
           <w:rPr>
             <w:rStyle w:val="Hyperlink"/>
@@ -14910,8 +14337,8 @@
         </w:pict>
       </w:r>
     </w:p>
-    <w:bookmarkEnd w:id="118"/>
-    <w:bookmarkStart w:id="119" w:name="leer-la-tabla-de-rutas-ospf"/>
+    <w:bookmarkEnd w:id="107"/>
+    <w:bookmarkStart w:id="108" w:name="leer-la-tabla-de-rutas-ospf"/>
     <w:p>
       <w:pPr>
         <w:pStyle w:val="Heading2"/>
@@ -14944,7 +14371,6 @@
       <w:tblPr>
         <w:tblStyle w:val="Table"/>
         <w:tblW w:type="pct" w:w="5000"/>
-        <w:jc w:val="left"/>
         <w:tblLayout w:type="fixed"/>
         <w:tblLook w:firstRow="1" w:lastRow="0" w:firstColumn="0" w:lastColumn="0" w:noHBand="0" w:noVBand="0" w:val="0020"/>
       </w:tblPr>
@@ -14961,7 +14387,6 @@
           <w:p>
             <w:pPr>
               <w:pStyle w:val="Compact"/>
-              <w:jc w:val="left"/>
             </w:pPr>
             <w:r>
               <w:t xml:space="preserve">Prefijo</w:t>
@@ -14973,7 +14398,6 @@
           <w:p>
             <w:pPr>
               <w:pStyle w:val="Compact"/>
-              <w:jc w:val="left"/>
             </w:pPr>
             <w:r>
               <w:t xml:space="preserve">Significado</w:t>
@@ -14987,7 +14411,6 @@
           <w:p>
             <w:pPr>
               <w:pStyle w:val="Compact"/>
-              <w:jc w:val="left"/>
             </w:pPr>
             <w:r>
               <w:rPr>
@@ -15002,7 +14425,6 @@
           <w:p>
             <w:pPr>
               <w:pStyle w:val="Compact"/>
-              <w:jc w:val="left"/>
             </w:pPr>
             <w:r>
               <w:t xml:space="preserve">Ruta</w:t>
@@ -15032,7 +14454,6 @@
           <w:p>
             <w:pPr>
               <w:pStyle w:val="Compact"/>
-              <w:jc w:val="left"/>
             </w:pPr>
             <w:r>
               <w:rPr>
@@ -15047,7 +14468,6 @@
           <w:p>
             <w:pPr>
               <w:pStyle w:val="Compact"/>
-              <w:jc w:val="left"/>
             </w:pPr>
             <w:r>
               <w:t xml:space="preserve">Ruta</w:t>
@@ -15077,7 +14497,6 @@
           <w:p>
             <w:pPr>
               <w:pStyle w:val="Compact"/>
-              <w:jc w:val="left"/>
             </w:pPr>
             <w:r>
               <w:rPr>
@@ -15092,7 +14511,6 @@
           <w:p>
             <w:pPr>
               <w:pStyle w:val="Compact"/>
-              <w:jc w:val="left"/>
             </w:pPr>
             <w:r>
               <w:t xml:space="preserve">Ruta externa con</w:t>
@@ -15137,7 +14555,6 @@
           <w:p>
             <w:pPr>
               <w:pStyle w:val="Compact"/>
-              <w:jc w:val="left"/>
             </w:pPr>
             <w:r>
               <w:rPr>
@@ -15167,7 +14584,6 @@
           <w:p>
             <w:pPr>
               <w:pStyle w:val="Compact"/>
-              <w:jc w:val="left"/>
             </w:pPr>
             <w:r>
               <w:t xml:space="preserve">Ruta externa redistribuida (E1 suma el coste interno; E2 no)</w:t>
@@ -15345,7 +14761,7 @@
       <w:r>
         <w:t xml:space="preserve"> </w:t>
       </w:r>
-      <w:hyperlink r:id="rId27">
+      <w:hyperlink r:id="rId16">
         <w:r>
           <w:rPr>
             <w:rStyle w:val="Hyperlink"/>
@@ -15398,8 +14814,8 @@
         </w:pict>
       </w:r>
     </w:p>
-    <w:bookmarkEnd w:id="119"/>
-    <w:bookmarkStart w:id="120" w:name="mini-chequeo-7"/>
+    <w:bookmarkEnd w:id="108"/>
+    <w:bookmarkStart w:id="109" w:name="mini-chequeo-7"/>
     <w:p>
       <w:pPr>
         <w:pStyle w:val="Heading2"/>
@@ -15423,13 +14839,7 @@
         <w:t xml:space="preserve"> </w:t>
       </w:r>
       <w:r>
-        <w:t xml:space="preserve">“</w:t>
-      </w:r>
-      <w:r>
-        <w:t xml:space="preserve">emisor</w:t>
-      </w:r>
-      <w:r>
-        <w:t xml:space="preserve">”</w:t>
+        <w:t xml:space="preserve">“emisor”</w:t>
       </w:r>
       <w:r>
         <w:t xml:space="preserve"> </w:t>
@@ -15641,8 +15051,8 @@
         </w:pict>
       </w:r>
     </w:p>
-    <w:bookmarkEnd w:id="120"/>
-    <w:bookmarkStart w:id="121" w:name="resumen-en-3-frases-7"/>
+    <w:bookmarkEnd w:id="109"/>
+    <w:bookmarkStart w:id="110" w:name="resumen-en-3-frases-7"/>
     <w:p>
       <w:pPr>
         <w:pStyle w:val="Heading2"/>
@@ -15740,20 +15150,14 @@
         <w:t xml:space="preserve"> </w:t>
       </w:r>
       <w:r>
-        <w:t xml:space="preserve">“</w:t>
-      </w:r>
-      <w:r>
-        <w:t xml:space="preserve">no coincide</w:t>
-      </w:r>
-      <w:r>
-        <w:t xml:space="preserve">”</w:t>
+        <w:t xml:space="preserve">“no coincide”</w:t>
       </w:r>
       <w:r>
         <w:t xml:space="preserve">… no es el problema: mira área, timers y ACLs (la wildcard es local).</w:t>
       </w:r>
     </w:p>
-    <w:bookmarkEnd w:id="121"/>
-    <w:bookmarkStart w:id="122" w:name="vocabulario-rápido-7"/>
+    <w:bookmarkEnd w:id="110"/>
+    <w:bookmarkStart w:id="111" w:name="vocabulario-rápido-7"/>
     <w:p>
       <w:pPr>
         <w:pStyle w:val="Heading2"/>
@@ -15766,7 +15170,6 @@
       <w:tblPr>
         <w:tblStyle w:val="Table"/>
         <w:tblW w:type="auto" w:w="0"/>
-        <w:jc w:val="left"/>
         <w:tblLook w:firstRow="1" w:lastRow="0" w:firstColumn="0" w:lastColumn="0" w:noHBand="0" w:noVBand="0" w:val="0020"/>
       </w:tblPr>
       <w:tblGrid>
@@ -15782,7 +15185,6 @@
           <w:p>
             <w:pPr>
               <w:pStyle w:val="Compact"/>
-              <w:jc w:val="left"/>
             </w:pPr>
             <w:r>
               <w:t xml:space="preserve">Término</w:t>
@@ -15794,7 +15196,6 @@
           <w:p>
             <w:pPr>
               <w:pStyle w:val="Compact"/>
-              <w:jc w:val="left"/>
             </w:pPr>
             <w:r>
               <w:t xml:space="preserve">Idea general</w:t>
@@ -15808,7 +15209,6 @@
           <w:p>
             <w:pPr>
               <w:pStyle w:val="Compact"/>
-              <w:jc w:val="left"/>
             </w:pPr>
             <w:r>
               <w:t xml:space="preserve">default-information originate</w:t>
@@ -15820,7 +15220,6 @@
           <w:p>
             <w:pPr>
               <w:pStyle w:val="Compact"/>
-              <w:jc w:val="left"/>
             </w:pPr>
             <w:r>
               <w:t xml:space="preserve">Anuncia la ruta por defecto a OSPF</w:t>
@@ -15834,7 +15233,6 @@
           <w:p>
             <w:pPr>
               <w:pStyle w:val="Compact"/>
-              <w:jc w:val="left"/>
             </w:pPr>
             <w:r>
               <w:t xml:space="preserve">always</w:t>
@@ -15846,7 +15244,6 @@
           <w:p>
             <w:pPr>
               <w:pStyle w:val="Compact"/>
-              <w:jc w:val="left"/>
             </w:pPr>
             <w:r>
               <w:t xml:space="preserve">Fuerza el anuncio aunque no exista la ruta local</w:t>
@@ -15860,7 +15257,6 @@
           <w:p>
             <w:pPr>
               <w:pStyle w:val="Compact"/>
-              <w:jc w:val="left"/>
             </w:pPr>
             <w:r>
               <w:t xml:space="preserve">Protocolo 89</w:t>
@@ -15872,7 +15268,6 @@
           <w:p>
             <w:pPr>
               <w:pStyle w:val="Compact"/>
-              <w:jc w:val="left"/>
             </w:pPr>
             <w:r>
               <w:t xml:space="preserve">Número de protocolo IP de OSPF</w:t>
@@ -15886,7 +15281,6 @@
           <w:p>
             <w:pPr>
               <w:pStyle w:val="Compact"/>
-              <w:jc w:val="left"/>
             </w:pPr>
             <w:r>
               <w:t xml:space="preserve">AD</w:t>
@@ -15898,7 +15292,6 @@
           <w:p>
             <w:pPr>
               <w:pStyle w:val="Compact"/>
-              <w:jc w:val="left"/>
             </w:pPr>
             <w:r>
               <w:t xml:space="preserve">Administrative Distance (110 para OSPF)</w:t>
@@ -15912,7 +15305,6 @@
           <w:p>
             <w:pPr>
               <w:pStyle w:val="Compact"/>
-              <w:jc w:val="left"/>
             </w:pPr>
             <w:r>
               <w:t xml:space="preserve">Prefijo O</w:t>
@@ -15924,7 +15316,6 @@
           <w:p>
             <w:pPr>
               <w:pStyle w:val="Compact"/>
-              <w:jc w:val="left"/>
             </w:pPr>
             <w:r>
               <w:t xml:space="preserve">Rutas internas OSPF en</w:t>
@@ -15947,7 +15338,6 @@
           <w:p>
             <w:pPr>
               <w:pStyle w:val="Compact"/>
-              <w:jc w:val="left"/>
             </w:pPr>
             <w:r>
               <w:t xml:space="preserve">debug ip ospf events</w:t>
@@ -15959,7 +15349,6 @@
           <w:p>
             <w:pPr>
               <w:pStyle w:val="Compact"/>
-              <w:jc w:val="left"/>
             </w:pPr>
             <w:r>
               <w:t xml:space="preserve">Traza en tiempo real de los eventos OSPF</w:t>
@@ -15985,7 +15374,7 @@
       <w:r>
         <w:t xml:space="preserve"> </w:t>
       </w:r>
-      <w:hyperlink r:id="rId46">
+      <w:hyperlink r:id="rId35">
         <w:r>
           <w:rPr>
             <w:rStyle w:val="Hyperlink"/>
@@ -16012,7 +15401,7 @@
       <w:r>
         <w:t xml:space="preserve"> </w:t>
       </w:r>
-      <w:hyperlink r:id="rId28">
+      <w:hyperlink r:id="rId17">
         <w:r>
           <w:rPr>
             <w:rStyle w:val="Hyperlink"/>
@@ -16039,7 +15428,7 @@
       <w:r>
         <w:t xml:space="preserve"> </w:t>
       </w:r>
-      <w:hyperlink r:id="rId30">
+      <w:hyperlink r:id="rId19">
         <w:r>
           <w:rPr>
             <w:rStyle w:val="Hyperlink"/>
@@ -16048,9 +15437,9 @@
         </w:r>
       </w:hyperlink>
     </w:p>
-    <w:bookmarkEnd w:id="122"/>
-    <w:bookmarkEnd w:id="123"/>
-    <w:bookmarkStart w:id="136" w:name="cierre-consolida-lo-aprendido"/>
+    <w:bookmarkEnd w:id="111"/>
+    <w:bookmarkEnd w:id="112"/>
+    <w:bookmarkStart w:id="125" w:name="cierre-consolida-lo-aprendido"/>
     <w:p>
       <w:pPr>
         <w:pStyle w:val="Heading1"/>
@@ -16124,7 +15513,7 @@
       <w:r>
         <w:t xml:space="preserve"> </w:t>
       </w:r>
-      <w:hyperlink r:id="rId29">
+      <w:hyperlink r:id="rId18">
         <w:r>
           <w:rPr>
             <w:rStyle w:val="Hyperlink"/>
@@ -16146,7 +15535,7 @@
         </w:pict>
       </w:r>
     </w:p>
-    <w:bookmarkStart w:id="124" w:name="sé-el-router-ospf"/>
+    <w:bookmarkStart w:id="113" w:name="sé-el-router-ospf"/>
     <w:p>
       <w:pPr>
         <w:pStyle w:val="Heading2"/>
@@ -16351,7 +15740,7 @@
       <w:r>
         <w:t xml:space="preserve"> </w:t>
       </w:r>
-      <w:hyperlink r:id="rId22">
+      <w:hyperlink r:id="rId11">
         <w:r>
           <w:rPr>
             <w:rStyle w:val="Hyperlink"/>
@@ -16370,8 +15759,8 @@
         </w:pict>
       </w:r>
     </w:p>
-    <w:bookmarkEnd w:id="124"/>
-    <w:bookmarkStart w:id="125" w:name="fireside-chat-rip-vs-ospf"/>
+    <w:bookmarkEnd w:id="113"/>
+    <w:bookmarkStart w:id="114" w:name="fireside-chat-rip-vs-ospf"/>
     <w:p>
       <w:pPr>
         <w:pStyle w:val="Heading2"/>
@@ -16403,21 +15792,7 @@
           <w:i/>
           <w:iCs/>
         </w:rPr>
-        <w:t xml:space="preserve">“</w:t>
-      </w:r>
-      <w:r>
-        <w:rPr>
-          <w:i/>
-          <w:iCs/>
-        </w:rPr>
-        <w:t xml:space="preserve">quién encuentra la ruta más rápido</w:t>
-      </w:r>
-      <w:r>
-        <w:rPr>
-          <w:i/>
-          <w:iCs/>
-        </w:rPr>
-        <w:t xml:space="preserve">”</w:t>
+        <w:t xml:space="preserve">“quién encuentra la ruta más rápido”</w:t>
       </w:r>
       <w:r>
         <w:rPr>
@@ -16609,8 +15984,8 @@
         </w:pict>
       </w:r>
     </w:p>
-    <w:bookmarkEnd w:id="125"/>
-    <w:bookmarkStart w:id="126" w:name="quién-soy"/>
+    <w:bookmarkEnd w:id="114"/>
+    <w:bookmarkStart w:id="115" w:name="quién-soy"/>
     <w:p>
       <w:pPr>
         <w:pStyle w:val="Heading2"/>
@@ -16838,8 +16213,8 @@
         </w:pict>
       </w:r>
     </w:p>
-    <w:bookmarkEnd w:id="126"/>
-    <w:bookmarkStart w:id="127" w:name="Xe2120df83048d93d405a10d0d2629ab29d8d5b8"/>
+    <w:bookmarkEnd w:id="115"/>
+    <w:bookmarkStart w:id="116" w:name="Xe2120df83048d93d405a10d0d2629ab29d8d5b8"/>
     <w:p>
       <w:pPr>
         <w:pStyle w:val="Heading2"/>
@@ -16851,13 +16226,7 @@
         <w:t xml:space="preserve"> </w:t>
       </w:r>
       <w:r>
-        <w:t xml:space="preserve">“</w:t>
-      </w:r>
-      <w:r>
-        <w:t xml:space="preserve">OSPF no forma vecindad</w:t>
-      </w:r>
-      <w:r>
-        <w:t xml:space="preserve">”</w:t>
+        <w:t xml:space="preserve">“OSPF no forma vecindad”</w:t>
       </w:r>
     </w:p>
     <w:p>
@@ -16881,10 +16250,7 @@
         <w:t xml:space="preserve"> </w:t>
       </w:r>
       <w:r>
-        <w:t xml:space="preserve">“</w:t>
-      </w:r>
-      <w:r>
-        <w:t xml:space="preserve">Clásico: configuras OSPF y los vecinos no aparecen. Razones: 1) Las IPs no hacen ping (capa 3 rota). 2) El área no coincide. 3) El Router ID está duplicado. 4) Hay una ACL bloqueando OSPF (protocolo 89). 5) La subred no está declarada con</w:t>
+        <w:t xml:space="preserve">“Clásico: configuras OSPF y los vecinos no aparecen. Razones: 1) Las IPs no hacen ping (capa 3 rota). 2) El área no coincide. 3) El Router ID está duplicado. 4) Hay una ACL bloqueando OSPF (protocolo 89). 5) La subred no está declarada con</w:t>
       </w:r>
       <w:r>
         <w:t xml:space="preserve"> </w:t>
@@ -16896,10 +16262,7 @@
         <w:t xml:space="preserve">network</w:t>
       </w:r>
       <w:r>
-        <w:t xml:space="preserve">. 6) El Hello timer no coincide (por defecto 10s en broadcast).</w:t>
-      </w:r>
-      <w:r>
-        <w:t xml:space="preserve">”</w:t>
+        <w:t xml:space="preserve">. 6) El Hello timer no coincide (por defecto 10s en broadcast).”</w:t>
       </w:r>
     </w:p>
     <w:p>
@@ -16923,10 +16286,7 @@
         <w:t xml:space="preserve"> </w:t>
       </w:r>
       <w:r>
-        <w:t xml:space="preserve">“</w:t>
-      </w:r>
-      <w:r>
-        <w:t xml:space="preserve">Y lo mejor:</w:t>
+        <w:t xml:space="preserve">“Y lo mejor:</w:t>
       </w:r>
       <w:r>
         <w:t xml:space="preserve"> </w:t>
@@ -16942,10 +16302,7 @@
         <w:t xml:space="preserve"> </w:t>
       </w:r>
       <w:r>
-        <w:t xml:space="preserve">en los dos routers y no se ven. ¡Pues claro! El process ID no tiene que coincidir. Es local. Lo que tiene que coincidir es el área, la máscara de red, y que no haya firewall de por medio.</w:t>
-      </w:r>
-      <w:r>
-        <w:t xml:space="preserve">”</w:t>
+        <w:t xml:space="preserve">en los dos routers y no se ven. ¡Pues claro! El process ID no tiene que coincidir. Es local. Lo que tiene que coincidir es el área, la máscara de red, y que no haya firewall de por medio.”</w:t>
       </w:r>
     </w:p>
     <w:p>
@@ -16969,10 +16326,7 @@
         <w:t xml:space="preserve"> </w:t>
       </w:r>
       <w:r>
-        <w:t xml:space="preserve">“</w:t>
-      </w:r>
-      <w:r>
-        <w:t xml:space="preserve">Y no me vengas con</w:t>
+        <w:t xml:space="preserve">“Y no me vengas con</w:t>
       </w:r>
       <w:r>
         <w:t xml:space="preserve"> </w:t>
@@ -16982,21 +16336,7 @@
           <w:i/>
           <w:iCs/>
         </w:rPr>
-        <w:t xml:space="preserve">‘</w:t>
-      </w:r>
-      <w:r>
-        <w:rPr>
-          <w:i/>
-          <w:iCs/>
-        </w:rPr>
-        <w:t xml:space="preserve">¿será que OSPF tarda en arrancar?</w:t>
-      </w:r>
-      <w:r>
-        <w:rPr>
-          <w:i/>
-          <w:iCs/>
-        </w:rPr>
-        <w:t xml:space="preserve">’</w:t>
+        <w:t xml:space="preserve">‘¿será que OSPF tarda en arrancar?’</w:t>
       </w:r>
       <w:r>
         <w:t xml:space="preserve">. Con</w:t>
@@ -17014,10 +16354,7 @@
         <w:t xml:space="preserve"> </w:t>
       </w:r>
       <w:r>
-        <w:t xml:space="preserve">vacío y el ping OK, ya tienes la respuesta: el problema está en el plano OSPF, no en la red. A diagnosticar.</w:t>
-      </w:r>
-      <w:r>
-        <w:t xml:space="preserve">”</w:t>
+        <w:t xml:space="preserve">vacío y el ping OK, ya tienes la respuesta: el problema está en el plano OSPF, no en la red. A diagnosticar.”</w:t>
       </w:r>
     </w:p>
     <w:p>
@@ -17027,8 +16364,8 @@
         </w:pict>
       </w:r>
     </w:p>
-    <w:bookmarkEnd w:id="127"/>
-    <w:bookmarkStart w:id="128" w:name="laboratorio-de-tortura-ospf-multisede"/>
+    <w:bookmarkEnd w:id="116"/>
+    <w:bookmarkStart w:id="117" w:name="laboratorio-de-tortura-ospf-multisede"/>
     <w:p>
       <w:pPr>
         <w:pStyle w:val="Heading2"/>
@@ -17523,13 +16860,7 @@
         <w:t xml:space="preserve"> </w:t>
       </w:r>
       <w:r>
-        <w:t xml:space="preserve">“</w:t>
-      </w:r>
-      <w:r>
-        <w:t xml:space="preserve">arreglarlo</w:t>
-      </w:r>
-      <w:r>
-        <w:t xml:space="preserve">”</w:t>
+        <w:t xml:space="preserve">“arreglarlo”</w:t>
       </w:r>
       <w:r>
         <w:t xml:space="preserve"> </w:t>
@@ -17570,7 +16901,7 @@
       <w:r>
         <w:t xml:space="preserve"> </w:t>
       </w:r>
-      <w:hyperlink r:id="rId25">
+      <w:hyperlink r:id="rId14">
         <w:r>
           <w:rPr>
             <w:rStyle w:val="Hyperlink"/>
@@ -17602,7 +16933,7 @@
       <w:r>
         <w:t xml:space="preserve"> </w:t>
       </w:r>
-      <w:hyperlink r:id="rId29">
+      <w:hyperlink r:id="rId18">
         <w:r>
           <w:rPr>
             <w:rStyle w:val="Hyperlink"/>
@@ -17678,8 +17009,8 @@
         </w:pict>
       </w:r>
     </w:p>
-    <w:bookmarkEnd w:id="128"/>
-    <w:bookmarkStart w:id="129" w:name="logros-de-esta-unidad"/>
+    <w:bookmarkEnd w:id="117"/>
+    <w:bookmarkStart w:id="118" w:name="logros-de-esta-unidad"/>
     <w:p>
       <w:pPr>
         <w:pStyle w:val="Heading2"/>
@@ -17692,7 +17023,6 @@
       <w:tblPr>
         <w:tblStyle w:val="Table"/>
         <w:tblW w:type="pct" w:w="5000"/>
-        <w:jc w:val="left"/>
         <w:tblLayout w:type="fixed"/>
         <w:tblLook w:firstRow="1" w:lastRow="0" w:firstColumn="0" w:lastColumn="0" w:noHBand="0" w:noVBand="0" w:val="0020"/>
       </w:tblPr>
@@ -17709,7 +17039,6 @@
           <w:p>
             <w:pPr>
               <w:pStyle w:val="Compact"/>
-              <w:jc w:val="left"/>
             </w:pPr>
             <w:r>
               <w:t xml:space="preserve">Logro</w:t>
@@ -17721,7 +17050,6 @@
           <w:p>
             <w:pPr>
               <w:pStyle w:val="Compact"/>
-              <w:jc w:val="left"/>
             </w:pPr>
             <w:r>
               <w:t xml:space="preserve">Cómo conseguirlo</w:t>
@@ -17735,7 +17063,6 @@
           <w:p>
             <w:pPr>
               <w:pStyle w:val="Compact"/>
-              <w:jc w:val="left"/>
             </w:pPr>
             <w:r>
               <w:t xml:space="preserve">🏅</w:t>
@@ -17757,7 +17084,6 @@
           <w:p>
             <w:pPr>
               <w:pStyle w:val="Compact"/>
-              <w:jc w:val="left"/>
             </w:pPr>
             <w:r>
               <w:t xml:space="preserve">Configurar 3 routers OSPF y verificar adyacencias con</w:t>
@@ -17780,7 +17106,6 @@
           <w:p>
             <w:pPr>
               <w:pStyle w:val="Compact"/>
-              <w:jc w:val="left"/>
             </w:pPr>
             <w:r>
               <w:t xml:space="preserve">🏅</w:t>
@@ -17802,7 +17127,6 @@
           <w:p>
             <w:pPr>
               <w:pStyle w:val="Compact"/>
-              <w:jc w:val="left"/>
             </w:pPr>
             <w:r>
               <w:t xml:space="preserve">Configurar OSPF multiárea con ABR entre áreas 0, 1 y 2</w:t>
@@ -17816,7 +17140,6 @@
           <w:p>
             <w:pPr>
               <w:pStyle w:val="Compact"/>
-              <w:jc w:val="left"/>
             </w:pPr>
             <w:r>
               <w:t xml:space="preserve">🏅</w:t>
@@ -17838,7 +17161,6 @@
           <w:p>
             <w:pPr>
               <w:pStyle w:val="Compact"/>
-              <w:jc w:val="left"/>
             </w:pPr>
             <w:r>
               <w:t xml:space="preserve">Propagar una ruta por defecto por OSPF usando</w:t>
@@ -17861,7 +17183,6 @@
           <w:p>
             <w:pPr>
               <w:pStyle w:val="Compact"/>
-              <w:jc w:val="left"/>
             </w:pPr>
             <w:r>
               <w:t xml:space="preserve">🏅</w:t>
@@ -17883,7 +17204,6 @@
           <w:p>
             <w:pPr>
               <w:pStyle w:val="Compact"/>
-              <w:jc w:val="left"/>
             </w:pPr>
             <w:r>
               <w:t xml:space="preserve">Explicar el algoritmo de Dijkstra y cómo OSPF calcula la mejor ruta</w:t>
@@ -17899,8 +17219,8 @@
         </w:pict>
       </w:r>
     </w:p>
-    <w:bookmarkEnd w:id="129"/>
-    <w:bookmarkStart w:id="130" w:name="atrévete-a-pensar"/>
+    <w:bookmarkEnd w:id="118"/>
+    <w:bookmarkStart w:id="119" w:name="atrévete-a-pensar"/>
     <w:p>
       <w:pPr>
         <w:pStyle w:val="Heading2"/>
@@ -18121,8 +17441,8 @@
         </w:pict>
       </w:r>
     </w:p>
-    <w:bookmarkEnd w:id="130"/>
-    <w:bookmarkStart w:id="131" w:name="crucigrama-de-bits"/>
+    <w:bookmarkEnd w:id="119"/>
+    <w:bookmarkStart w:id="120" w:name="crucigrama-de-bits"/>
     <w:p>
       <w:pPr>
         <w:pStyle w:val="Heading2"/>
@@ -18275,8 +17595,8 @@
         </w:pict>
       </w:r>
     </w:p>
-    <w:bookmarkEnd w:id="131"/>
-    <w:bookmarkStart w:id="132" w:name="entrevista-de-trabajo"/>
+    <w:bookmarkEnd w:id="120"/>
+    <w:bookmarkStart w:id="121" w:name="entrevista-de-trabajo"/>
     <w:p>
       <w:pPr>
         <w:pStyle w:val="Heading2"/>
@@ -18298,21 +17618,7 @@
           <w:b/>
           <w:bCs/>
         </w:rPr>
-        <w:t xml:space="preserve">“</w:t>
-      </w:r>
-      <w:r>
-        <w:rPr>
-          <w:b/>
-          <w:bCs/>
-        </w:rPr>
-        <w:t xml:space="preserve">¿Qué es OSPF? Explica cómo funciona.</w:t>
-      </w:r>
-      <w:r>
-        <w:rPr>
-          <w:b/>
-          <w:bCs/>
-        </w:rPr>
-        <w:t xml:space="preserve">”</w:t>
+        <w:t xml:space="preserve">“¿Qué es OSPF? Explica cómo funciona.”</w:t>
       </w:r>
     </w:p>
     <w:p>
@@ -18328,21 +17634,7 @@
           <w:b/>
           <w:bCs/>
         </w:rPr>
-        <w:t xml:space="preserve">“</w:t>
-      </w:r>
-      <w:r>
-        <w:rPr>
-          <w:b/>
-          <w:bCs/>
-        </w:rPr>
-        <w:t xml:space="preserve">Diferencias entre RIP y OSPF. ¿Cuándo usarías cada uno?</w:t>
-      </w:r>
-      <w:r>
-        <w:rPr>
-          <w:b/>
-          <w:bCs/>
-        </w:rPr>
-        <w:t xml:space="preserve">”</w:t>
+        <w:t xml:space="preserve">“Diferencias entre RIP y OSPF. ¿Cuándo usarías cada uno?”</w:t>
       </w:r>
     </w:p>
     <w:p>
@@ -18358,21 +17650,7 @@
           <w:b/>
           <w:bCs/>
         </w:rPr>
-        <w:t xml:space="preserve">“</w:t>
-      </w:r>
-      <w:r>
-        <w:rPr>
-          <w:b/>
-          <w:bCs/>
-        </w:rPr>
-        <w:t xml:space="preserve">¿Qué es el área 0? ¿Por qué es obligatoria?</w:t>
-      </w:r>
-      <w:r>
-        <w:rPr>
-          <w:b/>
-          <w:bCs/>
-        </w:rPr>
-        <w:t xml:space="preserve">”</w:t>
+        <w:t xml:space="preserve">“¿Qué es el área 0? ¿Por qué es obligatoria?”</w:t>
       </w:r>
     </w:p>
     <w:p>
@@ -18388,21 +17666,7 @@
           <w:b/>
           <w:bCs/>
         </w:rPr>
-        <w:t xml:space="preserve">“</w:t>
-      </w:r>
-      <w:r>
-        <w:rPr>
-          <w:b/>
-          <w:bCs/>
-        </w:rPr>
-        <w:t xml:space="preserve">Configura OSPF en 3 routers con 2 áreas.</w:t>
-      </w:r>
-      <w:r>
-        <w:rPr>
-          <w:b/>
-          <w:bCs/>
-        </w:rPr>
-        <w:t xml:space="preserve">”</w:t>
+        <w:t xml:space="preserve">“Configura OSPF en 3 routers con 2 áreas.”</w:t>
       </w:r>
     </w:p>
     <w:p>
@@ -18418,21 +17682,7 @@
           <w:b/>
           <w:bCs/>
         </w:rPr>
-        <w:t xml:space="preserve">“</w:t>
-      </w:r>
-      <w:r>
-        <w:rPr>
-          <w:b/>
-          <w:bCs/>
-        </w:rPr>
-        <w:t xml:space="preserve">¿Cómo propagas una ruta por defecto en OSPF?</w:t>
-      </w:r>
-      <w:r>
-        <w:rPr>
-          <w:b/>
-          <w:bCs/>
-        </w:rPr>
-        <w:t xml:space="preserve">”</w:t>
+        <w:t xml:space="preserve">“¿Cómo propagas una ruta por defecto en OSPF?”</w:t>
       </w:r>
     </w:p>
     <w:p>
@@ -18462,13 +17712,7 @@
         <w:t xml:space="preserve"> </w:t>
       </w:r>
       <w:r>
-        <w:t xml:space="preserve">“</w:t>
-      </w:r>
-      <w:r>
-        <w:t xml:space="preserve">preguntas reina</w:t>
-      </w:r>
-      <w:r>
-        <w:t xml:space="preserve">”</w:t>
+        <w:t xml:space="preserve">“preguntas reina”</w:t>
       </w:r>
       <w:r>
         <w:t xml:space="preserve">. Para la 1, recorre la cadena de montaje del</w:t>
@@ -18476,7 +17720,7 @@
       <w:r>
         <w:t xml:space="preserve"> </w:t>
       </w:r>
-      <w:hyperlink r:id="rId24">
+      <w:hyperlink r:id="rId13">
         <w:r>
           <w:rPr>
             <w:rStyle w:val="Hyperlink"/>
@@ -18490,7 +17734,7 @@
       <w:r>
         <w:t xml:space="preserve"> </w:t>
       </w:r>
-      <w:hyperlink r:id="rId28">
+      <w:hyperlink r:id="rId17">
         <w:r>
           <w:rPr>
             <w:rStyle w:val="Hyperlink"/>
@@ -18509,8 +17753,8 @@
         </w:pict>
       </w:r>
     </w:p>
-    <w:bookmarkEnd w:id="132"/>
-    <w:bookmarkStart w:id="133" w:name="no-hay-preguntas-tontas"/>
+    <w:bookmarkEnd w:id="121"/>
+    <w:bookmarkStart w:id="122" w:name="no-hay-preguntas-tontas"/>
     <w:p>
       <w:pPr>
         <w:pStyle w:val="Heading2"/>
@@ -18563,7 +17807,7 @@
       <w:r>
         <w:t xml:space="preserve"> </w:t>
       </w:r>
-      <w:hyperlink r:id="rId23">
+      <w:hyperlink r:id="rId12">
         <w:r>
           <w:rPr>
             <w:rStyle w:val="Hyperlink"/>
@@ -18690,7 +17934,7 @@
       <w:r>
         <w:t xml:space="preserve"> </w:t>
       </w:r>
-      <w:hyperlink r:id="rId26">
+      <w:hyperlink r:id="rId15">
         <w:r>
           <w:rPr>
             <w:rStyle w:val="Hyperlink"/>
@@ -18709,8 +17953,8 @@
         </w:pict>
       </w:r>
     </w:p>
-    <w:bookmarkEnd w:id="133"/>
-    <w:bookmarkStart w:id="134" w:name="poscréditos"/>
+    <w:bookmarkEnd w:id="122"/>
+    <w:bookmarkStart w:id="123" w:name="poscréditos"/>
     <w:p>
       <w:pPr>
         <w:pStyle w:val="Heading2"/>
@@ -18784,8 +18028,8 @@
         </w:pict>
       </w:r>
     </w:p>
-    <w:bookmarkEnd w:id="134"/>
-    <w:bookmarkStart w:id="135" w:name="criterios-de-evaluación-cubiertos-ra6-1"/>
+    <w:bookmarkEnd w:id="123"/>
+    <w:bookmarkStart w:id="124" w:name="criterios-de-evaluación-cubiertos-ra6-1"/>
     <w:p>
       <w:pPr>
         <w:pStyle w:val="Heading2"/>
@@ -18810,7 +18054,6 @@
       <w:tblPr>
         <w:tblStyle w:val="Table"/>
         <w:tblW w:type="pct" w:w="5000"/>
-        <w:jc w:val="left"/>
         <w:tblLayout w:type="fixed"/>
         <w:tblLook w:firstRow="1" w:lastRow="0" w:firstColumn="0" w:lastColumn="0" w:noHBand="0" w:noVBand="0" w:val="0020"/>
       </w:tblPr>
@@ -18828,7 +18071,6 @@
           <w:p>
             <w:pPr>
               <w:pStyle w:val="Compact"/>
-              <w:jc w:val="left"/>
             </w:pPr>
             <w:r>
               <w:t xml:space="preserve">CE</w:t>
@@ -18840,7 +18082,6 @@
           <w:p>
             <w:pPr>
               <w:pStyle w:val="Compact"/>
-              <w:jc w:val="left"/>
             </w:pPr>
             <w:r>
               <w:t xml:space="preserve">Criterio</w:t>
@@ -18852,7 +18093,6 @@
           <w:p>
             <w:pPr>
               <w:pStyle w:val="Compact"/>
-              <w:jc w:val="left"/>
             </w:pPr>
             <w:r>
               <w:t xml:space="preserve">Cubierto</w:t>
@@ -18866,7 +18106,6 @@
           <w:p>
             <w:pPr>
               <w:pStyle w:val="Compact"/>
-              <w:jc w:val="left"/>
             </w:pPr>
             <w:r>
               <w:t xml:space="preserve">g)</w:t>
@@ -18878,7 +18117,6 @@
           <w:p>
             <w:pPr>
               <w:pStyle w:val="Compact"/>
-              <w:jc w:val="left"/>
             </w:pPr>
             <w:r>
               <w:t xml:space="preserve">Se ha habilitado y configurado OSPF en un «router»</w:t>
@@ -18890,7 +18128,6 @@
           <w:p>
             <w:pPr>
               <w:pStyle w:val="Compact"/>
-              <w:jc w:val="left"/>
             </w:pPr>
             <w:r>
               <w:t xml:space="preserve">✅ Configuración OSPF (puntos 6-7) + ⚡ Laboratorio</w:t>
@@ -18904,7 +18141,6 @@
           <w:p>
             <w:pPr>
               <w:pStyle w:val="Compact"/>
-              <w:jc w:val="left"/>
             </w:pPr>
             <w:r>
               <w:t xml:space="preserve">h)</w:t>
@@ -18916,7 +18152,6 @@
           <w:p>
             <w:pPr>
               <w:pStyle w:val="Compact"/>
-              <w:jc w:val="left"/>
             </w:pPr>
             <w:r>
               <w:t xml:space="preserve">Se ha establecido y propagado una ruta por defecto usando OSPF</w:t>
@@ -18928,7 +18163,6 @@
           <w:p>
             <w:pPr>
               <w:pStyle w:val="Compact"/>
-              <w:jc w:val="left"/>
             </w:pPr>
             <w:r>
               <w:t xml:space="preserve">✅ Propagación con</w:t>
@@ -18993,7 +18227,7 @@
       <w:r>
         <w:t xml:space="preserve"> </w:t>
       </w:r>
-      <w:hyperlink r:id="rId46">
+      <w:hyperlink r:id="rId35">
         <w:r>
           <w:rPr>
             <w:rStyle w:val="Hyperlink"/>
@@ -19020,7 +18254,7 @@
       <w:r>
         <w:t xml:space="preserve"> </w:t>
       </w:r>
-      <w:hyperlink r:id="rId29">
+      <w:hyperlink r:id="rId18">
         <w:r>
           <w:rPr>
             <w:rStyle w:val="Hyperlink"/>
@@ -19047,7 +18281,7 @@
       <w:r>
         <w:t xml:space="preserve"> </w:t>
       </w:r>
-      <w:hyperlink r:id="rId36">
+      <w:hyperlink r:id="rId25">
         <w:r>
           <w:rPr>
             <w:rStyle w:val="Hyperlink"/>
@@ -19056,9 +18290,13 @@
         </w:r>
       </w:hyperlink>
     </w:p>
-    <w:bookmarkEnd w:id="135"/>
-    <w:bookmarkEnd w:id="136"/>
-    <w:sectPr/>
+    <w:bookmarkEnd w:id="124"/>
+    <w:bookmarkEnd w:id="125"/>
+    <w:sectPr>
+      <w:footnotePr>
+        <w:numRestart w:val="eachSect"/>
+      </w:footnotePr>
+    </w:sectPr>
   </w:body>
 </w:document>
 </file>
@@ -19096,7 +18334,7 @@
       <w:lvlText w:val=" "/>
       <w:lvlJc w:val="left"/>
       <w:pPr>
-        <w:ind w:left="720" w:hanging="480"/>
+        <w:ind w:left="720" w:hanging="360"/>
       </w:pPr>
     </w:lvl>
     <w:lvl w:ilvl="1">
@@ -19104,7 +18342,7 @@
       <w:lvlText w:val=" "/>
       <w:lvlJc w:val="left"/>
       <w:pPr>
-        <w:ind w:left="1440" w:hanging="480"/>
+        <w:ind w:left="1440" w:hanging="360"/>
       </w:pPr>
     </w:lvl>
     <w:lvl w:ilvl="2">
@@ -19112,7 +18350,7 @@
       <w:lvlText w:val=" "/>
       <w:lvlJc w:val="left"/>
       <w:pPr>
-        <w:ind w:left="2160" w:hanging="480"/>
+        <w:ind w:left="2160" w:hanging="360"/>
       </w:pPr>
     </w:lvl>
     <w:lvl w:ilvl="3">
@@ -19120,7 +18358,7 @@
       <w:lvlText w:val=" "/>
       <w:lvlJc w:val="left"/>
       <w:pPr>
-        <w:ind w:left="2880" w:hanging="480"/>
+        <w:ind w:left="2880" w:hanging="360"/>
       </w:pPr>
     </w:lvl>
     <w:lvl w:ilvl="4">
@@ -19128,7 +18366,7 @@
       <w:lvlText w:val=" "/>
       <w:lvlJc w:val="left"/>
       <w:pPr>
-        <w:ind w:left="3600" w:hanging="480"/>
+        <w:ind w:left="3600" w:hanging="360"/>
       </w:pPr>
     </w:lvl>
     <w:lvl w:ilvl="5">
@@ -19136,7 +18374,7 @@
       <w:lvlText w:val=" "/>
       <w:lvlJc w:val="left"/>
       <w:pPr>
-        <w:ind w:left="4320" w:hanging="480"/>
+        <w:ind w:left="4320" w:hanging="360"/>
       </w:pPr>
     </w:lvl>
     <w:lvl w:ilvl="6">
@@ -19144,7 +18382,7 @@
       <w:lvlText w:val=" "/>
       <w:lvlJc w:val="left"/>
       <w:pPr>
-        <w:ind w:left="5040" w:hanging="480"/>
+        <w:ind w:left="5040" w:hanging="360"/>
       </w:pPr>
     </w:lvl>
     <w:lvl w:ilvl="7">
@@ -19152,7 +18390,7 @@
       <w:lvlText w:val=" "/>
       <w:lvlJc w:val="left"/>
       <w:pPr>
-        <w:ind w:left="5760" w:hanging="480"/>
+        <w:ind w:left="5760" w:hanging="360"/>
       </w:pPr>
     </w:lvl>
     <w:lvl w:ilvl="8">
@@ -19160,7 +18398,7 @@
       <w:lvlText w:val=" "/>
       <w:lvlJc w:val="left"/>
       <w:pPr>
-        <w:ind w:left="6480" w:hanging="480"/>
+        <w:ind w:left="6480" w:hanging="360"/>
       </w:pPr>
     </w:lvl>
   </w:abstractNum>
@@ -19169,75 +18407,102 @@
     <w:multiLevelType w:val="multilevel"/>
     <w:lvl w:ilvl="0">
       <w:numFmt w:val="bullet"/>
-      <w:lvlText w:val="•"/>
+      <w:lvlText w:val=""/>
       <w:lvlJc w:val="left"/>
       <w:pPr>
-        <w:ind w:left="720" w:hanging="480"/>
-      </w:pPr>
+        <w:ind w:left="720" w:hanging="360"/>
+      </w:pPr>
+      <w:rPr>
+        <w:rFonts w:ascii="Symbol" w:hAnsi="Symbol" w:cs="Symbol" w:hint="default"/>
+      </w:rPr>
     </w:lvl>
     <w:lvl w:ilvl="1">
       <w:numFmt w:val="bullet"/>
-      <w:lvlText w:val="–"/>
+      <w:lvlText w:val="o"/>
       <w:lvlJc w:val="left"/>
       <w:pPr>
-        <w:ind w:left="1440" w:hanging="480"/>
-      </w:pPr>
+        <w:ind w:left="1440" w:hanging="360"/>
+      </w:pPr>
+      <w:rPr>
+        <w:rFonts w:ascii="Courier New" w:hAnsi="Courier New" w:cs="Courier New" w:hint="default"/>
+      </w:rPr>
     </w:lvl>
     <w:lvl w:ilvl="2">
       <w:numFmt w:val="bullet"/>
-      <w:lvlText w:val="•"/>
+      <w:lvlText w:val=""/>
       <w:lvlJc w:val="left"/>
       <w:pPr>
-        <w:ind w:left="2160" w:hanging="480"/>
-      </w:pPr>
+        <w:ind w:left="2160" w:hanging="360"/>
+      </w:pPr>
+      <w:rPr>
+        <w:rFonts w:ascii="Wingdings" w:hAnsi="Wingdings" w:cs="Wingdings" w:hint="default"/>
+      </w:rPr>
     </w:lvl>
     <w:lvl w:ilvl="3">
       <w:numFmt w:val="bullet"/>
-      <w:lvlText w:val="–"/>
+      <w:lvlText w:val=""/>
       <w:lvlJc w:val="left"/>
       <w:pPr>
-        <w:ind w:left="2880" w:hanging="480"/>
-      </w:pPr>
+        <w:ind w:left="2880" w:hanging="360"/>
+      </w:pPr>
+      <w:rPr>
+        <w:rFonts w:ascii="Symbol" w:hAnsi="Symbol" w:cs="Symbol" w:hint="default"/>
+      </w:rPr>
     </w:lvl>
     <w:lvl w:ilvl="4">
       <w:numFmt w:val="bullet"/>
-      <w:lvlText w:val="•"/>
+      <w:lvlText w:val="o"/>
       <w:lvlJc w:val="left"/>
       <w:pPr>
-        <w:ind w:left="3600" w:hanging="480"/>
-      </w:pPr>
+        <w:ind w:left="3600" w:hanging="360"/>
+      </w:pPr>
+      <w:rPr>
+        <w:rFonts w:ascii="Courier New" w:hAnsi="Courier New" w:cs="Courier New" w:hint="default"/>
+      </w:rPr>
     </w:lvl>
     <w:lvl w:ilvl="5">
       <w:numFmt w:val="bullet"/>
-      <w:lvlText w:val="–"/>
+      <w:lvlText w:val=""/>
       <w:lvlJc w:val="left"/>
       <w:pPr>
-        <w:ind w:left="4320" w:hanging="480"/>
-      </w:pPr>
+        <w:ind w:left="4320" w:hanging="360"/>
+      </w:pPr>
+      <w:rPr>
+        <w:rFonts w:ascii="Wingdings" w:hAnsi="Wingdings" w:cs="Wingdings" w:hint="default"/>
+      </w:rPr>
     </w:lvl>
     <w:lvl w:ilvl="6">
       <w:numFmt w:val="bullet"/>
-      <w:lvlText w:val="•"/>
+      <w:lvlText w:val=""/>
       <w:lvlJc w:val="left"/>
       <w:pPr>
-        <w:ind w:left="5040" w:hanging="480"/>
-      </w:pPr>
+        <w:ind w:left="5040" w:hanging="360"/>
+      </w:pPr>
+      <w:rPr>
+        <w:rFonts w:ascii="Symbol" w:hAnsi="Symbol" w:cs="Symbol" w:hint="default"/>
+      </w:rPr>
     </w:lvl>
     <w:lvl w:ilvl="7">
       <w:numFmt w:val="bullet"/>
-      <w:lvlText w:val="–"/>
+      <w:lvlText w:val="o"/>
       <w:lvlJc w:val="left"/>
       <w:pPr>
-        <w:ind w:left="5760" w:hanging="480"/>
-      </w:pPr>
+        <w:ind w:left="5760" w:hanging="360"/>
+      </w:pPr>
+      <w:rPr>
+        <w:rFonts w:ascii="Courier New" w:hAnsi="Courier New" w:cs="Courier New" w:hint="default"/>
+      </w:rPr>
     </w:lvl>
     <w:lvl w:ilvl="8">
       <w:numFmt w:val="bullet"/>
-      <w:lvlText w:val="•"/>
+      <w:lvlText w:val=""/>
       <w:lvlJc w:val="left"/>
       <w:pPr>
-        <w:ind w:left="6480" w:hanging="480"/>
-      </w:pPr>
+        <w:ind w:left="6480" w:hanging="360"/>
+      </w:pPr>
+      <w:rPr>
+        <w:rFonts w:ascii="Wingdings" w:hAnsi="Wingdings" w:cs="Wingdings" w:hint="default"/>
+      </w:rPr>
     </w:lvl>
   </w:abstractNum>
   <w:abstractNum w:abstractNumId="99411">
@@ -19249,7 +18514,7 @@
       <w:lvlText w:val="%1."/>
       <w:lvlJc w:val="left"/>
       <w:pPr>
-        <w:ind w:left="720" w:hanging="480"/>
+        <w:ind w:left="720" w:hanging="360"/>
       </w:pPr>
     </w:lvl>
     <w:lvl w:ilvl="1">
@@ -19258,7 +18523,7 @@
       <w:lvlText w:val="%2."/>
       <w:lvlJc w:val="left"/>
       <w:pPr>
-        <w:ind w:left="1440" w:hanging="480"/>
+        <w:ind w:left="1440" w:hanging="360"/>
       </w:pPr>
     </w:lvl>
     <w:lvl w:ilvl="2">
@@ -19267,7 +18532,7 @@
       <w:lvlText w:val="%3."/>
       <w:lvlJc w:val="left"/>
       <w:pPr>
-        <w:ind w:left="2160" w:hanging="480"/>
+        <w:ind w:left="2160" w:hanging="360"/>
       </w:pPr>
     </w:lvl>
     <w:lvl w:ilvl="3">
@@ -19276,7 +18541,7 @@
       <w:lvlText w:val="%4."/>
       <w:lvlJc w:val="left"/>
       <w:pPr>
-        <w:ind w:left="2880" w:hanging="480"/>
+        <w:ind w:left="2880" w:hanging="360"/>
       </w:pPr>
     </w:lvl>
     <w:lvl w:ilvl="4">
@@ -19285,7 +18550,7 @@
       <w:lvlText w:val="%5."/>
       <w:lvlJc w:val="left"/>
       <w:pPr>
-        <w:ind w:left="3600" w:hanging="480"/>
+        <w:ind w:left="3600" w:hanging="360"/>
       </w:pPr>
     </w:lvl>
     <w:lvl w:ilvl="5">
@@ -19294,7 +18559,7 @@
       <w:lvlText w:val="%6."/>
       <w:lvlJc w:val="left"/>
       <w:pPr>
-        <w:ind w:left="4320" w:hanging="480"/>
+        <w:ind w:left="4320" w:hanging="360"/>
       </w:pPr>
     </w:lvl>
     <w:lvl w:ilvl="6">
@@ -19303,7 +18568,7 @@
       <w:lvlText w:val="%7."/>
       <w:lvlJc w:val="left"/>
       <w:pPr>
-        <w:ind w:left="5040" w:hanging="480"/>
+        <w:ind w:left="5040" w:hanging="360"/>
       </w:pPr>
     </w:lvl>
     <w:lvl w:ilvl="7">
@@ -19312,7 +18577,7 @@
       <w:lvlText w:val="%8."/>
       <w:lvlJc w:val="left"/>
       <w:pPr>
-        <w:ind w:left="5760" w:hanging="480"/>
+        <w:ind w:left="5760" w:hanging="360"/>
       </w:pPr>
     </w:lvl>
     <w:lvl w:ilvl="8">
@@ -19321,7 +18586,7 @@
       <w:lvlText w:val="%9."/>
       <w:lvlJc w:val="left"/>
       <w:pPr>
-        <w:ind w:left="6480" w:hanging="480"/>
+        <w:ind w:left="6480" w:hanging="360"/>
       </w:pPr>
     </w:lvl>
   </w:abstractNum>
@@ -20212,10 +19477,10 @@
   <w:docDefaults>
     <w:rPrDefault>
       <w:rPr>
-        <w:rFonts w:asciiTheme="minorHAnsi" w:cstheme="minorBidi" w:eastAsiaTheme="minorHAnsi" w:hAnsiTheme="minorHAnsi"/>
+        <w:rFonts w:asciiTheme="minorHAnsi" w:cstheme="minorBidi" w:eastAsiaTheme="minorEastAsia" w:hAnsiTheme="minorHAnsi"/>
         <w:sz w:val="24"/>
         <w:szCs w:val="24"/>
-        <w:lang w:bidi="ar-SA" w:eastAsia="en-US" w:val="es-ES"/>
+        <w:lang w:bidi="ar-SA" w:eastAsia="zh-CN" w:val="es-ES"/>
       </w:rPr>
     </w:rPrDefault>
     <w:pPrDefault>
@@ -20256,57 +19521,94 @@
     <w:name w:val="Title"/>
     <w:basedOn w:val="Normal"/>
     <w:next w:val="BodyText"/>
+    <w:link w:val="TitleChar"/>
+    <w:uiPriority w:val="10"/>
     <w:qFormat/>
+    <w:rsid w:val="00A10FD9"/>
     <w:pPr>
-      <w:keepNext/>
-      <w:keepLines/>
-      <w:spacing w:after="240" w:before="480"/>
+      <w:spacing w:after="80" w:line="240" w:lineRule="auto"/>
+      <w:contextualSpacing/>
       <w:jc w:val="center"/>
     </w:pPr>
     <w:rPr>
       <w:rFonts w:asciiTheme="majorHAnsi" w:cstheme="majorBidi" w:eastAsiaTheme="majorEastAsia" w:hAnsiTheme="majorHAnsi"/>
-      <w:b/>
-      <w:bCs/>
-      <w:color w:themeColor="accent1" w:themeShade="B5" w:val="345A8A"/>
-      <w:sz w:val="36"/>
-      <w:szCs w:val="36"/>
+      <w:sz w:val="56"/>
+      <w:szCs w:val="56"/>
+    </w:rPr>
+  </w:style>
+  <w:style w:customStyle="1" w:styleId="TitleChar" w:type="character">
+    <w:name w:val="Title Char"/>
+    <w:basedOn w:val="DefaultParagraphFont"/>
+    <w:link w:val="Title"/>
+    <w:uiPriority w:val="10"/>
+    <w:rsid w:val="00A10FD9"/>
+    <w:rPr>
+      <w:rFonts w:asciiTheme="majorHAnsi" w:cstheme="majorBidi" w:eastAsiaTheme="majorEastAsia" w:hAnsiTheme="majorHAnsi"/>
+      <w:sz w:val="56"/>
+      <w:szCs w:val="56"/>
     </w:rPr>
   </w:style>
   <w:style w:styleId="Subtitle" w:type="paragraph">
     <w:name w:val="Subtitle"/>
     <w:basedOn w:val="Title"/>
     <w:next w:val="BodyText"/>
+    <w:link w:val="SubtitleChar"/>
+    <w:uiPriority w:val="11"/>
     <w:qFormat/>
+    <w:rsid w:val="00A10FD9"/>
     <w:pPr>
-      <w:keepNext/>
-      <w:keepLines/>
-      <w:spacing w:after="240" w:before="240"/>
-      <w:jc w:val="center"/>
+      <w:numPr>
+        <w:ilvl w:val="1"/>
+      </w:numPr>
     </w:pPr>
     <w:rPr>
-      <w:sz w:val="30"/>
-      <w:szCs w:val="30"/>
+      <w:rFonts w:cstheme="majorBidi" w:eastAsiaTheme="majorEastAsia"/>
+      <w:spacing w:val="15"/>
+      <w:sz w:val="28"/>
+      <w:szCs w:val="28"/>
+    </w:rPr>
+  </w:style>
+  <w:style w:customStyle="1" w:styleId="SubtitleChar" w:type="character">
+    <w:name w:val="Subtitle Char"/>
+    <w:basedOn w:val="DefaultParagraphFont"/>
+    <w:link w:val="Subtitle"/>
+    <w:uiPriority w:val="11"/>
+    <w:rsid w:val="00A10FD9"/>
+    <w:rPr>
+      <w:rFonts w:cstheme="majorBidi" w:eastAsiaTheme="majorEastAsia"/>
+      <w:color w:themeColor="text1" w:themeTint="A6" w:val="595959"/>
+      <w:spacing w:val="15"/>
+      <w:sz w:val="28"/>
+      <w:szCs w:val="28"/>
     </w:rPr>
   </w:style>
   <w:style w:customStyle="1" w:styleId="Author" w:type="paragraph">
     <w:name w:val="Author"/>
+    <w:basedOn w:val="Title"/>
     <w:next w:val="BodyText"/>
     <w:qFormat/>
     <w:pPr>
       <w:keepNext/>
       <w:keepLines/>
-      <w:jc w:val="center"/>
     </w:pPr>
+    <w:rPr>
+      <w:sz w:val="24"/>
+      <w:szCs w:val="24"/>
+    </w:rPr>
   </w:style>
   <w:style w:styleId="Date" w:type="paragraph">
     <w:name w:val="Date"/>
+    <w:basedOn w:val="Title"/>
     <w:next w:val="BodyText"/>
     <w:qFormat/>
     <w:pPr>
       <w:keepNext/>
       <w:keepLines/>
-      <w:jc w:val="center"/>
     </w:pPr>
+    <w:rPr>
+      <w:sz w:val="24"/>
+      <w:szCs w:val="24"/>
+    </w:rPr>
   </w:style>
   <w:style w:customStyle="1" w:styleId="AbstractTitle" w:type="paragraph">
     <w:name w:val="Abstract Title"/>
@@ -20321,7 +19623,6 @@
     </w:pPr>
     <w:rPr>
       <w:b/>
-      <w:color w:val="345A8A"/>
       <w:sz w:val="20"/>
       <w:szCs w:val="20"/>
     </w:rPr>
@@ -20350,191 +19651,321 @@
     <w:rPr/>
   </w:style>
   <w:style w:styleId="Heading1" w:type="paragraph">
-    <w:name w:val="Heading 1"/>
+    <w:name w:val="heading 1"/>
     <w:basedOn w:val="Normal"/>
     <w:next w:val="BodyText"/>
+    <w:link w:val="Heading1Char"/>
     <w:uiPriority w:val="9"/>
     <w:qFormat/>
+    <w:rsid w:val="00A10FD9"/>
     <w:pPr>
       <w:keepNext/>
       <w:keepLines/>
-      <w:spacing w:after="0" w:before="480"/>
+      <w:spacing w:after="80" w:before="360"/>
       <w:outlineLvl w:val="0"/>
     </w:pPr>
     <w:rPr>
       <w:rFonts w:asciiTheme="majorHAnsi" w:cstheme="majorBidi" w:eastAsiaTheme="majorEastAsia" w:hAnsiTheme="majorHAnsi"/>
-      <w:b/>
-      <w:bCs/>
-      <w:color w:themeColor="accent1" w:val="4F81BD"/>
+      <w:color w:themeColor="accent1" w:themeShade="BF" w:val="0F4761"/>
+      <w:sz w:val="40"/>
+      <w:szCs w:val="40"/>
+    </w:rPr>
+  </w:style>
+  <w:style w:styleId="Heading2" w:type="paragraph">
+    <w:name w:val="heading 2"/>
+    <w:basedOn w:val="Normal"/>
+    <w:next w:val="BodyText"/>
+    <w:link w:val="Heading2Char"/>
+    <w:uiPriority w:val="9"/>
+    <w:semiHidden/>
+    <w:unhideWhenUsed/>
+    <w:qFormat/>
+    <w:rsid w:val="00A10FD9"/>
+    <w:pPr>
+      <w:keepNext/>
+      <w:keepLines/>
+      <w:spacing w:after="80" w:before="160"/>
+      <w:outlineLvl w:val="1"/>
+    </w:pPr>
+    <w:rPr>
+      <w:rFonts w:asciiTheme="majorHAnsi" w:cstheme="majorBidi" w:eastAsiaTheme="majorEastAsia" w:hAnsiTheme="majorHAnsi"/>
+      <w:color w:themeColor="accent1" w:themeShade="BF" w:val="0F4761"/>
       <w:sz w:val="32"/>
       <w:szCs w:val="32"/>
     </w:rPr>
   </w:style>
-  <w:style w:styleId="Heading2" w:type="paragraph">
-    <w:name w:val="Heading 2"/>
+  <w:style w:styleId="Heading3" w:type="paragraph">
+    <w:name w:val="heading 3"/>
     <w:basedOn w:val="Normal"/>
     <w:next w:val="BodyText"/>
+    <w:link w:val="Heading3Char"/>
     <w:uiPriority w:val="9"/>
+    <w:semiHidden/>
     <w:unhideWhenUsed/>
     <w:qFormat/>
+    <w:rsid w:val="00A10FD9"/>
     <w:pPr>
       <w:keepNext/>
       <w:keepLines/>
-      <w:spacing w:after="0" w:before="200"/>
-      <w:outlineLvl w:val="1"/>
+      <w:spacing w:after="80" w:before="160"/>
+      <w:outlineLvl w:val="2"/>
     </w:pPr>
     <w:rPr>
-      <w:rFonts w:asciiTheme="majorHAnsi" w:cstheme="majorBidi" w:eastAsiaTheme="majorEastAsia" w:hAnsiTheme="majorHAnsi"/>
-      <w:b/>
-      <w:bCs/>
-      <w:color w:themeColor="accent1" w:val="4F81BD"/>
+      <w:rFonts w:cstheme="majorBidi" w:eastAsiaTheme="majorEastAsia"/>
+      <w:color w:themeColor="accent1" w:themeShade="BF" w:val="0F4761"/>
       <w:sz w:val="28"/>
       <w:szCs w:val="28"/>
     </w:rPr>
   </w:style>
-  <w:style w:styleId="Heading3" w:type="paragraph">
-    <w:name w:val="Heading 3"/>
+  <w:style w:styleId="Heading4" w:type="paragraph">
+    <w:name w:val="heading 4"/>
     <w:basedOn w:val="Normal"/>
     <w:next w:val="BodyText"/>
+    <w:link w:val="Heading4Char"/>
     <w:uiPriority w:val="9"/>
+    <w:semiHidden/>
     <w:unhideWhenUsed/>
     <w:qFormat/>
+    <w:rsid w:val="00A10FD9"/>
     <w:pPr>
       <w:keepNext/>
       <w:keepLines/>
-      <w:spacing w:after="0" w:before="200"/>
-      <w:outlineLvl w:val="2"/>
+      <w:spacing w:after="40" w:before="80"/>
+      <w:outlineLvl w:val="3"/>
     </w:pPr>
     <w:rPr>
-      <w:rFonts w:asciiTheme="majorHAnsi" w:cstheme="majorBidi" w:eastAsiaTheme="majorEastAsia" w:hAnsiTheme="majorHAnsi"/>
-      <w:b/>
-      <w:bCs/>
-      <w:color w:themeColor="accent1" w:val="4F81BD"/>
-      <w:sz w:val="24"/>
-      <w:szCs w:val="24"/>
+      <w:rFonts w:cstheme="majorBidi" w:eastAsiaTheme="majorEastAsia"/>
+      <w:i/>
+      <w:iCs/>
+      <w:color w:themeColor="accent1" w:themeShade="BF" w:val="0F4761"/>
     </w:rPr>
   </w:style>
-  <w:style w:styleId="Heading4" w:type="paragraph">
-    <w:name w:val="Heading 4"/>
+  <w:style w:styleId="Heading5" w:type="paragraph">
+    <w:name w:val="heading 5"/>
     <w:basedOn w:val="Normal"/>
     <w:next w:val="BodyText"/>
+    <w:link w:val="Heading5Char"/>
     <w:uiPriority w:val="9"/>
+    <w:semiHidden/>
     <w:unhideWhenUsed/>
     <w:qFormat/>
+    <w:rsid w:val="00A10FD9"/>
     <w:pPr>
       <w:keepNext/>
       <w:keepLines/>
-      <w:spacing w:after="0" w:before="200"/>
-      <w:outlineLvl w:val="3"/>
+      <w:spacing w:after="40" w:before="80"/>
+      <w:outlineLvl w:val="4"/>
     </w:pPr>
     <w:rPr>
-      <w:rFonts w:asciiTheme="majorHAnsi" w:cstheme="majorBidi" w:eastAsiaTheme="majorEastAsia" w:hAnsiTheme="majorHAnsi"/>
-      <w:bCs/>
-      <w:i/>
-      <w:color w:themeColor="accent1" w:val="4F81BD"/>
-      <w:sz w:val="24"/>
-      <w:szCs w:val="24"/>
+      <w:rFonts w:cstheme="majorBidi" w:eastAsiaTheme="majorEastAsia"/>
+      <w:color w:themeColor="accent1" w:themeShade="BF" w:val="0F4761"/>
     </w:rPr>
   </w:style>
-  <w:style w:styleId="Heading5" w:type="paragraph">
-    <w:name w:val="Heading 5"/>
+  <w:style w:styleId="Heading6" w:type="paragraph">
+    <w:name w:val="heading 6"/>
     <w:basedOn w:val="Normal"/>
     <w:next w:val="BodyText"/>
+    <w:link w:val="Heading6Char"/>
     <w:uiPriority w:val="9"/>
+    <w:semiHidden/>
     <w:unhideWhenUsed/>
     <w:qFormat/>
+    <w:rsid w:val="00A10FD9"/>
     <w:pPr>
       <w:keepNext/>
       <w:keepLines/>
-      <w:spacing w:after="0" w:before="200"/>
-      <w:outlineLvl w:val="4"/>
+      <w:spacing w:after="0" w:before="40"/>
+      <w:outlineLvl w:val="5"/>
     </w:pPr>
     <w:rPr>
-      <w:rFonts w:asciiTheme="majorHAnsi" w:cstheme="majorBidi" w:eastAsiaTheme="majorEastAsia" w:hAnsiTheme="majorHAnsi"/>
+      <w:rFonts w:cstheme="majorBidi" w:eastAsiaTheme="majorEastAsia"/>
+      <w:i/>
       <w:iCs/>
-      <w:color w:themeColor="accent1" w:val="4F81BD"/>
-      <w:sz w:val="24"/>
-      <w:szCs w:val="24"/>
+      <w:color w:themeColor="text1" w:themeTint="A6" w:val="595959"/>
     </w:rPr>
   </w:style>
-  <w:style w:styleId="Heading6" w:type="paragraph">
-    <w:name w:val="Heading 6"/>
+  <w:style w:styleId="Heading7" w:type="paragraph">
+    <w:name w:val="heading 7"/>
     <w:basedOn w:val="Normal"/>
     <w:next w:val="BodyText"/>
+    <w:link w:val="Heading7Char"/>
     <w:uiPriority w:val="9"/>
+    <w:semiHidden/>
     <w:unhideWhenUsed/>
     <w:qFormat/>
+    <w:rsid w:val="00A10FD9"/>
     <w:pPr>
       <w:keepNext/>
       <w:keepLines/>
-      <w:spacing w:after="0" w:before="200"/>
-      <w:outlineLvl w:val="5"/>
+      <w:spacing w:after="0" w:before="40"/>
+      <w:outlineLvl w:val="6"/>
     </w:pPr>
     <w:rPr>
-      <w:rFonts w:asciiTheme="majorHAnsi" w:cstheme="majorBidi" w:eastAsiaTheme="majorEastAsia" w:hAnsiTheme="majorHAnsi"/>
-      <w:color w:themeColor="accent1" w:val="4F81BD"/>
-      <w:sz w:val="24"/>
-      <w:szCs w:val="24"/>
+      <w:rFonts w:cstheme="majorBidi" w:eastAsiaTheme="majorEastAsia"/>
+      <w:color w:themeColor="text1" w:themeTint="A6" w:val="595959"/>
     </w:rPr>
   </w:style>
-  <w:style w:styleId="Heading7" w:type="paragraph">
-    <w:name w:val="Heading 7"/>
+  <w:style w:styleId="Heading8" w:type="paragraph">
+    <w:name w:val="heading 8"/>
     <w:basedOn w:val="Normal"/>
     <w:next w:val="BodyText"/>
+    <w:link w:val="Heading8Char"/>
     <w:uiPriority w:val="9"/>
+    <w:semiHidden/>
     <w:unhideWhenUsed/>
     <w:qFormat/>
+    <w:rsid w:val="00A10FD9"/>
     <w:pPr>
       <w:keepNext/>
       <w:keepLines/>
-      <w:spacing w:after="0" w:before="200"/>
-      <w:outlineLvl w:val="6"/>
+      <w:spacing w:after="0"/>
+      <w:outlineLvl w:val="7"/>
     </w:pPr>
     <w:rPr>
-      <w:rFonts w:asciiTheme="majorHAnsi" w:cstheme="majorBidi" w:eastAsiaTheme="majorEastAsia" w:hAnsiTheme="majorHAnsi"/>
-      <w:color w:themeColor="accent1" w:val="4F81BD"/>
-      <w:sz w:val="24"/>
-      <w:szCs w:val="24"/>
+      <w:rFonts w:cstheme="majorBidi" w:eastAsiaTheme="majorEastAsia"/>
+      <w:i/>
+      <w:iCs/>
+      <w:color w:themeColor="text1" w:themeTint="D8" w:val="272727"/>
     </w:rPr>
   </w:style>
-  <w:style w:styleId="Heading8" w:type="paragraph">
-    <w:name w:val="Heading 8"/>
+  <w:style w:styleId="Heading9" w:type="paragraph">
+    <w:name w:val="heading 9"/>
     <w:basedOn w:val="Normal"/>
     <w:next w:val="BodyText"/>
+    <w:link w:val="Heading9Char"/>
     <w:uiPriority w:val="9"/>
+    <w:semiHidden/>
     <w:unhideWhenUsed/>
     <w:qFormat/>
+    <w:rsid w:val="00A10FD9"/>
     <w:pPr>
       <w:keepNext/>
       <w:keepLines/>
-      <w:spacing w:after="0" w:before="200"/>
-      <w:outlineLvl w:val="7"/>
-    </w:pPr>
-    <w:rPr>
-      <w:rFonts w:asciiTheme="majorHAnsi" w:cstheme="majorBidi" w:eastAsiaTheme="majorEastAsia" w:hAnsiTheme="majorHAnsi"/>
-      <w:color w:themeColor="accent1" w:val="4F81BD"/>
-      <w:sz w:val="24"/>
-      <w:szCs w:val="24"/>
-    </w:rPr>
-  </w:style>
-  <w:style w:styleId="Heading9" w:type="paragraph">
-    <w:name w:val="Heading 9"/>
-    <w:basedOn w:val="Normal"/>
-    <w:next w:val="BodyText"/>
-    <w:uiPriority w:val="9"/>
-    <w:unhideWhenUsed/>
-    <w:qFormat/>
-    <w:pPr>
-      <w:keepNext/>
-      <w:keepLines/>
-      <w:spacing w:after="0" w:before="200"/>
+      <w:spacing w:after="0"/>
       <w:outlineLvl w:val="8"/>
     </w:pPr>
     <w:rPr>
+      <w:rFonts w:cstheme="majorBidi" w:eastAsiaTheme="majorEastAsia"/>
+      <w:color w:themeColor="text1" w:themeTint="D8" w:val="272727"/>
+    </w:rPr>
+  </w:style>
+  <w:style w:customStyle="1" w:styleId="Heading1Char" w:type="character">
+    <w:name w:val="Heading 1 Char"/>
+    <w:basedOn w:val="DefaultParagraphFont"/>
+    <w:link w:val="Heading1"/>
+    <w:uiPriority w:val="9"/>
+    <w:rsid w:val="00A10FD9"/>
+    <w:rPr>
       <w:rFonts w:asciiTheme="majorHAnsi" w:cstheme="majorBidi" w:eastAsiaTheme="majorEastAsia" w:hAnsiTheme="majorHAnsi"/>
-      <w:color w:themeColor="accent1" w:val="4F81BD"/>
-      <w:sz w:val="24"/>
-      <w:szCs w:val="24"/>
+      <w:color w:themeColor="accent1" w:themeShade="BF" w:val="0F4761"/>
+      <w:sz w:val="40"/>
+      <w:szCs w:val="40"/>
+    </w:rPr>
+  </w:style>
+  <w:style w:customStyle="1" w:styleId="Heading2Char" w:type="character">
+    <w:name w:val="Heading 2 Char"/>
+    <w:basedOn w:val="DefaultParagraphFont"/>
+    <w:link w:val="Heading2"/>
+    <w:uiPriority w:val="9"/>
+    <w:semiHidden/>
+    <w:rsid w:val="00A10FD9"/>
+    <w:rPr>
+      <w:rFonts w:asciiTheme="majorHAnsi" w:cstheme="majorBidi" w:eastAsiaTheme="majorEastAsia" w:hAnsiTheme="majorHAnsi"/>
+      <w:color w:themeColor="accent1" w:themeShade="BF" w:val="0F4761"/>
+      <w:sz w:val="32"/>
+      <w:szCs w:val="32"/>
+    </w:rPr>
+  </w:style>
+  <w:style w:customStyle="1" w:styleId="Heading3Char" w:type="character">
+    <w:name w:val="Heading 3 Char"/>
+    <w:basedOn w:val="DefaultParagraphFont"/>
+    <w:link w:val="Heading3"/>
+    <w:uiPriority w:val="9"/>
+    <w:semiHidden/>
+    <w:rsid w:val="00A10FD9"/>
+    <w:rPr>
+      <w:rFonts w:cstheme="majorBidi" w:eastAsiaTheme="majorEastAsia"/>
+      <w:color w:themeColor="accent1" w:themeShade="BF" w:val="0F4761"/>
+      <w:sz w:val="28"/>
+      <w:szCs w:val="28"/>
+    </w:rPr>
+  </w:style>
+  <w:style w:customStyle="1" w:styleId="Heading4Char" w:type="character">
+    <w:name w:val="Heading 4 Char"/>
+    <w:basedOn w:val="DefaultParagraphFont"/>
+    <w:link w:val="Heading4"/>
+    <w:uiPriority w:val="9"/>
+    <w:semiHidden/>
+    <w:rsid w:val="00A10FD9"/>
+    <w:rPr>
+      <w:rFonts w:cstheme="majorBidi" w:eastAsiaTheme="majorEastAsia"/>
+      <w:i/>
+      <w:iCs/>
+      <w:color w:themeColor="accent1" w:themeShade="BF" w:val="0F4761"/>
+    </w:rPr>
+  </w:style>
+  <w:style w:customStyle="1" w:styleId="Heading5Char" w:type="character">
+    <w:name w:val="Heading 5 Char"/>
+    <w:basedOn w:val="DefaultParagraphFont"/>
+    <w:link w:val="Heading5"/>
+    <w:uiPriority w:val="9"/>
+    <w:semiHidden/>
+    <w:rsid w:val="00A10FD9"/>
+    <w:rPr>
+      <w:rFonts w:cstheme="majorBidi" w:eastAsiaTheme="majorEastAsia"/>
+      <w:color w:themeColor="accent1" w:themeShade="BF" w:val="0F4761"/>
+    </w:rPr>
+  </w:style>
+  <w:style w:customStyle="1" w:styleId="Heading6Char" w:type="character">
+    <w:name w:val="Heading 6 Char"/>
+    <w:basedOn w:val="DefaultParagraphFont"/>
+    <w:link w:val="Heading6"/>
+    <w:uiPriority w:val="9"/>
+    <w:semiHidden/>
+    <w:rsid w:val="00A10FD9"/>
+    <w:rPr>
+      <w:rFonts w:cstheme="majorBidi" w:eastAsiaTheme="majorEastAsia"/>
+      <w:i/>
+      <w:iCs/>
+      <w:color w:themeColor="text1" w:themeTint="A6" w:val="595959"/>
+    </w:rPr>
+  </w:style>
+  <w:style w:customStyle="1" w:styleId="Heading7Char" w:type="character">
+    <w:name w:val="Heading 7 Char"/>
+    <w:basedOn w:val="DefaultParagraphFont"/>
+    <w:link w:val="Heading7"/>
+    <w:uiPriority w:val="9"/>
+    <w:semiHidden/>
+    <w:rsid w:val="00A10FD9"/>
+    <w:rPr>
+      <w:rFonts w:cstheme="majorBidi" w:eastAsiaTheme="majorEastAsia"/>
+      <w:color w:themeColor="text1" w:themeTint="A6" w:val="595959"/>
+    </w:rPr>
+  </w:style>
+  <w:style w:customStyle="1" w:styleId="Heading8Char" w:type="character">
+    <w:name w:val="Heading 8 Char"/>
+    <w:basedOn w:val="DefaultParagraphFont"/>
+    <w:link w:val="Heading8"/>
+    <w:uiPriority w:val="9"/>
+    <w:semiHidden/>
+    <w:rsid w:val="00A10FD9"/>
+    <w:rPr>
+      <w:rFonts w:cstheme="majorBidi" w:eastAsiaTheme="majorEastAsia"/>
+      <w:i/>
+      <w:iCs/>
+      <w:color w:themeColor="text1" w:themeTint="D8" w:val="272727"/>
+    </w:rPr>
+  </w:style>
+  <w:style w:customStyle="1" w:styleId="Heading9Char" w:type="character">
+    <w:name w:val="Heading 9 Char"/>
+    <w:basedOn w:val="DefaultParagraphFont"/>
+    <w:link w:val="Heading9"/>
+    <w:uiPriority w:val="9"/>
+    <w:semiHidden/>
+    <w:rsid w:val="00A10FD9"/>
+    <w:rPr>
+      <w:rFonts w:cstheme="majorBidi" w:eastAsiaTheme="majorEastAsia"/>
+      <w:color w:themeColor="text1" w:themeTint="D8" w:val="272727"/>
     </w:rPr>
   </w:style>
   <w:style w:styleId="BlockText" w:type="paragraph">
@@ -20559,8 +19990,8 @@
   </w:style>
   <w:style w:styleId="FootnoteBlockText" w:type="paragraph">
     <w:name w:val="Footnote Block Text"/>
-    <w:basedOn w:val="Footnote Text"/>
-    <w:next w:val="Footnote Text"/>
+    <w:basedOn w:val="FootnoteText"/>
+    <w:next w:val="FootnoteText"/>
     <w:uiPriority w:val="9"/>
     <w:unhideWhenUsed/>
     <w:qFormat/>
@@ -20590,13 +20021,6 @@
       </w:tblCellMar>
     </w:tblPr>
     <w:tblStylePr w:type="firstRow">
-      <w:tblPr>
-        <w:jc w:val="left"/>
-        <w:tblInd w:type="dxa" w:w="0"/>
-      </w:tblPr>
-      <w:trPr>
-        <w:jc w:val="left"/>
-      </w:trPr>
       <w:tcPr>
         <w:tcBorders>
           <w:bottom w:val="single"/>
@@ -20952,44 +20376,44 @@
         <a:sysClr val="window" lastClr="FFFFFF"/>
       </a:lt1>
       <a:dk2>
-        <a:srgbClr val="1F497D"/>
+        <a:srgbClr val="0E2841"/>
       </a:dk2>
       <a:lt2>
-        <a:srgbClr val="EEECE1"/>
+        <a:srgbClr val="E8E8E8"/>
       </a:lt2>
       <a:accent1>
-        <a:srgbClr val="4F81BD"/>
+        <a:srgbClr val="156082"/>
       </a:accent1>
       <a:accent2>
-        <a:srgbClr val="C0504D"/>
+        <a:srgbClr val="E97132"/>
       </a:accent2>
       <a:accent3>
-        <a:srgbClr val="9BBB59"/>
+        <a:srgbClr val="196B24"/>
       </a:accent3>
       <a:accent4>
-        <a:srgbClr val="8064A2"/>
+        <a:srgbClr val="0F9ED5"/>
       </a:accent4>
       <a:accent5>
-        <a:srgbClr val="4BACC6"/>
+        <a:srgbClr val="A02B93"/>
       </a:accent5>
       <a:accent6>
-        <a:srgbClr val="F79646"/>
+        <a:srgbClr val="4EA72E"/>
       </a:accent6>
       <a:hlink>
-        <a:srgbClr val="0000FF"/>
+        <a:srgbClr val="467886"/>
       </a:hlink>
       <a:folHlink>
-        <a:srgbClr val="800080"/>
+        <a:srgbClr val="96607D"/>
       </a:folHlink>
     </a:clrScheme>
     <a:fontScheme name="Office">
       <a:majorFont>
-        <a:latin typeface="Calibri"/>
+        <a:latin typeface="Aptos Display" panose="02110004020202020204"/>
         <a:ea typeface=""/>
         <a:cs typeface=""/>
-        <a:font script="Jpan" typeface="ＭＳ ゴシック"/>
+        <a:font script="Jpan" typeface="游ゴシック Light"/>
         <a:font script="Hang" typeface="맑은 고딕"/>
-        <a:font script="Hans" typeface="宋体"/>
+        <a:font script="Hans" typeface="等线 Light"/>
         <a:font script="Hant" typeface="新細明體"/>
         <a:font script="Arab" typeface="Times New Roman"/>
         <a:font script="Hebr" typeface="Times New Roman"/>
@@ -21016,14 +20440,32 @@
         <a:font script="Mong" typeface="Mongolian Baiti"/>
         <a:font script="Viet" typeface="Times New Roman"/>
         <a:font script="Uigh" typeface="Microsoft Uighur"/>
+        <a:font script="Geor" typeface="Sylfaen"/>
+        <a:font script="Armn" typeface="Arial"/>
+        <a:font script="Bugi" typeface="Leelawadee UI"/>
+        <a:font script="Bopo" typeface="Microsoft JhengHei"/>
+        <a:font script="Java" typeface="Javanese Text"/>
+        <a:font script="Lisu" typeface="Segoe UI"/>
+        <a:font script="Mymr" typeface="Myanmar Text"/>
+        <a:font script="Nkoo" typeface="Ebrima"/>
+        <a:font script="Olck" typeface="Nirmala UI"/>
+        <a:font script="Osma" typeface="Ebrima"/>
+        <a:font script="Phag" typeface="Phagspa"/>
+        <a:font script="Syrn" typeface="Estrangelo Edessa"/>
+        <a:font script="Syrj" typeface="Estrangelo Edessa"/>
+        <a:font script="Syre" typeface="Estrangelo Edessa"/>
+        <a:font script="Sora" typeface="Nirmala UI"/>
+        <a:font script="Tale" typeface="Microsoft Tai Le"/>
+        <a:font script="Talu" typeface="Microsoft New Tai Lue"/>
+        <a:font script="Tfng" typeface="Ebrima"/>
       </a:majorFont>
       <a:minorFont>
-        <a:latin typeface="Cambria"/>
+        <a:latin typeface="Aptos" panose="02110004020202020204"/>
         <a:ea typeface=""/>
         <a:cs typeface=""/>
-        <a:font script="Jpan" typeface="ＭＳ 明朝"/>
+        <a:font script="Jpan" typeface="游明朝"/>
         <a:font script="Hang" typeface="맑은 고딕"/>
-        <a:font script="Hans" typeface="宋体"/>
+        <a:font script="Hans" typeface="等线"/>
         <a:font script="Hant" typeface="新細明體"/>
         <a:font script="Arab" typeface="Arial"/>
         <a:font script="Hebr" typeface="Arial"/>
@@ -21050,6 +20492,24 @@
         <a:font script="Mong" typeface="Mongolian Baiti"/>
         <a:font script="Viet" typeface="Arial"/>
         <a:font script="Uigh" typeface="Microsoft Uighur"/>
+        <a:font script="Geor" typeface="Sylfaen"/>
+        <a:font script="Armn" typeface="Arial"/>
+        <a:font script="Bugi" typeface="Leelawadee UI"/>
+        <a:font script="Bopo" typeface="Microsoft JhengHei"/>
+        <a:font script="Java" typeface="Javanese Text"/>
+        <a:font script="Lisu" typeface="Segoe UI"/>
+        <a:font script="Mymr" typeface="Myanmar Text"/>
+        <a:font script="Nkoo" typeface="Ebrima"/>
+        <a:font script="Olck" typeface="Nirmala UI"/>
+        <a:font script="Osma" typeface="Ebrima"/>
+        <a:font script="Phag" typeface="Phagspa"/>
+        <a:font script="Syrn" typeface="Estrangelo Edessa"/>
+        <a:font script="Syrj" typeface="Estrangelo Edessa"/>
+        <a:font script="Syre" typeface="Estrangelo Edessa"/>
+        <a:font script="Sora" typeface="Nirmala UI"/>
+        <a:font script="Tale" typeface="Microsoft Tai Le"/>
+        <a:font script="Talu" typeface="Microsoft New Tai Lue"/>
+        <a:font script="Tfng" typeface="Ebrima"/>
       </a:minorFont>
     </a:fontScheme>
     <a:fmtScheme name="Office">
@@ -21061,200 +20521,141 @@
           <a:gsLst>
             <a:gs pos="0">
               <a:schemeClr val="phClr">
-                <a:tint val="50000"/>
-                <a:satMod val="300000"/>
+                <a:lumMod val="110000"/>
+                <a:satMod val="105000"/>
+                <a:tint val="67000"/>
               </a:schemeClr>
             </a:gs>
-            <a:gs pos="35000">
+            <a:gs pos="50000">
               <a:schemeClr val="phClr">
-                <a:tint val="37000"/>
-                <a:satMod val="300000"/>
+                <a:lumMod val="105000"/>
+                <a:satMod val="103000"/>
+                <a:tint val="73000"/>
               </a:schemeClr>
             </a:gs>
             <a:gs pos="100000">
               <a:schemeClr val="phClr">
-                <a:tint val="15000"/>
-                <a:satMod val="350000"/>
+                <a:lumMod val="105000"/>
+                <a:satMod val="109000"/>
+                <a:tint val="81000"/>
               </a:schemeClr>
             </a:gs>
           </a:gsLst>
-          <a:lin ang="16200000" scaled="1"/>
+          <a:lin ang="5400000" scaled="0"/>
         </a:gradFill>
         <a:gradFill rotWithShape="1">
           <a:gsLst>
             <a:gs pos="0">
               <a:schemeClr val="phClr">
-                <a:tint val="100000"/>
+                <a:satMod val="103000"/>
+                <a:lumMod val="102000"/>
+                <a:tint val="94000"/>
+              </a:schemeClr>
+            </a:gs>
+            <a:gs pos="50000">
+              <a:schemeClr val="phClr">
+                <a:satMod val="110000"/>
+                <a:lumMod val="100000"/>
                 <a:shade val="100000"/>
-                <a:satMod val="130000"/>
               </a:schemeClr>
             </a:gs>
             <a:gs pos="100000">
               <a:schemeClr val="phClr">
-                <a:tint val="50000"/>
-                <a:shade val="100000"/>
-                <a:satMod val="350000"/>
+                <a:lumMod val="99000"/>
+                <a:satMod val="120000"/>
+                <a:shade val="78000"/>
               </a:schemeClr>
             </a:gs>
           </a:gsLst>
-          <a:lin ang="16200000" scaled="0"/>
+          <a:lin ang="5400000" scaled="0"/>
         </a:gradFill>
       </a:fillStyleLst>
       <a:lnStyleLst>
-        <a:ln w="9525" cap="flat" cmpd="sng" algn="ctr">
-          <a:solidFill>
-            <a:schemeClr val="phClr">
-              <a:shade val="95000"/>
-              <a:satMod val="105000"/>
-            </a:schemeClr>
-          </a:solidFill>
-          <a:prstDash val="solid"/>
-        </a:ln>
-        <a:ln w="25400" cap="flat" cmpd="sng" algn="ctr">
+        <a:ln w="6350" cap="flat" cmpd="sng" algn="ctr">
           <a:solidFill>
             <a:schemeClr val="phClr"/>
           </a:solidFill>
           <a:prstDash val="solid"/>
+          <a:miter lim="800000"/>
         </a:ln>
-        <a:ln w="38100" cap="flat" cmpd="sng" algn="ctr">
+        <a:ln w="12700" cap="flat" cmpd="sng" algn="ctr">
           <a:solidFill>
             <a:schemeClr val="phClr"/>
           </a:solidFill>
           <a:prstDash val="solid"/>
+          <a:miter lim="800000"/>
+        </a:ln>
+        <a:ln w="19050" cap="flat" cmpd="sng" algn="ctr">
+          <a:solidFill>
+            <a:schemeClr val="phClr"/>
+          </a:solidFill>
+          <a:prstDash val="solid"/>
+          <a:miter lim="800000"/>
         </a:ln>
       </a:lnStyleLst>
       <a:effectStyleLst>
         <a:effectStyle>
+          <a:effectLst/>
+        </a:effectStyle>
+        <a:effectStyle>
+          <a:effectLst/>
+        </a:effectStyle>
+        <a:effectStyle>
           <a:effectLst>
-            <a:outerShdw blurRad="40000" dist="20000" dir="5400000" rotWithShape="0">
+            <a:outerShdw blurRad="57150" dist="19050" dir="5400000" algn="ctr" rotWithShape="0">
               <a:srgbClr val="000000">
-                <a:alpha val="38000"/>
+                <a:alpha val="63000"/>
               </a:srgbClr>
             </a:outerShdw>
           </a:effectLst>
-        </a:effectStyle>
-        <a:effectStyle>
-          <a:effectLst>
-            <a:outerShdw blurRad="40000" dist="23000" dir="5400000" rotWithShape="0">
-              <a:srgbClr val="000000">
-                <a:alpha val="35000"/>
-              </a:srgbClr>
-            </a:outerShdw>
-          </a:effectLst>
-        </a:effectStyle>
-        <a:effectStyle>
-          <a:effectLst>
-            <a:outerShdw blurRad="40000" dist="23000" dir="5400000" rotWithShape="0">
-              <a:srgbClr val="000000">
-                <a:alpha val="35000"/>
-              </a:srgbClr>
-            </a:outerShdw>
-          </a:effectLst>
-          <a:scene3d>
-            <a:camera prst="orthographicFront">
-              <a:rot lat="0" lon="0" rev="0"/>
-            </a:camera>
-            <a:lightRig rig="threePt" dir="t">
-              <a:rot lat="0" lon="0" rev="1200000"/>
-            </a:lightRig>
-          </a:scene3d>
-          <a:sp3d>
-            <a:bevelT w="63500" h="25400"/>
-          </a:sp3d>
         </a:effectStyle>
       </a:effectStyleLst>
       <a:bgFillStyleLst>
         <a:solidFill>
           <a:schemeClr val="phClr"/>
         </a:solidFill>
+        <a:solidFill>
+          <a:schemeClr val="phClr">
+            <a:tint val="95000"/>
+            <a:satMod val="170000"/>
+          </a:schemeClr>
+        </a:solidFill>
         <a:gradFill rotWithShape="1">
           <a:gsLst>
             <a:gs pos="0">
               <a:schemeClr val="phClr">
-                <a:tint val="40000"/>
-                <a:satMod val="350000"/>
+                <a:tint val="93000"/>
+                <a:satMod val="150000"/>
+                <a:shade val="98000"/>
+                <a:lumMod val="102000"/>
               </a:schemeClr>
             </a:gs>
-            <a:gs pos="40000">
+            <a:gs pos="50000">
               <a:schemeClr val="phClr">
-                <a:tint val="45000"/>
-                <a:shade val="99000"/>
-                <a:satMod val="350000"/>
+                <a:tint val="98000"/>
+                <a:satMod val="130000"/>
+                <a:shade val="90000"/>
+                <a:lumMod val="103000"/>
               </a:schemeClr>
             </a:gs>
             <a:gs pos="100000">
               <a:schemeClr val="phClr">
-                <a:shade val="20000"/>
-                <a:satMod val="255000"/>
+                <a:shade val="63000"/>
+                <a:satMod val="120000"/>
               </a:schemeClr>
             </a:gs>
           </a:gsLst>
-          <a:path path="circle">
-            <a:fillToRect l="50000" t="-80000" r="50000" b="180000"/>
-          </a:path>
-        </a:gradFill>
-        <a:gradFill rotWithShape="1">
-          <a:gsLst>
-            <a:gs pos="0">
-              <a:schemeClr val="phClr">
-                <a:tint val="80000"/>
-                <a:satMod val="300000"/>
-              </a:schemeClr>
-            </a:gs>
-            <a:gs pos="100000">
-              <a:schemeClr val="phClr">
-                <a:shade val="30000"/>
-                <a:satMod val="200000"/>
-              </a:schemeClr>
-            </a:gs>
-          </a:gsLst>
-          <a:path path="circle">
-            <a:fillToRect l="50000" t="50000" r="50000" b="50000"/>
-          </a:path>
+          <a:lin ang="5400000" scaled="0"/>
         </a:gradFill>
       </a:bgFillStyleLst>
     </a:fmtScheme>
   </a:themeElements>
-  <a:objectDefaults>
-    <a:spDef>
-      <a:spPr/>
-      <a:bodyPr/>
-      <a:lstStyle/>
-      <a:style>
-        <a:lnRef idx="1">
-          <a:schemeClr val="accent1"/>
-        </a:lnRef>
-        <a:fillRef idx="3">
-          <a:schemeClr val="accent1"/>
-        </a:fillRef>
-        <a:effectRef idx="2">
-          <a:schemeClr val="accent1"/>
-        </a:effectRef>
-        <a:fontRef idx="minor">
-          <a:schemeClr val="lt1"/>
-        </a:fontRef>
-      </a:style>
-    </a:spDef>
-    <a:lnDef>
-      <a:spPr/>
-      <a:bodyPr/>
-      <a:lstStyle/>
-      <a:style>
-        <a:lnRef idx="2">
-          <a:schemeClr val="accent1"/>
-        </a:lnRef>
-        <a:fillRef idx="0">
-          <a:schemeClr val="accent1"/>
-        </a:fillRef>
-        <a:effectRef idx="1">
-          <a:schemeClr val="accent1"/>
-        </a:effectRef>
-        <a:fontRef idx="minor">
-          <a:schemeClr val="tx1"/>
-        </a:fontRef>
-      </a:style>
-    </a:lnDef>
-  </a:objectDefaults>
+  <a:objectDefaults/>
   <a:extraClrSchemeLst/>
+  <a:extLst>
+    <a:ext uri="{05A4C25C-085E-4340-85A3-A5531E510DB2}">
+      <thm15:themeFamily xmlns:thm15="http://schemas.microsoft.com/office/thememl/2012/main" name="Office Theme" id="{2E142A2C-CD16-42D6-873A-C26D2A0506FA}" vid="{1BDDFF52-6CD6-40A5-AB3C-68EB2F1E4D0A}"/>
+    </a:ext>
+  </a:extLst>
 </a:theme>
 </file>